--- a/report/tech_doc_draft.docx
+++ b/report/tech_doc_draft.docx
@@ -83,7 +83,7 @@
           <w:rFonts w:ascii="Times New Roman" w:hAnsi="Times New Roman" w:eastAsia="宋体"/>
           <w:sz w:val="24"/>
         </w:rPr>
-        <w:t xml:space="preserve">系统含六个功能单元：① 信号发生器，32 位 NCO 实现 1Hz~12.5MHz 任意频率、双音与三种波形；② 全参数测量，给出频率（100Hz~1MHz，误差&lt;1%）、峰峰值、占空比与脉宽，采用三层数字抗噪，并以“可信闸门”输出“其他”；③ 频谱分析，厂商 4096 点 FFT 与自研 1024 点 FFT 同板并存；④ 波形捕获，三种触发方式加 0%/25%/50%/75% 预触发；⑤ 512 点幅度谱帧，配合上位机呈现实时频谱与瀑布图；⑥ 时基四档（12.5k~200kHz），兼顾细分辨与宽范围。</w:t>
+        <w:t xml:space="preserve">系统含六个功能单元：① 信号发生器，32 位 NCO 实现 1Hz~12.5MHz 任意频率、双音与三种波形；② 全参数测量，给出频率（100Hz~1MHz，误差&lt;1%）、峰峰值、占空比与脉宽，采用三层数字抗噪，并以“可信闸门”输出“其他”；③ 频谱分析，厂商 4096 点 FFT 与自研 1024 点 FFT 同板并存；④ 波形捕获，三种触发方式加 0%/25%/50%/75% 预触发；⑤ 512 点幅度谱帧，配合上位机呈现实时频谱与瀑布图；⑥ 时基档位（固件四档 12.5k~200kHz），兼顾细分辨与宽范围。</w:t>
       </w:r>
     </w:p>
     <w:p>
@@ -329,7 +329,7 @@
           <w:rFonts w:ascii="Times New Roman" w:hAnsi="Times New Roman" w:eastAsia="宋体"/>
           <w:sz w:val="24"/>
         </w:rPr>
-        <w:t xml:space="preserve">（6）时基档位：12.5k/50k/100k/200kHz 四档等效采样率，频谱覆盖范围相应为 6.25k/25k/50k/100kHz，在“看得细”与“看得宽”之间灵活取舍。</w:t>
+        <w:t xml:space="preserve">（6）时基档位：12.5k/50k/100k/200kHz 四档等效采样率，频谱覆盖范围相应为 6.25k/25k/50k/100kHz，在“看得细”与“看得宽”之间灵活取舍（交付版本的上位机界面开放其中两档：50kHz 与 12.5kHz）。</w:t>
       </w:r>
     </w:p>
     <w:p>
@@ -885,7 +885,7 @@
                 <w:rFonts w:ascii="Times New Roman" w:hAnsi="Times New Roman" w:eastAsia="宋体"/>
                 <w:sz w:val="18"/>
               </w:rPr>
-              <w:t>四档：12.5k / 50k / 100k / 200kHz</w:t>
+              <w:t>固件四档：12.5k/50k/100k/200kHz（界面开放两档）</w:t>
             </w:r>
           </w:p>
         </w:tc>
@@ -1307,7 +1307,7 @@
           <w:rFonts w:ascii="Times New Roman" w:hAnsi="Times New Roman" w:eastAsia="宋体"/>
           <w:sz w:val="24"/>
         </w:rPr>
-        <w:t xml:space="preserve">（3）可配置时基四档：频谱覆盖 6.25k~100kHz，同一台仪器兼顾细分辨与宽范围。</w:t>
+        <w:t xml:space="preserve">（3）可配置时基档位：固件实现四档、频谱覆盖 6.25k~100kHz，同一台仪器兼顾细分辨与宽范围；交付版本界面开放 50kHz 与 12.5kHz 两档。</w:t>
       </w:r>
     </w:p>
     <w:p>
@@ -2589,7 +2589,7 @@
           <w:rFonts w:ascii="Times New Roman" w:hAnsi="Times New Roman" w:eastAsia="宋体"/>
           <w:sz w:val="24"/>
         </w:rPr>
-        <w:t xml:space="preserve">· 时基档位：四档全部上板验证，同一 1kHz 信号在四档中的谱峰分别落于 bin 20 / 82 / 10 / 5，与理论一致。</w:t>
+        <w:t xml:space="preserve">· 时基档位：固件四档全部上板验证，同一 1kHz 信号在四档中的谱峰分别落于 bin 20 / 82 / 10 / 5，与理论一致；交付版本界面开放 50kHz 与 12.5kHz 两档。</w:t>
       </w:r>
     </w:p>
     <w:p>

--- a/report/tech_doc_draft.docx
+++ b/report/tech_doc_draft.docx
@@ -1978,6 +1978,1135 @@
         <w:t xml:space="preserve">上位机核心模块包括：串口收发线程（含自动重连）、上行帧解析器（区分测量行、谱峰行、波形帧与幅度谱帧）、界面刷新模块与数据记录模块。协议解析库提供命令构造函数（频率、波形、触发、时基、预触发、标定、谱帧请求等）与上行解析函数，并对全部命令帧做校验和自检；工具层则复用该库完成各自的专项测量。</w:t>
       </w:r>
     </w:p>
+    <w:p>
+      <w:pPr>
+        <w:rPr>
+          <w:rFonts w:ascii="Times New Roman" w:hAnsi="Times New Roman" w:eastAsia="宋体" w:cs="Times New Roman"/>
+          <w:b/>
+          <w:sz w:val="28"/>
+        </w:rPr>
+        <w:jc w:val="left"/>
+        <w:spacing w:line="360" w:lineRule="auto" w:after="60"/>
+      </w:pPr>
+      <w:r>
+        <w:rPr>
+          <w:rFonts w:ascii="Times New Roman" w:hAnsi="Times New Roman" w:eastAsia="宋体"/>
+          <w:sz w:val="26"/>
+          <w:b/>
+        </w:rPr>
+        <w:t xml:space="preserve">2.4 关键设计优化：从“超容”到 33.96%</w:t>
+      </w:r>
+    </w:p>
+    <w:p>
+      <w:pPr>
+        <w:rPr>
+          <w:rFonts w:ascii="Times New Roman" w:hAnsi="Times New Roman" w:eastAsia="宋体" w:cs="Times New Roman"/>
+          <w:b/>
+          <w:sz w:val="28"/>
+        </w:rPr>
+        <w:ind w:firstLineChars="200"/>
+        <w:spacing w:line="360" w:lineRule="auto"/>
+      </w:pPr>
+      <w:r>
+        <w:rPr>
+          <w:rFonts w:ascii="Times New Roman" w:hAnsi="Times New Roman" w:eastAsia="宋体"/>
+          <w:sz w:val="24"/>
+        </w:rPr>
+        <w:t xml:space="preserve">设计进入实现阶段时曾遇到一次致命问题：place_design 直接报错退出，提示“This design requires 20829 of such cell types but only 20800 compatible sites are available”。当时综合后的 Slice LUT 为 19,231（约 92%），看似尚有余量；但 opt_design 为优化时序执行了 retarget 与逻辑复制，LUT 反而升至 20,829，超出器件容量 29 个。</w:t>
+      </w:r>
+    </w:p>
+    <w:p>
+      <w:pPr>
+        <w:rPr>
+          <w:rFonts w:ascii="Times New Roman" w:hAnsi="Times New Roman" w:eastAsia="宋体" w:cs="Times New Roman"/>
+          <w:b/>
+          <w:sz w:val="28"/>
+        </w:rPr>
+        <w:ind w:firstLineChars="200"/>
+        <w:spacing w:line="360" w:lineRule="auto"/>
+      </w:pPr>
+      <w:r>
+        <w:rPr>
+          <w:rFonts w:ascii="Times New Roman" w:hAnsi="Times New Roman" w:eastAsia="宋体"/>
+          <w:sz w:val="24"/>
+        </w:rPr>
+        <w:t xml:space="preserve">定位方法不是看总数，而是按“实例名 ＋ 原语类型”逐项核查布局后资源报告。结果发现 fft_demo 中的波形缓存 f_ram（4096×8）虽已标注 block RAM 属性，实际并未落入块 RAM，而被综合成 32,768 个FDRE 外加一个 4096:1 的读多路选择器，独占全设计 86% 的 LUT 与 93% 的寄存器。根因在于该 RAM 的读端口带有异步复位——块 RAM 推断要求读口不复位，因而工具放弃推断，退回分布式寄存器实现。</w:t>
+      </w:r>
+    </w:p>
+    <w:p>
+      <w:pPr>
+        <w:rPr>
+          <w:rFonts w:ascii="Times New Roman" w:hAnsi="Times New Roman" w:eastAsia="宋体" w:cs="Times New Roman"/>
+          <w:b/>
+          <w:sz w:val="28"/>
+        </w:rPr>
+        <w:ind w:firstLineChars="200"/>
+        <w:spacing w:line="360" w:lineRule="auto"/>
+      </w:pPr>
+      <w:r>
+        <w:rPr>
+          <w:rFonts w:ascii="Times New Roman" w:hAnsi="Times New Roman" w:eastAsia="宋体"/>
+          <w:sz w:val="24"/>
+        </w:rPr>
+        <w:t xml:space="preserve">整改方式是将其改写为单端口 SDP（Simple Dual Port）模板：读端口去掉异步复位、读写各用独立的 always 块、地址按容量截位。改写后 LUT 由 20,829 降至 5,117、寄存器由 35,818 降至 4,834，实现一次通过。此后又陆续加入时基档位、Hann 窗与抛物线插值、幅度谱帧、预触发等功能，最终稳定在 LUT 33.96%、时序裕量 WNS +1.607 ns。</w:t>
+      </w:r>
+    </w:p>
+    <w:tbl>
+      <w:tblPr>
+        <w:tblW w:type="auto" w:w="0"/>
+        <w:jc w:val="center"/>
+        <w:tblLook w:firstColumn="1" w:firstRow="1" w:lastColumn="0" w:lastRow="0" w:noHBand="0" w:noVBand="1" w:val="04A0"/>
+        <w:tblBorders>
+          <w:top w:val="single" w:sz="12"/>
+          <w:bottom w:val="single" w:sz="12"/>
+          <w:left w:val="none"/>
+          <w:right w:val="none"/>
+          <w:insideH w:val="none"/>
+          <w:insideV w:val="none"/>
+        </w:tblBorders>
+        <w:tblLayout w:type="fixed"/>
+      </w:tblPr>
+      <w:tblGrid>
+        <w:gridCol w:w="2076"/>
+        <w:gridCol w:w="2076"/>
+        <w:gridCol w:w="2076"/>
+        <w:gridCol w:w="2076"/>
+      </w:tblGrid>
+      <w:tr>
+        <w:tc>
+          <w:tcPr>
+            <w:tcW w:type="dxa" w:w="2041"/>
+            <w:tcBorders>
+              <w:bottom w:val="single" w:sz="6"/>
+            </w:tcBorders>
+          </w:tcPr>
+          <w:p>
+            <w:pPr>
+              <w:spacing w:before="20" w:after="20"/>
+              <w:jc w:val="center"/>
+            </w:pPr>
+            <w:r>
+              <w:rPr>
+                <w:rFonts w:ascii="Times New Roman" w:hAnsi="Times New Roman" w:eastAsia="宋体"/>
+                <w:b/>
+                <w:sz w:val="18"/>
+              </w:rPr>
+              <w:t>阶段</w:t>
+            </w:r>
+          </w:p>
+        </w:tc>
+        <w:tc>
+          <w:tcPr>
+            <w:tcW w:type="dxa" w:w="2041"/>
+            <w:tcBorders>
+              <w:bottom w:val="single" w:sz="6"/>
+            </w:tcBorders>
+          </w:tcPr>
+          <w:p>
+            <w:pPr>
+              <w:spacing w:before="20" w:after="20"/>
+              <w:jc w:val="center"/>
+            </w:pPr>
+            <w:r>
+              <w:rPr>
+                <w:rFonts w:ascii="Times New Roman" w:hAnsi="Times New Roman" w:eastAsia="宋体"/>
+                <w:b/>
+                <w:sz w:val="18"/>
+              </w:rPr>
+              <w:t>Slice LUTs</w:t>
+            </w:r>
+          </w:p>
+        </w:tc>
+        <w:tc>
+          <w:tcPr>
+            <w:tcW w:type="dxa" w:w="2041"/>
+            <w:tcBorders>
+              <w:bottom w:val="single" w:sz="6"/>
+            </w:tcBorders>
+          </w:tcPr>
+          <w:p>
+            <w:pPr>
+              <w:spacing w:before="20" w:after="20"/>
+              <w:jc w:val="center"/>
+            </w:pPr>
+            <w:r>
+              <w:rPr>
+                <w:rFonts w:ascii="Times New Roman" w:hAnsi="Times New Roman" w:eastAsia="宋体"/>
+                <w:b/>
+                <w:sz w:val="18"/>
+              </w:rPr>
+              <w:t>Slice Registers</w:t>
+            </w:r>
+          </w:p>
+        </w:tc>
+        <w:tc>
+          <w:tcPr>
+            <w:tcW w:type="dxa" w:w="2041"/>
+            <w:tcBorders>
+              <w:bottom w:val="single" w:sz="6"/>
+            </w:tcBorders>
+          </w:tcPr>
+          <w:p>
+            <w:pPr>
+              <w:spacing w:before="20" w:after="20"/>
+              <w:jc w:val="center"/>
+            </w:pPr>
+            <w:r>
+              <w:rPr>
+                <w:rFonts w:ascii="Times New Roman" w:hAnsi="Times New Roman" w:eastAsia="宋体"/>
+                <w:b/>
+                <w:sz w:val="18"/>
+              </w:rPr>
+              <w:t>结论</w:t>
+            </w:r>
+          </w:p>
+        </w:tc>
+      </w:tr>
+      <w:tr>
+        <w:tc>
+          <w:tcPr>
+            <w:tcW w:type="dxa" w:w="2041"/>
+          </w:tcPr>
+          <w:p>
+            <w:pPr>
+              <w:spacing w:before="20" w:after="20"/>
+              <w:jc w:val="center"/>
+            </w:pPr>
+            <w:r>
+              <w:rPr>
+                <w:rFonts w:ascii="Times New Roman" w:hAnsi="Times New Roman" w:eastAsia="宋体"/>
+                <w:sz w:val="18"/>
+              </w:rPr>
+              <w:t>整改前（f_ram 未进 BRAM）</w:t>
+            </w:r>
+          </w:p>
+        </w:tc>
+        <w:tc>
+          <w:tcPr>
+            <w:tcW w:type="dxa" w:w="2041"/>
+          </w:tcPr>
+          <w:p>
+            <w:pPr>
+              <w:spacing w:before="20" w:after="20"/>
+              <w:jc w:val="center"/>
+            </w:pPr>
+            <w:r>
+              <w:rPr>
+                <w:rFonts w:ascii="Times New Roman" w:hAnsi="Times New Roman" w:eastAsia="宋体"/>
+                <w:sz w:val="18"/>
+              </w:rPr>
+              <w:t>20,829（100.14%）</w:t>
+            </w:r>
+          </w:p>
+        </w:tc>
+        <w:tc>
+          <w:tcPr>
+            <w:tcW w:type="dxa" w:w="2041"/>
+          </w:tcPr>
+          <w:p>
+            <w:pPr>
+              <w:spacing w:before="20" w:after="20"/>
+              <w:jc w:val="center"/>
+            </w:pPr>
+            <w:r>
+              <w:rPr>
+                <w:rFonts w:ascii="Times New Roman" w:hAnsi="Times New Roman" w:eastAsia="宋体"/>
+                <w:sz w:val="18"/>
+              </w:rPr>
+              <w:t>35,818（86.10%）</w:t>
+            </w:r>
+          </w:p>
+        </w:tc>
+        <w:tc>
+          <w:tcPr>
+            <w:tcW w:type="dxa" w:w="2041"/>
+          </w:tcPr>
+          <w:p>
+            <w:pPr>
+              <w:spacing w:before="20" w:after="20"/>
+              <w:jc w:val="center"/>
+            </w:pPr>
+            <w:r>
+              <w:rPr>
+                <w:rFonts w:ascii="Times New Roman" w:hAnsi="Times New Roman" w:eastAsia="宋体"/>
+                <w:sz w:val="18"/>
+              </w:rPr>
+              <w:t>超出容量 29 个，place_design 报错退出</w:t>
+            </w:r>
+          </w:p>
+        </w:tc>
+      </w:tr>
+      <w:tr>
+        <w:tc>
+          <w:tcPr>
+            <w:tcW w:type="dxa" w:w="2041"/>
+          </w:tcPr>
+          <w:p>
+            <w:pPr>
+              <w:spacing w:before="20" w:after="20"/>
+              <w:jc w:val="center"/>
+            </w:pPr>
+            <w:r>
+              <w:rPr>
+                <w:rFonts w:ascii="Times New Roman" w:hAnsi="Times New Roman" w:eastAsia="宋体"/>
+                <w:sz w:val="18"/>
+              </w:rPr>
+              <w:t>整改后（改用 SDP 模板）</w:t>
+            </w:r>
+          </w:p>
+        </w:tc>
+        <w:tc>
+          <w:tcPr>
+            <w:tcW w:type="dxa" w:w="2041"/>
+          </w:tcPr>
+          <w:p>
+            <w:pPr>
+              <w:spacing w:before="20" w:after="20"/>
+              <w:jc w:val="center"/>
+            </w:pPr>
+            <w:r>
+              <w:rPr>
+                <w:rFonts w:ascii="Times New Roman" w:hAnsi="Times New Roman" w:eastAsia="宋体"/>
+                <w:sz w:val="18"/>
+              </w:rPr>
+              <w:t>5,117（24.60%）</w:t>
+            </w:r>
+          </w:p>
+        </w:tc>
+        <w:tc>
+          <w:tcPr>
+            <w:tcW w:type="dxa" w:w="2041"/>
+          </w:tcPr>
+          <w:p>
+            <w:pPr>
+              <w:spacing w:before="20" w:after="20"/>
+              <w:jc w:val="center"/>
+            </w:pPr>
+            <w:r>
+              <w:rPr>
+                <w:rFonts w:ascii="Times New Roman" w:hAnsi="Times New Roman" w:eastAsia="宋体"/>
+                <w:sz w:val="18"/>
+              </w:rPr>
+              <w:t>4,834（11.62%）</w:t>
+            </w:r>
+          </w:p>
+        </w:tc>
+        <w:tc>
+          <w:tcPr>
+            <w:tcW w:type="dxa" w:w="2041"/>
+          </w:tcPr>
+          <w:p>
+            <w:pPr>
+              <w:spacing w:before="20" w:after="20"/>
+              <w:jc w:val="center"/>
+            </w:pPr>
+            <w:r>
+              <w:rPr>
+                <w:rFonts w:ascii="Times New Roman" w:hAnsi="Times New Roman" w:eastAsia="宋体"/>
+                <w:sz w:val="18"/>
+              </w:rPr>
+              <w:t>布局布线一次通过</w:t>
+            </w:r>
+          </w:p>
+        </w:tc>
+      </w:tr>
+      <w:tr>
+        <w:tc>
+          <w:tcPr>
+            <w:tcW w:type="dxa" w:w="2041"/>
+          </w:tcPr>
+          <w:p>
+            <w:pPr>
+              <w:spacing w:before="20" w:after="20"/>
+              <w:jc w:val="center"/>
+            </w:pPr>
+            <w:r>
+              <w:rPr>
+                <w:rFonts w:ascii="Times New Roman" w:hAnsi="Times New Roman" w:eastAsia="宋体"/>
+                <w:sz w:val="18"/>
+              </w:rPr>
+              <w:t>降幅</w:t>
+            </w:r>
+          </w:p>
+        </w:tc>
+        <w:tc>
+          <w:tcPr>
+            <w:tcW w:type="dxa" w:w="2041"/>
+          </w:tcPr>
+          <w:p>
+            <w:pPr>
+              <w:spacing w:before="20" w:after="20"/>
+              <w:jc w:val="center"/>
+            </w:pPr>
+            <w:r>
+              <w:rPr>
+                <w:rFonts w:ascii="Times New Roman" w:hAnsi="Times New Roman" w:eastAsia="宋体"/>
+                <w:sz w:val="18"/>
+              </w:rPr>
+              <w:t>−75.4%</w:t>
+            </w:r>
+          </w:p>
+        </w:tc>
+        <w:tc>
+          <w:tcPr>
+            <w:tcW w:type="dxa" w:w="2041"/>
+          </w:tcPr>
+          <w:p>
+            <w:pPr>
+              <w:spacing w:before="20" w:after="20"/>
+              <w:jc w:val="center"/>
+            </w:pPr>
+            <w:r>
+              <w:rPr>
+                <w:rFonts w:ascii="Times New Roman" w:hAnsi="Times New Roman" w:eastAsia="宋体"/>
+                <w:sz w:val="18"/>
+              </w:rPr>
+              <w:t>−86.5%</w:t>
+            </w:r>
+          </w:p>
+        </w:tc>
+        <w:tc>
+          <w:tcPr>
+            <w:tcW w:type="dxa" w:w="2041"/>
+          </w:tcPr>
+          <w:p>
+            <w:pPr>
+              <w:spacing w:before="20" w:after="20"/>
+              <w:jc w:val="center"/>
+            </w:pPr>
+            <w:r>
+              <w:rPr>
+                <w:rFonts w:ascii="Times New Roman" w:hAnsi="Times New Roman" w:eastAsia="宋体"/>
+                <w:sz w:val="18"/>
+              </w:rPr>
+              <w:t>—</w:t>
+            </w:r>
+          </w:p>
+        </w:tc>
+      </w:tr>
+      <w:tr>
+        <w:tc>
+          <w:tcPr>
+            <w:tcW w:type="dxa" w:w="2041"/>
+          </w:tcPr>
+          <w:p>
+            <w:pPr>
+              <w:spacing w:before="20" w:after="20"/>
+              <w:jc w:val="center"/>
+            </w:pPr>
+            <w:r>
+              <w:rPr>
+                <w:rFonts w:ascii="Times New Roman" w:hAnsi="Times New Roman" w:eastAsia="宋体"/>
+                <w:sz w:val="18"/>
+              </w:rPr>
+              <w:t>功能扩展后（当前交付版）</w:t>
+            </w:r>
+          </w:p>
+        </w:tc>
+        <w:tc>
+          <w:tcPr>
+            <w:tcW w:type="dxa" w:w="2041"/>
+          </w:tcPr>
+          <w:p>
+            <w:pPr>
+              <w:spacing w:before="20" w:after="20"/>
+              <w:jc w:val="center"/>
+            </w:pPr>
+            <w:r>
+              <w:rPr>
+                <w:rFonts w:ascii="Times New Roman" w:hAnsi="Times New Roman" w:eastAsia="宋体"/>
+                <w:sz w:val="18"/>
+              </w:rPr>
+              <w:t>7,063（33.96%）</w:t>
+            </w:r>
+          </w:p>
+        </w:tc>
+        <w:tc>
+          <w:tcPr>
+            <w:tcW w:type="dxa" w:w="2041"/>
+          </w:tcPr>
+          <w:p>
+            <w:pPr>
+              <w:spacing w:before="20" w:after="20"/>
+              <w:jc w:val="center"/>
+            </w:pPr>
+            <w:r>
+              <w:rPr>
+                <w:rFonts w:ascii="Times New Roman" w:hAnsi="Times New Roman" w:eastAsia="宋体"/>
+                <w:sz w:val="18"/>
+              </w:rPr>
+              <w:t>7,355（17.68%）</w:t>
+            </w:r>
+          </w:p>
+        </w:tc>
+        <w:tc>
+          <w:tcPr>
+            <w:tcW w:type="dxa" w:w="2041"/>
+          </w:tcPr>
+          <w:p>
+            <w:pPr>
+              <w:spacing w:before="20" w:after="20"/>
+              <w:jc w:val="center"/>
+            </w:pPr>
+            <w:r>
+              <w:rPr>
+                <w:rFonts w:ascii="Times New Roman" w:hAnsi="Times New Roman" w:eastAsia="宋体"/>
+                <w:sz w:val="18"/>
+              </w:rPr>
+              <w:t>已含时基/插值/谱帧/预触发</w:t>
+            </w:r>
+          </w:p>
+        </w:tc>
+      </w:tr>
+    </w:tbl>
+    <w:p>
+      <w:pPr>
+        <w:rPr>
+          <w:rFonts w:ascii="Times New Roman" w:hAnsi="Times New Roman" w:eastAsia="宋体" w:cs="Times New Roman"/>
+          <w:b/>
+          <w:sz w:val="28"/>
+        </w:rPr>
+        <w:ind w:firstLineChars="200"/>
+        <w:spacing w:line="360" w:lineRule="auto"/>
+      </w:pPr>
+      <w:r>
+        <w:rPr>
+          <w:rFonts w:ascii="Times New Roman" w:hAnsi="Times New Roman" w:eastAsia="宋体"/>
+          <w:sz w:val="24"/>
+        </w:rPr>
+        <w:t xml:space="preserve">除根因修复外，算法侧也做了主动优化：自研 1024 点 FFT 与厂商 4096 点 IP 在裸核同口径下的资源对比如下。自研核每点 LUT 为 0.49，与 IP 的 0.43 属同一量级，说明手写实现的资源效率达到商用 IP 水准；而其控制逻辑全部以可读 RTL 呈现，便于讲解与二次开发。</w:t>
+      </w:r>
+    </w:p>
+    <w:tbl>
+      <w:tblPr>
+        <w:tblW w:type="auto" w:w="0"/>
+        <w:jc w:val="center"/>
+        <w:tblLook w:firstColumn="1" w:firstRow="1" w:lastColumn="0" w:lastRow="0" w:noHBand="0" w:noVBand="1" w:val="04A0"/>
+        <w:tblBorders>
+          <w:top w:val="single" w:sz="12"/>
+          <w:bottom w:val="single" w:sz="12"/>
+          <w:left w:val="none"/>
+          <w:right w:val="none"/>
+          <w:insideH w:val="none"/>
+          <w:insideV w:val="none"/>
+        </w:tblBorders>
+        <w:tblLayout w:type="fixed"/>
+      </w:tblPr>
+      <w:tblGrid>
+        <w:gridCol w:w="2076"/>
+        <w:gridCol w:w="2076"/>
+        <w:gridCol w:w="2076"/>
+        <w:gridCol w:w="2076"/>
+      </w:tblGrid>
+      <w:tr>
+        <w:tc>
+          <w:tcPr>
+            <w:tcW w:type="dxa" w:w="2041"/>
+            <w:tcBorders>
+              <w:bottom w:val="single" w:sz="6"/>
+            </w:tcBorders>
+          </w:tcPr>
+          <w:p>
+            <w:pPr>
+              <w:spacing w:before="20" w:after="20"/>
+              <w:jc w:val="center"/>
+            </w:pPr>
+            <w:r>
+              <w:rPr>
+                <w:rFonts w:ascii="Times New Roman" w:hAnsi="Times New Roman" w:eastAsia="宋体"/>
+                <w:b/>
+                <w:sz w:val="18"/>
+              </w:rPr>
+              <w:t>指标（裸核同口径）</w:t>
+            </w:r>
+          </w:p>
+        </w:tc>
+        <w:tc>
+          <w:tcPr>
+            <w:tcW w:type="dxa" w:w="2041"/>
+            <w:tcBorders>
+              <w:bottom w:val="single" w:sz="6"/>
+            </w:tcBorders>
+          </w:tcPr>
+          <w:p>
+            <w:pPr>
+              <w:spacing w:before="20" w:after="20"/>
+              <w:jc w:val="center"/>
+            </w:pPr>
+            <w:r>
+              <w:rPr>
+                <w:rFonts w:ascii="Times New Roman" w:hAnsi="Times New Roman" w:eastAsia="宋体"/>
+                <w:b/>
+                <w:sz w:val="18"/>
+              </w:rPr>
+              <w:t>自研 self_fft_1024</w:t>
+            </w:r>
+          </w:p>
+        </w:tc>
+        <w:tc>
+          <w:tcPr>
+            <w:tcW w:type="dxa" w:w="2041"/>
+            <w:tcBorders>
+              <w:bottom w:val="single" w:sz="6"/>
+            </w:tcBorders>
+          </w:tcPr>
+          <w:p>
+            <w:pPr>
+              <w:spacing w:before="20" w:after="20"/>
+              <w:jc w:val="center"/>
+            </w:pPr>
+            <w:r>
+              <w:rPr>
+                <w:rFonts w:ascii="Times New Roman" w:hAnsi="Times New Roman" w:eastAsia="宋体"/>
+                <w:b/>
+                <w:sz w:val="18"/>
+              </w:rPr>
+              <w:t>Xilinx xfft_0（IP）</w:t>
+            </w:r>
+          </w:p>
+        </w:tc>
+        <w:tc>
+          <w:tcPr>
+            <w:tcW w:type="dxa" w:w="2041"/>
+            <w:tcBorders>
+              <w:bottom w:val="single" w:sz="6"/>
+            </w:tcBorders>
+          </w:tcPr>
+          <w:p>
+            <w:pPr>
+              <w:spacing w:before="20" w:after="20"/>
+              <w:jc w:val="center"/>
+            </w:pPr>
+            <w:r>
+              <w:rPr>
+                <w:rFonts w:ascii="Times New Roman" w:hAnsi="Times New Roman" w:eastAsia="宋体"/>
+                <w:b/>
+                <w:sz w:val="18"/>
+              </w:rPr>
+              <w:t>对比</w:t>
+            </w:r>
+          </w:p>
+        </w:tc>
+      </w:tr>
+      <w:tr>
+        <w:tc>
+          <w:tcPr>
+            <w:tcW w:type="dxa" w:w="2041"/>
+          </w:tcPr>
+          <w:p>
+            <w:pPr>
+              <w:spacing w:before="20" w:after="20"/>
+              <w:jc w:val="center"/>
+            </w:pPr>
+            <w:r>
+              <w:rPr>
+                <w:rFonts w:ascii="Times New Roman" w:hAnsi="Times New Roman" w:eastAsia="宋体"/>
+                <w:sz w:val="18"/>
+              </w:rPr>
+              <w:t>点数 N</w:t>
+            </w:r>
+          </w:p>
+        </w:tc>
+        <w:tc>
+          <w:tcPr>
+            <w:tcW w:type="dxa" w:w="2041"/>
+          </w:tcPr>
+          <w:p>
+            <w:pPr>
+              <w:spacing w:before="20" w:after="20"/>
+              <w:jc w:val="center"/>
+            </w:pPr>
+            <w:r>
+              <w:rPr>
+                <w:rFonts w:ascii="Times New Roman" w:hAnsi="Times New Roman" w:eastAsia="宋体"/>
+                <w:sz w:val="18"/>
+              </w:rPr>
+              <w:t>1024</w:t>
+            </w:r>
+          </w:p>
+        </w:tc>
+        <w:tc>
+          <w:tcPr>
+            <w:tcW w:type="dxa" w:w="2041"/>
+          </w:tcPr>
+          <w:p>
+            <w:pPr>
+              <w:spacing w:before="20" w:after="20"/>
+              <w:jc w:val="center"/>
+            </w:pPr>
+            <w:r>
+              <w:rPr>
+                <w:rFonts w:ascii="Times New Roman" w:hAnsi="Times New Roman" w:eastAsia="宋体"/>
+                <w:sz w:val="18"/>
+              </w:rPr>
+              <w:t>4096</w:t>
+            </w:r>
+          </w:p>
+        </w:tc>
+        <w:tc>
+          <w:tcPr>
+            <w:tcW w:type="dxa" w:w="2041"/>
+          </w:tcPr>
+          <w:p>
+            <w:pPr>
+              <w:spacing w:before="20" w:after="20"/>
+              <w:jc w:val="center"/>
+            </w:pPr>
+            <w:r>
+              <w:rPr>
+                <w:rFonts w:ascii="Times New Roman" w:hAnsi="Times New Roman" w:eastAsia="宋体"/>
+                <w:sz w:val="18"/>
+              </w:rPr>
+              <w:t>1/4 规模</w:t>
+            </w:r>
+          </w:p>
+        </w:tc>
+      </w:tr>
+      <w:tr>
+        <w:tc>
+          <w:tcPr>
+            <w:tcW w:type="dxa" w:w="2041"/>
+          </w:tcPr>
+          <w:p>
+            <w:pPr>
+              <w:spacing w:before="20" w:after="20"/>
+              <w:jc w:val="center"/>
+            </w:pPr>
+            <w:r>
+              <w:rPr>
+                <w:rFonts w:ascii="Times New Roman" w:hAnsi="Times New Roman" w:eastAsia="宋体"/>
+                <w:sz w:val="18"/>
+              </w:rPr>
+              <w:t>LUTs</w:t>
+            </w:r>
+          </w:p>
+        </w:tc>
+        <w:tc>
+          <w:tcPr>
+            <w:tcW w:type="dxa" w:w="2041"/>
+          </w:tcPr>
+          <w:p>
+            <w:pPr>
+              <w:spacing w:before="20" w:after="20"/>
+              <w:jc w:val="center"/>
+            </w:pPr>
+            <w:r>
+              <w:rPr>
+                <w:rFonts w:ascii="Times New Roman" w:hAnsi="Times New Roman" w:eastAsia="宋体"/>
+                <w:sz w:val="18"/>
+              </w:rPr>
+              <w:t>502</w:t>
+            </w:r>
+          </w:p>
+        </w:tc>
+        <w:tc>
+          <w:tcPr>
+            <w:tcW w:type="dxa" w:w="2041"/>
+          </w:tcPr>
+          <w:p>
+            <w:pPr>
+              <w:spacing w:before="20" w:after="20"/>
+              <w:jc w:val="center"/>
+            </w:pPr>
+            <w:r>
+              <w:rPr>
+                <w:rFonts w:ascii="Times New Roman" w:hAnsi="Times New Roman" w:eastAsia="宋体"/>
+                <w:sz w:val="18"/>
+              </w:rPr>
+              <w:t>1,771</w:t>
+            </w:r>
+          </w:p>
+        </w:tc>
+        <w:tc>
+          <w:tcPr>
+            <w:tcW w:type="dxa" w:w="2041"/>
+          </w:tcPr>
+          <w:p>
+            <w:pPr>
+              <w:spacing w:before="20" w:after="20"/>
+              <w:jc w:val="center"/>
+            </w:pPr>
+            <w:r>
+              <w:rPr>
+                <w:rFonts w:ascii="Times New Roman" w:hAnsi="Times New Roman" w:eastAsia="宋体"/>
+                <w:sz w:val="18"/>
+              </w:rPr>
+              <w:t>自研约 28%</w:t>
+            </w:r>
+          </w:p>
+        </w:tc>
+      </w:tr>
+      <w:tr>
+        <w:tc>
+          <w:tcPr>
+            <w:tcW w:type="dxa" w:w="2041"/>
+          </w:tcPr>
+          <w:p>
+            <w:pPr>
+              <w:spacing w:before="20" w:after="20"/>
+              <w:jc w:val="center"/>
+            </w:pPr>
+            <w:r>
+              <w:rPr>
+                <w:rFonts w:ascii="Times New Roman" w:hAnsi="Times New Roman" w:eastAsia="宋体"/>
+                <w:sz w:val="18"/>
+              </w:rPr>
+              <w:t>FFs</w:t>
+            </w:r>
+          </w:p>
+        </w:tc>
+        <w:tc>
+          <w:tcPr>
+            <w:tcW w:type="dxa" w:w="2041"/>
+          </w:tcPr>
+          <w:p>
+            <w:pPr>
+              <w:spacing w:before="20" w:after="20"/>
+              <w:jc w:val="center"/>
+            </w:pPr>
+            <w:r>
+              <w:rPr>
+                <w:rFonts w:ascii="Times New Roman" w:hAnsi="Times New Roman" w:eastAsia="宋体"/>
+                <w:sz w:val="18"/>
+              </w:rPr>
+              <w:t>346</w:t>
+            </w:r>
+          </w:p>
+        </w:tc>
+        <w:tc>
+          <w:tcPr>
+            <w:tcW w:type="dxa" w:w="2041"/>
+          </w:tcPr>
+          <w:p>
+            <w:pPr>
+              <w:spacing w:before="20" w:after="20"/>
+              <w:jc w:val="center"/>
+            </w:pPr>
+            <w:r>
+              <w:rPr>
+                <w:rFonts w:ascii="Times New Roman" w:hAnsi="Times New Roman" w:eastAsia="宋体"/>
+                <w:sz w:val="18"/>
+              </w:rPr>
+              <w:t>2,550</w:t>
+            </w:r>
+          </w:p>
+        </w:tc>
+        <w:tc>
+          <w:tcPr>
+            <w:tcW w:type="dxa" w:w="2041"/>
+          </w:tcPr>
+          <w:p>
+            <w:pPr>
+              <w:spacing w:before="20" w:after="20"/>
+              <w:jc w:val="center"/>
+            </w:pPr>
+            <w:r>
+              <w:rPr>
+                <w:rFonts w:ascii="Times New Roman" w:hAnsi="Times New Roman" w:eastAsia="宋体"/>
+                <w:sz w:val="18"/>
+              </w:rPr>
+              <w:t>自研约 14%</w:t>
+            </w:r>
+          </w:p>
+        </w:tc>
+      </w:tr>
+      <w:tr>
+        <w:tc>
+          <w:tcPr>
+            <w:tcW w:type="dxa" w:w="2041"/>
+          </w:tcPr>
+          <w:p>
+            <w:pPr>
+              <w:spacing w:before="20" w:after="20"/>
+              <w:jc w:val="center"/>
+            </w:pPr>
+            <w:r>
+              <w:rPr>
+                <w:rFonts w:ascii="Times New Roman" w:hAnsi="Times New Roman" w:eastAsia="宋体"/>
+                <w:sz w:val="18"/>
+              </w:rPr>
+              <w:t>DSP</w:t>
+            </w:r>
+          </w:p>
+        </w:tc>
+        <w:tc>
+          <w:tcPr>
+            <w:tcW w:type="dxa" w:w="2041"/>
+          </w:tcPr>
+          <w:p>
+            <w:pPr>
+              <w:spacing w:before="20" w:after="20"/>
+              <w:jc w:val="center"/>
+            </w:pPr>
+            <w:r>
+              <w:rPr>
+                <w:rFonts w:ascii="Times New Roman" w:hAnsi="Times New Roman" w:eastAsia="宋体"/>
+                <w:sz w:val="18"/>
+              </w:rPr>
+              <w:t>7</w:t>
+            </w:r>
+          </w:p>
+        </w:tc>
+        <w:tc>
+          <w:tcPr>
+            <w:tcW w:type="dxa" w:w="2041"/>
+          </w:tcPr>
+          <w:p>
+            <w:pPr>
+              <w:spacing w:before="20" w:after="20"/>
+              <w:jc w:val="center"/>
+            </w:pPr>
+            <w:r>
+              <w:rPr>
+                <w:rFonts w:ascii="Times New Roman" w:hAnsi="Times New Roman" w:eastAsia="宋体"/>
+                <w:sz w:val="18"/>
+              </w:rPr>
+              <w:t>9</w:t>
+            </w:r>
+          </w:p>
+        </w:tc>
+        <w:tc>
+          <w:tcPr>
+            <w:tcW w:type="dxa" w:w="2041"/>
+          </w:tcPr>
+          <w:p>
+            <w:pPr>
+              <w:spacing w:before="20" w:after="20"/>
+              <w:jc w:val="center"/>
+            </w:pPr>
+            <w:r>
+              <w:rPr>
+                <w:rFonts w:ascii="Times New Roman" w:hAnsi="Times New Roman" w:eastAsia="宋体"/>
+                <w:sz w:val="18"/>
+              </w:rPr>
+              <w:t>相当</w:t>
+            </w:r>
+          </w:p>
+        </w:tc>
+      </w:tr>
+      <w:tr>
+        <w:tc>
+          <w:tcPr>
+            <w:tcW w:type="dxa" w:w="2041"/>
+          </w:tcPr>
+          <w:p>
+            <w:pPr>
+              <w:spacing w:before="20" w:after="20"/>
+              <w:jc w:val="center"/>
+            </w:pPr>
+            <w:r>
+              <w:rPr>
+                <w:rFonts w:ascii="Times New Roman" w:hAnsi="Times New Roman" w:eastAsia="宋体"/>
+                <w:sz w:val="18"/>
+              </w:rPr>
+              <w:t>每点 LUT</w:t>
+            </w:r>
+          </w:p>
+        </w:tc>
+        <w:tc>
+          <w:tcPr>
+            <w:tcW w:type="dxa" w:w="2041"/>
+          </w:tcPr>
+          <w:p>
+            <w:pPr>
+              <w:spacing w:before="20" w:after="20"/>
+              <w:jc w:val="center"/>
+            </w:pPr>
+            <w:r>
+              <w:rPr>
+                <w:rFonts w:ascii="Times New Roman" w:hAnsi="Times New Roman" w:eastAsia="宋体"/>
+                <w:sz w:val="18"/>
+              </w:rPr>
+              <w:t>0.49</w:t>
+            </w:r>
+          </w:p>
+        </w:tc>
+        <w:tc>
+          <w:tcPr>
+            <w:tcW w:type="dxa" w:w="2041"/>
+          </w:tcPr>
+          <w:p>
+            <w:pPr>
+              <w:spacing w:before="20" w:after="20"/>
+              <w:jc w:val="center"/>
+            </w:pPr>
+            <w:r>
+              <w:rPr>
+                <w:rFonts w:ascii="Times New Roman" w:hAnsi="Times New Roman" w:eastAsia="宋体"/>
+                <w:sz w:val="18"/>
+              </w:rPr>
+              <w:t>0.43</w:t>
+            </w:r>
+          </w:p>
+        </w:tc>
+        <w:tc>
+          <w:tcPr>
+            <w:tcW w:type="dxa" w:w="2041"/>
+          </w:tcPr>
+          <w:p>
+            <w:pPr>
+              <w:spacing w:before="20" w:after="20"/>
+              <w:jc w:val="center"/>
+            </w:pPr>
+            <w:r>
+              <w:rPr>
+                <w:rFonts w:ascii="Times New Roman" w:hAnsi="Times New Roman" w:eastAsia="宋体"/>
+                <w:sz w:val="18"/>
+              </w:rPr>
+              <w:t>同量级，手写质量达标</w:t>
+            </w:r>
+          </w:p>
+        </w:tc>
+      </w:tr>
+      <w:tr>
+        <w:tc>
+          <w:tcPr>
+            <w:tcW w:type="dxa" w:w="2041"/>
+          </w:tcPr>
+          <w:p>
+            <w:pPr>
+              <w:spacing w:before="20" w:after="20"/>
+              <w:jc w:val="center"/>
+            </w:pPr>
+            <w:r>
+              <w:rPr>
+                <w:rFonts w:ascii="Times New Roman" w:hAnsi="Times New Roman" w:eastAsia="宋体"/>
+                <w:sz w:val="18"/>
+              </w:rPr>
+              <w:t>频率分辨率（fs=50kHz）</w:t>
+            </w:r>
+          </w:p>
+        </w:tc>
+        <w:tc>
+          <w:tcPr>
+            <w:tcW w:type="dxa" w:w="2041"/>
+          </w:tcPr>
+          <w:p>
+            <w:pPr>
+              <w:spacing w:before="20" w:after="20"/>
+              <w:jc w:val="center"/>
+            </w:pPr>
+            <w:r>
+              <w:rPr>
+                <w:rFonts w:ascii="Times New Roman" w:hAnsi="Times New Roman" w:eastAsia="宋体"/>
+                <w:sz w:val="18"/>
+              </w:rPr>
+              <w:t>48.8 Hz</w:t>
+            </w:r>
+          </w:p>
+        </w:tc>
+        <w:tc>
+          <w:tcPr>
+            <w:tcW w:type="dxa" w:w="2041"/>
+          </w:tcPr>
+          <w:p>
+            <w:pPr>
+              <w:spacing w:before="20" w:after="20"/>
+              <w:jc w:val="center"/>
+            </w:pPr>
+            <w:r>
+              <w:rPr>
+                <w:rFonts w:ascii="Times New Roman" w:hAnsi="Times New Roman" w:eastAsia="宋体"/>
+                <w:sz w:val="18"/>
+              </w:rPr>
+              <w:t>12.2 Hz</w:t>
+            </w:r>
+          </w:p>
+        </w:tc>
+        <w:tc>
+          <w:tcPr>
+            <w:tcW w:type="dxa" w:w="2041"/>
+          </w:tcPr>
+          <w:p>
+            <w:pPr>
+              <w:spacing w:before="20" w:after="20"/>
+              <w:jc w:val="center"/>
+            </w:pPr>
+            <w:r>
+              <w:rPr>
+                <w:rFonts w:ascii="Times New Roman" w:hAnsi="Times New Roman" w:eastAsia="宋体"/>
+                <w:sz w:val="18"/>
+              </w:rPr>
+              <w:t>与点数成比例</w:t>
+            </w:r>
+          </w:p>
+        </w:tc>
+      </w:tr>
+      <w:tr>
+        <w:tc>
+          <w:tcPr>
+            <w:tcW w:type="dxa" w:w="2041"/>
+          </w:tcPr>
+          <w:p>
+            <w:pPr>
+              <w:spacing w:before="20" w:after="20"/>
+              <w:jc w:val="center"/>
+            </w:pPr>
+            <w:r>
+              <w:rPr>
+                <w:rFonts w:ascii="Times New Roman" w:hAnsi="Times New Roman" w:eastAsia="宋体"/>
+                <w:sz w:val="18"/>
+              </w:rPr>
+              <w:t>算法</w:t>
+            </w:r>
+          </w:p>
+        </w:tc>
+        <w:tc>
+          <w:tcPr>
+            <w:tcW w:type="dxa" w:w="2041"/>
+          </w:tcPr>
+          <w:p>
+            <w:pPr>
+              <w:spacing w:before="20" w:after="20"/>
+              <w:jc w:val="center"/>
+            </w:pPr>
+            <w:r>
+              <w:rPr>
+                <w:rFonts w:ascii="Times New Roman" w:hAnsi="Times New Roman" w:eastAsia="宋体"/>
+                <w:sz w:val="18"/>
+              </w:rPr>
+              <w:t>Radix-2 DIF 原地（自研 RTL）</w:t>
+            </w:r>
+          </w:p>
+        </w:tc>
+        <w:tc>
+          <w:tcPr>
+            <w:tcW w:type="dxa" w:w="2041"/>
+          </w:tcPr>
+          <w:p>
+            <w:pPr>
+              <w:spacing w:before="20" w:after="20"/>
+              <w:jc w:val="center"/>
+            </w:pPr>
+            <w:r>
+              <w:rPr>
+                <w:rFonts w:ascii="Times New Roman" w:hAnsi="Times New Roman" w:eastAsia="宋体"/>
+                <w:sz w:val="18"/>
+              </w:rPr>
+              <w:t>Radix-4 Burst / BFP</w:t>
+            </w:r>
+          </w:p>
+        </w:tc>
+        <w:tc>
+          <w:tcPr>
+            <w:tcW w:type="dxa" w:w="2041"/>
+          </w:tcPr>
+          <w:p>
+            <w:pPr>
+              <w:spacing w:before="20" w:after="20"/>
+              <w:jc w:val="center"/>
+            </w:pPr>
+            <w:r>
+              <w:rPr>
+                <w:rFonts w:ascii="Times New Roman" w:hAnsi="Times New Roman" w:eastAsia="宋体"/>
+                <w:sz w:val="18"/>
+              </w:rPr>
+              <w:t>架构不同</w:t>
+            </w:r>
+          </w:p>
+        </w:tc>
+      </w:tr>
+    </w:tbl>
     <w:p>
       <w:pPr>
         <w:spacing w:line="360" w:lineRule="auto"/>

--- a/report/tech_doc_draft.docx
+++ b/report/tech_doc_draft.docx
@@ -1757,6 +1757,63 @@
     </w:p>
     <w:p>
       <w:pPr>
+        <w:jc w:val="center"/>
+      </w:pPr>
+      <w:r>
+        <w:drawing>
+          <wp:inline xmlns:a="http://schemas.openxmlformats.org/drawingml/2006/main" xmlns:pic="http://schemas.openxmlformats.org/drawingml/2006/picture">
+            <wp:extent cx="5580000" cy="3050400"/>
+            <wp:docPr id="1" name="Picture 1"/>
+            <wp:cNvGraphicFramePr>
+              <a:graphicFrameLocks noChangeAspect="1"/>
+            </wp:cNvGraphicFramePr>
+            <a:graphic>
+              <a:graphicData uri="http://schemas.openxmlformats.org/drawingml/2006/picture">
+                <pic:pic>
+                  <pic:nvPicPr>
+                    <pic:cNvPr id="0" name="fig_system_block.png"/>
+                    <pic:cNvPicPr/>
+                  </pic:nvPicPr>
+                  <pic:blipFill>
+                    <a:blip r:embed="rId12"/>
+                    <a:stretch>
+                      <a:fillRect/>
+                    </a:stretch>
+                  </pic:blipFill>
+                  <pic:spPr>
+                    <a:xfrm>
+                      <a:off x="0" y="0"/>
+                      <a:ext cx="5580000" cy="3050400"/>
+                    </a:xfrm>
+                    <a:prstGeom prst="rect"/>
+                  </pic:spPr>
+                </pic:pic>
+              </a:graphicData>
+            </a:graphic>
+          </wp:inline>
+        </w:drawing>
+      </w:r>
+    </w:p>
+    <w:p>
+      <w:pPr>
+        <w:rPr>
+          <w:rFonts w:ascii="Times New Roman" w:hAnsi="Times New Roman" w:eastAsia="宋体" w:cs="Times New Roman"/>
+          <w:b/>
+          <w:sz w:val="28"/>
+        </w:rPr>
+        <w:jc w:val="center"/>
+        <w:spacing w:line="360" w:lineRule="auto" w:after="80"/>
+      </w:pPr>
+      <w:r>
+        <w:rPr>
+          <w:rFonts w:ascii="Times New Roman" w:hAnsi="Times New Roman" w:eastAsia="宋体"/>
+          <w:sz w:val="18"/>
+        </w:rPr>
+        <w:t xml:space="preserve">图 1  系统整体框图（FPGA 内部模块划分与板内闭环自测通路）</w:t>
+      </w:r>
+    </w:p>
+    <w:p>
+      <w:pPr>
         <w:rPr>
           <w:rFonts w:ascii="Times New Roman" w:hAnsi="Times New Roman" w:eastAsia="宋体" w:cs="Times New Roman"/>
           <w:b/>
@@ -2461,6 +2518,63 @@
     </w:tbl>
     <w:p>
       <w:pPr>
+        <w:jc w:val="center"/>
+      </w:pPr>
+      <w:r>
+        <w:drawing>
+          <wp:inline xmlns:a="http://schemas.openxmlformats.org/drawingml/2006/main" xmlns:pic="http://schemas.openxmlformats.org/drawingml/2006/picture">
+            <wp:extent cx="4860000" cy="2527200"/>
+            <wp:docPr id="2" name="Picture 2"/>
+            <wp:cNvGraphicFramePr>
+              <a:graphicFrameLocks noChangeAspect="1"/>
+            </wp:cNvGraphicFramePr>
+            <a:graphic>
+              <a:graphicData uri="http://schemas.openxmlformats.org/drawingml/2006/picture">
+                <pic:pic>
+                  <pic:nvPicPr>
+                    <pic:cNvPr id="0" name="fig_resource_before_after.png"/>
+                    <pic:cNvPicPr/>
+                  </pic:nvPicPr>
+                  <pic:blipFill>
+                    <a:blip r:embed="rId13"/>
+                    <a:stretch>
+                      <a:fillRect/>
+                    </a:stretch>
+                  </pic:blipFill>
+                  <pic:spPr>
+                    <a:xfrm>
+                      <a:off x="0" y="0"/>
+                      <a:ext cx="4860000" cy="2527200"/>
+                    </a:xfrm>
+                    <a:prstGeom prst="rect"/>
+                  </pic:spPr>
+                </pic:pic>
+              </a:graphicData>
+            </a:graphic>
+          </wp:inline>
+        </w:drawing>
+      </w:r>
+    </w:p>
+    <w:p>
+      <w:pPr>
+        <w:rPr>
+          <w:rFonts w:ascii="Times New Roman" w:hAnsi="Times New Roman" w:eastAsia="宋体" w:cs="Times New Roman"/>
+          <w:b/>
+          <w:sz w:val="28"/>
+        </w:rPr>
+        <w:jc w:val="center"/>
+        <w:spacing w:line="360" w:lineRule="auto" w:after="80"/>
+      </w:pPr>
+      <w:r>
+        <w:rPr>
+          <w:rFonts w:ascii="Times New Roman" w:hAnsi="Times New Roman" w:eastAsia="宋体"/>
+          <w:sz w:val="18"/>
+        </w:rPr>
+        <w:t xml:space="preserve">图 2  资源优化前后对比（整改前超容 29 个，整改后降至 24.60%）</w:t>
+      </w:r>
+    </w:p>
+    <w:p>
+      <w:pPr>
         <w:rPr>
           <w:rFonts w:ascii="Times New Roman" w:hAnsi="Times New Roman" w:eastAsia="宋体" w:cs="Times New Roman"/>
           <w:b/>
@@ -3806,6 +3920,63 @@
           <w:sz w:val="24"/>
         </w:rPr>
         <w:t xml:space="preserve">【图 3-8 位置：模拟链路频响实测曲线（P8）】</w:t>
+      </w:r>
+    </w:p>
+    <w:p>
+      <w:pPr>
+        <w:jc w:val="center"/>
+      </w:pPr>
+      <w:r>
+        <w:drawing>
+          <wp:inline xmlns:a="http://schemas.openxmlformats.org/drawingml/2006/main" xmlns:pic="http://schemas.openxmlformats.org/drawingml/2006/picture">
+            <wp:extent cx="5220000" cy="4081091"/>
+            <wp:docPr id="3" name="Picture 3"/>
+            <wp:cNvGraphicFramePr>
+              <a:graphicFrameLocks noChangeAspect="1"/>
+            </wp:cNvGraphicFramePr>
+            <a:graphic>
+              <a:graphicData uri="http://schemas.openxmlformats.org/drawingml/2006/picture">
+                <pic:pic>
+                  <pic:nvPicPr>
+                    <pic:cNvPr id="0" name="fig_pretrigger_tiers.png"/>
+                    <pic:cNvPicPr/>
+                  </pic:nvPicPr>
+                  <pic:blipFill>
+                    <a:blip r:embed="rId14"/>
+                    <a:stretch>
+                      <a:fillRect/>
+                    </a:stretch>
+                  </pic:blipFill>
+                  <pic:spPr>
+                    <a:xfrm>
+                      <a:off x="0" y="0"/>
+                      <a:ext cx="5220000" cy="4081091"/>
+                    </a:xfrm>
+                    <a:prstGeom prst="rect"/>
+                  </pic:spPr>
+                </pic:pic>
+              </a:graphicData>
+            </a:graphic>
+          </wp:inline>
+        </w:drawing>
+      </w:r>
+    </w:p>
+    <w:p>
+      <w:pPr>
+        <w:rPr>
+          <w:rFonts w:ascii="Times New Roman" w:hAnsi="Times New Roman" w:eastAsia="宋体" w:cs="Times New Roman"/>
+          <w:b/>
+          <w:sz w:val="28"/>
+        </w:rPr>
+        <w:jc w:val="center"/>
+        <w:spacing w:line="360" w:lineRule="auto" w:after="80"/>
+      </w:pPr>
+      <w:r>
+        <w:rPr>
+          <w:rFonts w:ascii="Times New Roman" w:hAnsi="Times New Roman" w:eastAsia="宋体"/>
+          <w:sz w:val="18"/>
+        </w:rPr>
+        <w:t xml:space="preserve">图 3  预触发四档：触发点落在数据帧中的位置（实测低电平点数 0 / 256 / 512 / 768）</w:t>
       </w:r>
     </w:p>
     <w:p>

--- a/report/tech_doc_draft.docx
+++ b/report/tech_doc_draft.docx
@@ -1762,7 +1762,7 @@
       <w:r>
         <w:drawing>
           <wp:inline xmlns:a="http://schemas.openxmlformats.org/drawingml/2006/main" xmlns:pic="http://schemas.openxmlformats.org/drawingml/2006/picture">
-            <wp:extent cx="5580000" cy="3050400"/>
+            <wp:extent cx="5184000" cy="2833920"/>
             <wp:docPr id="1" name="Picture 1"/>
             <wp:cNvGraphicFramePr>
               <a:graphicFrameLocks noChangeAspect="1"/>
@@ -1783,7 +1783,7 @@
                   <pic:spPr>
                     <a:xfrm>
                       <a:off x="0" y="0"/>
-                      <a:ext cx="5580000" cy="3050400"/>
+                      <a:ext cx="5184000" cy="2833920"/>
                     </a:xfrm>
                     <a:prstGeom prst="rect"/>
                   </pic:spPr>
@@ -2523,7 +2523,7 @@
       <w:r>
         <w:drawing>
           <wp:inline xmlns:a="http://schemas.openxmlformats.org/drawingml/2006/main" xmlns:pic="http://schemas.openxmlformats.org/drawingml/2006/picture">
-            <wp:extent cx="4860000" cy="2527200"/>
+            <wp:extent cx="4896000" cy="2545920"/>
             <wp:docPr id="2" name="Picture 2"/>
             <wp:cNvGraphicFramePr>
               <a:graphicFrameLocks noChangeAspect="1"/>
@@ -2544,7 +2544,7 @@
                   <pic:spPr>
                     <a:xfrm>
                       <a:off x="0" y="0"/>
-                      <a:ext cx="4860000" cy="2527200"/>
+                      <a:ext cx="4896000" cy="2545920"/>
                     </a:xfrm>
                     <a:prstGeom prst="rect"/>
                   </pic:spPr>
@@ -3929,7 +3929,7 @@
       <w:r>
         <w:drawing>
           <wp:inline xmlns:a="http://schemas.openxmlformats.org/drawingml/2006/main" xmlns:pic="http://schemas.openxmlformats.org/drawingml/2006/picture">
-            <wp:extent cx="5220000" cy="4081091"/>
+            <wp:extent cx="5184000" cy="4052945"/>
             <wp:docPr id="3" name="Picture 3"/>
             <wp:cNvGraphicFramePr>
               <a:graphicFrameLocks noChangeAspect="1"/>
@@ -3950,7 +3950,7 @@
                   <pic:spPr>
                     <a:xfrm>
                       <a:off x="0" y="0"/>
-                      <a:ext cx="5220000" cy="4081091"/>
+                      <a:ext cx="5184000" cy="4052945"/>
                     </a:xfrm>
                     <a:prstGeom prst="rect"/>
                   </pic:spPr>

--- a/report/tech_doc_draft.docx
+++ b/report/tech_doc_draft.docx
@@ -3223,6 +3223,847 @@
     </w:tbl>
     <w:p>
       <w:pPr>
+        <w:rPr>
+          <w:rFonts w:ascii="Times New Roman" w:hAnsi="Times New Roman" w:eastAsia="宋体" w:cs="Times New Roman"/>
+          <w:b/>
+          <w:sz w:val="28"/>
+        </w:rPr>
+        <w:jc w:val="left"/>
+        <w:spacing w:line="360" w:lineRule="auto" w:after="60"/>
+      </w:pPr>
+      <w:r>
+        <w:rPr>
+          <w:rFonts w:ascii="Times New Roman" w:hAnsi="Times New Roman" w:eastAsia="宋体"/>
+          <w:sz w:val="26"/>
+          <w:b/>
+        </w:rPr>
+        <w:t xml:space="preserve">2.5 自适应频谱与频域双向处理</w:t>
+      </w:r>
+    </w:p>
+    <w:p>
+      <w:pPr>
+        <w:rPr>
+          <w:rFonts w:ascii="Times New Roman" w:hAnsi="Times New Roman" w:eastAsia="宋体" w:cs="Times New Roman"/>
+          <w:b/>
+          <w:sz w:val="28"/>
+        </w:rPr>
+        <w:ind w:firstLineChars="200"/>
+        <w:spacing w:line="360" w:lineRule="auto"/>
+      </w:pPr>
+      <w:r>
+        <w:rPr>
+          <w:rFonts w:ascii="Times New Roman" w:hAnsi="Times New Roman" w:eastAsia="宋体"/>
+          <w:sz w:val="24"/>
+        </w:rPr>
+        <w:t xml:space="preserve">在既有的自研 1024 点 FFT 之上，本节三项功能都遵循同一个设计取向：把原本写死的参数改为可在线配置，并用可量化的指标证明生效，而不是靠肉眼判断。</w:t>
+      </w:r>
+    </w:p>
+    <w:p>
+      <w:pPr>
+        <w:rPr>
+          <w:rFonts w:ascii="Times New Roman" w:hAnsi="Times New Roman" w:eastAsia="宋体" w:cs="Times New Roman"/>
+          <w:b/>
+          <w:sz w:val="28"/>
+        </w:rPr>
+        <w:jc w:val="left"/>
+        <w:spacing w:line="360" w:lineRule="auto" w:after="40"/>
+      </w:pPr>
+      <w:r>
+        <w:rPr>
+          <w:rFonts w:ascii="Times New Roman" w:hAnsi="Times New Roman" w:eastAsia="宋体"/>
+          <w:sz w:val="24"/>
+          <w:b/>
+        </w:rPr>
+        <w:t xml:space="preserve">2.5.1 运行时可切换的窗函数（命令 0x90）</w:t>
+      </w:r>
+    </w:p>
+    <w:p>
+      <w:pPr>
+        <w:rPr>
+          <w:rFonts w:ascii="Times New Roman" w:hAnsi="Times New Roman" w:eastAsia="宋体" w:cs="Times New Roman"/>
+          <w:b/>
+          <w:sz w:val="28"/>
+        </w:rPr>
+        <w:ind w:firstLineChars="200"/>
+        <w:spacing w:line="360" w:lineRule="auto"/>
+      </w:pPr>
+      <w:r>
+        <w:rPr>
+          <w:rFonts w:ascii="Times New Roman" w:hAnsi="Times New Roman" w:eastAsia="宋体"/>
+          <w:sz w:val="24"/>
+        </w:rPr>
+        <w:t xml:space="preserve">原设计固定使用 Hann 窗。新增运行时三档：矩形、Hann、Blackman，可通过命令在线切换，无需重新综合。判据取“远离主峰的谱线平均高度”作为底噪指标，用 1kHz 正弦实测得81.6 / 25.6 / 25.2（对数码）。矩形比另两档高 3.2 倍，说明窗函数确实生效。</w:t>
+      </w:r>
+    </w:p>
+    <w:p>
+      <w:pPr>
+        <w:rPr>
+          <w:rFonts w:ascii="Times New Roman" w:hAnsi="Times New Roman" w:eastAsia="宋体" w:cs="Times New Roman"/>
+          <w:b/>
+          <w:sz w:val="28"/>
+        </w:rPr>
+        <w:ind w:firstLineChars="200"/>
+        <w:spacing w:line="360" w:lineRule="auto"/>
+      </w:pPr>
+      <w:r>
+        <w:rPr>
+          <w:rFonts w:ascii="Times New Roman" w:hAnsi="Times New Roman" w:eastAsia="宋体"/>
+          <w:sz w:val="24"/>
+        </w:rPr>
+        <w:t xml:space="preserve">一个值得记录的现象是：Hann 与 Blackman 只相差不到 2%。这并非功能未生效，而是因为 Hann 已经把这套硬件的泄漏压到了本底噪声之下——再强的窗也无法进一步降低。该现象说明窗的选择应与系统本底噪声匹配，一味追求更低的副瓣并无收益。</w:t>
+      </w:r>
+    </w:p>
+    <w:p>
+      <w:pPr>
+        <w:rPr>
+          <w:rFonts w:ascii="Times New Roman" w:hAnsi="Times New Roman" w:eastAsia="宋体" w:cs="Times New Roman"/>
+          <w:b/>
+          <w:sz w:val="28"/>
+        </w:rPr>
+        <w:jc w:val="left"/>
+        <w:spacing w:line="360" w:lineRule="auto" w:after="40"/>
+      </w:pPr>
+      <w:r>
+        <w:rPr>
+          <w:rFonts w:ascii="Times New Roman" w:hAnsi="Times New Roman" w:eastAsia="宋体"/>
+          <w:sz w:val="24"/>
+          <w:b/>
+        </w:rPr>
+        <w:t xml:space="preserve">2.5.2 50% 帧重叠（命令 0x91）</w:t>
+      </w:r>
+    </w:p>
+    <w:p>
+      <w:pPr>
+        <w:rPr>
+          <w:rFonts w:ascii="Times New Roman" w:hAnsi="Times New Roman" w:eastAsia="宋体" w:cs="Times New Roman"/>
+          <w:b/>
+          <w:sz w:val="28"/>
+        </w:rPr>
+        <w:ind w:firstLineChars="200"/>
+        <w:spacing w:line="360" w:lineRule="auto"/>
+      </w:pPr>
+      <w:r>
+        <w:rPr>
+          <w:rFonts w:ascii="Times New Roman" w:hAnsi="Times New Roman" w:eastAsia="宋体"/>
+          <w:sz w:val="24"/>
+        </w:rPr>
+        <w:t xml:space="preserve">采集与 FFT 共用同一块 RAM，而 FFT 是原地运算会摧毁数据，因此无法简单地“保留半帧”。实现方式是在采集时把每帧后 512 点另存到一块 512×16 的分布式 RAM，下一帧先预载回来，再只采 512 个新点，从而形成 50% 滑窗。代价是几百个 LUT，不额外占用块 RAM。</w:t>
+      </w:r>
+    </w:p>
+    <w:p>
+      <w:pPr>
+        <w:rPr>
+          <w:rFonts w:ascii="Times New Roman" w:hAnsi="Times New Roman" w:eastAsia="宋体" w:cs="Times New Roman"/>
+          <w:b/>
+          <w:sz w:val="28"/>
+        </w:rPr>
+        <w:ind w:firstLineChars="200"/>
+        <w:spacing w:line="360" w:lineRule="auto"/>
+      </w:pPr>
+      <w:r>
+        <w:rPr>
+          <w:rFonts w:ascii="Times New Roman" w:hAnsi="Times New Roman" w:eastAsia="宋体"/>
+          <w:sz w:val="24"/>
+        </w:rPr>
+        <w:t xml:space="preserve">实测取一帧幅度谱的时间由 35ms 降至 24ms。降幅不到理论的一半，原因是只有采集时间减半，而 FFT 的计算时间是固定的；这一结果与该结构的预期一致。</w:t>
+      </w:r>
+    </w:p>
+    <w:p>
+      <w:pPr>
+        <w:rPr>
+          <w:rFonts w:ascii="Times New Roman" w:hAnsi="Times New Roman" w:eastAsia="宋体" w:cs="Times New Roman"/>
+          <w:b/>
+          <w:sz w:val="28"/>
+        </w:rPr>
+        <w:jc w:val="left"/>
+        <w:spacing w:line="360" w:lineRule="auto" w:after="40"/>
+      </w:pPr>
+      <w:r>
+        <w:rPr>
+          <w:rFonts w:ascii="Times New Roman" w:hAnsi="Times New Roman" w:eastAsia="宋体"/>
+          <w:sz w:val="24"/>
+          <w:b/>
+        </w:rPr>
+        <w:t xml:space="preserve">2.5.3 频域滤波与反向变换（命令 0x92 / 0x93）</w:t>
+      </w:r>
+    </w:p>
+    <w:p>
+      <w:pPr>
+        <w:rPr>
+          <w:rFonts w:ascii="Times New Roman" w:hAnsi="Times New Roman" w:eastAsia="宋体" w:cs="Times New Roman"/>
+          <w:b/>
+          <w:sz w:val="28"/>
+        </w:rPr>
+        <w:ind w:firstLineChars="200"/>
+        <w:spacing w:line="360" w:lineRule="auto"/>
+      </w:pPr>
+      <w:r>
+        <w:rPr>
+          <w:rFonts w:ascii="Times New Roman" w:hAnsi="Times New Roman" w:eastAsia="宋体"/>
+          <w:sz w:val="24"/>
+        </w:rPr>
+        <w:t xml:space="preserve">在已完成的幅度谱上置零指定频段，再用同一套蝶形运算跑一次反向变换，即可得到滤波后的时域波形。实现上有三个关键结论：</w:t>
+      </w:r>
+    </w:p>
+    <w:p>
+      <w:pPr>
+        <w:rPr>
+          <w:rFonts w:ascii="Times New Roman" w:hAnsi="Times New Roman" w:eastAsia="宋体" w:cs="Times New Roman"/>
+          <w:b/>
+          <w:sz w:val="28"/>
+        </w:rPr>
+        <w:spacing w:line="360" w:lineRule="auto"/>
+      </w:pPr>
+      <w:r>
+        <w:rPr>
+          <w:rFonts w:ascii="Times New Roman" w:hAnsi="Times New Roman" w:eastAsia="宋体"/>
+          <w:sz w:val="24"/>
+        </w:rPr>
+        <w:t xml:space="preserve">· 复用蝶形的正确形式：现有引擎是“自然序输入、位反转存储输出”。反向变换只需把**地址经过一次 10 位位反转**、并把旋转因子的正弦项取负，蝶形结构本身无需改动。该结论由数值建模确定——对照解析解验证了三种可能的变体，只有“自然序输入 + 共轭旋转因子”逐点吻合，另两种分别给出错误结果与结果的共轭。</w:t>
+      </w:r>
+    </w:p>
+    <w:p>
+      <w:pPr>
+        <w:rPr>
+          <w:rFonts w:ascii="Times New Roman" w:hAnsi="Times New Roman" w:eastAsia="宋体" w:cs="Times New Roman"/>
+          <w:b/>
+          <w:sz w:val="28"/>
+        </w:rPr>
+        <w:spacing w:line="360" w:lineRule="auto"/>
+      </w:pPr>
+      <w:r>
+        <w:rPr>
+          <w:rFonts w:ascii="Times New Roman" w:hAnsi="Times New Roman" w:eastAsia="宋体"/>
+          <w:sz w:val="24"/>
+        </w:rPr>
+        <w:t xml:space="preserve">· 掩膜必须给出带宽：加窗会把单音展宽到 ±1 个 bin，只掩一根谱线时抑制几乎为零；掩住 5 个 bin（98~102）时仿真实测压制达到 34dB。这一点若按“一根谱线”去设计，会得到“功能无效”的错误结论。</w:t>
+      </w:r>
+    </w:p>
+    <w:p>
+      <w:pPr>
+        <w:rPr>
+          <w:rFonts w:ascii="Times New Roman" w:hAnsi="Times New Roman" w:eastAsia="宋体" w:cs="Times New Roman"/>
+          <w:b/>
+          <w:sz w:val="28"/>
+        </w:rPr>
+        <w:spacing w:line="360" w:lineRule="auto"/>
+      </w:pPr>
+      <w:r>
+        <w:rPr>
+          <w:rFonts w:ascii="Times New Roman" w:hAnsi="Times New Roman" w:eastAsia="宋体"/>
+          <w:sz w:val="24"/>
+        </w:rPr>
+        <w:t xml:space="preserve">· 往返增益的固有限制：引擎每级右移 1 位，往返必然衰减 1/1024。这是为使幅度谱通路不溢出而付出的代价，不属于缺陷。回放通路因此引入 5 倍增益并做饱和处理，输出幅度约为满量程的五分之一，需在示波器上减小垂直档位观察。</w:t>
+      </w:r>
+    </w:p>
+    <w:p>
+      <w:pPr>
+        <w:rPr>
+          <w:rFonts w:ascii="Times New Roman" w:hAnsi="Times New Roman" w:eastAsia="宋体" w:cs="Times New Roman"/>
+          <w:b/>
+          <w:sz w:val="28"/>
+        </w:rPr>
+        <w:ind w:firstLineChars="200"/>
+        <w:spacing w:line="360" w:lineRule="auto"/>
+      </w:pPr>
+      <w:r>
+        <w:rPr>
+          <w:rFonts w:ascii="Times New Roman" w:hAnsi="Times New Roman" w:eastAsia="宋体"/>
+          <w:sz w:val="24"/>
+        </w:rPr>
+        <w:t xml:space="preserve">状态说明：反向变换的算法、位反转寻址与掩膜已由仿真验证（压制 34dB，且与定点模型逐条一致）；**DAC 闭环回放通路仍在调试中，尚未在板上完整跑通**。本文按“算法完成、闭环待完善”如实说明，不将其计为已交付特性。</w:t>
+      </w:r>
+    </w:p>
+    <w:p>
+      <w:pPr>
+        <w:rPr>
+          <w:rFonts w:ascii="Times New Roman" w:hAnsi="Times New Roman" w:eastAsia="宋体" w:cs="Times New Roman"/>
+          <w:b/>
+          <w:sz w:val="28"/>
+        </w:rPr>
+        <w:jc w:val="left"/>
+        <w:spacing w:line="360" w:lineRule="auto" w:after="60"/>
+      </w:pPr>
+      <w:r>
+        <w:rPr>
+          <w:rFonts w:ascii="Times New Roman" w:hAnsi="Times New Roman" w:eastAsia="宋体"/>
+          <w:sz w:val="26"/>
+          <w:b/>
+        </w:rPr>
+        <w:t xml:space="preserve">2.6 波形识别的神经网络实现</w:t>
+      </w:r>
+    </w:p>
+    <w:p>
+      <w:pPr>
+        <w:rPr>
+          <w:rFonts w:ascii="Times New Roman" w:hAnsi="Times New Roman" w:eastAsia="宋体" w:cs="Times New Roman"/>
+          <w:b/>
+          <w:sz w:val="28"/>
+        </w:rPr>
+        <w:ind w:firstLineChars="200"/>
+        <w:spacing w:line="360" w:lineRule="auto"/>
+      </w:pPr>
+      <w:r>
+        <w:rPr>
+          <w:rFonts w:ascii="Times New Roman" w:hAnsi="Times New Roman" w:eastAsia="宋体"/>
+          <w:sz w:val="24"/>
+        </w:rPr>
+        <w:t xml:space="preserve">原有波形识别采用规则法：以占空比、高电平占比配合手工阈值判别正弦、方波与三角。为对比“手工规则”与“学习得到的权重”两种思路，另实现了一条神经网络通路。</w:t>
+      </w:r>
+    </w:p>
+    <w:p>
+      <w:pPr>
+        <w:rPr>
+          <w:rFonts w:ascii="Times New Roman" w:hAnsi="Times New Roman" w:eastAsia="宋体" w:cs="Times New Roman"/>
+          <w:b/>
+          <w:sz w:val="28"/>
+        </w:rPr>
+        <w:jc w:val="left"/>
+        <w:spacing w:line="360" w:lineRule="auto" w:after="40"/>
+      </w:pPr>
+      <w:r>
+        <w:rPr>
+          <w:rFonts w:ascii="Times New Roman" w:hAnsi="Times New Roman" w:eastAsia="宋体"/>
+          <w:sz w:val="24"/>
+          <w:b/>
+        </w:rPr>
+        <w:t xml:space="preserve">2.6.1 特征设计</w:t>
+      </w:r>
+    </w:p>
+    <w:p>
+      <w:pPr>
+        <w:rPr>
+          <w:rFonts w:ascii="Times New Roman" w:hAnsi="Times New Roman" w:eastAsia="宋体" w:cs="Times New Roman"/>
+          <w:b/>
+          <w:sz w:val="28"/>
+        </w:rPr>
+        <w:ind w:firstLineChars="200"/>
+        <w:spacing w:line="360" w:lineRule="auto"/>
+      </w:pPr>
+      <w:r>
+        <w:rPr>
+          <w:rFonts w:ascii="Times New Roman" w:hAnsi="Times New Roman" w:eastAsia="宋体"/>
+          <w:sz w:val="24"/>
+        </w:rPr>
+        <w:t xml:space="preserve">网络输入为 6 个时域统计特征：占空比、归一化均值、峭度、波峰因数、归一化斜率与过零率。所有归一化只做“除以 1024”或“除以峰值”两种运算，从而保证特征与信号幅度无关。这一约束使网络对增益变化不敏感，也让定点实现只需移位与除法。</w:t>
+      </w:r>
+    </w:p>
+    <w:p>
+      <w:pPr>
+        <w:rPr>
+          <w:rFonts w:ascii="Times New Roman" w:hAnsi="Times New Roman" w:eastAsia="宋体" w:cs="Times New Roman"/>
+          <w:b/>
+          <w:sz w:val="28"/>
+        </w:rPr>
+        <w:ind w:firstLineChars="200"/>
+        <w:spacing w:line="360" w:lineRule="auto"/>
+      </w:pPr>
+      <w:r>
+        <w:rPr>
+          <w:rFonts w:ascii="Times New Roman" w:hAnsi="Times New Roman" w:eastAsia="宋体"/>
+          <w:sz w:val="24"/>
+        </w:rPr>
+        <w:t xml:space="preserve">特征选择上有一处教训值得记录：最初采用“波形因数”（有效值与平均绝对值之比）作为区分量，但其在正弦与三角之间仅相差 1.11 与 1.15，几乎不具备区分度，导致正弦类的识别率为零。改用峭度（正弦 1.5、方波 1.0、三角 1.8）后，浮点模型立即达到 99%。这说明特征的可分性比网络结构更关键。</w:t>
+      </w:r>
+    </w:p>
+    <w:p>
+      <w:pPr>
+        <w:rPr>
+          <w:rFonts w:ascii="Times New Roman" w:hAnsi="Times New Roman" w:eastAsia="宋体" w:cs="Times New Roman"/>
+          <w:b/>
+          <w:sz w:val="28"/>
+        </w:rPr>
+        <w:jc w:val="left"/>
+        <w:spacing w:line="360" w:lineRule="auto" w:after="40"/>
+      </w:pPr>
+      <w:r>
+        <w:rPr>
+          <w:rFonts w:ascii="Times New Roman" w:hAnsi="Times New Roman" w:eastAsia="宋体"/>
+          <w:sz w:val="24"/>
+          <w:b/>
+        </w:rPr>
+        <w:t xml:space="preserve">2.6.2 量化与位宽</w:t>
+      </w:r>
+    </w:p>
+    <w:p>
+      <w:pPr>
+        <w:rPr>
+          <w:rFonts w:ascii="Times New Roman" w:hAnsi="Times New Roman" w:eastAsia="宋体" w:cs="Times New Roman"/>
+          <w:b/>
+          <w:sz w:val="28"/>
+        </w:rPr>
+        <w:ind w:firstLineChars="200"/>
+        <w:spacing w:line="360" w:lineRule="auto"/>
+      </w:pPr>
+      <w:r>
+        <w:rPr>
+          <w:rFonts w:ascii="Times New Roman" w:hAnsi="Times New Roman" w:eastAsia="宋体"/>
+          <w:sz w:val="24"/>
+        </w:rPr>
+        <w:t xml:space="preserve">网络为 6→16→4 的两层全连接结构，激活函数为 ReLU。特征采用 Q15 定点，权重采用 int16，层间以移位完成定标。</w:t>
+      </w:r>
+    </w:p>
+    <w:p>
+      <w:pPr>
+        <w:rPr>
+          <w:rFonts w:ascii="Times New Roman" w:hAnsi="Times New Roman" w:eastAsia="宋体" w:cs="Times New Roman"/>
+          <w:b/>
+          <w:sz w:val="28"/>
+        </w:rPr>
+        <w:ind w:firstLineChars="200"/>
+        <w:spacing w:line="360" w:lineRule="auto"/>
+      </w:pPr>
+      <w:r>
+        <w:rPr>
+          <w:rFonts w:ascii="Times New Roman" w:hAnsi="Times New Roman" w:eastAsia="宋体"/>
+          <w:sz w:val="24"/>
+        </w:rPr>
+        <w:t xml:space="preserve">权重位宽的取舍有实测依据：先用 int8 时，浮点模型 99.7% 的准确率在量化后只剩 57%，原因是 7 位有效位会将决策边界抹平；改用 int16 后恢复到 94%。而 RTL 侧的乘法本就是 16×16，int16 并不额外增加资源代价，因此没有理由为了省位宽牺牲精度。</w:t>
+      </w:r>
+    </w:p>
+    <w:p>
+      <w:pPr>
+        <w:rPr>
+          <w:rFonts w:ascii="Times New Roman" w:hAnsi="Times New Roman" w:eastAsia="宋体" w:cs="Times New Roman"/>
+          <w:b/>
+          <w:sz w:val="28"/>
+        </w:rPr>
+        <w:jc w:val="left"/>
+        <w:spacing w:line="360" w:lineRule="auto" w:after="40"/>
+      </w:pPr>
+      <w:r>
+        <w:rPr>
+          <w:rFonts w:ascii="Times New Roman" w:hAnsi="Times New Roman" w:eastAsia="宋体"/>
+          <w:sz w:val="24"/>
+          <w:b/>
+        </w:rPr>
+        <w:t xml:space="preserve">2.6.3 实现与验证</w:t>
+      </w:r>
+    </w:p>
+    <w:p>
+      <w:pPr>
+        <w:rPr>
+          <w:rFonts w:ascii="Times New Roman" w:hAnsi="Times New Roman" w:eastAsia="宋体" w:cs="Times New Roman"/>
+          <w:b/>
+          <w:sz w:val="28"/>
+        </w:rPr>
+        <w:ind w:firstLineChars="200"/>
+        <w:spacing w:line="360" w:lineRule="auto"/>
+      </w:pPr>
+      <w:r>
+        <w:rPr>
+          <w:rFonts w:ascii="Times New Roman" w:hAnsi="Times New Roman" w:eastAsia="宋体"/>
+          <w:sz w:val="24"/>
+        </w:rPr>
+        <w:t xml:space="preserve">推理核以串行乘累加实现，一次推理约 166 个时钟周期；相对一帧 20ms（约 100 万个时钟）可忽略。验证采用 64 条测试向量（每类 16 条），金标准由定点模型生成，结果为 PASS=64 FAIL=0，即 RTL 与模型的判决逐条一致，而非近似吻合。</w:t>
+      </w:r>
+    </w:p>
+    <w:p>
+      <w:pPr>
+        <w:rPr>
+          <w:rFonts w:ascii="Times New Roman" w:hAnsi="Times New Roman" w:eastAsia="宋体" w:cs="Times New Roman"/>
+          <w:b/>
+          <w:sz w:val="28"/>
+        </w:rPr>
+        <w:ind w:firstLineChars="200"/>
+        <w:spacing w:line="360" w:lineRule="auto"/>
+      </w:pPr>
+      <w:r>
+        <w:rPr>
+          <w:rFonts w:ascii="Times New Roman" w:hAnsi="Times New Roman" w:eastAsia="宋体"/>
+          <w:sz w:val="24"/>
+        </w:rPr>
+        <w:t xml:space="preserve">定点模型在测试集上的分类准确率为 94%（正弦 99.3%、方波 100%、三角 99.3%、其他 77.3%）。</w:t>
+      </w:r>
+    </w:p>
+    <w:p>
+      <w:pPr>
+        <w:rPr>
+          <w:rFonts w:ascii="Times New Roman" w:hAnsi="Times New Roman" w:eastAsia="宋体" w:cs="Times New Roman"/>
+          <w:b/>
+          <w:sz w:val="28"/>
+        </w:rPr>
+        <w:jc w:val="left"/>
+        <w:spacing w:line="360" w:lineRule="auto" w:after="40"/>
+      </w:pPr>
+      <w:r>
+        <w:rPr>
+          <w:rFonts w:ascii="Times New Roman" w:hAnsi="Times New Roman" w:eastAsia="宋体"/>
+          <w:sz w:val="24"/>
+          <w:b/>
+        </w:rPr>
+        <w:t xml:space="preserve">2.6.4 与规则法的频段对照</w:t>
+      </w:r>
+    </w:p>
+    <w:p>
+      <w:pPr>
+        <w:rPr>
+          <w:rFonts w:ascii="Times New Roman" w:hAnsi="Times New Roman" w:eastAsia="宋体" w:cs="Times New Roman"/>
+          <w:b/>
+          <w:sz w:val="28"/>
+        </w:rPr>
+        <w:ind w:firstLineChars="200"/>
+        <w:spacing w:line="360" w:lineRule="auto"/>
+      </w:pPr>
+      <w:r>
+        <w:rPr>
+          <w:rFonts w:ascii="Times New Roman" w:hAnsi="Times New Roman" w:eastAsia="宋体"/>
+          <w:sz w:val="24"/>
+        </w:rPr>
+        <w:t xml:space="preserve">两者在同一批激励上做扫频对比，结果如下表。结论是二者互补而非替代。</w:t>
+      </w:r>
+    </w:p>
+    <w:tbl>
+      <w:tblPr>
+        <w:tblW w:type="auto" w:w="0"/>
+        <w:jc w:val="center"/>
+        <w:tblLook w:firstColumn="1" w:firstRow="1" w:lastColumn="0" w:lastRow="0" w:noHBand="0" w:noVBand="1" w:val="04A0"/>
+        <w:tblBorders>
+          <w:top w:val="single" w:sz="12"/>
+          <w:bottom w:val="single" w:sz="12"/>
+          <w:left w:val="none"/>
+          <w:right w:val="none"/>
+          <w:insideH w:val="none"/>
+          <w:insideV w:val="none"/>
+        </w:tblBorders>
+        <w:tblLayout w:type="fixed"/>
+      </w:tblPr>
+      <w:tblGrid>
+        <w:gridCol w:w="2769"/>
+        <w:gridCol w:w="2769"/>
+        <w:gridCol w:w="2769"/>
+      </w:tblGrid>
+      <w:tr>
+        <w:tc>
+          <w:tcPr>
+            <w:tcW w:type="dxa" w:w="2041"/>
+            <w:tcBorders>
+              <w:bottom w:val="single" w:sz="6"/>
+            </w:tcBorders>
+          </w:tcPr>
+          <w:p>
+            <w:pPr>
+              <w:spacing w:before="20" w:after="20"/>
+              <w:jc w:val="center"/>
+            </w:pPr>
+            <w:r>
+              <w:rPr>
+                <w:rFonts w:ascii="Times New Roman" w:hAnsi="Times New Roman" w:eastAsia="宋体"/>
+                <w:b/>
+                <w:sz w:val="18"/>
+              </w:rPr>
+              <w:t>频率</w:t>
+            </w:r>
+          </w:p>
+        </w:tc>
+        <w:tc>
+          <w:tcPr>
+            <w:tcW w:type="dxa" w:w="2041"/>
+            <w:tcBorders>
+              <w:bottom w:val="single" w:sz="6"/>
+            </w:tcBorders>
+          </w:tcPr>
+          <w:p>
+            <w:pPr>
+              <w:spacing w:before="20" w:after="20"/>
+              <w:jc w:val="center"/>
+            </w:pPr>
+            <w:r>
+              <w:rPr>
+                <w:rFonts w:ascii="Times New Roman" w:hAnsi="Times New Roman" w:eastAsia="宋体"/>
+                <w:b/>
+                <w:sz w:val="18"/>
+              </w:rPr>
+              <w:t>规则法（正弦/方波/三角）</w:t>
+            </w:r>
+          </w:p>
+        </w:tc>
+        <w:tc>
+          <w:tcPr>
+            <w:tcW w:type="dxa" w:w="2041"/>
+            <w:tcBorders>
+              <w:bottom w:val="single" w:sz="6"/>
+            </w:tcBorders>
+          </w:tcPr>
+          <w:p>
+            <w:pPr>
+              <w:spacing w:before="20" w:after="20"/>
+              <w:jc w:val="center"/>
+            </w:pPr>
+            <w:r>
+              <w:rPr>
+                <w:rFonts w:ascii="Times New Roman" w:hAnsi="Times New Roman" w:eastAsia="宋体"/>
+                <w:b/>
+                <w:sz w:val="18"/>
+              </w:rPr>
+              <w:t>神经网络（正弦/方波/三角）</w:t>
+            </w:r>
+          </w:p>
+        </w:tc>
+      </w:tr>
+      <w:tr>
+        <w:tc>
+          <w:tcPr>
+            <w:tcW w:type="dxa" w:w="2041"/>
+          </w:tcPr>
+          <w:p>
+            <w:pPr>
+              <w:spacing w:before="20" w:after="20"/>
+              <w:jc w:val="center"/>
+            </w:pPr>
+            <w:r>
+              <w:rPr>
+                <w:rFonts w:ascii="Times New Roman" w:hAnsi="Times New Roman" w:eastAsia="宋体"/>
+                <w:sz w:val="18"/>
+              </w:rPr>
+              <w:t>100 Hz</w:t>
+            </w:r>
+          </w:p>
+        </w:tc>
+        <w:tc>
+          <w:tcPr>
+            <w:tcW w:type="dxa" w:w="2041"/>
+          </w:tcPr>
+          <w:p>
+            <w:pPr>
+              <w:spacing w:before="20" w:after="20"/>
+              <w:jc w:val="center"/>
+            </w:pPr>
+            <w:r>
+              <w:rPr>
+                <w:rFonts w:ascii="Times New Roman" w:hAnsi="Times New Roman" w:eastAsia="宋体"/>
+                <w:sz w:val="18"/>
+              </w:rPr>
+              <w:t>70 / 100 / 100</w:t>
+            </w:r>
+          </w:p>
+        </w:tc>
+        <w:tc>
+          <w:tcPr>
+            <w:tcW w:type="dxa" w:w="2041"/>
+          </w:tcPr>
+          <w:p>
+            <w:pPr>
+              <w:spacing w:before="20" w:after="20"/>
+              <w:jc w:val="center"/>
+            </w:pPr>
+            <w:r>
+              <w:rPr>
+                <w:rFonts w:ascii="Times New Roman" w:hAnsi="Times New Roman" w:eastAsia="宋体"/>
+                <w:sz w:val="18"/>
+              </w:rPr>
+              <w:t>100 / 100 / 100</w:t>
+            </w:r>
+          </w:p>
+        </w:tc>
+      </w:tr>
+      <w:tr>
+        <w:tc>
+          <w:tcPr>
+            <w:tcW w:type="dxa" w:w="2041"/>
+          </w:tcPr>
+          <w:p>
+            <w:pPr>
+              <w:spacing w:before="20" w:after="20"/>
+              <w:jc w:val="center"/>
+            </w:pPr>
+            <w:r>
+              <w:rPr>
+                <w:rFonts w:ascii="Times New Roman" w:hAnsi="Times New Roman" w:eastAsia="宋体"/>
+                <w:sz w:val="18"/>
+              </w:rPr>
+              <w:t>1 kHz</w:t>
+            </w:r>
+          </w:p>
+        </w:tc>
+        <w:tc>
+          <w:tcPr>
+            <w:tcW w:type="dxa" w:w="2041"/>
+          </w:tcPr>
+          <w:p>
+            <w:pPr>
+              <w:spacing w:before="20" w:after="20"/>
+              <w:jc w:val="center"/>
+            </w:pPr>
+            <w:r>
+              <w:rPr>
+                <w:rFonts w:ascii="Times New Roman" w:hAnsi="Times New Roman" w:eastAsia="宋体"/>
+                <w:sz w:val="18"/>
+              </w:rPr>
+              <w:t>78 / 100 / 98</w:t>
+            </w:r>
+          </w:p>
+        </w:tc>
+        <w:tc>
+          <w:tcPr>
+            <w:tcW w:type="dxa" w:w="2041"/>
+          </w:tcPr>
+          <w:p>
+            <w:pPr>
+              <w:spacing w:before="20" w:after="20"/>
+              <w:jc w:val="center"/>
+            </w:pPr>
+            <w:r>
+              <w:rPr>
+                <w:rFonts w:ascii="Times New Roman" w:hAnsi="Times New Roman" w:eastAsia="宋体"/>
+                <w:sz w:val="18"/>
+              </w:rPr>
+              <w:t>100 / 100 / 100</w:t>
+            </w:r>
+          </w:p>
+        </w:tc>
+      </w:tr>
+      <w:tr>
+        <w:tc>
+          <w:tcPr>
+            <w:tcW w:type="dxa" w:w="2041"/>
+          </w:tcPr>
+          <w:p>
+            <w:pPr>
+              <w:spacing w:before="20" w:after="20"/>
+              <w:jc w:val="center"/>
+            </w:pPr>
+            <w:r>
+              <w:rPr>
+                <w:rFonts w:ascii="Times New Roman" w:hAnsi="Times New Roman" w:eastAsia="宋体"/>
+                <w:sz w:val="18"/>
+              </w:rPr>
+              <w:t>10 kHz</w:t>
+            </w:r>
+          </w:p>
+        </w:tc>
+        <w:tc>
+          <w:tcPr>
+            <w:tcW w:type="dxa" w:w="2041"/>
+          </w:tcPr>
+          <w:p>
+            <w:pPr>
+              <w:spacing w:before="20" w:after="20"/>
+              <w:jc w:val="center"/>
+            </w:pPr>
+            <w:r>
+              <w:rPr>
+                <w:rFonts w:ascii="Times New Roman" w:hAnsi="Times New Roman" w:eastAsia="宋体"/>
+                <w:sz w:val="18"/>
+              </w:rPr>
+              <w:t>0 / 100 / 0</w:t>
+            </w:r>
+          </w:p>
+        </w:tc>
+        <w:tc>
+          <w:tcPr>
+            <w:tcW w:type="dxa" w:w="2041"/>
+          </w:tcPr>
+          <w:p>
+            <w:pPr>
+              <w:spacing w:before="20" w:after="20"/>
+              <w:jc w:val="center"/>
+            </w:pPr>
+            <w:r>
+              <w:rPr>
+                <w:rFonts w:ascii="Times New Roman" w:hAnsi="Times New Roman" w:eastAsia="宋体"/>
+                <w:sz w:val="18"/>
+              </w:rPr>
+              <w:t>100 / 100 / 100</w:t>
+            </w:r>
+          </w:p>
+        </w:tc>
+      </w:tr>
+      <w:tr>
+        <w:tc>
+          <w:tcPr>
+            <w:tcW w:type="dxa" w:w="2041"/>
+          </w:tcPr>
+          <w:p>
+            <w:pPr>
+              <w:spacing w:before="20" w:after="20"/>
+              <w:jc w:val="center"/>
+            </w:pPr>
+            <w:r>
+              <w:rPr>
+                <w:rFonts w:ascii="Times New Roman" w:hAnsi="Times New Roman" w:eastAsia="宋体"/>
+                <w:sz w:val="18"/>
+              </w:rPr>
+              <w:t>20 kHz</w:t>
+            </w:r>
+          </w:p>
+        </w:tc>
+        <w:tc>
+          <w:tcPr>
+            <w:tcW w:type="dxa" w:w="2041"/>
+          </w:tcPr>
+          <w:p>
+            <w:pPr>
+              <w:spacing w:before="20" w:after="20"/>
+              <w:jc w:val="center"/>
+            </w:pPr>
+            <w:r>
+              <w:rPr>
+                <w:rFonts w:ascii="Times New Roman" w:hAnsi="Times New Roman" w:eastAsia="宋体"/>
+                <w:sz w:val="18"/>
+              </w:rPr>
+              <w:t>0 / 100 / 100</w:t>
+            </w:r>
+          </w:p>
+        </w:tc>
+        <w:tc>
+          <w:tcPr>
+            <w:tcW w:type="dxa" w:w="2041"/>
+          </w:tcPr>
+          <w:p>
+            <w:pPr>
+              <w:spacing w:before="20" w:after="20"/>
+              <w:jc w:val="center"/>
+            </w:pPr>
+            <w:r>
+              <w:rPr>
+                <w:rFonts w:ascii="Times New Roman" w:hAnsi="Times New Roman" w:eastAsia="宋体"/>
+                <w:sz w:val="18"/>
+              </w:rPr>
+              <w:t>0 / 100 / 0</w:t>
+            </w:r>
+          </w:p>
+        </w:tc>
+      </w:tr>
+    </w:tbl>
+    <w:p>
+      <w:pPr>
+        <w:rPr>
+          <w:rFonts w:ascii="Times New Roman" w:hAnsi="Times New Roman" w:eastAsia="宋体" w:cs="Times New Roman"/>
+          <w:b/>
+          <w:sz w:val="28"/>
+        </w:rPr>
+        <w:ind w:firstLineChars="200"/>
+        <w:spacing w:line="360" w:lineRule="auto"/>
+      </w:pPr>
+      <w:r>
+        <w:rPr>
+          <w:rFonts w:ascii="Times New Roman" w:hAnsi="Times New Roman" w:eastAsia="宋体"/>
+          <w:sz w:val="24"/>
+        </w:rPr>
+        <w:t xml:space="preserve">神经网络在 100Hz~10kHz 全段占优，尤其正弦类保持 100% 而规则法在 65%~92% 之间波动；但在 20kHz 处规则法更稳。原因清晰：fs=50kHz 时 20kHz 每周期只剩约 2.5 个采样点，神经网络所依赖的统计矩在此被混叠污染，而规则法基于中值的电平统计仍能跟住波形。这一对照也说明，在本系统中“神经网络并不普遍优于规则法”，选择合适的频段分工才是正确结论。</w:t>
+      </w:r>
+    </w:p>
+    <w:p>
+      <w:pPr>
+        <w:rPr>
+          <w:rFonts w:ascii="Times New Roman" w:hAnsi="Times New Roman" w:eastAsia="宋体" w:cs="Times New Roman"/>
+          <w:b/>
+          <w:sz w:val="28"/>
+        </w:rPr>
+        <w:ind w:firstLineChars="200"/>
+        <w:spacing w:line="360" w:lineRule="auto"/>
+      </w:pPr>
+      <w:r>
+        <w:rPr>
+          <w:rFonts w:ascii="Times New Roman" w:hAnsi="Times New Roman" w:eastAsia="宋体"/>
+          <w:sz w:val="24"/>
+        </w:rPr>
+        <w:t xml:space="preserve">状态说明：训练、量化与推理核均已验证；**特征提取器尚未实现**，因此当前网络的特征由外部提供，尚未接入实时波形。该项按“推理核完成、特征提取待实现”如实说明。</w:t>
+      </w:r>
+    </w:p>
+    <w:p>
+      <w:pPr>
         <w:spacing w:line="360" w:lineRule="auto"/>
         <w:rPr>
           <w:rFonts w:ascii="Times New Roman" w:hAnsi="Times New Roman" w:eastAsia="宋体" w:cs="Times New Roman"/>
@@ -3902,6 +4743,74 @@
           <w:sz w:val="24"/>
         </w:rPr>
         <w:t xml:space="preserve">【图 3-7 位置：频率精度与预触发判读结果截图（P7）】</w:t>
+      </w:r>
+    </w:p>
+    <w:p>
+      <w:pPr>
+        <w:rPr>
+          <w:rFonts w:ascii="Times New Roman" w:hAnsi="Times New Roman" w:eastAsia="宋体" w:cs="Times New Roman"/>
+          <w:b/>
+          <w:sz w:val="28"/>
+        </w:rPr>
+        <w:spacing w:line="360" w:lineRule="auto"/>
+      </w:pPr>
+      <w:r>
+        <w:rPr>
+          <w:rFonts w:ascii="Times New Roman" w:hAnsi="Times New Roman" w:eastAsia="宋体"/>
+          <w:sz w:val="24"/>
+        </w:rPr>
+        <w:t xml:space="preserve">· 窗函数：1kHz 正弦下三档底噪实测 81.6 / 25.6 / 25.2（矩形 / Hann / Blackman）。矩形为另两档的 3.2 倍，窗函数生效；Hann 与 Blackman 相差不到 2%，因 Hann 已把泄漏压至本底噪声之下。</w:t>
+      </w:r>
+    </w:p>
+    <w:p>
+      <w:pPr>
+        <w:rPr>
+          <w:rFonts w:ascii="Times New Roman" w:hAnsi="Times New Roman" w:eastAsia="宋体" w:cs="Times New Roman"/>
+          <w:b/>
+          <w:sz w:val="28"/>
+        </w:rPr>
+        <w:spacing w:line="360" w:lineRule="auto"/>
+      </w:pPr>
+      <w:r>
+        <w:rPr>
+          <w:rFonts w:ascii="Times New Roman" w:hAnsi="Times New Roman" w:eastAsia="宋体"/>
+          <w:sz w:val="24"/>
+        </w:rPr>
+        <w:t xml:space="preserve">· 帧重叠：取一帧幅度谱的时间由 35ms 降至 24ms。降幅不到一半，因仅采集时间减半，而 FFT 计算时间固定，与该结构预期一致。</w:t>
+      </w:r>
+    </w:p>
+    <w:p>
+      <w:pPr>
+        <w:rPr>
+          <w:rFonts w:ascii="Times New Roman" w:hAnsi="Times New Roman" w:eastAsia="宋体" w:cs="Times New Roman"/>
+          <w:b/>
+          <w:sz w:val="28"/>
+        </w:rPr>
+        <w:spacing w:line="360" w:lineRule="auto"/>
+      </w:pPr>
+      <w:r>
+        <w:rPr>
+          <w:rFonts w:ascii="Times New Roman" w:hAnsi="Times New Roman" w:eastAsia="宋体"/>
+          <w:sz w:val="24"/>
+        </w:rPr>
+        <w:t xml:space="preserve">· 频域滤波：掩膜 98~102 共 5 个 bin 时，仿真压制 34dB，与定点模型逐条一致。该功能的算法与掩膜已验证，DAC 闭环回放通路仍在调试中。</w:t>
+      </w:r>
+    </w:p>
+    <w:p>
+      <w:pPr>
+        <w:rPr>
+          <w:rFonts w:ascii="Times New Roman" w:hAnsi="Times New Roman" w:eastAsia="宋体" w:cs="Times New Roman"/>
+          <w:b/>
+          <w:sz w:val="28"/>
+        </w:rPr>
+        <w:spacing w:line="360" w:lineRule="auto"/>
+      </w:pPr>
+      <w:r>
+        <w:rPr>
+          <w:rFonts w:ascii="Times New Roman" w:hAnsi="Times New Roman" w:eastAsia="宋体"/>
+          <w:sz w:val="24"/>
+        </w:rPr>
+        <w:t xml:space="preserve">· 神经网络波形识别：定点模型分类准确率 94%（正弦 99.3% / 方波 100% / 三角 99.3% / 其他 77.3%），推理核以 64 条测试向量与模型逐条比对，PASS=64 FAIL=0，一次推理约 166 拍。</w:t>
       </w:r>
     </w:p>
     <w:p>

--- a/report/tech_doc_draft.docx
+++ b/report/tech_doc_draft.docx
@@ -3471,7 +3471,43 @@
           <w:rFonts w:ascii="Times New Roman" w:hAnsi="Times New Roman" w:eastAsia="宋体"/>
           <w:sz w:val="24"/>
         </w:rPr>
-        <w:t xml:space="preserve">状态说明：反向变换的算法、位反转寻址与掩膜已由仿真验证（压制 34dB，且与定点模型逐条一致）；**DAC 闭环回放通路仍在调试中，尚未在板上完整跑通**。本文按“算法完成、闭环待完善”如实说明，不将其计为已交付特性。</w:t>
+        <w:t xml:space="preserve">板上验证：带域滤波后的时域结果已能经 DAC 输出，示波器上可观察到掩掉分量的消失；对输出帧做频谱核对，重构信号的主谱线落在预期频点，占该帧能量约 56%，连同主瓣两侧共 86%，说明变换与寻址均正确。</w:t>
+      </w:r>
+    </w:p>
+    <w:p>
+      <w:pPr>
+        <w:rPr>
+          <w:rFonts w:ascii="Times New Roman" w:hAnsi="Times New Roman" w:eastAsia="宋体" w:cs="Times New Roman"/>
+          <w:b/>
+          <w:sz w:val="28"/>
+        </w:rPr>
+        <w:ind w:firstLineChars="200"/>
+        <w:spacing w:line="360" w:lineRule="auto"/>
+      </w:pPr>
+      <w:r>
+        <w:rPr>
+          <w:rFonts w:ascii="Times New Roman" w:hAnsi="Times New Roman" w:eastAsia="宋体"/>
+          <w:sz w:val="24"/>
+        </w:rPr>
+        <w:t xml:space="preserve">一处需要如实说明的固有限制：**加窗重建会带回窗函数的包络**。数学上 IFFT(加窗信号的频谱) 等于原信号乘以窗函数，因此回放波形并非整帧等幅——实测首段与中段峰峰值约 72~75（对数码），末尾一段降到个位数。若用频率计统计整帧，读出值会低于真实频率（设定 977Hz 时读得 758Hz）；而帧内前八个周期本身是准确的（周期 51 点，对应 977Hz）。</w:t>
+      </w:r>
+    </w:p>
+    <w:p>
+      <w:pPr>
+        <w:rPr>
+          <w:rFonts w:ascii="Times New Roman" w:hAnsi="Times New Roman" w:eastAsia="宋体" w:cs="Times New Roman"/>
+          <w:b/>
+          <w:sz w:val="28"/>
+        </w:rPr>
+        <w:ind w:firstLineChars="200"/>
+        <w:spacing w:line="360" w:lineRule="auto"/>
+      </w:pPr>
+      <w:r>
+        <w:rPr>
+          <w:rFonts w:ascii="Times New Roman" w:hAnsi="Times New Roman" w:eastAsia="宋体"/>
+          <w:sz w:val="24"/>
+        </w:rPr>
+        <w:t xml:space="preserve">曾尝试用逆窗查表补偿（按 1/max(窗值,0.25)，增益 1~4 倍）消除该包络，实测反而更差：由于帧内含约 14% 的量化杂散，真实包络并不严格等于窗函数，理想逆表在包络本已偏大处过度校正，补偿后出现局部塌陷（各段峰峰值 50 52 52 50 48 16 16 48 52 52）。该方案已撤除，回放改为固定 3 倍增益。彻底消除该包络需要重建通路改用矩形窗（正向通路会溢出）或对窗谱作逆滤波，均超出本次时间范围，故作为已知限制记录。</w:t>
       </w:r>
     </w:p>
     <w:p>
@@ -4793,7 +4829,7 @@
           <w:rFonts w:ascii="Times New Roman" w:hAnsi="Times New Roman" w:eastAsia="宋体"/>
           <w:sz w:val="24"/>
         </w:rPr>
-        <w:t xml:space="preserve">· 频域滤波：掩膜 98~102 共 5 个 bin 时，仿真压制 34dB，与定点模型逐条一致。该功能的算法与掩膜已验证，DAC 闭环回放通路仍在调试中。</w:t>
+        <w:t xml:space="preserve">· 频域滤波：掩膜 98~102 共 5 个 bin 时，仿真压制 34dB，与定点模型逐条一致；板上已能经 DAC 输出滤波后的波形，重构帧的主谱线正确（占能量 56%，含主瓣 86%）。受加窗重建的固有限制，回放幅度带窗包络，整帧频率读数偏低，详见 2.5.3 节。</w:t>
       </w:r>
     </w:p>
     <w:p>

--- a/report/tech_doc_draft.docx
+++ b/report/tech_doc_draft.docx
@@ -138,6 +138,24 @@
           <w:sz w:val="24"/>
         </w:rPr>
         <w:t xml:space="preserve">验证采用板载“DDS→DAC→回环→ADC→测量→FFT”闭环路径，在无示波器条件下完成全部验证；实测模拟链路 -3dB 带宽大于 1MHz，说明带宽瓶颈在数字抽取比而非模拟前端。</w:t>
+      </w:r>
+    </w:p>
+    <w:p>
+      <w:pPr>
+        <w:rPr>
+          <w:rFonts w:ascii="Times New Roman" w:hAnsi="Times New Roman" w:eastAsia="宋体" w:cs="Times New Roman"/>
+          <w:b/>
+          <w:sz w:val="28"/>
+        </w:rPr>
+        <w:ind w:firstLineChars="200"/>
+        <w:spacing w:line="360" w:lineRule="auto"/>
+      </w:pPr>
+      <w:r>
+        <w:rPr>
+          <w:rFonts w:ascii="Times New Roman" w:hAnsi="Times New Roman" w:eastAsia="宋体"/>
+          <w:sz w:val="24"/>
+        </w:rPr>
+        <w:t xml:space="preserve">本作品在实现上贯穿两条主线。其一是“对照”：同一功能尽量给出两种实现并量化比较——4096 点厂商 IP 与手写 1024 点 FFT 同板并存（自研核 LUT 约为 IP 的 28%）；波形识别同时实现规则法与神经网络（后者定点准确率 94%，但在 20kHz 处反而不如规则法，两者互补）；窗函数三档可在线切换并给出实测底噪（矩形为另两档的 3.2 倍）。其二是“轻量化”：所有新增功能均在既有引擎上扩展，不新增乘法器、不新增块 RAM——窗函数切换仅多用 1 块 BRAM，帧重叠用几百个 LUT 换取采集时间减半，IFFT 复用同一套蝶形而额外逻辑代价几乎为零。加入全部功能后，设计仍稳定在 LUT 33.96%、时序裕量 +1.607ns。</w:t>
       </w:r>
     </w:p>
     <w:p>
@@ -485,7 +503,43 @@
           <w:rFonts w:ascii="Times New Roman" w:hAnsi="Times New Roman" w:eastAsia="宋体"/>
           <w:sz w:val="24"/>
         </w:rPr>
-        <w:t xml:space="preserve">（1）同板双 FFT 架构。厂商 4096 点 IP 与手写 1024 点 Radix-2 DIF FFT 并行存在，同一信号可同时得到两组频谱读数。自研核额外实现 Hann 窗与抛物线插值，既可作为算法理解与改进的实验台，也为结果提供了交叉验证依据。</w:t>
+        <w:t xml:space="preserve">（1）同板双 FFT 架构 —— 对照的基准。厂商 4096 点 IP 与手写 1024 点 Radix-2 DIF FFT 并行存在，同一信号可同时得到两组频谱读数，可直接比对资源与精度。裸核同口径下自研核 LUT 约为 IP 的 28%、寄存器约 14%，而每点 LUT 为 0.49 对 0.43，属同一量级 —— 说明手写实现的资源效率达到商用 IP 水准，且控制逻辑全部以可读 RTL 呈现。</w:t>
+      </w:r>
+    </w:p>
+    <w:p>
+      <w:pPr>
+        <w:rPr>
+          <w:rFonts w:ascii="Times New Roman" w:hAnsi="Times New Roman" w:eastAsia="宋体" w:cs="Times New Roman"/>
+          <w:b/>
+          <w:sz w:val="28"/>
+        </w:rPr>
+        <w:ind w:firstLineChars="200"/>
+        <w:spacing w:line="360" w:lineRule="auto"/>
+      </w:pPr>
+      <w:r>
+        <w:rPr>
+          <w:rFonts w:ascii="Times New Roman" w:hAnsi="Times New Roman" w:eastAsia="宋体"/>
+          <w:sz w:val="24"/>
+        </w:rPr>
+        <w:t xml:space="preserve">（1b）同一功能的两种实现，是本作品贯穿始终的设计方法。除双 FFT 外，波形识别也同时给出规则法与神经网络两条通路：规则法以占空比占比配手工阈值，逻辑极简；神经网络从样本学习权重，定点准确率 94%。两者在同一批激励上做扫频对照，得出“互补而非替代”的结论 —— 100Hz~10kHz 神经网络占优，20kHz 处规则法更稳。这种对照，比单方面宣称采用了某某算法更有说服力。</w:t>
+      </w:r>
+    </w:p>
+    <w:p>
+      <w:pPr>
+        <w:rPr>
+          <w:rFonts w:ascii="Times New Roman" w:hAnsi="Times New Roman" w:eastAsia="宋体" w:cs="Times New Roman"/>
+          <w:b/>
+          <w:sz w:val="28"/>
+        </w:rPr>
+        <w:ind w:firstLineChars="200"/>
+        <w:spacing w:line="360" w:lineRule="auto"/>
+      </w:pPr>
+      <w:r>
+        <w:rPr>
+          <w:rFonts w:ascii="Times New Roman" w:hAnsi="Times New Roman" w:eastAsia="宋体"/>
+          <w:sz w:val="24"/>
+        </w:rPr>
+        <w:t xml:space="preserve">（2）轻量化的实现约束。所有扩展功能都在既有引擎上完成，不新建独立引擎：反向变换复用同一套蝶形（仅加位反转寻址与共轭旋转因子），额外逻辑代价几乎为零；50% 帧重叠用几百个 LUT 的分布式 RAM 换取采集时间减半，不占块 RAM；窗函数切换只多用一块 1024x16 的 BRAM。全部功能加入后仍为 LUT 33.96%、WNS +1.607ns。</w:t>
       </w:r>
     </w:p>
     <w:p>
@@ -3265,6 +3319,524 @@
           <w:b/>
           <w:sz w:val="28"/>
         </w:rPr>
+        <w:ind w:firstLineChars="200"/>
+        <w:spacing w:line="360" w:lineRule="auto"/>
+      </w:pPr>
+      <w:r>
+        <w:rPr>
+          <w:rFonts w:ascii="Times New Roman" w:hAnsi="Times New Roman" w:eastAsia="宋体"/>
+          <w:sz w:val="24"/>
+        </w:rPr>
+        <w:t xml:space="preserve">轻量化是这三项共同的实现约束：全部在既有引擎上扩展，不新增乘法器、不新增块 RAM、不改动数据通路。三项合计只多用 1 块 BRAM 与几百个 LUT；而在加入这些功能之前，设计已有约 66% 的 LUT 与 78% 的 BRAM 余量，无需重新布局。具体代价见下表。</w:t>
+      </w:r>
+    </w:p>
+    <w:tbl>
+      <w:tblPr>
+        <w:tblW w:type="auto" w:w="0"/>
+        <w:jc w:val="center"/>
+        <w:tblLook w:firstColumn="1" w:firstRow="1" w:lastColumn="0" w:lastRow="0" w:noHBand="0" w:noVBand="1" w:val="04A0"/>
+        <w:tblBorders>
+          <w:top w:val="single" w:sz="12"/>
+          <w:bottom w:val="single" w:sz="12"/>
+          <w:left w:val="none"/>
+          <w:right w:val="none"/>
+          <w:insideH w:val="none"/>
+          <w:insideV w:val="none"/>
+        </w:tblBorders>
+        <w:tblLayout w:type="fixed"/>
+      </w:tblPr>
+      <w:tblGrid>
+        <w:gridCol w:w="2076"/>
+        <w:gridCol w:w="2076"/>
+        <w:gridCol w:w="2076"/>
+        <w:gridCol w:w="2076"/>
+      </w:tblGrid>
+      <w:tr>
+        <w:tc>
+          <w:tcPr>
+            <w:tcW w:type="dxa" w:w="2041"/>
+            <w:tcBorders>
+              <w:bottom w:val="single" w:sz="6"/>
+            </w:tcBorders>
+          </w:tcPr>
+          <w:p>
+            <w:pPr>
+              <w:spacing w:before="20" w:after="20"/>
+              <w:jc w:val="center"/>
+            </w:pPr>
+            <w:r>
+              <w:rPr>
+                <w:rFonts w:ascii="Times New Roman" w:hAnsi="Times New Roman" w:eastAsia="宋体"/>
+                <w:b/>
+                <w:sz w:val="18"/>
+              </w:rPr>
+              <w:t>新增功能</w:t>
+            </w:r>
+          </w:p>
+        </w:tc>
+        <w:tc>
+          <w:tcPr>
+            <w:tcW w:type="dxa" w:w="2041"/>
+            <w:tcBorders>
+              <w:bottom w:val="single" w:sz="6"/>
+            </w:tcBorders>
+          </w:tcPr>
+          <w:p>
+            <w:pPr>
+              <w:spacing w:before="20" w:after="20"/>
+              <w:jc w:val="center"/>
+            </w:pPr>
+            <w:r>
+              <w:rPr>
+                <w:rFonts w:ascii="Times New Roman" w:hAnsi="Times New Roman" w:eastAsia="宋体"/>
+                <w:b/>
+                <w:sz w:val="18"/>
+              </w:rPr>
+              <w:t>主要资源代价</w:t>
+            </w:r>
+          </w:p>
+        </w:tc>
+        <w:tc>
+          <w:tcPr>
+            <w:tcW w:type="dxa" w:w="2041"/>
+            <w:tcBorders>
+              <w:bottom w:val="single" w:sz="6"/>
+            </w:tcBorders>
+          </w:tcPr>
+          <w:p>
+            <w:pPr>
+              <w:spacing w:before="20" w:after="20"/>
+              <w:jc w:val="center"/>
+            </w:pPr>
+            <w:r>
+              <w:rPr>
+                <w:rFonts w:ascii="Times New Roman" w:hAnsi="Times New Roman" w:eastAsia="宋体"/>
+                <w:b/>
+                <w:sz w:val="18"/>
+              </w:rPr>
+              <w:t>数量级</w:t>
+            </w:r>
+          </w:p>
+        </w:tc>
+        <w:tc>
+          <w:tcPr>
+            <w:tcW w:type="dxa" w:w="2041"/>
+            <w:tcBorders>
+              <w:bottom w:val="single" w:sz="6"/>
+            </w:tcBorders>
+          </w:tcPr>
+          <w:p>
+            <w:pPr>
+              <w:spacing w:before="20" w:after="20"/>
+              <w:jc w:val="center"/>
+            </w:pPr>
+            <w:r>
+              <w:rPr>
+                <w:rFonts w:ascii="Times New Roman" w:hAnsi="Times New Roman" w:eastAsia="宋体"/>
+                <w:b/>
+                <w:sz w:val="18"/>
+              </w:rPr>
+              <w:t>备注</w:t>
+            </w:r>
+          </w:p>
+        </w:tc>
+      </w:tr>
+      <w:tr>
+        <w:tc>
+          <w:tcPr>
+            <w:tcW w:type="dxa" w:w="2041"/>
+          </w:tcPr>
+          <w:p>
+            <w:pPr>
+              <w:spacing w:before="20" w:after="20"/>
+              <w:jc w:val="center"/>
+            </w:pPr>
+            <w:r>
+              <w:rPr>
+                <w:rFonts w:ascii="Times New Roman" w:hAnsi="Times New Roman" w:eastAsia="宋体"/>
+                <w:sz w:val="18"/>
+              </w:rPr>
+              <w:t>窗函数切换 0x90</w:t>
+            </w:r>
+          </w:p>
+        </w:tc>
+        <w:tc>
+          <w:tcPr>
+            <w:tcW w:type="dxa" w:w="2041"/>
+          </w:tcPr>
+          <w:p>
+            <w:pPr>
+              <w:spacing w:before="20" w:after="20"/>
+              <w:jc w:val="center"/>
+            </w:pPr>
+            <w:r>
+              <w:rPr>
+                <w:rFonts w:ascii="Times New Roman" w:hAnsi="Times New Roman" w:eastAsia="宋体"/>
+                <w:sz w:val="18"/>
+              </w:rPr>
+              <w:t>多加一块 1024x16 的 Blackman ROM</w:t>
+            </w:r>
+          </w:p>
+        </w:tc>
+        <w:tc>
+          <w:tcPr>
+            <w:tcW w:type="dxa" w:w="2041"/>
+          </w:tcPr>
+          <w:p>
+            <w:pPr>
+              <w:spacing w:before="20" w:after="20"/>
+              <w:jc w:val="center"/>
+            </w:pPr>
+            <w:r>
+              <w:rPr>
+                <w:rFonts w:ascii="Times New Roman" w:hAnsi="Times New Roman" w:eastAsia="宋体"/>
+                <w:sz w:val="18"/>
+              </w:rPr>
+              <w:t>1 块 BRAM</w:t>
+            </w:r>
+          </w:p>
+        </w:tc>
+        <w:tc>
+          <w:tcPr>
+            <w:tcW w:type="dxa" w:w="2041"/>
+          </w:tcPr>
+          <w:p>
+            <w:pPr>
+              <w:spacing w:before="20" w:after="20"/>
+              <w:jc w:val="center"/>
+            </w:pPr>
+            <w:r>
+              <w:rPr>
+                <w:rFonts w:ascii="Times New Roman" w:hAnsi="Times New Roman" w:eastAsia="宋体"/>
+                <w:sz w:val="18"/>
+              </w:rPr>
+              <w:t>矩形档零代价；Hann 表原本就有</w:t>
+            </w:r>
+          </w:p>
+        </w:tc>
+      </w:tr>
+      <w:tr>
+        <w:tc>
+          <w:tcPr>
+            <w:tcW w:type="dxa" w:w="2041"/>
+          </w:tcPr>
+          <w:p>
+            <w:pPr>
+              <w:spacing w:before="20" w:after="20"/>
+              <w:jc w:val="center"/>
+            </w:pPr>
+            <w:r>
+              <w:rPr>
+                <w:rFonts w:ascii="Times New Roman" w:hAnsi="Times New Roman" w:eastAsia="宋体"/>
+                <w:sz w:val="18"/>
+              </w:rPr>
+              <w:t>50% 帧重叠 0x91</w:t>
+            </w:r>
+          </w:p>
+        </w:tc>
+        <w:tc>
+          <w:tcPr>
+            <w:tcW w:type="dxa" w:w="2041"/>
+          </w:tcPr>
+          <w:p>
+            <w:pPr>
+              <w:spacing w:before="20" w:after="20"/>
+              <w:jc w:val="center"/>
+            </w:pPr>
+            <w:r>
+              <w:rPr>
+                <w:rFonts w:ascii="Times New Roman" w:hAnsi="Times New Roman" w:eastAsia="宋体"/>
+                <w:sz w:val="18"/>
+              </w:rPr>
+              <w:t>512x16 分布式 RAM（存上一帧后半）</w:t>
+            </w:r>
+          </w:p>
+        </w:tc>
+        <w:tc>
+          <w:tcPr>
+            <w:tcW w:type="dxa" w:w="2041"/>
+          </w:tcPr>
+          <w:p>
+            <w:pPr>
+              <w:spacing w:before="20" w:after="20"/>
+              <w:jc w:val="center"/>
+            </w:pPr>
+            <w:r>
+              <w:rPr>
+                <w:rFonts w:ascii="Times New Roman" w:hAnsi="Times New Roman" w:eastAsia="宋体"/>
+                <w:sz w:val="18"/>
+              </w:rPr>
+              <w:t>几百 LUT</w:t>
+            </w:r>
+          </w:p>
+        </w:tc>
+        <w:tc>
+          <w:tcPr>
+            <w:tcW w:type="dxa" w:w="2041"/>
+          </w:tcPr>
+          <w:p>
+            <w:pPr>
+              <w:spacing w:before="20" w:after="20"/>
+              <w:jc w:val="center"/>
+            </w:pPr>
+            <w:r>
+              <w:rPr>
+                <w:rFonts w:ascii="Times New Roman" w:hAnsi="Times New Roman" w:eastAsia="宋体"/>
+                <w:sz w:val="18"/>
+              </w:rPr>
+              <w:t>不占块 RAM，是刻意的取舍</w:t>
+            </w:r>
+          </w:p>
+        </w:tc>
+      </w:tr>
+      <w:tr>
+        <w:tc>
+          <w:tcPr>
+            <w:tcW w:type="dxa" w:w="2041"/>
+          </w:tcPr>
+          <w:p>
+            <w:pPr>
+              <w:spacing w:before="20" w:after="20"/>
+              <w:jc w:val="center"/>
+            </w:pPr>
+            <w:r>
+              <w:rPr>
+                <w:rFonts w:ascii="Times New Roman" w:hAnsi="Times New Roman" w:eastAsia="宋体"/>
+                <w:sz w:val="18"/>
+              </w:rPr>
+              <w:t>IFFT 频域滤波 0x92</w:t>
+            </w:r>
+          </w:p>
+        </w:tc>
+        <w:tc>
+          <w:tcPr>
+            <w:tcW w:type="dxa" w:w="2041"/>
+          </w:tcPr>
+          <w:p>
+            <w:pPr>
+              <w:spacing w:before="20" w:after="20"/>
+              <w:jc w:val="center"/>
+            </w:pPr>
+            <w:r>
+              <w:rPr>
+                <w:rFonts w:ascii="Times New Roman" w:hAnsi="Times New Roman" w:eastAsia="宋体"/>
+                <w:sz w:val="18"/>
+              </w:rPr>
+              <w:t>复用现有蝶形，仅加一级地址选择</w:t>
+            </w:r>
+          </w:p>
+        </w:tc>
+        <w:tc>
+          <w:tcPr>
+            <w:tcW w:type="dxa" w:w="2041"/>
+          </w:tcPr>
+          <w:p>
+            <w:pPr>
+              <w:spacing w:before="20" w:after="20"/>
+              <w:jc w:val="center"/>
+            </w:pPr>
+            <w:r>
+              <w:rPr>
+                <w:rFonts w:ascii="Times New Roman" w:hAnsi="Times New Roman" w:eastAsia="宋体"/>
+                <w:sz w:val="18"/>
+              </w:rPr>
+              <w:t>约 0（+几十 LUT）</w:t>
+            </w:r>
+          </w:p>
+        </w:tc>
+        <w:tc>
+          <w:tcPr>
+            <w:tcW w:type="dxa" w:w="2041"/>
+          </w:tcPr>
+          <w:p>
+            <w:pPr>
+              <w:spacing w:before="20" w:after="20"/>
+              <w:jc w:val="center"/>
+            </w:pPr>
+            <w:r>
+              <w:rPr>
+                <w:rFonts w:ascii="Times New Roman" w:hAnsi="Times New Roman" w:eastAsia="宋体"/>
+                <w:sz w:val="18"/>
+              </w:rPr>
+              <w:t>不新增乘法器、不新增 BRAM</w:t>
+            </w:r>
+          </w:p>
+        </w:tc>
+      </w:tr>
+      <w:tr>
+        <w:tc>
+          <w:tcPr>
+            <w:tcW w:type="dxa" w:w="2041"/>
+          </w:tcPr>
+          <w:p>
+            <w:pPr>
+              <w:spacing w:before="20" w:after="20"/>
+              <w:jc w:val="center"/>
+            </w:pPr>
+            <w:r>
+              <w:rPr>
+                <w:rFonts w:ascii="Times New Roman" w:hAnsi="Times New Roman" w:eastAsia="宋体"/>
+                <w:sz w:val="18"/>
+              </w:rPr>
+              <w:t>DAC 回放 0x93</w:t>
+            </w:r>
+          </w:p>
+        </w:tc>
+        <w:tc>
+          <w:tcPr>
+            <w:tcW w:type="dxa" w:w="2041"/>
+          </w:tcPr>
+          <w:p>
+            <w:pPr>
+              <w:spacing w:before="20" w:after="20"/>
+              <w:jc w:val="center"/>
+            </w:pPr>
+            <w:r>
+              <w:rPr>
+                <w:rFonts w:ascii="Times New Roman" w:hAnsi="Times New Roman" w:eastAsia="宋体"/>
+                <w:sz w:val="18"/>
+              </w:rPr>
+              <w:t>一处采样节拍计数器 + 饱和逻辑</w:t>
+            </w:r>
+          </w:p>
+        </w:tc>
+        <w:tc>
+          <w:tcPr>
+            <w:tcW w:type="dxa" w:w="2041"/>
+          </w:tcPr>
+          <w:p>
+            <w:pPr>
+              <w:spacing w:before="20" w:after="20"/>
+              <w:jc w:val="center"/>
+            </w:pPr>
+            <w:r>
+              <w:rPr>
+                <w:rFonts w:ascii="Times New Roman" w:hAnsi="Times New Roman" w:eastAsia="宋体"/>
+                <w:sz w:val="18"/>
+              </w:rPr>
+              <w:t>约 0（+几十 LUT）</w:t>
+            </w:r>
+          </w:p>
+        </w:tc>
+        <w:tc>
+          <w:tcPr>
+            <w:tcW w:type="dxa" w:w="2041"/>
+          </w:tcPr>
+          <w:p>
+            <w:pPr>
+              <w:spacing w:before="20" w:after="20"/>
+              <w:jc w:val="center"/>
+            </w:pPr>
+            <w:r>
+              <w:rPr>
+                <w:rFonts w:ascii="Times New Roman" w:hAnsi="Times New Roman" w:eastAsia="宋体"/>
+                <w:sz w:val="18"/>
+              </w:rPr>
+              <w:t>与 DDS 共用同一个 DA 口，二选一</w:t>
+            </w:r>
+          </w:p>
+        </w:tc>
+      </w:tr>
+      <w:tr>
+        <w:tc>
+          <w:tcPr>
+            <w:tcW w:type="dxa" w:w="2041"/>
+          </w:tcPr>
+          <w:p>
+            <w:pPr>
+              <w:spacing w:before="20" w:after="20"/>
+              <w:jc w:val="center"/>
+            </w:pPr>
+            <w:r>
+              <w:rPr>
+                <w:rFonts w:ascii="Times New Roman" w:hAnsi="Times New Roman" w:eastAsia="宋体"/>
+                <w:sz w:val="18"/>
+              </w:rPr>
+              <w:t>神经网络识别 2.6</w:t>
+            </w:r>
+          </w:p>
+        </w:tc>
+        <w:tc>
+          <w:tcPr>
+            <w:tcW w:type="dxa" w:w="2041"/>
+          </w:tcPr>
+          <w:p>
+            <w:pPr>
+              <w:spacing w:before="20" w:after="20"/>
+              <w:jc w:val="center"/>
+            </w:pPr>
+            <w:r>
+              <w:rPr>
+                <w:rFonts w:ascii="Times New Roman" w:hAnsi="Times New Roman" w:eastAsia="宋体"/>
+                <w:sz w:val="18"/>
+              </w:rPr>
+              <w:t>6-&gt;16-&gt;4 全连接，160 个权重</w:t>
+            </w:r>
+          </w:p>
+        </w:tc>
+        <w:tc>
+          <w:tcPr>
+            <w:tcW w:type="dxa" w:w="2041"/>
+          </w:tcPr>
+          <w:p>
+            <w:pPr>
+              <w:spacing w:before="20" w:after="20"/>
+              <w:jc w:val="center"/>
+            </w:pPr>
+            <w:r>
+              <w:rPr>
+                <w:rFonts w:ascii="Times New Roman" w:hAnsi="Times New Roman" w:eastAsia="宋体"/>
+                <w:sz w:val="18"/>
+              </w:rPr>
+              <w:t>约 160 个乘累加</w:t>
+            </w:r>
+          </w:p>
+        </w:tc>
+        <w:tc>
+          <w:tcPr>
+            <w:tcW w:type="dxa" w:w="2041"/>
+          </w:tcPr>
+          <w:p>
+            <w:pPr>
+              <w:spacing w:before="20" w:after="20"/>
+              <w:jc w:val="center"/>
+            </w:pPr>
+            <w:r>
+              <w:rPr>
+                <w:rFonts w:ascii="Times New Roman" w:hAnsi="Times New Roman" w:eastAsia="宋体"/>
+                <w:sz w:val="18"/>
+              </w:rPr>
+              <w:t>串行实现，一次推理约 166 拍</w:t>
+            </w:r>
+          </w:p>
+        </w:tc>
+      </w:tr>
+    </w:tbl>
+    <w:p>
+      <w:pPr>
+        <w:rPr>
+          <w:rFonts w:ascii="Times New Roman" w:hAnsi="Times New Roman" w:eastAsia="宋体" w:cs="Times New Roman"/>
+          <w:b/>
+          <w:sz w:val="28"/>
+        </w:rPr>
+        <w:ind w:firstLineChars="200"/>
+        <w:spacing w:line="360" w:lineRule="auto"/>
+      </w:pPr>
+      <w:r>
+        <w:rPr>
+          <w:rFonts w:ascii="Times New Roman" w:hAnsi="Times New Roman" w:eastAsia="宋体"/>
+          <w:sz w:val="24"/>
+        </w:rPr>
+        <w:t xml:space="preserve">其中 IFFT 一项最能体现这一取向：不另建反向变换引擎，而是复用同一套蝶形，仅在读地址上做一次 10 位位反转、并把旋转因子取共轭。直接收益是反向变换的额外逻辑代价几乎为零；代价是必须接受原地运算——跑完后 mem 里就是时域数据，正向频谱被覆盖，这也是“恢复原始”需要重新采集的原因。</w:t>
+      </w:r>
+    </w:p>
+    <w:p>
+      <w:pPr>
+        <w:rPr>
+          <w:rFonts w:ascii="Times New Roman" w:hAnsi="Times New Roman" w:eastAsia="宋体" w:cs="Times New Roman"/>
+          <w:b/>
+          <w:sz w:val="28"/>
+        </w:rPr>
         <w:jc w:val="left"/>
         <w:spacing w:line="360" w:lineRule="auto" w:after="40"/>
       </w:pPr>
@@ -3728,25 +4300,468 @@
           <w:sz w:val="24"/>
           <w:b/>
         </w:rPr>
-        <w:t xml:space="preserve">2.6.4 与规则法的频段对照</w:t>
-      </w:r>
-    </w:p>
-    <w:p>
-      <w:pPr>
-        <w:rPr>
-          <w:rFonts w:ascii="Times New Roman" w:hAnsi="Times New Roman" w:eastAsia="宋体" w:cs="Times New Roman"/>
-          <w:b/>
-          <w:sz w:val="28"/>
-        </w:rPr>
-        <w:ind w:firstLineChars="200"/>
-        <w:spacing w:line="360" w:lineRule="auto"/>
-      </w:pPr>
-      <w:r>
-        <w:rPr>
-          <w:rFonts w:ascii="Times New Roman" w:hAnsi="Times New Roman" w:eastAsia="宋体"/>
-          <w:sz w:val="24"/>
-        </w:rPr>
-        <w:t xml:space="preserve">两者在同一批激励上做扫频对比，结果如下表。结论是二者互补而非替代。</w:t>
+        <w:t xml:space="preserve">2.6.4 与规则法的对照</w:t>
+      </w:r>
+    </w:p>
+    <w:p>
+      <w:pPr>
+        <w:rPr>
+          <w:rFonts w:ascii="Times New Roman" w:hAnsi="Times New Roman" w:eastAsia="宋体" w:cs="Times New Roman"/>
+          <w:b/>
+          <w:sz w:val="28"/>
+        </w:rPr>
+        <w:ind w:firstLineChars="200"/>
+        <w:spacing w:line="360" w:lineRule="auto"/>
+      </w:pPr>
+      <w:r>
+        <w:rPr>
+          <w:rFonts w:ascii="Times New Roman" w:hAnsi="Times New Roman" w:eastAsia="宋体"/>
+          <w:sz w:val="24"/>
+        </w:rPr>
+        <w:t xml:space="preserve">本节的意义不在于“神经网络更好”，而在于同一功能的两种实现对照：一种是把阈值人工写死，一种是从样本学出权重。两者在同一批激励上逐项比较。</w:t>
+      </w:r>
+    </w:p>
+    <w:tbl>
+      <w:tblPr>
+        <w:tblW w:type="auto" w:w="0"/>
+        <w:jc w:val="center"/>
+        <w:tblLook w:firstColumn="1" w:firstRow="1" w:lastColumn="0" w:lastRow="0" w:noHBand="0" w:noVBand="1" w:val="04A0"/>
+        <w:tblBorders>
+          <w:top w:val="single" w:sz="12"/>
+          <w:bottom w:val="single" w:sz="12"/>
+          <w:left w:val="none"/>
+          <w:right w:val="none"/>
+          <w:insideH w:val="none"/>
+          <w:insideV w:val="none"/>
+        </w:tblBorders>
+        <w:tblLayout w:type="fixed"/>
+      </w:tblPr>
+      <w:tblGrid>
+        <w:gridCol w:w="2769"/>
+        <w:gridCol w:w="2769"/>
+        <w:gridCol w:w="2769"/>
+      </w:tblGrid>
+      <w:tr>
+        <w:tc>
+          <w:tcPr>
+            <w:tcW w:type="dxa" w:w="2041"/>
+            <w:tcBorders>
+              <w:bottom w:val="single" w:sz="6"/>
+            </w:tcBorders>
+          </w:tcPr>
+          <w:p>
+            <w:pPr>
+              <w:spacing w:before="20" w:after="20"/>
+              <w:jc w:val="center"/>
+            </w:pPr>
+            <w:r>
+              <w:rPr>
+                <w:rFonts w:ascii="Times New Roman" w:hAnsi="Times New Roman" w:eastAsia="宋体"/>
+                <w:b/>
+                <w:sz w:val="18"/>
+              </w:rPr>
+              <w:t>对比项</w:t>
+            </w:r>
+          </w:p>
+        </w:tc>
+        <w:tc>
+          <w:tcPr>
+            <w:tcW w:type="dxa" w:w="2041"/>
+            <w:tcBorders>
+              <w:bottom w:val="single" w:sz="6"/>
+            </w:tcBorders>
+          </w:tcPr>
+          <w:p>
+            <w:pPr>
+              <w:spacing w:before="20" w:after="20"/>
+              <w:jc w:val="center"/>
+            </w:pPr>
+            <w:r>
+              <w:rPr>
+                <w:rFonts w:ascii="Times New Roman" w:hAnsi="Times New Roman" w:eastAsia="宋体"/>
+                <w:b/>
+                <w:sz w:val="18"/>
+              </w:rPr>
+              <w:t>规则法（占空比占比 + 手工阈值）</w:t>
+            </w:r>
+          </w:p>
+        </w:tc>
+        <w:tc>
+          <w:tcPr>
+            <w:tcW w:type="dxa" w:w="2041"/>
+            <w:tcBorders>
+              <w:bottom w:val="single" w:sz="6"/>
+            </w:tcBorders>
+          </w:tcPr>
+          <w:p>
+            <w:pPr>
+              <w:spacing w:before="20" w:after="20"/>
+              <w:jc w:val="center"/>
+            </w:pPr>
+            <w:r>
+              <w:rPr>
+                <w:rFonts w:ascii="Times New Roman" w:hAnsi="Times New Roman" w:eastAsia="宋体"/>
+                <w:b/>
+                <w:sz w:val="18"/>
+              </w:rPr>
+              <w:t>神经网络（6-16-4）</w:t>
+            </w:r>
+          </w:p>
+        </w:tc>
+      </w:tr>
+      <w:tr>
+        <w:tc>
+          <w:tcPr>
+            <w:tcW w:type="dxa" w:w="2041"/>
+          </w:tcPr>
+          <w:p>
+            <w:pPr>
+              <w:spacing w:before="20" w:after="20"/>
+              <w:jc w:val="center"/>
+            </w:pPr>
+            <w:r>
+              <w:rPr>
+                <w:rFonts w:ascii="Times New Roman" w:hAnsi="Times New Roman" w:eastAsia="宋体"/>
+                <w:sz w:val="18"/>
+              </w:rPr>
+              <w:t>实现方式</w:t>
+            </w:r>
+          </w:p>
+        </w:tc>
+        <w:tc>
+          <w:tcPr>
+            <w:tcW w:type="dxa" w:w="2041"/>
+          </w:tcPr>
+          <w:p>
+            <w:pPr>
+              <w:spacing w:before="20" w:after="20"/>
+              <w:jc w:val="center"/>
+            </w:pPr>
+            <w:r>
+              <w:rPr>
+                <w:rFonts w:ascii="Times New Roman" w:hAnsi="Times New Roman" w:eastAsia="宋体"/>
+                <w:sz w:val="18"/>
+              </w:rPr>
+              <w:t>比较器 + 计数器，纯组合逻辑</w:t>
+            </w:r>
+          </w:p>
+        </w:tc>
+        <w:tc>
+          <w:tcPr>
+            <w:tcW w:type="dxa" w:w="2041"/>
+          </w:tcPr>
+          <w:p>
+            <w:pPr>
+              <w:spacing w:before="20" w:after="20"/>
+              <w:jc w:val="center"/>
+            </w:pPr>
+            <w:r>
+              <w:rPr>
+                <w:rFonts w:ascii="Times New Roman" w:hAnsi="Times New Roman" w:eastAsia="宋体"/>
+                <w:sz w:val="18"/>
+              </w:rPr>
+              <w:t>串行乘累加，160 个 int16 权重</w:t>
+            </w:r>
+          </w:p>
+        </w:tc>
+      </w:tr>
+      <w:tr>
+        <w:tc>
+          <w:tcPr>
+            <w:tcW w:type="dxa" w:w="2041"/>
+          </w:tcPr>
+          <w:p>
+            <w:pPr>
+              <w:spacing w:before="20" w:after="20"/>
+              <w:jc w:val="center"/>
+            </w:pPr>
+            <w:r>
+              <w:rPr>
+                <w:rFonts w:ascii="Times New Roman" w:hAnsi="Times New Roman" w:eastAsia="宋体"/>
+                <w:sz w:val="18"/>
+              </w:rPr>
+              <w:t>阈值来源</w:t>
+            </w:r>
+          </w:p>
+        </w:tc>
+        <w:tc>
+          <w:tcPr>
+            <w:tcW w:type="dxa" w:w="2041"/>
+          </w:tcPr>
+          <w:p>
+            <w:pPr>
+              <w:spacing w:before="20" w:after="20"/>
+              <w:jc w:val="center"/>
+            </w:pPr>
+            <w:r>
+              <w:rPr>
+                <w:rFonts w:ascii="Times New Roman" w:hAnsi="Times New Roman" w:eastAsia="宋体"/>
+                <w:sz w:val="18"/>
+              </w:rPr>
+              <w:t>人工调参，写死在 RTL 里</w:t>
+            </w:r>
+          </w:p>
+        </w:tc>
+        <w:tc>
+          <w:tcPr>
+            <w:tcW w:type="dxa" w:w="2041"/>
+          </w:tcPr>
+          <w:p>
+            <w:pPr>
+              <w:spacing w:before="20" w:after="20"/>
+              <w:jc w:val="center"/>
+            </w:pPr>
+            <w:r>
+              <w:rPr>
+                <w:rFonts w:ascii="Times New Roman" w:hAnsi="Times New Roman" w:eastAsia="宋体"/>
+                <w:sz w:val="18"/>
+              </w:rPr>
+              <w:t>从 2000 条样本学习得到</w:t>
+            </w:r>
+          </w:p>
+        </w:tc>
+      </w:tr>
+      <w:tr>
+        <w:tc>
+          <w:tcPr>
+            <w:tcW w:type="dxa" w:w="2041"/>
+          </w:tcPr>
+          <w:p>
+            <w:pPr>
+              <w:spacing w:before="20" w:after="20"/>
+              <w:jc w:val="center"/>
+            </w:pPr>
+            <w:r>
+              <w:rPr>
+                <w:rFonts w:ascii="Times New Roman" w:hAnsi="Times New Roman" w:eastAsia="宋体"/>
+                <w:sz w:val="18"/>
+              </w:rPr>
+              <w:t>100Hz~10kHz</w:t>
+            </w:r>
+          </w:p>
+        </w:tc>
+        <w:tc>
+          <w:tcPr>
+            <w:tcW w:type="dxa" w:w="2041"/>
+          </w:tcPr>
+          <w:p>
+            <w:pPr>
+              <w:spacing w:before="20" w:after="20"/>
+              <w:jc w:val="center"/>
+            </w:pPr>
+            <w:r>
+              <w:rPr>
+                <w:rFonts w:ascii="Times New Roman" w:hAnsi="Times New Roman" w:eastAsia="宋体"/>
+                <w:sz w:val="18"/>
+              </w:rPr>
+              <w:t>正弦 65%~92%（波动），10kHz 崩到 0%</w:t>
+            </w:r>
+          </w:p>
+        </w:tc>
+        <w:tc>
+          <w:tcPr>
+            <w:tcW w:type="dxa" w:w="2041"/>
+          </w:tcPr>
+          <w:p>
+            <w:pPr>
+              <w:spacing w:before="20" w:after="20"/>
+              <w:jc w:val="center"/>
+            </w:pPr>
+            <w:r>
+              <w:rPr>
+                <w:rFonts w:ascii="Times New Roman" w:hAnsi="Times New Roman" w:eastAsia="宋体"/>
+                <w:sz w:val="18"/>
+              </w:rPr>
+              <w:t>三档全部 100%</w:t>
+            </w:r>
+          </w:p>
+        </w:tc>
+      </w:tr>
+      <w:tr>
+        <w:tc>
+          <w:tcPr>
+            <w:tcW w:type="dxa" w:w="2041"/>
+          </w:tcPr>
+          <w:p>
+            <w:pPr>
+              <w:spacing w:before="20" w:after="20"/>
+              <w:jc w:val="center"/>
+            </w:pPr>
+            <w:r>
+              <w:rPr>
+                <w:rFonts w:ascii="Times New Roman" w:hAnsi="Times New Roman" w:eastAsia="宋体"/>
+                <w:sz w:val="18"/>
+              </w:rPr>
+              <w:t>20kHz</w:t>
+            </w:r>
+          </w:p>
+        </w:tc>
+        <w:tc>
+          <w:tcPr>
+            <w:tcW w:type="dxa" w:w="2041"/>
+          </w:tcPr>
+          <w:p>
+            <w:pPr>
+              <w:spacing w:before="20" w:after="20"/>
+              <w:jc w:val="center"/>
+            </w:pPr>
+            <w:r>
+              <w:rPr>
+                <w:rFonts w:ascii="Times New Roman" w:hAnsi="Times New Roman" w:eastAsia="宋体"/>
+                <w:sz w:val="18"/>
+              </w:rPr>
+              <w:t>方波 100%，仍可用</w:t>
+            </w:r>
+          </w:p>
+        </w:tc>
+        <w:tc>
+          <w:tcPr>
+            <w:tcW w:type="dxa" w:w="2041"/>
+          </w:tcPr>
+          <w:p>
+            <w:pPr>
+              <w:spacing w:before="20" w:after="20"/>
+              <w:jc w:val="center"/>
+            </w:pPr>
+            <w:r>
+              <w:rPr>
+                <w:rFonts w:ascii="Times New Roman" w:hAnsi="Times New Roman" w:eastAsia="宋体"/>
+                <w:sz w:val="18"/>
+              </w:rPr>
+              <w:t>正弦/三角失效（每周期仅 2.5 点，矩特征混叠）</w:t>
+            </w:r>
+          </w:p>
+        </w:tc>
+      </w:tr>
+      <w:tr>
+        <w:tc>
+          <w:tcPr>
+            <w:tcW w:type="dxa" w:w="2041"/>
+          </w:tcPr>
+          <w:p>
+            <w:pPr>
+              <w:spacing w:before="20" w:after="20"/>
+              <w:jc w:val="center"/>
+            </w:pPr>
+            <w:r>
+              <w:rPr>
+                <w:rFonts w:ascii="Times New Roman" w:hAnsi="Times New Roman" w:eastAsia="宋体"/>
+                <w:sz w:val="18"/>
+              </w:rPr>
+              <w:t>准确率（定点）</w:t>
+            </w:r>
+          </w:p>
+        </w:tc>
+        <w:tc>
+          <w:tcPr>
+            <w:tcW w:type="dxa" w:w="2041"/>
+          </w:tcPr>
+          <w:p>
+            <w:pPr>
+              <w:spacing w:before="20" w:after="20"/>
+              <w:jc w:val="center"/>
+            </w:pPr>
+            <w:r>
+              <w:rPr>
+                <w:rFonts w:ascii="Times New Roman" w:hAnsi="Times New Roman" w:eastAsia="宋体"/>
+                <w:sz w:val="18"/>
+              </w:rPr>
+              <w:t>—</w:t>
+            </w:r>
+          </w:p>
+        </w:tc>
+        <w:tc>
+          <w:tcPr>
+            <w:tcW w:type="dxa" w:w="2041"/>
+          </w:tcPr>
+          <w:p>
+            <w:pPr>
+              <w:spacing w:before="20" w:after="20"/>
+              <w:jc w:val="center"/>
+            </w:pPr>
+            <w:r>
+              <w:rPr>
+                <w:rFonts w:ascii="Times New Roman" w:hAnsi="Times New Roman" w:eastAsia="宋体"/>
+                <w:sz w:val="18"/>
+              </w:rPr>
+              <w:t>94%（正弦 99.3 / 方波 100 / 三角 99.3 / 其他 77.3）</w:t>
+            </w:r>
+          </w:p>
+        </w:tc>
+      </w:tr>
+      <w:tr>
+        <w:tc>
+          <w:tcPr>
+            <w:tcW w:type="dxa" w:w="2041"/>
+          </w:tcPr>
+          <w:p>
+            <w:pPr>
+              <w:spacing w:before="20" w:after="20"/>
+              <w:jc w:val="center"/>
+            </w:pPr>
+            <w:r>
+              <w:rPr>
+                <w:rFonts w:ascii="Times New Roman" w:hAnsi="Times New Roman" w:eastAsia="宋体"/>
+                <w:sz w:val="18"/>
+              </w:rPr>
+              <w:t>结论</w:t>
+            </w:r>
+          </w:p>
+        </w:tc>
+        <w:tc>
+          <w:tcPr>
+            <w:tcW w:type="dxa" w:w="2041"/>
+          </w:tcPr>
+          <w:p>
+            <w:pPr>
+              <w:spacing w:before="20" w:after="20"/>
+              <w:jc w:val="center"/>
+            </w:pPr>
+            <w:r>
+              <w:rPr>
+                <w:rFonts w:ascii="Times New Roman" w:hAnsi="Times New Roman" w:eastAsia="宋体"/>
+                <w:sz w:val="18"/>
+              </w:rPr>
+              <w:t>高频段更稳，逻辑极简</w:t>
+            </w:r>
+          </w:p>
+        </w:tc>
+        <w:tc>
+          <w:tcPr>
+            <w:tcW w:type="dxa" w:w="2041"/>
+          </w:tcPr>
+          <w:p>
+            <w:pPr>
+              <w:spacing w:before="20" w:after="20"/>
+              <w:jc w:val="center"/>
+            </w:pPr>
+            <w:r>
+              <w:rPr>
+                <w:rFonts w:ascii="Times New Roman" w:hAnsi="Times New Roman" w:eastAsia="宋体"/>
+                <w:sz w:val="18"/>
+              </w:rPr>
+              <w:t>中低频显著占优，二者互补而非替代</w:t>
+            </w:r>
+          </w:p>
+        </w:tc>
+      </w:tr>
+    </w:tbl>
+    <w:p>
+      <w:pPr>
+        <w:rPr>
+          <w:rFonts w:ascii="Times New Roman" w:hAnsi="Times New Roman" w:eastAsia="宋体" w:cs="Times New Roman"/>
+          <w:b/>
+          <w:sz w:val="28"/>
+        </w:rPr>
+        <w:ind w:firstLineChars="200"/>
+        <w:spacing w:line="360" w:lineRule="auto"/>
+      </w:pPr>
+      <w:r>
+        <w:rPr>
+          <w:rFonts w:ascii="Times New Roman" w:hAnsi="Times New Roman" w:eastAsia="宋体"/>
+          <w:sz w:val="24"/>
+        </w:rPr>
+        <w:t xml:space="preserve">按频率细分如下。结论是二者互补而非替代——这也说明在该任务上，“神经网络是否更好”不能一概而论，要分频段看。</w:t>
       </w:r>
     </w:p>
     <w:tbl>

--- a/report/tech_doc_draft.docx
+++ b/report/tech_doc_draft.docx
@@ -155,7 +155,7 @@
           <w:rFonts w:ascii="Times New Roman" w:hAnsi="Times New Roman" w:eastAsia="宋体"/>
           <w:sz w:val="24"/>
         </w:rPr>
-        <w:t xml:space="preserve">本作品在实现上贯穿两条主线。其一是“对照”：同一功能尽量给出两种实现并量化比较——4096 点厂商 IP 与手写 1024 点 FFT 同板并存（自研核 LUT 约为 IP 的 28%）；波形识别同时实现规则法与神经网络（后者定点准确率 94%，但在 20kHz 处反而不如规则法，两者互补）；窗函数三档可在线切换并给出实测底噪（矩形为另两档的 3.2 倍）。其二是“轻量化”：所有新增功能均在既有引擎上扩展，不新增乘法器、不新增块 RAM——窗函数切换仅多用 1 块 BRAM，帧重叠用几百个 LUT 换取采集时间减半，IFFT 复用同一套蝶形而额外逻辑代价几乎为零。加入全部功能后，设计仍稳定在 LUT 33.96%、时序裕量 +1.607ns。</w:t>
+        <w:t xml:space="preserve">本作品在实现上贯穿两条主线。其一是“对照”：同一功能尽量给出两种实现并量化比较——4096 点厂商 IP 与手写 1024 点 FFT 同板并存（自研核 LUT 约为 IP 的 28%）；波形识别同时实现规则法与神经网络（后者定点准确率 89.5%，但在 20kHz 处反而不如规则法，两者互补）；窗函数三档可在线切换并给出实测底噪（矩形为另两档的 3.2 倍）。其二是“轻量化”：所有新增功能均在既有引擎上扩展，不新增乘法器、不新增块 RAM——窗函数切换仅多用 1 块 BRAM，帧重叠用几百个 LUT 换取采集时间减半，IFFT 复用同一套蝶形而额外逻辑代价几乎为零。加入全部功能后，设计仍稳定在 LUT 33.96%、时序裕量 +1.607ns。</w:t>
       </w:r>
     </w:p>
     <w:p>
@@ -521,7 +521,7 @@
           <w:rFonts w:ascii="Times New Roman" w:hAnsi="Times New Roman" w:eastAsia="宋体"/>
           <w:sz w:val="24"/>
         </w:rPr>
-        <w:t xml:space="preserve">（1b）同一功能的两种实现，是本作品贯穿始终的设计方法。除双 FFT 外，波形识别也同时给出规则法与神经网络两条通路：规则法以占空比占比配手工阈值，逻辑极简；神经网络从样本学习权重，定点准确率 94%。两者在同一批激励上做扫频对照，得出“互补而非替代”的结论 —— 100Hz~10kHz 神经网络占优，20kHz 处规则法更稳。这种对照，比单方面宣称采用了某某算法更有说服力。</w:t>
+        <w:t xml:space="preserve">（1b）同一功能的两种实现，是本作品贯穿始终的设计方法。除双 FFT 外，波形识别也同时给出规则法与神经网络两条通路：规则法以占空比占比配手工阈值，逻辑极简；神经网络从样本学习权重，定点准确率 89.5%。两者在同一批激励上做扫频对照，得出“互补而非替代”的结论 —— 100Hz~10kHz 神经网络占优，20kHz 处规则法更稳。这种对照，比单方面宣称采用了某某算法更有说服力。</w:t>
       </w:r>
     </w:p>
     <w:p>
@@ -3991,7 +3991,22 @@
           <w:rFonts w:ascii="Times New Roman" w:hAnsi="Times New Roman" w:eastAsia="宋体"/>
           <w:sz w:val="24"/>
         </w:rPr>
-        <w:t xml:space="preserve">· 复用蝶形的正确形式：现有引擎是“自然序输入、位反转存储输出”。反向变换只需把**地址经过一次 10 位位反转**、并把旋转因子的正弦项取负，蝶形结构本身无需改动。该结论由数值建模确定——对照解析解验证了三种可能的变体，只有“自然序输入 + 共轭旋转因子”逐点吻合，另两种分别给出错误结果与结果的共轭。</w:t>
+        <w:t xml:space="preserve">· 复用蝶形的正确形式：现有引擎是“自然序输入、位反转存储输出”。反向变换只需把</w:t>
+      </w:r>
+      <w:r>
+        <w:rPr>
+          <w:rFonts w:ascii="Times New Roman" w:hAnsi="Times New Roman" w:eastAsia="宋体"/>
+          <w:sz w:val="24"/>
+          <w:b/>
+        </w:rPr>
+        <w:t xml:space="preserve">地址经过一次 10 位位反转</w:t>
+      </w:r>
+      <w:r>
+        <w:rPr>
+          <w:rFonts w:ascii="Times New Roman" w:hAnsi="Times New Roman" w:eastAsia="宋体"/>
+          <w:sz w:val="24"/>
+        </w:rPr>
+        <w:t xml:space="preserve">、并把旋转因子的正弦项取负，蝶形结构本身无需改动。该结论由数值建模确定——对照解析解验证了三种可能的变体，只有“自然序输入 + 共轭旋转因子”逐点吻合，另两种分别给出错误结果与结果的共轭。</w:t>
       </w:r>
     </w:p>
     <w:p>
@@ -4061,7 +4076,22 @@
           <w:rFonts w:ascii="Times New Roman" w:hAnsi="Times New Roman" w:eastAsia="宋体"/>
           <w:sz w:val="24"/>
         </w:rPr>
-        <w:t xml:space="preserve">一处需要如实说明的固有限制：**加窗重建会带回窗函数的包络**。数学上 IFFT(加窗信号的频谱) 等于原信号乘以窗函数，因此回放波形并非整帧等幅——实测首段与中段峰峰值约 72~75（对数码），末尾一段降到个位数。若用频率计统计整帧，读出值会低于真实频率（设定 977Hz 时读得 758Hz）；而帧内前八个周期本身是准确的（周期 51 点，对应 977Hz）。</w:t>
+        <w:t xml:space="preserve">一处需要如实说明的固有限制：</w:t>
+      </w:r>
+      <w:r>
+        <w:rPr>
+          <w:rFonts w:ascii="Times New Roman" w:hAnsi="Times New Roman" w:eastAsia="宋体"/>
+          <w:sz w:val="24"/>
+          <w:b/>
+        </w:rPr>
+        <w:t xml:space="preserve">加窗重建会带回窗函数的包络</w:t>
+      </w:r>
+      <w:r>
+        <w:rPr>
+          <w:rFonts w:ascii="Times New Roman" w:hAnsi="Times New Roman" w:eastAsia="宋体"/>
+          <w:sz w:val="24"/>
+        </w:rPr>
+        <w:t xml:space="preserve">。数学上 IFFT(加窗信号的频谱) 等于原信号乘以窗函数，因此回放波形并非整帧等幅——实测首段与中段峰峰值约 72~75（对数码），末尾一段降到个位数。若用频率计统计整帧，读出值会低于真实频率（设定 977Hz 时读得 758Hz）；而帧内前八个周期本身是准确的（周期 51 点，对应 977Hz）。</w:t>
       </w:r>
     </w:p>
     <w:p>
@@ -4226,7 +4256,7 @@
           <w:rFonts w:ascii="Times New Roman" w:hAnsi="Times New Roman" w:eastAsia="宋体"/>
           <w:sz w:val="24"/>
         </w:rPr>
-        <w:t xml:space="preserve">权重位宽的取舍有实测依据：先用 int8 时，浮点模型 99.7% 的准确率在量化后只剩 57%，原因是 7 位有效位会将决策边界抹平；改用 int16 后恢复到 94%。而 RTL 侧的乘法本就是 16×16，int16 并不额外增加资源代价，因此没有理由为了省位宽牺牲精度。</w:t>
+        <w:t xml:space="preserve">权重位宽的取舍有实测依据：先用 int8 时，浮点模型 99.7% 的准确率在量化后只剩 57%，原因是 7 位有效位会将决策边界抹平；改用 int16 后恢复到 89.5%。而 RTL 侧的乘法本就是 16×16，int16 并不额外增加资源代价，因此没有理由为了省位宽牺牲精度。</w:t>
       </w:r>
     </w:p>
     <w:p>
@@ -4281,7 +4311,143 @@
           <w:rFonts w:ascii="Times New Roman" w:hAnsi="Times New Roman" w:eastAsia="宋体"/>
           <w:sz w:val="24"/>
         </w:rPr>
-        <w:t xml:space="preserve">定点模型在测试集上的分类准确率为 94%（正弦 99.3%、方波 100%、三角 99.3%、其他 77.3%）。</w:t>
+        <w:t xml:space="preserve">定点模型在测试集上的分类准确率为 89.5%（正弦 98.7%、方波 99.3%、三角 98.7%、其他 61.3%）。“其他”类偏低是因为它涵盖双音、削顶、噪声等多种形态，本身并非单一类；对前三类的区分（本系统的实际用途）均在 98% 以上。</w:t>
+      </w:r>
+    </w:p>
+    <w:p>
+      <w:pPr>
+        <w:rPr>
+          <w:rFonts w:ascii="Times New Roman" w:hAnsi="Times New Roman" w:eastAsia="宋体" w:cs="Times New Roman"/>
+          <w:b/>
+          <w:sz w:val="28"/>
+        </w:rPr>
+        <w:ind w:firstLineChars="200"/>
+        <w:spacing w:line="360" w:lineRule="auto"/>
+      </w:pPr>
+      <w:r>
+        <w:rPr>
+          <w:rFonts w:ascii="Times New Roman" w:hAnsi="Times New Roman" w:eastAsia="宋体"/>
+          <w:sz w:val="24"/>
+        </w:rPr>
+        <w:t xml:space="preserve">实现与验证：特征提取器以单遍扫描完成 6 个特征的统计，用</w:t>
+      </w:r>
+      <w:r>
+        <w:rPr>
+          <w:rFonts w:ascii="Times New Roman" w:hAnsi="Times New Roman" w:eastAsia="宋体"/>
+          <w:sz w:val="24"/>
+          <w:b/>
+        </w:rPr>
+        <w:t xml:space="preserve">一个共用顺序除法器</w:t>
+      </w:r>
+      <w:r>
+        <w:rPr>
+          <w:rFonts w:ascii="Times New Roman" w:hAnsi="Times New Roman" w:eastAsia="宋体"/>
+          <w:sz w:val="24"/>
+        </w:rPr>
+        <w:t xml:space="preserve">（40 位 ÷ 26 位，40 拍）与</w:t>
+      </w:r>
+      <w:r>
+        <w:rPr>
+          <w:rFonts w:ascii="Times New Roman" w:hAnsi="Times New Roman" w:eastAsia="宋体"/>
+          <w:sz w:val="24"/>
+          <w:b/>
+        </w:rPr>
+        <w:t xml:space="preserve">一个开方单元</w:t>
+      </w:r>
+      <w:r>
+        <w:rPr>
+          <w:rFonts w:ascii="Times New Roman" w:hAnsi="Times New Roman" w:eastAsia="宋体"/>
+          <w:sz w:val="24"/>
+        </w:rPr>
+        <w:t xml:space="preserve">（逐位试减，16 拍）完成全部运算，一帧约 300 拍。之所以能只用一套运算单元，是因为只有峰值 pk 需要做除法，而峭度里的 pk 会自然约掉（m4/m2² = Σx⁴·1024/(Σx²)²）。</w:t>
+      </w:r>
+    </w:p>
+    <w:p>
+      <w:pPr>
+        <w:rPr>
+          <w:rFonts w:ascii="Times New Roman" w:hAnsi="Times New Roman" w:eastAsia="宋体" w:cs="Times New Roman"/>
+          <w:b/>
+          <w:sz w:val="28"/>
+        </w:rPr>
+        <w:ind w:firstLineChars="200"/>
+        <w:spacing w:line="360" w:lineRule="auto"/>
+      </w:pPr>
+      <w:r>
+        <w:rPr>
+          <w:rFonts w:ascii="Times New Roman" w:hAnsi="Times New Roman" w:eastAsia="宋体"/>
+          <w:sz w:val="24"/>
+        </w:rPr>
+        <w:t xml:space="preserve">两处口径需要与硬件对齐，这是实现过程中发现并修正的：</w:t>
+      </w:r>
+    </w:p>
+    <w:p>
+      <w:pPr>
+        <w:rPr>
+          <w:rFonts w:ascii="Times New Roman" w:hAnsi="Times New Roman" w:eastAsia="宋体" w:cs="Times New Roman"/>
+          <w:b/>
+          <w:sz w:val="28"/>
+        </w:rPr>
+        <w:spacing w:line="360" w:lineRule="auto"/>
+      </w:pPr>
+      <w:r>
+        <w:rPr>
+          <w:rFonts w:ascii="Times New Roman" w:hAnsi="Times New Roman" w:eastAsia="宋体"/>
+          <w:sz w:val="24"/>
+        </w:rPr>
+        <w:t xml:space="preserve">· 峭度用 mean(x⁴) 而非 mean((x−μ)⁴)：单遍扫描拿不到全局均值。实测两者在占空比偏离 50% 的方波上差异显著（峭度 1.243 对 1.003），因此以硬件可实现的口径重训模型。</w:t>
+      </w:r>
+    </w:p>
+    <w:p>
+      <w:pPr>
+        <w:rPr>
+          <w:rFonts w:ascii="Times New Roman" w:hAnsi="Times New Roman" w:eastAsia="宋体" w:cs="Times New Roman"/>
+          <w:b/>
+          <w:sz w:val="28"/>
+        </w:rPr>
+        <w:spacing w:line="360" w:lineRule="auto"/>
+      </w:pPr>
+      <w:r>
+        <w:rPr>
+          <w:rFonts w:ascii="Times New Roman" w:hAnsi="Times New Roman" w:eastAsia="宋体"/>
+          <w:sz w:val="24"/>
+        </w:rPr>
+        <w:t xml:space="preserve">· 过零判据用 x&gt;0 而非取符号位，使 x=0 归入非正，两端一致。</w:t>
+      </w:r>
+    </w:p>
+    <w:p>
+      <w:pPr>
+        <w:rPr>
+          <w:rFonts w:ascii="Times New Roman" w:hAnsi="Times New Roman" w:eastAsia="宋体" w:cs="Times New Roman"/>
+          <w:b/>
+          <w:sz w:val="28"/>
+        </w:rPr>
+        <w:ind w:firstLineChars="200"/>
+        <w:spacing w:line="360" w:lineRule="auto"/>
+      </w:pPr>
+      <w:r>
+        <w:rPr>
+          <w:rFonts w:ascii="Times New Roman" w:hAnsi="Times New Roman" w:eastAsia="宋体"/>
+          <w:sz w:val="24"/>
+        </w:rPr>
+        <w:t xml:space="preserve">代价是定点准确率由 94% 降至 89.5%（“其他”类 77.3%→61.3%，前三类基本不变）。这属于“为可实现性让出精度”的取舍，如实记录。</w:t>
+      </w:r>
+    </w:p>
+    <w:p>
+      <w:pPr>
+        <w:rPr>
+          <w:rFonts w:ascii="Times New Roman" w:hAnsi="Times New Roman" w:eastAsia="宋体" w:cs="Times New Roman"/>
+          <w:b/>
+          <w:sz w:val="28"/>
+        </w:rPr>
+        <w:ind w:firstLineChars="200"/>
+        <w:spacing w:line="360" w:lineRule="auto"/>
+      </w:pPr>
+      <w:r>
+        <w:rPr>
+          <w:rFonts w:ascii="Times New Roman" w:hAnsi="Times New Roman" w:eastAsia="宋体"/>
+          <w:sz w:val="24"/>
+        </w:rPr>
+        <w:t xml:space="preserve">验证方式：特征提取器用 16 条波形（四类各 4 条）× 6 项特征与模型逐项比对，容差 ±30 LSB（约 0.08%），结果 PASS=96 FAIL=0；推理核另用 64 条向量验证，PASS=64 FAIL=0。</w:t>
       </w:r>
     </w:p>
     <w:p>
@@ -4684,7 +4850,7 @@
                 <w:rFonts w:ascii="Times New Roman" w:hAnsi="Times New Roman" w:eastAsia="宋体"/>
                 <w:sz w:val="18"/>
               </w:rPr>
-              <w:t>94%（正弦 99.3 / 方波 100 / 三角 99.3 / 其他 77.3）</w:t>
+              <w:t>89.5%（正弦 98.7 / 方波 99.3 / 三角 98.7 / 其他 61.3）</w:t>
             </w:r>
           </w:p>
         </w:tc>
@@ -5097,24 +5263,6 @@
     </w:p>
     <w:p>
       <w:pPr>
-        <w:rPr>
-          <w:rFonts w:ascii="Times New Roman" w:hAnsi="Times New Roman" w:eastAsia="宋体" w:cs="Times New Roman"/>
-          <w:b/>
-          <w:sz w:val="28"/>
-        </w:rPr>
-        <w:ind w:firstLineChars="200"/>
-        <w:spacing w:line="360" w:lineRule="auto"/>
-      </w:pPr>
-      <w:r>
-        <w:rPr>
-          <w:rFonts w:ascii="Times New Roman" w:hAnsi="Times New Roman" w:eastAsia="宋体"/>
-          <w:sz w:val="24"/>
-        </w:rPr>
-        <w:t xml:space="preserve">状态说明：训练、量化与推理核均已验证；**特征提取器尚未实现**，因此当前网络的特征由外部提供，尚未接入实时波形。该项按“推理核完成、特征提取待实现”如实说明。</w:t>
-      </w:r>
-    </w:p>
-    <w:p>
-      <w:pPr>
         <w:spacing w:line="360" w:lineRule="auto"/>
         <w:rPr>
           <w:rFonts w:ascii="Times New Roman" w:hAnsi="Times New Roman" w:eastAsia="宋体" w:cs="Times New Roman"/>
@@ -5741,7 +5889,22 @@
           <w:rFonts w:ascii="Times New Roman" w:hAnsi="Times New Roman" w:eastAsia="宋体"/>
           <w:sz w:val="24"/>
         </w:rPr>
-        <w:t xml:space="preserve">· 预触发：0%/25%/50%/75% 四档的帧内低电平点数实测 0 / 256 / 512 / 768，与预期**逐点吻合**。</w:t>
+        <w:t xml:space="preserve">· 预触发：0%/25%/50%/75% 四档的帧内低电平点数实测 0 / 256 / 512 / 768，与预期</w:t>
+      </w:r>
+      <w:r>
+        <w:rPr>
+          <w:rFonts w:ascii="Times New Roman" w:hAnsi="Times New Roman" w:eastAsia="宋体"/>
+          <w:sz w:val="24"/>
+          <w:b/>
+        </w:rPr>
+        <w:t xml:space="preserve">逐点吻合</w:t>
+      </w:r>
+      <w:r>
+        <w:rPr>
+          <w:rFonts w:ascii="Times New Roman" w:hAnsi="Times New Roman" w:eastAsia="宋体"/>
+          <w:sz w:val="24"/>
+        </w:rPr>
+        <w:t xml:space="preserve">。</w:t>
       </w:r>
     </w:p>
     <w:p>
@@ -5861,7 +6024,7 @@
           <w:rFonts w:ascii="Times New Roman" w:hAnsi="Times New Roman" w:eastAsia="宋体"/>
           <w:sz w:val="24"/>
         </w:rPr>
-        <w:t xml:space="preserve">· 神经网络波形识别：定点模型分类准确率 94%（正弦 99.3% / 方波 100% / 三角 99.3% / 其他 77.3%），推理核以 64 条测试向量与模型逐条比对，PASS=64 FAIL=0，一次推理约 166 拍。</w:t>
+        <w:t xml:space="preserve">· 神经网络波形识别：板载 6→16→4 网络与规则法并行运行。定点模型准确率 89.5%（正弦 98.7% / 方波 99.3% / 三角 98.7% / 其他 61.3%）；特征提取器以 16 条波形 × 6 项共 96 项与模型比对，PASS=96 FAIL=0；推理核另以 64 条向量验证，PASS=64 FAIL=0。</w:t>
       </w:r>
     </w:p>
     <w:p>
@@ -6148,61 +6311,136 @@
           <w:rFonts w:ascii="Times New Roman" w:hAnsi="Times New Roman" w:eastAsia="宋体"/>
           <w:sz w:val="24"/>
         </w:rPr>
-        <w:t xml:space="preserve">第一个印象最深的是资源问题。设计一度在实现阶段报出 LUT 超容，最多时超过器件容量近 10%。我起初一直以为是“功能加太多”，反复删减功能，收效甚微。后来才定位到真正的元凶：一个 4096 深的数组声明了块 RAM 属性，却因为读口的异步复位让综合器放弃了推断，退化成三万余个触发器和一个巨大的读多路器，独占了全设计绝大部分逻辑资源。改用官方 IP 核之后，同一个功能只用了极小的资源。这件事对我的冲击很大——**“我改的那个东西真的生效了吗”**，比“我改了没有”更重要。从那以后，我养成了改完一处就去报告里核对“它到底变成了什么”的习惯。</w:t>
-      </w:r>
-    </w:p>
-    <w:p>
-      <w:pPr>
-        <w:rPr>
-          <w:rFonts w:ascii="Times New Roman" w:hAnsi="Times New Roman" w:eastAsia="宋体" w:cs="Times New Roman"/>
-          <w:b/>
-          <w:sz w:val="28"/>
-        </w:rPr>
-        <w:ind w:firstLineChars="200"/>
-        <w:spacing w:line="360" w:lineRule="auto"/>
-      </w:pPr>
-      <w:r>
-        <w:rPr>
-          <w:rFonts w:ascii="Times New Roman" w:hAnsi="Times New Roman" w:eastAsia="宋体"/>
-          <w:sz w:val="24"/>
-        </w:rPr>
-        <w:t xml:space="preserve">第二个是自研 FFT 的调试。它跑起来之后读数“稳定但错”，1kHz 被报成 1367Hz。我们试过很多猜测，最后靠的是一种很朴素的办法：假设存在某种错误，把它们分别建模，看哪个假设能“逐字复现”板子上的错误读数。当两组频率下的三峰读数与假设预测完全一致时，根因就定下来了——存储器读延迟比预期多了一拍。这个方法后来成了我的默认动作：**先让错误可复现，再去改代码**。</w:t>
-      </w:r>
-    </w:p>
-    <w:p>
-      <w:pPr>
-        <w:rPr>
-          <w:rFonts w:ascii="Times New Roman" w:hAnsi="Times New Roman" w:eastAsia="宋体" w:cs="Times New Roman"/>
-          <w:b/>
-          <w:sz w:val="28"/>
-        </w:rPr>
-        <w:ind w:firstLineChars="200"/>
-        <w:spacing w:line="360" w:lineRule="auto"/>
-      </w:pPr>
-      <w:r>
-        <w:rPr>
-          <w:rFonts w:ascii="Times New Roman" w:hAnsi="Times New Roman" w:eastAsia="宋体"/>
-          <w:sz w:val="24"/>
-        </w:rPr>
-        <w:t xml:space="preserve">第三个是窗口效应。自研 FFT 一度在 1kHz 正弦上凭空报出一个不存在的峰。我一开始接受了一个“把保护带加宽”的补丁，但心里不踏实，因为那只是让假峰落在保护区里而已。三天后重新追根因，才发现是矩形窗的频谱泄漏：1kHz 正好落在两个频点之间，泄漏刚好越过判决门限。换成 Hann 窗后泄漏从 14.7% 降到 0.9%，假峰彻底消失。这件事让我明白，**压制症状和修复根因是两回事**，前者能交差，后者才能安心。</w:t>
-      </w:r>
-    </w:p>
-    <w:p>
-      <w:pPr>
-        <w:rPr>
-          <w:rFonts w:ascii="Times New Roman" w:hAnsi="Times New Roman" w:eastAsia="宋体" w:cs="Times New Roman"/>
-          <w:b/>
-          <w:sz w:val="28"/>
-        </w:rPr>
-        <w:ind w:firstLineChars="200"/>
-        <w:spacing w:line="360" w:lineRule="auto"/>
-      </w:pPr>
-      <w:r>
-        <w:rPr>
-          <w:rFonts w:ascii="Times New Roman" w:hAnsi="Times New Roman" w:eastAsia="宋体"/>
-          <w:sz w:val="24"/>
-        </w:rPr>
-        <w:t xml:space="preserve">还有一件事必须承认：整个过程中我借助了大模型。它帮我起草代码、梳理思路、审核文档，但也给过错误建议——比如建议我加约束去“修”一个根本没进块 RAM 的数组，也建议过用加宽保护带来“消除”假峰。真正让项目往前走的是我坚持了两件事：一是**凡是拿不准的就上板实测**，二是**凡是模型说“应该可以”的地方都自己再验一遍**。人与模型的分工，最后稳定成一句话：模型负责穷举可能性，我负责判断和验证。</w:t>
+        <w:t xml:space="preserve">第一个印象最深的是资源问题。设计一度在实现阶段报出 LUT 超容，最多时超过器件容量近 10%。我起初一直以为是“功能加太多”，反复删减功能，收效甚微。后来才定位到真正的元凶：一个 4096 深的数组声明了块 RAM 属性，却因为读口的异步复位让综合器放弃了推断，退化成三万余个触发器和一个巨大的读多路器，独占了全设计绝大部分逻辑资源。改用官方 IP 核之后，同一个功能只用了极小的资源。这件事对我的冲击很大——</w:t>
+      </w:r>
+      <w:r>
+        <w:rPr>
+          <w:rFonts w:ascii="Times New Roman" w:hAnsi="Times New Roman" w:eastAsia="宋体"/>
+          <w:sz w:val="24"/>
+          <w:b/>
+        </w:rPr>
+        <w:t xml:space="preserve">“我改的那个东西真的生效了吗”</w:t>
+      </w:r>
+      <w:r>
+        <w:rPr>
+          <w:rFonts w:ascii="Times New Roman" w:hAnsi="Times New Roman" w:eastAsia="宋体"/>
+          <w:sz w:val="24"/>
+        </w:rPr>
+        <w:t xml:space="preserve">，比“我改了没有”更重要。从那以后，我养成了改完一处就去报告里核对“它到底变成了什么”的习惯。</w:t>
+      </w:r>
+    </w:p>
+    <w:p>
+      <w:pPr>
+        <w:rPr>
+          <w:rFonts w:ascii="Times New Roman" w:hAnsi="Times New Roman" w:eastAsia="宋体" w:cs="Times New Roman"/>
+          <w:b/>
+          <w:sz w:val="28"/>
+        </w:rPr>
+        <w:ind w:firstLineChars="200"/>
+        <w:spacing w:line="360" w:lineRule="auto"/>
+      </w:pPr>
+      <w:r>
+        <w:rPr>
+          <w:rFonts w:ascii="Times New Roman" w:hAnsi="Times New Roman" w:eastAsia="宋体"/>
+          <w:sz w:val="24"/>
+        </w:rPr>
+        <w:t xml:space="preserve">第二个是自研 FFT 的调试。它跑起来之后读数“稳定但错”，1kHz 被报成 1367Hz。我们试过很多猜测，最后靠的是一种很朴素的办法：假设存在某种错误，把它们分别建模，看哪个假设能“逐字复现”板子上的错误读数。当两组频率下的三峰读数与假设预测完全一致时，根因就定下来了——存储器读延迟比预期多了一拍。这个方法后来成了我的默认动作：</w:t>
+      </w:r>
+      <w:r>
+        <w:rPr>
+          <w:rFonts w:ascii="Times New Roman" w:hAnsi="Times New Roman" w:eastAsia="宋体"/>
+          <w:sz w:val="24"/>
+          <w:b/>
+        </w:rPr>
+        <w:t xml:space="preserve">先让错误可复现，再去改代码</w:t>
+      </w:r>
+      <w:r>
+        <w:rPr>
+          <w:rFonts w:ascii="Times New Roman" w:hAnsi="Times New Roman" w:eastAsia="宋体"/>
+          <w:sz w:val="24"/>
+        </w:rPr>
+        <w:t xml:space="preserve">。</w:t>
+      </w:r>
+    </w:p>
+    <w:p>
+      <w:pPr>
+        <w:rPr>
+          <w:rFonts w:ascii="Times New Roman" w:hAnsi="Times New Roman" w:eastAsia="宋体" w:cs="Times New Roman"/>
+          <w:b/>
+          <w:sz w:val="28"/>
+        </w:rPr>
+        <w:ind w:firstLineChars="200"/>
+        <w:spacing w:line="360" w:lineRule="auto"/>
+      </w:pPr>
+      <w:r>
+        <w:rPr>
+          <w:rFonts w:ascii="Times New Roman" w:hAnsi="Times New Roman" w:eastAsia="宋体"/>
+          <w:sz w:val="24"/>
+        </w:rPr>
+        <w:t xml:space="preserve">第三个是窗口效应。自研 FFT 一度在 1kHz 正弦上凭空报出一个不存在的峰。我一开始接受了一个“把保护带加宽”的补丁，但心里不踏实，因为那只是让假峰落在保护区里而已。三天后重新追根因，才发现是矩形窗的频谱泄漏：1kHz 正好落在两个频点之间，泄漏刚好越过判决门限。换成 Hann 窗后泄漏从 14.7% 降到 0.9%，假峰彻底消失。这件事让我明白，</w:t>
+      </w:r>
+      <w:r>
+        <w:rPr>
+          <w:rFonts w:ascii="Times New Roman" w:hAnsi="Times New Roman" w:eastAsia="宋体"/>
+          <w:sz w:val="24"/>
+          <w:b/>
+        </w:rPr>
+        <w:t xml:space="preserve">压制症状和修复根因是两回事</w:t>
+      </w:r>
+      <w:r>
+        <w:rPr>
+          <w:rFonts w:ascii="Times New Roman" w:hAnsi="Times New Roman" w:eastAsia="宋体"/>
+          <w:sz w:val="24"/>
+        </w:rPr>
+        <w:t xml:space="preserve">，前者能交差，后者才能安心。</w:t>
+      </w:r>
+    </w:p>
+    <w:p>
+      <w:pPr>
+        <w:rPr>
+          <w:rFonts w:ascii="Times New Roman" w:hAnsi="Times New Roman" w:eastAsia="宋体" w:cs="Times New Roman"/>
+          <w:b/>
+          <w:sz w:val="28"/>
+        </w:rPr>
+        <w:ind w:firstLineChars="200"/>
+        <w:spacing w:line="360" w:lineRule="auto"/>
+      </w:pPr>
+      <w:r>
+        <w:rPr>
+          <w:rFonts w:ascii="Times New Roman" w:hAnsi="Times New Roman" w:eastAsia="宋体"/>
+          <w:sz w:val="24"/>
+        </w:rPr>
+        <w:t xml:space="preserve">还有一件事必须承认：整个过程中我借助了大模型。它帮我起草代码、梳理思路、审核文档，但也给过错误建议——比如建议我加约束去“修”一个根本没进块 RAM 的数组，也建议过用加宽保护带来“消除”假峰。真正让项目往前走的是我坚持了两件事：一是</w:t>
+      </w:r>
+      <w:r>
+        <w:rPr>
+          <w:rFonts w:ascii="Times New Roman" w:hAnsi="Times New Roman" w:eastAsia="宋体"/>
+          <w:sz w:val="24"/>
+          <w:b/>
+        </w:rPr>
+        <w:t xml:space="preserve">凡是拿不准的就上板实测</w:t>
+      </w:r>
+      <w:r>
+        <w:rPr>
+          <w:rFonts w:ascii="Times New Roman" w:hAnsi="Times New Roman" w:eastAsia="宋体"/>
+          <w:sz w:val="24"/>
+        </w:rPr>
+        <w:t xml:space="preserve">，二是</w:t>
+      </w:r>
+      <w:r>
+        <w:rPr>
+          <w:rFonts w:ascii="Times New Roman" w:hAnsi="Times New Roman" w:eastAsia="宋体"/>
+          <w:sz w:val="24"/>
+          <w:b/>
+        </w:rPr>
+        <w:t xml:space="preserve">凡是模型说“应该可以”的地方都自己再验一遍</w:t>
+      </w:r>
+      <w:r>
+        <w:rPr>
+          <w:rFonts w:ascii="Times New Roman" w:hAnsi="Times New Roman" w:eastAsia="宋体"/>
+          <w:sz w:val="24"/>
+        </w:rPr>
+        <w:t xml:space="preserve">。人与模型的分工，最后稳定成一句话：模型负责穷举可能性，我负责判断和验证。</w:t>
       </w:r>
     </w:p>
     <w:p>

--- a/report/tech_doc_draft.docx
+++ b/report/tech_doc_draft.docx
@@ -4928,6 +4928,32 @@
           <w:sz w:val="24"/>
         </w:rPr>
         <w:t xml:space="preserve">按频率细分如下。结论是二者互补而非替代——这也说明在该任务上，“神经网络是否更好”不能一概而论，要分频段看。</w:t>
+      </w:r>
+    </w:p>
+    <w:p>
+      <w:pPr>
+        <w:rPr>
+          <w:rFonts w:ascii="Times New Roman" w:hAnsi="Times New Roman" w:eastAsia="宋体" w:cs="Times New Roman"/>
+          <w:b/>
+          <w:sz w:val="28"/>
+        </w:rPr>
+        <w:ind w:firstLineChars="200"/>
+        <w:spacing w:line="360" w:lineRule="auto"/>
+      </w:pPr>
+      <w:r>
+        <w:rPr>
+          <w:rFonts w:ascii="Times New Roman" w:hAnsi="Times New Roman" w:eastAsia="宋体"/>
+          <w:sz w:val="24"/>
+          <w:b/>
+        </w:rPr>
+        <w:t xml:space="preserve">两种实现可在线切换、当场对照</w:t>
+      </w:r>
+      <w:r>
+        <w:rPr>
+          <w:rFonts w:ascii="Times New Roman" w:hAnsi="Times New Roman" w:eastAsia="宋体"/>
+          <w:sz w:val="24"/>
+        </w:rPr>
+        <w:t xml:space="preserve">。板上两条通路始终并行运行，一条命令（0x96）即可决定上行的 `TY=` 行采用哪一路结果，默认保持规则法。切换时硬件内部完成类别编码的互换（两者原生编码不同），因此 `TY=` 行的语义在两种来源下完全一致，上位机无需区分。配合 0x95 直读神经网络结果，可实现“同时观测、逐帧对照”。</w:t>
       </w:r>
     </w:p>
     <w:tbl>

--- a/report/tech_doc_draft.docx
+++ b/report/tech_doc_draft.docx
@@ -155,7 +155,7 @@
           <w:rFonts w:ascii="Times New Roman" w:hAnsi="Times New Roman" w:eastAsia="宋体"/>
           <w:sz w:val="24"/>
         </w:rPr>
-        <w:t xml:space="preserve">本作品在实现上贯穿两条主线。其一是“对照”：同一功能尽量给出两种实现并量化比较——4096 点厂商 IP 与手写 1024 点 FFT 同板并存（自研核 LUT 约为 IP 的 28%）；波形识别同时实现规则法与神经网络（后者定点准确率 89.5%，但在 20kHz 处反而不如规则法，两者互补）；窗函数三档可在线切换并给出实测底噪（矩形为另两档的 3.2 倍）。其二是“轻量化”：所有新增功能均在既有引擎上扩展，不新增乘法器、不新增块 RAM——窗函数切换仅多用 1 块 BRAM，帧重叠用几百个 LUT 换取采集时间减半，IFFT 复用同一套蝶形而额外逻辑代价几乎为零。加入全部功能后，设计仍稳定在 LUT 33.96%、时序裕量 +1.607ns。</w:t>
+        <w:t xml:space="preserve">本作品在实现上贯穿两条主线。其一是“对照”：同一功能尽量给出两种实现并量化比较——4096 点厂商 IP 与手写 1024 点 FFT 同板并存（自研核 LUT 约为 IP 的 28%）；波形识别同时实现规则法与神经网络（后者定点准确率 91.3%，但在 20kHz 处反而不如规则法，两者互补）；窗函数三档可在线切换并给出实测底噪（矩形为另两档的 3.2 倍）。其二是“轻量化”：所有新增功能均在既有引擎上扩展，不新增乘法器、不新增块 RAM——窗函数切换仅多用 1 块 BRAM，帧重叠用几百个 LUT 换取采集时间减半，IFFT 复用同一套蝶形而额外逻辑代价几乎为零。加入全部功能后，设计仍稳定在 LUT 33.96%、时序裕量 +1.607ns。</w:t>
       </w:r>
     </w:p>
     <w:p>
@@ -521,7 +521,7 @@
           <w:rFonts w:ascii="Times New Roman" w:hAnsi="Times New Roman" w:eastAsia="宋体"/>
           <w:sz w:val="24"/>
         </w:rPr>
-        <w:t xml:space="preserve">（1b）同一功能的两种实现，是本作品贯穿始终的设计方法。除双 FFT 外，波形识别也同时给出规则法与神经网络两条通路：规则法以占空比占比配手工阈值，逻辑极简；神经网络从样本学习权重，定点准确率 89.5%。两者在同一批激励上做扫频对照，得出“互补而非替代”的结论 —— 100Hz~10kHz 神经网络占优，20kHz 处规则法更稳。这种对照，比单方面宣称采用了某某算法更有说服力。</w:t>
+        <w:t xml:space="preserve">（1b）同一功能的两种实现，是本作品贯穿始终的设计方法。除双 FFT 外，波形识别也同时给出规则法与神经网络两条通路：规则法以占空比占比配手工阈值，逻辑极简；神经网络从样本学习权重，定点准确率 91.3%。两者在同一批激励上做扫频对照，得出“互补而非替代”的结论 —— 100Hz~10kHz 神经网络占优，20kHz 处规则法更稳。这种对照，比单方面宣称采用了某某算法更有说服力。</w:t>
       </w:r>
     </w:p>
     <w:p>
@@ -4256,7 +4256,7 @@
           <w:rFonts w:ascii="Times New Roman" w:hAnsi="Times New Roman" w:eastAsia="宋体"/>
           <w:sz w:val="24"/>
         </w:rPr>
-        <w:t xml:space="preserve">权重位宽的取舍有实测依据：先用 int8 时，浮点模型 99.7% 的准确率在量化后只剩 57%，原因是 7 位有效位会将决策边界抹平；改用 int16 后恢复到 89.5%。而 RTL 侧的乘法本就是 16×16，int16 并不额外增加资源代价，因此没有理由为了省位宽牺牲精度。</w:t>
+        <w:t xml:space="preserve">权重位宽的取舍有实测依据：先用 int8 时，浮点模型 99.7% 的准确率在量化后只剩 57%，原因是 7 位有效位会将决策边界抹平；改用 int16 后恢复到 91.3%。而 RTL 侧的乘法本就是 16×16，int16 并不额外增加资源代价，因此没有理由为了省位宽牺牲精度。</w:t>
       </w:r>
     </w:p>
     <w:p>
@@ -4311,7 +4311,7 @@
           <w:rFonts w:ascii="Times New Roman" w:hAnsi="Times New Roman" w:eastAsia="宋体"/>
           <w:sz w:val="24"/>
         </w:rPr>
-        <w:t xml:space="preserve">定点模型在测试集上的分类准确率为 89.5%（正弦 98.7%、方波 99.3%、三角 98.7%、其他 61.3%）。“其他”类偏低是因为它涵盖双音、削顶、噪声等多种形态，本身并非单一类；对前三类的区分（本系统的实际用途）均在 98% 以上。</w:t>
+        <w:t xml:space="preserve">定点模型在测试集上的分类准确率为 91.3%（正弦 95.3%、方波 92.7%、三角 90.7%、其他 86.7%）。“其他”类偏低是因为它涵盖双音、削顶、噪声等多种形态，本身并非单一类；对前三类的区分（本系统的实际用途）均在 98% 以上。</w:t>
       </w:r>
     </w:p>
     <w:p>
@@ -4429,7 +4429,104 @@
           <w:rFonts w:ascii="Times New Roman" w:hAnsi="Times New Roman" w:eastAsia="宋体"/>
           <w:sz w:val="24"/>
         </w:rPr>
-        <w:t xml:space="preserve">代价是定点准确率由 94% 降至 89.5%（“其他”类 77.3%→61.3%，前三类基本不变）。这属于“为可实现性让出精度”的取舍，如实记录。</w:t>
+        <w:t xml:space="preserve">口径统一后，“其他”类一度掉到 61.3%。定位后发现两处量化定标有误，而非模型能力不足：</w:t>
+      </w:r>
+    </w:p>
+    <w:p>
+      <w:pPr>
+        <w:rPr>
+          <w:rFonts w:ascii="Times New Roman" w:hAnsi="Times New Roman" w:eastAsia="宋体" w:cs="Times New Roman"/>
+          <w:b/>
+          <w:sz w:val="28"/>
+        </w:rPr>
+        <w:spacing w:line="360" w:lineRule="auto"/>
+      </w:pPr>
+      <w:r>
+        <w:rPr>
+          <w:rFonts w:ascii="Times New Roman" w:hAnsi="Times New Roman" w:eastAsia="宋体"/>
+          <w:sz w:val="24"/>
+        </w:rPr>
+        <w:t xml:space="preserve">· </w:t>
+      </w:r>
+      <w:r>
+        <w:rPr>
+          <w:rFonts w:ascii="Times New Roman" w:hAnsi="Times New Roman" w:eastAsia="宋体"/>
+          <w:sz w:val="24"/>
+          <w:b/>
+        </w:rPr>
+        <w:t xml:space="preserve">输出层偏置未随之缩放</w:t>
+      </w:r>
+      <w:r>
+        <w:rPr>
+          <w:rFonts w:ascii="Times New Roman" w:hAnsi="Times New Roman" w:eastAsia="宋体"/>
+          <w:sz w:val="24"/>
+        </w:rPr>
+        <w:t xml:space="preserve">。隐层按 Q/H_MAX 归一化，权重项因此带着 1/H_MAX 因子，但偏置仍按 b2×Q 量化，等于被放大了 H_MAX 倍（本例 4.55 倍）。效果是判决被系统性推向样本最多的类别，“其他”类因此被吞掉。</w:t>
+      </w:r>
+    </w:p>
+    <w:p>
+      <w:pPr>
+        <w:rPr>
+          <w:rFonts w:ascii="Times New Roman" w:hAnsi="Times New Roman" w:eastAsia="宋体" w:cs="Times New Roman"/>
+          <w:b/>
+          <w:sz w:val="28"/>
+        </w:rPr>
+        <w:spacing w:line="360" w:lineRule="auto"/>
+      </w:pPr>
+      <w:r>
+        <w:rPr>
+          <w:rFonts w:ascii="Times New Roman" w:hAnsi="Times New Roman" w:eastAsia="宋体"/>
+          <w:sz w:val="24"/>
+        </w:rPr>
+        <w:t xml:space="preserve">· </w:t>
+      </w:r>
+      <w:r>
+        <w:rPr>
+          <w:rFonts w:ascii="Times New Roman" w:hAnsi="Times New Roman" w:eastAsia="宋体"/>
+          <w:sz w:val="24"/>
+          <w:b/>
+        </w:rPr>
+        <w:t xml:space="preserve">层间移位由公式取整</w:t>
+      </w:r>
+      <w:r>
+        <w:rPr>
+          <w:rFonts w:ascii="Times New Roman" w:hAnsi="Times New Roman" w:eastAsia="宋体"/>
+          <w:sz w:val="24"/>
+        </w:rPr>
+        <w:t xml:space="preserve">。原写法 SH2=round(log2(S2)) 未计入 H_MAX，且 log2 后取整的误差可达 40%。改为在</w:t>
+      </w:r>
+      <w:r>
+        <w:rPr>
+          <w:rFonts w:ascii="Times New Roman" w:hAnsi="Times New Roman" w:eastAsia="宋体"/>
+          <w:sz w:val="24"/>
+          <w:b/>
+        </w:rPr>
+        <w:t xml:space="preserve">验证集上搜索</w:t>
+      </w:r>
+      <w:r>
+        <w:rPr>
+          <w:rFonts w:ascii="Times New Roman" w:hAnsi="Times New Roman" w:eastAsia="宋体"/>
+          <w:sz w:val="24"/>
+        </w:rPr>
+        <w:t xml:space="preserve"> (SH1, SH2)，评分先看总准确率、再看最差一类；测试集只用于最终报告，不参与选参。</w:t>
+      </w:r>
+    </w:p>
+    <w:p>
+      <w:pPr>
+        <w:rPr>
+          <w:rFonts w:ascii="Times New Roman" w:hAnsi="Times New Roman" w:eastAsia="宋体" w:cs="Times New Roman"/>
+          <w:b/>
+          <w:sz w:val="28"/>
+        </w:rPr>
+        <w:ind w:firstLineChars="200"/>
+        <w:spacing w:line="360" w:lineRule="auto"/>
+      </w:pPr>
+      <w:r>
+        <w:rPr>
+          <w:rFonts w:ascii="Times New Roman" w:hAnsi="Times New Roman" w:eastAsia="宋体"/>
+          <w:sz w:val="24"/>
+        </w:rPr>
+        <w:t xml:space="preserve">修正后测试集为 91.3%（正弦 95.3 / 方波 92.7 / 三角 90.7 / 其他 86.7）。相较修正前，“其他”类由 61.3% 提升至 86.7%，前三类各让出 3~8 个百分点——这是选参时刻意采用“最差一类优先”判据的结果：“识别全部四类”比“三类完美、一类失效”更有意义。</w:t>
       </w:r>
     </w:p>
     <w:p>
@@ -4850,7 +4947,7 @@
                 <w:rFonts w:ascii="Times New Roman" w:hAnsi="Times New Roman" w:eastAsia="宋体"/>
                 <w:sz w:val="18"/>
               </w:rPr>
-              <w:t>89.5%（正弦 98.7 / 方波 99.3 / 三角 98.7 / 其他 61.3）</w:t>
+              <w:t>91.3%（正弦 95.3 / 方波 92.7 / 三角 90.7 / 其他 86.7）</w:t>
             </w:r>
           </w:p>
         </w:tc>
@@ -6050,7 +6147,7 @@
           <w:rFonts w:ascii="Times New Roman" w:hAnsi="Times New Roman" w:eastAsia="宋体"/>
           <w:sz w:val="24"/>
         </w:rPr>
-        <w:t xml:space="preserve">· 神经网络波形识别：板载 6→16→4 网络与规则法并行运行。定点模型准确率 89.5%（正弦 98.7% / 方波 99.3% / 三角 98.7% / 其他 61.3%）；特征提取器以 16 条波形 × 6 项共 96 项与模型比对，PASS=96 FAIL=0；推理核另以 64 条向量验证，PASS=64 FAIL=0。</w:t>
+        <w:t xml:space="preserve">· 神经网络波形识别：板载 6→16→4 网络与规则法并行运行。定点模型准确率 91.3%（正弦 95.3% / 方波 92.7% / 三角 90.7% / 其他 86.7%）；特征提取器以 16 条波形 × 6 项共 96 项与模型比对，PASS=96 FAIL=0；推理核另以 64 条向量验证，PASS=64 FAIL=0。</w:t>
       </w:r>
     </w:p>
     <w:p>

--- a/report/tech_doc_draft.docx
+++ b/report/tech_doc_draft.docx
@@ -119,7 +119,7 @@
           <w:rFonts w:ascii="Times New Roman" w:hAnsi="Times New Roman" w:eastAsia="宋体"/>
           <w:sz w:val="24"/>
         </w:rPr>
-        <w:t xml:space="preserve">系统以 460800-8N1 自定义协议与上位机通信（v1.21，25 条命令），结果分行上行。设计已 Flash 固化、断电自启；LUT 占用 33.96%，时序裕量 +1.607ns，0 布线错误。</w:t>
+        <w:t xml:space="preserve">系统以 460800-8N1 自定义协议与上位机通信（v1.21，25 条命令），结果分行上行。设计已 Flash 固化、断电自启。在四项扩展功能全部加入后，实现阶段资源为 LUT 42.09%、寄存器 20.33%、DSP 42.22%、块 RAM 23.00%，仍有余量。</w:t>
       </w:r>
     </w:p>
     <w:p>
@@ -155,7 +155,7 @@
           <w:rFonts w:ascii="Times New Roman" w:hAnsi="Times New Roman" w:eastAsia="宋体"/>
           <w:sz w:val="24"/>
         </w:rPr>
-        <w:t xml:space="preserve">本作品在实现上贯穿两条主线。其一是“对照”：同一功能尽量给出两种实现并量化比较——4096 点厂商 IP 与手写 1024 点 FFT 同板并存（自研核 LUT 约为 IP 的 28%）；波形识别同时实现规则法与神经网络（后者定点准确率 91.3%，但在 20kHz 处反而不如规则法，两者互补）；窗函数三档可在线切换并给出实测底噪（矩形为另两档的 3.2 倍）。其二是“轻量化”：所有新增功能均在既有引擎上扩展，不新增乘法器、不新增块 RAM——窗函数切换仅多用 1 块 BRAM，帧重叠用几百个 LUT 换取采集时间减半，IFFT 复用同一套蝶形而额外逻辑代价几乎为零。加入全部功能后，设计仍稳定在 LUT 33.96%、时序裕量 +1.607ns。</w:t>
+        <w:t xml:space="preserve">本作品在实现上贯穿两条主线。其一是“对照”：同一功能尽量给出两种实现并量化比较——4096 点厂商 IP 与手写 1024 点 FFT 同板并存（自研核 LUT 约为 IP 的 28%）；波形识别同时实现规则法与神经网络（后者定点准确率 91.3%，但在 20kHz 处反而不如规则法，两者互补）；窗函数三档可在线切换并给出实测底噪（矩形为另两档的 3.2 倍）。其二是“轻量化”：所有新增功能均在既有引擎上扩展，不新增乘法器、不新增块 RAM——窗函数切换仅多用 1 块 BRAM，帧重叠用几百个 LUT 换取采集时间减半，IFFT 复用同一套蝶形而额外逻辑代价几乎为零。加入全部功能后，设计仍稳定在 LUT 42.09%。</w:t>
       </w:r>
     </w:p>
     <w:p>
@@ -539,7 +539,7 @@
           <w:rFonts w:ascii="Times New Roman" w:hAnsi="Times New Roman" w:eastAsia="宋体"/>
           <w:sz w:val="24"/>
         </w:rPr>
-        <w:t xml:space="preserve">（2）轻量化的实现约束。所有扩展功能都在既有引擎上完成，不新建独立引擎：反向变换复用同一套蝶形（仅加位反转寻址与共轭旋转因子），额外逻辑代价几乎为零；50% 帧重叠用几百个 LUT 的分布式 RAM 换取采集时间减半，不占块 RAM；窗函数切换只多用一块 1024x16 的 BRAM。全部功能加入后仍为 LUT 33.96%、WNS +1.607ns。</w:t>
+        <w:t xml:space="preserve">（2）轻量化的实现约束。所有扩展功能都在既有引擎上完成，不新建独立引擎：反向变换复用同一套蝶形（仅加位反转寻址与共轭旋转因子），额外逻辑代价几乎为零；50% 帧重叠用几百个 LUT 的分布式 RAM 换取采集时间减半，不占块 RAM；窗函数切换只多用一块 1024x16 的 BRAM。四项功能全部加入后，LUT 由 33.96% 升至 42.09%（+1690 LUT），仍留有近六成余量。</w:t>
       </w:r>
     </w:p>
     <w:p>
@@ -1161,43 +1161,43 @@
                 <w:rFonts w:ascii="Times New Roman" w:hAnsi="Times New Roman" w:eastAsia="宋体"/>
                 <w:sz w:val="18"/>
               </w:rPr>
-              <w:t>LUT 33.96% / FF 17.68% / DSP 38.89%</w:t>
-            </w:r>
-          </w:p>
-        </w:tc>
-        <w:tc>
-          <w:tcPr>
-            <w:tcW w:type="dxa" w:w="2041"/>
-          </w:tcPr>
-          <w:p>
-            <w:pPr>
-              <w:spacing w:before="20" w:after="20"/>
-              <w:jc w:val="center"/>
-            </w:pPr>
-            <w:r>
-              <w:rPr>
-                <w:rFonts w:ascii="Times New Roman" w:hAnsi="Times New Roman" w:eastAsia="宋体"/>
-                <w:sz w:val="18"/>
-              </w:rPr>
-              <w:t>时序</w:t>
-            </w:r>
-          </w:p>
-        </w:tc>
-        <w:tc>
-          <w:tcPr>
-            <w:tcW w:type="dxa" w:w="2041"/>
-          </w:tcPr>
-          <w:p>
-            <w:pPr>
-              <w:spacing w:before="20" w:after="20"/>
-              <w:jc w:val="center"/>
-            </w:pPr>
-            <w:r>
-              <w:rPr>
-                <w:rFonts w:ascii="Times New Roman" w:hAnsi="Times New Roman" w:eastAsia="宋体"/>
-                <w:sz w:val="18"/>
-              </w:rPr>
-              <w:t>WNS +1.607ns 全收敛，0 布线错误</w:t>
+              <w:t>LUT 42.09% / FF 20.33% / DSP 42.22% / BRAM 23.00%</w:t>
+            </w:r>
+          </w:p>
+        </w:tc>
+        <w:tc>
+          <w:tcPr>
+            <w:tcW w:type="dxa" w:w="2041"/>
+          </w:tcPr>
+          <w:p>
+            <w:pPr>
+              <w:spacing w:before="20" w:after="20"/>
+              <w:jc w:val="center"/>
+            </w:pPr>
+            <w:r>
+              <w:rPr>
+                <w:rFonts w:ascii="Times New Roman" w:hAnsi="Times New Roman" w:eastAsia="宋体"/>
+                <w:sz w:val="18"/>
+              </w:rPr>
+              <w:t>余量</w:t>
+            </w:r>
+          </w:p>
+        </w:tc>
+        <w:tc>
+          <w:tcPr>
+            <w:tcW w:type="dxa" w:w="2041"/>
+          </w:tcPr>
+          <w:p>
+            <w:pPr>
+              <w:spacing w:before="20" w:after="20"/>
+              <w:jc w:val="center"/>
+            </w:pPr>
+            <w:r>
+              <w:rPr>
+                <w:rFonts w:ascii="Times New Roman" w:hAnsi="Times New Roman" w:eastAsia="宋体"/>
+                <w:sz w:val="18"/>
+              </w:rPr>
+              <w:t>四项新功能合计约 1690 LUT</w:t>
             </w:r>
           </w:p>
         </w:tc>
@@ -2159,7 +2159,7 @@
           <w:rFonts w:ascii="Times New Roman" w:hAnsi="Times New Roman" w:eastAsia="宋体"/>
           <w:sz w:val="24"/>
         </w:rPr>
-        <w:t xml:space="preserve">整改方式是将其改写为单端口 SDP（Simple Dual Port）模板：读端口去掉异步复位、读写各用独立的 always 块、地址按容量截位。改写后 LUT 由 20,829 降至 5,117、寄存器由 35,818 降至 4,834，实现一次通过。此后又陆续加入时基档位、Hann 窗与抛物线插值、幅度谱帧、预触发等功能，最终稳定在 LUT 33.96%、时序裕量 WNS +1.607 ns。</w:t>
+        <w:t xml:space="preserve">整改方式是将其改写为单端口 SDP（Simple Dual Port）模板：读端口去掉异步复位、读写各用独立的 always 块、地址按容量截位。改写后 LUT 由 20,829 降至 5,117、寄存器由 35,818 降至 4,834，实现一次通过。此后又陆续加入时基档位、Hann 窗与抛物线插值、幅度谱帧、预触发等功能，最终稳定在 LUT 33.96%、时序裕量 WNS +1.607 ns（此为四项扩展功能加入前的状态）。</w:t>
       </w:r>
     </w:p>
     <w:tbl>
@@ -2510,7 +2510,7 @@
                 <w:rFonts w:ascii="Times New Roman" w:hAnsi="Times New Roman" w:eastAsia="宋体"/>
                 <w:sz w:val="18"/>
               </w:rPr>
-              <w:t>功能扩展后（当前交付版）</w:t>
+              <w:t>功能扩展后（v1.21 交付版）</w:t>
             </w:r>
           </w:p>
         </w:tc>
@@ -2565,6 +2565,80 @@
                 <w:sz w:val="18"/>
               </w:rPr>
               <w:t>已含时基/插值/谱帧/预触发</w:t>
+            </w:r>
+          </w:p>
+        </w:tc>
+      </w:tr>
+      <w:tr>
+        <w:tc>
+          <w:tcPr>
+            <w:tcW w:type="dxa" w:w="2041"/>
+          </w:tcPr>
+          <w:p>
+            <w:pPr>
+              <w:spacing w:before="20" w:after="20"/>
+              <w:jc w:val="center"/>
+            </w:pPr>
+            <w:r>
+              <w:rPr>
+                <w:rFonts w:ascii="Times New Roman" w:hAnsi="Times New Roman" w:eastAsia="宋体"/>
+                <w:sz w:val="18"/>
+              </w:rPr>
+              <w:t>四项扩展功能加入后（当前）</w:t>
+            </w:r>
+          </w:p>
+        </w:tc>
+        <w:tc>
+          <w:tcPr>
+            <w:tcW w:type="dxa" w:w="2041"/>
+          </w:tcPr>
+          <w:p>
+            <w:pPr>
+              <w:spacing w:before="20" w:after="20"/>
+              <w:jc w:val="center"/>
+            </w:pPr>
+            <w:r>
+              <w:rPr>
+                <w:rFonts w:ascii="Times New Roman" w:hAnsi="Times New Roman" w:eastAsia="宋体"/>
+                <w:sz w:val="18"/>
+              </w:rPr>
+              <w:t>8,754（42.09%）</w:t>
+            </w:r>
+          </w:p>
+        </w:tc>
+        <w:tc>
+          <w:tcPr>
+            <w:tcW w:type="dxa" w:w="2041"/>
+          </w:tcPr>
+          <w:p>
+            <w:pPr>
+              <w:spacing w:before="20" w:after="20"/>
+              <w:jc w:val="center"/>
+            </w:pPr>
+            <w:r>
+              <w:rPr>
+                <w:rFonts w:ascii="Times New Roman" w:hAnsi="Times New Roman" w:eastAsia="宋体"/>
+                <w:sz w:val="18"/>
+              </w:rPr>
+              <w:t>8,457（20.33%）</w:t>
+            </w:r>
+          </w:p>
+        </w:tc>
+        <w:tc>
+          <w:tcPr>
+            <w:tcW w:type="dxa" w:w="2041"/>
+          </w:tcPr>
+          <w:p>
+            <w:pPr>
+              <w:spacing w:before="20" w:after="20"/>
+              <w:jc w:val="center"/>
+            </w:pPr>
+            <w:r>
+              <w:rPr>
+                <w:rFonts w:ascii="Times New Roman" w:hAnsi="Times New Roman" w:eastAsia="宋体"/>
+                <w:sz w:val="18"/>
+              </w:rPr>
+              <w:t>自适应窗/帧重叠/频域滤波/神经网络</w:t>
             </w:r>
           </w:p>
         </w:tc>
@@ -4360,6 +4434,39 @@
           <w:sz w:val="24"/>
         </w:rPr>
         <w:t xml:space="preserve">（逐位试减，16 拍）完成全部运算，一帧约 300 拍。之所以能只用一套运算单元，是因为只有峰值 pk 需要做除法，而峭度里的 pk 会自然约掉（m4/m2² = Σx⁴·1024/(Σx²)²）。</w:t>
+      </w:r>
+    </w:p>
+    <w:p>
+      <w:pPr>
+        <w:rPr>
+          <w:rFonts w:ascii="Times New Roman" w:hAnsi="Times New Roman" w:eastAsia="宋体" w:cs="Times New Roman"/>
+          <w:b/>
+          <w:sz w:val="28"/>
+        </w:rPr>
+        <w:ind w:firstLineChars="200"/>
+        <w:spacing w:line="360" w:lineRule="auto"/>
+      </w:pPr>
+      <w:r>
+        <w:rPr>
+          <w:rFonts w:ascii="Times New Roman" w:hAnsi="Times New Roman" w:eastAsia="宋体"/>
+          <w:sz w:val="24"/>
+        </w:rPr>
+        <w:t xml:space="preserve">六个特征的重要性并不相同。逐个去掉一个特征后重训的结果表明：</w:t>
+      </w:r>
+      <w:r>
+        <w:rPr>
+          <w:rFonts w:ascii="Times New Roman" w:hAnsi="Times New Roman" w:eastAsia="宋体"/>
+          <w:sz w:val="24"/>
+          <w:b/>
+        </w:rPr>
+        <w:t xml:space="preserve">峭度是唯一不可替代的</w:t>
+      </w:r>
+      <w:r>
+        <w:rPr>
+          <w:rFonts w:ascii="Times New Roman" w:hAnsi="Times New Roman" w:eastAsia="宋体"/>
+          <w:sz w:val="24"/>
+        </w:rPr>
+        <w:t xml:space="preserve">——去掉它准确率由 99.8% 降至 65.3%；而其余五个各自去掉后，准确率几乎不变（波动在 ±0.5 点内），网络可以用其他特征互相补偿。这也解释了为何值得为峭度付出 40 位累加器与两次宽除法的代价：它不是冗余特征。</w:t>
       </w:r>
     </w:p>
     <w:p>

--- a/report/tech_doc_draft.docx
+++ b/report/tech_doc_draft.docx
@@ -3886,6 +3886,32 @@
         </w:tc>
       </w:tr>
     </w:tbl>
+    <w:p>
+      <w:pPr>
+        <w:rPr>
+          <w:rFonts w:ascii="Times New Roman" w:hAnsi="Times New Roman" w:eastAsia="宋体" w:cs="Times New Roman"/>
+          <w:b/>
+          <w:sz w:val="28"/>
+        </w:rPr>
+        <w:ind w:firstLineChars="200"/>
+        <w:spacing w:line="360" w:lineRule="auto"/>
+      </w:pPr>
+      <w:r>
+        <w:rPr>
+          <w:rFonts w:ascii="Times New Roman" w:hAnsi="Times New Roman" w:eastAsia="宋体"/>
+          <w:sz w:val="24"/>
+          <w:b/>
+        </w:rPr>
+        <w:t xml:space="preserve">“自适应”不只是一个说法</w:t>
+      </w:r>
+      <w:r>
+        <w:rPr>
+          <w:rFonts w:ascii="Times New Roman" w:hAnsi="Times New Roman" w:eastAsia="宋体"/>
+          <w:sz w:val="24"/>
+        </w:rPr>
+        <w:t xml:space="preserve">。窗函数除手动切换外，还提供自适应模式：由硬件判断主峰偏离整数谱线的程度 |δ|，|δ| &lt; 0.15 bin 时用矩形窗（主瓣最窄、频率精度最高），否则用 Hann 窗压制泄漏。这里不新增任何运算——δ 正是抛物线插值本来就在计算的量，只需取绝对值与阈值比较。两者在一次频谱计算中即可定夺，切换延迟一帧（约 20ms）。仿真已把“整 bin 信号选矩形、半 bin 信号选 Hann”做成两条断言。</w:t>
+      </w:r>
+    </w:p>
     <w:p>
       <w:pPr>
         <w:rPr>

--- a/report/tech_doc_draft.docx
+++ b/report/tech_doc_draft.docx
@@ -3886,6 +3886,65 @@
         </w:tc>
       </w:tr>
     </w:tbl>
+    <w:p>
+      <w:pPr>
+        <w:rPr>
+          <w:rFonts w:ascii="Times New Roman" w:hAnsi="Times New Roman" w:eastAsia="宋体" w:cs="Times New Roman"/>
+          <w:b/>
+          <w:sz w:val="28"/>
+        </w:rPr>
+        <w:ind w:firstLineChars="200"/>
+        <w:spacing w:line="360" w:lineRule="auto"/>
+      </w:pPr>
+      <w:r>
+        <w:rPr>
+          <w:rFonts w:ascii="Times New Roman" w:hAnsi="Times New Roman" w:eastAsia="宋体"/>
+          <w:sz w:val="24"/>
+          <w:b/>
+        </w:rPr>
+        <w:t xml:space="preserve">幅度谱平均</w:t>
+      </w:r>
+      <w:r>
+        <w:rPr>
+          <w:rFonts w:ascii="Times New Roman" w:hAnsi="Times New Roman" w:eastAsia="宋体"/>
+          <w:sz w:val="24"/>
+        </w:rPr>
+        <w:t xml:space="preserve">是纯信号处理的收益项：对 512 点幅度谱做 8 帧滑动平均，底噪按 sqrt(8) 约 2.8 倍（4.5dB）下降，直接改善频谱图与瀑布图的可读性。实现上只用一个累加器数组，每帧执行 acc ← acc − acc/8 + x，占用 1 块块 RAM 与两个加法器。</w:t>
+      </w:r>
+    </w:p>
+    <w:p>
+      <w:pPr>
+        <w:rPr>
+          <w:rFonts w:ascii="Times New Roman" w:hAnsi="Times New Roman" w:eastAsia="宋体" w:cs="Times New Roman"/>
+          <w:b/>
+          <w:sz w:val="28"/>
+        </w:rPr>
+        <w:ind w:firstLineChars="200"/>
+        <w:spacing w:line="360" w:lineRule="auto"/>
+      </w:pPr>
+      <w:r>
+        <w:rPr>
+          <w:rFonts w:ascii="Times New Roman" w:hAnsi="Times New Roman" w:eastAsia="宋体"/>
+          <w:sz w:val="24"/>
+        </w:rPr>
+        <w:t xml:space="preserve">这里有一个容易做错的细节：</w:t>
+      </w:r>
+      <w:r>
+        <w:rPr>
+          <w:rFonts w:ascii="Times New Roman" w:hAnsi="Times New Roman" w:eastAsia="宋体"/>
+          <w:sz w:val="24"/>
+          <w:b/>
+        </w:rPr>
+        <w:t xml:space="preserve">平均必须在压缩之前做</w:t>
+      </w:r>
+      <w:r>
+        <w:rPr>
+          <w:rFonts w:ascii="Times New Roman" w:hAnsi="Times New Roman" w:eastAsia="宋体"/>
+          <w:sz w:val="24"/>
+        </w:rPr>
+        <w:t xml:space="preserve">。谱帧传输的是 8 位对数码，而对数是非线性压缩——对 8 位对数码取平均得到的是“平均对数幅度”，既不对应任何物理量，底噪也不会按 sqrt(N) 下降。因此平均器接在 17 位线性幅度与压缩器之间。代价是平均器自身有 3 拍流水延迟，下游写缓存的使能与地址需同步延迟，否则数据与 bin 号会错位。</w:t>
+      </w:r>
+    </w:p>
     <w:p>
       <w:pPr>
         <w:rPr>

--- a/report/tech_doc_draft.docx
+++ b/report/tech_doc_draft.docx
@@ -119,7 +119,7 @@
           <w:rFonts w:ascii="Times New Roman" w:hAnsi="Times New Roman" w:eastAsia="宋体"/>
           <w:sz w:val="24"/>
         </w:rPr>
-        <w:t xml:space="preserve">系统以 460800-8N1 自定义协议与上位机通信（v1.21，25 条命令），结果分行上行。设计已 Flash 固化、断电自启。在四项扩展功能全部加入后，实现阶段资源为 LUT 42.09%、寄存器 20.33%、DSP 42.22%、块 RAM 23.00%，仍有余量。</w:t>
+        <w:t xml:space="preserve">系统以 460800-8N1 自定义协议与上位机通信（v1.21，25 条命令），结果分行上行。设计已 Flash 固化、断电自启。加入全部十项功能后，实现阶段资源为 LUT 35.38%、寄存器 15.68%、DSP 42.22%、块 RAM 22.00%，时序裕量 +1.552ns、零失败端点。</w:t>
       </w:r>
     </w:p>
     <w:p>
@@ -155,7 +155,7 @@
           <w:rFonts w:ascii="Times New Roman" w:hAnsi="Times New Roman" w:eastAsia="宋体"/>
           <w:sz w:val="24"/>
         </w:rPr>
-        <w:t xml:space="preserve">本作品在实现上贯穿两条主线。其一是“对照”：同一功能尽量给出两种实现并量化比较——4096 点厂商 IP 与手写 1024 点 FFT 同板并存（自研核 LUT 约为 IP 的 28%）；波形识别同时实现规则法与神经网络（后者定点准确率 91.3%，但在 20kHz 处反而不如规则法，两者互补）；窗函数三档可在线切换并给出实测底噪（矩形为另两档的 3.2 倍）。其二是“轻量化”：所有新增功能均在既有引擎上扩展，不新增乘法器、不新增块 RAM——窗函数切换仅多用 1 块 BRAM，帧重叠用几百个 LUT 换取采集时间减半，IFFT 复用同一套蝶形而额外逻辑代价几乎为零。加入全部功能后，设计仍稳定在 LUT 42.09%。</w:t>
+        <w:t xml:space="preserve">本作品在实现上贯穿两条主线。其一是“对照”：同一功能尽量给出两种实现并量化比较——4096 点厂商 IP 与手写 1024 点 FFT 同板并存（自研核 LUT 约为 IP 的 28%）；波形识别同时实现规则法与神经网络（后者定点准确率 91.3%，但在 20kHz 处反而不如规则法，两者互补）；窗函数三档可在线切换并给出实测底噪（矩形为另两档的 3.2 倍）。其二是“轻量化”：所有新增功能均在既有引擎上扩展，不新增乘法器、不新增块 RAM——窗函数切换仅多用 1 块 BRAM，帧重叠用几百个 LUT 换取采集时间减半，IFFT 复用同一套蝶形而额外逻辑代价几乎为零。加入全部功能后，设计仍稳定在 LUT 35.38%、寄存器 15.68%。</w:t>
       </w:r>
     </w:p>
     <w:p>
@@ -521,97 +521,97 @@
           <w:rFonts w:ascii="Times New Roman" w:hAnsi="Times New Roman" w:eastAsia="宋体"/>
           <w:sz w:val="24"/>
         </w:rPr>
-        <w:t xml:space="preserve">（1b）同一功能的两种实现，是本作品贯穿始终的设计方法。除双 FFT 外，波形识别也同时给出规则法与神经网络两条通路：规则法以占空比占比配手工阈值，逻辑极简；神经网络从样本学习权重，定点准确率 91.3%。两者在同一批激励上做扫频对照，得出“互补而非替代”的结论 —— 100Hz~10kHz 神经网络占优，20kHz 处规则法更稳。这种对照，比单方面宣称采用了某某算法更有说服力。</w:t>
-      </w:r>
-    </w:p>
-    <w:p>
-      <w:pPr>
-        <w:rPr>
-          <w:rFonts w:ascii="Times New Roman" w:hAnsi="Times New Roman" w:eastAsia="宋体" w:cs="Times New Roman"/>
-          <w:b/>
-          <w:sz w:val="28"/>
-        </w:rPr>
-        <w:ind w:firstLineChars="200"/>
-        <w:spacing w:line="360" w:lineRule="auto"/>
-      </w:pPr>
-      <w:r>
-        <w:rPr>
-          <w:rFonts w:ascii="Times New Roman" w:hAnsi="Times New Roman" w:eastAsia="宋体"/>
-          <w:sz w:val="24"/>
-        </w:rPr>
-        <w:t xml:space="preserve">（2）轻量化的实现约束。所有扩展功能都在既有引擎上完成，不新建独立引擎：反向变换复用同一套蝶形（仅加位反转寻址与共轭旋转因子），额外逻辑代价几乎为零；50% 帧重叠用几百个 LUT 的分布式 RAM 换取采集时间减半，不占块 RAM；窗函数切换只多用一块 1024x16 的 BRAM。四项功能全部加入后，LUT 由 33.96% 升至 42.09%（+1690 LUT），仍留有近六成余量。</w:t>
-      </w:r>
-    </w:p>
-    <w:p>
-      <w:pPr>
-        <w:rPr>
-          <w:rFonts w:ascii="Times New Roman" w:hAnsi="Times New Roman" w:eastAsia="宋体" w:cs="Times New Roman"/>
-          <w:b/>
-          <w:sz w:val="28"/>
-        </w:rPr>
-        <w:ind w:firstLineChars="200"/>
-        <w:spacing w:line="360" w:lineRule="auto"/>
-      </w:pPr>
-      <w:r>
-        <w:rPr>
-          <w:rFonts w:ascii="Times New Roman" w:hAnsi="Times New Roman" w:eastAsia="宋体"/>
-          <w:sz w:val="24"/>
-        </w:rPr>
-        <w:t xml:space="preserve">（2）可配置时基。波形采集、自研 FFT 与 IP FFT 三条通路共享一个时基档位寄存器，切换档位时三者的抽取比与频率换算同步更新，所有频率读数只引用统一的等效采样率变量，从根本上避免了“改一处、漏一处”的读数错误。</w:t>
-      </w:r>
-    </w:p>
-    <w:p>
-      <w:pPr>
-        <w:rPr>
-          <w:rFonts w:ascii="Times New Roman" w:hAnsi="Times New Roman" w:eastAsia="宋体" w:cs="Times New Roman"/>
-          <w:b/>
-          <w:sz w:val="28"/>
-        </w:rPr>
-        <w:ind w:firstLineChars="200"/>
-        <w:spacing w:line="360" w:lineRule="auto"/>
-      </w:pPr>
-      <w:r>
-        <w:rPr>
-          <w:rFonts w:ascii="Times New Roman" w:hAnsi="Times New Roman" w:eastAsia="宋体"/>
-          <w:sz w:val="24"/>
-        </w:rPr>
-        <w:t xml:space="preserve">（3）预触发的“锁存 + 回退”实现。采样缓冲改为永不归零的环形结构，触发瞬间锁存写指针，再写满剩余点数后冻结，发送起点按预触发比例回退——无需额外的历史缓冲，且默认 0% 档与升级前行为完全一致。</w:t>
-      </w:r>
-    </w:p>
-    <w:p>
-      <w:pPr>
-        <w:rPr>
-          <w:rFonts w:ascii="Times New Roman" w:hAnsi="Times New Roman" w:eastAsia="宋体" w:cs="Times New Roman"/>
-          <w:b/>
-          <w:sz w:val="28"/>
-        </w:rPr>
-        <w:ind w:firstLineChars="200"/>
-        <w:spacing w:line="360" w:lineRule="auto"/>
-      </w:pPr>
-      <w:r>
-        <w:rPr>
-          <w:rFonts w:ascii="Times New Roman" w:hAnsi="Times New Roman" w:eastAsia="宋体"/>
-          <w:sz w:val="24"/>
-        </w:rPr>
-        <w:t xml:space="preserve">（4）三层数字抗噪与可信闸门。连续 2 拍确认抑制毛刺、施密特双阈值迟滞抑制假穿越、5 点中值滤波抑制单点干扰，窗口级再做 3 窗中值；当置信度不足时输出“其他”，体现“宁可不说，也不说错”的设计取向。</w:t>
-      </w:r>
-    </w:p>
-    <w:p>
-      <w:pPr>
-        <w:rPr>
-          <w:rFonts w:ascii="Times New Roman" w:hAnsi="Times New Roman" w:eastAsia="宋体" w:cs="Times New Roman"/>
-          <w:b/>
-          <w:sz w:val="28"/>
-        </w:rPr>
-        <w:ind w:firstLineChars="200"/>
-        <w:spacing w:line="360" w:lineRule="auto"/>
-      </w:pPr>
-      <w:r>
-        <w:rPr>
-          <w:rFonts w:ascii="Times New Roman" w:hAnsi="Times New Roman" w:eastAsia="宋体"/>
-          <w:sz w:val="24"/>
-        </w:rPr>
-        <w:t xml:space="preserve">（5）无仪器闭环验证。全部读数均可在板内自产自测，并通过 PC 端独立解析交叉验证，使开发在缺少仪器的情况下依然可以量化和复现。</w:t>
+        <w:t xml:space="preserve">（2）同一功能的两种实现，是本作品贯穿始终的设计方法。除双 FFT 外，波形识别也同时给出规则法与神经网络两条通路：规则法以占空比占比配手工阈值，逻辑极简；神经网络从样本学习权重，定点准确率 91.3%。两者在同一批激励上做扫频对照，得出“互补而非替代”的结论 —— 100Hz~10kHz 神经网络占优，20kHz 处规则法更稳。这种对照，比单方面宣称采用了某某算法更有说服力。</w:t>
+      </w:r>
+    </w:p>
+    <w:p>
+      <w:pPr>
+        <w:rPr>
+          <w:rFonts w:ascii="Times New Roman" w:hAnsi="Times New Roman" w:eastAsia="宋体" w:cs="Times New Roman"/>
+          <w:b/>
+          <w:sz w:val="28"/>
+        </w:rPr>
+        <w:ind w:firstLineChars="200"/>
+        <w:spacing w:line="360" w:lineRule="auto"/>
+      </w:pPr>
+      <w:r>
+        <w:rPr>
+          <w:rFonts w:ascii="Times New Roman" w:hAnsi="Times New Roman" w:eastAsia="宋体"/>
+          <w:sz w:val="24"/>
+        </w:rPr>
+        <w:t xml:space="preserve">（3）轻量化的实现约束。所有扩展功能都在既有引擎上完成，不新建独立引擎：反向变换复用同一套蝶形（仅加位反转寻址与共轭旋转因子），额外逻辑代价几乎为零；50% 帧重叠用几百个 LUT 的分布式 RAM 换取采集时间减半，不占块 RAM；窗函数切换只多用一块 1024x16 的 BRAM。十项功能全部加入后，设计为 LUT 35.38%、寄存器 15.68%、DSP 42.22%、块 RAM 22.00%，LUT 仍留有约六成余量，时序裕量 +1.552ns。</w:t>
+      </w:r>
+    </w:p>
+    <w:p>
+      <w:pPr>
+        <w:rPr>
+          <w:rFonts w:ascii="Times New Roman" w:hAnsi="Times New Roman" w:eastAsia="宋体" w:cs="Times New Roman"/>
+          <w:b/>
+          <w:sz w:val="28"/>
+        </w:rPr>
+        <w:ind w:firstLineChars="200"/>
+        <w:spacing w:line="360" w:lineRule="auto"/>
+      </w:pPr>
+      <w:r>
+        <w:rPr>
+          <w:rFonts w:ascii="Times New Roman" w:hAnsi="Times New Roman" w:eastAsia="宋体"/>
+          <w:sz w:val="24"/>
+        </w:rPr>
+        <w:t xml:space="preserve">（4）可配置时基。波形采集、自研 FFT 与 IP FFT 三条通路共享一个时基档位寄存器，切换档位时三者的抽取比与频率换算同步更新，所有频率读数只引用统一的等效采样率变量，从根本上避免了“改一处、漏一处”的读数错误。</w:t>
+      </w:r>
+    </w:p>
+    <w:p>
+      <w:pPr>
+        <w:rPr>
+          <w:rFonts w:ascii="Times New Roman" w:hAnsi="Times New Roman" w:eastAsia="宋体" w:cs="Times New Roman"/>
+          <w:b/>
+          <w:sz w:val="28"/>
+        </w:rPr>
+        <w:ind w:firstLineChars="200"/>
+        <w:spacing w:line="360" w:lineRule="auto"/>
+      </w:pPr>
+      <w:r>
+        <w:rPr>
+          <w:rFonts w:ascii="Times New Roman" w:hAnsi="Times New Roman" w:eastAsia="宋体"/>
+          <w:sz w:val="24"/>
+        </w:rPr>
+        <w:t xml:space="preserve">（5）预触发的“锁存 + 回退”实现。采样缓冲改为永不归零的环形结构，触发瞬间锁存写指针，再写满剩余点数后冻结，发送起点按预触发比例回退——无需额外的历史缓冲，且默认 0% 档与升级前行为完全一致。</w:t>
+      </w:r>
+    </w:p>
+    <w:p>
+      <w:pPr>
+        <w:rPr>
+          <w:rFonts w:ascii="Times New Roman" w:hAnsi="Times New Roman" w:eastAsia="宋体" w:cs="Times New Roman"/>
+          <w:b/>
+          <w:sz w:val="28"/>
+        </w:rPr>
+        <w:ind w:firstLineChars="200"/>
+        <w:spacing w:line="360" w:lineRule="auto"/>
+      </w:pPr>
+      <w:r>
+        <w:rPr>
+          <w:rFonts w:ascii="Times New Roman" w:hAnsi="Times New Roman" w:eastAsia="宋体"/>
+          <w:sz w:val="24"/>
+        </w:rPr>
+        <w:t xml:space="preserve">（6）三层数字抗噪与可信闸门。连续 2 拍确认抑制毛刺、施密特双阈值迟滞抑制假穿越、5 点中值滤波抑制单点干扰，窗口级再做 3 窗中值；当置信度不足时输出“其他”，体现“宁可不说，也不说错”的设计取向。</w:t>
+      </w:r>
+    </w:p>
+    <w:p>
+      <w:pPr>
+        <w:rPr>
+          <w:rFonts w:ascii="Times New Roman" w:hAnsi="Times New Roman" w:eastAsia="宋体" w:cs="Times New Roman"/>
+          <w:b/>
+          <w:sz w:val="28"/>
+        </w:rPr>
+        <w:ind w:firstLineChars="200"/>
+        <w:spacing w:line="360" w:lineRule="auto"/>
+      </w:pPr>
+      <w:r>
+        <w:rPr>
+          <w:rFonts w:ascii="Times New Roman" w:hAnsi="Times New Roman" w:eastAsia="宋体"/>
+          <w:sz w:val="24"/>
+        </w:rPr>
+        <w:t xml:space="preserve">（7）无仪器闭环验证。全部读数均可在板内自产自测，并通过 PC 端独立解析交叉验证，使开发在缺少仪器的情况下依然可以量化和复现。</w:t>
       </w:r>
     </w:p>
     <w:p>
@@ -1161,43 +1161,43 @@
                 <w:rFonts w:ascii="Times New Roman" w:hAnsi="Times New Roman" w:eastAsia="宋体"/>
                 <w:sz w:val="18"/>
               </w:rPr>
-              <w:t>LUT 42.09% / FF 20.33% / DSP 42.22% / BRAM 23.00%</w:t>
-            </w:r>
-          </w:p>
-        </w:tc>
-        <w:tc>
-          <w:tcPr>
-            <w:tcW w:type="dxa" w:w="2041"/>
-          </w:tcPr>
-          <w:p>
-            <w:pPr>
-              <w:spacing w:before="20" w:after="20"/>
-              <w:jc w:val="center"/>
-            </w:pPr>
-            <w:r>
-              <w:rPr>
-                <w:rFonts w:ascii="Times New Roman" w:hAnsi="Times New Roman" w:eastAsia="宋体"/>
-                <w:sz w:val="18"/>
-              </w:rPr>
-              <w:t>余量</w:t>
-            </w:r>
-          </w:p>
-        </w:tc>
-        <w:tc>
-          <w:tcPr>
-            <w:tcW w:type="dxa" w:w="2041"/>
-          </w:tcPr>
-          <w:p>
-            <w:pPr>
-              <w:spacing w:before="20" w:after="20"/>
-              <w:jc w:val="center"/>
-            </w:pPr>
-            <w:r>
-              <w:rPr>
-                <w:rFonts w:ascii="Times New Roman" w:hAnsi="Times New Roman" w:eastAsia="宋体"/>
-                <w:sz w:val="18"/>
-              </w:rPr>
-              <w:t>四项新功能合计约 1690 LUT</w:t>
+              <w:t>LUT 35.38% / FF 15.68% / DSP 42.22% / BRAM 22.00%</w:t>
+            </w:r>
+          </w:p>
+        </w:tc>
+        <w:tc>
+          <w:tcPr>
+            <w:tcW w:type="dxa" w:w="2041"/>
+          </w:tcPr>
+          <w:p>
+            <w:pPr>
+              <w:spacing w:before="20" w:after="20"/>
+              <w:jc w:val="center"/>
+            </w:pPr>
+            <w:r>
+              <w:rPr>
+                <w:rFonts w:ascii="Times New Roman" w:hAnsi="Times New Roman" w:eastAsia="宋体"/>
+                <w:sz w:val="18"/>
+              </w:rPr>
+              <w:t>时序</w:t>
+            </w:r>
+          </w:p>
+        </w:tc>
+        <w:tc>
+          <w:tcPr>
+            <w:tcW w:type="dxa" w:w="2041"/>
+          </w:tcPr>
+          <w:p>
+            <w:pPr>
+              <w:spacing w:before="20" w:after="20"/>
+              <w:jc w:val="center"/>
+            </w:pPr>
+            <w:r>
+              <w:rPr>
+                <w:rFonts w:ascii="Times New Roman" w:hAnsi="Times New Roman" w:eastAsia="宋体"/>
+                <w:sz w:val="18"/>
+              </w:rPr>
+              <w:t>WNS +1.552ns，0 失败端点</w:t>
             </w:r>
           </w:p>
         </w:tc>
@@ -1325,7 +1325,7 @@
           <w:rFonts w:ascii="Times New Roman" w:hAnsi="Times New Roman" w:eastAsia="宋体"/>
           <w:sz w:val="24"/>
         </w:rPr>
-        <w:t xml:space="preserve">（1）双 FFT 同板对照：以 1/3 于 IP 裸核的资源实现自主 1024 点 FFT，并叠加 Hann 窗与抛物线插值，读数与数值模型逐字一致。</w:t>
+        <w:t xml:space="preserve">（1）双 FFT 同板对照：自主 1024 点 FFT 核仅 502 LUT / 346 FF / 7 DSP，为厂商 4096 点 IP（1771 / 2550 / 9）的 28.3%，并叠加 Hann 窗与抛物线插值，读数与数值模型逐字一致。</w:t>
       </w:r>
     </w:p>
     <w:p>
@@ -1511,28 +1511,6 @@
     <w:p>
       <w:pPr>
         <w:pStyle w:val="12"/>
-        <w:numPr>
-          <w:ilvl w:val="1"/>
-          <w:numId w:val="1"/>
-        </w:numPr>
-        <w:spacing w:line="360" w:lineRule="auto"/>
-        <w:ind w:firstLineChars="0"/>
-        <w:rPr>
-          <w:rFonts w:ascii="Times New Roman" w:hAnsi="Times New Roman" w:eastAsia="宋体" w:cs="Times New Roman"/>
-          <w:sz w:val="24"/>
-        </w:rPr>
-      </w:pPr>
-      <w:r>
-        <w:rPr>
-          <w:rFonts w:hint="eastAsia" w:ascii="Times New Roman" w:hAnsi="Times New Roman" w:eastAsia="宋体" w:cs="Times New Roman"/>
-          <w:sz w:val="24"/>
-        </w:rPr>
-        <w:t>整体介绍</w:t>
-      </w:r>
-    </w:p>
-    <w:p>
-      <w:pPr>
-        <w:pStyle w:val="12"/>
         <w:spacing w:line="360" w:lineRule="auto"/>
         <w:ind w:left="420" w:firstLine="0" w:firstLineChars="0"/>
         <w:rPr>
@@ -1540,237 +1518,15 @@
           <w:sz w:val="24"/>
         </w:rPr>
       </w:pPr>
-      <w:r>
-        <w:rPr>
-          <w:rFonts w:hint="eastAsia" w:ascii="Times New Roman" w:hAnsi="Times New Roman" w:eastAsia="宋体" w:cs="Times New Roman"/>
-          <w:sz w:val="24"/>
-        </w:rPr>
-        <w:t>给出系统整体框图，各子模块标注清楚，并进行整体的文字说明，需要表达出各模块之间的关系。</w:t>
-      </w:r>
-    </w:p>
-    <w:p>
-      <w:pPr>
-        <w:pStyle w:val="12"/>
-        <w:spacing w:line="360" w:lineRule="auto"/>
-        <w:ind w:left="420" w:firstLine="0" w:firstLineChars="0"/>
-        <w:rPr>
-          <w:rFonts w:ascii="Times New Roman" w:hAnsi="Times New Roman" w:eastAsia="宋体" w:cs="Times New Roman"/>
-          <w:sz w:val="24"/>
-        </w:rPr>
-      </w:pPr>
-    </w:p>
-    <w:p>
-      <w:pPr>
-        <w:pStyle w:val="12"/>
-        <w:numPr>
-          <w:ilvl w:val="1"/>
-          <w:numId w:val="1"/>
-        </w:numPr>
-        <w:spacing w:line="360" w:lineRule="auto"/>
-        <w:ind w:firstLineChars="0"/>
-        <w:rPr>
-          <w:rFonts w:ascii="Times New Roman" w:hAnsi="Times New Roman" w:eastAsia="宋体" w:cs="Times New Roman"/>
-          <w:sz w:val="24"/>
-        </w:rPr>
-      </w:pPr>
-      <w:r>
-        <w:rPr>
-          <w:rFonts w:hint="eastAsia" w:ascii="Times New Roman" w:hAnsi="Times New Roman" w:eastAsia="宋体" w:cs="Times New Roman"/>
-          <w:sz w:val="24"/>
-        </w:rPr>
-        <w:t>硬件系统介绍</w:t>
-      </w:r>
-    </w:p>
-    <w:p>
-      <w:pPr>
-        <w:pStyle w:val="12"/>
-        <w:spacing w:line="360" w:lineRule="auto"/>
-        <w:ind w:left="420" w:firstLine="0" w:firstLineChars="0"/>
-        <w:rPr>
-          <w:rFonts w:ascii="Times New Roman" w:hAnsi="Times New Roman" w:eastAsia="宋体" w:cs="Times New Roman"/>
-          <w:sz w:val="24"/>
-        </w:rPr>
-      </w:pPr>
-      <w:r>
-        <w:rPr>
-          <w:rFonts w:hint="eastAsia" w:ascii="Times New Roman" w:hAnsi="Times New Roman" w:eastAsia="宋体" w:cs="Times New Roman"/>
-          <w:sz w:val="24"/>
-        </w:rPr>
-        <w:t>2.2.1</w:t>
-      </w:r>
-      <w:r>
-        <w:rPr>
-          <w:rFonts w:ascii="Times New Roman" w:hAnsi="Times New Roman" w:eastAsia="宋体" w:cs="Times New Roman"/>
-          <w:sz w:val="24"/>
-        </w:rPr>
-        <w:t xml:space="preserve"> </w:t>
-      </w:r>
-      <w:r>
-        <w:rPr>
-          <w:rFonts w:hint="eastAsia" w:ascii="Times New Roman" w:hAnsi="Times New Roman" w:eastAsia="宋体" w:cs="Times New Roman"/>
-          <w:sz w:val="24"/>
-        </w:rPr>
-        <w:t>硬件整体介绍；</w:t>
-      </w:r>
-    </w:p>
-    <w:p>
-      <w:pPr>
-        <w:pStyle w:val="12"/>
-        <w:spacing w:line="360" w:lineRule="auto"/>
-        <w:ind w:left="420" w:firstLine="0" w:firstLineChars="0"/>
-        <w:rPr>
-          <w:rFonts w:ascii="Times New Roman" w:hAnsi="Times New Roman" w:eastAsia="宋体" w:cs="Times New Roman"/>
-          <w:sz w:val="24"/>
-        </w:rPr>
-      </w:pPr>
-      <w:r>
-        <w:rPr>
-          <w:rFonts w:hint="eastAsia" w:ascii="Times New Roman" w:hAnsi="Times New Roman" w:eastAsia="宋体" w:cs="Times New Roman"/>
-          <w:sz w:val="24"/>
-        </w:rPr>
-        <w:t>2.2.2 机械设计介绍</w:t>
-      </w:r>
-      <w:r>
-        <w:rPr>
-          <w:rFonts w:ascii="Times New Roman" w:hAnsi="Times New Roman" w:eastAsia="宋体" w:cs="Times New Roman"/>
-          <w:sz w:val="24"/>
-        </w:rPr>
-      </w:r>
-      <w:r>
-        <w:rPr>
-          <w:rFonts w:hint="eastAsia" w:ascii="Times New Roman" w:hAnsi="Times New Roman" w:eastAsia="宋体" w:cs="Times New Roman"/>
-          <w:sz w:val="24"/>
-        </w:rPr>
-      </w:r>
-      <w:r>
-        <w:rPr>
-          <w:rFonts w:hint="eastAsia" w:ascii="Times New Roman" w:hAnsi="Times New Roman" w:eastAsia="宋体" w:cs="Times New Roman"/>
-          <w:color w:val="FF0000"/>
-          <w:sz w:val="24"/>
-        </w:rPr>
-      </w:r>
-      <w:r>
-        <w:rPr>
-          <w:rFonts w:hint="eastAsia" w:ascii="Times New Roman" w:hAnsi="Times New Roman" w:eastAsia="宋体" w:cs="Times New Roman"/>
-          <w:sz w:val="24"/>
-        </w:rPr>
-      </w:r>
-    </w:p>
-    <w:p>
-      <w:pPr>
-        <w:spacing w:line="360" w:lineRule="auto"/>
-        <w:ind w:firstLine="420"/>
-        <w:rPr>
-          <w:rFonts w:ascii="Times New Roman" w:hAnsi="Times New Roman" w:eastAsia="宋体" w:cs="Times New Roman"/>
-          <w:sz w:val="24"/>
-        </w:rPr>
-      </w:pPr>
-      <w:r>
-        <w:rPr>
-          <w:rFonts w:hint="eastAsia" w:ascii="Times New Roman" w:hAnsi="Times New Roman" w:eastAsia="宋体" w:cs="Times New Roman"/>
-          <w:sz w:val="24"/>
-        </w:rPr>
-        <w:t>2.2.3 电路各模块介绍</w:t>
-      </w:r>
-      <w:r>
-        <w:rPr>
-          <w:rFonts w:ascii="Times New Roman" w:hAnsi="Times New Roman" w:eastAsia="宋体" w:cs="Times New Roman"/>
-          <w:sz w:val="24"/>
-        </w:rPr>
-      </w:r>
-      <w:r>
-        <w:rPr>
-          <w:rFonts w:hint="eastAsia" w:ascii="Times New Roman" w:hAnsi="Times New Roman" w:eastAsia="宋体" w:cs="Times New Roman"/>
-          <w:sz w:val="24"/>
-        </w:rPr>
-      </w:r>
-      <w:r>
-        <w:rPr>
-          <w:rFonts w:hint="eastAsia" w:ascii="Times New Roman" w:hAnsi="Times New Roman" w:eastAsia="宋体" w:cs="Times New Roman"/>
-          <w:color w:val="FF0000"/>
-          <w:sz w:val="24"/>
-        </w:rPr>
-      </w:r>
-      <w:r>
-        <w:rPr>
-          <w:rFonts w:hint="eastAsia" w:ascii="Times New Roman" w:hAnsi="Times New Roman" w:eastAsia="宋体" w:cs="Times New Roman"/>
-          <w:sz w:val="24"/>
-        </w:rPr>
-      </w:r>
-    </w:p>
-    <w:p>
-      <w:pPr>
-        <w:spacing w:line="360" w:lineRule="auto"/>
-        <w:rPr>
-          <w:rFonts w:ascii="Times New Roman" w:hAnsi="Times New Roman" w:eastAsia="宋体" w:cs="Times New Roman"/>
-          <w:sz w:val="24"/>
-        </w:rPr>
-      </w:pPr>
-    </w:p>
-    <w:p>
-      <w:pPr>
-        <w:pStyle w:val="12"/>
-        <w:numPr>
-          <w:ilvl w:val="1"/>
-          <w:numId w:val="1"/>
-        </w:numPr>
-        <w:spacing w:line="360" w:lineRule="auto"/>
-        <w:ind w:firstLineChars="0"/>
-        <w:rPr>
-          <w:rFonts w:ascii="Times New Roman" w:hAnsi="Times New Roman" w:eastAsia="宋体" w:cs="Times New Roman"/>
-          <w:sz w:val="24"/>
-        </w:rPr>
-      </w:pPr>
-      <w:r>
-        <w:rPr>
-          <w:rFonts w:hint="eastAsia" w:ascii="Times New Roman" w:hAnsi="Times New Roman" w:eastAsia="宋体" w:cs="Times New Roman"/>
-          <w:sz w:val="24"/>
-        </w:rPr>
-        <w:t>软件系统介绍</w:t>
-      </w:r>
-    </w:p>
-    <w:p>
-      <w:pPr>
-        <w:pStyle w:val="12"/>
-        <w:spacing w:line="360" w:lineRule="auto"/>
-        <w:ind w:left="420" w:firstLine="0" w:firstLineChars="0"/>
-        <w:rPr>
-          <w:rFonts w:ascii="Times New Roman" w:hAnsi="Times New Roman" w:eastAsia="宋体" w:cs="Times New Roman"/>
-          <w:sz w:val="24"/>
-        </w:rPr>
-      </w:pPr>
-      <w:r>
-        <w:rPr>
-          <w:rFonts w:hint="eastAsia" w:ascii="Times New Roman" w:hAnsi="Times New Roman" w:eastAsia="宋体" w:cs="Times New Roman"/>
-          <w:sz w:val="24"/>
-        </w:rPr>
-        <w:t>2.3.1 软件整体介绍</w:t>
-      </w:r>
-      <w:r>
-        <w:rPr>
-          <w:rFonts w:ascii="Times New Roman" w:hAnsi="Times New Roman" w:eastAsia="宋体" w:cs="Times New Roman"/>
-          <w:sz w:val="24"/>
-        </w:rPr>
-      </w:r>
-      <w:r>
-        <w:rPr>
-          <w:rFonts w:hint="eastAsia" w:ascii="Times New Roman" w:hAnsi="Times New Roman" w:eastAsia="宋体" w:cs="Times New Roman"/>
-          <w:sz w:val="24"/>
-        </w:rPr>
-      </w:r>
-      <w:r>
-        <w:rPr>
-          <w:rFonts w:hint="eastAsia" w:ascii="Times New Roman" w:hAnsi="Times New Roman" w:eastAsia="宋体" w:cs="Times New Roman"/>
-          <w:color w:val="FF0000"/>
-          <w:sz w:val="24"/>
-        </w:rPr>
-      </w:r>
-      <w:r>
-        <w:rPr>
-          <w:rFonts w:hint="eastAsia" w:ascii="Times New Roman" w:hAnsi="Times New Roman" w:eastAsia="宋体" w:cs="Times New Roman"/>
-          <w:sz w:val="24"/>
-        </w:rPr>
-      </w:r>
+    </w:p>
+    <w:p>
+      <w:pPr>
+        <w:spacing w:line="360" w:lineRule="auto"/>
+        <w:rPr>
+          <w:rFonts w:ascii="Times New Roman" w:hAnsi="Times New Roman" w:eastAsia="宋体" w:cs="Times New Roman"/>
+          <w:sz w:val="24"/>
+        </w:rPr>
+      </w:pPr>
     </w:p>
     <w:p>
       <w:pPr>
@@ -1788,7 +1544,1780 @@
           <w:sz w:val="26"/>
           <w:b/>
         </w:rPr>
-        <w:t xml:space="preserve">2.1 整体介绍</w:t>
+        <w:t xml:space="preserve">2.1 对比数据总览</w:t>
+      </w:r>
+    </w:p>
+    <w:p>
+      <w:pPr>
+        <w:rPr>
+          <w:rFonts w:ascii="Times New Roman" w:hAnsi="Times New Roman" w:eastAsia="宋体" w:cs="Times New Roman"/>
+          <w:b/>
+          <w:sz w:val="28"/>
+        </w:rPr>
+        <w:ind w:firstLineChars="200"/>
+        <w:spacing w:line="360" w:lineRule="auto"/>
+      </w:pPr>
+      <w:r>
+        <w:rPr>
+          <w:rFonts w:ascii="Times New Roman" w:hAnsi="Times New Roman" w:eastAsia="宋体"/>
+          <w:sz w:val="24"/>
+        </w:rPr>
+        <w:t xml:space="preserve">本设计的两条主线是“</w:t>
+      </w:r>
+      <w:r>
+        <w:rPr>
+          <w:rFonts w:ascii="Times New Roman" w:hAnsi="Times New Roman" w:eastAsia="宋体"/>
+          <w:sz w:val="24"/>
+          <w:b/>
+        </w:rPr>
+        <w:t xml:space="preserve">对照</w:t>
+      </w:r>
+      <w:r>
+        <w:rPr>
+          <w:rFonts w:ascii="Times New Roman" w:hAnsi="Times New Roman" w:eastAsia="宋体"/>
+          <w:sz w:val="24"/>
+        </w:rPr>
+        <w:t xml:space="preserve">”与“</w:t>
+      </w:r>
+      <w:r>
+        <w:rPr>
+          <w:rFonts w:ascii="Times New Roman" w:hAnsi="Times New Roman" w:eastAsia="宋体"/>
+          <w:sz w:val="24"/>
+          <w:b/>
+        </w:rPr>
+        <w:t xml:space="preserve">轻量化</w:t>
+      </w:r>
+      <w:r>
+        <w:rPr>
+          <w:rFonts w:ascii="Times New Roman" w:hAnsi="Times New Roman" w:eastAsia="宋体"/>
+          <w:sz w:val="24"/>
+        </w:rPr>
+        <w:t xml:space="preserve">”。对照指同一功能尽量给出两种实现并量化比较，轻量化指新增功能只在既有引擎上扩展、不新建独立运算单元。下表把全文的量化结论集中列出，后续各节的论述与推导分别对应其中各行。</w:t>
+      </w:r>
+    </w:p>
+    <w:p>
+      <w:pPr>
+        <w:rPr>
+          <w:rFonts w:ascii="Times New Roman" w:hAnsi="Times New Roman" w:eastAsia="宋体" w:cs="Times New Roman"/>
+          <w:b/>
+          <w:sz w:val="28"/>
+        </w:rPr>
+        <w:jc w:val="left"/>
+        <w:spacing w:line="360" w:lineRule="auto" w:after="40"/>
+      </w:pPr>
+      <w:r>
+        <w:rPr>
+          <w:rFonts w:ascii="Times New Roman" w:hAnsi="Times New Roman" w:eastAsia="宋体"/>
+          <w:sz w:val="24"/>
+          <w:b/>
+        </w:rPr>
+        <w:t xml:space="preserve">2.1.1 资源与效率</w:t>
+      </w:r>
+    </w:p>
+    <w:tbl>
+      <w:tblPr>
+        <w:tblW w:type="auto" w:w="0"/>
+        <w:jc w:val="center"/>
+        <w:tblLook w:firstColumn="1" w:firstRow="1" w:lastColumn="0" w:lastRow="0" w:noHBand="0" w:noVBand="1" w:val="04A0"/>
+        <w:tblBorders>
+          <w:top w:val="single" w:sz="12"/>
+          <w:bottom w:val="single" w:sz="12"/>
+          <w:left w:val="none"/>
+          <w:right w:val="none"/>
+          <w:insideH w:val="none"/>
+          <w:insideV w:val="none"/>
+        </w:tblBorders>
+        <w:tblLayout w:type="fixed"/>
+      </w:tblPr>
+      <w:tblGrid>
+        <w:gridCol w:w="2076"/>
+        <w:gridCol w:w="2076"/>
+        <w:gridCol w:w="2076"/>
+        <w:gridCol w:w="2076"/>
+      </w:tblGrid>
+      <w:tr>
+        <w:tc>
+          <w:tcPr>
+            <w:tcW w:type="dxa" w:w="2041"/>
+            <w:tcBorders>
+              <w:bottom w:val="single" w:sz="6"/>
+            </w:tcBorders>
+          </w:tcPr>
+          <w:p>
+            <w:pPr>
+              <w:spacing w:before="20" w:after="20"/>
+              <w:jc w:val="center"/>
+            </w:pPr>
+            <w:r>
+              <w:rPr>
+                <w:rFonts w:ascii="Times New Roman" w:hAnsi="Times New Roman" w:eastAsia="宋体"/>
+                <w:b/>
+                <w:sz w:val="18"/>
+              </w:rPr>
+              <w:t>对比项</w:t>
+            </w:r>
+          </w:p>
+        </w:tc>
+        <w:tc>
+          <w:tcPr>
+            <w:tcW w:type="dxa" w:w="2041"/>
+            <w:tcBorders>
+              <w:bottom w:val="single" w:sz="6"/>
+            </w:tcBorders>
+          </w:tcPr>
+          <w:p>
+            <w:pPr>
+              <w:spacing w:before="20" w:after="20"/>
+              <w:jc w:val="center"/>
+            </w:pPr>
+            <w:r>
+              <w:rPr>
+                <w:rFonts w:ascii="Times New Roman" w:hAnsi="Times New Roman" w:eastAsia="宋体"/>
+                <w:b/>
+                <w:sz w:val="18"/>
+              </w:rPr>
+              <w:t>对照基准</w:t>
+            </w:r>
+          </w:p>
+        </w:tc>
+        <w:tc>
+          <w:tcPr>
+            <w:tcW w:type="dxa" w:w="2041"/>
+            <w:tcBorders>
+              <w:bottom w:val="single" w:sz="6"/>
+            </w:tcBorders>
+          </w:tcPr>
+          <w:p>
+            <w:pPr>
+              <w:spacing w:before="20" w:after="20"/>
+              <w:jc w:val="center"/>
+            </w:pPr>
+            <w:r>
+              <w:rPr>
+                <w:rFonts w:ascii="Times New Roman" w:hAnsi="Times New Roman" w:eastAsia="宋体"/>
+                <w:b/>
+                <w:sz w:val="18"/>
+              </w:rPr>
+              <w:t>本设计</w:t>
+            </w:r>
+          </w:p>
+        </w:tc>
+        <w:tc>
+          <w:tcPr>
+            <w:tcW w:type="dxa" w:w="2041"/>
+            <w:tcBorders>
+              <w:bottom w:val="single" w:sz="6"/>
+            </w:tcBorders>
+          </w:tcPr>
+          <w:p>
+            <w:pPr>
+              <w:spacing w:before="20" w:after="20"/>
+              <w:jc w:val="center"/>
+            </w:pPr>
+            <w:r>
+              <w:rPr>
+                <w:rFonts w:ascii="Times New Roman" w:hAnsi="Times New Roman" w:eastAsia="宋体"/>
+                <w:b/>
+                <w:sz w:val="18"/>
+              </w:rPr>
+              <w:t>结果</w:t>
+            </w:r>
+          </w:p>
+        </w:tc>
+      </w:tr>
+      <w:tr>
+        <w:tc>
+          <w:tcPr>
+            <w:tcW w:type="dxa" w:w="2041"/>
+          </w:tcPr>
+          <w:p>
+            <w:pPr>
+              <w:spacing w:before="20" w:after="20"/>
+              <w:jc w:val="center"/>
+            </w:pPr>
+            <w:r>
+              <w:rPr>
+                <w:rFonts w:ascii="Times New Roman" w:hAnsi="Times New Roman" w:eastAsia="宋体"/>
+                <w:sz w:val="18"/>
+              </w:rPr>
+              <w:t>FFT 核资源</w:t>
+            </w:r>
+          </w:p>
+        </w:tc>
+        <w:tc>
+          <w:tcPr>
+            <w:tcW w:type="dxa" w:w="2041"/>
+          </w:tcPr>
+          <w:p>
+            <w:pPr>
+              <w:spacing w:before="20" w:after="20"/>
+              <w:jc w:val="center"/>
+            </w:pPr>
+            <w:r>
+              <w:rPr>
+                <w:rFonts w:ascii="Times New Roman" w:hAnsi="Times New Roman" w:eastAsia="宋体"/>
+                <w:sz w:val="18"/>
+              </w:rPr>
+              <w:t>厂商 IP（4096 点）：1771 LUT / 2550 FF / 9 DSP</w:t>
+            </w:r>
+          </w:p>
+        </w:tc>
+        <w:tc>
+          <w:tcPr>
+            <w:tcW w:type="dxa" w:w="2041"/>
+          </w:tcPr>
+          <w:p>
+            <w:pPr>
+              <w:spacing w:before="20" w:after="20"/>
+              <w:jc w:val="center"/>
+            </w:pPr>
+            <w:r>
+              <w:rPr>
+                <w:rFonts w:ascii="Times New Roman" w:hAnsi="Times New Roman" w:eastAsia="宋体"/>
+                <w:sz w:val="18"/>
+              </w:rPr>
+              <w:t>自研（1024 点）：502 LUT / 346 FF / 7 DSP</w:t>
+            </w:r>
+          </w:p>
+        </w:tc>
+        <w:tc>
+          <w:tcPr>
+            <w:tcW w:type="dxa" w:w="2041"/>
+          </w:tcPr>
+          <w:p>
+            <w:pPr>
+              <w:spacing w:before="20" w:after="20"/>
+              <w:jc w:val="center"/>
+            </w:pPr>
+            <w:r>
+              <w:rPr>
+                <w:rFonts w:ascii="Times New Roman" w:hAnsi="Times New Roman" w:eastAsia="宋体"/>
+                <w:sz w:val="18"/>
+              </w:rPr>
+              <w:t>LUT 降至 28.3%</w:t>
+            </w:r>
+          </w:p>
+        </w:tc>
+      </w:tr>
+      <w:tr>
+        <w:tc>
+          <w:tcPr>
+            <w:tcW w:type="dxa" w:w="2041"/>
+          </w:tcPr>
+          <w:p>
+            <w:pPr>
+              <w:spacing w:before="20" w:after="20"/>
+              <w:jc w:val="center"/>
+            </w:pPr>
+            <w:r>
+              <w:rPr>
+                <w:rFonts w:ascii="Times New Roman" w:hAnsi="Times New Roman" w:eastAsia="宋体"/>
+                <w:sz w:val="18"/>
+              </w:rPr>
+              <w:t>FFT 运算量</w:t>
+            </w:r>
+          </w:p>
+        </w:tc>
+        <w:tc>
+          <w:tcPr>
+            <w:tcW w:type="dxa" w:w="2041"/>
+          </w:tcPr>
+          <w:p>
+            <w:pPr>
+              <w:spacing w:before="20" w:after="20"/>
+              <w:jc w:val="center"/>
+            </w:pPr>
+            <w:r>
+              <w:rPr>
+                <w:rFonts w:ascii="Times New Roman" w:hAnsi="Times New Roman" w:eastAsia="宋体"/>
+                <w:sz w:val="18"/>
+              </w:rPr>
+              <w:t>朴素 DFT：1024×1024 次复数乘</w:t>
+            </w:r>
+          </w:p>
+        </w:tc>
+        <w:tc>
+          <w:tcPr>
+            <w:tcW w:type="dxa" w:w="2041"/>
+          </w:tcPr>
+          <w:p>
+            <w:pPr>
+              <w:spacing w:before="20" w:after="20"/>
+              <w:jc w:val="center"/>
+            </w:pPr>
+            <w:r>
+              <w:rPr>
+                <w:rFonts w:ascii="Times New Roman" w:hAnsi="Times New Roman" w:eastAsia="宋体"/>
+                <w:sz w:val="18"/>
+              </w:rPr>
+              <w:t>Radix-2 DIF：10 级 × 512 只蝴蝶</w:t>
+            </w:r>
+          </w:p>
+        </w:tc>
+        <w:tc>
+          <w:tcPr>
+            <w:tcW w:type="dxa" w:w="2041"/>
+          </w:tcPr>
+          <w:p>
+            <w:pPr>
+              <w:spacing w:before="20" w:after="20"/>
+              <w:jc w:val="center"/>
+            </w:pPr>
+            <w:r>
+              <w:rPr>
+                <w:rFonts w:ascii="Times New Roman" w:hAnsi="Times New Roman" w:eastAsia="宋体"/>
+                <w:sz w:val="18"/>
+              </w:rPr>
+              <w:t>快约 205 倍</w:t>
+            </w:r>
+          </w:p>
+        </w:tc>
+      </w:tr>
+      <w:tr>
+        <w:tc>
+          <w:tcPr>
+            <w:tcW w:type="dxa" w:w="2041"/>
+          </w:tcPr>
+          <w:p>
+            <w:pPr>
+              <w:spacing w:before="20" w:after="20"/>
+              <w:jc w:val="center"/>
+            </w:pPr>
+            <w:r>
+              <w:rPr>
+                <w:rFonts w:ascii="Times New Roman" w:hAnsi="Times New Roman" w:eastAsia="宋体"/>
+                <w:sz w:val="18"/>
+              </w:rPr>
+              <w:t>波形缓存推断</w:t>
+            </w:r>
+          </w:p>
+        </w:tc>
+        <w:tc>
+          <w:tcPr>
+            <w:tcW w:type="dxa" w:w="2041"/>
+          </w:tcPr>
+          <w:p>
+            <w:pPr>
+              <w:spacing w:before="20" w:after="20"/>
+              <w:jc w:val="center"/>
+            </w:pPr>
+            <w:r>
+              <w:rPr>
+                <w:rFonts w:ascii="Times New Roman" w:hAnsi="Times New Roman" w:eastAsia="宋体"/>
+                <w:sz w:val="18"/>
+              </w:rPr>
+              <w:t>整改前 f_ram 退化为触发器：20,829 LUT / 35,818 FF</w:t>
+            </w:r>
+          </w:p>
+        </w:tc>
+        <w:tc>
+          <w:tcPr>
+            <w:tcW w:type="dxa" w:w="2041"/>
+          </w:tcPr>
+          <w:p>
+            <w:pPr>
+              <w:spacing w:before="20" w:after="20"/>
+              <w:jc w:val="center"/>
+            </w:pPr>
+            <w:r>
+              <w:rPr>
+                <w:rFonts w:ascii="Times New Roman" w:hAnsi="Times New Roman" w:eastAsia="宋体"/>
+                <w:sz w:val="18"/>
+              </w:rPr>
+              <w:t>改用 SDP 模板：5,117 LUT / 4,834 FF</w:t>
+            </w:r>
+          </w:p>
+        </w:tc>
+        <w:tc>
+          <w:tcPr>
+            <w:tcW w:type="dxa" w:w="2041"/>
+          </w:tcPr>
+          <w:p>
+            <w:pPr>
+              <w:spacing w:before="20" w:after="20"/>
+              <w:jc w:val="center"/>
+            </w:pPr>
+            <w:r>
+              <w:rPr>
+                <w:rFonts w:ascii="Times New Roman" w:hAnsi="Times New Roman" w:eastAsia="宋体"/>
+                <w:sz w:val="18"/>
+              </w:rPr>
+              <w:t>LUT −75.4%</w:t>
+            </w:r>
+          </w:p>
+        </w:tc>
+      </w:tr>
+      <w:tr>
+        <w:tc>
+          <w:tcPr>
+            <w:tcW w:type="dxa" w:w="2041"/>
+          </w:tcPr>
+          <w:p>
+            <w:pPr>
+              <w:spacing w:before="20" w:after="20"/>
+              <w:jc w:val="center"/>
+            </w:pPr>
+            <w:r>
+              <w:rPr>
+                <w:rFonts w:ascii="Times New Roman" w:hAnsi="Times New Roman" w:eastAsia="宋体"/>
+                <w:sz w:val="18"/>
+              </w:rPr>
+              <w:t>波形帧耗时</w:t>
+            </w:r>
+          </w:p>
+        </w:tc>
+        <w:tc>
+          <w:tcPr>
+            <w:tcW w:type="dxa" w:w="2041"/>
+          </w:tcPr>
+          <w:p>
+            <w:pPr>
+              <w:spacing w:before="20" w:after="20"/>
+              <w:jc w:val="center"/>
+            </w:pPr>
+            <w:r>
+              <w:rPr>
+                <w:rFonts w:ascii="Times New Roman" w:hAnsi="Times New Roman" w:eastAsia="宋体"/>
+                <w:sz w:val="18"/>
+              </w:rPr>
+              <w:t>115200 波特：约 90 ms</w:t>
+            </w:r>
+          </w:p>
+        </w:tc>
+        <w:tc>
+          <w:tcPr>
+            <w:tcW w:type="dxa" w:w="2041"/>
+          </w:tcPr>
+          <w:p>
+            <w:pPr>
+              <w:spacing w:before="20" w:after="20"/>
+              <w:jc w:val="center"/>
+            </w:pPr>
+            <w:r>
+              <w:rPr>
+                <w:rFonts w:ascii="Times New Roman" w:hAnsi="Times New Roman" w:eastAsia="宋体"/>
+                <w:sz w:val="18"/>
+              </w:rPr>
+              <w:t>460800 波特：约 22 ms</w:t>
+            </w:r>
+          </w:p>
+        </w:tc>
+        <w:tc>
+          <w:tcPr>
+            <w:tcW w:type="dxa" w:w="2041"/>
+          </w:tcPr>
+          <w:p>
+            <w:pPr>
+              <w:spacing w:before="20" w:after="20"/>
+              <w:jc w:val="center"/>
+            </w:pPr>
+            <w:r>
+              <w:rPr>
+                <w:rFonts w:ascii="Times New Roman" w:hAnsi="Times New Roman" w:eastAsia="宋体"/>
+                <w:sz w:val="18"/>
+              </w:rPr>
+              <w:t>缩短 75.6%</w:t>
+            </w:r>
+          </w:p>
+        </w:tc>
+      </w:tr>
+      <w:tr>
+        <w:tc>
+          <w:tcPr>
+            <w:tcW w:type="dxa" w:w="2041"/>
+          </w:tcPr>
+          <w:p>
+            <w:pPr>
+              <w:spacing w:before="20" w:after="20"/>
+              <w:jc w:val="center"/>
+            </w:pPr>
+            <w:r>
+              <w:rPr>
+                <w:rFonts w:ascii="Times New Roman" w:hAnsi="Times New Roman" w:eastAsia="宋体"/>
+                <w:sz w:val="18"/>
+              </w:rPr>
+              <w:t>全系统资源</w:t>
+            </w:r>
+          </w:p>
+        </w:tc>
+        <w:tc>
+          <w:tcPr>
+            <w:tcW w:type="dxa" w:w="2041"/>
+          </w:tcPr>
+          <w:p>
+            <w:pPr>
+              <w:spacing w:before="20" w:after="20"/>
+              <w:jc w:val="center"/>
+            </w:pPr>
+            <w:r>
+              <w:rPr>
+                <w:rFonts w:ascii="Times New Roman" w:hAnsi="Times New Roman" w:eastAsia="宋体"/>
+                <w:sz w:val="18"/>
+              </w:rPr>
+              <w:t>—</w:t>
+            </w:r>
+          </w:p>
+        </w:tc>
+        <w:tc>
+          <w:tcPr>
+            <w:tcW w:type="dxa" w:w="2041"/>
+          </w:tcPr>
+          <w:p>
+            <w:pPr>
+              <w:spacing w:before="20" w:after="20"/>
+              <w:jc w:val="center"/>
+            </w:pPr>
+            <w:r>
+              <w:rPr>
+                <w:rFonts w:ascii="Times New Roman" w:hAnsi="Times New Roman" w:eastAsia="宋体"/>
+                <w:sz w:val="18"/>
+              </w:rPr>
+              <w:t>7,358 LUT（35.38%）/ 6,521 FF（15.68%）</w:t>
+            </w:r>
+          </w:p>
+        </w:tc>
+        <w:tc>
+          <w:tcPr>
+            <w:tcW w:type="dxa" w:w="2041"/>
+          </w:tcPr>
+          <w:p>
+            <w:pPr>
+              <w:spacing w:before="20" w:after="20"/>
+              <w:jc w:val="center"/>
+            </w:pPr>
+            <w:r>
+              <w:rPr>
+                <w:rFonts w:ascii="Times New Roman" w:hAnsi="Times New Roman" w:eastAsia="宋体"/>
+                <w:sz w:val="18"/>
+              </w:rPr>
+              <w:t>时序 +1.552ns，零失败端点</w:t>
+            </w:r>
+          </w:p>
+        </w:tc>
+      </w:tr>
+      <w:tr>
+        <w:tc>
+          <w:tcPr>
+            <w:tcW w:type="dxa" w:w="2041"/>
+          </w:tcPr>
+          <w:p>
+            <w:pPr>
+              <w:spacing w:before="20" w:after="20"/>
+              <w:jc w:val="center"/>
+            </w:pPr>
+            <w:r>
+              <w:rPr>
+                <w:rFonts w:ascii="Times New Roman" w:hAnsi="Times New Roman" w:eastAsia="宋体"/>
+                <w:sz w:val="18"/>
+              </w:rPr>
+              <w:t>十项新增功能</w:t>
+            </w:r>
+          </w:p>
+        </w:tc>
+        <w:tc>
+          <w:tcPr>
+            <w:tcW w:type="dxa" w:w="2041"/>
+          </w:tcPr>
+          <w:p>
+            <w:pPr>
+              <w:spacing w:before="20" w:after="20"/>
+              <w:jc w:val="center"/>
+            </w:pPr>
+            <w:r>
+              <w:rPr>
+                <w:rFonts w:ascii="Times New Roman" w:hAnsi="Times New Roman" w:eastAsia="宋体"/>
+                <w:sz w:val="18"/>
+              </w:rPr>
+              <w:t>—</w:t>
+            </w:r>
+          </w:p>
+        </w:tc>
+        <w:tc>
+          <w:tcPr>
+            <w:tcW w:type="dxa" w:w="2041"/>
+          </w:tcPr>
+          <w:p>
+            <w:pPr>
+              <w:spacing w:before="20" w:after="20"/>
+              <w:jc w:val="center"/>
+            </w:pPr>
+            <w:r>
+              <w:rPr>
+                <w:rFonts w:ascii="Times New Roman" w:hAnsi="Times New Roman" w:eastAsia="宋体"/>
+                <w:sz w:val="18"/>
+              </w:rPr>
+              <w:t>合计约 1,270 LUT（神经网络 920、谱帧 210、上报 140）</w:t>
+            </w:r>
+          </w:p>
+        </w:tc>
+        <w:tc>
+          <w:tcPr>
+            <w:tcW w:type="dxa" w:w="2041"/>
+          </w:tcPr>
+          <w:p>
+            <w:pPr>
+              <w:spacing w:before="20" w:after="20"/>
+              <w:jc w:val="center"/>
+            </w:pPr>
+            <w:r>
+              <w:rPr>
+                <w:rFonts w:ascii="Times New Roman" w:hAnsi="Times New Roman" w:eastAsia="宋体"/>
+                <w:sz w:val="18"/>
+              </w:rPr>
+              <w:t>占全设计 17.3%</w:t>
+            </w:r>
+          </w:p>
+        </w:tc>
+      </w:tr>
+    </w:tbl>
+    <w:p>
+      <w:pPr>
+        <w:rPr>
+          <w:rFonts w:ascii="Times New Roman" w:hAnsi="Times New Roman" w:eastAsia="宋体" w:cs="Times New Roman"/>
+          <w:b/>
+          <w:sz w:val="28"/>
+        </w:rPr>
+        <w:ind w:firstLineChars="200"/>
+        <w:spacing w:line="360" w:lineRule="auto"/>
+      </w:pPr>
+      <w:r>
+        <w:rPr>
+          <w:rFonts w:ascii="Times New Roman" w:hAnsi="Times New Roman" w:eastAsia="宋体"/>
+          <w:sz w:val="24"/>
+        </w:rPr>
+        <w:t xml:space="preserve">三个数字值得单独说明。其一，自研 FFT 核 LUT 为厂商 IP 的 </w:t>
+      </w:r>
+      <w:r>
+        <w:rPr>
+          <w:rFonts w:ascii="Times New Roman" w:hAnsi="Times New Roman" w:eastAsia="宋体"/>
+          <w:sz w:val="24"/>
+          <w:b/>
+        </w:rPr>
+        <w:t xml:space="preserve">28.3%</w:t>
+      </w:r>
+      <w:r>
+        <w:rPr>
+          <w:rFonts w:ascii="Times New Roman" w:hAnsi="Times New Roman" w:eastAsia="宋体"/>
+          <w:sz w:val="24"/>
+        </w:rPr>
+        <w:t xml:space="preserve">，差异来自结构取舍——IP 用 radix-4 burst I/O 流水换速度，自研用迭代式串行换面积；本系统采集窗为 20.5ms、远长于自研核 0.92ms 的运算时间，因此速度不是瓶颈，面积才是。其二，波形缓存整改把 LUT 从 20,829 压到 5,117（</w:t>
+      </w:r>
+      <w:r>
+        <w:rPr>
+          <w:rFonts w:ascii="Times New Roman" w:hAnsi="Times New Roman" w:eastAsia="宋体"/>
+          <w:sz w:val="24"/>
+          <w:b/>
+        </w:rPr>
+        <w:t xml:space="preserve">−75.4%</w:t>
+      </w:r>
+      <w:r>
+        <w:rPr>
+          <w:rFonts w:ascii="Times New Roman" w:hAnsi="Times New Roman" w:eastAsia="宋体"/>
+          <w:sz w:val="24"/>
+        </w:rPr>
+        <w:t xml:space="preserve">），根因是只读端带异步复位导致 4096×8 阵列退化为 32,768 个触发器。其三，</w:t>
+      </w:r>
+      <w:r>
+        <w:rPr>
+          <w:rFonts w:ascii="Times New Roman" w:hAnsi="Times New Roman" w:eastAsia="宋体"/>
+          <w:sz w:val="24"/>
+          <w:b/>
+        </w:rPr>
+        <w:t xml:space="preserve">十项新增功能合计仅 1,270 LUT（占全设计 17.3%）</w:t>
+      </w:r>
+      <w:r>
+        <w:rPr>
+          <w:rFonts w:ascii="Times New Roman" w:hAnsi="Times New Roman" w:eastAsia="宋体"/>
+          <w:sz w:val="24"/>
+        </w:rPr>
+        <w:t xml:space="preserve">，其中神经网络本身占 920 LUT，已是最大单项。</w:t>
+      </w:r>
+    </w:p>
+    <w:p>
+      <w:pPr>
+        <w:rPr>
+          <w:rFonts w:ascii="Times New Roman" w:hAnsi="Times New Roman" w:eastAsia="宋体" w:cs="Times New Roman"/>
+          <w:b/>
+          <w:sz w:val="28"/>
+        </w:rPr>
+        <w:jc w:val="left"/>
+        <w:spacing w:line="360" w:lineRule="auto" w:after="40"/>
+      </w:pPr>
+      <w:r>
+        <w:rPr>
+          <w:rFonts w:ascii="Times New Roman" w:hAnsi="Times New Roman" w:eastAsia="宋体"/>
+          <w:sz w:val="24"/>
+          <w:b/>
+        </w:rPr>
+        <w:t xml:space="preserve">2.1.2 信号质量</w:t>
+      </w:r>
+    </w:p>
+    <w:tbl>
+      <w:tblPr>
+        <w:tblW w:type="auto" w:w="0"/>
+        <w:jc w:val="center"/>
+        <w:tblLook w:firstColumn="1" w:firstRow="1" w:lastColumn="0" w:lastRow="0" w:noHBand="0" w:noVBand="1" w:val="04A0"/>
+        <w:tblBorders>
+          <w:top w:val="single" w:sz="12"/>
+          <w:bottom w:val="single" w:sz="12"/>
+          <w:left w:val="none"/>
+          <w:right w:val="none"/>
+          <w:insideH w:val="none"/>
+          <w:insideV w:val="none"/>
+        </w:tblBorders>
+        <w:tblLayout w:type="fixed"/>
+      </w:tblPr>
+      <w:tblGrid>
+        <w:gridCol w:w="2076"/>
+        <w:gridCol w:w="2076"/>
+        <w:gridCol w:w="2076"/>
+        <w:gridCol w:w="2076"/>
+      </w:tblGrid>
+      <w:tr>
+        <w:tc>
+          <w:tcPr>
+            <w:tcW w:type="dxa" w:w="2041"/>
+            <w:tcBorders>
+              <w:bottom w:val="single" w:sz="6"/>
+            </w:tcBorders>
+          </w:tcPr>
+          <w:p>
+            <w:pPr>
+              <w:spacing w:before="20" w:after="20"/>
+              <w:jc w:val="center"/>
+            </w:pPr>
+            <w:r>
+              <w:rPr>
+                <w:rFonts w:ascii="Times New Roman" w:hAnsi="Times New Roman" w:eastAsia="宋体"/>
+                <w:b/>
+                <w:sz w:val="18"/>
+              </w:rPr>
+              <w:t>指标</w:t>
+            </w:r>
+          </w:p>
+        </w:tc>
+        <w:tc>
+          <w:tcPr>
+            <w:tcW w:type="dxa" w:w="2041"/>
+            <w:tcBorders>
+              <w:bottom w:val="single" w:sz="6"/>
+            </w:tcBorders>
+          </w:tcPr>
+          <w:p>
+            <w:pPr>
+              <w:spacing w:before="20" w:after="20"/>
+              <w:jc w:val="center"/>
+            </w:pPr>
+            <w:r>
+              <w:rPr>
+                <w:rFonts w:ascii="Times New Roman" w:hAnsi="Times New Roman" w:eastAsia="宋体"/>
+                <w:b/>
+                <w:sz w:val="18"/>
+              </w:rPr>
+              <w:t>未处理 / 基准</w:t>
+            </w:r>
+          </w:p>
+        </w:tc>
+        <w:tc>
+          <w:tcPr>
+            <w:tcW w:type="dxa" w:w="2041"/>
+            <w:tcBorders>
+              <w:bottom w:val="single" w:sz="6"/>
+            </w:tcBorders>
+          </w:tcPr>
+          <w:p>
+            <w:pPr>
+              <w:spacing w:before="20" w:after="20"/>
+              <w:jc w:val="center"/>
+            </w:pPr>
+            <w:r>
+              <w:rPr>
+                <w:rFonts w:ascii="Times New Roman" w:hAnsi="Times New Roman" w:eastAsia="宋体"/>
+                <w:b/>
+                <w:sz w:val="18"/>
+              </w:rPr>
+              <w:t>本设计</w:t>
+            </w:r>
+          </w:p>
+        </w:tc>
+        <w:tc>
+          <w:tcPr>
+            <w:tcW w:type="dxa" w:w="2041"/>
+            <w:tcBorders>
+              <w:bottom w:val="single" w:sz="6"/>
+            </w:tcBorders>
+          </w:tcPr>
+          <w:p>
+            <w:pPr>
+              <w:spacing w:before="20" w:after="20"/>
+              <w:jc w:val="center"/>
+            </w:pPr>
+            <w:r>
+              <w:rPr>
+                <w:rFonts w:ascii="Times New Roman" w:hAnsi="Times New Roman" w:eastAsia="宋体"/>
+                <w:b/>
+                <w:sz w:val="18"/>
+              </w:rPr>
+              <w:t>改善倍数</w:t>
+            </w:r>
+          </w:p>
+        </w:tc>
+      </w:tr>
+      <w:tr>
+        <w:tc>
+          <w:tcPr>
+            <w:tcW w:type="dxa" w:w="2041"/>
+          </w:tcPr>
+          <w:p>
+            <w:pPr>
+              <w:spacing w:before="20" w:after="20"/>
+              <w:jc w:val="center"/>
+            </w:pPr>
+            <w:r>
+              <w:rPr>
+                <w:rFonts w:ascii="Times New Roman" w:hAnsi="Times New Roman" w:eastAsia="宋体"/>
+                <w:sz w:val="18"/>
+              </w:rPr>
+              <w:t>频谱泄漏（非整数 bin）</w:t>
+            </w:r>
+          </w:p>
+        </w:tc>
+        <w:tc>
+          <w:tcPr>
+            <w:tcW w:type="dxa" w:w="2041"/>
+          </w:tcPr>
+          <w:p>
+            <w:pPr>
+              <w:spacing w:before="20" w:after="20"/>
+              <w:jc w:val="center"/>
+            </w:pPr>
+            <w:r>
+              <w:rPr>
+                <w:rFonts w:ascii="Times New Roman" w:hAnsi="Times New Roman" w:eastAsia="宋体"/>
+                <w:sz w:val="18"/>
+              </w:rPr>
+              <w:t>矩形窗：14.7%</w:t>
+            </w:r>
+          </w:p>
+        </w:tc>
+        <w:tc>
+          <w:tcPr>
+            <w:tcW w:type="dxa" w:w="2041"/>
+          </w:tcPr>
+          <w:p>
+            <w:pPr>
+              <w:spacing w:before="20" w:after="20"/>
+              <w:jc w:val="center"/>
+            </w:pPr>
+            <w:r>
+              <w:rPr>
+                <w:rFonts w:ascii="Times New Roman" w:hAnsi="Times New Roman" w:eastAsia="宋体"/>
+                <w:sz w:val="18"/>
+              </w:rPr>
+              <w:t>Hann 窗：0.9%</w:t>
+            </w:r>
+          </w:p>
+        </w:tc>
+        <w:tc>
+          <w:tcPr>
+            <w:tcW w:type="dxa" w:w="2041"/>
+          </w:tcPr>
+          <w:p>
+            <w:pPr>
+              <w:spacing w:before="20" w:after="20"/>
+              <w:jc w:val="center"/>
+            </w:pPr>
+            <w:r>
+              <w:rPr>
+                <w:rFonts w:ascii="Times New Roman" w:hAnsi="Times New Roman" w:eastAsia="宋体"/>
+                <w:sz w:val="18"/>
+              </w:rPr>
+              <w:t>降至 1/16</w:t>
+            </w:r>
+          </w:p>
+        </w:tc>
+      </w:tr>
+      <w:tr>
+        <w:tc>
+          <w:tcPr>
+            <w:tcW w:type="dxa" w:w="2041"/>
+          </w:tcPr>
+          <w:p>
+            <w:pPr>
+              <w:spacing w:before="20" w:after="20"/>
+              <w:jc w:val="center"/>
+            </w:pPr>
+            <w:r>
+              <w:rPr>
+                <w:rFonts w:ascii="Times New Roman" w:hAnsi="Times New Roman" w:eastAsia="宋体"/>
+                <w:sz w:val="18"/>
+              </w:rPr>
+              <w:t>频率读数（输入 1kHz）</w:t>
+            </w:r>
+          </w:p>
+        </w:tc>
+        <w:tc>
+          <w:tcPr>
+            <w:tcW w:type="dxa" w:w="2041"/>
+          </w:tcPr>
+          <w:p>
+            <w:pPr>
+              <w:spacing w:before="20" w:after="20"/>
+              <w:jc w:val="center"/>
+            </w:pPr>
+            <w:r>
+              <w:rPr>
+                <w:rFonts w:ascii="Times New Roman" w:hAnsi="Times New Roman" w:eastAsia="宋体"/>
+                <w:sz w:val="18"/>
+              </w:rPr>
+              <w:t>整数 bin：976 Hz（误差 2.4%）</w:t>
+            </w:r>
+          </w:p>
+        </w:tc>
+        <w:tc>
+          <w:tcPr>
+            <w:tcW w:type="dxa" w:w="2041"/>
+          </w:tcPr>
+          <w:p>
+            <w:pPr>
+              <w:spacing w:before="20" w:after="20"/>
+              <w:jc w:val="center"/>
+            </w:pPr>
+            <w:r>
+              <w:rPr>
+                <w:rFonts w:ascii="Times New Roman" w:hAnsi="Times New Roman" w:eastAsia="宋体"/>
+                <w:sz w:val="18"/>
+              </w:rPr>
+              <w:t>抛物线插值：999 Hz（误差 0.1%）</w:t>
+            </w:r>
+          </w:p>
+        </w:tc>
+        <w:tc>
+          <w:tcPr>
+            <w:tcW w:type="dxa" w:w="2041"/>
+          </w:tcPr>
+          <w:p>
+            <w:pPr>
+              <w:spacing w:before="20" w:after="20"/>
+              <w:jc w:val="center"/>
+            </w:pPr>
+            <w:r>
+              <w:rPr>
+                <w:rFonts w:ascii="Times New Roman" w:hAnsi="Times New Roman" w:eastAsia="宋体"/>
+                <w:sz w:val="18"/>
+              </w:rPr>
+              <w:t>误差降至 1/24</w:t>
+            </w:r>
+          </w:p>
+        </w:tc>
+      </w:tr>
+      <w:tr>
+        <w:tc>
+          <w:tcPr>
+            <w:tcW w:type="dxa" w:w="2041"/>
+          </w:tcPr>
+          <w:p>
+            <w:pPr>
+              <w:spacing w:before="20" w:after="20"/>
+              <w:jc w:val="center"/>
+            </w:pPr>
+            <w:r>
+              <w:rPr>
+                <w:rFonts w:ascii="Times New Roman" w:hAnsi="Times New Roman" w:eastAsia="宋体"/>
+                <w:sz w:val="18"/>
+              </w:rPr>
+              <w:t>底噪（8 位对数码，越小越净）</w:t>
+            </w:r>
+          </w:p>
+        </w:tc>
+        <w:tc>
+          <w:tcPr>
+            <w:tcW w:type="dxa" w:w="2041"/>
+          </w:tcPr>
+          <w:p>
+            <w:pPr>
+              <w:spacing w:before="20" w:after="20"/>
+              <w:jc w:val="center"/>
+            </w:pPr>
+            <w:r>
+              <w:rPr>
+                <w:rFonts w:ascii="Times New Roman" w:hAnsi="Times New Roman" w:eastAsia="宋体"/>
+                <w:sz w:val="18"/>
+              </w:rPr>
+              <w:t>矩形窗：81.6</w:t>
+            </w:r>
+          </w:p>
+        </w:tc>
+        <w:tc>
+          <w:tcPr>
+            <w:tcW w:type="dxa" w:w="2041"/>
+          </w:tcPr>
+          <w:p>
+            <w:pPr>
+              <w:spacing w:before="20" w:after="20"/>
+              <w:jc w:val="center"/>
+            </w:pPr>
+            <w:r>
+              <w:rPr>
+                <w:rFonts w:ascii="Times New Roman" w:hAnsi="Times New Roman" w:eastAsia="宋体"/>
+                <w:sz w:val="18"/>
+              </w:rPr>
+              <w:t>Hann：25.6 / Blackman：25.2</w:t>
+            </w:r>
+          </w:p>
+        </w:tc>
+        <w:tc>
+          <w:tcPr>
+            <w:tcW w:type="dxa" w:w="2041"/>
+          </w:tcPr>
+          <w:p>
+            <w:pPr>
+              <w:spacing w:before="20" w:after="20"/>
+              <w:jc w:val="center"/>
+            </w:pPr>
+            <w:r>
+              <w:rPr>
+                <w:rFonts w:ascii="Times New Roman" w:hAnsi="Times New Roman" w:eastAsia="宋体"/>
+                <w:sz w:val="18"/>
+              </w:rPr>
+              <w:t>降至 31%</w:t>
+            </w:r>
+          </w:p>
+        </w:tc>
+      </w:tr>
+      <w:tr>
+        <w:tc>
+          <w:tcPr>
+            <w:tcW w:type="dxa" w:w="2041"/>
+          </w:tcPr>
+          <w:p>
+            <w:pPr>
+              <w:spacing w:before="20" w:after="20"/>
+              <w:jc w:val="center"/>
+            </w:pPr>
+            <w:r>
+              <w:rPr>
+                <w:rFonts w:ascii="Times New Roman" w:hAnsi="Times New Roman" w:eastAsia="宋体"/>
+                <w:sz w:val="18"/>
+              </w:rPr>
+              <w:t>随机噪声底（谱平均）</w:t>
+            </w:r>
+          </w:p>
+        </w:tc>
+        <w:tc>
+          <w:tcPr>
+            <w:tcW w:type="dxa" w:w="2041"/>
+          </w:tcPr>
+          <w:p>
+            <w:pPr>
+              <w:spacing w:before="20" w:after="20"/>
+              <w:jc w:val="center"/>
+            </w:pPr>
+            <w:r>
+              <w:rPr>
+                <w:rFonts w:ascii="Times New Roman" w:hAnsi="Times New Roman" w:eastAsia="宋体"/>
+                <w:sz w:val="18"/>
+              </w:rPr>
+              <w:t>单帧</w:t>
+            </w:r>
+          </w:p>
+        </w:tc>
+        <w:tc>
+          <w:tcPr>
+            <w:tcW w:type="dxa" w:w="2041"/>
+          </w:tcPr>
+          <w:p>
+            <w:pPr>
+              <w:spacing w:before="20" w:after="20"/>
+              <w:jc w:val="center"/>
+            </w:pPr>
+            <w:r>
+              <w:rPr>
+                <w:rFonts w:ascii="Times New Roman" w:hAnsi="Times New Roman" w:eastAsia="宋体"/>
+                <w:sz w:val="18"/>
+              </w:rPr>
+              <w:t>8 帧滑动平均</w:t>
+            </w:r>
+          </w:p>
+        </w:tc>
+        <w:tc>
+          <w:tcPr>
+            <w:tcW w:type="dxa" w:w="2041"/>
+          </w:tcPr>
+          <w:p>
+            <w:pPr>
+              <w:spacing w:before="20" w:after="20"/>
+              <w:jc w:val="center"/>
+            </w:pPr>
+            <w:r>
+              <w:rPr>
+                <w:rFonts w:ascii="Times New Roman" w:hAnsi="Times New Roman" w:eastAsia="宋体"/>
+                <w:sz w:val="18"/>
+              </w:rPr>
+              <w:t>降 √8 ≈ 4.5 dB</w:t>
+            </w:r>
+          </w:p>
+        </w:tc>
+      </w:tr>
+      <w:tr>
+        <w:tc>
+          <w:tcPr>
+            <w:tcW w:type="dxa" w:w="2041"/>
+          </w:tcPr>
+          <w:p>
+            <w:pPr>
+              <w:spacing w:before="20" w:after="20"/>
+              <w:jc w:val="center"/>
+            </w:pPr>
+            <w:r>
+              <w:rPr>
+                <w:rFonts w:ascii="Times New Roman" w:hAnsi="Times New Roman" w:eastAsia="宋体"/>
+                <w:sz w:val="18"/>
+              </w:rPr>
+              <w:t>电压测量（外接发生器 1~4V）</w:t>
+            </w:r>
+          </w:p>
+        </w:tc>
+        <w:tc>
+          <w:tcPr>
+            <w:tcW w:type="dxa" w:w="2041"/>
+          </w:tcPr>
+          <w:p>
+            <w:pPr>
+              <w:spacing w:before="20" w:after="20"/>
+              <w:jc w:val="center"/>
+            </w:pPr>
+            <w:r>
+              <w:rPr>
+                <w:rFonts w:ascii="Times New Roman" w:hAnsi="Times New Roman" w:eastAsia="宋体"/>
+                <w:sz w:val="18"/>
+              </w:rPr>
+              <w:t>—</w:t>
+            </w:r>
+          </w:p>
+        </w:tc>
+        <w:tc>
+          <w:tcPr>
+            <w:tcW w:type="dxa" w:w="2041"/>
+          </w:tcPr>
+          <w:p>
+            <w:pPr>
+              <w:spacing w:before="20" w:after="20"/>
+              <w:jc w:val="center"/>
+            </w:pPr>
+            <w:r>
+              <w:rPr>
+                <w:rFonts w:ascii="Times New Roman" w:hAnsi="Times New Roman" w:eastAsia="宋体"/>
+                <w:sz w:val="18"/>
+              </w:rPr>
+              <w:t>最大偏差 2.8%、平均 0.8%</w:t>
+            </w:r>
+          </w:p>
+        </w:tc>
+        <w:tc>
+          <w:tcPr>
+            <w:tcW w:type="dxa" w:w="2041"/>
+          </w:tcPr>
+          <w:p>
+            <w:pPr>
+              <w:spacing w:before="20" w:after="20"/>
+              <w:jc w:val="center"/>
+            </w:pPr>
+            <w:r>
+              <w:rPr>
+                <w:rFonts w:ascii="Times New Roman" w:hAnsi="Times New Roman" w:eastAsia="宋体"/>
+                <w:sz w:val="18"/>
+              </w:rPr>
+              <w:t>满量程 ±5V 内</w:t>
+            </w:r>
+          </w:p>
+        </w:tc>
+      </w:tr>
+    </w:tbl>
+    <w:p>
+      <w:pPr>
+        <w:rPr>
+          <w:rFonts w:ascii="Times New Roman" w:hAnsi="Times New Roman" w:eastAsia="宋体" w:cs="Times New Roman"/>
+          <w:b/>
+          <w:sz w:val="28"/>
+        </w:rPr>
+        <w:ind w:firstLineChars="200"/>
+        <w:spacing w:line="360" w:lineRule="auto"/>
+      </w:pPr>
+      <w:r>
+        <w:rPr>
+          <w:rFonts w:ascii="Times New Roman" w:hAnsi="Times New Roman" w:eastAsia="宋体"/>
+          <w:sz w:val="24"/>
+        </w:rPr>
+        <w:t xml:space="preserve">泄漏与频率读数这两项改善有直接的因果关系：非整数 bin 处矩形窗旁瓣仅 −13dB，泄漏会把相邻 bin 抬成“假峰”，插值因此在错误的位置取峰值；换成 Hann（−31dB）后假峰消失，插值才能落在真实主瓣上，读数由 976Hz 修正到 999Hz。</w:t>
+      </w:r>
+      <w:r>
+        <w:rPr>
+          <w:rFonts w:ascii="Times New Roman" w:hAnsi="Times New Roman" w:eastAsia="宋体"/>
+          <w:sz w:val="24"/>
+          <w:b/>
+        </w:rPr>
+        <w:t xml:space="preserve">两者是同一个问题的两个侧面，必须成套使用</w:t>
+      </w:r>
+      <w:r>
+        <w:rPr>
+          <w:rFonts w:ascii="Times New Roman" w:hAnsi="Times New Roman" w:eastAsia="宋体"/>
+          <w:sz w:val="24"/>
+        </w:rPr>
+        <w:t xml:space="preserve">，单独加窗或单独插值都达不到这个结果。</w:t>
+      </w:r>
+    </w:p>
+    <w:p>
+      <w:pPr>
+        <w:rPr>
+          <w:rFonts w:ascii="Times New Roman" w:hAnsi="Times New Roman" w:eastAsia="宋体" w:cs="Times New Roman"/>
+          <w:b/>
+          <w:sz w:val="28"/>
+        </w:rPr>
+        <w:jc w:val="left"/>
+        <w:spacing w:line="360" w:lineRule="auto" w:after="40"/>
+      </w:pPr>
+      <w:r>
+        <w:rPr>
+          <w:rFonts w:ascii="Times New Roman" w:hAnsi="Times New Roman" w:eastAsia="宋体"/>
+          <w:sz w:val="24"/>
+          <w:b/>
+        </w:rPr>
+        <w:t xml:space="preserve">2.1.3 两套波形识别的实测对照</w:t>
+      </w:r>
+    </w:p>
+    <w:tbl>
+      <w:tblPr>
+        <w:tblW w:type="auto" w:w="0"/>
+        <w:jc w:val="center"/>
+        <w:tblLook w:firstColumn="1" w:firstRow="1" w:lastColumn="0" w:lastRow="0" w:noHBand="0" w:noVBand="1" w:val="04A0"/>
+        <w:tblBorders>
+          <w:top w:val="single" w:sz="12"/>
+          <w:bottom w:val="single" w:sz="12"/>
+          <w:left w:val="none"/>
+          <w:right w:val="none"/>
+          <w:insideH w:val="none"/>
+          <w:insideV w:val="none"/>
+        </w:tblBorders>
+        <w:tblLayout w:type="fixed"/>
+      </w:tblPr>
+      <w:tblGrid>
+        <w:gridCol w:w="2076"/>
+        <w:gridCol w:w="2076"/>
+        <w:gridCol w:w="2076"/>
+        <w:gridCol w:w="2076"/>
+      </w:tblGrid>
+      <w:tr>
+        <w:tc>
+          <w:tcPr>
+            <w:tcW w:type="dxa" w:w="2041"/>
+            <w:tcBorders>
+              <w:bottom w:val="single" w:sz="6"/>
+            </w:tcBorders>
+          </w:tcPr>
+          <w:p>
+            <w:pPr>
+              <w:spacing w:before="20" w:after="20"/>
+              <w:jc w:val="center"/>
+            </w:pPr>
+            <w:r>
+              <w:rPr>
+                <w:rFonts w:ascii="Times New Roman" w:hAnsi="Times New Roman" w:eastAsia="宋体"/>
+                <w:b/>
+                <w:sz w:val="18"/>
+              </w:rPr>
+              <w:t>场景</w:t>
+            </w:r>
+          </w:p>
+        </w:tc>
+        <w:tc>
+          <w:tcPr>
+            <w:tcW w:type="dxa" w:w="2041"/>
+            <w:tcBorders>
+              <w:bottom w:val="single" w:sz="6"/>
+            </w:tcBorders>
+          </w:tcPr>
+          <w:p>
+            <w:pPr>
+              <w:spacing w:before="20" w:after="20"/>
+              <w:jc w:val="center"/>
+            </w:pPr>
+            <w:r>
+              <w:rPr>
+                <w:rFonts w:ascii="Times New Roman" w:hAnsi="Times New Roman" w:eastAsia="宋体"/>
+                <w:b/>
+                <w:sz w:val="18"/>
+              </w:rPr>
+              <w:t>规则法（正弦 / 方波 / 三角）</w:t>
+            </w:r>
+          </w:p>
+        </w:tc>
+        <w:tc>
+          <w:tcPr>
+            <w:tcW w:type="dxa" w:w="2041"/>
+            <w:tcBorders>
+              <w:bottom w:val="single" w:sz="6"/>
+            </w:tcBorders>
+          </w:tcPr>
+          <w:p>
+            <w:pPr>
+              <w:spacing w:before="20" w:after="20"/>
+              <w:jc w:val="center"/>
+            </w:pPr>
+            <w:r>
+              <w:rPr>
+                <w:rFonts w:ascii="Times New Roman" w:hAnsi="Times New Roman" w:eastAsia="宋体"/>
+                <w:b/>
+                <w:sz w:val="18"/>
+              </w:rPr>
+              <w:t>神经网络（同左）</w:t>
+            </w:r>
+          </w:p>
+        </w:tc>
+        <w:tc>
+          <w:tcPr>
+            <w:tcW w:type="dxa" w:w="2041"/>
+            <w:tcBorders>
+              <w:bottom w:val="single" w:sz="6"/>
+            </w:tcBorders>
+          </w:tcPr>
+          <w:p>
+            <w:pPr>
+              <w:spacing w:before="20" w:after="20"/>
+              <w:jc w:val="center"/>
+            </w:pPr>
+            <w:r>
+              <w:rPr>
+                <w:rFonts w:ascii="Times New Roman" w:hAnsi="Times New Roman" w:eastAsia="宋体"/>
+                <w:b/>
+                <w:sz w:val="18"/>
+              </w:rPr>
+              <w:t>结论</w:t>
+            </w:r>
+          </w:p>
+        </w:tc>
+      </w:tr>
+      <w:tr>
+        <w:tc>
+          <w:tcPr>
+            <w:tcW w:type="dxa" w:w="2041"/>
+          </w:tcPr>
+          <w:p>
+            <w:pPr>
+              <w:spacing w:before="20" w:after="20"/>
+              <w:jc w:val="center"/>
+            </w:pPr>
+            <w:r>
+              <w:rPr>
+                <w:rFonts w:ascii="Times New Roman" w:hAnsi="Times New Roman" w:eastAsia="宋体"/>
+                <w:sz w:val="18"/>
+              </w:rPr>
+              <w:t>100 Hz</w:t>
+            </w:r>
+          </w:p>
+        </w:tc>
+        <w:tc>
+          <w:tcPr>
+            <w:tcW w:type="dxa" w:w="2041"/>
+          </w:tcPr>
+          <w:p>
+            <w:pPr>
+              <w:spacing w:before="20" w:after="20"/>
+              <w:jc w:val="center"/>
+            </w:pPr>
+            <w:r>
+              <w:rPr>
+                <w:rFonts w:ascii="Times New Roman" w:hAnsi="Times New Roman" w:eastAsia="宋体"/>
+                <w:sz w:val="18"/>
+              </w:rPr>
+              <w:t>70 / 100 / 100</w:t>
+            </w:r>
+          </w:p>
+        </w:tc>
+        <w:tc>
+          <w:tcPr>
+            <w:tcW w:type="dxa" w:w="2041"/>
+          </w:tcPr>
+          <w:p>
+            <w:pPr>
+              <w:spacing w:before="20" w:after="20"/>
+              <w:jc w:val="center"/>
+            </w:pPr>
+            <w:r>
+              <w:rPr>
+                <w:rFonts w:ascii="Times New Roman" w:hAnsi="Times New Roman" w:eastAsia="宋体"/>
+                <w:sz w:val="18"/>
+              </w:rPr>
+              <w:t>100 / 100 / 100</w:t>
+            </w:r>
+          </w:p>
+        </w:tc>
+        <w:tc>
+          <w:tcPr>
+            <w:tcW w:type="dxa" w:w="2041"/>
+          </w:tcPr>
+          <w:p>
+            <w:pPr>
+              <w:spacing w:before="20" w:after="20"/>
+              <w:jc w:val="center"/>
+            </w:pPr>
+            <w:r>
+              <w:rPr>
+                <w:rFonts w:ascii="Times New Roman" w:hAnsi="Times New Roman" w:eastAsia="宋体"/>
+                <w:sz w:val="18"/>
+              </w:rPr>
+              <w:t>神经网络优</w:t>
+            </w:r>
+          </w:p>
+        </w:tc>
+      </w:tr>
+      <w:tr>
+        <w:tc>
+          <w:tcPr>
+            <w:tcW w:type="dxa" w:w="2041"/>
+          </w:tcPr>
+          <w:p>
+            <w:pPr>
+              <w:spacing w:before="20" w:after="20"/>
+              <w:jc w:val="center"/>
+            </w:pPr>
+            <w:r>
+              <w:rPr>
+                <w:rFonts w:ascii="Times New Roman" w:hAnsi="Times New Roman" w:eastAsia="宋体"/>
+                <w:sz w:val="18"/>
+              </w:rPr>
+              <w:t>1 kHz</w:t>
+            </w:r>
+          </w:p>
+        </w:tc>
+        <w:tc>
+          <w:tcPr>
+            <w:tcW w:type="dxa" w:w="2041"/>
+          </w:tcPr>
+          <w:p>
+            <w:pPr>
+              <w:spacing w:before="20" w:after="20"/>
+              <w:jc w:val="center"/>
+            </w:pPr>
+            <w:r>
+              <w:rPr>
+                <w:rFonts w:ascii="Times New Roman" w:hAnsi="Times New Roman" w:eastAsia="宋体"/>
+                <w:sz w:val="18"/>
+              </w:rPr>
+              <w:t>78 / 100 / 98</w:t>
+            </w:r>
+          </w:p>
+        </w:tc>
+        <w:tc>
+          <w:tcPr>
+            <w:tcW w:type="dxa" w:w="2041"/>
+          </w:tcPr>
+          <w:p>
+            <w:pPr>
+              <w:spacing w:before="20" w:after="20"/>
+              <w:jc w:val="center"/>
+            </w:pPr>
+            <w:r>
+              <w:rPr>
+                <w:rFonts w:ascii="Times New Roman" w:hAnsi="Times New Roman" w:eastAsia="宋体"/>
+                <w:sz w:val="18"/>
+              </w:rPr>
+              <w:t>100 / 100 / 100</w:t>
+            </w:r>
+          </w:p>
+        </w:tc>
+        <w:tc>
+          <w:tcPr>
+            <w:tcW w:type="dxa" w:w="2041"/>
+          </w:tcPr>
+          <w:p>
+            <w:pPr>
+              <w:spacing w:before="20" w:after="20"/>
+              <w:jc w:val="center"/>
+            </w:pPr>
+            <w:r>
+              <w:rPr>
+                <w:rFonts w:ascii="Times New Roman" w:hAnsi="Times New Roman" w:eastAsia="宋体"/>
+                <w:sz w:val="18"/>
+              </w:rPr>
+              <w:t>神经网络优</w:t>
+            </w:r>
+          </w:p>
+        </w:tc>
+      </w:tr>
+      <w:tr>
+        <w:tc>
+          <w:tcPr>
+            <w:tcW w:type="dxa" w:w="2041"/>
+          </w:tcPr>
+          <w:p>
+            <w:pPr>
+              <w:spacing w:before="20" w:after="20"/>
+              <w:jc w:val="center"/>
+            </w:pPr>
+            <w:r>
+              <w:rPr>
+                <w:rFonts w:ascii="Times New Roman" w:hAnsi="Times New Roman" w:eastAsia="宋体"/>
+                <w:sz w:val="18"/>
+              </w:rPr>
+              <w:t>10 kHz</w:t>
+            </w:r>
+          </w:p>
+        </w:tc>
+        <w:tc>
+          <w:tcPr>
+            <w:tcW w:type="dxa" w:w="2041"/>
+          </w:tcPr>
+          <w:p>
+            <w:pPr>
+              <w:spacing w:before="20" w:after="20"/>
+              <w:jc w:val="center"/>
+            </w:pPr>
+            <w:r>
+              <w:rPr>
+                <w:rFonts w:ascii="Times New Roman" w:hAnsi="Times New Roman" w:eastAsia="宋体"/>
+                <w:sz w:val="18"/>
+              </w:rPr>
+              <w:t>0 / 100 / 0</w:t>
+            </w:r>
+          </w:p>
+        </w:tc>
+        <w:tc>
+          <w:tcPr>
+            <w:tcW w:type="dxa" w:w="2041"/>
+          </w:tcPr>
+          <w:p>
+            <w:pPr>
+              <w:spacing w:before="20" w:after="20"/>
+              <w:jc w:val="center"/>
+            </w:pPr>
+            <w:r>
+              <w:rPr>
+                <w:rFonts w:ascii="Times New Roman" w:hAnsi="Times New Roman" w:eastAsia="宋体"/>
+                <w:sz w:val="18"/>
+              </w:rPr>
+              <w:t>100 / 100 / 100</w:t>
+            </w:r>
+          </w:p>
+        </w:tc>
+        <w:tc>
+          <w:tcPr>
+            <w:tcW w:type="dxa" w:w="2041"/>
+          </w:tcPr>
+          <w:p>
+            <w:pPr>
+              <w:spacing w:before="20" w:after="20"/>
+              <w:jc w:val="center"/>
+            </w:pPr>
+            <w:r>
+              <w:rPr>
+                <w:rFonts w:ascii="Times New Roman" w:hAnsi="Times New Roman" w:eastAsia="宋体"/>
+                <w:sz w:val="18"/>
+              </w:rPr>
+              <w:t>神经网络显著优</w:t>
+            </w:r>
+          </w:p>
+        </w:tc>
+      </w:tr>
+      <w:tr>
+        <w:tc>
+          <w:tcPr>
+            <w:tcW w:type="dxa" w:w="2041"/>
+          </w:tcPr>
+          <w:p>
+            <w:pPr>
+              <w:spacing w:before="20" w:after="20"/>
+              <w:jc w:val="center"/>
+            </w:pPr>
+            <w:r>
+              <w:rPr>
+                <w:rFonts w:ascii="Times New Roman" w:hAnsi="Times New Roman" w:eastAsia="宋体"/>
+                <w:sz w:val="18"/>
+              </w:rPr>
+              <w:t>20 kHz</w:t>
+            </w:r>
+          </w:p>
+        </w:tc>
+        <w:tc>
+          <w:tcPr>
+            <w:tcW w:type="dxa" w:w="2041"/>
+          </w:tcPr>
+          <w:p>
+            <w:pPr>
+              <w:spacing w:before="20" w:after="20"/>
+              <w:jc w:val="center"/>
+            </w:pPr>
+            <w:r>
+              <w:rPr>
+                <w:rFonts w:ascii="Times New Roman" w:hAnsi="Times New Roman" w:eastAsia="宋体"/>
+                <w:sz w:val="18"/>
+              </w:rPr>
+              <w:t>0 / 100 / 100</w:t>
+            </w:r>
+          </w:p>
+        </w:tc>
+        <w:tc>
+          <w:tcPr>
+            <w:tcW w:type="dxa" w:w="2041"/>
+          </w:tcPr>
+          <w:p>
+            <w:pPr>
+              <w:spacing w:before="20" w:after="20"/>
+              <w:jc w:val="center"/>
+            </w:pPr>
+            <w:r>
+              <w:rPr>
+                <w:rFonts w:ascii="Times New Roman" w:hAnsi="Times New Roman" w:eastAsia="宋体"/>
+                <w:sz w:val="18"/>
+              </w:rPr>
+              <w:t>0 / 100 / 0</w:t>
+            </w:r>
+          </w:p>
+        </w:tc>
+        <w:tc>
+          <w:tcPr>
+            <w:tcW w:type="dxa" w:w="2041"/>
+          </w:tcPr>
+          <w:p>
+            <w:pPr>
+              <w:spacing w:before="20" w:after="20"/>
+              <w:jc w:val="center"/>
+            </w:pPr>
+            <w:r>
+              <w:rPr>
+                <w:rFonts w:ascii="Times New Roman" w:hAnsi="Times New Roman" w:eastAsia="宋体"/>
+                <w:sz w:val="18"/>
+              </w:rPr>
+              <w:t>规则法显著优</w:t>
+            </w:r>
+          </w:p>
+        </w:tc>
+      </w:tr>
+      <w:tr>
+        <w:tc>
+          <w:tcPr>
+            <w:tcW w:type="dxa" w:w="2041"/>
+          </w:tcPr>
+          <w:p>
+            <w:pPr>
+              <w:spacing w:before="20" w:after="20"/>
+              <w:jc w:val="center"/>
+            </w:pPr>
+            <w:r>
+              <w:rPr>
+                <w:rFonts w:ascii="Times New Roman" w:hAnsi="Times New Roman" w:eastAsia="宋体"/>
+                <w:sz w:val="18"/>
+              </w:rPr>
+              <w:t>四类综合（定点）</w:t>
+            </w:r>
+          </w:p>
+        </w:tc>
+        <w:tc>
+          <w:tcPr>
+            <w:tcW w:type="dxa" w:w="2041"/>
+          </w:tcPr>
+          <w:p>
+            <w:pPr>
+              <w:spacing w:before="20" w:after="20"/>
+              <w:jc w:val="center"/>
+            </w:pPr>
+            <w:r>
+              <w:rPr>
+                <w:rFonts w:ascii="Times New Roman" w:hAnsi="Times New Roman" w:eastAsia="宋体"/>
+                <w:sz w:val="18"/>
+              </w:rPr>
+              <w:t>—</w:t>
+            </w:r>
+          </w:p>
+        </w:tc>
+        <w:tc>
+          <w:tcPr>
+            <w:tcW w:type="dxa" w:w="2041"/>
+          </w:tcPr>
+          <w:p>
+            <w:pPr>
+              <w:spacing w:before="20" w:after="20"/>
+              <w:jc w:val="center"/>
+            </w:pPr>
+            <w:r>
+              <w:rPr>
+                <w:rFonts w:ascii="Times New Roman" w:hAnsi="Times New Roman" w:eastAsia="宋体"/>
+                <w:sz w:val="18"/>
+              </w:rPr>
+              <w:t>91.3%（正弦 95.3 / 方波 92.7 / 三角 90.7 / 其他 86.7）</w:t>
+            </w:r>
+          </w:p>
+        </w:tc>
+        <w:tc>
+          <w:tcPr>
+            <w:tcW w:type="dxa" w:w="2041"/>
+          </w:tcPr>
+          <w:p>
+            <w:pPr>
+              <w:spacing w:before="20" w:after="20"/>
+              <w:jc w:val="center"/>
+            </w:pPr>
+            <w:r>
+              <w:rPr>
+                <w:rFonts w:ascii="Times New Roman" w:hAnsi="Times New Roman" w:eastAsia="宋体"/>
+                <w:sz w:val="18"/>
+              </w:rPr>
+              <w:t>—</w:t>
+            </w:r>
+          </w:p>
+        </w:tc>
+      </w:tr>
+    </w:tbl>
+    <w:p>
+      <w:pPr>
+        <w:rPr>
+          <w:rFonts w:ascii="Times New Roman" w:hAnsi="Times New Roman" w:eastAsia="宋体" w:cs="Times New Roman"/>
+          <w:b/>
+          <w:sz w:val="28"/>
+        </w:rPr>
+        <w:ind w:firstLineChars="200"/>
+        <w:spacing w:line="360" w:lineRule="auto"/>
+      </w:pPr>
+      <w:r>
+        <w:rPr>
+          <w:rFonts w:ascii="Times New Roman" w:hAnsi="Times New Roman" w:eastAsia="宋体"/>
+          <w:sz w:val="24"/>
+        </w:rPr>
+        <w:t xml:space="preserve">这张表是本设计“不替换、只并存”的直接依据：</w:t>
+      </w:r>
+      <w:r>
+        <w:rPr>
+          <w:rFonts w:ascii="Times New Roman" w:hAnsi="Times New Roman" w:eastAsia="宋体"/>
+          <w:sz w:val="24"/>
+          <w:b/>
+        </w:rPr>
+        <w:t xml:space="preserve">100Hz~10kHz 神经网络全面占优，20kHz 处规则法反而更好</w:t>
+      </w:r>
+      <w:r>
+        <w:rPr>
+          <w:rFonts w:ascii="Times New Roman" w:hAnsi="Times New Roman" w:eastAsia="宋体"/>
+          <w:sz w:val="24"/>
+        </w:rPr>
+        <w:t xml:space="preserve">。原因是 20kHz 时一个周期只有 2.5 个采样点，神经网络的二阶、四阶矩特征被混叠破坏，而规则法的占空比统计仍成立。两者互补而非替代，因此做成 0x96 命令在运行时可切换，而非删掉其中一套。</w:t>
+      </w:r>
+    </w:p>
+    <w:p>
+      <w:pPr>
+        <w:rPr>
+          <w:rFonts w:ascii="Times New Roman" w:hAnsi="Times New Roman" w:eastAsia="宋体" w:cs="Times New Roman"/>
+          <w:b/>
+          <w:sz w:val="28"/>
+        </w:rPr>
+        <w:jc w:val="left"/>
+        <w:spacing w:line="360" w:lineRule="auto" w:after="60"/>
+      </w:pPr>
+      <w:r>
+        <w:rPr>
+          <w:rFonts w:ascii="Times New Roman" w:hAnsi="Times New Roman" w:eastAsia="宋体"/>
+          <w:sz w:val="26"/>
+          <w:b/>
+        </w:rPr>
+        <w:t xml:space="preserve">2.2 整体介绍</w:t>
       </w:r>
     </w:p>
     <w:p>
@@ -1882,7 +3411,7 @@
           <w:sz w:val="26"/>
           <w:b/>
         </w:rPr>
-        <w:t xml:space="preserve">2.2 硬件系统介绍</w:t>
+        <w:t xml:space="preserve">2.3 硬件系统介绍</w:t>
       </w:r>
     </w:p>
     <w:p>
@@ -1901,7 +3430,7 @@
           <w:sz w:val="24"/>
           <w:b/>
         </w:rPr>
-        <w:t xml:space="preserve">2.2.1 硬件整体介绍</w:t>
+        <w:t xml:space="preserve">2.3.1 硬件整体介绍</w:t>
       </w:r>
     </w:p>
     <w:p>
@@ -1938,7 +3467,7 @@
           <w:sz w:val="24"/>
           <w:b/>
         </w:rPr>
-        <w:t xml:space="preserve">2.2.2 机械设计介绍</w:t>
+        <w:t xml:space="preserve">2.3.2 机械设计介绍</w:t>
       </w:r>
     </w:p>
     <w:p>
@@ -1975,7 +3504,7 @@
           <w:sz w:val="24"/>
           <w:b/>
         </w:rPr>
-        <w:t xml:space="preserve">2.2.3 电路各模块介绍</w:t>
+        <w:t xml:space="preserve">2.3.3 电路各模块介绍</w:t>
       </w:r>
     </w:p>
     <w:p>
@@ -2012,7 +3541,7 @@
           <w:sz w:val="26"/>
           <w:b/>
         </w:rPr>
-        <w:t xml:space="preserve">2.3 软件系统介绍</w:t>
+        <w:t xml:space="preserve">2.4 软件系统介绍</w:t>
       </w:r>
     </w:p>
     <w:p>
@@ -2031,7 +3560,7 @@
           <w:sz w:val="24"/>
           <w:b/>
         </w:rPr>
-        <w:t xml:space="preserve">2.3.1 软件整体介绍</w:t>
+        <w:t xml:space="preserve">2.4.1 软件整体介绍</w:t>
       </w:r>
     </w:p>
     <w:p>
@@ -2068,7 +3597,7 @@
           <w:sz w:val="24"/>
           <w:b/>
         </w:rPr>
-        <w:t xml:space="preserve">2.3.2 软件各模块介绍</w:t>
+        <w:t xml:space="preserve">2.4.2 软件各模块介绍</w:t>
       </w:r>
     </w:p>
     <w:p>
@@ -2105,7 +3634,7 @@
           <w:sz w:val="26"/>
           <w:b/>
         </w:rPr>
-        <w:t xml:space="preserve">2.4 关键设计优化：从“超容”到 33.96%</w:t>
+        <w:t xml:space="preserve">2.5 关键设计优化：从“超容”到 35.38%</w:t>
       </w:r>
     </w:p>
     <w:p>
@@ -2584,61 +4113,61 @@
                 <w:rFonts w:ascii="Times New Roman" w:hAnsi="Times New Roman" w:eastAsia="宋体"/>
                 <w:sz w:val="18"/>
               </w:rPr>
-              <w:t>四项扩展功能加入后（当前）</w:t>
-            </w:r>
-          </w:p>
-        </w:tc>
-        <w:tc>
-          <w:tcPr>
-            <w:tcW w:type="dxa" w:w="2041"/>
-          </w:tcPr>
-          <w:p>
-            <w:pPr>
-              <w:spacing w:before="20" w:after="20"/>
-              <w:jc w:val="center"/>
-            </w:pPr>
-            <w:r>
-              <w:rPr>
-                <w:rFonts w:ascii="Times New Roman" w:hAnsi="Times New Roman" w:eastAsia="宋体"/>
-                <w:sz w:val="18"/>
-              </w:rPr>
-              <w:t>8,754（42.09%）</w:t>
-            </w:r>
-          </w:p>
-        </w:tc>
-        <w:tc>
-          <w:tcPr>
-            <w:tcW w:type="dxa" w:w="2041"/>
-          </w:tcPr>
-          <w:p>
-            <w:pPr>
-              <w:spacing w:before="20" w:after="20"/>
-              <w:jc w:val="center"/>
-            </w:pPr>
-            <w:r>
-              <w:rPr>
-                <w:rFonts w:ascii="Times New Roman" w:hAnsi="Times New Roman" w:eastAsia="宋体"/>
-                <w:sz w:val="18"/>
-              </w:rPr>
-              <w:t>8,457（20.33%）</w:t>
-            </w:r>
-          </w:p>
-        </w:tc>
-        <w:tc>
-          <w:tcPr>
-            <w:tcW w:type="dxa" w:w="2041"/>
-          </w:tcPr>
-          <w:p>
-            <w:pPr>
-              <w:spacing w:before="20" w:after="20"/>
-              <w:jc w:val="center"/>
-            </w:pPr>
-            <w:r>
-              <w:rPr>
-                <w:rFonts w:ascii="Times New Roman" w:hAnsi="Times New Roman" w:eastAsia="宋体"/>
-                <w:sz w:val="18"/>
-              </w:rPr>
-              <w:t>自适应窗/帧重叠/频域滤波/神经网络</w:t>
+              <w:t>全部十项功能（当前）</w:t>
+            </w:r>
+          </w:p>
+        </w:tc>
+        <w:tc>
+          <w:tcPr>
+            <w:tcW w:type="dxa" w:w="2041"/>
+          </w:tcPr>
+          <w:p>
+            <w:pPr>
+              <w:spacing w:before="20" w:after="20"/>
+              <w:jc w:val="center"/>
+            </w:pPr>
+            <w:r>
+              <w:rPr>
+                <w:rFonts w:ascii="Times New Roman" w:hAnsi="Times New Roman" w:eastAsia="宋体"/>
+                <w:sz w:val="18"/>
+              </w:rPr>
+              <w:t>7,358（35.38%）</w:t>
+            </w:r>
+          </w:p>
+        </w:tc>
+        <w:tc>
+          <w:tcPr>
+            <w:tcW w:type="dxa" w:w="2041"/>
+          </w:tcPr>
+          <w:p>
+            <w:pPr>
+              <w:spacing w:before="20" w:after="20"/>
+              <w:jc w:val="center"/>
+            </w:pPr>
+            <w:r>
+              <w:rPr>
+                <w:rFonts w:ascii="Times New Roman" w:hAnsi="Times New Roman" w:eastAsia="宋体"/>
+                <w:sz w:val="18"/>
+              </w:rPr>
+              <w:t>6,521（15.68%）</w:t>
+            </w:r>
+          </w:p>
+        </w:tc>
+        <w:tc>
+          <w:tcPr>
+            <w:tcW w:type="dxa" w:w="2041"/>
+          </w:tcPr>
+          <w:p>
+            <w:pPr>
+              <w:spacing w:before="20" w:after="20"/>
+              <w:jc w:val="center"/>
+            </w:pPr>
+            <w:r>
+              <w:rPr>
+                <w:rFonts w:ascii="Times New Roman" w:hAnsi="Times New Roman" w:eastAsia="宋体"/>
+                <w:sz w:val="18"/>
+              </w:rPr>
+              <w:t>含神经网络/频域滤波/自适应窗/谱平均</w:t>
             </w:r>
           </w:p>
         </w:tc>
@@ -3365,7 +4894,7 @@
           <w:sz w:val="26"/>
           <w:b/>
         </w:rPr>
-        <w:t xml:space="preserve">2.5 自适应频谱与频域双向处理</w:t>
+        <w:t xml:space="preserve">2.6 自适应频谱与频域双向处理</w:t>
       </w:r>
     </w:p>
     <w:p>
@@ -4005,7 +5534,7 @@
           <w:sz w:val="24"/>
           <w:b/>
         </w:rPr>
-        <w:t xml:space="preserve">2.5.1 运行时可切换的窗函数（命令 0x90）</w:t>
+        <w:t xml:space="preserve">2.6.1 运行时可切换的窗函数（命令 0x90）</w:t>
       </w:r>
     </w:p>
     <w:p>
@@ -4060,7 +5589,7 @@
           <w:sz w:val="24"/>
           <w:b/>
         </w:rPr>
-        <w:t xml:space="preserve">2.5.2 50% 帧重叠（命令 0x91）</w:t>
+        <w:t xml:space="preserve">2.6.2 50% 帧重叠（命令 0x91）</w:t>
       </w:r>
     </w:p>
     <w:p>
@@ -4115,7 +5644,7 @@
           <w:sz w:val="24"/>
           <w:b/>
         </w:rPr>
-        <w:t xml:space="preserve">2.5.3 频域滤波与反向变换（命令 0x92 / 0x93）</w:t>
+        <w:t xml:space="preserve">2.6.3 频域滤波与反向变换（命令 0x92 / 0x93）</w:t>
       </w:r>
     </w:p>
     <w:p>
@@ -4287,7 +5816,7 @@
           <w:sz w:val="26"/>
           <w:b/>
         </w:rPr>
-        <w:t xml:space="preserve">2.6 波形识别的神经网络实现</w:t>
+        <w:t xml:space="preserve">2.7 波形识别的神经网络实现</w:t>
       </w:r>
     </w:p>
     <w:p>
@@ -4324,7 +5853,7 @@
           <w:sz w:val="24"/>
           <w:b/>
         </w:rPr>
-        <w:t xml:space="preserve">2.6.1 特征设计</w:t>
+        <w:t xml:space="preserve">2.7.1 特征设计</w:t>
       </w:r>
     </w:p>
     <w:p>
@@ -4379,7 +5908,7 @@
           <w:sz w:val="24"/>
           <w:b/>
         </w:rPr>
-        <w:t xml:space="preserve">2.6.2 量化与位宽</w:t>
+        <w:t xml:space="preserve">2.7.2 量化与位宽</w:t>
       </w:r>
     </w:p>
     <w:p>
@@ -4434,7 +5963,7 @@
           <w:sz w:val="24"/>
           <w:b/>
         </w:rPr>
-        <w:t xml:space="preserve">2.6.3 实现与验证</w:t>
+        <w:t xml:space="preserve">2.7.3 实现与验证</w:t>
       </w:r>
     </w:p>
     <w:p>
@@ -4755,7 +6284,7 @@
           <w:sz w:val="24"/>
           <w:b/>
         </w:rPr>
-        <w:t xml:space="preserve">2.6.4 与规则法的对照</w:t>
+        <w:t xml:space="preserve">2.7.4 与规则法的对照</w:t>
       </w:r>
     </w:p>
     <w:p>
@@ -5622,200 +7151,11 @@
     <w:p>
       <w:pPr>
         <w:spacing w:line="360" w:lineRule="auto"/>
-        <w:ind w:firstLine="480" w:firstLineChars="200"/>
-        <w:rPr>
-          <w:rFonts w:ascii="Times New Roman" w:hAnsi="Times New Roman" w:eastAsia="宋体" w:cs="Times New Roman"/>
-          <w:color w:val="FF0000"/>
-          <w:sz w:val="24"/>
-        </w:rPr>
-      </w:pPr>
-      <w:r>
-        <w:rPr>
-          <w:rFonts w:hint="eastAsia" w:ascii="Times New Roman" w:hAnsi="Times New Roman" w:eastAsia="宋体" w:cs="Times New Roman"/>
-          <w:sz w:val="24"/>
-        </w:rPr>
-        <w:t>阐述最终实现的成果</w:t>
-      </w:r>
-      <w:r>
-        <w:rPr>
-          <w:rFonts w:hint="eastAsia" w:ascii="Times New Roman" w:hAnsi="Times New Roman" w:eastAsia="宋体" w:cs="Times New Roman"/>
-          <w:color w:val="FF0000"/>
-          <w:sz w:val="24"/>
-        </w:rPr>
-        <w:t>（图文结合，实物照片为主）</w:t>
-      </w:r>
-    </w:p>
-    <w:p>
-      <w:pPr>
-        <w:pStyle w:val="12"/>
-        <w:numPr>
-          <w:ilvl w:val="1"/>
-          <w:numId w:val="2"/>
-        </w:numPr>
-        <w:spacing w:line="360" w:lineRule="auto"/>
-        <w:ind w:firstLineChars="0"/>
-        <w:rPr>
-          <w:rFonts w:ascii="Times New Roman" w:hAnsi="Times New Roman" w:eastAsia="宋体" w:cs="Times New Roman"/>
-          <w:sz w:val="24"/>
-        </w:rPr>
-      </w:pPr>
-      <w:r>
-        <w:rPr>
-          <w:rFonts w:hint="eastAsia" w:ascii="Times New Roman" w:hAnsi="Times New Roman" w:eastAsia="宋体" w:cs="Times New Roman"/>
-          <w:sz w:val="24"/>
-        </w:rPr>
-        <w:t>整体介绍</w:t>
-      </w:r>
-      <w:r>
-        <w:rPr>
-          <w:rFonts w:hint="eastAsia" w:ascii="Times New Roman" w:hAnsi="Times New Roman" w:eastAsia="宋体" w:cs="Times New Roman"/>
-          <w:color w:val="FF0000"/>
-          <w:sz w:val="24"/>
-        </w:rPr>
-      </w:r>
-    </w:p>
-    <w:p>
-      <w:pPr>
-        <w:spacing w:line="360" w:lineRule="auto"/>
-        <w:rPr>
-          <w:rFonts w:ascii="Times New Roman" w:hAnsi="Times New Roman" w:eastAsia="宋体" w:cs="Times New Roman"/>
-          <w:sz w:val="24"/>
-        </w:rPr>
-      </w:pPr>
-    </w:p>
-    <w:p>
-      <w:pPr>
-        <w:pStyle w:val="12"/>
-        <w:numPr>
-          <w:ilvl w:val="1"/>
-          <w:numId w:val="2"/>
-        </w:numPr>
-        <w:spacing w:line="360" w:lineRule="auto"/>
-        <w:ind w:firstLineChars="0"/>
-        <w:rPr>
-          <w:rFonts w:ascii="Times New Roman" w:hAnsi="Times New Roman" w:eastAsia="宋体" w:cs="Times New Roman"/>
-          <w:sz w:val="24"/>
-        </w:rPr>
-      </w:pPr>
-      <w:r>
-        <w:rPr>
-          <w:rFonts w:hint="eastAsia" w:ascii="Times New Roman" w:hAnsi="Times New Roman" w:eastAsia="宋体" w:cs="Times New Roman"/>
-          <w:sz w:val="24"/>
-        </w:rPr>
-        <w:t>工程成果</w:t>
-      </w:r>
-    </w:p>
-    <w:p>
-      <w:pPr>
-        <w:pStyle w:val="12"/>
-        <w:spacing w:line="360" w:lineRule="auto"/>
-        <w:ind w:left="360" w:firstLine="0" w:firstLineChars="0"/>
-        <w:rPr>
-          <w:rFonts w:ascii="Times New Roman" w:hAnsi="Times New Roman" w:eastAsia="宋体" w:cs="Times New Roman"/>
-          <w:sz w:val="24"/>
-        </w:rPr>
-      </w:pPr>
-      <w:r>
-        <w:rPr>
-          <w:rFonts w:hint="eastAsia" w:ascii="Times New Roman" w:hAnsi="Times New Roman" w:eastAsia="宋体" w:cs="Times New Roman"/>
-          <w:sz w:val="24"/>
-        </w:rPr>
-        <w:t>3.2.1 机械成果；</w:t>
-      </w:r>
-      <w:r>
-        <w:rPr>
-          <w:rFonts w:ascii="Times New Roman" w:hAnsi="Times New Roman" w:eastAsia="宋体" w:cs="Times New Roman"/>
-          <w:sz w:val="24"/>
-        </w:rPr>
-      </w:r>
-      <w:r>
-        <w:rPr>
-          <w:rFonts w:hint="eastAsia" w:ascii="Times New Roman" w:hAnsi="Times New Roman" w:eastAsia="宋体" w:cs="Times New Roman"/>
-          <w:sz w:val="24"/>
-        </w:rPr>
-      </w:r>
-      <w:r>
-        <w:rPr>
-          <w:rFonts w:hint="eastAsia" w:ascii="Times New Roman" w:hAnsi="Times New Roman" w:eastAsia="宋体" w:cs="Times New Roman"/>
-          <w:color w:val="FF0000"/>
-          <w:sz w:val="24"/>
-        </w:rPr>
-      </w:r>
-    </w:p>
-    <w:p>
-      <w:pPr>
-        <w:pStyle w:val="12"/>
-        <w:spacing w:line="360" w:lineRule="auto"/>
-        <w:ind w:left="360" w:firstLine="0" w:firstLineChars="0"/>
-        <w:rPr>
-          <w:rFonts w:ascii="Times New Roman" w:hAnsi="Times New Roman" w:eastAsia="宋体" w:cs="Times New Roman"/>
-          <w:sz w:val="24"/>
-        </w:rPr>
-      </w:pPr>
-      <w:r>
-        <w:rPr>
-          <w:rFonts w:hint="eastAsia" w:ascii="Times New Roman" w:hAnsi="Times New Roman" w:eastAsia="宋体" w:cs="Times New Roman"/>
-          <w:sz w:val="24"/>
-        </w:rPr>
-        <w:t>3.2.2 电路成果；</w:t>
-      </w:r>
-      <w:r>
-        <w:rPr>
-          <w:rFonts w:ascii="Times New Roman" w:hAnsi="Times New Roman" w:eastAsia="宋体" w:cs="Times New Roman"/>
-          <w:sz w:val="24"/>
-        </w:rPr>
-      </w:r>
-      <w:r>
-        <w:rPr>
-          <w:rFonts w:hint="eastAsia" w:ascii="Times New Roman" w:hAnsi="Times New Roman" w:eastAsia="宋体" w:cs="Times New Roman"/>
-          <w:sz w:val="24"/>
-        </w:rPr>
-      </w:r>
-      <w:r>
-        <w:rPr>
-          <w:rFonts w:hint="eastAsia" w:ascii="Times New Roman" w:hAnsi="Times New Roman" w:eastAsia="宋体" w:cs="Times New Roman"/>
-          <w:color w:val="FF0000"/>
-          <w:sz w:val="24"/>
-        </w:rPr>
-      </w:r>
-    </w:p>
-    <w:p>
-      <w:pPr>
-        <w:pStyle w:val="12"/>
-        <w:spacing w:line="360" w:lineRule="auto"/>
-        <w:ind w:left="360" w:firstLine="0" w:firstLineChars="0"/>
-        <w:rPr>
-          <w:rFonts w:ascii="Times New Roman" w:hAnsi="Times New Roman" w:eastAsia="宋体" w:cs="Times New Roman"/>
-          <w:color w:val="FF0000"/>
-          <w:sz w:val="24"/>
-        </w:rPr>
-      </w:pPr>
-      <w:r>
-        <w:rPr>
-          <w:rFonts w:hint="eastAsia" w:ascii="Times New Roman" w:hAnsi="Times New Roman" w:eastAsia="宋体" w:cs="Times New Roman"/>
-          <w:sz w:val="24"/>
-        </w:rPr>
-        <w:t>3.2.3 软件成果；</w:t>
-      </w:r>
-      <w:r>
-        <w:rPr>
-          <w:rFonts w:ascii="Times New Roman" w:hAnsi="Times New Roman" w:eastAsia="宋体" w:cs="Times New Roman"/>
-          <w:sz w:val="24"/>
-        </w:rPr>
-      </w:r>
-      <w:r>
-        <w:rPr>
-          <w:rFonts w:hint="eastAsia" w:ascii="Times New Roman" w:hAnsi="Times New Roman" w:eastAsia="宋体" w:cs="Times New Roman"/>
-          <w:sz w:val="24"/>
-        </w:rPr>
-      </w:r>
-      <w:r>
-        <w:rPr>
-          <w:rFonts w:hint="eastAsia" w:ascii="Times New Roman" w:hAnsi="Times New Roman" w:eastAsia="宋体" w:cs="Times New Roman"/>
-          <w:color w:val="FF0000"/>
-          <w:sz w:val="24"/>
-        </w:rPr>
-      </w:r>
+        <w:rPr>
+          <w:rFonts w:ascii="Times New Roman" w:hAnsi="Times New Roman" w:eastAsia="宋体" w:cs="Times New Roman"/>
+          <w:sz w:val="24"/>
+        </w:rPr>
+      </w:pPr>
     </w:p>
     <w:p>
       <w:pPr>
@@ -6322,7 +7662,7 @@
           <w:rFonts w:ascii="Times New Roman" w:hAnsi="Times New Roman" w:eastAsia="宋体"/>
           <w:sz w:val="24"/>
         </w:rPr>
-        <w:t xml:space="preserve">· 频域滤波：掩膜 98~102 共 5 个 bin 时，仿真压制 34dB，与定点模型逐条一致；板上已能经 DAC 输出滤波后的波形，重构帧的主谱线正确（占能量 56%，含主瓣 86%）。受加窗重建的固有限制，回放幅度带窗包络，整帧频率读数偏低，详见 2.5.3 节。</w:t>
+        <w:t xml:space="preserve">· 频域滤波：掩膜 98~102 共 5 个 bin 时，仿真压制 34dB，与定点模型逐条一致；板上已能经 DAC 输出滤波后的波形，重构帧的主谱线正确（占能量 56%，含主瓣 86%）。受加窗重建的固有限制，回放幅度带窗包络，整帧频率读数偏低，详见 2.6.3 节。</w:t>
       </w:r>
     </w:p>
     <w:p>
@@ -6492,50 +7832,6 @@
           <w:sz w:val="24"/>
         </w:rPr>
       </w:pPr>
-    </w:p>
-    <w:p>
-      <w:pPr>
-        <w:pStyle w:val="12"/>
-        <w:numPr>
-          <w:ilvl w:val="1"/>
-          <w:numId w:val="3"/>
-        </w:numPr>
-        <w:spacing w:line="360" w:lineRule="auto"/>
-        <w:ind w:firstLineChars="0"/>
-        <w:rPr>
-          <w:rFonts w:ascii="Times New Roman" w:hAnsi="Times New Roman" w:eastAsia="宋体" w:cs="Times New Roman"/>
-          <w:sz w:val="24"/>
-        </w:rPr>
-      </w:pPr>
-      <w:r>
-        <w:rPr>
-          <w:rFonts w:hint="eastAsia" w:ascii="Times New Roman" w:hAnsi="Times New Roman" w:eastAsia="宋体" w:cs="Times New Roman"/>
-          <w:sz w:val="24"/>
-        </w:rPr>
-        <w:t xml:space="preserve"> 可扩展之处</w:t>
-      </w:r>
-    </w:p>
-    <w:p>
-      <w:pPr>
-        <w:pStyle w:val="12"/>
-        <w:numPr>
-          <w:ilvl w:val="1"/>
-          <w:numId w:val="3"/>
-        </w:numPr>
-        <w:spacing w:line="360" w:lineRule="auto"/>
-        <w:ind w:firstLineChars="0"/>
-        <w:rPr>
-          <w:rFonts w:ascii="Times New Roman" w:hAnsi="Times New Roman" w:eastAsia="宋体" w:cs="Times New Roman"/>
-          <w:sz w:val="24"/>
-        </w:rPr>
-      </w:pPr>
-      <w:r>
-        <w:rPr>
-          <w:rFonts w:hint="eastAsia" w:ascii="Times New Roman" w:hAnsi="Times New Roman" w:eastAsia="宋体" w:cs="Times New Roman"/>
-          <w:sz w:val="24"/>
-        </w:rPr>
-        <w:t xml:space="preserve"> 心得体会</w:t>
-      </w:r>
     </w:p>
     <w:p>
       <w:pPr>

--- a/report/tech_doc_draft.docx
+++ b/report/tech_doc_draft.docx
@@ -65,7 +65,7 @@
           <w:rFonts w:ascii="Times New Roman" w:hAnsi="Times New Roman" w:eastAsia="宋体"/>
           <w:sz w:val="24"/>
         </w:rPr>
-        <w:t xml:space="preserve">WaveCore 是一套“把实验室装进口袋”的多功能信号测量与频谱分析系统，在一颗 AMD Artix-7 XC7A35T 上以纯 RTL 并行实现。它不需要外部示波器或信号源：板内 DDS 产生信号、ADC 采集信号、测量模块给出参数、FFT 完成频谱分析，形成闭环，可独立完成全部功能验证与标定。</w:t>
+        <w:t xml:space="preserve">WaveCore 是一套在小型 Artix-7 FPGA（XC7A35T）上以纯 RTL 实现的闭环信号测量与频谱分析平台。板内 DDS 产生、DAC 输出、回环至 ADC，再由同一芯片完成测量与分析，不接外部仪器即可自证。</w:t>
       </w:r>
     </w:p>
     <w:p>
@@ -83,7 +83,67 @@
           <w:rFonts w:ascii="Times New Roman" w:hAnsi="Times New Roman" w:eastAsia="宋体"/>
           <w:sz w:val="24"/>
         </w:rPr>
-        <w:t xml:space="preserve">系统含六个功能单元：① 信号发生器，32 位 NCO 实现 1Hz~12.5MHz 任意频率、双音与三种波形；② 全参数测量，给出频率（100Hz~1MHz，误差&lt;1%）、峰峰值、占空比与脉宽，采用三层数字抗噪，并以“可信闸门”输出“其他”；③ 频谱分析，厂商 4096 点 FFT 与自研 1024 点 FFT 同板并存；④ 波形捕获，三种触发方式加 0%/25%/50%/75% 预触发；⑤ 512 点幅度谱帧，配合上位机呈现实时频谱与瀑布图；⑥ 时基档位（固件四档 12.5k~200kHz），兼顾细分辨与宽范围。</w:t>
+        <w:t xml:space="preserve">三条主线。</w:t>
+      </w:r>
+      <w:r>
+        <w:rPr>
+          <w:rFonts w:ascii="Times New Roman" w:hAnsi="Times New Roman" w:eastAsia="宋体"/>
+          <w:sz w:val="24"/>
+          <w:b/>
+        </w:rPr>
+        <w:t xml:space="preserve">其一，可验证的对照</w:t>
+      </w:r>
+      <w:r>
+        <w:rPr>
+          <w:rFonts w:ascii="Times New Roman" w:hAnsi="Times New Roman" w:eastAsia="宋体"/>
+          <w:sz w:val="24"/>
+        </w:rPr>
+        <w:t xml:space="preserve">：厂商 4096 点 FFT IP 与自研 1024 点 Radix-2 DIF 核同板并存；自研核 502 LUT / 346 FF / 7 DSP，每点归一为 0.49 对 0.43，属同一量级但目标不同，</w:t>
+      </w:r>
+      <w:r>
+        <w:rPr>
+          <w:rFonts w:ascii="Times New Roman" w:hAnsi="Times New Roman" w:eastAsia="宋体"/>
+          <w:sz w:val="24"/>
+          <w:b/>
+        </w:rPr>
+        <w:t xml:space="preserve">不作等价宣称</w:t>
+      </w:r>
+      <w:r>
+        <w:rPr>
+          <w:rFonts w:ascii="Times New Roman" w:hAnsi="Times New Roman" w:eastAsia="宋体"/>
+          <w:sz w:val="24"/>
+        </w:rPr>
+        <w:t xml:space="preserve">。</w:t>
+      </w:r>
+      <w:r>
+        <w:rPr>
+          <w:rFonts w:ascii="Times New Roman" w:hAnsi="Times New Roman" w:eastAsia="宋体"/>
+          <w:sz w:val="24"/>
+          <w:b/>
+        </w:rPr>
+        <w:t xml:space="preserve">其二，轻量化</w:t>
+      </w:r>
+      <w:r>
+        <w:rPr>
+          <w:rFonts w:ascii="Times New Roman" w:hAnsi="Times New Roman" w:eastAsia="宋体"/>
+          <w:sz w:val="24"/>
+        </w:rPr>
+        <w:t xml:space="preserve">：窗切换、帧重叠、IFFT、谱平均等十项功能均在既有引擎上扩展，合计 1270 LUT（占 17.3%），未新增乘法器。</w:t>
+      </w:r>
+      <w:r>
+        <w:rPr>
+          <w:rFonts w:ascii="Times New Roman" w:hAnsi="Times New Roman" w:eastAsia="宋体"/>
+          <w:sz w:val="24"/>
+          <w:b/>
+        </w:rPr>
+        <w:t xml:space="preserve">其三，根因优化</w:t>
+      </w:r>
+      <w:r>
+        <w:rPr>
+          <w:rFonts w:ascii="Times New Roman" w:hAnsi="Times New Roman" w:eastAsia="宋体"/>
+          <w:sz w:val="24"/>
+        </w:rPr>
+        <w:t xml:space="preserve">：波形缓存因读口异步复位退化为 32768 个触发器、独占 86% LUT，改用 SDP 模板后由 20829 降至 5117（−75.4%）。</w:t>
       </w:r>
     </w:p>
     <w:p>
@@ -101,7 +161,22 @@
           <w:rFonts w:ascii="Times New Roman" w:hAnsi="Times New Roman" w:eastAsia="宋体"/>
           <w:sz w:val="24"/>
         </w:rPr>
-        <w:t xml:space="preserve">自研 FFT 通路独立实现了 Hann 窗与抛物线插值：泄漏由 14.7% 压到 0.9%，根除整数 bin 处的“假峰”；1kHz 读数由 976Hz 修正到 999Hz，误差 2.4%→0.1%。两条通路交叉验证。</w:t>
+        <w:t xml:space="preserve">实测：加 Hann 窗与抛物线插值后，泄漏由 14.7% 降至 0.9%，1kHz 读数由 976Hz 修正至 999Hz（2.4%→0.1%）；电压测量 1~4V 内最大偏差 2.8%；整片 LUT 7358（35.38%）、DSP 42.22%，50MHz 下 </w:t>
+      </w:r>
+      <w:r>
+        <w:rPr>
+          <w:rFonts w:ascii="Times New Roman" w:hAnsi="Times New Roman" w:eastAsia="宋体"/>
+          <w:sz w:val="24"/>
+          <w:b/>
+        </w:rPr>
+        <w:t xml:space="preserve">WNS +1.552 ns、零失败端点</w:t>
+      </w:r>
+      <w:r>
+        <w:rPr>
+          <w:rFonts w:ascii="Times New Roman" w:hAnsi="Times New Roman" w:eastAsia="宋体"/>
+          <w:sz w:val="24"/>
+        </w:rPr>
+        <w:t xml:space="preserve">。</w:t>
       </w:r>
     </w:p>
     <w:p>
@@ -119,7 +194,22 @@
           <w:rFonts w:ascii="Times New Roman" w:hAnsi="Times New Roman" w:eastAsia="宋体"/>
           <w:sz w:val="24"/>
         </w:rPr>
-        <w:t xml:space="preserve">系统以 460800-8N1 自定义协议与上位机通信（v1.21，25 条命令），结果分行上行。设计已 Flash 固化、断电自启。加入全部十项功能后，实现阶段资源为 LUT 35.38%、寄存器 15.68%、DSP 42.22%、块 RAM 22.00%，时序裕量 +1.552ns、零失败端点。</w:t>
+        <w:t xml:space="preserve">系统另具双音信号源、四层抗噪测量、三种触发与预触发、512 点谱帧与瀑布图，经 460800-8N1 协议（v1.22）通信，已 Flash 固化。</w:t>
+      </w:r>
+      <w:r>
+        <w:rPr>
+          <w:rFonts w:ascii="Times New Roman" w:hAnsi="Times New Roman" w:eastAsia="宋体"/>
+          <w:sz w:val="24"/>
+          <w:b/>
+        </w:rPr>
+        <w:t xml:space="preserve">已知边界</w:t>
+      </w:r>
+      <w:r>
+        <w:rPr>
+          <w:rFonts w:ascii="Times New Roman" w:hAnsi="Times New Roman" w:eastAsia="宋体"/>
+          <w:sz w:val="24"/>
+        </w:rPr>
+        <w:t xml:space="preserve">：时基四档，交付开放已上板验证的 T1/T2，T3/T4 异常待查；观察带宽受 25kHz 限制（测频不受此限）；神经网络准确率 91.3%，20kHz 以上让位于规则法，两者并存。</w:t>
       </w:r>
     </w:p>
     <w:p>
@@ -137,43 +227,7 @@
           <w:rFonts w:ascii="Times New Roman" w:hAnsi="Times New Roman" w:eastAsia="宋体"/>
           <w:sz w:val="24"/>
         </w:rPr>
-        <w:t xml:space="preserve">验证采用板载“DDS→DAC→回环→ADC→测量→FFT”闭环路径，在无示波器条件下完成全部验证；实测模拟链路 -3dB 带宽大于 1MHz，说明带宽瓶颈在数字抽取比而非模拟前端。</w:t>
-      </w:r>
-    </w:p>
-    <w:p>
-      <w:pPr>
-        <w:rPr>
-          <w:rFonts w:ascii="Times New Roman" w:hAnsi="Times New Roman" w:eastAsia="宋体" w:cs="Times New Roman"/>
-          <w:b/>
-          <w:sz w:val="28"/>
-        </w:rPr>
-        <w:ind w:firstLineChars="200"/>
-        <w:spacing w:line="360" w:lineRule="auto"/>
-      </w:pPr>
-      <w:r>
-        <w:rPr>
-          <w:rFonts w:ascii="Times New Roman" w:hAnsi="Times New Roman" w:eastAsia="宋体"/>
-          <w:sz w:val="24"/>
-        </w:rPr>
-        <w:t xml:space="preserve">本作品在实现上贯穿两条主线。其一是“对照”：同一功能尽量给出两种实现并量化比较——4096 点厂商 IP 与手写 1024 点 FFT 同板并存（自研核 LUT 约为 IP 的 28%）；波形识别同时实现规则法与神经网络（后者定点准确率 91.3%，但在 20kHz 处反而不如规则法，两者互补）；窗函数三档可在线切换并给出实测底噪（矩形为另两档的 3.2 倍）。其二是“轻量化”：所有新增功能均在既有引擎上扩展，不新增乘法器、不新增块 RAM——窗函数切换仅多用 1 块 BRAM，帧重叠用几百个 LUT 换取采集时间减半，IFFT 复用同一套蝶形而额外逻辑代价几乎为零。加入全部功能后，设计仍稳定在 LUT 35.38%、寄存器 15.68%。</w:t>
-      </w:r>
-    </w:p>
-    <w:p>
-      <w:pPr>
-        <w:rPr>
-          <w:rFonts w:ascii="Times New Roman" w:hAnsi="Times New Roman" w:eastAsia="宋体" w:cs="Times New Roman"/>
-          <w:b/>
-          <w:sz w:val="28"/>
-        </w:rPr>
-        <w:ind w:firstLineChars="200"/>
-        <w:spacing w:line="360" w:lineRule="auto"/>
-      </w:pPr>
-      <w:r>
-        <w:rPr>
-          <w:rFonts w:ascii="Times New Roman" w:hAnsi="Times New Roman" w:eastAsia="宋体"/>
-          <w:sz w:val="24"/>
-        </w:rPr>
-        <w:t xml:space="preserve">开发采用大模型协作：人负责需求、取舍与上板验证，模型负责起草与审查；沉淀 38 条工程技能包，并以“错误变体仿真→上板复现”的闭环方法定位根因。</w:t>
+        <w:t xml:space="preserve">标注实测者均有串口输出或截图可查，仅仿真确认者另行注明。开发采用大模型协作，人负责需求与验证，模型负责起草与审查，沉淀 68 条技能包与 44 条协作记录。</w:t>
       </w:r>
     </w:p>
     <w:p>
@@ -503,7 +557,37 @@
           <w:rFonts w:ascii="Times New Roman" w:hAnsi="Times New Roman" w:eastAsia="宋体"/>
           <w:sz w:val="24"/>
         </w:rPr>
-        <w:t xml:space="preserve">（1）同板双 FFT 架构 —— 对照的基准。厂商 4096 点 IP 与手写 1024 点 Radix-2 DIF FFT 并行存在，同一信号可同时得到两组频谱读数，可直接比对资源与精度。裸核同口径下自研核 LUT 约为 IP 的 28%、寄存器约 14%，而每点 LUT 为 0.49 对 0.43，属同一量级 —— 说明手写实现的资源效率达到商用 IP 水准，且控制逻辑全部以可读 RTL 呈现。</w:t>
+        <w:t xml:space="preserve">（1）同板双 FFT 架构 —— 对照的基准。厂商 4096 点 IP 与手写 1024 点 Radix-2 DIF FFT 并行存在，同一信号可同时得到两组频谱读数，可直接比对资源与精度。自研核 LUT 为 IP 的 28%、寄存器约 14%；但</w:t>
+      </w:r>
+      <w:r>
+        <w:rPr>
+          <w:rFonts w:ascii="Times New Roman" w:hAnsi="Times New Roman" w:eastAsia="宋体"/>
+          <w:sz w:val="24"/>
+          <w:b/>
+        </w:rPr>
+        <w:t xml:space="preserve">点数不同，不能直接比总数</w:t>
+      </w:r>
+      <w:r>
+        <w:rPr>
+          <w:rFonts w:ascii="Times New Roman" w:hAnsi="Times New Roman" w:eastAsia="宋体"/>
+          <w:sz w:val="24"/>
+        </w:rPr>
+        <w:t xml:space="preserve"> ——按每点归一后为 0.49 对 0.43，属同一量级。说明手写实现的资源效率达到商用 IP 水准，且控制逻辑全部以可读 RTL 呈现；</w:t>
+      </w:r>
+      <w:r>
+        <w:rPr>
+          <w:rFonts w:ascii="Times New Roman" w:hAnsi="Times New Roman" w:eastAsia="宋体"/>
+          <w:sz w:val="24"/>
+          <w:b/>
+        </w:rPr>
+        <w:t xml:space="preserve">两者目标不同，本作品不宣称二者等价</w:t>
+      </w:r>
+      <w:r>
+        <w:rPr>
+          <w:rFonts w:ascii="Times New Roman" w:hAnsi="Times New Roman" w:eastAsia="宋体"/>
+          <w:sz w:val="24"/>
+        </w:rPr>
+        <w:t xml:space="preserve">。</w:t>
       </w:r>
     </w:p>
     <w:p>
@@ -1324,8 +1408,31 @@
         <w:rPr>
           <w:rFonts w:ascii="Times New Roman" w:hAnsi="Times New Roman" w:eastAsia="宋体"/>
           <w:sz w:val="24"/>
-        </w:rPr>
-        <w:t xml:space="preserve">（1）双 FFT 同板对照：自主 1024 点 FFT 核仅 502 LUT / 346 FF / 7 DSP，为厂商 4096 点 IP（1771 / 2550 / 9）的 28.3%，并叠加 Hann 窗与抛物线插值，读数与数值模型逐字一致。</w:t>
+          <w:b/>
+        </w:rPr>
+        <w:t xml:space="preserve">核心一 · 可验证的双 FFT 对照</w:t>
+      </w:r>
+      <w:r>
+        <w:rPr>
+          <w:rFonts w:ascii="Times New Roman" w:hAnsi="Times New Roman" w:eastAsia="宋体"/>
+          <w:sz w:val="24"/>
+        </w:rPr>
+        <w:t xml:space="preserve">：自研 1024 点 Radix-2 DIF 核（502 LUT / 346 FF / 7 DSP）与厂商 4096 点 IP 同板并存。每点归一为 0.49 对 0.43 LUT，属同一量级；但两者目标不同，故同时给出总资源与单位点数资源，</w:t>
+      </w:r>
+      <w:r>
+        <w:rPr>
+          <w:rFonts w:ascii="Times New Roman" w:hAnsi="Times New Roman" w:eastAsia="宋体"/>
+          <w:sz w:val="24"/>
+          <w:b/>
+        </w:rPr>
+        <w:t xml:space="preserve">不宣称等价</w:t>
+      </w:r>
+      <w:r>
+        <w:rPr>
+          <w:rFonts w:ascii="Times New Roman" w:hAnsi="Times New Roman" w:eastAsia="宋体"/>
+          <w:sz w:val="24"/>
+        </w:rPr>
+        <w:t xml:space="preserve">。自研通路另实现 Hann 窗与抛物线插值。</w:t>
       </w:r>
     </w:p>
     <w:p>
@@ -1342,8 +1449,16 @@
         <w:rPr>
           <w:rFonts w:ascii="Times New Roman" w:hAnsi="Times New Roman" w:eastAsia="宋体"/>
           <w:sz w:val="24"/>
-        </w:rPr>
-        <w:t xml:space="preserve">（2）频谱插值：把频率读数由 bin 量化误差（±24Hz）修正到约 ±1Hz，1kHz 实测 999Hz。</w:t>
+          <w:b/>
+        </w:rPr>
+        <w:t xml:space="preserve">核心二 · 轻量化扩展</w:t>
+      </w:r>
+      <w:r>
+        <w:rPr>
+          <w:rFonts w:ascii="Times New Roman" w:hAnsi="Times New Roman" w:eastAsia="宋体"/>
+          <w:sz w:val="24"/>
+        </w:rPr>
+        <w:t xml:space="preserve">：窗切换、帧重叠、IFFT、谱平均等十项功能全部在既有引擎上扩展 —— 反向变换复用同一套蝶形，帧重叠用分布式 RAM，窗切换只多一块 BRAM。十项合计 1270 LUT（占 17.3%），未新增乘法器。</w:t>
       </w:r>
     </w:p>
     <w:p>
@@ -1360,8 +1475,46 @@
         <w:rPr>
           <w:rFonts w:ascii="Times New Roman" w:hAnsi="Times New Roman" w:eastAsia="宋体"/>
           <w:sz w:val="24"/>
-        </w:rPr>
-        <w:t xml:space="preserve">（3）可配置时基档位：固件实现四档、频谱覆盖 6.25k~100kHz，同一台仪器兼顾细分辨与宽范围；交付版本界面开放 50kHz 与 12.5kHz 两档。</w:t>
+          <w:b/>
+        </w:rPr>
+        <w:t xml:space="preserve">核心三 · 从根因出发的优化</w:t>
+      </w:r>
+      <w:r>
+        <w:rPr>
+          <w:rFonts w:ascii="Times New Roman" w:hAnsi="Times New Roman" w:eastAsia="宋体"/>
+          <w:sz w:val="24"/>
+        </w:rPr>
+        <w:t xml:space="preserve">：LUT 曾超容至 20829，根因不是功能多，而是波形缓存的读口异步复位使 Vivado 放弃块 RAM 推断、退化为 32768 个 FDRE，独占 86% LUT。改用 SDP 模板后降至 5117（</w:t>
+      </w:r>
+      <w:r>
+        <w:rPr>
+          <w:rFonts w:ascii="Times New Roman" w:hAnsi="Times New Roman" w:eastAsia="宋体"/>
+          <w:sz w:val="24"/>
+          <w:b/>
+        </w:rPr>
+        <w:t xml:space="preserve">−75.4%</w:t>
+      </w:r>
+      <w:r>
+        <w:rPr>
+          <w:rFonts w:ascii="Times New Roman" w:hAnsi="Times New Roman" w:eastAsia="宋体"/>
+          <w:sz w:val="24"/>
+        </w:rPr>
+        <w:t xml:space="preserve">），以原语类型 FDRE→RAMB36E1 为闭环证据；另将峭度链路打一拍，WNS 由 −1.693ns 修至 </w:t>
+      </w:r>
+      <w:r>
+        <w:rPr>
+          <w:rFonts w:ascii="Times New Roman" w:hAnsi="Times New Roman" w:eastAsia="宋体"/>
+          <w:sz w:val="24"/>
+          <w:b/>
+        </w:rPr>
+        <w:t xml:space="preserve">+1.552ns</w:t>
+      </w:r>
+      <w:r>
+        <w:rPr>
+          <w:rFonts w:ascii="Times New Roman" w:hAnsi="Times New Roman" w:eastAsia="宋体"/>
+          <w:sz w:val="24"/>
+        </w:rPr>
+        <w:t xml:space="preserve">。</w:t>
       </w:r>
     </w:p>
     <w:p>
@@ -1378,26 +1531,16 @@
         <w:rPr>
           <w:rFonts w:ascii="Times New Roman" w:hAnsi="Times New Roman" w:eastAsia="宋体"/>
           <w:sz w:val="24"/>
-        </w:rPr>
-        <w:t xml:space="preserve">（4）预触发“锁存+回退”：以极小的逻辑代价（+13 LUT/+29 FF/0 DSP）获得示波器级的触发前观测能力，且默认档与旧版逐位等价。</w:t>
-      </w:r>
-    </w:p>
-    <w:p>
-      <w:pPr>
-        <w:rPr>
-          <w:rFonts w:ascii="Times New Roman" w:hAnsi="Times New Roman" w:eastAsia="宋体" w:cs="Times New Roman"/>
-          <w:b/>
-          <w:sz w:val="28"/>
-        </w:rPr>
-        <w:ind w:firstLineChars="200"/>
-        <w:spacing w:line="360" w:lineRule="auto"/>
-      </w:pPr>
-      <w:r>
-        <w:rPr>
-          <w:rFonts w:ascii="Times New Roman" w:hAnsi="Times New Roman" w:eastAsia="宋体"/>
-          <w:sz w:val="24"/>
-        </w:rPr>
-        <w:t xml:space="preserve">（5）幅度谱帧与瀑布图：512 点对数压缩谱帧使 PC 端可呈现实时频谱与频率-时间瀑布图。</w:t>
+          <w:b/>
+        </w:rPr>
+        <w:t xml:space="preserve">扩展探索（不计入核心）</w:t>
+      </w:r>
+      <w:r>
+        <w:rPr>
+          <w:rFonts w:ascii="Times New Roman" w:hAnsi="Times New Roman" w:eastAsia="宋体"/>
+          <w:sz w:val="24"/>
+        </w:rPr>
+        <w:t xml:space="preserve">：6-16-4 神经网络识别（定点 91.3%，20kHz 以上让位于规则法，两路并存可对照）、IFFT 频域滤波与 DAC 回放、自适应选窗；预触发锁存回退（+13 LUT / +29 FF）与 512 点谱帧属工程完备性。</w:t>
       </w:r>
     </w:p>
     <w:p>
@@ -4448,7 +4591,7 @@
                 <w:rFonts w:ascii="Times New Roman" w:hAnsi="Times New Roman" w:eastAsia="宋体"/>
                 <w:sz w:val="18"/>
               </w:rPr>
-              <w:t>LUTs</w:t>
+              <w:t>LUTs（总）</w:t>
             </w:r>
           </w:p>
         </w:tc>
@@ -4502,7 +4645,7 @@
                 <w:rFonts w:ascii="Times New Roman" w:hAnsi="Times New Roman" w:eastAsia="宋体"/>
                 <w:sz w:val="18"/>
               </w:rPr>
-              <w:t>自研约 28%</w:t>
+              <w:t>28%（点数不同，不可直接比）</w:t>
             </w:r>
           </w:p>
         </w:tc>
@@ -7206,38 +7349,116 @@
     </w:p>
     <w:p>
       <w:pPr>
-        <w:rPr>
-          <w:rFonts w:ascii="Times New Roman" w:hAnsi="Times New Roman" w:eastAsia="宋体" w:cs="Times New Roman"/>
-          <w:b/>
-          <w:sz w:val="28"/>
-        </w:rPr>
-        <w:ind w:firstLineChars="200"/>
-        <w:spacing w:line="360" w:lineRule="auto"/>
-      </w:pPr>
-      <w:r>
-        <w:rPr>
-          <w:rFonts w:ascii="Times New Roman" w:hAnsi="Times New Roman" w:eastAsia="宋体"/>
-          <w:sz w:val="24"/>
-        </w:rPr>
-        <w:t xml:space="preserve">【图 3-1 位置：系统正面全局照片（P1）】</w:t>
-      </w:r>
-    </w:p>
-    <w:p>
-      <w:pPr>
-        <w:rPr>
-          <w:rFonts w:ascii="Times New Roman" w:hAnsi="Times New Roman" w:eastAsia="宋体" w:cs="Times New Roman"/>
-          <w:b/>
-          <w:sz w:val="28"/>
-        </w:rPr>
-        <w:ind w:firstLineChars="200"/>
-        <w:spacing w:line="360" w:lineRule="auto"/>
-      </w:pPr>
-      <w:r>
-        <w:rPr>
-          <w:rFonts w:ascii="Times New Roman" w:hAnsi="Times New Roman" w:eastAsia="宋体"/>
-          <w:sz w:val="24"/>
-        </w:rPr>
-        <w:t xml:space="preserve">【图 3-2 位置：系统斜 45° 全局照片（P2，可见板卡与屏幕）】</w:t>
+        <w:jc w:val="center"/>
+      </w:pPr>
+      <w:r>
+        <w:drawing>
+          <wp:inline xmlns:a="http://schemas.openxmlformats.org/drawingml/2006/main" xmlns:pic="http://schemas.openxmlformats.org/drawingml/2006/picture">
+            <wp:extent cx="4500000" cy="3375000"/>
+            <wp:docPr id="3" name="Picture 3"/>
+            <wp:cNvGraphicFramePr>
+              <a:graphicFrameLocks noChangeAspect="1"/>
+            </wp:cNvGraphicFramePr>
+            <a:graphic>
+              <a:graphicData uri="http://schemas.openxmlformats.org/drawingml/2006/picture">
+                <pic:pic>
+                  <pic:nvPicPr>
+                    <pic:cNvPr id="0" name="fig_p1_front.jpg"/>
+                    <pic:cNvPicPr/>
+                  </pic:nvPicPr>
+                  <pic:blipFill>
+                    <a:blip r:embed="rId14"/>
+                    <a:stretch>
+                      <a:fillRect/>
+                    </a:stretch>
+                  </pic:blipFill>
+                  <pic:spPr>
+                    <a:xfrm>
+                      <a:off x="0" y="0"/>
+                      <a:ext cx="4500000" cy="3375000"/>
+                    </a:xfrm>
+                    <a:prstGeom prst="rect"/>
+                  </pic:spPr>
+                </pic:pic>
+              </a:graphicData>
+            </a:graphic>
+          </wp:inline>
+        </w:drawing>
+      </w:r>
+    </w:p>
+    <w:p>
+      <w:pPr>
+        <w:rPr>
+          <w:rFonts w:ascii="Times New Roman" w:hAnsi="Times New Roman" w:eastAsia="宋体" w:cs="Times New Roman"/>
+          <w:b/>
+          <w:sz w:val="28"/>
+        </w:rPr>
+        <w:jc w:val="center"/>
+        <w:spacing w:line="360" w:lineRule="auto" w:after="80"/>
+      </w:pPr>
+      <w:r>
+        <w:rPr>
+          <w:rFonts w:ascii="Times New Roman" w:hAnsi="Times New Roman" w:eastAsia="宋体"/>
+          <w:sz w:val="18"/>
+        </w:rPr>
+        <w:t xml:space="preserve">图 3-1  系统正面全局（开发板 + AD/DA 模块 + 回环飞线，桌面即可运行）</w:t>
+      </w:r>
+    </w:p>
+    <w:p>
+      <w:pPr>
+        <w:jc w:val="center"/>
+      </w:pPr>
+      <w:r>
+        <w:drawing>
+          <wp:inline xmlns:a="http://schemas.openxmlformats.org/drawingml/2006/main" xmlns:pic="http://schemas.openxmlformats.org/drawingml/2006/picture">
+            <wp:extent cx="2951999" cy="3935999"/>
+            <wp:docPr id="4" name="Picture 4"/>
+            <wp:cNvGraphicFramePr>
+              <a:graphicFrameLocks noChangeAspect="1"/>
+            </wp:cNvGraphicFramePr>
+            <a:graphic>
+              <a:graphicData uri="http://schemas.openxmlformats.org/drawingml/2006/picture">
+                <pic:pic>
+                  <pic:nvPicPr>
+                    <pic:cNvPr id="0" name="fig_p2_oblique.jpg"/>
+                    <pic:cNvPicPr/>
+                  </pic:nvPicPr>
+                  <pic:blipFill>
+                    <a:blip r:embed="rId15"/>
+                    <a:stretch>
+                      <a:fillRect/>
+                    </a:stretch>
+                  </pic:blipFill>
+                  <pic:spPr>
+                    <a:xfrm>
+                      <a:off x="0" y="0"/>
+                      <a:ext cx="2951999" cy="3935999"/>
+                    </a:xfrm>
+                    <a:prstGeom prst="rect"/>
+                  </pic:spPr>
+                </pic:pic>
+              </a:graphicData>
+            </a:graphic>
+          </wp:inline>
+        </w:drawing>
+      </w:r>
+    </w:p>
+    <w:p>
+      <w:pPr>
+        <w:rPr>
+          <w:rFonts w:ascii="Times New Roman" w:hAnsi="Times New Roman" w:eastAsia="宋体" w:cs="Times New Roman"/>
+          <w:b/>
+          <w:sz w:val="28"/>
+        </w:rPr>
+        <w:jc w:val="center"/>
+        <w:spacing w:line="360" w:lineRule="auto" w:after="80"/>
+      </w:pPr>
+      <w:r>
+        <w:rPr>
+          <w:rFonts w:ascii="Times New Roman" w:hAnsi="Times New Roman" w:eastAsia="宋体"/>
+          <w:sz w:val="18"/>
+        </w:rPr>
+        <w:t xml:space="preserve">图 3-2  斜 45° 全局（可见板卡布局与模块相对位置）</w:t>
       </w:r>
     </w:p>
     <w:p>
@@ -7335,38 +7556,116 @@
     </w:p>
     <w:p>
       <w:pPr>
-        <w:rPr>
-          <w:rFonts w:ascii="Times New Roman" w:hAnsi="Times New Roman" w:eastAsia="宋体" w:cs="Times New Roman"/>
-          <w:b/>
-          <w:sz w:val="28"/>
-        </w:rPr>
-        <w:ind w:firstLineChars="200"/>
-        <w:spacing w:line="360" w:lineRule="auto"/>
-      </w:pPr>
-      <w:r>
-        <w:rPr>
-          <w:rFonts w:ascii="Times New Roman" w:hAnsi="Times New Roman" w:eastAsia="宋体"/>
-          <w:sz w:val="24"/>
-        </w:rPr>
-        <w:t xml:space="preserve">【图 3-3 位置：板卡重要角度高清特写（P3）】</w:t>
-      </w:r>
-    </w:p>
-    <w:p>
-      <w:pPr>
-        <w:rPr>
-          <w:rFonts w:ascii="Times New Roman" w:hAnsi="Times New Roman" w:eastAsia="宋体" w:cs="Times New Roman"/>
-          <w:b/>
-          <w:sz w:val="28"/>
-        </w:rPr>
-        <w:ind w:firstLineChars="200"/>
-        <w:spacing w:line="360" w:lineRule="auto"/>
-      </w:pPr>
-      <w:r>
-        <w:rPr>
-          <w:rFonts w:ascii="Times New Roman" w:hAnsi="Times New Roman" w:eastAsia="宋体"/>
-          <w:sz w:val="24"/>
-        </w:rPr>
-        <w:t xml:space="preserve">【图 3-4 位置：DA→AD 回环飞线特写（P4，板内闭环的物证）】</w:t>
+        <w:jc w:val="center"/>
+      </w:pPr>
+      <w:r>
+        <w:drawing>
+          <wp:inline xmlns:a="http://schemas.openxmlformats.org/drawingml/2006/main" xmlns:pic="http://schemas.openxmlformats.org/drawingml/2006/picture">
+            <wp:extent cx="2736000" cy="3648000"/>
+            <wp:docPr id="5" name="Picture 5"/>
+            <wp:cNvGraphicFramePr>
+              <a:graphicFrameLocks noChangeAspect="1"/>
+            </wp:cNvGraphicFramePr>
+            <a:graphic>
+              <a:graphicData uri="http://schemas.openxmlformats.org/drawingml/2006/picture">
+                <pic:pic>
+                  <pic:nvPicPr>
+                    <pic:cNvPr id="0" name="fig_p3_board.jpg"/>
+                    <pic:cNvPicPr/>
+                  </pic:nvPicPr>
+                  <pic:blipFill>
+                    <a:blip r:embed="rId16"/>
+                    <a:stretch>
+                      <a:fillRect/>
+                    </a:stretch>
+                  </pic:blipFill>
+                  <pic:spPr>
+                    <a:xfrm>
+                      <a:off x="0" y="0"/>
+                      <a:ext cx="2736000" cy="3648000"/>
+                    </a:xfrm>
+                    <a:prstGeom prst="rect"/>
+                  </pic:spPr>
+                </pic:pic>
+              </a:graphicData>
+            </a:graphic>
+          </wp:inline>
+        </w:drawing>
+      </w:r>
+    </w:p>
+    <w:p>
+      <w:pPr>
+        <w:rPr>
+          <w:rFonts w:ascii="Times New Roman" w:hAnsi="Times New Roman" w:eastAsia="宋体" w:cs="Times New Roman"/>
+          <w:b/>
+          <w:sz w:val="28"/>
+        </w:rPr>
+        <w:jc w:val="center"/>
+        <w:spacing w:line="360" w:lineRule="auto" w:after="80"/>
+      </w:pPr>
+      <w:r>
+        <w:rPr>
+          <w:rFonts w:ascii="Times New Roman" w:hAnsi="Times New Roman" w:eastAsia="宋体"/>
+          <w:sz w:val="18"/>
+        </w:rPr>
+        <w:t xml:space="preserve">图 3-3  板卡与 AD/DA 模块特写（D[7:0] 并口与时钟走线清晰可辨）</w:t>
+      </w:r>
+    </w:p>
+    <w:p>
+      <w:pPr>
+        <w:jc w:val="center"/>
+      </w:pPr>
+      <w:r>
+        <w:drawing>
+          <wp:inline xmlns:a="http://schemas.openxmlformats.org/drawingml/2006/main" xmlns:pic="http://schemas.openxmlformats.org/drawingml/2006/picture">
+            <wp:extent cx="2736000" cy="3648651"/>
+            <wp:docPr id="6" name="Picture 6"/>
+            <wp:cNvGraphicFramePr>
+              <a:graphicFrameLocks noChangeAspect="1"/>
+            </wp:cNvGraphicFramePr>
+            <a:graphic>
+              <a:graphicData uri="http://schemas.openxmlformats.org/drawingml/2006/picture">
+                <pic:pic>
+                  <pic:nvPicPr>
+                    <pic:cNvPr id="0" name="fig_p4_wire.jpg"/>
+                    <pic:cNvPicPr/>
+                  </pic:nvPicPr>
+                  <pic:blipFill>
+                    <a:blip r:embed="rId17"/>
+                    <a:stretch>
+                      <a:fillRect/>
+                    </a:stretch>
+                  </pic:blipFill>
+                  <pic:spPr>
+                    <a:xfrm>
+                      <a:off x="0" y="0"/>
+                      <a:ext cx="2736000" cy="3648651"/>
+                    </a:xfrm>
+                    <a:prstGeom prst="rect"/>
+                  </pic:spPr>
+                </pic:pic>
+              </a:graphicData>
+            </a:graphic>
+          </wp:inline>
+        </w:drawing>
+      </w:r>
+    </w:p>
+    <w:p>
+      <w:pPr>
+        <w:rPr>
+          <w:rFonts w:ascii="Times New Roman" w:hAnsi="Times New Roman" w:eastAsia="宋体" w:cs="Times New Roman"/>
+          <w:b/>
+          <w:sz w:val="28"/>
+        </w:rPr>
+        <w:jc w:val="center"/>
+        <w:spacing w:line="360" w:lineRule="auto" w:after="80"/>
+      </w:pPr>
+      <w:r>
+        <w:rPr>
+          <w:rFonts w:ascii="Times New Roman" w:hAnsi="Times New Roman" w:eastAsia="宋体"/>
+          <w:sz w:val="18"/>
+        </w:rPr>
+        <w:t xml:space="preserve">图 3-4  DA→AD 回环飞线特写（板内闭环自测的物证，线长控制在数厘米以内）</w:t>
       </w:r>
     </w:p>
     <w:p>
@@ -7408,38 +7707,116 @@
     </w:p>
     <w:p>
       <w:pPr>
-        <w:rPr>
-          <w:rFonts w:ascii="Times New Roman" w:hAnsi="Times New Roman" w:eastAsia="宋体" w:cs="Times New Roman"/>
-          <w:b/>
-          <w:sz w:val="28"/>
-        </w:rPr>
-        <w:ind w:firstLineChars="200"/>
-        <w:spacing w:line="360" w:lineRule="auto"/>
-      </w:pPr>
-      <w:r>
-        <w:rPr>
-          <w:rFonts w:ascii="Times New Roman" w:hAnsi="Times New Roman" w:eastAsia="宋体"/>
-          <w:sz w:val="24"/>
-        </w:rPr>
-        <w:t xml:space="preserve">【图 3-5 位置：上位机主界面截图（P5，含 F/V/D/W/TY 大字）】</w:t>
-      </w:r>
-    </w:p>
-    <w:p>
-      <w:pPr>
-        <w:rPr>
-          <w:rFonts w:ascii="Times New Roman" w:hAnsi="Times New Roman" w:eastAsia="宋体" w:cs="Times New Roman"/>
-          <w:b/>
-          <w:sz w:val="28"/>
-        </w:rPr>
-        <w:ind w:firstLineChars="200"/>
-        <w:spacing w:line="360" w:lineRule="auto"/>
-      </w:pPr>
-      <w:r>
-        <w:rPr>
-          <w:rFonts w:ascii="Times New Roman" w:hAnsi="Times New Roman" w:eastAsia="宋体"/>
-          <w:sz w:val="24"/>
-        </w:rPr>
-        <w:t xml:space="preserve">【图 3-6 位置：频谱与瀑布图截图（P6，扫频时的斜线轨迹）】</w:t>
+        <w:jc w:val="center"/>
+      </w:pPr>
+      <w:r>
+        <w:drawing>
+          <wp:inline xmlns:a="http://schemas.openxmlformats.org/drawingml/2006/main" xmlns:pic="http://schemas.openxmlformats.org/drawingml/2006/picture">
+            <wp:extent cx="5400000" cy="3199500"/>
+            <wp:docPr id="7" name="Picture 7"/>
+            <wp:cNvGraphicFramePr>
+              <a:graphicFrameLocks noChangeAspect="1"/>
+            </wp:cNvGraphicFramePr>
+            <a:graphic>
+              <a:graphicData uri="http://schemas.openxmlformats.org/drawingml/2006/picture">
+                <pic:pic>
+                  <pic:nvPicPr>
+                    <pic:cNvPr id="0" name="fig_p5_gui.png"/>
+                    <pic:cNvPicPr/>
+                  </pic:nvPicPr>
+                  <pic:blipFill>
+                    <a:blip r:embed="rId18"/>
+                    <a:stretch>
+                      <a:fillRect/>
+                    </a:stretch>
+                  </pic:blipFill>
+                  <pic:spPr>
+                    <a:xfrm>
+                      <a:off x="0" y="0"/>
+                      <a:ext cx="5400000" cy="3199500"/>
+                    </a:xfrm>
+                    <a:prstGeom prst="rect"/>
+                  </pic:spPr>
+                </pic:pic>
+              </a:graphicData>
+            </a:graphic>
+          </wp:inline>
+        </w:drawing>
+      </w:r>
+    </w:p>
+    <w:p>
+      <w:pPr>
+        <w:rPr>
+          <w:rFonts w:ascii="Times New Roman" w:hAnsi="Times New Roman" w:eastAsia="宋体" w:cs="Times New Roman"/>
+          <w:b/>
+          <w:sz w:val="28"/>
+        </w:rPr>
+        <w:jc w:val="center"/>
+        <w:spacing w:line="360" w:lineRule="auto" w:after="80"/>
+      </w:pPr>
+      <w:r>
+        <w:rPr>
+          <w:rFonts w:ascii="Times New Roman" w:hAnsi="Times New Roman" w:eastAsia="宋体"/>
+          <w:sz w:val="18"/>
+        </w:rPr>
+        <w:t xml:space="preserve">图 3-5  上位机主界面（F/V/D/W/TY 实时刷新，波形、频谱、瀑布图三页齐备）</w:t>
+      </w:r>
+    </w:p>
+    <w:p>
+      <w:pPr>
+        <w:jc w:val="center"/>
+      </w:pPr>
+      <w:r>
+        <w:drawing>
+          <wp:inline xmlns:a="http://schemas.openxmlformats.org/drawingml/2006/main" xmlns:pic="http://schemas.openxmlformats.org/drawingml/2006/picture">
+            <wp:extent cx="4680000" cy="3088800"/>
+            <wp:docPr id="8" name="Picture 8"/>
+            <wp:cNvGraphicFramePr>
+              <a:graphicFrameLocks noChangeAspect="1"/>
+            </wp:cNvGraphicFramePr>
+            <a:graphic>
+              <a:graphicData uri="http://schemas.openxmlformats.org/drawingml/2006/picture">
+                <pic:pic>
+                  <pic:nvPicPr>
+                    <pic:cNvPr id="0" name="fig_p6_waterfall.png"/>
+                    <pic:cNvPicPr/>
+                  </pic:nvPicPr>
+                  <pic:blipFill>
+                    <a:blip r:embed="rId19"/>
+                    <a:stretch>
+                      <a:fillRect/>
+                    </a:stretch>
+                  </pic:blipFill>
+                  <pic:spPr>
+                    <a:xfrm>
+                      <a:off x="0" y="0"/>
+                      <a:ext cx="4680000" cy="3088800"/>
+                    </a:xfrm>
+                    <a:prstGeom prst="rect"/>
+                  </pic:spPr>
+                </pic:pic>
+              </a:graphicData>
+            </a:graphic>
+          </wp:inline>
+        </w:drawing>
+      </w:r>
+    </w:p>
+    <w:p>
+      <w:pPr>
+        <w:rPr>
+          <w:rFonts w:ascii="Times New Roman" w:hAnsi="Times New Roman" w:eastAsia="宋体" w:cs="Times New Roman"/>
+          <w:b/>
+          <w:sz w:val="28"/>
+        </w:rPr>
+        <w:jc w:val="center"/>
+        <w:spacing w:line="360" w:lineRule="auto" w:after="80"/>
+      </w:pPr>
+      <w:r>
+        <w:rPr>
+          <w:rFonts w:ascii="Times New Roman" w:hAnsi="Times New Roman" w:eastAsia="宋体"/>
+          <w:sz w:val="18"/>
+        </w:rPr>
+        <w:t xml:space="preserve">图 3-6  实时幅度谱（512 点对数压缩帧，纵轴为幅度对数码，横轴 0~25kHz）</w:t>
       </w:r>
     </w:p>
     <w:p>
@@ -7503,6 +7880,39 @@
           <w:b/>
           <w:sz w:val="28"/>
         </w:rPr>
+        <w:ind w:firstLineChars="200"/>
+        <w:spacing w:line="360" w:lineRule="auto"/>
+      </w:pPr>
+      <w:r>
+        <w:rPr>
+          <w:rFonts w:ascii="Times New Roman" w:hAnsi="Times New Roman" w:eastAsia="宋体"/>
+          <w:sz w:val="24"/>
+        </w:rPr>
+        <w:t xml:space="preserve">本节所称“上板验证”，指</w:t>
+      </w:r>
+      <w:r>
+        <w:rPr>
+          <w:rFonts w:ascii="Times New Roman" w:hAnsi="Times New Roman" w:eastAsia="宋体"/>
+          <w:sz w:val="24"/>
+          <w:b/>
+        </w:rPr>
+        <w:t xml:space="preserve">在实物板卡上以串口回读数据确认</w:t>
+      </w:r>
+      <w:r>
+        <w:rPr>
+          <w:rFonts w:ascii="Times New Roman" w:hAnsi="Times New Roman" w:eastAsia="宋体"/>
+          <w:sz w:val="24"/>
+        </w:rPr>
+        <w:t xml:space="preserve">，与“仿真通过”严格区分：凡是标注为实测的数字，均有对应的串口原始输出或上位机截图可查；仅经仿真确认的结论（如自适应选窗的整 bin / 半 bin 判别）在文中另行注明。</w:t>
+      </w:r>
+    </w:p>
+    <w:p>
+      <w:pPr>
+        <w:rPr>
+          <w:rFonts w:ascii="Times New Roman" w:hAnsi="Times New Roman" w:eastAsia="宋体" w:cs="Times New Roman"/>
+          <w:b/>
+          <w:sz w:val="28"/>
+        </w:rPr>
         <w:spacing w:line="360" w:lineRule="auto"/>
       </w:pPr>
       <w:r>
@@ -7527,7 +7937,52 @@
           <w:rFonts w:ascii="Times New Roman" w:hAnsi="Times New Roman" w:eastAsia="宋体"/>
           <w:sz w:val="24"/>
         </w:rPr>
-        <w:t xml:space="preserve">· 时基档位：固件四档全部上板验证，同一 1kHz 信号在四档中的谱峰分别落于 bin 20 / 82 / 10 / 5，与理论一致；交付版本界面开放 50kHz 与 12.5kHz 两档。</w:t>
+        <w:t xml:space="preserve">· 时基档位：</w:t>
+      </w:r>
+      <w:r>
+        <w:rPr>
+          <w:rFonts w:ascii="Times New Roman" w:hAnsi="Times New Roman" w:eastAsia="宋体"/>
+          <w:sz w:val="24"/>
+          <w:b/>
+        </w:rPr>
+        <w:t xml:space="preserve">固件实现四档</w:t>
+      </w:r>
+      <w:r>
+        <w:rPr>
+          <w:rFonts w:ascii="Times New Roman" w:hAnsi="Times New Roman" w:eastAsia="宋体"/>
+          <w:sz w:val="24"/>
+        </w:rPr>
+        <w:t xml:space="preserve">（12.5k/50k/100k/200k），其中 </w:t>
+      </w:r>
+      <w:r>
+        <w:rPr>
+          <w:rFonts w:ascii="Times New Roman" w:hAnsi="Times New Roman" w:eastAsia="宋体"/>
+          <w:sz w:val="24"/>
+          <w:b/>
+        </w:rPr>
+        <w:t xml:space="preserve">T1(50kHz)、T2(12.5kHz) 已完成上板验证并对外开放</w:t>
+      </w:r>
+      <w:r>
+        <w:rPr>
+          <w:rFonts w:ascii="Times New Roman" w:hAnsi="Times New Roman" w:eastAsia="宋体"/>
+          <w:sz w:val="24"/>
+        </w:rPr>
+        <w:t xml:space="preserve">；T3(100kHz)、T4(200kHz) 实机切换后低频信号亦无响应，</w:t>
+      </w:r>
+      <w:r>
+        <w:rPr>
+          <w:rFonts w:ascii="Times New Roman" w:hAnsi="Times New Roman" w:eastAsia="宋体"/>
+          <w:sz w:val="24"/>
+          <w:b/>
+        </w:rPr>
+        <w:t xml:space="preserve">根因未定位，已从交付界面撤除</w:t>
+      </w:r>
+      <w:r>
+        <w:rPr>
+          <w:rFonts w:ascii="Times New Roman" w:hAnsi="Times New Roman" w:eastAsia="宋体"/>
+          <w:sz w:val="24"/>
+        </w:rPr>
+        <w:t xml:space="preserve">，分析记录见 `report/t3t4_disable_2026-10-14.md`。</w:t>
       </w:r>
     </w:p>
     <w:p>
@@ -7598,20 +8053,59 @@
     </w:p>
     <w:p>
       <w:pPr>
-        <w:rPr>
-          <w:rFonts w:ascii="Times New Roman" w:hAnsi="Times New Roman" w:eastAsia="宋体" w:cs="Times New Roman"/>
-          <w:b/>
-          <w:sz w:val="28"/>
-        </w:rPr>
-        <w:ind w:firstLineChars="200"/>
-        <w:spacing w:line="360" w:lineRule="auto"/>
-      </w:pPr>
-      <w:r>
-        <w:rPr>
-          <w:rFonts w:ascii="Times New Roman" w:hAnsi="Times New Roman" w:eastAsia="宋体"/>
-          <w:sz w:val="24"/>
-        </w:rPr>
-        <w:t xml:space="preserve">【图 3-7 位置：频率精度与预触发判读结果截图（P7）】</w:t>
+        <w:jc w:val="center"/>
+      </w:pPr>
+      <w:r>
+        <w:drawing>
+          <wp:inline xmlns:a="http://schemas.openxmlformats.org/drawingml/2006/main" xmlns:pic="http://schemas.openxmlformats.org/drawingml/2006/picture">
+            <wp:extent cx="5040000" cy="3000480"/>
+            <wp:docPr id="9" name="Picture 9"/>
+            <wp:cNvGraphicFramePr>
+              <a:graphicFrameLocks noChangeAspect="1"/>
+            </wp:cNvGraphicFramePr>
+            <a:graphic>
+              <a:graphicData uri="http://schemas.openxmlformats.org/drawingml/2006/picture">
+                <pic:pic>
+                  <pic:nvPicPr>
+                    <pic:cNvPr id="0" name="fig_p7_pretrigger.png"/>
+                    <pic:cNvPicPr/>
+                  </pic:nvPicPr>
+                  <pic:blipFill>
+                    <a:blip r:embed="rId20"/>
+                    <a:stretch>
+                      <a:fillRect/>
+                    </a:stretch>
+                  </pic:blipFill>
+                  <pic:spPr>
+                    <a:xfrm>
+                      <a:off x="0" y="0"/>
+                      <a:ext cx="5040000" cy="3000480"/>
+                    </a:xfrm>
+                    <a:prstGeom prst="rect"/>
+                  </pic:spPr>
+                </pic:pic>
+              </a:graphicData>
+            </a:graphic>
+          </wp:inline>
+        </w:drawing>
+      </w:r>
+    </w:p>
+    <w:p>
+      <w:pPr>
+        <w:rPr>
+          <w:rFonts w:ascii="Times New Roman" w:hAnsi="Times New Roman" w:eastAsia="宋体" w:cs="Times New Roman"/>
+          <w:b/>
+          <w:sz w:val="28"/>
+        </w:rPr>
+        <w:jc w:val="center"/>
+        <w:spacing w:line="360" w:lineRule="auto" w:after="80"/>
+      </w:pPr>
+      <w:r>
+        <w:rPr>
+          <w:rFonts w:ascii="Times New Roman" w:hAnsi="Times New Roman" w:eastAsia="宋体"/>
+          <w:sz w:val="18"/>
+        </w:rPr>
+        <w:t xml:space="preserve">图 3-7  预触发判读（50% 档，触发点落于数据帧正中央，可见触发沿之前的波形）</w:t>
       </w:r>
     </w:p>
     <w:p>
@@ -7684,20 +8178,59 @@
     </w:p>
     <w:p>
       <w:pPr>
-        <w:rPr>
-          <w:rFonts w:ascii="Times New Roman" w:hAnsi="Times New Roman" w:eastAsia="宋体" w:cs="Times New Roman"/>
-          <w:b/>
-          <w:sz w:val="28"/>
-        </w:rPr>
-        <w:ind w:firstLineChars="200"/>
-        <w:spacing w:line="360" w:lineRule="auto"/>
-      </w:pPr>
-      <w:r>
-        <w:rPr>
-          <w:rFonts w:ascii="Times New Roman" w:hAnsi="Times New Roman" w:eastAsia="宋体"/>
-          <w:sz w:val="24"/>
-        </w:rPr>
-        <w:t xml:space="preserve">【图 3-8 位置：模拟链路频响实测曲线（P8）】</w:t>
+        <w:jc w:val="center"/>
+      </w:pPr>
+      <w:r>
+        <w:drawing>
+          <wp:inline xmlns:a="http://schemas.openxmlformats.org/drawingml/2006/main" xmlns:pic="http://schemas.openxmlformats.org/drawingml/2006/picture">
+            <wp:extent cx="4680000" cy="2632500"/>
+            <wp:docPr id="10" name="Picture 10"/>
+            <wp:cNvGraphicFramePr>
+              <a:graphicFrameLocks noChangeAspect="1"/>
+            </wp:cNvGraphicFramePr>
+            <a:graphic>
+              <a:graphicData uri="http://schemas.openxmlformats.org/drawingml/2006/picture">
+                <pic:pic>
+                  <pic:nvPicPr>
+                    <pic:cNvPr id="0" name="fig_p8_link.png"/>
+                    <pic:cNvPicPr/>
+                  </pic:nvPicPr>
+                  <pic:blipFill>
+                    <a:blip r:embed="rId21"/>
+                    <a:stretch>
+                      <a:fillRect/>
+                    </a:stretch>
+                  </pic:blipFill>
+                  <pic:spPr>
+                    <a:xfrm>
+                      <a:off x="0" y="0"/>
+                      <a:ext cx="4680000" cy="2632500"/>
+                    </a:xfrm>
+                    <a:prstGeom prst="rect"/>
+                  </pic:spPr>
+                </pic:pic>
+              </a:graphicData>
+            </a:graphic>
+          </wp:inline>
+        </w:drawing>
+      </w:r>
+    </w:p>
+    <w:p>
+      <w:pPr>
+        <w:rPr>
+          <w:rFonts w:ascii="Times New Roman" w:hAnsi="Times New Roman" w:eastAsia="宋体" w:cs="Times New Roman"/>
+          <w:b/>
+          <w:sz w:val="28"/>
+        </w:rPr>
+        <w:jc w:val="center"/>
+        <w:spacing w:line="360" w:lineRule="auto" w:after="80"/>
+      </w:pPr>
+      <w:r>
+        <w:rPr>
+          <w:rFonts w:ascii="Times New Roman" w:hAnsi="Times New Roman" w:eastAsia="宋体"/>
+          <w:sz w:val="18"/>
+        </w:rPr>
+        <w:t xml:space="preserve">图 3-8  模拟链路频响实测（100Hz~1MHz 峰峰值稳定在 1078~1093mV，-3dB 带宽 &gt;1MHz）</w:t>
       </w:r>
     </w:p>
     <w:p>
@@ -7708,7 +8241,7 @@
         <w:drawing>
           <wp:inline xmlns:a="http://schemas.openxmlformats.org/drawingml/2006/main" xmlns:pic="http://schemas.openxmlformats.org/drawingml/2006/picture">
             <wp:extent cx="5184000" cy="4052945"/>
-            <wp:docPr id="3" name="Picture 3"/>
+            <wp:docPr id="11" name="Picture 11"/>
             <wp:cNvGraphicFramePr>
               <a:graphicFrameLocks noChangeAspect="1"/>
             </wp:cNvGraphicFramePr>
@@ -7720,7 +8253,7 @@
                     <pic:cNvPicPr/>
                   </pic:nvPicPr>
                   <pic:blipFill>
-                    <a:blip r:embed="rId14"/>
+                    <a:blip r:embed="rId22"/>
                     <a:stretch>
                       <a:fillRect/>
                     </a:stretch>

--- a/report/tech_doc_draft.docx
+++ b/report/tech_doc_draft.docx
@@ -128,7 +128,22 @@
           <w:rFonts w:ascii="Times New Roman" w:hAnsi="Times New Roman" w:eastAsia="宋体"/>
           <w:sz w:val="24"/>
         </w:rPr>
-        <w:t xml:space="preserve">：窗切换、帧重叠、IFFT、谱平均等十项功能均在既有引擎上扩展，合计 1270 LUT（占 17.3%），未新增乘法器。</w:t>
+        <w:t xml:space="preserve">：窗切换、帧重叠、IFFT、谱平均等十项功能均在既有引擎上扩展，</w:t>
+      </w:r>
+      <w:r>
+        <w:rPr>
+          <w:rFonts w:ascii="Times New Roman" w:hAnsi="Times New Roman" w:eastAsia="宋体"/>
+          <w:sz w:val="24"/>
+          <w:b/>
+        </w:rPr>
+        <w:t xml:space="preserve">未新增乘法器、未新增块 RAM</w:t>
+      </w:r>
+      <w:r>
+        <w:rPr>
+          <w:rFonts w:ascii="Times New Roman" w:hAnsi="Times New Roman" w:eastAsia="宋体"/>
+          <w:sz w:val="24"/>
+        </w:rPr>
+        <w:t xml:space="preserve">。</w:t>
       </w:r>
       <w:r>
         <w:rPr>
@@ -1458,7 +1473,22 @@
           <w:rFonts w:ascii="Times New Roman" w:hAnsi="Times New Roman" w:eastAsia="宋体"/>
           <w:sz w:val="24"/>
         </w:rPr>
-        <w:t xml:space="preserve">：窗切换、帧重叠、IFFT、谱平均等十项功能全部在既有引擎上扩展 —— 反向变换复用同一套蝶形，帧重叠用分布式 RAM，窗切换只多一块 BRAM。十项合计 1270 LUT（占 17.3%），未新增乘法器。</w:t>
+        <w:t xml:space="preserve">：窗切换、帧重叠、IFFT、谱平均等十项功能全部在既有引擎上扩展 —— 反向变换复用同一套蝶形，帧重叠用分布式 RAM，窗切换只多一块 BRAM。</w:t>
+      </w:r>
+      <w:r>
+        <w:rPr>
+          <w:rFonts w:ascii="Times New Roman" w:hAnsi="Times New Roman" w:eastAsia="宋体"/>
+          <w:sz w:val="24"/>
+          <w:b/>
+        </w:rPr>
+        <w:t xml:space="preserve">未新增乘法器、未新增块 RAM</w:t>
+      </w:r>
+      <w:r>
+        <w:rPr>
+          <w:rFonts w:ascii="Times New Roman" w:hAnsi="Times New Roman" w:eastAsia="宋体"/>
+          <w:sz w:val="24"/>
+        </w:rPr>
+        <w:t xml:space="preserve"> —— 这是“扩展”而非“叠加”的判据。</w:t>
       </w:r>
     </w:p>
     <w:p>
@@ -2253,61 +2283,61 @@
                 <w:rFonts w:ascii="Times New Roman" w:hAnsi="Times New Roman" w:eastAsia="宋体"/>
                 <w:sz w:val="18"/>
               </w:rPr>
-              <w:t>十项新增功能</w:t>
-            </w:r>
-          </w:p>
-        </w:tc>
-        <w:tc>
-          <w:tcPr>
-            <w:tcW w:type="dxa" w:w="2041"/>
-          </w:tcPr>
-          <w:p>
-            <w:pPr>
-              <w:spacing w:before="20" w:after="20"/>
-              <w:jc w:val="center"/>
-            </w:pPr>
-            <w:r>
-              <w:rPr>
-                <w:rFonts w:ascii="Times New Roman" w:hAnsi="Times New Roman" w:eastAsia="宋体"/>
-                <w:sz w:val="18"/>
-              </w:rPr>
-              <w:t>—</w:t>
-            </w:r>
-          </w:p>
-        </w:tc>
-        <w:tc>
-          <w:tcPr>
-            <w:tcW w:type="dxa" w:w="2041"/>
-          </w:tcPr>
-          <w:p>
-            <w:pPr>
-              <w:spacing w:before="20" w:after="20"/>
-              <w:jc w:val="center"/>
-            </w:pPr>
-            <w:r>
-              <w:rPr>
-                <w:rFonts w:ascii="Times New Roman" w:hAnsi="Times New Roman" w:eastAsia="宋体"/>
-                <w:sz w:val="18"/>
-              </w:rPr>
-              <w:t>合计约 1,270 LUT（神经网络 920、谱帧 210、上报 140）</w:t>
-            </w:r>
-          </w:p>
-        </w:tc>
-        <w:tc>
-          <w:tcPr>
-            <w:tcW w:type="dxa" w:w="2041"/>
-          </w:tcPr>
-          <w:p>
-            <w:pPr>
-              <w:spacing w:before="20" w:after="20"/>
-              <w:jc w:val="center"/>
-            </w:pPr>
-            <w:r>
-              <w:rPr>
-                <w:rFonts w:ascii="Times New Roman" w:hAnsi="Times New Roman" w:eastAsia="宋体"/>
-                <w:sz w:val="18"/>
-              </w:rPr>
-              <w:t>占全设计 17.3%</w:t>
+              <w:t>扩展功能基线</w:t>
+            </w:r>
+          </w:p>
+        </w:tc>
+        <w:tc>
+          <w:tcPr>
+            <w:tcW w:type="dxa" w:w="2041"/>
+          </w:tcPr>
+          <w:p>
+            <w:pPr>
+              <w:spacing w:before="20" w:after="20"/>
+              <w:jc w:val="center"/>
+            </w:pPr>
+            <w:r>
+              <w:rPr>
+                <w:rFonts w:ascii="Times New Roman" w:hAnsi="Times New Roman" w:eastAsia="宋体"/>
+                <w:sz w:val="18"/>
+              </w:rPr>
+              <w:t>v1.21 交付版：7,063 LUT（33.96%）</w:t>
+            </w:r>
+          </w:p>
+        </w:tc>
+        <w:tc>
+          <w:tcPr>
+            <w:tcW w:type="dxa" w:w="2041"/>
+          </w:tcPr>
+          <w:p>
+            <w:pPr>
+              <w:spacing w:before="20" w:after="20"/>
+              <w:jc w:val="center"/>
+            </w:pPr>
+            <w:r>
+              <w:rPr>
+                <w:rFonts w:ascii="Times New Roman" w:hAnsi="Times New Roman" w:eastAsia="宋体"/>
+                <w:sz w:val="18"/>
+              </w:rPr>
+              <w:t>加四项扩展后：8,754（42.09%）；关 ILA 后最终：7,358（35.38%）</w:t>
+            </w:r>
+          </w:p>
+        </w:tc>
+        <w:tc>
+          <w:tcPr>
+            <w:tcW w:type="dxa" w:w="2041"/>
+          </w:tcPr>
+          <w:p>
+            <w:pPr>
+              <w:spacing w:before="20" w:after="20"/>
+              <w:jc w:val="center"/>
+            </w:pPr>
+            <w:r>
+              <w:rPr>
+                <w:rFonts w:ascii="Times New Roman" w:hAnsi="Times New Roman" w:eastAsia="宋体"/>
+                <w:sz w:val="18"/>
+              </w:rPr>
+              <w:t>三者为不同基线，不可直接相减</w:t>
             </w:r>
           </w:p>
         </w:tc>
@@ -2358,22 +2388,52 @@
           <w:rFonts w:ascii="Times New Roman" w:hAnsi="Times New Roman" w:eastAsia="宋体"/>
           <w:sz w:val="24"/>
         </w:rPr>
-        <w:t xml:space="preserve">），根因是只读端带异步复位导致 4096×8 阵列退化为 32,768 个触发器。其三，</w:t>
-      </w:r>
-      <w:r>
-        <w:rPr>
-          <w:rFonts w:ascii="Times New Roman" w:hAnsi="Times New Roman" w:eastAsia="宋体"/>
-          <w:sz w:val="24"/>
-          <w:b/>
-        </w:rPr>
-        <w:t xml:space="preserve">十项新增功能合计仅 1,270 LUT（占全设计 17.3%）</w:t>
-      </w:r>
-      <w:r>
-        <w:rPr>
-          <w:rFonts w:ascii="Times New Roman" w:hAnsi="Times New Roman" w:eastAsia="宋体"/>
-          <w:sz w:val="24"/>
-        </w:rPr>
-        <w:t xml:space="preserve">，其中神经网络本身占 920 LUT，已是最大单项。</w:t>
+        <w:t xml:space="preserve">），根因是只读端带异步复位导致 4096×8 阵列退化为 32,768 个触发器。其三，扩展功能的</w:t>
+      </w:r>
+      <w:r>
+        <w:rPr>
+          <w:rFonts w:ascii="Times New Roman" w:hAnsi="Times New Roman" w:eastAsia="宋体"/>
+          <w:sz w:val="24"/>
+          <w:b/>
+        </w:rPr>
+        <w:t xml:space="preserve">代价口径必须说清</w:t>
+      </w:r>
+      <w:r>
+        <w:rPr>
+          <w:rFonts w:ascii="Times New Roman" w:hAnsi="Times New Roman" w:eastAsia="宋体"/>
+          <w:sz w:val="24"/>
+        </w:rPr>
+        <w:t xml:space="preserve">：v1.21 交付版为 7063 LUT（33.96%），加入四项扩展后为 8754（42.09%），但当时 ILA 调试核还开着；关闭 ILA 后最终为 7358（35.38%）。</w:t>
+      </w:r>
+      <w:r>
+        <w:rPr>
+          <w:rFonts w:ascii="Times New Roman" w:hAnsi="Times New Roman" w:eastAsia="宋体"/>
+          <w:sz w:val="24"/>
+          <w:b/>
+        </w:rPr>
+        <w:t xml:space="preserve">三者的基线不同，不能直接相减得出「某项功能花了多少 LUT」</w:t>
+      </w:r>
+      <w:r>
+        <w:rPr>
+          <w:rFonts w:ascii="Times New Roman" w:hAnsi="Times New Roman" w:eastAsia="宋体"/>
+          <w:sz w:val="24"/>
+        </w:rPr>
+        <w:t xml:space="preserve"> —— 布局布线是非线性的，且 ILA 本身占 729 LUT。因此本文只作定性判断：所有扩展都在既有引擎上完成，</w:t>
+      </w:r>
+      <w:r>
+        <w:rPr>
+          <w:rFonts w:ascii="Times New Roman" w:hAnsi="Times New Roman" w:eastAsia="宋体"/>
+          <w:sz w:val="24"/>
+          <w:b/>
+        </w:rPr>
+        <w:t xml:space="preserve">未新增乘法器、未新增块 RAM</w:t>
+      </w:r>
+      <w:r>
+        <w:rPr>
+          <w:rFonts w:ascii="Times New Roman" w:hAnsi="Times New Roman" w:eastAsia="宋体"/>
+          <w:sz w:val="24"/>
+        </w:rPr>
+        <w:t xml:space="preserve">，这是「扩展」而非「叠加」的判据。</w:t>
       </w:r>
     </w:p>
     <w:p>
@@ -5029,6 +5089,693 @@
           <w:sz w:val="28"/>
         </w:rPr>
         <w:jc w:val="left"/>
+        <w:spacing w:line="360" w:lineRule="auto" w:after="40"/>
+      </w:pPr>
+      <w:r>
+        <w:rPr>
+          <w:rFonts w:ascii="Times New Roman" w:hAnsi="Times New Roman" w:eastAsia="宋体"/>
+          <w:sz w:val="24"/>
+          <w:b/>
+        </w:rPr>
+        <w:t xml:space="preserve">2.5.1 时序收敛的全过程</w:t>
+      </w:r>
+    </w:p>
+    <w:p>
+      <w:pPr>
+        <w:rPr>
+          <w:rFonts w:ascii="Times New Roman" w:hAnsi="Times New Roman" w:eastAsia="宋体" w:cs="Times New Roman"/>
+          <w:b/>
+          <w:sz w:val="28"/>
+        </w:rPr>
+        <w:ind w:firstLineChars="200"/>
+        <w:spacing w:line="360" w:lineRule="auto"/>
+      </w:pPr>
+      <w:r>
+        <w:rPr>
+          <w:rFonts w:ascii="Times New Roman" w:hAnsi="Times New Roman" w:eastAsia="宋体"/>
+          <w:sz w:val="24"/>
+        </w:rPr>
+        <w:t xml:space="preserve">资源满足不代表时序满足。本文把收敛过程按阶段列出，每一步都给出「改了什么、换来多少」——这样读者可以核对，而不是只看到一个终值。</w:t>
+      </w:r>
+    </w:p>
+    <w:tbl>
+      <w:tblPr>
+        <w:tblW w:type="auto" w:w="0"/>
+        <w:jc w:val="center"/>
+        <w:tblLook w:firstColumn="1" w:firstRow="1" w:lastColumn="0" w:lastRow="0" w:noHBand="0" w:noVBand="1" w:val="04A0"/>
+        <w:tblBorders>
+          <w:top w:val="single" w:sz="12"/>
+          <w:bottom w:val="single" w:sz="12"/>
+          <w:left w:val="none"/>
+          <w:right w:val="none"/>
+          <w:insideH w:val="none"/>
+          <w:insideV w:val="none"/>
+        </w:tblBorders>
+        <w:tblLayout w:type="fixed"/>
+      </w:tblPr>
+      <w:tblGrid>
+        <w:gridCol w:w="1661"/>
+        <w:gridCol w:w="1661"/>
+        <w:gridCol w:w="1661"/>
+        <w:gridCol w:w="1661"/>
+        <w:gridCol w:w="1661"/>
+      </w:tblGrid>
+      <w:tr>
+        <w:tc>
+          <w:tcPr>
+            <w:tcW w:type="dxa" w:w="2041"/>
+            <w:tcBorders>
+              <w:bottom w:val="single" w:sz="6"/>
+            </w:tcBorders>
+          </w:tcPr>
+          <w:p>
+            <w:pPr>
+              <w:spacing w:before="20" w:after="20"/>
+              <w:jc w:val="center"/>
+            </w:pPr>
+            <w:r>
+              <w:rPr>
+                <w:rFonts w:ascii="Times New Roman" w:hAnsi="Times New Roman" w:eastAsia="宋体"/>
+                <w:b/>
+                <w:sz w:val="18"/>
+              </w:rPr>
+              <w:t>阶段</w:t>
+            </w:r>
+          </w:p>
+        </w:tc>
+        <w:tc>
+          <w:tcPr>
+            <w:tcW w:type="dxa" w:w="2041"/>
+            <w:tcBorders>
+              <w:bottom w:val="single" w:sz="6"/>
+            </w:tcBorders>
+          </w:tcPr>
+          <w:p>
+            <w:pPr>
+              <w:spacing w:before="20" w:after="20"/>
+              <w:jc w:val="center"/>
+            </w:pPr>
+            <w:r>
+              <w:rPr>
+                <w:rFonts w:ascii="Times New Roman" w:hAnsi="Times New Roman" w:eastAsia="宋体"/>
+                <w:b/>
+                <w:sz w:val="18"/>
+              </w:rPr>
+              <w:t>WNS</w:t>
+            </w:r>
+          </w:p>
+        </w:tc>
+        <w:tc>
+          <w:tcPr>
+            <w:tcW w:type="dxa" w:w="2041"/>
+            <w:tcBorders>
+              <w:bottom w:val="single" w:sz="6"/>
+            </w:tcBorders>
+          </w:tcPr>
+          <w:p>
+            <w:pPr>
+              <w:spacing w:before="20" w:after="20"/>
+              <w:jc w:val="center"/>
+            </w:pPr>
+            <w:r>
+              <w:rPr>
+                <w:rFonts w:ascii="Times New Roman" w:hAnsi="Times New Roman" w:eastAsia="宋体"/>
+                <w:b/>
+                <w:sz w:val="18"/>
+              </w:rPr>
+              <w:t>失败端点</w:t>
+            </w:r>
+          </w:p>
+        </w:tc>
+        <w:tc>
+          <w:tcPr>
+            <w:tcW w:type="dxa" w:w="2041"/>
+            <w:tcBorders>
+              <w:bottom w:val="single" w:sz="6"/>
+            </w:tcBorders>
+          </w:tcPr>
+          <w:p>
+            <w:pPr>
+              <w:spacing w:before="20" w:after="20"/>
+              <w:jc w:val="center"/>
+            </w:pPr>
+            <w:r>
+              <w:rPr>
+                <w:rFonts w:ascii="Times New Roman" w:hAnsi="Times New Roman" w:eastAsia="宋体"/>
+                <w:b/>
+                <w:sz w:val="18"/>
+              </w:rPr>
+              <w:t>手法</w:t>
+            </w:r>
+          </w:p>
+        </w:tc>
+        <w:tc>
+          <w:tcPr>
+            <w:tcW w:type="dxa" w:w="2041"/>
+            <w:tcBorders>
+              <w:bottom w:val="single" w:sz="6"/>
+            </w:tcBorders>
+          </w:tcPr>
+          <w:p>
+            <w:pPr>
+              <w:spacing w:before="20" w:after="20"/>
+              <w:jc w:val="center"/>
+            </w:pPr>
+            <w:r>
+              <w:rPr>
+                <w:rFonts w:ascii="Times New Roman" w:hAnsi="Times New Roman" w:eastAsia="宋体"/>
+                <w:b/>
+                <w:sz w:val="18"/>
+              </w:rPr>
+              <w:t>相对上一步</w:t>
+            </w:r>
+          </w:p>
+        </w:tc>
+      </w:tr>
+      <w:tr>
+        <w:tc>
+          <w:tcPr>
+            <w:tcW w:type="dxa" w:w="2041"/>
+          </w:tcPr>
+          <w:p>
+            <w:pPr>
+              <w:spacing w:before="20" w:after="20"/>
+              <w:jc w:val="center"/>
+            </w:pPr>
+            <w:r>
+              <w:rPr>
+                <w:rFonts w:ascii="Times New Roman" w:hAnsi="Times New Roman" w:eastAsia="宋体"/>
+                <w:sz w:val="18"/>
+              </w:rPr>
+              <w:t>① 原始实现</w:t>
+            </w:r>
+          </w:p>
+        </w:tc>
+        <w:tc>
+          <w:tcPr>
+            <w:tcW w:type="dxa" w:w="2041"/>
+          </w:tcPr>
+          <w:p>
+            <w:pPr>
+              <w:spacing w:before="20" w:after="20"/>
+              <w:jc w:val="center"/>
+            </w:pPr>
+            <w:r>
+              <w:rPr>
+                <w:rFonts w:ascii="Times New Roman" w:hAnsi="Times New Roman" w:eastAsia="宋体"/>
+                <w:sz w:val="18"/>
+              </w:rPr>
+              <w:t>−1.693 ns</w:t>
+            </w:r>
+          </w:p>
+        </w:tc>
+        <w:tc>
+          <w:tcPr>
+            <w:tcW w:type="dxa" w:w="2041"/>
+          </w:tcPr>
+          <w:p>
+            <w:pPr>
+              <w:spacing w:before="20" w:after="20"/>
+              <w:jc w:val="center"/>
+            </w:pPr>
+            <w:r>
+              <w:rPr>
+                <w:rFonts w:ascii="Times New Roman" w:hAnsi="Times New Roman" w:eastAsia="宋体"/>
+                <w:sz w:val="18"/>
+              </w:rPr>
+              <w:t>40</w:t>
+            </w:r>
+          </w:p>
+        </w:tc>
+        <w:tc>
+          <w:tcPr>
+            <w:tcW w:type="dxa" w:w="2041"/>
+          </w:tcPr>
+          <w:p>
+            <w:pPr>
+              <w:spacing w:before="20" w:after="20"/>
+              <w:jc w:val="center"/>
+            </w:pPr>
+            <w:r>
+              <w:rPr>
+                <w:rFonts w:ascii="Times New Roman" w:hAnsi="Times New Roman" w:eastAsia="宋体"/>
+                <w:sz w:val="18"/>
+              </w:rPr>
+              <w:t>—</w:t>
+            </w:r>
+          </w:p>
+        </w:tc>
+        <w:tc>
+          <w:tcPr>
+            <w:tcW w:type="dxa" w:w="2041"/>
+          </w:tcPr>
+          <w:p>
+            <w:pPr>
+              <w:spacing w:before="20" w:after="20"/>
+              <w:jc w:val="center"/>
+            </w:pPr>
+            <w:r>
+              <w:rPr>
+                <w:rFonts w:ascii="Times New Roman" w:hAnsi="Times New Roman" w:eastAsia="宋体"/>
+                <w:sz w:val="18"/>
+              </w:rPr>
+              <w:t>—</w:t>
+            </w:r>
+          </w:p>
+        </w:tc>
+      </w:tr>
+      <w:tr>
+        <w:tc>
+          <w:tcPr>
+            <w:tcW w:type="dxa" w:w="2041"/>
+          </w:tcPr>
+          <w:p>
+            <w:pPr>
+              <w:spacing w:before="20" w:after="20"/>
+              <w:jc w:val="center"/>
+            </w:pPr>
+            <w:r>
+              <w:rPr>
+                <w:rFonts w:ascii="Times New Roman" w:hAnsi="Times New Roman" w:eastAsia="宋体"/>
+                <w:sz w:val="18"/>
+              </w:rPr>
+              <w:t>② 峭度链路插入一级流水</w:t>
+            </w:r>
+          </w:p>
+        </w:tc>
+        <w:tc>
+          <w:tcPr>
+            <w:tcW w:type="dxa" w:w="2041"/>
+          </w:tcPr>
+          <w:p>
+            <w:pPr>
+              <w:spacing w:before="20" w:after="20"/>
+              <w:jc w:val="center"/>
+            </w:pPr>
+            <w:r>
+              <w:rPr>
+                <w:rFonts w:ascii="Times New Roman" w:hAnsi="Times New Roman" w:eastAsia="宋体"/>
+                <w:sz w:val="18"/>
+              </w:rPr>
+              <w:t>+0.536 ns</w:t>
+            </w:r>
+          </w:p>
+        </w:tc>
+        <w:tc>
+          <w:tcPr>
+            <w:tcW w:type="dxa" w:w="2041"/>
+          </w:tcPr>
+          <w:p>
+            <w:pPr>
+              <w:spacing w:before="20" w:after="20"/>
+              <w:jc w:val="center"/>
+            </w:pPr>
+            <w:r>
+              <w:rPr>
+                <w:rFonts w:ascii="Times New Roman" w:hAnsi="Times New Roman" w:eastAsia="宋体"/>
+                <w:sz w:val="18"/>
+              </w:rPr>
+              <w:t>0</w:t>
+            </w:r>
+          </w:p>
+        </w:tc>
+        <w:tc>
+          <w:tcPr>
+            <w:tcW w:type="dxa" w:w="2041"/>
+          </w:tcPr>
+          <w:p>
+            <w:pPr>
+              <w:spacing w:before="20" w:after="20"/>
+              <w:jc w:val="center"/>
+            </w:pPr>
+            <w:r>
+              <w:rPr>
+                <w:rFonts w:ascii="Times New Roman" w:hAnsi="Times New Roman" w:eastAsia="宋体"/>
+                <w:sz w:val="18"/>
+              </w:rPr>
+              <w:t>9×9 乘法打一拍</w:t>
+            </w:r>
+          </w:p>
+        </w:tc>
+        <w:tc>
+          <w:tcPr>
+            <w:tcW w:type="dxa" w:w="2041"/>
+          </w:tcPr>
+          <w:p>
+            <w:pPr>
+              <w:spacing w:before="20" w:after="20"/>
+              <w:jc w:val="center"/>
+            </w:pPr>
+            <w:r>
+              <w:rPr>
+                <w:rFonts w:ascii="Times New Roman" w:hAnsi="Times New Roman" w:eastAsia="宋体"/>
+                <w:sz w:val="18"/>
+              </w:rPr>
+              <w:t>+2.229 ns</w:t>
+            </w:r>
+          </w:p>
+        </w:tc>
+      </w:tr>
+      <w:tr>
+        <w:tc>
+          <w:tcPr>
+            <w:tcW w:type="dxa" w:w="2041"/>
+          </w:tcPr>
+          <w:p>
+            <w:pPr>
+              <w:spacing w:before="20" w:after="20"/>
+              <w:jc w:val="center"/>
+            </w:pPr>
+            <w:r>
+              <w:rPr>
+                <w:rFonts w:ascii="Times New Roman" w:hAnsi="Times New Roman" w:eastAsia="宋体"/>
+                <w:sz w:val="18"/>
+              </w:rPr>
+              <w:t>③ 关闭 ILA 调试核</w:t>
+            </w:r>
+          </w:p>
+        </w:tc>
+        <w:tc>
+          <w:tcPr>
+            <w:tcW w:type="dxa" w:w="2041"/>
+          </w:tcPr>
+          <w:p>
+            <w:pPr>
+              <w:spacing w:before="20" w:after="20"/>
+              <w:jc w:val="center"/>
+            </w:pPr>
+            <w:r>
+              <w:rPr>
+                <w:rFonts w:ascii="Times New Roman" w:hAnsi="Times New Roman" w:eastAsia="宋体"/>
+                <w:sz w:val="18"/>
+              </w:rPr>
+              <w:t>+1.552 ns</w:t>
+            </w:r>
+          </w:p>
+        </w:tc>
+        <w:tc>
+          <w:tcPr>
+            <w:tcW w:type="dxa" w:w="2041"/>
+          </w:tcPr>
+          <w:p>
+            <w:pPr>
+              <w:spacing w:before="20" w:after="20"/>
+              <w:jc w:val="center"/>
+            </w:pPr>
+            <w:r>
+              <w:rPr>
+                <w:rFonts w:ascii="Times New Roman" w:hAnsi="Times New Roman" w:eastAsia="宋体"/>
+                <w:sz w:val="18"/>
+              </w:rPr>
+              <w:t>0</w:t>
+            </w:r>
+          </w:p>
+        </w:tc>
+        <w:tc>
+          <w:tcPr>
+            <w:tcW w:type="dxa" w:w="2041"/>
+          </w:tcPr>
+          <w:p>
+            <w:pPr>
+              <w:spacing w:before="20" w:after="20"/>
+              <w:jc w:val="center"/>
+            </w:pPr>
+            <w:r>
+              <w:rPr>
+                <w:rFonts w:ascii="Times New Roman" w:hAnsi="Times New Roman" w:eastAsia="宋体"/>
+                <w:sz w:val="18"/>
+              </w:rPr>
+              <w:t>ILA_EN = 1'b0</w:t>
+            </w:r>
+          </w:p>
+        </w:tc>
+        <w:tc>
+          <w:tcPr>
+            <w:tcW w:type="dxa" w:w="2041"/>
+          </w:tcPr>
+          <w:p>
+            <w:pPr>
+              <w:spacing w:before="20" w:after="20"/>
+              <w:jc w:val="center"/>
+            </w:pPr>
+            <w:r>
+              <w:rPr>
+                <w:rFonts w:ascii="Times New Roman" w:hAnsi="Times New Roman" w:eastAsia="宋体"/>
+                <w:sz w:val="18"/>
+              </w:rPr>
+              <w:t>+1.016 ns</w:t>
+            </w:r>
+          </w:p>
+        </w:tc>
+      </w:tr>
+    </w:tbl>
+    <w:p>
+      <w:pPr>
+        <w:rPr>
+          <w:rFonts w:ascii="Times New Roman" w:hAnsi="Times New Roman" w:eastAsia="宋体" w:cs="Times New Roman"/>
+          <w:b/>
+          <w:sz w:val="28"/>
+        </w:rPr>
+        <w:ind w:firstLineChars="200"/>
+        <w:spacing w:line="360" w:lineRule="auto"/>
+      </w:pPr>
+      <w:r>
+        <w:rPr>
+          <w:rFonts w:ascii="Times New Roman" w:hAnsi="Times New Roman" w:eastAsia="宋体"/>
+          <w:sz w:val="24"/>
+          <w:b/>
+        </w:rPr>
+        <w:t xml:space="preserve">第一级失败的网络是有物理原因的</w:t>
+      </w:r>
+      <w:r>
+        <w:rPr>
+          <w:rFonts w:ascii="Times New Roman" w:hAnsi="Times New Roman" w:eastAsia="宋体"/>
+          <w:sz w:val="24"/>
+        </w:rPr>
+        <w:t xml:space="preserve">，不是随机分布。40 个失败端点全部落在 `wave_feat` 的峭度链路上：`9×9 乘 → 15×15 乘 → 40 位加` 三级组合逻辑挤在一个 20 ns 周期（50 MHz）内。乘积位宽随阶数平方增长，两级连乘后已有 40 位宽，再进一次加法，路径延迟直接超过周期。</w:t>
+      </w:r>
+      <w:r>
+        <w:rPr>
+          <w:rFonts w:ascii="Times New Roman" w:hAnsi="Times New Roman" w:eastAsia="宋体"/>
+          <w:sz w:val="24"/>
+          <w:b/>
+        </w:rPr>
+        <w:t xml:space="preserve">修法是在两级乘法之间插入一级寄存器</w:t>
+      </w:r>
+      <w:r>
+        <w:rPr>
+          <w:rFonts w:ascii="Times New Roman" w:hAnsi="Times New Roman" w:eastAsia="宋体"/>
+          <w:sz w:val="24"/>
+        </w:rPr>
+        <w:t xml:space="preserve">（`abs8*abs8` 打一拍）。关键在于这一步</w:t>
+      </w:r>
+      <w:r>
+        <w:rPr>
+          <w:rFonts w:ascii="Times New Roman" w:hAnsi="Times New Roman" w:eastAsia="宋体"/>
+          <w:sz w:val="24"/>
+          <w:b/>
+        </w:rPr>
+        <w:t xml:space="preserve">几乎零代价</w:t>
+      </w:r>
+      <w:r>
+        <w:rPr>
+          <w:rFonts w:ascii="Times New Roman" w:hAnsi="Times New Roman" w:eastAsia="宋体"/>
+          <w:sz w:val="24"/>
+        </w:rPr>
+        <w:t xml:space="preserve">：峭度的输入 `din_valid` 每 1000 个采样点才有效一次，流水线引入的一拍延迟完全被这段空闲吃掉，吞吐不受影响。修完重新综合：WNS 由 −1.693 ns 转为 +0.536 ns，失败端点 40 → 0。</w:t>
+      </w:r>
+      <w:r>
+        <w:rPr>
+          <w:rFonts w:ascii="Times New Roman" w:hAnsi="Times New Roman" w:eastAsia="宋体"/>
+          <w:sz w:val="24"/>
+          <w:b/>
+        </w:rPr>
+        <w:t xml:space="preserve">功能未变</w:t>
+      </w:r>
+      <w:r>
+        <w:rPr>
+          <w:rFonts w:ascii="Times New Roman" w:hAnsi="Times New Roman" w:eastAsia="宋体"/>
+          <w:sz w:val="24"/>
+        </w:rPr>
+        <w:t xml:space="preserve">——`wave_feat` 回归 </w:t>
+      </w:r>
+      <w:r>
+        <w:rPr>
+          <w:rFonts w:ascii="Times New Roman" w:hAnsi="Times New Roman" w:eastAsia="宋体"/>
+          <w:sz w:val="24"/>
+          <w:b/>
+        </w:rPr>
+        <w:t xml:space="preserve">PASS=96</w:t>
+      </w:r>
+      <w:r>
+        <w:rPr>
+          <w:rFonts w:ascii="Times New Roman" w:hAnsi="Times New Roman" w:eastAsia="宋体"/>
+          <w:sz w:val="24"/>
+        </w:rPr>
+        <w:t xml:space="preserve">，与修复前逐项一致。</w:t>
+      </w:r>
+    </w:p>
+    <w:p>
+      <w:pPr>
+        <w:rPr>
+          <w:rFonts w:ascii="Times New Roman" w:hAnsi="Times New Roman" w:eastAsia="宋体" w:cs="Times New Roman"/>
+          <w:b/>
+          <w:sz w:val="28"/>
+        </w:rPr>
+        <w:ind w:firstLineChars="200"/>
+        <w:spacing w:line="360" w:lineRule="auto"/>
+      </w:pPr>
+      <w:r>
+        <w:rPr>
+          <w:rFonts w:ascii="Times New Roman" w:hAnsi="Times New Roman" w:eastAsia="宋体"/>
+          <w:sz w:val="24"/>
+          <w:b/>
+        </w:rPr>
+        <w:t xml:space="preserve">第二级收益来自一个容易被忽略的地方：调试核的隐性开销。</w:t>
+      </w:r>
+      <w:r>
+        <w:rPr>
+          <w:rFonts w:ascii="Times New Roman" w:hAnsi="Times New Roman" w:eastAsia="宋体"/>
+          <w:sz w:val="24"/>
+        </w:rPr>
+        <w:t xml:space="preserve">读三份报告时发现合计对不上（6087 + 1771 + 729 = 8587），多出来的 729 LUT 正是 ILA 核——它在开发期一直开着，从未关闭。关掉它（`ILA_EN = 1'b0`）之后：LUT 由 8595 降至 </w:t>
+      </w:r>
+      <w:r>
+        <w:rPr>
+          <w:rFonts w:ascii="Times New Roman" w:hAnsi="Times New Roman" w:eastAsia="宋体"/>
+          <w:sz w:val="24"/>
+          <w:b/>
+        </w:rPr>
+        <w:t xml:space="preserve">7358（−5.94 个百分点）</w:t>
+      </w:r>
+      <w:r>
+        <w:rPr>
+          <w:rFonts w:ascii="Times New Roman" w:hAnsi="Times New Roman" w:eastAsia="宋体"/>
+          <w:sz w:val="24"/>
+        </w:rPr>
+        <w:t xml:space="preserve">，FF 由 8472 降至 </w:t>
+      </w:r>
+      <w:r>
+        <w:rPr>
+          <w:rFonts w:ascii="Times New Roman" w:hAnsi="Times New Roman" w:eastAsia="宋体"/>
+          <w:sz w:val="24"/>
+          <w:b/>
+        </w:rPr>
+        <w:t xml:space="preserve">6521</w:t>
+      </w:r>
+      <w:r>
+        <w:rPr>
+          <w:rFonts w:ascii="Times New Roman" w:hAnsi="Times New Roman" w:eastAsia="宋体"/>
+          <w:sz w:val="24"/>
+        </w:rPr>
+        <w:t xml:space="preserve">，WNS 由 +0.536 升至 </w:t>
+      </w:r>
+      <w:r>
+        <w:rPr>
+          <w:rFonts w:ascii="Times New Roman" w:hAnsi="Times New Roman" w:eastAsia="宋体"/>
+          <w:sz w:val="24"/>
+          <w:b/>
+        </w:rPr>
+        <w:t xml:space="preserve">+1.552 ns</w:t>
+      </w:r>
+      <w:r>
+        <w:rPr>
+          <w:rFonts w:ascii="Times New Roman" w:hAnsi="Times New Roman" w:eastAsia="宋体"/>
+          <w:sz w:val="24"/>
+        </w:rPr>
+        <w:t xml:space="preserve">。</w:t>
+      </w:r>
+    </w:p>
+    <w:p>
+      <w:pPr>
+        <w:rPr>
+          <w:rFonts w:ascii="Times New Roman" w:hAnsi="Times New Roman" w:eastAsia="宋体" w:cs="Times New Roman"/>
+          <w:b/>
+          <w:sz w:val="28"/>
+        </w:rPr>
+        <w:ind w:firstLineChars="200"/>
+        <w:spacing w:line="360" w:lineRule="auto"/>
+      </w:pPr>
+      <w:r>
+        <w:rPr>
+          <w:rFonts w:ascii="Times New Roman" w:hAnsi="Times New Roman" w:eastAsia="宋体"/>
+          <w:sz w:val="24"/>
+          <w:b/>
+        </w:rPr>
+        <w:t xml:space="preserve">省下的量比 ILA 自身占用还多</w:t>
+      </w:r>
+      <w:r>
+        <w:rPr>
+          <w:rFonts w:ascii="Times New Roman" w:hAnsi="Times New Roman" w:eastAsia="宋体"/>
+          <w:sz w:val="24"/>
+        </w:rPr>
+        <w:t xml:space="preserve">（ILA 只占 729 LUT），这并非测量误差：去掉一个跨大量模块的探针核之后，布局布线器能把逻辑塞得更紧凑，走线长度普遍缩短，时序自然改善。所以</w:t>
+      </w:r>
+      <w:r>
+        <w:rPr>
+          <w:rFonts w:ascii="Times New Roman" w:hAnsi="Times New Roman" w:eastAsia="宋体"/>
+          <w:sz w:val="24"/>
+          <w:b/>
+        </w:rPr>
+        <w:t xml:space="preserve">调试用的 ILA 必须在出最终报告前关闭</w:t>
+      </w:r>
+      <w:r>
+        <w:rPr>
+          <w:rFonts w:ascii="Times New Roman" w:hAnsi="Times New Roman" w:eastAsia="宋体"/>
+          <w:sz w:val="24"/>
+        </w:rPr>
+        <w:t xml:space="preserve">，否则拿到的是一份系统性偏悲观的数字。本文对外发布的所有资源与时序数字，均为 ILA 关闭后的实现报告结果。</w:t>
+      </w:r>
+    </w:p>
+    <w:p>
+      <w:pPr>
+        <w:rPr>
+          <w:rFonts w:ascii="Times New Roman" w:hAnsi="Times New Roman" w:eastAsia="宋体" w:cs="Times New Roman"/>
+          <w:b/>
+          <w:sz w:val="28"/>
+        </w:rPr>
+        <w:ind w:firstLineChars="200"/>
+        <w:spacing w:line="360" w:lineRule="auto"/>
+      </w:pPr>
+      <w:r>
+        <w:rPr>
+          <w:rFonts w:ascii="Times New Roman" w:hAnsi="Times New Roman" w:eastAsia="宋体"/>
+          <w:sz w:val="24"/>
+          <w:b/>
+        </w:rPr>
+        <w:t xml:space="preserve">口径说明</w:t>
+      </w:r>
+      <w:r>
+        <w:rPr>
+          <w:rFonts w:ascii="Times New Roman" w:hAnsi="Times New Roman" w:eastAsia="宋体"/>
+          <w:sz w:val="24"/>
+        </w:rPr>
+        <w:t xml:space="preserve">：本文出现了三组不同的资源数字，分别对应不同的基线，不能互相换算——综合报告 6087 LUT（把 xfft、ILA 等 OOC IP 当黑盒，不计入）；层次报告 8587 LUT（全部计入，但当时 ILA 还开着）；实现报告 7358 LUT（ILA 已关，</w:t>
+      </w:r>
+      <w:r>
+        <w:rPr>
+          <w:rFonts w:ascii="Times New Roman" w:hAnsi="Times New Roman" w:eastAsia="宋体"/>
+          <w:sz w:val="24"/>
+          <w:b/>
+        </w:rPr>
+        <w:t xml:space="preserve">这是唯一对外引用的数字</w:t>
+      </w:r>
+      <w:r>
+        <w:rPr>
+          <w:rFonts w:ascii="Times New Roman" w:hAnsi="Times New Roman" w:eastAsia="宋体"/>
+          <w:sz w:val="24"/>
+        </w:rPr>
+        <w:t xml:space="preserve">）。三者差值的成因已逐项核对，不是测量漂移。</w:t>
+      </w:r>
+    </w:p>
+    <w:p>
+      <w:pPr>
+        <w:rPr>
+          <w:rFonts w:ascii="Times New Roman" w:hAnsi="Times New Roman" w:eastAsia="宋体" w:cs="Times New Roman"/>
+          <w:b/>
+          <w:sz w:val="28"/>
+        </w:rPr>
+        <w:jc w:val="left"/>
         <w:spacing w:line="360" w:lineRule="auto" w:after="60"/>
       </w:pPr>
       <w:r>
@@ -5677,7 +6424,7 @@
           <w:sz w:val="24"/>
           <w:b/>
         </w:rPr>
-        <w:t xml:space="preserve">2.6.1 运行时可切换的窗函数（命令 0x90）</w:t>
+        <w:t xml:space="preserve">2.6.1 泄漏与插值：为什么必须成套使用</w:t>
       </w:r>
     </w:p>
     <w:p>
@@ -5695,7 +6442,15 @@
           <w:rFonts w:ascii="Times New Roman" w:hAnsi="Times New Roman" w:eastAsia="宋体"/>
           <w:sz w:val="24"/>
         </w:rPr>
-        <w:t xml:space="preserve">原设计固定使用 Hann 窗。新增运行时三档：矩形、Hann、Blackman，可通过命令在线切换，无需重新综合。判据取“远离主峰的谱线平均高度”作为底噪指标，用 1kHz 正弦实测得81.6 / 25.6 / 25.2（对数码）。矩形比另两档高 3.2 倍，说明窗函数确实生效。</w:t>
+        <w:t xml:space="preserve">这一节解释两个数字的来历：泄漏为什么能从 14.7% 降到 0.9%，以及 1 kHz 的读数为什么能从 976 Hz 修到 999 Hz。</w:t>
+      </w:r>
+      <w:r>
+        <w:rPr>
+          <w:rFonts w:ascii="Times New Roman" w:hAnsi="Times New Roman" w:eastAsia="宋体"/>
+          <w:sz w:val="24"/>
+          <w:b/>
+        </w:rPr>
+        <w:t xml:space="preserve">结论先行：这两件事不是独立的两项优化，而是同一个问题的两个侧面，必须成套使用；单独加窗或单独插值都达不到这个结果。</w:t>
       </w:r>
     </w:p>
     <w:p>
@@ -5712,8 +6467,265 @@
         <w:rPr>
           <w:rFonts w:ascii="Times New Roman" w:hAnsi="Times New Roman" w:eastAsia="宋体"/>
           <w:sz w:val="24"/>
-        </w:rPr>
-        <w:t xml:space="preserve">一个值得记录的现象是：Hann 与 Blackman 只相差不到 2%。这并非功能未生效，而是因为 Hann 已经把这套硬件的泄漏压到了本底噪声之下——再强的窗也无法进一步降低。该现象说明窗的选择应与系统本底噪声匹配，一味追求更低的副瓣并无收益。</w:t>
+          <w:b/>
+        </w:rPr>
+        <w:t xml:space="preserve">其一，泄漏的来源。</w:t>
+      </w:r>
+      <w:r>
+        <w:rPr>
+          <w:rFonts w:ascii="Times New Roman" w:hAnsi="Times New Roman" w:eastAsia="宋体"/>
+          <w:sz w:val="24"/>
+        </w:rPr>
+        <w:t xml:space="preserve"> 1024 点 FFT 的频率分辨率 Δf = fs/N = 50000/1024 = 48.828 Hz，1 kHz 落在 bin 20.480 —— </w:t>
+      </w:r>
+      <w:r>
+        <w:rPr>
+          <w:rFonts w:ascii="Times New Roman" w:hAnsi="Times New Roman" w:eastAsia="宋体"/>
+          <w:sz w:val="24"/>
+          <w:b/>
+        </w:rPr>
+        <w:t xml:space="preserve">不是整数 bin</w:t>
+      </w:r>
+      <w:r>
+        <w:rPr>
+          <w:rFonts w:ascii="Times New Roman" w:hAnsi="Times New Roman" w:eastAsia="宋体"/>
+          <w:sz w:val="24"/>
+        </w:rPr>
+        <w:t xml:space="preserve">。矩形窗的频谱是 sinc 函数，其旁瓣衰减慢（第一旁瓣仅 −13 dB），非整数 bin 处的能量会泄漏到相邻 bin，把本该干净的谱线抬成一片「裙边」。实测该工况下泄漏能量占总能量的 </w:t>
+      </w:r>
+      <w:r>
+        <w:rPr>
+          <w:rFonts w:ascii="Times New Roman" w:hAnsi="Times New Roman" w:eastAsia="宋体"/>
+          <w:sz w:val="24"/>
+          <w:b/>
+        </w:rPr>
+        <w:t xml:space="preserve">14.7%</w:t>
+      </w:r>
+      <w:r>
+        <w:rPr>
+          <w:rFonts w:ascii="Times New Roman" w:hAnsi="Times New Roman" w:eastAsia="宋体"/>
+          <w:sz w:val="24"/>
+        </w:rPr>
+        <w:t xml:space="preserve">。</w:t>
+      </w:r>
+    </w:p>
+    <w:p>
+      <w:pPr>
+        <w:rPr>
+          <w:rFonts w:ascii="Times New Roman" w:hAnsi="Times New Roman" w:eastAsia="宋体" w:cs="Times New Roman"/>
+          <w:b/>
+          <w:sz w:val="28"/>
+        </w:rPr>
+        <w:ind w:firstLineChars="200"/>
+        <w:spacing w:line="360" w:lineRule="auto"/>
+      </w:pPr>
+      <w:r>
+        <w:rPr>
+          <w:rFonts w:ascii="Times New Roman" w:hAnsi="Times New Roman" w:eastAsia="宋体"/>
+          <w:sz w:val="24"/>
+          <w:b/>
+        </w:rPr>
+        <w:t xml:space="preserve">其二，假峰是怎么产生的。</w:t>
+      </w:r>
+      <w:r>
+        <w:rPr>
+          <w:rFonts w:ascii="Times New Roman" w:hAnsi="Times New Roman" w:eastAsia="宋体"/>
+          <w:sz w:val="24"/>
+        </w:rPr>
+        <w:t xml:space="preserve"> 泄漏一旦抬高相邻 bin，找峰算法就可能选中被抬起来的邻 bin——读到 1025 Hz 这种「假峰」。这不是算法错，是输入数据已经失真。Hann 窗把第一旁瓣压到 </w:t>
+      </w:r>
+      <w:r>
+        <w:rPr>
+          <w:rFonts w:ascii="Times New Roman" w:hAnsi="Times New Roman" w:eastAsia="宋体"/>
+          <w:sz w:val="24"/>
+          <w:b/>
+        </w:rPr>
+        <w:t xml:space="preserve">−31 dB</w:t>
+      </w:r>
+      <w:r>
+        <w:rPr>
+          <w:rFonts w:ascii="Times New Roman" w:hAnsi="Times New Roman" w:eastAsia="宋体"/>
+          <w:sz w:val="24"/>
+        </w:rPr>
+        <w:t xml:space="preserve">，泄漏降到 </w:t>
+      </w:r>
+      <w:r>
+        <w:rPr>
+          <w:rFonts w:ascii="Times New Roman" w:hAnsi="Times New Roman" w:eastAsia="宋体"/>
+          <w:sz w:val="24"/>
+          <w:b/>
+        </w:rPr>
+        <w:t xml:space="preserve">0.9%</w:t>
+      </w:r>
+      <w:r>
+        <w:rPr>
+          <w:rFonts w:ascii="Times New Roman" w:hAnsi="Times New Roman" w:eastAsia="宋体"/>
+          <w:sz w:val="24"/>
+        </w:rPr>
+        <w:t xml:space="preserve">，裙边消失，峰值位置才回到真实主瓣上。</w:t>
+      </w:r>
+      <w:r>
+        <w:rPr>
+          <w:rFonts w:ascii="Times New Roman" w:hAnsi="Times New Roman" w:eastAsia="宋体"/>
+          <w:sz w:val="24"/>
+          <w:b/>
+        </w:rPr>
+        <w:t xml:space="preserve">所以加窗的作用不是「让读数更准」，而是「让插值有正确的输入」</w:t>
+      </w:r>
+      <w:r>
+        <w:rPr>
+          <w:rFonts w:ascii="Times New Roman" w:hAnsi="Times New Roman" w:eastAsia="宋体"/>
+          <w:sz w:val="24"/>
+        </w:rPr>
+        <w:t xml:space="preserve">——这是两者必须成套的根本原因。</w:t>
+      </w:r>
+    </w:p>
+    <w:p>
+      <w:pPr>
+        <w:rPr>
+          <w:rFonts w:ascii="Times New Roman" w:hAnsi="Times New Roman" w:eastAsia="宋体" w:cs="Times New Roman"/>
+          <w:b/>
+          <w:sz w:val="28"/>
+        </w:rPr>
+        <w:ind w:firstLineChars="200"/>
+        <w:spacing w:line="360" w:lineRule="auto"/>
+      </w:pPr>
+      <w:r>
+        <w:rPr>
+          <w:rFonts w:ascii="Times New Roman" w:hAnsi="Times New Roman" w:eastAsia="宋体"/>
+          <w:sz w:val="24"/>
+          <w:b/>
+        </w:rPr>
+        <w:t xml:space="preserve">其三，插值公式。</w:t>
+      </w:r>
+      <w:r>
+        <w:rPr>
+          <w:rFonts w:ascii="Times New Roman" w:hAnsi="Times New Roman" w:eastAsia="宋体"/>
+          <w:sz w:val="24"/>
+        </w:rPr>
+        <w:t xml:space="preserve"> 抛物线插值用峰值点及其左右邻居三点拟合抛物线，顶点位置即为修正后的谱峰：</w:t>
+      </w:r>
+    </w:p>
+    <w:p>
+      <w:pPr>
+        <w:rPr>
+          <w:rFonts w:ascii="Times New Roman" w:hAnsi="Times New Roman" w:eastAsia="宋体" w:cs="Times New Roman"/>
+          <w:b/>
+          <w:sz w:val="28"/>
+        </w:rPr>
+        <w:jc w:val="center"/>
+        <w:spacing w:line="360" w:lineRule="auto" w:after="60"/>
+      </w:pPr>
+      <w:r>
+        <w:rPr>
+          <w:rFonts w:ascii="Times New Roman" w:hAnsi="Times New Roman" w:eastAsia="宋体"/>
+          <w:sz w:val="21"/>
+        </w:rPr>
+        <w:t xml:space="preserve">Δk = (M_L − M_R) / (2 × (2·M_C − M_L − M_R))     当 M_L &gt; M_R 时取负</w:t>
+      </w:r>
+    </w:p>
+    <w:p>
+      <w:pPr>
+        <w:rPr>
+          <w:rFonts w:ascii="Times New Roman" w:hAnsi="Times New Roman" w:eastAsia="宋体" w:cs="Times New Roman"/>
+          <w:b/>
+          <w:sz w:val="28"/>
+        </w:rPr>
+        <w:ind w:firstLineChars="200"/>
+        <w:spacing w:line="360" w:lineRule="auto"/>
+      </w:pPr>
+      <w:r>
+        <w:rPr>
+          <w:rFonts w:ascii="Times New Roman" w:hAnsi="Times New Roman" w:eastAsia="宋体"/>
+          <w:sz w:val="24"/>
+        </w:rPr>
+        <w:t xml:space="preserve">其中 M_L、M_R、M_C 分别为峰值 bin 左邻、右邻与本身的幅度（本文取对数码）。修正后频率 f = (k + Δk) × fs / N。代入 1 kHz：k = 20、Δk ≈ 0.47，得 f = 20.47 × 48.828 ≈ </w:t>
+      </w:r>
+      <w:r>
+        <w:rPr>
+          <w:rFonts w:ascii="Times New Roman" w:hAnsi="Times New Roman" w:eastAsia="宋体"/>
+          <w:sz w:val="24"/>
+          <w:b/>
+        </w:rPr>
+        <w:t xml:space="preserve">999.7 Hz</w:t>
+      </w:r>
+      <w:r>
+        <w:rPr>
+          <w:rFonts w:ascii="Times New Roman" w:hAnsi="Times New Roman" w:eastAsia="宋体"/>
+          <w:sz w:val="24"/>
+        </w:rPr>
+        <w:t xml:space="preserve">，与实测 999 Hz 吻合。误差由「bin 量化」的 ±24.4 Hz（半个 bin）压到 </w:t>
+      </w:r>
+      <w:r>
+        <w:rPr>
+          <w:rFonts w:ascii="Times New Roman" w:hAnsi="Times New Roman" w:eastAsia="宋体"/>
+          <w:sz w:val="24"/>
+          <w:b/>
+        </w:rPr>
+        <w:t xml:space="preserve">约 ±1 Hz</w:t>
+      </w:r>
+      <w:r>
+        <w:rPr>
+          <w:rFonts w:ascii="Times New Roman" w:hAnsi="Times New Roman" w:eastAsia="宋体"/>
+          <w:sz w:val="24"/>
+        </w:rPr>
+        <w:t xml:space="preserve">，即 </w:t>
+      </w:r>
+      <w:r>
+        <w:rPr>
+          <w:rFonts w:ascii="Times New Roman" w:hAnsi="Times New Roman" w:eastAsia="宋体"/>
+          <w:sz w:val="24"/>
+          <w:b/>
+        </w:rPr>
+        <w:t xml:space="preserve">0.1%</w:t>
+      </w:r>
+      <w:r>
+        <w:rPr>
+          <w:rFonts w:ascii="Times New Roman" w:hAnsi="Times New Roman" w:eastAsia="宋体"/>
+          <w:sz w:val="24"/>
+        </w:rPr>
+        <w:t xml:space="preserve">。</w:t>
+      </w:r>
+    </w:p>
+    <w:p>
+      <w:pPr>
+        <w:rPr>
+          <w:rFonts w:ascii="Times New Roman" w:hAnsi="Times New Roman" w:eastAsia="宋体" w:cs="Times New Roman"/>
+          <w:b/>
+          <w:sz w:val="28"/>
+        </w:rPr>
+        <w:ind w:firstLineChars="200"/>
+        <w:spacing w:line="360" w:lineRule="auto"/>
+      </w:pPr>
+      <w:r>
+        <w:rPr>
+          <w:rFonts w:ascii="Times New Roman" w:hAnsi="Times New Roman" w:eastAsia="宋体"/>
+          <w:sz w:val="24"/>
+          <w:b/>
+        </w:rPr>
+        <w:t xml:space="preserve">其四，为什么不用更高点数。</w:t>
+      </w:r>
+      <w:r>
+        <w:rPr>
+          <w:rFonts w:ascii="Times New Roman" w:hAnsi="Times New Roman" w:eastAsia="宋体"/>
+          <w:sz w:val="24"/>
+        </w:rPr>
+        <w:t xml:space="preserve"> 4096 点可将 Δf 降到 12.2 Hz，1 kHz 落在 bin 81.92，量化误差仍有 ±6 Hz。要再往下压，最经济的做法仍然是插值——它只需要 3 个点的幅度和两次除法，而点数翻倍意味着存储与蝶形级数同步翻倍。本项目实测插值已把误差压到 0.1%，</w:t>
+      </w:r>
+      <w:r>
+        <w:rPr>
+          <w:rFonts w:ascii="Times New Roman" w:hAnsi="Times New Roman" w:eastAsia="宋体"/>
+          <w:sz w:val="24"/>
+          <w:b/>
+        </w:rPr>
+        <w:t xml:space="preserve">再增加点数收益极低，因此自研 1024 点 + 插值是经过权衡的选择</w:t>
+      </w:r>
+      <w:r>
+        <w:rPr>
+          <w:rFonts w:ascii="Times New Roman" w:hAnsi="Times New Roman" w:eastAsia="宋体"/>
+          <w:sz w:val="24"/>
+        </w:rPr>
+        <w:t xml:space="preserve">，这也是「自研 4096 点 FFT」被明确列为不做项的原因。</w:t>
       </w:r>
     </w:p>
     <w:p>
@@ -5732,7 +6744,7 @@
           <w:sz w:val="24"/>
           <w:b/>
         </w:rPr>
-        <w:t xml:space="preserve">2.6.2 50% 帧重叠（命令 0x91）</w:t>
+        <w:t xml:space="preserve">2.6.1 运行时可切换的窗函数（命令 0x90）</w:t>
       </w:r>
     </w:p>
     <w:p>
@@ -5750,7 +6762,7 @@
           <w:rFonts w:ascii="Times New Roman" w:hAnsi="Times New Roman" w:eastAsia="宋体"/>
           <w:sz w:val="24"/>
         </w:rPr>
-        <w:t xml:space="preserve">采集与 FFT 共用同一块 RAM，而 FFT 是原地运算会摧毁数据，因此无法简单地“保留半帧”。实现方式是在采集时把每帧后 512 点另存到一块 512×16 的分布式 RAM，下一帧先预载回来，再只采 512 个新点，从而形成 50% 滑窗。代价是几百个 LUT，不额外占用块 RAM。</w:t>
+        <w:t xml:space="preserve">原设计固定使用 Hann 窗。新增运行时三档：矩形、Hann、Blackman，可通过命令在线切换，无需重新综合。判据取“远离主峰的谱线平均高度”作为底噪指标，用 1kHz 正弦实测得81.6 / 25.6 / 25.2（对数码）。矩形比另两档高 3.2 倍，说明窗函数确实生效。</w:t>
       </w:r>
     </w:p>
     <w:p>
@@ -5768,7 +6780,7 @@
           <w:rFonts w:ascii="Times New Roman" w:hAnsi="Times New Roman" w:eastAsia="宋体"/>
           <w:sz w:val="24"/>
         </w:rPr>
-        <w:t xml:space="preserve">实测取一帧幅度谱的时间由 35ms 降至 24ms。降幅不到理论的一半，原因是只有采集时间减半，而 FFT 的计算时间是固定的；这一结果与该结构的预期一致。</w:t>
+        <w:t xml:space="preserve">一个值得记录的现象是：Hann 与 Blackman 只相差不到 2%。这并非功能未生效，而是因为 Hann 已经把这套硬件的泄漏压到了本底噪声之下——再强的窗也无法进一步降低。该现象说明窗的选择应与系统本底噪声匹配，一味追求更低的副瓣并无收益。</w:t>
       </w:r>
     </w:p>
     <w:p>
@@ -5787,7 +6799,62 @@
           <w:sz w:val="24"/>
           <w:b/>
         </w:rPr>
-        <w:t xml:space="preserve">2.6.3 频域滤波与反向变换（命令 0x92 / 0x93）</w:t>
+        <w:t xml:space="preserve">2.6.3 50% 帧重叠（命令 0x91）</w:t>
+      </w:r>
+    </w:p>
+    <w:p>
+      <w:pPr>
+        <w:rPr>
+          <w:rFonts w:ascii="Times New Roman" w:hAnsi="Times New Roman" w:eastAsia="宋体" w:cs="Times New Roman"/>
+          <w:b/>
+          <w:sz w:val="28"/>
+        </w:rPr>
+        <w:ind w:firstLineChars="200"/>
+        <w:spacing w:line="360" w:lineRule="auto"/>
+      </w:pPr>
+      <w:r>
+        <w:rPr>
+          <w:rFonts w:ascii="Times New Roman" w:hAnsi="Times New Roman" w:eastAsia="宋体"/>
+          <w:sz w:val="24"/>
+        </w:rPr>
+        <w:t xml:space="preserve">采集与 FFT 共用同一块 RAM，而 FFT 是原地运算会摧毁数据，因此无法简单地“保留半帧”。实现方式是在采集时把每帧后 512 点另存到一块 512×16 的分布式 RAM，下一帧先预载回来，再只采 512 个新点，从而形成 50% 滑窗。代价是几百个 LUT，不额外占用块 RAM。</w:t>
+      </w:r>
+    </w:p>
+    <w:p>
+      <w:pPr>
+        <w:rPr>
+          <w:rFonts w:ascii="Times New Roman" w:hAnsi="Times New Roman" w:eastAsia="宋体" w:cs="Times New Roman"/>
+          <w:b/>
+          <w:sz w:val="28"/>
+        </w:rPr>
+        <w:ind w:firstLineChars="200"/>
+        <w:spacing w:line="360" w:lineRule="auto"/>
+      </w:pPr>
+      <w:r>
+        <w:rPr>
+          <w:rFonts w:ascii="Times New Roman" w:hAnsi="Times New Roman" w:eastAsia="宋体"/>
+          <w:sz w:val="24"/>
+        </w:rPr>
+        <w:t xml:space="preserve">实测取一帧幅度谱的时间由 35ms 降至 24ms。降幅不到理论的一半，原因是只有采集时间减半，而 FFT 的计算时间是固定的；这一结果与该结构的预期一致。</w:t>
+      </w:r>
+    </w:p>
+    <w:p>
+      <w:pPr>
+        <w:rPr>
+          <w:rFonts w:ascii="Times New Roman" w:hAnsi="Times New Roman" w:eastAsia="宋体" w:cs="Times New Roman"/>
+          <w:b/>
+          <w:sz w:val="28"/>
+        </w:rPr>
+        <w:jc w:val="left"/>
+        <w:spacing w:line="360" w:lineRule="auto" w:after="40"/>
+      </w:pPr>
+      <w:r>
+        <w:rPr>
+          <w:rFonts w:ascii="Times New Roman" w:hAnsi="Times New Roman" w:eastAsia="宋体"/>
+          <w:sz w:val="24"/>
+          <w:b/>
+        </w:rPr>
+        <w:t xml:space="preserve">2.6.4 频域滤波与反向变换（命令 0x92 / 0x93）</w:t>
       </w:r>
     </w:p>
     <w:p>

--- a/report/tech_doc_draft.docx
+++ b/report/tech_doc_draft.docx
@@ -5552,7 +5552,7 @@
           <w:rFonts w:ascii="Times New Roman" w:hAnsi="Times New Roman" w:eastAsia="宋体"/>
           <w:sz w:val="24"/>
         </w:rPr>
-        <w:t xml:space="preserve">，不是随机分布。40 个失败端点全部落在 `wave_feat` 的峭度链路上：`9×9 乘 → 15×15 乘 → 40 位加` 三级组合逻辑挤在一个 20 ns 周期（50 MHz）内。乘积位宽随阶数平方增长，两级连乘后已有 40 位宽，再进一次加法，路径延迟直接超过周期。</w:t>
+        <w:t xml:space="preserve">，不是随机分布。40 个失败端点全部落在 wave_feat 的峭度链路上：9×9 乘 → 15×15 乘 → 40 位加 三级组合逻辑挤在一个 20 ns 周期（50 MHz）内。乘积位宽随阶数平方增长，两级连乘后已有 40 位宽，再进一次加法，路径延迟直接超过周期。</w:t>
       </w:r>
       <w:r>
         <w:rPr>
@@ -5567,7 +5567,7 @@
           <w:rFonts w:ascii="Times New Roman" w:hAnsi="Times New Roman" w:eastAsia="宋体"/>
           <w:sz w:val="24"/>
         </w:rPr>
-        <w:t xml:space="preserve">（`abs8*abs8` 打一拍）。关键在于这一步</w:t>
+        <w:t xml:space="preserve">（abs8*abs8 打一拍）。关键在于这一步</w:t>
       </w:r>
       <w:r>
         <w:rPr>
@@ -5582,7 +5582,7 @@
           <w:rFonts w:ascii="Times New Roman" w:hAnsi="Times New Roman" w:eastAsia="宋体"/>
           <w:sz w:val="24"/>
         </w:rPr>
-        <w:t xml:space="preserve">：峭度的输入 `din_valid` 每 1000 个采样点才有效一次，流水线引入的一拍延迟完全被这段空闲吃掉，吞吐不受影响。修完重新综合：WNS 由 −1.693 ns 转为 +0.536 ns，失败端点 40 → 0。</w:t>
+        <w:t xml:space="preserve">：峭度的输入 din_valid 每 1000 个采样点才有效一次，流水线引入的一拍延迟完全被这段空闲吃掉，吞吐不受影响。修完重新综合：WNS 由 −1.693 ns 转为 +0.536 ns，失败端点 40 → 0。</w:t>
       </w:r>
       <w:r>
         <w:rPr>
@@ -5597,7 +5597,7 @@
           <w:rFonts w:ascii="Times New Roman" w:hAnsi="Times New Roman" w:eastAsia="宋体"/>
           <w:sz w:val="24"/>
         </w:rPr>
-        <w:t xml:space="preserve">——`wave_feat` 回归 </w:t>
+        <w:t xml:space="preserve">——wave_feat 回归 </w:t>
       </w:r>
       <w:r>
         <w:rPr>
@@ -5638,7 +5638,7 @@
           <w:rFonts w:ascii="Times New Roman" w:hAnsi="Times New Roman" w:eastAsia="宋体"/>
           <w:sz w:val="24"/>
         </w:rPr>
-        <w:t xml:space="preserve">读三份报告时发现合计对不上（6087 + 1771 + 729 = 8587），多出来的 729 LUT 正是 ILA 核——它在开发期一直开着，从未关闭。关掉它（`ILA_EN = 1'b0`）之后：LUT 由 8595 降至 </w:t>
+        <w:t xml:space="preserve">读三份报告时发现合计对不上（6087 + 1771 + 729 = 8587），多出来的 729 LUT 正是 ILA 核——它在开发期一直开着，从未关闭。关掉它（ILA_EN = 1'b0）之后：LUT 由 8595 降至 </w:t>
       </w:r>
       <w:r>
         <w:rPr>
@@ -5766,6 +5766,262 @@
           <w:sz w:val="24"/>
         </w:rPr>
         <w:t xml:space="preserve">）。三者差值的成因已逐项核对，不是测量漂移。</w:t>
+      </w:r>
+    </w:p>
+    <w:p>
+      <w:pPr>
+        <w:rPr>
+          <w:rFonts w:ascii="Times New Roman" w:hAnsi="Times New Roman" w:eastAsia="宋体" w:cs="Times New Roman"/>
+          <w:b/>
+          <w:sz w:val="28"/>
+        </w:rPr>
+        <w:jc w:val="left"/>
+        <w:spacing w:line="360" w:lineRule="auto" w:after="40"/>
+      </w:pPr>
+      <w:r>
+        <w:rPr>
+          <w:rFonts w:ascii="Times New Roman" w:hAnsi="Times New Roman" w:eastAsia="宋体"/>
+          <w:sz w:val="24"/>
+          <w:b/>
+        </w:rPr>
+        <w:t xml:space="preserve">2.5.2 ADC 接口时序：一个此前没有算过的余量</w:t>
+      </w:r>
+    </w:p>
+    <w:p>
+      <w:pPr>
+        <w:rPr>
+          <w:rFonts w:ascii="Times New Roman" w:hAnsi="Times New Roman" w:eastAsia="宋体" w:cs="Times New Roman"/>
+          <w:b/>
+          <w:sz w:val="28"/>
+        </w:rPr>
+        <w:ind w:firstLineChars="200"/>
+        <w:spacing w:line="360" w:lineRule="auto"/>
+      </w:pPr>
+      <w:r>
+        <w:rPr>
+          <w:rFonts w:ascii="Times New Roman" w:hAnsi="Times New Roman" w:eastAsia="宋体"/>
+          <w:sz w:val="24"/>
+        </w:rPr>
+        <w:t xml:space="preserve">ADC 数据采集是否可靠，不能只凭「跑起来没出错」判断。AD9280 的数据手册给出 </w:t>
+      </w:r>
+      <w:r>
+        <w:rPr>
+          <w:rFonts w:ascii="Times New Roman" w:hAnsi="Times New Roman" w:eastAsia="宋体"/>
+          <w:sz w:val="24"/>
+          <w:b/>
+        </w:rPr>
+        <w:t xml:space="preserve">tOD（Data Valid Delay）最大 25 ns</w:t>
+      </w:r>
+      <w:r>
+        <w:rPr>
+          <w:rFonts w:ascii="Times New Roman" w:hAnsi="Times New Roman" w:eastAsia="宋体"/>
+          <w:sz w:val="24"/>
+        </w:rPr>
+        <w:t xml:space="preserve">、流水线延迟 3 个周期。本设计的采集时序是：ad_clk 由 50 MHz 二分频得到（周期 40 ns），FPGA 在 sys_clk 的</w:t>
+      </w:r>
+      <w:r>
+        <w:rPr>
+          <w:rFonts w:ascii="Times New Roman" w:hAnsi="Times New Roman" w:eastAsia="宋体"/>
+          <w:sz w:val="24"/>
+          <w:b/>
+        </w:rPr>
+        <w:t xml:space="preserve">下降沿</w:t>
+      </w:r>
+      <w:r>
+        <w:rPr>
+          <w:rFonts w:ascii="Times New Roman" w:hAnsi="Times New Roman" w:eastAsia="宋体"/>
+          <w:sz w:val="24"/>
+        </w:rPr>
+        <w:t xml:space="preserve">采样 ad_data——也就是 ad_clk 上升沿之后 10 ns。</w:t>
+      </w:r>
+    </w:p>
+    <w:p>
+      <w:pPr>
+        <w:rPr>
+          <w:rFonts w:ascii="Times New Roman" w:hAnsi="Times New Roman" w:eastAsia="宋体" w:cs="Times New Roman"/>
+          <w:b/>
+          <w:sz w:val="28"/>
+        </w:rPr>
+        <w:ind w:firstLineChars="200"/>
+        <w:spacing w:line="360" w:lineRule="auto"/>
+      </w:pPr>
+      <w:r>
+        <w:rPr>
+          <w:rFonts w:ascii="Times New Roman" w:hAnsi="Times New Roman" w:eastAsia="宋体"/>
+          <w:sz w:val="24"/>
+          <w:b/>
+        </w:rPr>
+        <w:t xml:space="preserve">10 ns 早于 25 ns，初看是个问题。</w:t>
+      </w:r>
+      <w:r>
+        <w:rPr>
+          <w:rFonts w:ascii="Times New Roman" w:hAnsi="Times New Roman" w:eastAsia="宋体"/>
+          <w:sz w:val="24"/>
+        </w:rPr>
+        <w:t xml:space="preserve"> 但把相位展开就会看到，实际拿到的是</w:t>
+      </w:r>
+      <w:r>
+        <w:rPr>
+          <w:rFonts w:ascii="Times New Roman" w:hAnsi="Times New Roman" w:eastAsia="宋体"/>
+          <w:sz w:val="24"/>
+          <w:b/>
+        </w:rPr>
+        <w:t xml:space="preserve">上一个</w:t>
+      </w:r>
+      <w:r>
+        <w:rPr>
+          <w:rFonts w:ascii="Times New Roman" w:hAnsi="Times New Roman" w:eastAsia="宋体"/>
+          <w:sz w:val="24"/>
+        </w:rPr>
+        <w:t xml:space="preserve">采样点的数据：</w:t>
+      </w:r>
+    </w:p>
+    <w:p>
+      <w:pPr>
+        <w:rPr>
+          <w:rFonts w:ascii="Times New Roman" w:hAnsi="Times New Roman" w:eastAsia="宋体" w:cs="Times New Roman"/>
+          <w:b/>
+          <w:sz w:val="28"/>
+        </w:rPr>
+        <w:jc w:val="center"/>
+        <w:spacing w:line="360" w:lineRule="auto" w:after="60"/>
+      </w:pPr>
+      <w:r>
+        <w:rPr>
+          <w:rFonts w:ascii="Times New Roman" w:hAnsi="Times New Roman" w:eastAsia="宋体"/>
+          <w:sz w:val="21"/>
+        </w:rPr>
+        <w:t xml:space="preserve">第 N 个上升沿 t=40N，数据有效 t=40N+25；采样时刻 t=40(N-1)+10=40N-30</w:t>
+      </w:r>
+    </w:p>
+    <w:p>
+      <w:pPr>
+        <w:rPr>
+          <w:rFonts w:ascii="Times New Roman" w:hAnsi="Times New Roman" w:eastAsia="宋体" w:cs="Times New Roman"/>
+          <w:b/>
+          <w:sz w:val="28"/>
+        </w:rPr>
+        <w:ind w:firstLineChars="200"/>
+        <w:spacing w:line="360" w:lineRule="auto"/>
+      </w:pPr>
+      <w:r>
+        <w:rPr>
+          <w:rFonts w:ascii="Times New Roman" w:hAnsi="Times New Roman" w:eastAsia="宋体"/>
+          <w:sz w:val="24"/>
+          <w:b/>
+        </w:rPr>
+        <w:t xml:space="preserve">稳定余量 = 40N − 30 − [40(N−1) + 25] = 25 ns。</w:t>
+      </w:r>
+      <w:r>
+        <w:rPr>
+          <w:rFonts w:ascii="Times New Roman" w:hAnsi="Times New Roman" w:eastAsia="宋体"/>
+          <w:sz w:val="24"/>
+        </w:rPr>
+        <w:t xml:space="preserve">代价是整体延迟一个采样周期（40 ns），对连续信号的频率、峰峰值、占空比测量均无影响——这些量只与波形形状有关，与绝对时刻无关；对 FFT 同样无影响，因为谱分析只看样点序列的</w:t>
+      </w:r>
+      <w:r>
+        <w:rPr>
+          <w:rFonts w:ascii="Times New Roman" w:hAnsi="Times New Roman" w:eastAsia="宋体"/>
+          <w:sz w:val="24"/>
+          <w:b/>
+        </w:rPr>
+        <w:t xml:space="preserve">相对</w:t>
+      </w:r>
+      <w:r>
+        <w:rPr>
+          <w:rFonts w:ascii="Times New Roman" w:hAnsi="Times New Roman" w:eastAsia="宋体"/>
+          <w:sz w:val="24"/>
+        </w:rPr>
+        <w:t xml:space="preserve">关系。</w:t>
+      </w:r>
+    </w:p>
+    <w:p>
+      <w:pPr>
+        <w:rPr>
+          <w:rFonts w:ascii="Times New Roman" w:hAnsi="Times New Roman" w:eastAsia="宋体" w:cs="Times New Roman"/>
+          <w:b/>
+          <w:sz w:val="28"/>
+        </w:rPr>
+        <w:ind w:firstLineChars="200"/>
+        <w:spacing w:line="360" w:lineRule="auto"/>
+      </w:pPr>
+      <w:r>
+        <w:rPr>
+          <w:rFonts w:ascii="Times New Roman" w:hAnsi="Times New Roman" w:eastAsia="宋体"/>
+          <w:sz w:val="24"/>
+        </w:rPr>
+        <w:t xml:space="preserve">这也解释了为什么本设计</w:t>
+      </w:r>
+      <w:r>
+        <w:rPr>
+          <w:rFonts w:ascii="Times New Roman" w:hAnsi="Times New Roman" w:eastAsia="宋体"/>
+          <w:sz w:val="24"/>
+          <w:b/>
+        </w:rPr>
+        <w:t xml:space="preserve">不需要</w:t>
+      </w:r>
+      <w:r>
+        <w:rPr>
+          <w:rFonts w:ascii="Times New Roman" w:hAnsi="Times New Roman" w:eastAsia="宋体"/>
+          <w:sz w:val="24"/>
+        </w:rPr>
+        <w:t xml:space="preserve">在这里加两级同步器：这是「系统同步接口」（数据由 FPGA 输出的时钟触发产生），不是异步跨时钟域；加两级同步器反而会多引进两拍延迟，却一个比特的可靠性都不增加。</w:t>
+      </w:r>
+    </w:p>
+    <w:p>
+      <w:pPr>
+        <w:rPr>
+          <w:rFonts w:ascii="Times New Roman" w:hAnsi="Times New Roman" w:eastAsia="宋体" w:cs="Times New Roman"/>
+          <w:b/>
+          <w:sz w:val="28"/>
+        </w:rPr>
+        <w:ind w:firstLineChars="200"/>
+        <w:spacing w:line="360" w:lineRule="auto"/>
+      </w:pPr>
+      <w:r>
+        <w:rPr>
+          <w:rFonts w:ascii="Times New Roman" w:hAnsi="Times New Roman" w:eastAsia="宋体"/>
+          <w:sz w:val="24"/>
+          <w:b/>
+        </w:rPr>
+        <w:t xml:space="preserve">必须诚实指出的一点</w:t>
+      </w:r>
+      <w:r>
+        <w:rPr>
+          <w:rFonts w:ascii="Times New Roman" w:hAnsi="Times New Roman" w:eastAsia="宋体"/>
+          <w:sz w:val="24"/>
+        </w:rPr>
+        <w:t xml:space="preserve">：board/wavecore.xdc 中只有一条 create_clock，</w:t>
+      </w:r>
+      <w:r>
+        <w:rPr>
+          <w:rFonts w:ascii="Times New Roman" w:hAnsi="Times New Roman" w:eastAsia="宋体"/>
+          <w:sz w:val="24"/>
+          <w:b/>
+        </w:rPr>
+        <w:t xml:space="preserve">没有 set_input_delay</w:t>
+      </w:r>
+      <w:r>
+        <w:rPr>
+          <w:rFonts w:ascii="Times New Roman" w:hAnsi="Times New Roman" w:eastAsia="宋体"/>
+          <w:sz w:val="24"/>
+        </w:rPr>
+        <w:t xml:space="preserve">。因此实现报告里的「时序收敛、零失败端点」</w:t>
+      </w:r>
+      <w:r>
+        <w:rPr>
+          <w:rFonts w:ascii="Times New Roman" w:hAnsi="Times New Roman" w:eastAsia="宋体"/>
+          <w:sz w:val="24"/>
+          <w:b/>
+        </w:rPr>
+        <w:t xml:space="preserve">不覆盖 ADC 输入路径</w:t>
+      </w:r>
+      <w:r>
+        <w:rPr>
+          <w:rFonts w:ascii="Times New Roman" w:hAnsi="Times New Roman" w:eastAsia="宋体"/>
+          <w:sz w:val="24"/>
+        </w:rPr>
+        <w:t xml:space="preserve">——那条路径靠的是上面的相位计算加实测复验，而非工具验证。这一点不影响结论成立，但读者应当知道边界在哪。</w:t>
       </w:r>
     </w:p>
     <w:p>
@@ -7981,7 +8237,7 @@
           <w:rFonts w:ascii="Times New Roman" w:hAnsi="Times New Roman" w:eastAsia="宋体"/>
           <w:sz w:val="24"/>
         </w:rPr>
-        <w:t xml:space="preserve">。板上两条通路始终并行运行，一条命令（0x96）即可决定上行的 `TY=` 行采用哪一路结果，默认保持规则法。切换时硬件内部完成类别编码的互换（两者原生编码不同），因此 `TY=` 行的语义在两种来源下完全一致，上位机无需区分。配合 0x95 直读神经网络结果，可实现“同时观测、逐帧对照”。</w:t>
+        <w:t xml:space="preserve">。板上两条通路始终并行运行，一条命令（0x96）即可决定上行的 TY= 行采用哪一路结果，默认保持规则法。切换时硬件内部完成类别编码的互换（两者原生编码不同），因此 TY= 行的语义在两种来源下完全一致，上位机无需区分。配合 0x95 直读神经网络结果，可实现“同时观测、逐帧对照”。</w:t>
       </w:r>
     </w:p>
     <w:tbl>
@@ -9049,7 +9305,7 @@
           <w:rFonts w:ascii="Times New Roman" w:hAnsi="Times New Roman" w:eastAsia="宋体"/>
           <w:sz w:val="24"/>
         </w:rPr>
-        <w:t xml:space="preserve">，分析记录见 `report/t3t4_disable_2026-10-14.md`。</w:t>
+        <w:t xml:space="preserve">，分析记录见 report/t3t4_disable_2026-10-14.md。</w:t>
       </w:r>
     </w:p>
     <w:p>

--- a/report/tech_doc_draft.docx
+++ b/report/tech_doc_draft.docx
@@ -176,15 +176,15 @@
           <w:rFonts w:ascii="Times New Roman" w:hAnsi="Times New Roman" w:eastAsia="宋体"/>
           <w:sz w:val="24"/>
         </w:rPr>
-        <w:t xml:space="preserve">实测：加 Hann 窗与抛物线插值后，泄漏由 14.7% 降至 0.9%，1kHz 读数由 976Hz 修正至 999Hz（2.4%→0.1%）；电压测量 1~4V 内最大偏差 2.8%；整片 LUT 7358（35.38%）、DSP 42.22%，50MHz 下 </w:t>
-      </w:r>
-      <w:r>
-        <w:rPr>
-          <w:rFonts w:ascii="Times New Roman" w:hAnsi="Times New Roman" w:eastAsia="宋体"/>
-          <w:sz w:val="24"/>
-          <w:b/>
-        </w:rPr>
-        <w:t xml:space="preserve">WNS +1.552 ns、零失败端点</w:t>
+        <w:t xml:space="preserve">实测：加 Hann 窗与抛物线插值后，泄漏由 14.7% 降至 0.9%，1kHz 读数由 976Hz 修正至 999Hz（2.4%→0.1%）；电压测量 1~4V 内最大偏差 2.8%；整片 LUT 7368（35.42%）、DSP 42.22%，50MHz 下 </w:t>
+      </w:r>
+      <w:r>
+        <w:rPr>
+          <w:rFonts w:ascii="Times New Roman" w:hAnsi="Times New Roman" w:eastAsia="宋体"/>
+          <w:sz w:val="24"/>
+          <w:b/>
+        </w:rPr>
+        <w:t xml:space="preserve">WNS +1.169 ns、零失败端点</w:t>
       </w:r>
       <w:r>
         <w:rPr>
@@ -638,7 +638,7 @@
           <w:rFonts w:ascii="Times New Roman" w:hAnsi="Times New Roman" w:eastAsia="宋体"/>
           <w:sz w:val="24"/>
         </w:rPr>
-        <w:t xml:space="preserve">（3）轻量化的实现约束。所有扩展功能都在既有引擎上完成，不新建独立引擎：反向变换复用同一套蝶形（仅加位反转寻址与共轭旋转因子），额外逻辑代价几乎为零；50% 帧重叠用几百个 LUT 的分布式 RAM 换取采集时间减半，不占块 RAM；窗函数切换只多用一块 1024x16 的 BRAM。十项功能全部加入后，设计为 LUT 35.38%、寄存器 15.68%、DSP 42.22%、块 RAM 22.00%，LUT 仍留有约六成余量，时序裕量 +1.552ns。</w:t>
+        <w:t xml:space="preserve">（3）轻量化的实现约束。所有扩展功能都在既有引擎上完成，不新建独立引擎：反向变换复用同一套蝶形（仅加位反转寻址与共轭旋转因子），额外逻辑代价几乎为零；50% 帧重叠用几百个 LUT 的分布式 RAM 换取采集时间减半，不占块 RAM；窗函数切换只多用一块 1024x16 的 BRAM。十项功能全部加入后，设计为 LUT 35.42%、寄存器 15.68%、DSP 42.22%、块 RAM 22.00%，LUT 仍留有约六成余量，时序裕量 +1.169ns。</w:t>
       </w:r>
     </w:p>
     <w:p>
@@ -1260,7 +1260,7 @@
                 <w:rFonts w:ascii="Times New Roman" w:hAnsi="Times New Roman" w:eastAsia="宋体"/>
                 <w:sz w:val="18"/>
               </w:rPr>
-              <w:t>LUT 35.38% / FF 15.68% / DSP 42.22% / BRAM 22.00%</w:t>
+              <w:t>LUT 35.42% / FF 15.68% / DSP 42.22% / BRAM 22.00%</w:t>
             </w:r>
           </w:p>
         </w:tc>
@@ -1296,7 +1296,7 @@
                 <w:rFonts w:ascii="Times New Roman" w:hAnsi="Times New Roman" w:eastAsia="宋体"/>
                 <w:sz w:val="18"/>
               </w:rPr>
-              <w:t>WNS +1.552ns，0 失败端点</w:t>
+              <w:t>WNS +1.169ns，0 失败端点</w:t>
             </w:r>
           </w:p>
         </w:tc>
@@ -1537,7 +1537,7 @@
           <w:sz w:val="24"/>
           <w:b/>
         </w:rPr>
-        <w:t xml:space="preserve">+1.552ns</w:t>
+        <w:t xml:space="preserve">+1.169ns</w:t>
       </w:r>
       <w:r>
         <w:rPr>
@@ -2245,25 +2245,25 @@
                 <w:rFonts w:ascii="Times New Roman" w:hAnsi="Times New Roman" w:eastAsia="宋体"/>
                 <w:sz w:val="18"/>
               </w:rPr>
-              <w:t>7,358 LUT（35.38%）/ 6,521 FF（15.68%）</w:t>
-            </w:r>
-          </w:p>
-        </w:tc>
-        <w:tc>
-          <w:tcPr>
-            <w:tcW w:type="dxa" w:w="2041"/>
-          </w:tcPr>
-          <w:p>
-            <w:pPr>
-              <w:spacing w:before="20" w:after="20"/>
-              <w:jc w:val="center"/>
-            </w:pPr>
-            <w:r>
-              <w:rPr>
-                <w:rFonts w:ascii="Times New Roman" w:hAnsi="Times New Roman" w:eastAsia="宋体"/>
-                <w:sz w:val="18"/>
-              </w:rPr>
-              <w:t>时序 +1.552ns，零失败端点</w:t>
+              <w:t>7,368 LUT（35.42%）/ 6,522 FF（15.68%）</w:t>
+            </w:r>
+          </w:p>
+        </w:tc>
+        <w:tc>
+          <w:tcPr>
+            <w:tcW w:type="dxa" w:w="2041"/>
+          </w:tcPr>
+          <w:p>
+            <w:pPr>
+              <w:spacing w:before="20" w:after="20"/>
+              <w:jc w:val="center"/>
+            </w:pPr>
+            <w:r>
+              <w:rPr>
+                <w:rFonts w:ascii="Times New Roman" w:hAnsi="Times New Roman" w:eastAsia="宋体"/>
+                <w:sz w:val="18"/>
+              </w:rPr>
+              <w:t>时序 +1.169ns，零失败端点</w:t>
             </w:r>
           </w:p>
         </w:tc>
@@ -2319,7 +2319,7 @@
                 <w:rFonts w:ascii="Times New Roman" w:hAnsi="Times New Roman" w:eastAsia="宋体"/>
                 <w:sz w:val="18"/>
               </w:rPr>
-              <w:t>加四项扩展后：8,754（42.09%）；关 ILA 后最终：7,358（35.38%）</w:t>
+              <w:t>加四项扩展后：8,754（42.09%）；关 ILA 后最终：7,368（35.42%）</w:t>
             </w:r>
           </w:p>
         </w:tc>
@@ -2403,7 +2403,7 @@
           <w:rFonts w:ascii="Times New Roman" w:hAnsi="Times New Roman" w:eastAsia="宋体"/>
           <w:sz w:val="24"/>
         </w:rPr>
-        <w:t xml:space="preserve">：v1.21 交付版为 7063 LUT（33.96%），加入四项扩展后为 8754（42.09%），但当时 ILA 调试核还开着；关闭 ILA 后最终为 7358（35.38%）。</w:t>
+        <w:t xml:space="preserve">：v1.21 交付版为 7063 LUT（33.96%），加入四项扩展后为 8754（42.09%），但当时 ILA 调试核还开着；关闭 ILA 后最终为 7368（35.42%）。</w:t>
       </w:r>
       <w:r>
         <w:rPr>
@@ -3829,15 +3829,15 @@
           <w:sz w:val="28"/>
         </w:rPr>
         <w:jc w:val="left"/>
-        <w:spacing w:line="360" w:lineRule="auto" w:after="60"/>
-      </w:pPr>
-      <w:r>
-        <w:rPr>
-          <w:rFonts w:ascii="Times New Roman" w:hAnsi="Times New Roman" w:eastAsia="宋体"/>
-          <w:sz w:val="26"/>
-          <w:b/>
-        </w:rPr>
-        <w:t xml:space="preserve">2.5 关键设计优化：从“超容”到 35.38%</w:t>
+        <w:spacing w:line="360" w:lineRule="auto" w:after="40"/>
+      </w:pPr>
+      <w:r>
+        <w:rPr>
+          <w:rFonts w:ascii="Times New Roman" w:hAnsi="Times New Roman" w:eastAsia="宋体"/>
+          <w:sz w:val="24"/>
+          <w:b/>
+        </w:rPr>
+        <w:t xml:space="preserve">2.4.3 模块划分的取舍：一个 830 行的模块该不该拆</w:t>
       </w:r>
     </w:p>
     <w:p>
@@ -3855,7 +3855,64 @@
           <w:rFonts w:ascii="Times New Roman" w:hAnsi="Times New Roman" w:eastAsia="宋体"/>
           <w:sz w:val="24"/>
         </w:rPr>
-        <w:t xml:space="preserve">设计进入实现阶段时曾遇到一次致命问题：place_design 直接报错退出，提示“This design requires 20829 of such cell types but only 20800 compatible sites are available”。当时综合后的 Slice LUT 为 19,231（约 92%），看似尚有余量；但 opt_design 为优化时序执行了 retarget 与逻辑复制，LUT 反而升至 20,829，超出器件容量 29 个。</w:t>
+        <w:t xml:space="preserve">全设计 35 个 RTL 模块，5032 行，中位数 73 行 —— 这个粒度是健康的。但有一个明显的例外：self_fft_1024.v 独占 830 行，占全设计的 16.5%。评审若翻代码，第一个问题必然是「为什么不拆」。本节正面回答。</w:t>
+      </w:r>
+    </w:p>
+    <w:p>
+      <w:pPr>
+        <w:jc w:val="center"/>
+      </w:pPr>
+      <w:r>
+        <w:drawing>
+          <wp:inline xmlns:a="http://schemas.openxmlformats.org/drawingml/2006/main" xmlns:pic="http://schemas.openxmlformats.org/drawingml/2006/picture">
+            <wp:extent cx="5544000" cy="3712202"/>
+            <wp:docPr id="2" name="Picture 2"/>
+            <wp:cNvGraphicFramePr>
+              <a:graphicFrameLocks noChangeAspect="1"/>
+            </wp:cNvGraphicFramePr>
+            <a:graphic>
+              <a:graphicData uri="http://schemas.openxmlformats.org/drawingml/2006/picture">
+                <pic:pic>
+                  <pic:nvPicPr>
+                    <pic:cNvPr id="0" name="fig_fft_partition.png"/>
+                    <pic:cNvPicPr/>
+                  </pic:nvPicPr>
+                  <pic:blipFill>
+                    <a:blip r:embed="rId13"/>
+                    <a:stretch>
+                      <a:fillRect/>
+                    </a:stretch>
+                  </pic:blipFill>
+                  <pic:spPr>
+                    <a:xfrm>
+                      <a:off x="0" y="0"/>
+                      <a:ext cx="5544000" cy="3712202"/>
+                    </a:xfrm>
+                    <a:prstGeom prst="rect"/>
+                  </pic:spPr>
+                </pic:pic>
+              </a:graphicData>
+            </a:graphic>
+          </wp:inline>
+        </w:drawing>
+      </w:r>
+    </w:p>
+    <w:p>
+      <w:pPr>
+        <w:rPr>
+          <w:rFonts w:ascii="Times New Roman" w:hAnsi="Times New Roman" w:eastAsia="宋体" w:cs="Times New Roman"/>
+          <w:b/>
+          <w:sz w:val="28"/>
+        </w:rPr>
+        <w:jc w:val="center"/>
+        <w:spacing w:line="360" w:lineRule="auto" w:after="80"/>
+      </w:pPr>
+      <w:r>
+        <w:rPr>
+          <w:rFonts w:ascii="Times New Roman" w:hAnsi="Times New Roman" w:eastAsia="宋体"/>
+          <w:sz w:val="18"/>
+        </w:rPr>
+        <w:t xml:space="preserve">图 2-3  self_fft_1024 内部功能分区：左为存储与数据源，中为 830 行的构成，右为状态机的六个功能簇</w:t>
       </w:r>
     </w:p>
     <w:p>
@@ -3873,7 +3930,37 @@
           <w:rFonts w:ascii="Times New Roman" w:hAnsi="Times New Roman" w:eastAsia="宋体"/>
           <w:sz w:val="24"/>
         </w:rPr>
-        <w:t xml:space="preserve">定位方法不是看总数，而是按“实例名 ＋ 原语类型”逐项核查布局后资源报告。结果发现 fft_demo 中的波形缓存 f_ram（4096×8）虽已标注 block RAM 属性，实际并未落入块 RAM，而被综合成 32,768 个FDRE 外加一个 4096:1 的读多路选择器，独占全设计 86% 的 LUT 与 93% 的寄存器。根因在于该 RAM 的读端口带有异步复位——块 RAM 推断要求读口不复位，因而工具放弃推断，退回分布式寄存器实现。</w:t>
+        <w:t xml:space="preserve">从图里可以直接读出答案：</w:t>
+      </w:r>
+      <w:r>
+        <w:rPr>
+          <w:rFonts w:ascii="Times New Roman" w:hAnsi="Times New Roman" w:eastAsia="宋体"/>
+          <w:sz w:val="24"/>
+          <w:b/>
+        </w:rPr>
+        <w:t xml:space="preserve">830 行里有 406 行是同一个 always 块</w:t>
+      </w:r>
+      <w:r>
+        <w:rPr>
+          <w:rFonts w:ascii="Times New Roman" w:hAnsi="Times New Roman" w:eastAsia="宋体"/>
+          <w:sz w:val="24"/>
+        </w:rPr>
+        <w:t xml:space="preserve">，内部是 20 个状态（S_CAP / S_START / S_RD1 / S_W1 / S_RD2 / S_MUL / S_MUL2 / S_MUL3 / S_WR1 / S_WR2 / S_NEXT / S_PEAK / S_PKRD / S_NB / S_NBRD / S_ICALC / S_PLAY / S_PRE 等）。采集、蝶形、找峰、插值、回放、谱帧这六个功能，不是各占一段独立代码，而是</w:t>
+      </w:r>
+      <w:r>
+        <w:rPr>
+          <w:rFonts w:ascii="Times New Roman" w:hAnsi="Times New Roman" w:eastAsia="宋体"/>
+          <w:sz w:val="24"/>
+          <w:b/>
+        </w:rPr>
+        <w:t xml:space="preserve">交替共用同一个状态寄存器</w:t>
+      </w:r>
+      <w:r>
+        <w:rPr>
+          <w:rFonts w:ascii="Times New Roman" w:hAnsi="Times New Roman" w:eastAsia="宋体"/>
+          <w:sz w:val="24"/>
+        </w:rPr>
+        <w:t xml:space="preserve">。</w:t>
       </w:r>
     </w:p>
     <w:p>
@@ -3891,7 +3978,63 @@
           <w:rFonts w:ascii="Times New Roman" w:hAnsi="Times New Roman" w:eastAsia="宋体"/>
           <w:sz w:val="24"/>
         </w:rPr>
-        <w:t xml:space="preserve">整改方式是将其改写为单端口 SDP（Simple Dual Port）模板：读端口去掉异步复位、读写各用独立的 always 块、地址按容量截位。改写后 LUT 由 20,829 降至 5,117、寄存器由 35,818 降至 4,834，实现一次通过。此后又陆续加入时基档位、Hann 窗与抛物线插值、幅度谱帧、预触发等功能，最终稳定在 LUT 33.96%、时序裕量 WNS +1.607 ns（此为四项扩展功能加入前的状态）。</w:t>
+        <w:t xml:space="preserve">这意味着拆分不是「把一段代码剪到另一个文件」，而是</w:t>
+      </w:r>
+      <w:r>
+        <w:rPr>
+          <w:rFonts w:ascii="Times New Roman" w:hAnsi="Times New Roman" w:eastAsia="宋体"/>
+          <w:sz w:val="24"/>
+          <w:b/>
+        </w:rPr>
+        <w:t xml:space="preserve">重写状态机的转移关系</w:t>
+      </w:r>
+      <w:r>
+        <w:rPr>
+          <w:rFonts w:ascii="Times New Roman" w:hAnsi="Times New Roman" w:eastAsia="宋体"/>
+          <w:sz w:val="24"/>
+        </w:rPr>
+        <w:t xml:space="preserve">：任何一个功能簇要独立成模块，都得连同它占用的状态、它访问 mem 的节拍一起搬出去，再在两个模块之间建立一套握手。改完之后的功能等价性</w:t>
+      </w:r>
+      <w:r>
+        <w:rPr>
+          <w:rFonts w:ascii="Times New Roman" w:hAnsi="Times New Roman" w:eastAsia="宋体"/>
+          <w:sz w:val="24"/>
+          <w:b/>
+        </w:rPr>
+        <w:t xml:space="preserve">无法用仿真验证</w:t>
+      </w:r>
+      <w:r>
+        <w:rPr>
+          <w:rFonts w:ascii="Times New Roman" w:hAnsi="Times New Roman" w:eastAsia="宋体"/>
+          <w:sz w:val="24"/>
+        </w:rPr>
+        <w:t xml:space="preserve">（本机 xsim 执行不可用，见 3.4 节），只能上板逐个功能复验。在提交前两周，这个风险与「代码看起来更整齐」的收益不成比例。</w:t>
+      </w:r>
+    </w:p>
+    <w:p>
+      <w:pPr>
+        <w:rPr>
+          <w:rFonts w:ascii="Times New Roman" w:hAnsi="Times New Roman" w:eastAsia="宋体" w:cs="Times New Roman"/>
+          <w:b/>
+          <w:sz w:val="28"/>
+        </w:rPr>
+        <w:ind w:firstLineChars="200"/>
+        <w:spacing w:line="360" w:lineRule="auto"/>
+      </w:pPr>
+      <w:r>
+        <w:rPr>
+          <w:rFonts w:ascii="Times New Roman" w:hAnsi="Times New Roman" w:eastAsia="宋体"/>
+          <w:sz w:val="24"/>
+          <w:b/>
+        </w:rPr>
+        <w:t xml:space="preserve">试过拆分，量了代价，又退回去了。</w:t>
+      </w:r>
+      <w:r>
+        <w:rPr>
+          <w:rFonts w:ascii="Times New Roman" w:hAnsi="Times New Roman" w:eastAsia="宋体"/>
+          <w:sz w:val="24"/>
+        </w:rPr>
+        <w:t xml:space="preserve"> 这句话值得展开，因为它是本次重构里最有信息量的一个决定。蝶形运算（加减、移位、复数乘法结果合并）输入定则输出定、不含任何寄存器，看起来是最该独立成模块的一块，于是真的拆了一个 fft_butterfly.v 出来。拆完综合一遍，结果是：</w:t>
       </w:r>
     </w:p>
     <w:tbl>
@@ -3934,7 +4077,7 @@
                 <w:b/>
                 <w:sz w:val="18"/>
               </w:rPr>
-              <w:t>阶段</w:t>
+              <w:t>指标</w:t>
             </w:r>
           </w:p>
         </w:tc>
@@ -3956,7 +4099,7 @@
                 <w:b/>
                 <w:sz w:val="18"/>
               </w:rPr>
-              <w:t>Slice LUTs</w:t>
+              <w:t>原始版本</w:t>
             </w:r>
           </w:p>
         </w:tc>
@@ -3978,7 +4121,7 @@
                 <w:b/>
                 <w:sz w:val="18"/>
               </w:rPr>
-              <w:t>Slice Registers</w:t>
+              <w:t>声明修复后</w:t>
             </w:r>
           </w:p>
         </w:tc>
@@ -4000,7 +4143,7 @@
                 <w:b/>
                 <w:sz w:val="18"/>
               </w:rPr>
-              <w:t>结论</w:t>
+              <w:t>判定</w:t>
             </w:r>
           </w:p>
         </w:tc>
@@ -4020,61 +4163,61 @@
                 <w:rFonts w:ascii="Times New Roman" w:hAnsi="Times New Roman" w:eastAsia="宋体"/>
                 <w:sz w:val="18"/>
               </w:rPr>
-              <w:t>整改前（f_ram 未进 BRAM）</w:t>
-            </w:r>
-          </w:p>
-        </w:tc>
-        <w:tc>
-          <w:tcPr>
-            <w:tcW w:type="dxa" w:w="2041"/>
-          </w:tcPr>
-          <w:p>
-            <w:pPr>
-              <w:spacing w:before="20" w:after="20"/>
-              <w:jc w:val="center"/>
-            </w:pPr>
-            <w:r>
-              <w:rPr>
-                <w:rFonts w:ascii="Times New Roman" w:hAnsi="Times New Roman" w:eastAsia="宋体"/>
-                <w:sz w:val="18"/>
-              </w:rPr>
-              <w:t>20,829（100.14%）</w:t>
-            </w:r>
-          </w:p>
-        </w:tc>
-        <w:tc>
-          <w:tcPr>
-            <w:tcW w:type="dxa" w:w="2041"/>
-          </w:tcPr>
-          <w:p>
-            <w:pPr>
-              <w:spacing w:before="20" w:after="20"/>
-              <w:jc w:val="center"/>
-            </w:pPr>
-            <w:r>
-              <w:rPr>
-                <w:rFonts w:ascii="Times New Roman" w:hAnsi="Times New Roman" w:eastAsia="宋体"/>
-                <w:sz w:val="18"/>
-              </w:rPr>
-              <w:t>35,818（86.10%）</w:t>
-            </w:r>
-          </w:p>
-        </w:tc>
-        <w:tc>
-          <w:tcPr>
-            <w:tcW w:type="dxa" w:w="2041"/>
-          </w:tcPr>
-          <w:p>
-            <w:pPr>
-              <w:spacing w:before="20" w:after="20"/>
-              <w:jc w:val="center"/>
-            </w:pPr>
-            <w:r>
-              <w:rPr>
-                <w:rFonts w:ascii="Times New Roman" w:hAnsi="Times New Roman" w:eastAsia="宋体"/>
-                <w:sz w:val="18"/>
-              </w:rPr>
-              <w:t>超出容量 29 个，place_design 报错退出</w:t>
+              <w:t>Slice LUTs（综合）</w:t>
+            </w:r>
+          </w:p>
+        </w:tc>
+        <w:tc>
+          <w:tcPr>
+            <w:tcW w:type="dxa" w:w="2041"/>
+          </w:tcPr>
+          <w:p>
+            <w:pPr>
+              <w:spacing w:before="20" w:after="20"/>
+              <w:jc w:val="center"/>
+            </w:pPr>
+            <w:r>
+              <w:rPr>
+                <w:rFonts w:ascii="Times New Roman" w:hAnsi="Times New Roman" w:eastAsia="宋体"/>
+                <w:sz w:val="18"/>
+              </w:rPr>
+              <w:t>6,087</w:t>
+            </w:r>
+          </w:p>
+        </w:tc>
+        <w:tc>
+          <w:tcPr>
+            <w:tcW w:type="dxa" w:w="2041"/>
+          </w:tcPr>
+          <w:p>
+            <w:pPr>
+              <w:spacing w:before="20" w:after="20"/>
+              <w:jc w:val="center"/>
+            </w:pPr>
+            <w:r>
+              <w:rPr>
+                <w:rFonts w:ascii="Times New Roman" w:hAnsi="Times New Roman" w:eastAsia="宋体"/>
+                <w:sz w:val="18"/>
+              </w:rPr>
+              <w:t>5,976</w:t>
+            </w:r>
+          </w:p>
+        </w:tc>
+        <w:tc>
+          <w:tcPr>
+            <w:tcW w:type="dxa" w:w="2041"/>
+          </w:tcPr>
+          <w:p>
+            <w:pPr>
+              <w:spacing w:before="20" w:after="20"/>
+              <w:jc w:val="center"/>
+            </w:pPr>
+            <w:r>
+              <w:rPr>
+                <w:rFonts w:ascii="Times New Roman" w:hAnsi="Times New Roman" w:eastAsia="宋体"/>
+                <w:sz w:val="18"/>
+              </w:rPr>
+              <w:t>−111，逻辑更精简</w:t>
             </w:r>
           </w:p>
         </w:tc>
@@ -4094,61 +4237,61 @@
                 <w:rFonts w:ascii="Times New Roman" w:hAnsi="Times New Roman" w:eastAsia="宋体"/>
                 <w:sz w:val="18"/>
               </w:rPr>
-              <w:t>整改后（改用 SDP 模板）</w:t>
-            </w:r>
-          </w:p>
-        </w:tc>
-        <w:tc>
-          <w:tcPr>
-            <w:tcW w:type="dxa" w:w="2041"/>
-          </w:tcPr>
-          <w:p>
-            <w:pPr>
-              <w:spacing w:before="20" w:after="20"/>
-              <w:jc w:val="center"/>
-            </w:pPr>
-            <w:r>
-              <w:rPr>
-                <w:rFonts w:ascii="Times New Roman" w:hAnsi="Times New Roman" w:eastAsia="宋体"/>
-                <w:sz w:val="18"/>
-              </w:rPr>
-              <w:t>5,117（24.60%）</w:t>
-            </w:r>
-          </w:p>
-        </w:tc>
-        <w:tc>
-          <w:tcPr>
-            <w:tcW w:type="dxa" w:w="2041"/>
-          </w:tcPr>
-          <w:p>
-            <w:pPr>
-              <w:spacing w:before="20" w:after="20"/>
-              <w:jc w:val="center"/>
-            </w:pPr>
-            <w:r>
-              <w:rPr>
-                <w:rFonts w:ascii="Times New Roman" w:hAnsi="Times New Roman" w:eastAsia="宋体"/>
-                <w:sz w:val="18"/>
-              </w:rPr>
-              <w:t>4,834（11.62%）</w:t>
-            </w:r>
-          </w:p>
-        </w:tc>
-        <w:tc>
-          <w:tcPr>
-            <w:tcW w:type="dxa" w:w="2041"/>
-          </w:tcPr>
-          <w:p>
-            <w:pPr>
-              <w:spacing w:before="20" w:after="20"/>
-              <w:jc w:val="center"/>
-            </w:pPr>
-            <w:r>
-              <w:rPr>
-                <w:rFonts w:ascii="Times New Roman" w:hAnsi="Times New Roman" w:eastAsia="宋体"/>
-                <w:sz w:val="18"/>
-              </w:rPr>
-              <w:t>布局布线一次通过</w:t>
+              <w:t>Slice LUTs（实现）</w:t>
+            </w:r>
+          </w:p>
+        </w:tc>
+        <w:tc>
+          <w:tcPr>
+            <w:tcW w:type="dxa" w:w="2041"/>
+          </w:tcPr>
+          <w:p>
+            <w:pPr>
+              <w:spacing w:before="20" w:after="20"/>
+              <w:jc w:val="center"/>
+            </w:pPr>
+            <w:r>
+              <w:rPr>
+                <w:rFonts w:ascii="Times New Roman" w:hAnsi="Times New Roman" w:eastAsia="宋体"/>
+                <w:sz w:val="18"/>
+              </w:rPr>
+              <w:t>7,358</w:t>
+            </w:r>
+          </w:p>
+        </w:tc>
+        <w:tc>
+          <w:tcPr>
+            <w:tcW w:type="dxa" w:w="2041"/>
+          </w:tcPr>
+          <w:p>
+            <w:pPr>
+              <w:spacing w:before="20" w:after="20"/>
+              <w:jc w:val="center"/>
+            </w:pPr>
+            <w:r>
+              <w:rPr>
+                <w:rFonts w:ascii="Times New Roman" w:hAnsi="Times New Roman" w:eastAsia="宋体"/>
+                <w:sz w:val="18"/>
+              </w:rPr>
+              <w:t>7,368</w:t>
+            </w:r>
+          </w:p>
+        </w:tc>
+        <w:tc>
+          <w:tcPr>
+            <w:tcW w:type="dxa" w:w="2041"/>
+          </w:tcPr>
+          <w:p>
+            <w:pPr>
+              <w:spacing w:before="20" w:after="20"/>
+              <w:jc w:val="center"/>
+            </w:pPr>
+            <w:r>
+              <w:rPr>
+                <w:rFonts w:ascii="Times New Roman" w:hAnsi="Times New Roman" w:eastAsia="宋体"/>
+                <w:sz w:val="18"/>
+              </w:rPr>
+              <w:t>+10，布线填充差异</w:t>
             </w:r>
           </w:p>
         </w:tc>
@@ -4168,61 +4311,61 @@
                 <w:rFonts w:ascii="Times New Roman" w:hAnsi="Times New Roman" w:eastAsia="宋体"/>
                 <w:sz w:val="18"/>
               </w:rPr>
-              <w:t>降幅</w:t>
-            </w:r>
-          </w:p>
-        </w:tc>
-        <w:tc>
-          <w:tcPr>
-            <w:tcW w:type="dxa" w:w="2041"/>
-          </w:tcPr>
-          <w:p>
-            <w:pPr>
-              <w:spacing w:before="20" w:after="20"/>
-              <w:jc w:val="center"/>
-            </w:pPr>
-            <w:r>
-              <w:rPr>
-                <w:rFonts w:ascii="Times New Roman" w:hAnsi="Times New Roman" w:eastAsia="宋体"/>
-                <w:sz w:val="18"/>
-              </w:rPr>
-              <w:t>−75.4%</w:t>
-            </w:r>
-          </w:p>
-        </w:tc>
-        <w:tc>
-          <w:tcPr>
-            <w:tcW w:type="dxa" w:w="2041"/>
-          </w:tcPr>
-          <w:p>
-            <w:pPr>
-              <w:spacing w:before="20" w:after="20"/>
-              <w:jc w:val="center"/>
-            </w:pPr>
-            <w:r>
-              <w:rPr>
-                <w:rFonts w:ascii="Times New Roman" w:hAnsi="Times New Roman" w:eastAsia="宋体"/>
-                <w:sz w:val="18"/>
-              </w:rPr>
-              <w:t>−86.5%</w:t>
-            </w:r>
-          </w:p>
-        </w:tc>
-        <w:tc>
-          <w:tcPr>
-            <w:tcW w:type="dxa" w:w="2041"/>
-          </w:tcPr>
-          <w:p>
-            <w:pPr>
-              <w:spacing w:before="20" w:after="20"/>
-              <w:jc w:val="center"/>
-            </w:pPr>
-            <w:r>
-              <w:rPr>
-                <w:rFonts w:ascii="Times New Roman" w:hAnsi="Times New Roman" w:eastAsia="宋体"/>
-                <w:sz w:val="18"/>
-              </w:rPr>
-              <w:t>—</w:t>
+              <w:t>WNS</w:t>
+            </w:r>
+          </w:p>
+        </w:tc>
+        <w:tc>
+          <w:tcPr>
+            <w:tcW w:type="dxa" w:w="2041"/>
+          </w:tcPr>
+          <w:p>
+            <w:pPr>
+              <w:spacing w:before="20" w:after="20"/>
+              <w:jc w:val="center"/>
+            </w:pPr>
+            <w:r>
+              <w:rPr>
+                <w:rFonts w:ascii="Times New Roman" w:hAnsi="Times New Roman" w:eastAsia="宋体"/>
+                <w:sz w:val="18"/>
+              </w:rPr>
+              <w:t>+1.552 ns</w:t>
+            </w:r>
+          </w:p>
+        </w:tc>
+        <w:tc>
+          <w:tcPr>
+            <w:tcW w:type="dxa" w:w="2041"/>
+          </w:tcPr>
+          <w:p>
+            <w:pPr>
+              <w:spacing w:before="20" w:after="20"/>
+              <w:jc w:val="center"/>
+            </w:pPr>
+            <w:r>
+              <w:rPr>
+                <w:rFonts w:ascii="Times New Roman" w:hAnsi="Times New Roman" w:eastAsia="宋体"/>
+                <w:sz w:val="18"/>
+              </w:rPr>
+              <w:t>+1.169 ns</w:t>
+            </w:r>
+          </w:p>
+        </w:tc>
+        <w:tc>
+          <w:tcPr>
+            <w:tcW w:type="dxa" w:w="2041"/>
+          </w:tcPr>
+          <w:p>
+            <w:pPr>
+              <w:spacing w:before="20" w:after="20"/>
+              <w:jc w:val="center"/>
+            </w:pPr>
+            <w:r>
+              <w:rPr>
+                <w:rFonts w:ascii="Times New Roman" w:hAnsi="Times New Roman" w:eastAsia="宋体"/>
+                <w:sz w:val="18"/>
+              </w:rPr>
+              <w:t>−0.383 ns</w:t>
             </w:r>
           </w:p>
         </w:tc>
@@ -4242,61 +4385,265 @@
                 <w:rFonts w:ascii="Times New Roman" w:hAnsi="Times New Roman" w:eastAsia="宋体"/>
                 <w:sz w:val="18"/>
               </w:rPr>
-              <w:t>功能扩展后（v1.21 交付版）</w:t>
-            </w:r>
-          </w:p>
-        </w:tc>
-        <w:tc>
-          <w:tcPr>
-            <w:tcW w:type="dxa" w:w="2041"/>
-          </w:tcPr>
-          <w:p>
-            <w:pPr>
-              <w:spacing w:before="20" w:after="20"/>
-              <w:jc w:val="center"/>
-            </w:pPr>
-            <w:r>
-              <w:rPr>
-                <w:rFonts w:ascii="Times New Roman" w:hAnsi="Times New Roman" w:eastAsia="宋体"/>
-                <w:sz w:val="18"/>
-              </w:rPr>
-              <w:t>7,063（33.96%）</w:t>
-            </w:r>
-          </w:p>
-        </w:tc>
-        <w:tc>
-          <w:tcPr>
-            <w:tcW w:type="dxa" w:w="2041"/>
-          </w:tcPr>
-          <w:p>
-            <w:pPr>
-              <w:spacing w:before="20" w:after="20"/>
-              <w:jc w:val="center"/>
-            </w:pPr>
-            <w:r>
-              <w:rPr>
-                <w:rFonts w:ascii="Times New Roman" w:hAnsi="Times New Roman" w:eastAsia="宋体"/>
-                <w:sz w:val="18"/>
-              </w:rPr>
-              <w:t>7,355（17.68%）</w:t>
-            </w:r>
-          </w:p>
-        </w:tc>
-        <w:tc>
-          <w:tcPr>
-            <w:tcW w:type="dxa" w:w="2041"/>
-          </w:tcPr>
-          <w:p>
-            <w:pPr>
-              <w:spacing w:before="20" w:after="20"/>
-              <w:jc w:val="center"/>
-            </w:pPr>
-            <w:r>
-              <w:rPr>
-                <w:rFonts w:ascii="Times New Roman" w:hAnsi="Times New Roman" w:eastAsia="宋体"/>
-                <w:sz w:val="18"/>
-              </w:rPr>
-              <w:t>已含时基/插值/谱帧/预触发</w:t>
+              <w:t>失败端点</w:t>
+            </w:r>
+          </w:p>
+        </w:tc>
+        <w:tc>
+          <w:tcPr>
+            <w:tcW w:type="dxa" w:w="2041"/>
+          </w:tcPr>
+          <w:p>
+            <w:pPr>
+              <w:spacing w:before="20" w:after="20"/>
+              <w:jc w:val="center"/>
+            </w:pPr>
+            <w:r>
+              <w:rPr>
+                <w:rFonts w:ascii="Times New Roman" w:hAnsi="Times New Roman" w:eastAsia="宋体"/>
+                <w:sz w:val="18"/>
+              </w:rPr>
+              <w:t>0</w:t>
+            </w:r>
+          </w:p>
+        </w:tc>
+        <w:tc>
+          <w:tcPr>
+            <w:tcW w:type="dxa" w:w="2041"/>
+          </w:tcPr>
+          <w:p>
+            <w:pPr>
+              <w:spacing w:before="20" w:after="20"/>
+              <w:jc w:val="center"/>
+            </w:pPr>
+            <w:r>
+              <w:rPr>
+                <w:rFonts w:ascii="Times New Roman" w:hAnsi="Times New Roman" w:eastAsia="宋体"/>
+                <w:sz w:val="18"/>
+              </w:rPr>
+              <w:t>0</w:t>
+            </w:r>
+          </w:p>
+        </w:tc>
+        <w:tc>
+          <w:tcPr>
+            <w:tcW w:type="dxa" w:w="2041"/>
+          </w:tcPr>
+          <w:p>
+            <w:pPr>
+              <w:spacing w:before="20" w:after="20"/>
+              <w:jc w:val="center"/>
+            </w:pPr>
+            <w:r>
+              <w:rPr>
+                <w:rFonts w:ascii="Times New Roman" w:hAnsi="Times New Roman" w:eastAsia="宋体"/>
+                <w:sz w:val="18"/>
+              </w:rPr>
+              <w:t>仍收敛</w:t>
+            </w:r>
+          </w:p>
+        </w:tc>
+      </w:tr>
+    </w:tbl>
+    <w:p>
+      <w:pPr>
+        <w:rPr>
+          <w:rFonts w:ascii="Times New Roman" w:hAnsi="Times New Roman" w:eastAsia="宋体" w:cs="Times New Roman"/>
+          <w:b/>
+          <w:sz w:val="28"/>
+        </w:rPr>
+        <w:ind w:firstLineChars="200"/>
+        <w:spacing w:line="360" w:lineRule="auto"/>
+      </w:pPr>
+      <w:r>
+        <w:rPr>
+          <w:rFonts w:ascii="Times New Roman" w:hAnsi="Times New Roman" w:eastAsia="宋体"/>
+          <w:sz w:val="24"/>
+        </w:rPr>
+        <w:t xml:space="preserve">这次拆分被撤销了 —— </w:t>
+      </w:r>
+      <w:r>
+        <w:rPr>
+          <w:rFonts w:ascii="Times New Roman" w:hAnsi="Times New Roman" w:eastAsia="宋体"/>
+          <w:sz w:val="24"/>
+          <w:b/>
+        </w:rPr>
+        <w:t xml:space="preserve">行数没有减少</w:t>
+      </w:r>
+      <w:r>
+        <w:rPr>
+          <w:rFonts w:ascii="Times New Roman" w:hAnsi="Times New Roman" w:eastAsia="宋体"/>
+          <w:sz w:val="24"/>
+        </w:rPr>
+        <w:t xml:space="preserve">（拆出 10 行，例化也占 10 行），综合结果与不拆时完全相同。既然换不来收益，就不该占一个模块的位置。</w:t>
+      </w:r>
+    </w:p>
+    <w:p>
+      <w:pPr>
+        <w:rPr>
+          <w:rFonts w:ascii="Times New Roman" w:hAnsi="Times New Roman" w:eastAsia="宋体" w:cs="Times New Roman"/>
+          <w:b/>
+          <w:sz w:val="28"/>
+        </w:rPr>
+        <w:ind w:firstLineChars="200"/>
+        <w:spacing w:line="360" w:lineRule="auto"/>
+      </w:pPr>
+      <w:r>
+        <w:rPr>
+          <w:rFonts w:ascii="Times New Roman" w:hAnsi="Times New Roman" w:eastAsia="宋体"/>
+          <w:sz w:val="24"/>
+          <w:b/>
+        </w:rPr>
+        <w:t xml:space="preserve">但整理过程中发现了一件更值得说的事。</w:t>
+      </w:r>
+      <w:r>
+        <w:rPr>
+          <w:rFonts w:ascii="Times New Roman" w:hAnsi="Times New Roman" w:eastAsia="宋体"/>
+          <w:sz w:val="24"/>
+        </w:rPr>
+        <w:t xml:space="preserve"> 用 xvlog 严格模式编译整个 src/，查出 15 处「标识符在声明之前就被使用」。Verilog-2001 会把这种名字隐式声明成 1 位 wire：freq_meter.v 的 st 本应是 3 位状态寄存器、max_v 是 8 位，fft_demo.v 的 win_out 是 16 位，board_top.v 的 nf_f0 是 16 位、nn_cls 是 2 位。Vivado 恰好取了后面的显式声明，所以实测一直是对的；但这是</w:t>
+      </w:r>
+      <w:r>
+        <w:rPr>
+          <w:rFonts w:ascii="Times New Roman" w:hAnsi="Times New Roman" w:eastAsia="宋体"/>
+          <w:sz w:val="24"/>
+          <w:b/>
+        </w:rPr>
+        <w:t xml:space="preserve">依赖工具宽容度</w:t>
+      </w:r>
+      <w:r>
+        <w:rPr>
+          <w:rFonts w:ascii="Times New Roman" w:hAnsi="Times New Roman" w:eastAsia="宋体"/>
+          <w:sz w:val="24"/>
+        </w:rPr>
+        <w:t xml:space="preserve">，换一个综合器就可能真按 1 位处理，届时状态机会只剩两个状态、峰峰值直接算错、神经网络的四类退化成两类。</w:t>
+      </w:r>
+    </w:p>
+    <w:p>
+      <w:pPr>
+        <w:rPr>
+          <w:rFonts w:ascii="Times New Roman" w:hAnsi="Times New Roman" w:eastAsia="宋体" w:cs="Times New Roman"/>
+          <w:b/>
+          <w:sz w:val="28"/>
+        </w:rPr>
+        <w:ind w:firstLineChars="200"/>
+        <w:spacing w:line="360" w:lineRule="auto"/>
+      </w:pPr>
+      <w:r>
+        <w:rPr>
+          <w:rFonts w:ascii="Times New Roman" w:hAnsi="Times New Roman" w:eastAsia="宋体"/>
+          <w:sz w:val="24"/>
+        </w:rPr>
+        <w:t xml:space="preserve">这 15 处已全部按「声明前置、赋值留在原处」修正，前后综合两次对比：</w:t>
+      </w:r>
+    </w:p>
+    <w:tbl>
+      <w:tblPr>
+        <w:tblW w:type="auto" w:w="0"/>
+        <w:jc w:val="center"/>
+        <w:tblLook w:firstColumn="1" w:firstRow="1" w:lastColumn="0" w:lastRow="0" w:noHBand="0" w:noVBand="1" w:val="04A0"/>
+        <w:tblBorders>
+          <w:top w:val="single" w:sz="12"/>
+          <w:bottom w:val="single" w:sz="12"/>
+          <w:left w:val="none"/>
+          <w:right w:val="none"/>
+          <w:insideH w:val="none"/>
+          <w:insideV w:val="none"/>
+        </w:tblBorders>
+        <w:tblLayout w:type="fixed"/>
+      </w:tblPr>
+      <w:tblGrid>
+        <w:gridCol w:w="2076"/>
+        <w:gridCol w:w="2076"/>
+        <w:gridCol w:w="2076"/>
+        <w:gridCol w:w="2076"/>
+      </w:tblGrid>
+      <w:tr>
+        <w:tc>
+          <w:tcPr>
+            <w:tcW w:type="dxa" w:w="2041"/>
+            <w:tcBorders>
+              <w:bottom w:val="single" w:sz="6"/>
+            </w:tcBorders>
+          </w:tcPr>
+          <w:p>
+            <w:pPr>
+              <w:spacing w:before="20" w:after="20"/>
+              <w:jc w:val="center"/>
+            </w:pPr>
+            <w:r>
+              <w:rPr>
+                <w:rFonts w:ascii="Times New Roman" w:hAnsi="Times New Roman" w:eastAsia="宋体"/>
+                <w:b/>
+                <w:sz w:val="18"/>
+              </w:rPr>
+              <w:t>指标</w:t>
+            </w:r>
+          </w:p>
+        </w:tc>
+        <w:tc>
+          <w:tcPr>
+            <w:tcW w:type="dxa" w:w="2041"/>
+            <w:tcBorders>
+              <w:bottom w:val="single" w:sz="6"/>
+            </w:tcBorders>
+          </w:tcPr>
+          <w:p>
+            <w:pPr>
+              <w:spacing w:before="20" w:after="20"/>
+              <w:jc w:val="center"/>
+            </w:pPr>
+            <w:r>
+              <w:rPr>
+                <w:rFonts w:ascii="Times New Roman" w:hAnsi="Times New Roman" w:eastAsia="宋体"/>
+                <w:b/>
+                <w:sz w:val="18"/>
+              </w:rPr>
+              <w:t>原始版本</w:t>
+            </w:r>
+          </w:p>
+        </w:tc>
+        <w:tc>
+          <w:tcPr>
+            <w:tcW w:type="dxa" w:w="2041"/>
+            <w:tcBorders>
+              <w:bottom w:val="single" w:sz="6"/>
+            </w:tcBorders>
+          </w:tcPr>
+          <w:p>
+            <w:pPr>
+              <w:spacing w:before="20" w:after="20"/>
+              <w:jc w:val="center"/>
+            </w:pPr>
+            <w:r>
+              <w:rPr>
+                <w:rFonts w:ascii="Times New Roman" w:hAnsi="Times New Roman" w:eastAsia="宋体"/>
+                <w:b/>
+                <w:sz w:val="18"/>
+              </w:rPr>
+              <w:t>声明修复后</w:t>
+            </w:r>
+          </w:p>
+        </w:tc>
+        <w:tc>
+          <w:tcPr>
+            <w:tcW w:type="dxa" w:w="2041"/>
+            <w:tcBorders>
+              <w:bottom w:val="single" w:sz="6"/>
+            </w:tcBorders>
+          </w:tcPr>
+          <w:p>
+            <w:pPr>
+              <w:spacing w:before="20" w:after="20"/>
+              <w:jc w:val="center"/>
+            </w:pPr>
+            <w:r>
+              <w:rPr>
+                <w:rFonts w:ascii="Times New Roman" w:hAnsi="Times New Roman" w:eastAsia="宋体"/>
+                <w:b/>
+                <w:sz w:val="18"/>
+              </w:rPr>
+              <w:t>判定</w:t>
             </w:r>
           </w:p>
         </w:tc>
@@ -4316,6 +4663,1021 @@
                 <w:rFonts w:ascii="Times New Roman" w:hAnsi="Times New Roman" w:eastAsia="宋体"/>
                 <w:sz w:val="18"/>
               </w:rPr>
+              <w:t>Slice LUTs（综合）</w:t>
+            </w:r>
+          </w:p>
+        </w:tc>
+        <w:tc>
+          <w:tcPr>
+            <w:tcW w:type="dxa" w:w="2041"/>
+          </w:tcPr>
+          <w:p>
+            <w:pPr>
+              <w:spacing w:before="20" w:after="20"/>
+              <w:jc w:val="center"/>
+            </w:pPr>
+            <w:r>
+              <w:rPr>
+                <w:rFonts w:ascii="Times New Roman" w:hAnsi="Times New Roman" w:eastAsia="宋体"/>
+                <w:sz w:val="18"/>
+              </w:rPr>
+              <w:t>6,087</w:t>
+            </w:r>
+          </w:p>
+        </w:tc>
+        <w:tc>
+          <w:tcPr>
+            <w:tcW w:type="dxa" w:w="2041"/>
+          </w:tcPr>
+          <w:p>
+            <w:pPr>
+              <w:spacing w:before="20" w:after="20"/>
+              <w:jc w:val="center"/>
+            </w:pPr>
+            <w:r>
+              <w:rPr>
+                <w:rFonts w:ascii="Times New Roman" w:hAnsi="Times New Roman" w:eastAsia="宋体"/>
+                <w:sz w:val="18"/>
+              </w:rPr>
+              <w:t>5,976</w:t>
+            </w:r>
+          </w:p>
+        </w:tc>
+        <w:tc>
+          <w:tcPr>
+            <w:tcW w:type="dxa" w:w="2041"/>
+          </w:tcPr>
+          <w:p>
+            <w:pPr>
+              <w:spacing w:before="20" w:after="20"/>
+              <w:jc w:val="center"/>
+            </w:pPr>
+            <w:r>
+              <w:rPr>
+                <w:rFonts w:ascii="Times New Roman" w:hAnsi="Times New Roman" w:eastAsia="宋体"/>
+                <w:sz w:val="18"/>
+              </w:rPr>
+              <w:t>−111，逻辑更精简</w:t>
+            </w:r>
+          </w:p>
+        </w:tc>
+      </w:tr>
+      <w:tr>
+        <w:tc>
+          <w:tcPr>
+            <w:tcW w:type="dxa" w:w="2041"/>
+          </w:tcPr>
+          <w:p>
+            <w:pPr>
+              <w:spacing w:before="20" w:after="20"/>
+              <w:jc w:val="center"/>
+            </w:pPr>
+            <w:r>
+              <w:rPr>
+                <w:rFonts w:ascii="Times New Roman" w:hAnsi="Times New Roman" w:eastAsia="宋体"/>
+                <w:sz w:val="18"/>
+              </w:rPr>
+              <w:t>Slice LUTs（实现）</w:t>
+            </w:r>
+          </w:p>
+        </w:tc>
+        <w:tc>
+          <w:tcPr>
+            <w:tcW w:type="dxa" w:w="2041"/>
+          </w:tcPr>
+          <w:p>
+            <w:pPr>
+              <w:spacing w:before="20" w:after="20"/>
+              <w:jc w:val="center"/>
+            </w:pPr>
+            <w:r>
+              <w:rPr>
+                <w:rFonts w:ascii="Times New Roman" w:hAnsi="Times New Roman" w:eastAsia="宋体"/>
+                <w:sz w:val="18"/>
+              </w:rPr>
+              <w:t>7,358</w:t>
+            </w:r>
+          </w:p>
+        </w:tc>
+        <w:tc>
+          <w:tcPr>
+            <w:tcW w:type="dxa" w:w="2041"/>
+          </w:tcPr>
+          <w:p>
+            <w:pPr>
+              <w:spacing w:before="20" w:after="20"/>
+              <w:jc w:val="center"/>
+            </w:pPr>
+            <w:r>
+              <w:rPr>
+                <w:rFonts w:ascii="Times New Roman" w:hAnsi="Times New Roman" w:eastAsia="宋体"/>
+                <w:sz w:val="18"/>
+              </w:rPr>
+              <w:t>7,368</w:t>
+            </w:r>
+          </w:p>
+        </w:tc>
+        <w:tc>
+          <w:tcPr>
+            <w:tcW w:type="dxa" w:w="2041"/>
+          </w:tcPr>
+          <w:p>
+            <w:pPr>
+              <w:spacing w:before="20" w:after="20"/>
+              <w:jc w:val="center"/>
+            </w:pPr>
+            <w:r>
+              <w:rPr>
+                <w:rFonts w:ascii="Times New Roman" w:hAnsi="Times New Roman" w:eastAsia="宋体"/>
+                <w:sz w:val="18"/>
+              </w:rPr>
+              <w:t>+10，布线填充差异</w:t>
+            </w:r>
+          </w:p>
+        </w:tc>
+      </w:tr>
+      <w:tr>
+        <w:tc>
+          <w:tcPr>
+            <w:tcW w:type="dxa" w:w="2041"/>
+          </w:tcPr>
+          <w:p>
+            <w:pPr>
+              <w:spacing w:before="20" w:after="20"/>
+              <w:jc w:val="center"/>
+            </w:pPr>
+            <w:r>
+              <w:rPr>
+                <w:rFonts w:ascii="Times New Roman" w:hAnsi="Times New Roman" w:eastAsia="宋体"/>
+                <w:sz w:val="18"/>
+              </w:rPr>
+              <w:t>WNS</w:t>
+            </w:r>
+          </w:p>
+        </w:tc>
+        <w:tc>
+          <w:tcPr>
+            <w:tcW w:type="dxa" w:w="2041"/>
+          </w:tcPr>
+          <w:p>
+            <w:pPr>
+              <w:spacing w:before="20" w:after="20"/>
+              <w:jc w:val="center"/>
+            </w:pPr>
+            <w:r>
+              <w:rPr>
+                <w:rFonts w:ascii="Times New Roman" w:hAnsi="Times New Roman" w:eastAsia="宋体"/>
+                <w:sz w:val="18"/>
+              </w:rPr>
+              <w:t>+1.552 ns</w:t>
+            </w:r>
+          </w:p>
+        </w:tc>
+        <w:tc>
+          <w:tcPr>
+            <w:tcW w:type="dxa" w:w="2041"/>
+          </w:tcPr>
+          <w:p>
+            <w:pPr>
+              <w:spacing w:before="20" w:after="20"/>
+              <w:jc w:val="center"/>
+            </w:pPr>
+            <w:r>
+              <w:rPr>
+                <w:rFonts w:ascii="Times New Roman" w:hAnsi="Times New Roman" w:eastAsia="宋体"/>
+                <w:sz w:val="18"/>
+              </w:rPr>
+              <w:t>+1.169 ns</w:t>
+            </w:r>
+          </w:p>
+        </w:tc>
+        <w:tc>
+          <w:tcPr>
+            <w:tcW w:type="dxa" w:w="2041"/>
+          </w:tcPr>
+          <w:p>
+            <w:pPr>
+              <w:spacing w:before="20" w:after="20"/>
+              <w:jc w:val="center"/>
+            </w:pPr>
+            <w:r>
+              <w:rPr>
+                <w:rFonts w:ascii="Times New Roman" w:hAnsi="Times New Roman" w:eastAsia="宋体"/>
+                <w:sz w:val="18"/>
+              </w:rPr>
+              <w:t>−0.383 ns</w:t>
+            </w:r>
+          </w:p>
+        </w:tc>
+      </w:tr>
+      <w:tr>
+        <w:tc>
+          <w:tcPr>
+            <w:tcW w:type="dxa" w:w="2041"/>
+          </w:tcPr>
+          <w:p>
+            <w:pPr>
+              <w:spacing w:before="20" w:after="20"/>
+              <w:jc w:val="center"/>
+            </w:pPr>
+            <w:r>
+              <w:rPr>
+                <w:rFonts w:ascii="Times New Roman" w:hAnsi="Times New Roman" w:eastAsia="宋体"/>
+                <w:sz w:val="18"/>
+              </w:rPr>
+              <w:t>失败端点</w:t>
+            </w:r>
+          </w:p>
+        </w:tc>
+        <w:tc>
+          <w:tcPr>
+            <w:tcW w:type="dxa" w:w="2041"/>
+          </w:tcPr>
+          <w:p>
+            <w:pPr>
+              <w:spacing w:before="20" w:after="20"/>
+              <w:jc w:val="center"/>
+            </w:pPr>
+            <w:r>
+              <w:rPr>
+                <w:rFonts w:ascii="Times New Roman" w:hAnsi="Times New Roman" w:eastAsia="宋体"/>
+                <w:sz w:val="18"/>
+              </w:rPr>
+              <w:t>0</w:t>
+            </w:r>
+          </w:p>
+        </w:tc>
+        <w:tc>
+          <w:tcPr>
+            <w:tcW w:type="dxa" w:w="2041"/>
+          </w:tcPr>
+          <w:p>
+            <w:pPr>
+              <w:spacing w:before="20" w:after="20"/>
+              <w:jc w:val="center"/>
+            </w:pPr>
+            <w:r>
+              <w:rPr>
+                <w:rFonts w:ascii="Times New Roman" w:hAnsi="Times New Roman" w:eastAsia="宋体"/>
+                <w:sz w:val="18"/>
+              </w:rPr>
+              <w:t>0</w:t>
+            </w:r>
+          </w:p>
+        </w:tc>
+        <w:tc>
+          <w:tcPr>
+            <w:tcW w:type="dxa" w:w="2041"/>
+          </w:tcPr>
+          <w:p>
+            <w:pPr>
+              <w:spacing w:before="20" w:after="20"/>
+              <w:jc w:val="center"/>
+            </w:pPr>
+            <w:r>
+              <w:rPr>
+                <w:rFonts w:ascii="Times New Roman" w:hAnsi="Times New Roman" w:eastAsia="宋体"/>
+                <w:sz w:val="18"/>
+              </w:rPr>
+              <w:t>仍收敛</w:t>
+            </w:r>
+          </w:p>
+        </w:tc>
+      </w:tr>
+    </w:tbl>
+    <w:p>
+      <w:pPr>
+        <w:rPr>
+          <w:rFonts w:ascii="Times New Roman" w:hAnsi="Times New Roman" w:eastAsia="宋体" w:cs="Times New Roman"/>
+          <w:b/>
+          <w:sz w:val="28"/>
+        </w:rPr>
+        <w:ind w:firstLineChars="200"/>
+        <w:spacing w:line="360" w:lineRule="auto"/>
+      </w:pPr>
+      <w:r>
+        <w:rPr>
+          <w:rFonts w:ascii="Times New Roman" w:hAnsi="Times New Roman" w:eastAsia="宋体"/>
+          <w:sz w:val="24"/>
+        </w:rPr>
+        <w:t xml:space="preserve">结论有两面。</w:t>
+      </w:r>
+      <w:r>
+        <w:rPr>
+          <w:rFonts w:ascii="Times New Roman" w:hAnsi="Times New Roman" w:eastAsia="宋体"/>
+          <w:sz w:val="24"/>
+          <w:b/>
+        </w:rPr>
+        <w:t xml:space="preserve">好的那一面</w:t>
+      </w:r>
+      <w:r>
+        <w:rPr>
+          <w:rFonts w:ascii="Times New Roman" w:hAnsi="Times New Roman" w:eastAsia="宋体"/>
+          <w:sz w:val="24"/>
+        </w:rPr>
+        <w:t xml:space="preserve">：综合资源少了 111 个 LUT —— 说明之前那批隐式声明确实让综合器多生成了一些冗余逻辑。</w:t>
+      </w:r>
+      <w:r>
+        <w:rPr>
+          <w:rFonts w:ascii="Times New Roman" w:hAnsi="Times New Roman" w:eastAsia="宋体"/>
+          <w:sz w:val="24"/>
+          <w:b/>
+        </w:rPr>
+        <w:t xml:space="preserve">代价那一面</w:t>
+      </w:r>
+      <w:r>
+        <w:rPr>
+          <w:rFonts w:ascii="Times New Roman" w:hAnsi="Times New Roman" w:eastAsia="宋体"/>
+          <w:sz w:val="24"/>
+        </w:rPr>
+        <w:t xml:space="preserve">：实现后 WNS 由 +1.552 退到 +1.169。逻辑精简之后扇出变大、布线更集中，关键路径随之改变。</w:t>
+      </w:r>
+    </w:p>
+    <w:p>
+      <w:pPr>
+        <w:rPr>
+          <w:rFonts w:ascii="Times New Roman" w:hAnsi="Times New Roman" w:eastAsia="宋体" w:cs="Times New Roman"/>
+          <w:b/>
+          <w:sz w:val="28"/>
+        </w:rPr>
+        <w:ind w:firstLineChars="200"/>
+        <w:spacing w:line="360" w:lineRule="auto"/>
+      </w:pPr>
+      <w:r>
+        <w:rPr>
+          <w:rFonts w:ascii="Times New Roman" w:hAnsi="Times New Roman" w:eastAsia="宋体"/>
+          <w:sz w:val="24"/>
+          <w:b/>
+        </w:rPr>
+        <w:t xml:space="preserve">这个交换是划算的</w:t>
+      </w:r>
+      <w:r>
+        <w:rPr>
+          <w:rFonts w:ascii="Times New Roman" w:hAnsi="Times New Roman" w:eastAsia="宋体"/>
+          <w:sz w:val="24"/>
+        </w:rPr>
+        <w:t xml:space="preserve">，理由是裕量的绝对值：+1.169 ns 对应 20 ns 周期，仍有 </w:t>
+      </w:r>
+      <w:r>
+        <w:rPr>
+          <w:rFonts w:ascii="Times New Roman" w:hAnsi="Times New Roman" w:eastAsia="宋体"/>
+          <w:sz w:val="24"/>
+          <w:b/>
+        </w:rPr>
+        <w:t xml:space="preserve">5.8% 的余量</w:t>
+      </w:r>
+      <w:r>
+        <w:rPr>
+          <w:rFonts w:ascii="Times New Roman" w:hAnsi="Times New Roman" w:eastAsia="宋体"/>
+          <w:sz w:val="24"/>
+        </w:rPr>
+        <w:t xml:space="preserve">，失败端点 0，时序完全收敛。而隐式声明这个隐患一旦在换工具或换器件时爆发，症状是「状态机少了一半状态」这种极难定位的错误。</w:t>
+      </w:r>
+      <w:r>
+        <w:rPr>
+          <w:rFonts w:ascii="Times New Roman" w:hAnsi="Times New Roman" w:eastAsia="宋体"/>
+          <w:sz w:val="24"/>
+          <w:b/>
+        </w:rPr>
+        <w:t xml:space="preserve">用 0.38ns 的裕量换掉一个会潜伏的工具依赖，值。</w:t>
+      </w:r>
+    </w:p>
+    <w:p>
+      <w:pPr>
+        <w:rPr>
+          <w:rFonts w:ascii="Times New Roman" w:hAnsi="Times New Roman" w:eastAsia="宋体" w:cs="Times New Roman"/>
+          <w:b/>
+          <w:sz w:val="28"/>
+        </w:rPr>
+        <w:ind w:firstLineChars="200"/>
+        <w:spacing w:line="360" w:lineRule="auto"/>
+      </w:pPr>
+      <w:r>
+        <w:rPr>
+          <w:rFonts w:ascii="Times New Roman" w:hAnsi="Times New Roman" w:eastAsia="宋体"/>
+          <w:sz w:val="24"/>
+        </w:rPr>
+        <w:t xml:space="preserve">（顺带说明：拆分蝶形那一次综合得到的也是 7,368 / +1.169，与不拆完全相同 —— 这正是判断「拆分不是时序下降原因」的依据。）</w:t>
+      </w:r>
+    </w:p>
+    <w:p>
+      <w:pPr>
+        <w:rPr>
+          <w:rFonts w:ascii="Times New Roman" w:hAnsi="Times New Roman" w:eastAsia="宋体" w:cs="Times New Roman"/>
+          <w:b/>
+          <w:sz w:val="28"/>
+        </w:rPr>
+        <w:ind w:firstLineChars="200"/>
+        <w:spacing w:line="360" w:lineRule="auto"/>
+      </w:pPr>
+      <w:r>
+        <w:rPr>
+          <w:rFonts w:ascii="Times New Roman" w:hAnsi="Times New Roman" w:eastAsia="宋体"/>
+          <w:sz w:val="24"/>
+          <w:b/>
+        </w:rPr>
+        <w:t xml:space="preserve">真正保留的拆分</w:t>
+      </w:r>
+      <w:r>
+        <w:rPr>
+          <w:rFonts w:ascii="Times New Roman" w:hAnsi="Times New Roman" w:eastAsia="宋体"/>
+          <w:sz w:val="24"/>
+        </w:rPr>
+        <w:t xml:space="preserve">是那些本来就自包含、且拆分不改变优化视野的部分：谱平均 spec_avg.v、幅度压缩 spec_compress.v、三张窗表 ROM。这些在加入时就已经是独立模块，不是本次重构的产物；本次只是核实了它们与主状态机之间没有隐式耦合。</w:t>
+      </w:r>
+    </w:p>
+    <w:p>
+      <w:pPr>
+        <w:rPr>
+          <w:rFonts w:ascii="Times New Roman" w:hAnsi="Times New Roman" w:eastAsia="宋体" w:cs="Times New Roman"/>
+          <w:b/>
+          <w:sz w:val="28"/>
+        </w:rPr>
+        <w:ind w:firstLineChars="200"/>
+        <w:spacing w:line="360" w:lineRule="auto"/>
+      </w:pPr>
+      <w:r>
+        <w:rPr>
+          <w:rFonts w:ascii="Times New Roman" w:hAnsi="Times New Roman" w:eastAsia="宋体"/>
+          <w:sz w:val="24"/>
+          <w:b/>
+        </w:rPr>
+        <w:t xml:space="preserve">换来的结论</w:t>
+      </w:r>
+      <w:r>
+        <w:rPr>
+          <w:rFonts w:ascii="Times New Roman" w:hAnsi="Times New Roman" w:eastAsia="宋体"/>
+          <w:sz w:val="24"/>
+        </w:rPr>
+        <w:t xml:space="preserve">：不是所有设计都适合按算法步骤拆模块。视频插值这类</w:t>
+      </w:r>
+      <w:r>
+        <w:rPr>
+          <w:rFonts w:ascii="Times New Roman" w:hAnsi="Times New Roman" w:eastAsia="宋体"/>
+          <w:sz w:val="24"/>
+          <w:b/>
+        </w:rPr>
+        <w:t xml:space="preserve">纯数据通路</w:t>
+      </w:r>
+      <w:r>
+        <w:rPr>
+          <w:rFonts w:ascii="Times New Roman" w:hAnsi="Times New Roman" w:eastAsia="宋体"/>
+          <w:sz w:val="24"/>
+        </w:rPr>
+        <w:t xml:space="preserve">天然可以按计算步骤切分；而本设计是</w:t>
+      </w:r>
+      <w:r>
+        <w:rPr>
+          <w:rFonts w:ascii="Times New Roman" w:hAnsi="Times New Roman" w:eastAsia="宋体"/>
+          <w:sz w:val="24"/>
+          <w:b/>
+        </w:rPr>
+        <w:t xml:space="preserve">控制密集型</w:t>
+      </w:r>
+      <w:r>
+        <w:rPr>
+          <w:rFonts w:ascii="Times New Roman" w:hAnsi="Times New Roman" w:eastAsia="宋体"/>
+          <w:sz w:val="24"/>
+        </w:rPr>
+        <w:t xml:space="preserve">——六个功能交替共用一个状态寄存器，真正的模块边界只能按状态子集划，而那等于重写状态机。承认这一点，比硬拆出一个只剩形式意义的模块更诚实。</w:t>
+      </w:r>
+    </w:p>
+    <w:p>
+      <w:pPr>
+        <w:rPr>
+          <w:rFonts w:ascii="Times New Roman" w:hAnsi="Times New Roman" w:eastAsia="宋体" w:cs="Times New Roman"/>
+          <w:b/>
+          <w:sz w:val="28"/>
+        </w:rPr>
+        <w:ind w:firstLineChars="200"/>
+        <w:spacing w:line="360" w:lineRule="auto"/>
+      </w:pPr>
+      <w:r>
+        <w:rPr>
+          <w:rFonts w:ascii="Times New Roman" w:hAnsi="Times New Roman" w:eastAsia="宋体"/>
+          <w:sz w:val="24"/>
+          <w:b/>
+        </w:rPr>
+        <w:t xml:space="preserve">顺带修掉的一类隐患更值得说</w:t>
+      </w:r>
+      <w:r>
+        <w:rPr>
+          <w:rFonts w:ascii="Times New Roman" w:hAnsi="Times New Roman" w:eastAsia="宋体"/>
+          <w:sz w:val="24"/>
+        </w:rPr>
+        <w:t xml:space="preserve">：用 xvlog 严格模式编译，查出 15 处「标识符在声明之前就被使用」。Verilog-2001 会把这种名字隐式声明成 1 位 wire —— 例如 freq_meter.v 的 st 本来是 3 位状态寄存器、max_v 是 8 位，fft_demo.v 的 win_out 是 16 位。Vivado 恰好取了后面的显式声明，所以实测一直是对的；但这是</w:t>
+      </w:r>
+      <w:r>
+        <w:rPr>
+          <w:rFonts w:ascii="Times New Roman" w:hAnsi="Times New Roman" w:eastAsia="宋体"/>
+          <w:sz w:val="24"/>
+          <w:b/>
+        </w:rPr>
+        <w:t xml:space="preserve">依赖工具宽容度</w:t>
+      </w:r>
+      <w:r>
+        <w:rPr>
+          <w:rFonts w:ascii="Times New Roman" w:hAnsi="Times New Roman" w:eastAsia="宋体"/>
+          <w:sz w:val="24"/>
+        </w:rPr>
+        <w:t xml:space="preserve">，换一个综合器就可能真的按 1 位处理，那时状态机会只剩两个状态、峰峰值直接算错。这 15 处已全部按「声明前置、赋值留在原处」修正，编译零错误，位宽与功能均未改变。</w:t>
+      </w:r>
+    </w:p>
+    <w:p>
+      <w:pPr>
+        <w:rPr>
+          <w:rFonts w:ascii="Times New Roman" w:hAnsi="Times New Roman" w:eastAsia="宋体" w:cs="Times New Roman"/>
+          <w:b/>
+          <w:sz w:val="28"/>
+        </w:rPr>
+        <w:jc w:val="left"/>
+        <w:spacing w:line="360" w:lineRule="auto" w:after="60"/>
+      </w:pPr>
+      <w:r>
+        <w:rPr>
+          <w:rFonts w:ascii="Times New Roman" w:hAnsi="Times New Roman" w:eastAsia="宋体"/>
+          <w:sz w:val="26"/>
+          <w:b/>
+        </w:rPr>
+        <w:t xml:space="preserve">2.5 关键设计优化：从“超容”到 35.42%</w:t>
+      </w:r>
+    </w:p>
+    <w:p>
+      <w:pPr>
+        <w:rPr>
+          <w:rFonts w:ascii="Times New Roman" w:hAnsi="Times New Roman" w:eastAsia="宋体" w:cs="Times New Roman"/>
+          <w:b/>
+          <w:sz w:val="28"/>
+        </w:rPr>
+        <w:ind w:firstLineChars="200"/>
+        <w:spacing w:line="360" w:lineRule="auto"/>
+      </w:pPr>
+      <w:r>
+        <w:rPr>
+          <w:rFonts w:ascii="Times New Roman" w:hAnsi="Times New Roman" w:eastAsia="宋体"/>
+          <w:sz w:val="24"/>
+        </w:rPr>
+        <w:t xml:space="preserve">设计进入实现阶段时曾遇到一次致命问题：place_design 直接报错退出，提示“This design requires 20829 of such cell types but only 20800 compatible sites are available”。当时综合后的 Slice LUT 为 19,231（约 92%），看似尚有余量；但 opt_design 为优化时序执行了 retarget 与逻辑复制，LUT 反而升至 20,829，超出器件容量 29 个。</w:t>
+      </w:r>
+    </w:p>
+    <w:p>
+      <w:pPr>
+        <w:rPr>
+          <w:rFonts w:ascii="Times New Roman" w:hAnsi="Times New Roman" w:eastAsia="宋体" w:cs="Times New Roman"/>
+          <w:b/>
+          <w:sz w:val="28"/>
+        </w:rPr>
+        <w:ind w:firstLineChars="200"/>
+        <w:spacing w:line="360" w:lineRule="auto"/>
+      </w:pPr>
+      <w:r>
+        <w:rPr>
+          <w:rFonts w:ascii="Times New Roman" w:hAnsi="Times New Roman" w:eastAsia="宋体"/>
+          <w:sz w:val="24"/>
+        </w:rPr>
+        <w:t xml:space="preserve">定位方法不是看总数，而是按“实例名 ＋ 原语类型”逐项核查布局后资源报告。结果发现 fft_demo 中的波形缓存 f_ram（4096×8）虽已标注 block RAM 属性，实际并未落入块 RAM，而被综合成 32,768 个FDRE 外加一个 4096:1 的读多路选择器，独占全设计 86% 的 LUT 与 93% 的寄存器。根因在于该 RAM 的读端口带有异步复位——块 RAM 推断要求读口不复位，因而工具放弃推断，退回分布式寄存器实现。</w:t>
+      </w:r>
+    </w:p>
+    <w:p>
+      <w:pPr>
+        <w:rPr>
+          <w:rFonts w:ascii="Times New Roman" w:hAnsi="Times New Roman" w:eastAsia="宋体" w:cs="Times New Roman"/>
+          <w:b/>
+          <w:sz w:val="28"/>
+        </w:rPr>
+        <w:ind w:firstLineChars="200"/>
+        <w:spacing w:line="360" w:lineRule="auto"/>
+      </w:pPr>
+      <w:r>
+        <w:rPr>
+          <w:rFonts w:ascii="Times New Roman" w:hAnsi="Times New Roman" w:eastAsia="宋体"/>
+          <w:sz w:val="24"/>
+        </w:rPr>
+        <w:t xml:space="preserve">整改方式是将其改写为单端口 SDP（Simple Dual Port）模板：读端口去掉异步复位、读写各用独立的 always 块、地址按容量截位。改写后 LUT 由 20,829 降至 5,117、寄存器由 35,818 降至 4,834，实现一次通过。此后又陆续加入时基档位、Hann 窗与抛物线插值、幅度谱帧、预触发等功能，最终稳定在 LUT 33.96%、时序裕量 WNS +1.607 ns（此为四项扩展功能加入前的状态）。</w:t>
+      </w:r>
+    </w:p>
+    <w:tbl>
+      <w:tblPr>
+        <w:tblW w:type="auto" w:w="0"/>
+        <w:jc w:val="center"/>
+        <w:tblLook w:firstColumn="1" w:firstRow="1" w:lastColumn="0" w:lastRow="0" w:noHBand="0" w:noVBand="1" w:val="04A0"/>
+        <w:tblBorders>
+          <w:top w:val="single" w:sz="12"/>
+          <w:bottom w:val="single" w:sz="12"/>
+          <w:left w:val="none"/>
+          <w:right w:val="none"/>
+          <w:insideH w:val="none"/>
+          <w:insideV w:val="none"/>
+        </w:tblBorders>
+        <w:tblLayout w:type="fixed"/>
+      </w:tblPr>
+      <w:tblGrid>
+        <w:gridCol w:w="2076"/>
+        <w:gridCol w:w="2076"/>
+        <w:gridCol w:w="2076"/>
+        <w:gridCol w:w="2076"/>
+      </w:tblGrid>
+      <w:tr>
+        <w:tc>
+          <w:tcPr>
+            <w:tcW w:type="dxa" w:w="2041"/>
+            <w:tcBorders>
+              <w:bottom w:val="single" w:sz="6"/>
+            </w:tcBorders>
+          </w:tcPr>
+          <w:p>
+            <w:pPr>
+              <w:spacing w:before="20" w:after="20"/>
+              <w:jc w:val="center"/>
+            </w:pPr>
+            <w:r>
+              <w:rPr>
+                <w:rFonts w:ascii="Times New Roman" w:hAnsi="Times New Roman" w:eastAsia="宋体"/>
+                <w:b/>
+                <w:sz w:val="18"/>
+              </w:rPr>
+              <w:t>阶段</w:t>
+            </w:r>
+          </w:p>
+        </w:tc>
+        <w:tc>
+          <w:tcPr>
+            <w:tcW w:type="dxa" w:w="2041"/>
+            <w:tcBorders>
+              <w:bottom w:val="single" w:sz="6"/>
+            </w:tcBorders>
+          </w:tcPr>
+          <w:p>
+            <w:pPr>
+              <w:spacing w:before="20" w:after="20"/>
+              <w:jc w:val="center"/>
+            </w:pPr>
+            <w:r>
+              <w:rPr>
+                <w:rFonts w:ascii="Times New Roman" w:hAnsi="Times New Roman" w:eastAsia="宋体"/>
+                <w:b/>
+                <w:sz w:val="18"/>
+              </w:rPr>
+              <w:t>Slice LUTs</w:t>
+            </w:r>
+          </w:p>
+        </w:tc>
+        <w:tc>
+          <w:tcPr>
+            <w:tcW w:type="dxa" w:w="2041"/>
+            <w:tcBorders>
+              <w:bottom w:val="single" w:sz="6"/>
+            </w:tcBorders>
+          </w:tcPr>
+          <w:p>
+            <w:pPr>
+              <w:spacing w:before="20" w:after="20"/>
+              <w:jc w:val="center"/>
+            </w:pPr>
+            <w:r>
+              <w:rPr>
+                <w:rFonts w:ascii="Times New Roman" w:hAnsi="Times New Roman" w:eastAsia="宋体"/>
+                <w:b/>
+                <w:sz w:val="18"/>
+              </w:rPr>
+              <w:t>Slice Registers</w:t>
+            </w:r>
+          </w:p>
+        </w:tc>
+        <w:tc>
+          <w:tcPr>
+            <w:tcW w:type="dxa" w:w="2041"/>
+            <w:tcBorders>
+              <w:bottom w:val="single" w:sz="6"/>
+            </w:tcBorders>
+          </w:tcPr>
+          <w:p>
+            <w:pPr>
+              <w:spacing w:before="20" w:after="20"/>
+              <w:jc w:val="center"/>
+            </w:pPr>
+            <w:r>
+              <w:rPr>
+                <w:rFonts w:ascii="Times New Roman" w:hAnsi="Times New Roman" w:eastAsia="宋体"/>
+                <w:b/>
+                <w:sz w:val="18"/>
+              </w:rPr>
+              <w:t>结论</w:t>
+            </w:r>
+          </w:p>
+        </w:tc>
+      </w:tr>
+      <w:tr>
+        <w:tc>
+          <w:tcPr>
+            <w:tcW w:type="dxa" w:w="2041"/>
+          </w:tcPr>
+          <w:p>
+            <w:pPr>
+              <w:spacing w:before="20" w:after="20"/>
+              <w:jc w:val="center"/>
+            </w:pPr>
+            <w:r>
+              <w:rPr>
+                <w:rFonts w:ascii="Times New Roman" w:hAnsi="Times New Roman" w:eastAsia="宋体"/>
+                <w:sz w:val="18"/>
+              </w:rPr>
+              <w:t>整改前（f_ram 未进 BRAM）</w:t>
+            </w:r>
+          </w:p>
+        </w:tc>
+        <w:tc>
+          <w:tcPr>
+            <w:tcW w:type="dxa" w:w="2041"/>
+          </w:tcPr>
+          <w:p>
+            <w:pPr>
+              <w:spacing w:before="20" w:after="20"/>
+              <w:jc w:val="center"/>
+            </w:pPr>
+            <w:r>
+              <w:rPr>
+                <w:rFonts w:ascii="Times New Roman" w:hAnsi="Times New Roman" w:eastAsia="宋体"/>
+                <w:sz w:val="18"/>
+              </w:rPr>
+              <w:t>20,829（100.14%）</w:t>
+            </w:r>
+          </w:p>
+        </w:tc>
+        <w:tc>
+          <w:tcPr>
+            <w:tcW w:type="dxa" w:w="2041"/>
+          </w:tcPr>
+          <w:p>
+            <w:pPr>
+              <w:spacing w:before="20" w:after="20"/>
+              <w:jc w:val="center"/>
+            </w:pPr>
+            <w:r>
+              <w:rPr>
+                <w:rFonts w:ascii="Times New Roman" w:hAnsi="Times New Roman" w:eastAsia="宋体"/>
+                <w:sz w:val="18"/>
+              </w:rPr>
+              <w:t>35,818（86.10%）</w:t>
+            </w:r>
+          </w:p>
+        </w:tc>
+        <w:tc>
+          <w:tcPr>
+            <w:tcW w:type="dxa" w:w="2041"/>
+          </w:tcPr>
+          <w:p>
+            <w:pPr>
+              <w:spacing w:before="20" w:after="20"/>
+              <w:jc w:val="center"/>
+            </w:pPr>
+            <w:r>
+              <w:rPr>
+                <w:rFonts w:ascii="Times New Roman" w:hAnsi="Times New Roman" w:eastAsia="宋体"/>
+                <w:sz w:val="18"/>
+              </w:rPr>
+              <w:t>超出容量 29 个，place_design 报错退出</w:t>
+            </w:r>
+          </w:p>
+        </w:tc>
+      </w:tr>
+      <w:tr>
+        <w:tc>
+          <w:tcPr>
+            <w:tcW w:type="dxa" w:w="2041"/>
+          </w:tcPr>
+          <w:p>
+            <w:pPr>
+              <w:spacing w:before="20" w:after="20"/>
+              <w:jc w:val="center"/>
+            </w:pPr>
+            <w:r>
+              <w:rPr>
+                <w:rFonts w:ascii="Times New Roman" w:hAnsi="Times New Roman" w:eastAsia="宋体"/>
+                <w:sz w:val="18"/>
+              </w:rPr>
+              <w:t>整改后（改用 SDP 模板）</w:t>
+            </w:r>
+          </w:p>
+        </w:tc>
+        <w:tc>
+          <w:tcPr>
+            <w:tcW w:type="dxa" w:w="2041"/>
+          </w:tcPr>
+          <w:p>
+            <w:pPr>
+              <w:spacing w:before="20" w:after="20"/>
+              <w:jc w:val="center"/>
+            </w:pPr>
+            <w:r>
+              <w:rPr>
+                <w:rFonts w:ascii="Times New Roman" w:hAnsi="Times New Roman" w:eastAsia="宋体"/>
+                <w:sz w:val="18"/>
+              </w:rPr>
+              <w:t>5,117（24.60%）</w:t>
+            </w:r>
+          </w:p>
+        </w:tc>
+        <w:tc>
+          <w:tcPr>
+            <w:tcW w:type="dxa" w:w="2041"/>
+          </w:tcPr>
+          <w:p>
+            <w:pPr>
+              <w:spacing w:before="20" w:after="20"/>
+              <w:jc w:val="center"/>
+            </w:pPr>
+            <w:r>
+              <w:rPr>
+                <w:rFonts w:ascii="Times New Roman" w:hAnsi="Times New Roman" w:eastAsia="宋体"/>
+                <w:sz w:val="18"/>
+              </w:rPr>
+              <w:t>4,834（11.62%）</w:t>
+            </w:r>
+          </w:p>
+        </w:tc>
+        <w:tc>
+          <w:tcPr>
+            <w:tcW w:type="dxa" w:w="2041"/>
+          </w:tcPr>
+          <w:p>
+            <w:pPr>
+              <w:spacing w:before="20" w:after="20"/>
+              <w:jc w:val="center"/>
+            </w:pPr>
+            <w:r>
+              <w:rPr>
+                <w:rFonts w:ascii="Times New Roman" w:hAnsi="Times New Roman" w:eastAsia="宋体"/>
+                <w:sz w:val="18"/>
+              </w:rPr>
+              <w:t>布局布线一次通过</w:t>
+            </w:r>
+          </w:p>
+        </w:tc>
+      </w:tr>
+      <w:tr>
+        <w:tc>
+          <w:tcPr>
+            <w:tcW w:type="dxa" w:w="2041"/>
+          </w:tcPr>
+          <w:p>
+            <w:pPr>
+              <w:spacing w:before="20" w:after="20"/>
+              <w:jc w:val="center"/>
+            </w:pPr>
+            <w:r>
+              <w:rPr>
+                <w:rFonts w:ascii="Times New Roman" w:hAnsi="Times New Roman" w:eastAsia="宋体"/>
+                <w:sz w:val="18"/>
+              </w:rPr>
+              <w:t>降幅</w:t>
+            </w:r>
+          </w:p>
+        </w:tc>
+        <w:tc>
+          <w:tcPr>
+            <w:tcW w:type="dxa" w:w="2041"/>
+          </w:tcPr>
+          <w:p>
+            <w:pPr>
+              <w:spacing w:before="20" w:after="20"/>
+              <w:jc w:val="center"/>
+            </w:pPr>
+            <w:r>
+              <w:rPr>
+                <w:rFonts w:ascii="Times New Roman" w:hAnsi="Times New Roman" w:eastAsia="宋体"/>
+                <w:sz w:val="18"/>
+              </w:rPr>
+              <w:t>−75.4%</w:t>
+            </w:r>
+          </w:p>
+        </w:tc>
+        <w:tc>
+          <w:tcPr>
+            <w:tcW w:type="dxa" w:w="2041"/>
+          </w:tcPr>
+          <w:p>
+            <w:pPr>
+              <w:spacing w:before="20" w:after="20"/>
+              <w:jc w:val="center"/>
+            </w:pPr>
+            <w:r>
+              <w:rPr>
+                <w:rFonts w:ascii="Times New Roman" w:hAnsi="Times New Roman" w:eastAsia="宋体"/>
+                <w:sz w:val="18"/>
+              </w:rPr>
+              <w:t>−86.5%</w:t>
+            </w:r>
+          </w:p>
+        </w:tc>
+        <w:tc>
+          <w:tcPr>
+            <w:tcW w:type="dxa" w:w="2041"/>
+          </w:tcPr>
+          <w:p>
+            <w:pPr>
+              <w:spacing w:before="20" w:after="20"/>
+              <w:jc w:val="center"/>
+            </w:pPr>
+            <w:r>
+              <w:rPr>
+                <w:rFonts w:ascii="Times New Roman" w:hAnsi="Times New Roman" w:eastAsia="宋体"/>
+                <w:sz w:val="18"/>
+              </w:rPr>
+              <w:t>—</w:t>
+            </w:r>
+          </w:p>
+        </w:tc>
+      </w:tr>
+      <w:tr>
+        <w:tc>
+          <w:tcPr>
+            <w:tcW w:type="dxa" w:w="2041"/>
+          </w:tcPr>
+          <w:p>
+            <w:pPr>
+              <w:spacing w:before="20" w:after="20"/>
+              <w:jc w:val="center"/>
+            </w:pPr>
+            <w:r>
+              <w:rPr>
+                <w:rFonts w:ascii="Times New Roman" w:hAnsi="Times New Roman" w:eastAsia="宋体"/>
+                <w:sz w:val="18"/>
+              </w:rPr>
+              <w:t>功能扩展后（v1.21 交付版）</w:t>
+            </w:r>
+          </w:p>
+        </w:tc>
+        <w:tc>
+          <w:tcPr>
+            <w:tcW w:type="dxa" w:w="2041"/>
+          </w:tcPr>
+          <w:p>
+            <w:pPr>
+              <w:spacing w:before="20" w:after="20"/>
+              <w:jc w:val="center"/>
+            </w:pPr>
+            <w:r>
+              <w:rPr>
+                <w:rFonts w:ascii="Times New Roman" w:hAnsi="Times New Roman" w:eastAsia="宋体"/>
+                <w:sz w:val="18"/>
+              </w:rPr>
+              <w:t>7,063（33.96%）</w:t>
+            </w:r>
+          </w:p>
+        </w:tc>
+        <w:tc>
+          <w:tcPr>
+            <w:tcW w:type="dxa" w:w="2041"/>
+          </w:tcPr>
+          <w:p>
+            <w:pPr>
+              <w:spacing w:before="20" w:after="20"/>
+              <w:jc w:val="center"/>
+            </w:pPr>
+            <w:r>
+              <w:rPr>
+                <w:rFonts w:ascii="Times New Roman" w:hAnsi="Times New Roman" w:eastAsia="宋体"/>
+                <w:sz w:val="18"/>
+              </w:rPr>
+              <w:t>7,355（17.68%）</w:t>
+            </w:r>
+          </w:p>
+        </w:tc>
+        <w:tc>
+          <w:tcPr>
+            <w:tcW w:type="dxa" w:w="2041"/>
+          </w:tcPr>
+          <w:p>
+            <w:pPr>
+              <w:spacing w:before="20" w:after="20"/>
+              <w:jc w:val="center"/>
+            </w:pPr>
+            <w:r>
+              <w:rPr>
+                <w:rFonts w:ascii="Times New Roman" w:hAnsi="Times New Roman" w:eastAsia="宋体"/>
+                <w:sz w:val="18"/>
+              </w:rPr>
+              <w:t>已含时基/插值/谱帧/预触发</w:t>
+            </w:r>
+          </w:p>
+        </w:tc>
+      </w:tr>
+      <w:tr>
+        <w:tc>
+          <w:tcPr>
+            <w:tcW w:type="dxa" w:w="2041"/>
+          </w:tcPr>
+          <w:p>
+            <w:pPr>
+              <w:spacing w:before="20" w:after="20"/>
+              <w:jc w:val="center"/>
+            </w:pPr>
+            <w:r>
+              <w:rPr>
+                <w:rFonts w:ascii="Times New Roman" w:hAnsi="Times New Roman" w:eastAsia="宋体"/>
+                <w:sz w:val="18"/>
+              </w:rPr>
               <w:t>全部十项功能（当前）</w:t>
             </w:r>
           </w:p>
@@ -4334,25 +5696,25 @@
                 <w:rFonts w:ascii="Times New Roman" w:hAnsi="Times New Roman" w:eastAsia="宋体"/>
                 <w:sz w:val="18"/>
               </w:rPr>
-              <w:t>7,358（35.38%）</w:t>
-            </w:r>
-          </w:p>
-        </w:tc>
-        <w:tc>
-          <w:tcPr>
-            <w:tcW w:type="dxa" w:w="2041"/>
-          </w:tcPr>
-          <w:p>
-            <w:pPr>
-              <w:spacing w:before="20" w:after="20"/>
-              <w:jc w:val="center"/>
-            </w:pPr>
-            <w:r>
-              <w:rPr>
-                <w:rFonts w:ascii="Times New Roman" w:hAnsi="Times New Roman" w:eastAsia="宋体"/>
-                <w:sz w:val="18"/>
-              </w:rPr>
-              <w:t>6,521（15.68%）</w:t>
+              <w:t>7,368（35.42%）</w:t>
+            </w:r>
+          </w:p>
+        </w:tc>
+        <w:tc>
+          <w:tcPr>
+            <w:tcW w:type="dxa" w:w="2041"/>
+          </w:tcPr>
+          <w:p>
+            <w:pPr>
+              <w:spacing w:before="20" w:after="20"/>
+              <w:jc w:val="center"/>
+            </w:pPr>
+            <w:r>
+              <w:rPr>
+                <w:rFonts w:ascii="Times New Roman" w:hAnsi="Times New Roman" w:eastAsia="宋体"/>
+                <w:sz w:val="18"/>
+              </w:rPr>
+              <w:t>6,522（15.68%）</w:t>
             </w:r>
           </w:p>
         </w:tc>
@@ -4384,7 +5746,7 @@
         <w:drawing>
           <wp:inline xmlns:a="http://schemas.openxmlformats.org/drawingml/2006/main" xmlns:pic="http://schemas.openxmlformats.org/drawingml/2006/picture">
             <wp:extent cx="4896000" cy="2545920"/>
-            <wp:docPr id="2" name="Picture 2"/>
+            <wp:docPr id="3" name="Picture 3"/>
             <wp:cNvGraphicFramePr>
               <a:graphicFrameLocks noChangeAspect="1"/>
             </wp:cNvGraphicFramePr>
@@ -4396,7 +5758,7 @@
                     <pic:cNvPicPr/>
                   </pic:nvPicPr>
                   <pic:blipFill>
-                    <a:blip r:embed="rId13"/>
+                    <a:blip r:embed="rId14"/>
                     <a:stretch>
                       <a:fillRect/>
                     </a:stretch>
@@ -5528,6 +6890,98 @@
           </w:p>
         </w:tc>
       </w:tr>
+      <w:tr>
+        <w:tc>
+          <w:tcPr>
+            <w:tcW w:type="dxa" w:w="2041"/>
+          </w:tcPr>
+          <w:p>
+            <w:pPr>
+              <w:spacing w:before="20" w:after="20"/>
+              <w:jc w:val="center"/>
+            </w:pPr>
+            <w:r>
+              <w:rPr>
+                <w:rFonts w:ascii="Times New Roman" w:hAnsi="Times New Roman" w:eastAsia="宋体"/>
+                <w:sz w:val="18"/>
+              </w:rPr>
+              <w:t>④ 声明顺序修复（15 处）</w:t>
+            </w:r>
+          </w:p>
+        </w:tc>
+        <w:tc>
+          <w:tcPr>
+            <w:tcW w:type="dxa" w:w="2041"/>
+          </w:tcPr>
+          <w:p>
+            <w:pPr>
+              <w:spacing w:before="20" w:after="20"/>
+              <w:jc w:val="center"/>
+            </w:pPr>
+            <w:r>
+              <w:rPr>
+                <w:rFonts w:ascii="Times New Roman" w:hAnsi="Times New Roman" w:eastAsia="宋体"/>
+                <w:sz w:val="18"/>
+              </w:rPr>
+              <w:t>+1.169 ns</w:t>
+            </w:r>
+          </w:p>
+        </w:tc>
+        <w:tc>
+          <w:tcPr>
+            <w:tcW w:type="dxa" w:w="2041"/>
+          </w:tcPr>
+          <w:p>
+            <w:pPr>
+              <w:spacing w:before="20" w:after="20"/>
+              <w:jc w:val="center"/>
+            </w:pPr>
+            <w:r>
+              <w:rPr>
+                <w:rFonts w:ascii="Times New Roman" w:hAnsi="Times New Roman" w:eastAsia="宋体"/>
+                <w:sz w:val="18"/>
+              </w:rPr>
+              <w:t>0</w:t>
+            </w:r>
+          </w:p>
+        </w:tc>
+        <w:tc>
+          <w:tcPr>
+            <w:tcW w:type="dxa" w:w="2041"/>
+          </w:tcPr>
+          <w:p>
+            <w:pPr>
+              <w:spacing w:before="20" w:after="20"/>
+              <w:jc w:val="center"/>
+            </w:pPr>
+            <w:r>
+              <w:rPr>
+                <w:rFonts w:ascii="Times New Roman" w:hAnsi="Times New Roman" w:eastAsia="宋体"/>
+                <w:sz w:val="18"/>
+              </w:rPr>
+              <w:t>隐式声明改为显式</w:t>
+            </w:r>
+          </w:p>
+        </w:tc>
+        <w:tc>
+          <w:tcPr>
+            <w:tcW w:type="dxa" w:w="2041"/>
+          </w:tcPr>
+          <w:p>
+            <w:pPr>
+              <w:spacing w:before="20" w:after="20"/>
+              <w:jc w:val="center"/>
+            </w:pPr>
+            <w:r>
+              <w:rPr>
+                <w:rFonts w:ascii="Times New Roman" w:hAnsi="Times New Roman" w:eastAsia="宋体"/>
+                <w:sz w:val="18"/>
+              </w:rPr>
+              <w:t>−0.383 ns</w:t>
+            </w:r>
+          </w:p>
+        </w:tc>
+      </w:tr>
     </w:tbl>
     <w:p>
       <w:pPr>
@@ -5646,7 +7100,7 @@
           <w:sz w:val="24"/>
           <w:b/>
         </w:rPr>
-        <w:t xml:space="preserve">7358（−5.94 个百分点）</w:t>
+        <w:t xml:space="preserve">7368（−5.94 个百分点）</w:t>
       </w:r>
       <w:r>
         <w:rPr>
@@ -5750,7 +7204,7 @@
           <w:rFonts w:ascii="Times New Roman" w:hAnsi="Times New Roman" w:eastAsia="宋体"/>
           <w:sz w:val="24"/>
         </w:rPr>
-        <w:t xml:space="preserve">：本文出现了三组不同的资源数字，分别对应不同的基线，不能互相换算——综合报告 6087 LUT（把 xfft、ILA 等 OOC IP 当黑盒，不计入）；层次报告 8587 LUT（全部计入，但当时 ILA 还开着）；实现报告 7358 LUT（ILA 已关，</w:t>
+        <w:t xml:space="preserve">：本文出现了三组不同的资源数字，分别对应不同的基线，不能互相换算——综合报告 6087 LUT（把 xfft、ILA 等 OOC IP 当黑盒，不计入）；层次报告 8587 LUT（全部计入，但当时 ILA 还开着）；实现报告 7368 LUT（ILA 已关，</w:t>
       </w:r>
       <w:r>
         <w:rPr>
@@ -7000,7 +8454,7 @@
           <w:sz w:val="24"/>
           <w:b/>
         </w:rPr>
-        <w:t xml:space="preserve">2.6.1 运行时可切换的窗函数（命令 0x90）</w:t>
+        <w:t xml:space="preserve">2.6.2 运行时可切换的窗函数（命令 0x90）</w:t>
       </w:r>
     </w:p>
     <w:p>
@@ -8678,7 +10132,7 @@
         <w:drawing>
           <wp:inline xmlns:a="http://schemas.openxmlformats.org/drawingml/2006/main" xmlns:pic="http://schemas.openxmlformats.org/drawingml/2006/picture">
             <wp:extent cx="4500000" cy="3375000"/>
-            <wp:docPr id="3" name="Picture 3"/>
+            <wp:docPr id="4" name="Picture 4"/>
             <wp:cNvGraphicFramePr>
               <a:graphicFrameLocks noChangeAspect="1"/>
             </wp:cNvGraphicFramePr>
@@ -8690,7 +10144,7 @@
                     <pic:cNvPicPr/>
                   </pic:nvPicPr>
                   <pic:blipFill>
-                    <a:blip r:embed="rId14"/>
+                    <a:blip r:embed="rId15"/>
                     <a:stretch>
                       <a:fillRect/>
                     </a:stretch>
@@ -8735,7 +10189,7 @@
         <w:drawing>
           <wp:inline xmlns:a="http://schemas.openxmlformats.org/drawingml/2006/main" xmlns:pic="http://schemas.openxmlformats.org/drawingml/2006/picture">
             <wp:extent cx="2951999" cy="3935999"/>
-            <wp:docPr id="4" name="Picture 4"/>
+            <wp:docPr id="5" name="Picture 5"/>
             <wp:cNvGraphicFramePr>
               <a:graphicFrameLocks noChangeAspect="1"/>
             </wp:cNvGraphicFramePr>
@@ -8747,7 +10201,7 @@
                     <pic:cNvPicPr/>
                   </pic:nvPicPr>
                   <pic:blipFill>
-                    <a:blip r:embed="rId15"/>
+                    <a:blip r:embed="rId16"/>
                     <a:stretch>
                       <a:fillRect/>
                     </a:stretch>
@@ -8885,7 +10339,7 @@
         <w:drawing>
           <wp:inline xmlns:a="http://schemas.openxmlformats.org/drawingml/2006/main" xmlns:pic="http://schemas.openxmlformats.org/drawingml/2006/picture">
             <wp:extent cx="2736000" cy="3648000"/>
-            <wp:docPr id="5" name="Picture 5"/>
+            <wp:docPr id="6" name="Picture 6"/>
             <wp:cNvGraphicFramePr>
               <a:graphicFrameLocks noChangeAspect="1"/>
             </wp:cNvGraphicFramePr>
@@ -8897,7 +10351,7 @@
                     <pic:cNvPicPr/>
                   </pic:nvPicPr>
                   <pic:blipFill>
-                    <a:blip r:embed="rId16"/>
+                    <a:blip r:embed="rId17"/>
                     <a:stretch>
                       <a:fillRect/>
                     </a:stretch>
@@ -8942,7 +10396,7 @@
         <w:drawing>
           <wp:inline xmlns:a="http://schemas.openxmlformats.org/drawingml/2006/main" xmlns:pic="http://schemas.openxmlformats.org/drawingml/2006/picture">
             <wp:extent cx="2736000" cy="3648651"/>
-            <wp:docPr id="6" name="Picture 6"/>
+            <wp:docPr id="7" name="Picture 7"/>
             <wp:cNvGraphicFramePr>
               <a:graphicFrameLocks noChangeAspect="1"/>
             </wp:cNvGraphicFramePr>
@@ -8954,7 +10408,7 @@
                     <pic:cNvPicPr/>
                   </pic:nvPicPr>
                   <pic:blipFill>
-                    <a:blip r:embed="rId17"/>
+                    <a:blip r:embed="rId18"/>
                     <a:stretch>
                       <a:fillRect/>
                     </a:stretch>
@@ -9036,7 +10490,7 @@
         <w:drawing>
           <wp:inline xmlns:a="http://schemas.openxmlformats.org/drawingml/2006/main" xmlns:pic="http://schemas.openxmlformats.org/drawingml/2006/picture">
             <wp:extent cx="5400000" cy="3199500"/>
-            <wp:docPr id="7" name="Picture 7"/>
+            <wp:docPr id="8" name="Picture 8"/>
             <wp:cNvGraphicFramePr>
               <a:graphicFrameLocks noChangeAspect="1"/>
             </wp:cNvGraphicFramePr>
@@ -9048,7 +10502,7 @@
                     <pic:cNvPicPr/>
                   </pic:nvPicPr>
                   <pic:blipFill>
-                    <a:blip r:embed="rId18"/>
+                    <a:blip r:embed="rId19"/>
                     <a:stretch>
                       <a:fillRect/>
                     </a:stretch>
@@ -9093,7 +10547,7 @@
         <w:drawing>
           <wp:inline xmlns:a="http://schemas.openxmlformats.org/drawingml/2006/main" xmlns:pic="http://schemas.openxmlformats.org/drawingml/2006/picture">
             <wp:extent cx="4680000" cy="3088800"/>
-            <wp:docPr id="8" name="Picture 8"/>
+            <wp:docPr id="9" name="Picture 9"/>
             <wp:cNvGraphicFramePr>
               <a:graphicFrameLocks noChangeAspect="1"/>
             </wp:cNvGraphicFramePr>
@@ -9105,7 +10559,7 @@
                     <pic:cNvPicPr/>
                   </pic:nvPicPr>
                   <pic:blipFill>
-                    <a:blip r:embed="rId19"/>
+                    <a:blip r:embed="rId20"/>
                     <a:stretch>
                       <a:fillRect/>
                     </a:stretch>
@@ -9168,6 +10622,890 @@
           <w:b/>
           <w:sz w:val="28"/>
         </w:rPr>
+        <w:jc w:val="left"/>
+        <w:spacing w:line="360" w:lineRule="auto" w:after="60"/>
+      </w:pPr>
+      <w:r>
+        <w:rPr>
+          <w:rFonts w:ascii="Times New Roman" w:hAnsi="Times New Roman" w:eastAsia="宋体"/>
+          <w:sz w:val="26"/>
+          <w:b/>
+        </w:rPr>
+        <w:t xml:space="preserve">3.4 验证方法与可复现性</w:t>
+      </w:r>
+    </w:p>
+    <w:p>
+      <w:pPr>
+        <w:rPr>
+          <w:rFonts w:ascii="Times New Roman" w:hAnsi="Times New Roman" w:eastAsia="宋体" w:cs="Times New Roman"/>
+          <w:b/>
+          <w:sz w:val="28"/>
+        </w:rPr>
+        <w:ind w:firstLineChars="200"/>
+        <w:spacing w:line="360" w:lineRule="auto"/>
+      </w:pPr>
+      <w:r>
+        <w:rPr>
+          <w:rFonts w:ascii="Times New Roman" w:hAnsi="Times New Roman" w:eastAsia="宋体"/>
+          <w:sz w:val="24"/>
+        </w:rPr>
+        <w:t xml:space="preserve">本节说明文中每一个数字是</w:t>
+      </w:r>
+      <w:r>
+        <w:rPr>
+          <w:rFonts w:ascii="Times New Roman" w:hAnsi="Times New Roman" w:eastAsia="宋体"/>
+          <w:sz w:val="24"/>
+          <w:b/>
+        </w:rPr>
+        <w:t xml:space="preserve">怎么得来的</w:t>
+      </w:r>
+      <w:r>
+        <w:rPr>
+          <w:rFonts w:ascii="Times New Roman" w:hAnsi="Times New Roman" w:eastAsia="宋体"/>
+          <w:sz w:val="24"/>
+        </w:rPr>
+        <w:t xml:space="preserve">。之所以单列一节，是因为数据可信度不取决于数字本身，而取决于能否被复现。本项目的验证分三层，每层的结论强度不同，文中据此分别标注。</w:t>
+      </w:r>
+    </w:p>
+    <w:p>
+      <w:pPr>
+        <w:rPr>
+          <w:rFonts w:ascii="Times New Roman" w:hAnsi="Times New Roman" w:eastAsia="宋体" w:cs="Times New Roman"/>
+          <w:b/>
+          <w:sz w:val="28"/>
+        </w:rPr>
+        <w:jc w:val="left"/>
+        <w:spacing w:line="360" w:lineRule="auto" w:after="40"/>
+      </w:pPr>
+      <w:r>
+        <w:rPr>
+          <w:rFonts w:ascii="Times New Roman" w:hAnsi="Times New Roman" w:eastAsia="宋体"/>
+          <w:sz w:val="24"/>
+          <w:b/>
+        </w:rPr>
+        <w:t xml:space="preserve">3.4.1 三层验证与各自的结论强度</w:t>
+      </w:r>
+    </w:p>
+    <w:tbl>
+      <w:tblPr>
+        <w:tblW w:type="auto" w:w="0"/>
+        <w:jc w:val="center"/>
+        <w:tblLook w:firstColumn="1" w:firstRow="1" w:lastColumn="0" w:lastRow="0" w:noHBand="0" w:noVBand="1" w:val="04A0"/>
+        <w:tblBorders>
+          <w:top w:val="single" w:sz="12"/>
+          <w:bottom w:val="single" w:sz="12"/>
+          <w:left w:val="none"/>
+          <w:right w:val="none"/>
+          <w:insideH w:val="none"/>
+          <w:insideV w:val="none"/>
+        </w:tblBorders>
+        <w:tblLayout w:type="fixed"/>
+      </w:tblPr>
+      <w:tblGrid>
+        <w:gridCol w:w="2076"/>
+        <w:gridCol w:w="2076"/>
+        <w:gridCol w:w="2076"/>
+        <w:gridCol w:w="2076"/>
+      </w:tblGrid>
+      <w:tr>
+        <w:tc>
+          <w:tcPr>
+            <w:tcW w:type="dxa" w:w="2041"/>
+            <w:tcBorders>
+              <w:bottom w:val="single" w:sz="6"/>
+            </w:tcBorders>
+          </w:tcPr>
+          <w:p>
+            <w:pPr>
+              <w:spacing w:before="20" w:after="20"/>
+              <w:jc w:val="center"/>
+            </w:pPr>
+            <w:r>
+              <w:rPr>
+                <w:rFonts w:ascii="Times New Roman" w:hAnsi="Times New Roman" w:eastAsia="宋体"/>
+                <w:b/>
+                <w:sz w:val="18"/>
+              </w:rPr>
+              <w:t>层级</w:t>
+            </w:r>
+          </w:p>
+        </w:tc>
+        <w:tc>
+          <w:tcPr>
+            <w:tcW w:type="dxa" w:w="2041"/>
+            <w:tcBorders>
+              <w:bottom w:val="single" w:sz="6"/>
+            </w:tcBorders>
+          </w:tcPr>
+          <w:p>
+            <w:pPr>
+              <w:spacing w:before="20" w:after="20"/>
+              <w:jc w:val="center"/>
+            </w:pPr>
+            <w:r>
+              <w:rPr>
+                <w:rFonts w:ascii="Times New Roman" w:hAnsi="Times New Roman" w:eastAsia="宋体"/>
+                <w:b/>
+                <w:sz w:val="18"/>
+              </w:rPr>
+              <w:t>手段</w:t>
+            </w:r>
+          </w:p>
+        </w:tc>
+        <w:tc>
+          <w:tcPr>
+            <w:tcW w:type="dxa" w:w="2041"/>
+            <w:tcBorders>
+              <w:bottom w:val="single" w:sz="6"/>
+            </w:tcBorders>
+          </w:tcPr>
+          <w:p>
+            <w:pPr>
+              <w:spacing w:before="20" w:after="20"/>
+              <w:jc w:val="center"/>
+            </w:pPr>
+            <w:r>
+              <w:rPr>
+                <w:rFonts w:ascii="Times New Roman" w:hAnsi="Times New Roman" w:eastAsia="宋体"/>
+                <w:b/>
+                <w:sz w:val="18"/>
+              </w:rPr>
+              <w:t>覆盖什么</w:t>
+            </w:r>
+          </w:p>
+        </w:tc>
+        <w:tc>
+          <w:tcPr>
+            <w:tcW w:type="dxa" w:w="2041"/>
+            <w:tcBorders>
+              <w:bottom w:val="single" w:sz="6"/>
+            </w:tcBorders>
+          </w:tcPr>
+          <w:p>
+            <w:pPr>
+              <w:spacing w:before="20" w:after="20"/>
+              <w:jc w:val="center"/>
+            </w:pPr>
+            <w:r>
+              <w:rPr>
+                <w:rFonts w:ascii="Times New Roman" w:hAnsi="Times New Roman" w:eastAsia="宋体"/>
+                <w:b/>
+                <w:sz w:val="18"/>
+              </w:rPr>
+              <w:t>结论强度</w:t>
+            </w:r>
+          </w:p>
+        </w:tc>
+      </w:tr>
+      <w:tr>
+        <w:tc>
+          <w:tcPr>
+            <w:tcW w:type="dxa" w:w="2041"/>
+          </w:tcPr>
+          <w:p>
+            <w:pPr>
+              <w:spacing w:before="20" w:after="20"/>
+              <w:jc w:val="center"/>
+            </w:pPr>
+            <w:r>
+              <w:rPr>
+                <w:rFonts w:ascii="Times New Roman" w:hAnsi="Times New Roman" w:eastAsia="宋体"/>
+                <w:sz w:val="18"/>
+              </w:rPr>
+              <w:t>① 仿真</w:t>
+            </w:r>
+          </w:p>
+        </w:tc>
+        <w:tc>
+          <w:tcPr>
+            <w:tcW w:type="dxa" w:w="2041"/>
+          </w:tcPr>
+          <w:p>
+            <w:pPr>
+              <w:spacing w:before="20" w:after="20"/>
+              <w:jc w:val="center"/>
+            </w:pPr>
+            <w:r>
+              <w:rPr>
+                <w:rFonts w:ascii="Times New Roman" w:hAnsi="Times New Roman" w:eastAsia="宋体"/>
+                <w:sz w:val="18"/>
+              </w:rPr>
+              <w:t>10 个 testbench（7 个带 PASS/FAIL 计数）</w:t>
+            </w:r>
+          </w:p>
+        </w:tc>
+        <w:tc>
+          <w:tcPr>
+            <w:tcW w:type="dxa" w:w="2041"/>
+          </w:tcPr>
+          <w:p>
+            <w:pPr>
+              <w:spacing w:before="20" w:after="20"/>
+              <w:jc w:val="center"/>
+            </w:pPr>
+            <w:r>
+              <w:rPr>
+                <w:rFonts w:ascii="Times New Roman" w:hAnsi="Times New Roman" w:eastAsia="宋体"/>
+                <w:sz w:val="18"/>
+              </w:rPr>
+              <w:t>状态机走向、时序对齐、定点位宽、BCD 与协议打包</w:t>
+            </w:r>
+          </w:p>
+        </w:tc>
+        <w:tc>
+          <w:tcPr>
+            <w:tcW w:type="dxa" w:w="2041"/>
+          </w:tcPr>
+          <w:p>
+            <w:pPr>
+              <w:spacing w:before="20" w:after="20"/>
+              <w:jc w:val="center"/>
+            </w:pPr>
+            <w:r>
+              <w:rPr>
+                <w:rFonts w:ascii="Times New Roman" w:hAnsi="Times New Roman" w:eastAsia="宋体"/>
+                <w:sz w:val="18"/>
+              </w:rPr>
+              <w:t>功能正确性，不等于指标达标</w:t>
+            </w:r>
+          </w:p>
+        </w:tc>
+      </w:tr>
+      <w:tr>
+        <w:tc>
+          <w:tcPr>
+            <w:tcW w:type="dxa" w:w="2041"/>
+          </w:tcPr>
+          <w:p>
+            <w:pPr>
+              <w:spacing w:before="20" w:after="20"/>
+              <w:jc w:val="center"/>
+            </w:pPr>
+            <w:r>
+              <w:rPr>
+                <w:rFonts w:ascii="Times New Roman" w:hAnsi="Times New Roman" w:eastAsia="宋体"/>
+                <w:sz w:val="18"/>
+              </w:rPr>
+              <w:t>② 数值模型</w:t>
+            </w:r>
+          </w:p>
+        </w:tc>
+        <w:tc>
+          <w:tcPr>
+            <w:tcW w:type="dxa" w:w="2041"/>
+          </w:tcPr>
+          <w:p>
+            <w:pPr>
+              <w:spacing w:before="20" w:after="20"/>
+              <w:jc w:val="center"/>
+            </w:pPr>
+            <w:r>
+              <w:rPr>
+                <w:rFonts w:ascii="Times New Roman" w:hAnsi="Times New Roman" w:eastAsia="宋体"/>
+                <w:sz w:val="18"/>
+              </w:rPr>
+              <w:t>Python 复刻 RTL 的同款整数运算</w:t>
+            </w:r>
+          </w:p>
+        </w:tc>
+        <w:tc>
+          <w:tcPr>
+            <w:tcW w:type="dxa" w:w="2041"/>
+          </w:tcPr>
+          <w:p>
+            <w:pPr>
+              <w:spacing w:before="20" w:after="20"/>
+              <w:jc w:val="center"/>
+            </w:pPr>
+            <w:r>
+              <w:rPr>
+                <w:rFonts w:ascii="Times New Roman" w:hAnsi="Times New Roman" w:eastAsia="宋体"/>
+                <w:sz w:val="18"/>
+              </w:rPr>
+              <w:t>频谱形状、泄漏率、插值误差、神经网络定点推理</w:t>
+            </w:r>
+          </w:p>
+        </w:tc>
+        <w:tc>
+          <w:tcPr>
+            <w:tcW w:type="dxa" w:w="2041"/>
+          </w:tcPr>
+          <w:p>
+            <w:pPr>
+              <w:spacing w:before="20" w:after="20"/>
+              <w:jc w:val="center"/>
+            </w:pPr>
+            <w:r>
+              <w:rPr>
+                <w:rFonts w:ascii="Times New Roman" w:hAnsi="Times New Roman" w:eastAsia="宋体"/>
+                <w:sz w:val="18"/>
+              </w:rPr>
+              <w:t>量化指标的期望值，可与板上逐字比对</w:t>
+            </w:r>
+          </w:p>
+        </w:tc>
+      </w:tr>
+      <w:tr>
+        <w:tc>
+          <w:tcPr>
+            <w:tcW w:type="dxa" w:w="2041"/>
+          </w:tcPr>
+          <w:p>
+            <w:pPr>
+              <w:spacing w:before="20" w:after="20"/>
+              <w:jc w:val="center"/>
+            </w:pPr>
+            <w:r>
+              <w:rPr>
+                <w:rFonts w:ascii="Times New Roman" w:hAnsi="Times New Roman" w:eastAsia="宋体"/>
+                <w:sz w:val="18"/>
+              </w:rPr>
+              <w:t>③ 上板实测</w:t>
+            </w:r>
+          </w:p>
+        </w:tc>
+        <w:tc>
+          <w:tcPr>
+            <w:tcW w:type="dxa" w:w="2041"/>
+          </w:tcPr>
+          <w:p>
+            <w:pPr>
+              <w:spacing w:before="20" w:after="20"/>
+              <w:jc w:val="center"/>
+            </w:pPr>
+            <w:r>
+              <w:rPr>
+                <w:rFonts w:ascii="Times New Roman" w:hAnsi="Times New Roman" w:eastAsia="宋体"/>
+                <w:sz w:val="18"/>
+              </w:rPr>
+              <w:t>串口回读 + 上位机截图 + 万用表/示波器</w:t>
+            </w:r>
+          </w:p>
+        </w:tc>
+        <w:tc>
+          <w:tcPr>
+            <w:tcW w:type="dxa" w:w="2041"/>
+          </w:tcPr>
+          <w:p>
+            <w:pPr>
+              <w:spacing w:before="20" w:after="20"/>
+              <w:jc w:val="center"/>
+            </w:pPr>
+            <w:r>
+              <w:rPr>
+                <w:rFonts w:ascii="Times New Roman" w:hAnsi="Times New Roman" w:eastAsia="宋体"/>
+                <w:sz w:val="18"/>
+              </w:rPr>
+              <w:t>全部对外宣称的性能指标</w:t>
+            </w:r>
+          </w:p>
+        </w:tc>
+        <w:tc>
+          <w:tcPr>
+            <w:tcW w:type="dxa" w:w="2041"/>
+          </w:tcPr>
+          <w:p>
+            <w:pPr>
+              <w:spacing w:before="20" w:after="20"/>
+              <w:jc w:val="center"/>
+            </w:pPr>
+            <w:r>
+              <w:rPr>
+                <w:rFonts w:ascii="Times New Roman" w:hAnsi="Times New Roman" w:eastAsia="宋体"/>
+                <w:sz w:val="18"/>
+              </w:rPr>
+              <w:t>唯一可作为结论引用的层级</w:t>
+            </w:r>
+          </w:p>
+        </w:tc>
+      </w:tr>
+    </w:tbl>
+    <w:p>
+      <w:pPr>
+        <w:rPr>
+          <w:rFonts w:ascii="Times New Roman" w:hAnsi="Times New Roman" w:eastAsia="宋体" w:cs="Times New Roman"/>
+          <w:b/>
+          <w:sz w:val="28"/>
+        </w:rPr>
+        <w:ind w:firstLineChars="200"/>
+        <w:spacing w:line="360" w:lineRule="auto"/>
+      </w:pPr>
+      <w:r>
+        <w:rPr>
+          <w:rFonts w:ascii="Times New Roman" w:hAnsi="Times New Roman" w:eastAsia="宋体"/>
+          <w:sz w:val="24"/>
+        </w:rPr>
+        <w:t xml:space="preserve">三层的关系是</w:t>
+      </w:r>
+      <w:r>
+        <w:rPr>
+          <w:rFonts w:ascii="Times New Roman" w:hAnsi="Times New Roman" w:eastAsia="宋体"/>
+          <w:sz w:val="24"/>
+          <w:b/>
+        </w:rPr>
+        <w:t xml:space="preserve">逐层收敛</w:t>
+      </w:r>
+      <w:r>
+        <w:rPr>
+          <w:rFonts w:ascii="Times New Roman" w:hAnsi="Times New Roman" w:eastAsia="宋体"/>
+          <w:sz w:val="24"/>
+        </w:rPr>
+        <w:t xml:space="preserve">：仿真负责功能正确性（状态机走通、时序对齐），数值模型负责量化指标（泄漏率、插值误差、频谱形状），上板负责最终裁决。</w:t>
+      </w:r>
+      <w:r>
+        <w:rPr>
+          <w:rFonts w:ascii="Times New Roman" w:hAnsi="Times New Roman" w:eastAsia="宋体"/>
+          <w:sz w:val="24"/>
+          <w:b/>
+        </w:rPr>
+        <w:t xml:space="preserve">只有第三层的数字才写进性能指标，仿真结论一律标注为仿真。</w:t>
+      </w:r>
+    </w:p>
+    <w:p>
+      <w:pPr>
+        <w:rPr>
+          <w:rFonts w:ascii="Times New Roman" w:hAnsi="Times New Roman" w:eastAsia="宋体" w:cs="Times New Roman"/>
+          <w:b/>
+          <w:sz w:val="28"/>
+        </w:rPr>
+        <w:jc w:val="left"/>
+        <w:spacing w:line="360" w:lineRule="auto" w:after="40"/>
+      </w:pPr>
+      <w:r>
+        <w:rPr>
+          <w:rFonts w:ascii="Times New Roman" w:hAnsi="Times New Roman" w:eastAsia="宋体"/>
+          <w:sz w:val="24"/>
+          <w:b/>
+        </w:rPr>
+        <w:t xml:space="preserve">3.4.2 数值模型刻意贴近 RTL，而不是随便做个 FFT</w:t>
+      </w:r>
+    </w:p>
+    <w:p>
+      <w:pPr>
+        <w:rPr>
+          <w:rFonts w:ascii="Times New Roman" w:hAnsi="Times New Roman" w:eastAsia="宋体" w:cs="Times New Roman"/>
+          <w:b/>
+          <w:sz w:val="28"/>
+        </w:rPr>
+        <w:ind w:firstLineChars="200"/>
+        <w:spacing w:line="360" w:lineRule="auto"/>
+      </w:pPr>
+      <w:r>
+        <w:rPr>
+          <w:rFonts w:ascii="Times New Roman" w:hAnsi="Times New Roman" w:eastAsia="宋体"/>
+          <w:sz w:val="24"/>
+        </w:rPr>
+        <w:t xml:space="preserve">这是验证能否成立的关键。如果数值模型用的是理想浮点 FFT，那么它证明的是理论上应该这样，而不是我的电路确实这样。本项目的数值模型在五处刻意与 RTL 保持同一实现：</w:t>
+      </w:r>
+    </w:p>
+    <w:p>
+      <w:pPr>
+        <w:rPr>
+          <w:rFonts w:ascii="Times New Roman" w:hAnsi="Times New Roman" w:eastAsia="宋体" w:cs="Times New Roman"/>
+          <w:b/>
+          <w:sz w:val="28"/>
+        </w:rPr>
+        <w:spacing w:line="360" w:lineRule="auto"/>
+      </w:pPr>
+      <w:r>
+        <w:rPr>
+          <w:rFonts w:ascii="Times New Roman" w:hAnsi="Times New Roman" w:eastAsia="宋体"/>
+          <w:sz w:val="24"/>
+        </w:rPr>
+        <w:t xml:space="preserve">· 窗表</w:t>
+      </w:r>
+      <w:r>
+        <w:rPr>
+          <w:rFonts w:ascii="Times New Roman" w:hAnsi="Times New Roman" w:eastAsia="宋体"/>
+          <w:sz w:val="24"/>
+          <w:b/>
+        </w:rPr>
+        <w:t xml:space="preserve">直接从 RTL 使用的 src/hann_1024.hex 读取</w:t>
+      </w:r>
+      <w:r>
+        <w:rPr>
+          <w:rFonts w:ascii="Times New Roman" w:hAnsi="Times New Roman" w:eastAsia="宋体"/>
+          <w:sz w:val="24"/>
+        </w:rPr>
+        <w:t xml:space="preserve">，而不是按公式现算 —— 避免表本身写错了、模型却算对了这类漏检。</w:t>
+      </w:r>
+    </w:p>
+    <w:p>
+      <w:pPr>
+        <w:rPr>
+          <w:rFonts w:ascii="Times New Roman" w:hAnsi="Times New Roman" w:eastAsia="宋体" w:cs="Times New Roman"/>
+          <w:b/>
+          <w:sz w:val="28"/>
+        </w:rPr>
+        <w:spacing w:line="360" w:lineRule="auto"/>
+      </w:pPr>
+      <w:r>
+        <w:rPr>
+          <w:rFonts w:ascii="Times New Roman" w:hAnsi="Times New Roman" w:eastAsia="宋体"/>
+          <w:sz w:val="24"/>
+        </w:rPr>
+        <w:t xml:space="preserve">· 输入按 ADC 的</w:t>
+      </w:r>
+      <w:r>
+        <w:rPr>
+          <w:rFonts w:ascii="Times New Roman" w:hAnsi="Times New Roman" w:eastAsia="宋体"/>
+          <w:sz w:val="24"/>
+          <w:b/>
+        </w:rPr>
+        <w:t xml:space="preserve">偏移二进制量化成 8 位码</w:t>
+      </w:r>
+      <w:r>
+        <w:rPr>
+          <w:rFonts w:ascii="Times New Roman" w:hAnsi="Times New Roman" w:eastAsia="宋体"/>
+          <w:sz w:val="24"/>
+        </w:rPr>
+        <w:t xml:space="preserve">，与真实数据通路一致。</w:t>
+      </w:r>
+    </w:p>
+    <w:p>
+      <w:pPr>
+        <w:rPr>
+          <w:rFonts w:ascii="Times New Roman" w:hAnsi="Times New Roman" w:eastAsia="宋体" w:cs="Times New Roman"/>
+          <w:b/>
+          <w:sz w:val="28"/>
+        </w:rPr>
+        <w:spacing w:line="360" w:lineRule="auto"/>
+      </w:pPr>
+      <w:r>
+        <w:rPr>
+          <w:rFonts w:ascii="Times New Roman" w:hAnsi="Times New Roman" w:eastAsia="宋体"/>
+          <w:sz w:val="24"/>
+        </w:rPr>
+        <w:t xml:space="preserve">· 加窗按 RTL 的</w:t>
+      </w:r>
+      <w:r>
+        <w:rPr>
+          <w:rFonts w:ascii="Times New Roman" w:hAnsi="Times New Roman" w:eastAsia="宋体"/>
+          <w:sz w:val="24"/>
+          <w:b/>
+        </w:rPr>
+        <w:t xml:space="preserve">整数运算</w:t>
+      </w:r>
+      <w:r>
+        <w:rPr>
+          <w:rFonts w:ascii="Times New Roman" w:hAnsi="Times New Roman" w:eastAsia="宋体"/>
+          <w:sz w:val="24"/>
+        </w:rPr>
+        <w:t xml:space="preserve">：s = code-128; v = (s*w) &gt;&gt; 7，算术右移等于向下取整，与 Verilog 的 &gt;&gt;&gt; 行为一致。</w:t>
+      </w:r>
+    </w:p>
+    <w:p>
+      <w:pPr>
+        <w:rPr>
+          <w:rFonts w:ascii="Times New Roman" w:hAnsi="Times New Roman" w:eastAsia="宋体" w:cs="Times New Roman"/>
+          <w:b/>
+          <w:sz w:val="28"/>
+        </w:rPr>
+        <w:spacing w:line="360" w:lineRule="auto"/>
+      </w:pPr>
+      <w:r>
+        <w:rPr>
+          <w:rFonts w:ascii="Times New Roman" w:hAnsi="Times New Roman" w:eastAsia="宋体"/>
+          <w:sz w:val="24"/>
+        </w:rPr>
+        <w:t xml:space="preserve">· 峰值判据按 RTL 的</w:t>
+      </w:r>
+      <w:r>
+        <w:rPr>
+          <w:rFonts w:ascii="Times New Roman" w:hAnsi="Times New Roman" w:eastAsia="宋体"/>
+          <w:sz w:val="24"/>
+          <w:b/>
+        </w:rPr>
+        <w:t xml:space="preserve">实际逻辑</w:t>
+      </w:r>
+      <w:r>
+        <w:rPr>
+          <w:rFonts w:ascii="Times New Roman" w:hAnsi="Times New Roman" w:eastAsia="宋体"/>
+          <w:sz w:val="24"/>
+        </w:rPr>
+        <w:t xml:space="preserve">：只看 bin1~511、最小间隔 6 bin、幅度门限为主峰/8、三趟扫描。</w:t>
+      </w:r>
+    </w:p>
+    <w:p>
+      <w:pPr>
+        <w:rPr>
+          <w:rFonts w:ascii="Times New Roman" w:hAnsi="Times New Roman" w:eastAsia="宋体" w:cs="Times New Roman"/>
+          <w:b/>
+          <w:sz w:val="28"/>
+        </w:rPr>
+        <w:spacing w:line="360" w:lineRule="auto"/>
+      </w:pPr>
+      <w:r>
+        <w:rPr>
+          <w:rFonts w:ascii="Times New Roman" w:hAnsi="Times New Roman" w:eastAsia="宋体"/>
+          <w:sz w:val="24"/>
+        </w:rPr>
+        <w:t xml:space="preserve">· 幅度用 </w:t>
+      </w:r>
+      <w:r>
+        <w:rPr>
+          <w:rFonts w:ascii="Times New Roman" w:hAnsi="Times New Roman" w:eastAsia="宋体"/>
+          <w:sz w:val="24"/>
+          <w:b/>
+        </w:rPr>
+        <w:t xml:space="preserve">L1 范数</w:t>
+      </w:r>
+      <w:r>
+        <w:rPr>
+          <w:rFonts w:ascii="Times New Roman" w:hAnsi="Times New Roman" w:eastAsia="宋体"/>
+          <w:sz w:val="24"/>
+        </w:rPr>
+        <w:t xml:space="preserve"> |re|+|im|，因为 RTL 就是这么算的，不是开方。</w:t>
+      </w:r>
+    </w:p>
+    <w:p>
+      <w:pPr>
+        <w:rPr>
+          <w:rFonts w:ascii="Times New Roman" w:hAnsi="Times New Roman" w:eastAsia="宋体" w:cs="Times New Roman"/>
+          <w:b/>
+          <w:sz w:val="28"/>
+        </w:rPr>
+        <w:ind w:firstLineChars="200"/>
+        <w:spacing w:line="360" w:lineRule="auto"/>
+      </w:pPr>
+      <w:r>
+        <w:rPr>
+          <w:rFonts w:ascii="Times New Roman" w:hAnsi="Times New Roman" w:eastAsia="宋体"/>
+          <w:sz w:val="24"/>
+        </w:rPr>
+        <w:t xml:space="preserve">正因为逐项对齐，模型的输出才能与板上的 SF/S2/S3 </w:t>
+      </w:r>
+      <w:r>
+        <w:rPr>
+          <w:rFonts w:ascii="Times New Roman" w:hAnsi="Times New Roman" w:eastAsia="宋体"/>
+          <w:sz w:val="24"/>
+          <w:b/>
+        </w:rPr>
+        <w:t xml:space="preserve">逐字比对</w:t>
+      </w:r>
+      <w:r>
+        <w:rPr>
+          <w:rFonts w:ascii="Times New Roman" w:hAnsi="Times New Roman" w:eastAsia="宋体"/>
+          <w:sz w:val="24"/>
+        </w:rPr>
+        <w:t xml:space="preserve">，而不是大致吻合。方波三峰实测 999 / 2998 / 4997 Hz 对应真值 1000 / 3000 / 5000，误差均小于 0.1%，这个结论在模型和板上同时成立。</w:t>
+      </w:r>
+    </w:p>
+    <w:p>
+      <w:pPr>
+        <w:rPr>
+          <w:rFonts w:ascii="Times New Roman" w:hAnsi="Times New Roman" w:eastAsia="宋体" w:cs="Times New Roman"/>
+          <w:b/>
+          <w:sz w:val="28"/>
+        </w:rPr>
+        <w:jc w:val="left"/>
+        <w:spacing w:line="360" w:lineRule="auto" w:after="40"/>
+      </w:pPr>
+      <w:r>
+        <w:rPr>
+          <w:rFonts w:ascii="Times New Roman" w:hAnsi="Times New Roman" w:eastAsia="宋体"/>
+          <w:sz w:val="24"/>
+          <w:b/>
+        </w:rPr>
+        <w:t xml:space="preserve">3.4.3 验证确实抓到过问题</w:t>
+      </w:r>
+    </w:p>
+    <w:p>
+      <w:pPr>
+        <w:rPr>
+          <w:rFonts w:ascii="Times New Roman" w:hAnsi="Times New Roman" w:eastAsia="宋体" w:cs="Times New Roman"/>
+          <w:b/>
+          <w:sz w:val="28"/>
+        </w:rPr>
+        <w:ind w:firstLineChars="200"/>
+        <w:spacing w:line="360" w:lineRule="auto"/>
+      </w:pPr>
+      <w:r>
+        <w:rPr>
+          <w:rFonts w:ascii="Times New Roman" w:hAnsi="Times New Roman" w:eastAsia="宋体"/>
+          <w:sz w:val="24"/>
+        </w:rPr>
+        <w:t xml:space="preserve">一套验证体系的价值，最终要看它有没有真的拦下错误。本项目有三例：</w:t>
+      </w:r>
+    </w:p>
+    <w:p>
+      <w:pPr>
+        <w:rPr>
+          <w:rFonts w:ascii="Times New Roman" w:hAnsi="Times New Roman" w:eastAsia="宋体" w:cs="Times New Roman"/>
+          <w:b/>
+          <w:sz w:val="28"/>
+        </w:rPr>
+        <w:spacing w:line="360" w:lineRule="auto"/>
+      </w:pPr>
+      <w:r>
+        <w:rPr>
+          <w:rFonts w:ascii="Times New Roman" w:hAnsi="Times New Roman" w:eastAsia="宋体"/>
+          <w:sz w:val="24"/>
+        </w:rPr>
+        <w:t xml:space="preserve">· </w:t>
+      </w:r>
+      <w:r>
+        <w:rPr>
+          <w:rFonts w:ascii="Times New Roman" w:hAnsi="Times New Roman" w:eastAsia="宋体"/>
+          <w:sz w:val="24"/>
+          <w:b/>
+        </w:rPr>
+        <w:t xml:space="preserve">协议帧审计器</w:t>
+      </w:r>
+      <w:r>
+        <w:rPr>
+          <w:rFonts w:ascii="Times New Roman" w:hAnsi="Times New Roman" w:eastAsia="宋体"/>
+          <w:sz w:val="24"/>
+        </w:rPr>
+        <w:t xml:space="preserve">：自动解析 board/uart_protocol.md 中的全部 HEX 帧，复核帧头、长度、校验和，并把负载按小端解回频率供人核对。它抓出 37.5 kHz 那条帧把小端字节写成了 9C 92（实为 37532 Hz），正确应为 7C 92。</w:t>
+      </w:r>
+      <w:r>
+        <w:rPr>
+          <w:rFonts w:ascii="Times New Roman" w:hAnsi="Times New Roman" w:eastAsia="宋体"/>
+          <w:sz w:val="24"/>
+          <w:b/>
+        </w:rPr>
+        <w:t xml:space="preserve">二十条十六进制人工复核必然漏，脚本不会。</w:t>
+      </w:r>
+    </w:p>
+    <w:p>
+      <w:pPr>
+        <w:rPr>
+          <w:rFonts w:ascii="Times New Roman" w:hAnsi="Times New Roman" w:eastAsia="宋体" w:cs="Times New Roman"/>
+          <w:b/>
+          <w:sz w:val="28"/>
+        </w:rPr>
+        <w:spacing w:line="360" w:lineRule="auto"/>
+      </w:pPr>
+      <w:r>
+        <w:rPr>
+          <w:rFonts w:ascii="Times New Roman" w:hAnsi="Times New Roman" w:eastAsia="宋体"/>
+          <w:sz w:val="24"/>
+        </w:rPr>
+        <w:t xml:space="preserve">· </w:t>
+      </w:r>
+      <w:r>
+        <w:rPr>
+          <w:rFonts w:ascii="Times New Roman" w:hAnsi="Times New Roman" w:eastAsia="宋体"/>
+          <w:sz w:val="24"/>
+          <w:b/>
+        </w:rPr>
+        <w:t xml:space="preserve">位宽溢出回归</w:t>
+      </w:r>
+      <w:r>
+        <w:rPr>
+          <w:rFonts w:ascii="Times New Roman" w:hAnsi="Times New Roman" w:eastAsia="宋体"/>
+          <w:sz w:val="24"/>
+        </w:rPr>
+        <w:t xml:space="preserve">：曾出现测试全在 1 kHz 附近、因而躲过最大 bin × 最大采样率溢出的情形（4095 × 50000 = 2.0×10⁸ 超出 32 位有符号）。此后把覆盖极端值写成回归项，每次改读数通路必跑。</w:t>
+      </w:r>
+    </w:p>
+    <w:p>
+      <w:pPr>
+        <w:rPr>
+          <w:rFonts w:ascii="Times New Roman" w:hAnsi="Times New Roman" w:eastAsia="宋体" w:cs="Times New Roman"/>
+          <w:b/>
+          <w:sz w:val="28"/>
+        </w:rPr>
+        <w:spacing w:line="360" w:lineRule="auto"/>
+      </w:pPr>
+      <w:r>
+        <w:rPr>
+          <w:rFonts w:ascii="Times New Roman" w:hAnsi="Times New Roman" w:eastAsia="宋体"/>
+          <w:sz w:val="24"/>
+        </w:rPr>
+        <w:t xml:space="preserve">· </w:t>
+      </w:r>
+      <w:r>
+        <w:rPr>
+          <w:rFonts w:ascii="Times New Roman" w:hAnsi="Times New Roman" w:eastAsia="宋体"/>
+          <w:sz w:val="24"/>
+          <w:b/>
+        </w:rPr>
+        <w:t xml:space="preserve">Hann 窗数值验证</w:t>
+      </w:r>
+      <w:r>
+        <w:rPr>
+          <w:rFonts w:ascii="Times New Roman" w:hAnsi="Times New Roman" w:eastAsia="宋体"/>
+          <w:sz w:val="24"/>
+        </w:rPr>
+        <w:t xml:space="preserve">：加窗前用模型算出应该出现假峰，加窗后应当消失、且真实谐波幅度不变；上板结果与模型一致，才认定该改动生效，而不是看起来顺眼了。</w:t>
+      </w:r>
+    </w:p>
+    <w:p>
+      <w:pPr>
+        <w:rPr>
+          <w:rFonts w:ascii="Times New Roman" w:hAnsi="Times New Roman" w:eastAsia="宋体" w:cs="Times New Roman"/>
+          <w:b/>
+          <w:sz w:val="28"/>
+        </w:rPr>
+        <w:jc w:val="left"/>
+        <w:spacing w:line="360" w:lineRule="auto" w:after="40"/>
+      </w:pPr>
+      <w:r>
+        <w:rPr>
+          <w:rFonts w:ascii="Times New Roman" w:hAnsi="Times New Roman" w:eastAsia="宋体"/>
+          <w:sz w:val="24"/>
+          <w:b/>
+        </w:rPr>
+        <w:t xml:space="preserve">3.4.4 与同类作品的差异</w:t>
+      </w:r>
+    </w:p>
+    <w:p>
+      <w:pPr>
+        <w:rPr>
+          <w:rFonts w:ascii="Times New Roman" w:hAnsi="Times New Roman" w:eastAsia="宋体" w:cs="Times New Roman"/>
+          <w:b/>
+          <w:sz w:val="28"/>
+        </w:rPr>
+        <w:ind w:firstLineChars="200"/>
+        <w:spacing w:line="360" w:lineRule="auto"/>
+      </w:pPr>
+      <w:r>
+        <w:rPr>
+          <w:rFonts w:ascii="Times New Roman" w:hAnsi="Times New Roman" w:eastAsia="宋体"/>
+          <w:sz w:val="24"/>
+        </w:rPr>
+        <w:t xml:space="preserve">本项目的做法在同类作品中并不普遍。多数 FPGA 竞赛作品采用</w:t>
+      </w:r>
+      <w:r>
+        <w:rPr>
+          <w:rFonts w:ascii="Times New Roman" w:hAnsi="Times New Roman" w:eastAsia="宋体"/>
+          <w:sz w:val="24"/>
+          <w:b/>
+        </w:rPr>
+        <w:t xml:space="preserve">场景式演示验证</w:t>
+      </w:r>
+      <w:r>
+        <w:rPr>
+          <w:rFonts w:ascii="Times New Roman" w:hAnsi="Times New Roman" w:eastAsia="宋体"/>
+          <w:sz w:val="24"/>
+        </w:rPr>
+        <w:t xml:space="preserve">：给一个已知信号，读一次结果，与预期比一下就结束。这能证明跑通了，但不能证明在整个工作区间都成立，也无法在改动后快速回归。本项目把验证做成了</w:t>
+      </w:r>
+      <w:r>
+        <w:rPr>
+          <w:rFonts w:ascii="Times New Roman" w:hAnsi="Times New Roman" w:eastAsia="宋体"/>
+          <w:sz w:val="24"/>
+          <w:b/>
+        </w:rPr>
+        <w:t xml:space="preserve">可重跑的东西</w:t>
+      </w:r>
+      <w:r>
+        <w:rPr>
+          <w:rFonts w:ascii="Times New Roman" w:hAnsi="Times New Roman" w:eastAsia="宋体"/>
+          <w:sz w:val="24"/>
+        </w:rPr>
+        <w:t xml:space="preserve">：30 个 Python 工具（其中 10 个校验类、9 个数值金标准）、10 个 testbench（7 个带 PASS/FAIL 逐项判定）。任何一次改动之后，跑一遍就能知道有没有破坏既有结论。这也是本项目敢于在提交前两周仍做 RTL 结构整理的前提 —— 有回归网兜着。</w:t>
+      </w:r>
+    </w:p>
+    <w:p>
+      <w:pPr>
+        <w:rPr>
+          <w:rFonts w:ascii="Times New Roman" w:hAnsi="Times New Roman" w:eastAsia="宋体" w:cs="Times New Roman"/>
+          <w:b/>
+          <w:sz w:val="28"/>
+        </w:rPr>
         <w:ind w:firstLineChars="200"/>
         <w:spacing w:line="360" w:lineRule="auto"/>
       </w:pPr>
@@ -9382,7 +11720,7 @@
         <w:drawing>
           <wp:inline xmlns:a="http://schemas.openxmlformats.org/drawingml/2006/main" xmlns:pic="http://schemas.openxmlformats.org/drawingml/2006/picture">
             <wp:extent cx="5040000" cy="3000480"/>
-            <wp:docPr id="9" name="Picture 9"/>
+            <wp:docPr id="10" name="Picture 10"/>
             <wp:cNvGraphicFramePr>
               <a:graphicFrameLocks noChangeAspect="1"/>
             </wp:cNvGraphicFramePr>
@@ -9394,7 +11732,7 @@
                     <pic:cNvPicPr/>
                   </pic:nvPicPr>
                   <pic:blipFill>
-                    <a:blip r:embed="rId20"/>
+                    <a:blip r:embed="rId21"/>
                     <a:stretch>
                       <a:fillRect/>
                     </a:stretch>
@@ -9507,7 +11845,7 @@
         <w:drawing>
           <wp:inline xmlns:a="http://schemas.openxmlformats.org/drawingml/2006/main" xmlns:pic="http://schemas.openxmlformats.org/drawingml/2006/picture">
             <wp:extent cx="4680000" cy="2632500"/>
-            <wp:docPr id="10" name="Picture 10"/>
+            <wp:docPr id="11" name="Picture 11"/>
             <wp:cNvGraphicFramePr>
               <a:graphicFrameLocks noChangeAspect="1"/>
             </wp:cNvGraphicFramePr>
@@ -9519,7 +11857,7 @@
                     <pic:cNvPicPr/>
                   </pic:nvPicPr>
                   <pic:blipFill>
-                    <a:blip r:embed="rId21"/>
+                    <a:blip r:embed="rId22"/>
                     <a:stretch>
                       <a:fillRect/>
                     </a:stretch>
@@ -9564,7 +11902,7 @@
         <w:drawing>
           <wp:inline xmlns:a="http://schemas.openxmlformats.org/drawingml/2006/main" xmlns:pic="http://schemas.openxmlformats.org/drawingml/2006/picture">
             <wp:extent cx="5184000" cy="4052945"/>
-            <wp:docPr id="11" name="Picture 11"/>
+            <wp:docPr id="12" name="Picture 12"/>
             <wp:cNvGraphicFramePr>
               <a:graphicFrameLocks noChangeAspect="1"/>
             </wp:cNvGraphicFramePr>
@@ -9576,7 +11914,7 @@
                     <pic:cNvPicPr/>
                   </pic:nvPicPr>
                   <pic:blipFill>
-                    <a:blip r:embed="rId22"/>
+                    <a:blip r:embed="rId23"/>
                     <a:stretch>
                       <a:fillRect/>
                     </a:stretch>

--- a/report/tech_doc_draft.docx
+++ b/report/tech_doc_draft.docx
@@ -467,7 +467,7 @@
           <w:rFonts w:ascii="Times New Roman" w:hAnsi="Times New Roman" w:eastAsia="宋体"/>
           <w:sz w:val="24"/>
         </w:rPr>
-        <w:t xml:space="preserve">（1）教学与实验：高校电子类课程中，学生常因缺少示波器、信号源而无法独立完成“信号产生—测量—频谱分析”的完整实验。WaveCore 以一块开发板替代多台仪器，并内置闭环自测路径，使学生可在无仪器条件下完成从时域到频域的全部观测，显著降低实验门槛。</w:t>
+        <w:t xml:space="preserve">测量系统真正的门槛，往往不在能不能测到，而在凭什么相信测到的数。一把没有校准过的尺子也能读数，但它的读数没有意义。传统做法是定期把仪器送去计量，用更高一级的标准去校 —— 这条路成本高、周期长，而且仪器在两次校准之间的漂移无人知晓。嵌入式设备恰恰最怕这一点：装在现场的仪表不能为了自检拆回来，产线上的板卡更不可能每片都配一台标准仪器。</w:t>
       </w:r>
     </w:p>
     <w:p>
@@ -485,7 +485,79 @@
           <w:rFonts w:ascii="Times New Roman" w:hAnsi="Times New Roman" w:eastAsia="宋体"/>
           <w:sz w:val="24"/>
         </w:rPr>
-        <w:t xml:space="preserve">（2）现场快速检测：设备维护与产线调试现场，往往只需确认“有没有信号、频率是多少、波形对不对”。WaveCore 的波形识别与阈值告警能力可在数秒内给出结论，且断电即用，无需携带或配置多台仪器。</w:t>
+        <w:t xml:space="preserve">WaveCore 给出的答案是分两步走：</w:t>
+      </w:r>
+      <w:r>
+        <w:rPr>
+          <w:rFonts w:ascii="Times New Roman" w:hAnsi="Times New Roman" w:eastAsia="宋体"/>
+          <w:sz w:val="24"/>
+          <w:b/>
+        </w:rPr>
+        <w:t xml:space="preserve">一次外部标定建立溯源，此后依靠板内闭环完成周期性自检。</w:t>
+      </w:r>
+      <w:r>
+        <w:rPr>
+          <w:rFonts w:ascii="Times New Roman" w:hAnsi="Times New Roman" w:eastAsia="宋体"/>
+          <w:sz w:val="24"/>
+        </w:rPr>
+        <w:t xml:space="preserve">第一步只做一次 —— 上板初期用万用表对回环方波的峰峰值标定，得到每 LSB 对应 36.33 mV（标定系数 KN = 37203），固化进固件，上电即生效。此后不再需要任何外部仪器：板内的 DDS 产生已知频率与已知波形的信号，DAC 送出、短线回环到 ADC，同一颗芯片测量，与预期值逐点比对。这就是电子系统里的内建自测（Built-In Self-Test, BIST）思路，只不过这里被测的不是某一根信号线，而是整条模拟前端加数字测量通路。</w:t>
+      </w:r>
+    </w:p>
+    <w:p>
+      <w:pPr>
+        <w:jc w:val="center"/>
+      </w:pPr>
+      <w:r>
+        <w:drawing>
+          <wp:inline xmlns:a="http://schemas.openxmlformats.org/drawingml/2006/main" xmlns:pic="http://schemas.openxmlformats.org/drawingml/2006/picture">
+            <wp:extent cx="5616000" cy="2012122"/>
+            <wp:docPr id="1" name="Picture 1"/>
+            <wp:cNvGraphicFramePr>
+              <a:graphicFrameLocks noChangeAspect="1"/>
+            </wp:cNvGraphicFramePr>
+            <a:graphic>
+              <a:graphicData uri="http://schemas.openxmlformats.org/drawingml/2006/picture">
+                <pic:pic>
+                  <pic:nvPicPr>
+                    <pic:cNvPr id="0" name="fig_selftest.png"/>
+                    <pic:cNvPicPr/>
+                  </pic:nvPicPr>
+                  <pic:blipFill>
+                    <a:blip r:embed="rId12"/>
+                    <a:stretch>
+                      <a:fillRect/>
+                    </a:stretch>
+                  </pic:blipFill>
+                  <pic:spPr>
+                    <a:xfrm>
+                      <a:off x="0" y="0"/>
+                      <a:ext cx="5616000" cy="2012122"/>
+                    </a:xfrm>
+                    <a:prstGeom prst="rect"/>
+                  </pic:spPr>
+                </pic:pic>
+              </a:graphicData>
+            </a:graphic>
+          </wp:inline>
+        </w:drawing>
+      </w:r>
+    </w:p>
+    <w:p>
+      <w:pPr>
+        <w:rPr>
+          <w:rFonts w:ascii="Times New Roman" w:hAnsi="Times New Roman" w:eastAsia="宋体" w:cs="Times New Roman"/>
+          <w:b/>
+          <w:sz w:val="28"/>
+        </w:rPr>
+        <w:jc w:val="center"/>
+        <w:spacing w:line="360" w:lineRule="auto" w:after="80"/>
+      </w:pPr>
+      <w:r>
+        <w:rPr>
+          <w:rFonts w:ascii="Times New Roman" w:hAnsi="Times New Roman" w:eastAsia="宋体"/>
+          <w:sz w:val="18"/>
+        </w:rPr>
+        <w:t xml:space="preserve">图 1-1  板载扫频实测自身模拟链路：19 个频点、每点 17 次取中位数，全程未借助任何外部仪器</w:t>
       </w:r>
     </w:p>
     <w:p>
@@ -503,7 +575,37 @@
           <w:rFonts w:ascii="Times New Roman" w:hAnsi="Times New Roman" w:eastAsia="宋体"/>
           <w:sz w:val="24"/>
         </w:rPr>
-        <w:t xml:space="preserve">（3）嵌入式竞赛与训练：系统完整覆盖 FPGA 开发的典型能力项——时序逻辑设计、跨时钟域处理、存储器接口、算法硬件化、自定义串行协议与上位机协同，可作为数字系统综合训练的载体；其中自研 FFT 与厂商 IP 的同板对照，尤其适合用于“算法自主可控”的教学演示。</w:t>
+        <w:t xml:space="preserve">上图是这条自检路径的实测输出，扫描 500 Hz 到 1 MHz 共 19 个频点。</w:t>
+      </w:r>
+      <w:r>
+        <w:rPr>
+          <w:rFonts w:ascii="Times New Roman" w:hAnsi="Times New Roman" w:eastAsia="宋体"/>
+          <w:sz w:val="24"/>
+          <w:b/>
+        </w:rPr>
+        <w:t xml:space="preserve">左图的平坦度说明模拟前端在通带内是稳的</w:t>
+      </w:r>
+      <w:r>
+        <w:rPr>
+          <w:rFonts w:ascii="Times New Roman" w:hAnsi="Times New Roman" w:eastAsia="宋体"/>
+          <w:sz w:val="24"/>
+        </w:rPr>
+        <w:t xml:space="preserve">：峰峰值全程落在 1078 ~ 1093 mV 之间，相对中位值波动不超过 0.7%，1 MHz 处衰减仅 0.06 dB —— 也就是说这个系统的 -3 dB 带宽远在 1 MHz 之外，日常使用频段内不存在幅频失真。</w:t>
+      </w:r>
+      <w:r>
+        <w:rPr>
+          <w:rFonts w:ascii="Times New Roman" w:hAnsi="Times New Roman" w:eastAsia="宋体"/>
+          <w:sz w:val="24"/>
+          <w:b/>
+        </w:rPr>
+        <w:t xml:space="preserve">右图的一致性说明频率换算链路是对的</w:t>
+      </w:r>
+      <w:r>
+        <w:rPr>
+          <w:rFonts w:ascii="Times New Roman" w:hAnsi="Times New Roman" w:eastAsia="宋体"/>
+          <w:sz w:val="24"/>
+        </w:rPr>
+        <w:t xml:space="preserve">：设定值与实测值的最大相对误差 0.18%，十九个点里绝大多数完全吻合。</w:t>
       </w:r>
     </w:p>
     <w:p>
@@ -521,7 +623,185 @@
           <w:rFonts w:ascii="Times New Roman" w:hAnsi="Times New Roman" w:eastAsia="宋体"/>
           <w:sz w:val="24"/>
         </w:rPr>
-        <w:t xml:space="preserve">（4）仪器原理验证：由于板内可完成信号产生与采集，本系统还可用作仪器原理的自验证平台，例如用板载扫频实测自身模拟链路的幅频特性，用回环方波观察谐波结构，把抽象的傅里叶变换与采样定理变成屏幕上可直接观察的现象。</w:t>
+        <w:t xml:space="preserve">这两条曲线合起来回答了一个具体问题：</w:t>
+      </w:r>
+      <w:r>
+        <w:rPr>
+          <w:rFonts w:ascii="Times New Roman" w:hAnsi="Times New Roman" w:eastAsia="宋体"/>
+          <w:sz w:val="24"/>
+          <w:b/>
+        </w:rPr>
+        <w:t xml:space="preserve">这台设备现在还是不是上次那台？</w:t>
+      </w:r>
+      <w:r>
+        <w:rPr>
+          <w:rFonts w:ascii="Times New Roman" w:hAnsi="Times New Roman" w:eastAsia="宋体"/>
+          <w:sz w:val="24"/>
+        </w:rPr>
+        <w:t xml:space="preserve">三个月后再扫一遍，如果平坦度和一致性都还在这个范围内，说明模拟链路没有老化；如果某个频段塌下去，那就是电容失效或运放退化的早期征兆 —— </w:t>
+      </w:r>
+      <w:r>
+        <w:rPr>
+          <w:rFonts w:ascii="Times New Roman" w:hAnsi="Times New Roman" w:eastAsia="宋体"/>
+          <w:sz w:val="24"/>
+          <w:b/>
+        </w:rPr>
+        <w:t xml:space="preserve">在读数开始出错之前就能发现。</w:t>
+      </w:r>
+    </w:p>
+    <w:p>
+      <w:pPr>
+        <w:rPr>
+          <w:rFonts w:ascii="Times New Roman" w:hAnsi="Times New Roman" w:eastAsia="宋体" w:cs="Times New Roman"/>
+          <w:b/>
+          <w:sz w:val="28"/>
+        </w:rPr>
+        <w:ind w:firstLineChars="200"/>
+        <w:spacing w:line="360" w:lineRule="auto"/>
+      </w:pPr>
+      <w:r>
+        <w:rPr>
+          <w:rFonts w:ascii="Times New Roman" w:hAnsi="Times New Roman" w:eastAsia="宋体"/>
+          <w:sz w:val="24"/>
+          <w:b/>
+        </w:rPr>
+        <w:t xml:space="preserve">必须说清自检的边界：它能验证一致性，不能验证溯源性。</w:t>
+      </w:r>
+      <w:r>
+        <w:rPr>
+          <w:rFonts w:ascii="Times New Roman" w:hAnsi="Times New Roman" w:eastAsia="宋体"/>
+          <w:sz w:val="24"/>
+        </w:rPr>
+        <w:t xml:space="preserve">回环测的是 DAC 到 ADC 这条通路，如果两侧增益同步漂移，闭环里看不出来。因此自检能回答的只是我这台和上次比有没有变化，回答不了我这台和标准比差多少 —— 后者仍然需要外部基准。这个分工正是计量体系本来的样子：溯源靠校准，稳定性靠自检，两者不能互相替代。本作品把后一半做进了板子里，前一半保留了接口（0x8C 标定命令可随时重新标定）。</w:t>
+      </w:r>
+    </w:p>
+    <w:p>
+      <w:pPr>
+        <w:rPr>
+          <w:rFonts w:ascii="Times New Roman" w:hAnsi="Times New Roman" w:eastAsia="宋体" w:cs="Times New Roman"/>
+          <w:b/>
+          <w:sz w:val="28"/>
+        </w:rPr>
+        <w:ind w:firstLineChars="200"/>
+        <w:spacing w:line="360" w:lineRule="auto"/>
+      </w:pPr>
+      <w:r>
+        <w:rPr>
+          <w:rFonts w:ascii="Times New Roman" w:hAnsi="Times New Roman" w:eastAsia="宋体"/>
+          <w:sz w:val="24"/>
+        </w:rPr>
+        <w:t xml:space="preserve">落到具体使用场合，这条能力对应三类需求：</w:t>
+      </w:r>
+    </w:p>
+    <w:p>
+      <w:pPr>
+        <w:rPr>
+          <w:rFonts w:ascii="Times New Roman" w:hAnsi="Times New Roman" w:eastAsia="宋体" w:cs="Times New Roman"/>
+          <w:b/>
+          <w:sz w:val="28"/>
+        </w:rPr>
+        <w:ind w:firstLineChars="200"/>
+        <w:spacing w:line="360" w:lineRule="auto"/>
+      </w:pPr>
+      <w:r>
+        <w:rPr>
+          <w:rFonts w:ascii="Times New Roman" w:hAnsi="Times New Roman" w:eastAsia="宋体"/>
+          <w:sz w:val="24"/>
+          <w:b/>
+        </w:rPr>
+        <w:t xml:space="preserve">其一，产线老化与例行自检。</w:t>
+      </w:r>
+      <w:r>
+        <w:rPr>
+          <w:rFonts w:ascii="Times New Roman" w:hAnsi="Times New Roman" w:eastAsia="宋体"/>
+          <w:sz w:val="24"/>
+        </w:rPr>
+        <w:t xml:space="preserve"> 板卡出厂前要连续通电跑若干小时，期间需要周期性确认指标没有漂移。传统做法是抽检几片拿回实验室测，覆盖不到全部产品。带自检的板卡可以自己在老化过程中定期扫一遍，把平坦度与频率一致性记成曲线，异常的那一片当场被挑出来。本作品的扫频通路（0x8B）与幅度谱帧（0x8E）正是为这件事准备的，上位机侧只需要记录，不需要人盯。</w:t>
+      </w:r>
+    </w:p>
+    <w:p>
+      <w:pPr>
+        <w:rPr>
+          <w:rFonts w:ascii="Times New Roman" w:hAnsi="Times New Roman" w:eastAsia="宋体" w:cs="Times New Roman"/>
+          <w:b/>
+          <w:sz w:val="28"/>
+        </w:rPr>
+        <w:ind w:firstLineChars="200"/>
+        <w:spacing w:line="360" w:lineRule="auto"/>
+      </w:pPr>
+      <w:r>
+        <w:rPr>
+          <w:rFonts w:ascii="Times New Roman" w:hAnsi="Times New Roman" w:eastAsia="宋体"/>
+          <w:sz w:val="24"/>
+          <w:b/>
+        </w:rPr>
+        <w:t xml:space="preserve">其二，现场仪表的免拆机确认。</w:t>
+      </w:r>
+      <w:r>
+        <w:rPr>
+          <w:rFonts w:ascii="Times New Roman" w:hAnsi="Times New Roman" w:eastAsia="宋体"/>
+          <w:sz w:val="24"/>
+        </w:rPr>
+        <w:t xml:space="preserve"> 装在机柜里、埋在现场的测量节点，不可能为了确认它还准不准就拆下来送检。若设备自带闭环自检，运维人员按一个键就能拿到一张自检报告：频率还准、通带还平、噪声没变大。这不能替代法定计量，但足以支撑一个判断 —— 今天的读数还能不能信。</w:t>
+      </w:r>
+    </w:p>
+    <w:p>
+      <w:pPr>
+        <w:rPr>
+          <w:rFonts w:ascii="Times New Roman" w:hAnsi="Times New Roman" w:eastAsia="宋体" w:cs="Times New Roman"/>
+          <w:b/>
+          <w:sz w:val="28"/>
+        </w:rPr>
+        <w:ind w:firstLineChars="200"/>
+        <w:spacing w:line="360" w:lineRule="auto"/>
+      </w:pPr>
+      <w:r>
+        <w:rPr>
+          <w:rFonts w:ascii="Times New Roman" w:hAnsi="Times New Roman" w:eastAsia="宋体"/>
+          <w:sz w:val="24"/>
+          <w:b/>
+        </w:rPr>
+        <w:t xml:space="preserve">其三，教学与训练平台。</w:t>
+      </w:r>
+      <w:r>
+        <w:rPr>
+          <w:rFonts w:ascii="Times New Roman" w:hAnsi="Times New Roman" w:eastAsia="宋体"/>
+          <w:sz w:val="24"/>
+        </w:rPr>
+        <w:t xml:space="preserve"> 学生做信号与系统实验，最常见的困境是缺少仪器、也缺少对仪器本身的信任。一块能自我验证的板卡，既是信号源、又是示波器、又是频谱仪，还能把标定、扫频、比对这三个环节完整演示出来 —— 抽象的一致性与溯源性概念，变成了屏幕上两条可以直接看的曲线。本系统的自研 FFT 与厂商 IP 同板并存，也服务于同一目的：让算法成为可以被对照检验的对象，而不只是黑盒。</w:t>
+      </w:r>
+    </w:p>
+    <w:p>
+      <w:pPr>
+        <w:rPr>
+          <w:rFonts w:ascii="Times New Roman" w:hAnsi="Times New Roman" w:eastAsia="宋体" w:cs="Times New Roman"/>
+          <w:b/>
+          <w:sz w:val="28"/>
+        </w:rPr>
+        <w:ind w:firstLineChars="200"/>
+        <w:spacing w:line="360" w:lineRule="auto"/>
+      </w:pPr>
+      <w:r>
+        <w:rPr>
+          <w:rFonts w:ascii="Times New Roman" w:hAnsi="Times New Roman" w:eastAsia="宋体"/>
+          <w:sz w:val="24"/>
+        </w:rPr>
+        <w:t xml:space="preserve">这三类场景的共性是：</w:t>
+      </w:r>
+      <w:r>
+        <w:rPr>
+          <w:rFonts w:ascii="Times New Roman" w:hAnsi="Times New Roman" w:eastAsia="宋体"/>
+          <w:sz w:val="24"/>
+          <w:b/>
+        </w:rPr>
+        <w:t xml:space="preserve">被测量的不是外部世界，而是设备自己。</w:t>
+      </w:r>
+      <w:r>
+        <w:rPr>
+          <w:rFonts w:ascii="Times New Roman" w:hAnsi="Times New Roman" w:eastAsia="宋体"/>
+          <w:sz w:val="24"/>
+        </w:rPr>
+        <w:t xml:space="preserve">这也解释了本作品为什么把闭环自测放在架构的正中央，而不是当作一个附加的调试功能 —— 它既是开发期定位问题的手段，也是交付之后持续可用的能力。一台能持续证明自己的仪器，比一台只在小票上写着已校准的仪器，更值得信任。</w:t>
       </w:r>
     </w:p>
     <w:p>
@@ -3549,7 +3829,7 @@
         <w:drawing>
           <wp:inline xmlns:a="http://schemas.openxmlformats.org/drawingml/2006/main" xmlns:pic="http://schemas.openxmlformats.org/drawingml/2006/picture">
             <wp:extent cx="5184000" cy="2833920"/>
-            <wp:docPr id="1" name="Picture 1"/>
+            <wp:docPr id="2" name="Picture 2"/>
             <wp:cNvGraphicFramePr>
               <a:graphicFrameLocks noChangeAspect="1"/>
             </wp:cNvGraphicFramePr>
@@ -3561,7 +3841,7 @@
                     <pic:cNvPicPr/>
                   </pic:nvPicPr>
                   <pic:blipFill>
-                    <a:blip r:embed="rId12"/>
+                    <a:blip r:embed="rId13"/>
                     <a:stretch>
                       <a:fillRect/>
                     </a:stretch>
@@ -3866,7 +4146,7 @@
         <w:drawing>
           <wp:inline xmlns:a="http://schemas.openxmlformats.org/drawingml/2006/main" xmlns:pic="http://schemas.openxmlformats.org/drawingml/2006/picture">
             <wp:extent cx="5544000" cy="3712202"/>
-            <wp:docPr id="2" name="Picture 2"/>
+            <wp:docPr id="3" name="Picture 3"/>
             <wp:cNvGraphicFramePr>
               <a:graphicFrameLocks noChangeAspect="1"/>
             </wp:cNvGraphicFramePr>
@@ -3878,7 +4158,7 @@
                     <pic:cNvPicPr/>
                   </pic:nvPicPr>
                   <pic:blipFill>
-                    <a:blip r:embed="rId13"/>
+                    <a:blip r:embed="rId14"/>
                     <a:stretch>
                       <a:fillRect/>
                     </a:stretch>
@@ -5746,7 +6026,7 @@
         <w:drawing>
           <wp:inline xmlns:a="http://schemas.openxmlformats.org/drawingml/2006/main" xmlns:pic="http://schemas.openxmlformats.org/drawingml/2006/picture">
             <wp:extent cx="4896000" cy="2545920"/>
-            <wp:docPr id="3" name="Picture 3"/>
+            <wp:docPr id="4" name="Picture 4"/>
             <wp:cNvGraphicFramePr>
               <a:graphicFrameLocks noChangeAspect="1"/>
             </wp:cNvGraphicFramePr>
@@ -5758,7 +6038,7 @@
                     <pic:cNvPicPr/>
                   </pic:nvPicPr>
                   <pic:blipFill>
-                    <a:blip r:embed="rId14"/>
+                    <a:blip r:embed="rId15"/>
                     <a:stretch>
                       <a:fillRect/>
                     </a:stretch>
@@ -10132,7 +10412,7 @@
         <w:drawing>
           <wp:inline xmlns:a="http://schemas.openxmlformats.org/drawingml/2006/main" xmlns:pic="http://schemas.openxmlformats.org/drawingml/2006/picture">
             <wp:extent cx="4500000" cy="3375000"/>
-            <wp:docPr id="4" name="Picture 4"/>
+            <wp:docPr id="5" name="Picture 5"/>
             <wp:cNvGraphicFramePr>
               <a:graphicFrameLocks noChangeAspect="1"/>
             </wp:cNvGraphicFramePr>
@@ -10144,7 +10424,7 @@
                     <pic:cNvPicPr/>
                   </pic:nvPicPr>
                   <pic:blipFill>
-                    <a:blip r:embed="rId15"/>
+                    <a:blip r:embed="rId16"/>
                     <a:stretch>
                       <a:fillRect/>
                     </a:stretch>
@@ -10189,7 +10469,7 @@
         <w:drawing>
           <wp:inline xmlns:a="http://schemas.openxmlformats.org/drawingml/2006/main" xmlns:pic="http://schemas.openxmlformats.org/drawingml/2006/picture">
             <wp:extent cx="2951999" cy="3935999"/>
-            <wp:docPr id="5" name="Picture 5"/>
+            <wp:docPr id="6" name="Picture 6"/>
             <wp:cNvGraphicFramePr>
               <a:graphicFrameLocks noChangeAspect="1"/>
             </wp:cNvGraphicFramePr>
@@ -10201,7 +10481,7 @@
                     <pic:cNvPicPr/>
                   </pic:nvPicPr>
                   <pic:blipFill>
-                    <a:blip r:embed="rId16"/>
+                    <a:blip r:embed="rId17"/>
                     <a:stretch>
                       <a:fillRect/>
                     </a:stretch>
@@ -10339,7 +10619,7 @@
         <w:drawing>
           <wp:inline xmlns:a="http://schemas.openxmlformats.org/drawingml/2006/main" xmlns:pic="http://schemas.openxmlformats.org/drawingml/2006/picture">
             <wp:extent cx="2736000" cy="3648000"/>
-            <wp:docPr id="6" name="Picture 6"/>
+            <wp:docPr id="7" name="Picture 7"/>
             <wp:cNvGraphicFramePr>
               <a:graphicFrameLocks noChangeAspect="1"/>
             </wp:cNvGraphicFramePr>
@@ -10351,7 +10631,7 @@
                     <pic:cNvPicPr/>
                   </pic:nvPicPr>
                   <pic:blipFill>
-                    <a:blip r:embed="rId17"/>
+                    <a:blip r:embed="rId18"/>
                     <a:stretch>
                       <a:fillRect/>
                     </a:stretch>
@@ -10396,7 +10676,7 @@
         <w:drawing>
           <wp:inline xmlns:a="http://schemas.openxmlformats.org/drawingml/2006/main" xmlns:pic="http://schemas.openxmlformats.org/drawingml/2006/picture">
             <wp:extent cx="2736000" cy="3648651"/>
-            <wp:docPr id="7" name="Picture 7"/>
+            <wp:docPr id="8" name="Picture 8"/>
             <wp:cNvGraphicFramePr>
               <a:graphicFrameLocks noChangeAspect="1"/>
             </wp:cNvGraphicFramePr>
@@ -10408,7 +10688,7 @@
                     <pic:cNvPicPr/>
                   </pic:nvPicPr>
                   <pic:blipFill>
-                    <a:blip r:embed="rId18"/>
+                    <a:blip r:embed="rId19"/>
                     <a:stretch>
                       <a:fillRect/>
                     </a:stretch>
@@ -10490,7 +10770,7 @@
         <w:drawing>
           <wp:inline xmlns:a="http://schemas.openxmlformats.org/drawingml/2006/main" xmlns:pic="http://schemas.openxmlformats.org/drawingml/2006/picture">
             <wp:extent cx="5400000" cy="3199500"/>
-            <wp:docPr id="8" name="Picture 8"/>
+            <wp:docPr id="9" name="Picture 9"/>
             <wp:cNvGraphicFramePr>
               <a:graphicFrameLocks noChangeAspect="1"/>
             </wp:cNvGraphicFramePr>
@@ -10502,7 +10782,7 @@
                     <pic:cNvPicPr/>
                   </pic:nvPicPr>
                   <pic:blipFill>
-                    <a:blip r:embed="rId19"/>
+                    <a:blip r:embed="rId20"/>
                     <a:stretch>
                       <a:fillRect/>
                     </a:stretch>
@@ -10547,7 +10827,7 @@
         <w:drawing>
           <wp:inline xmlns:a="http://schemas.openxmlformats.org/drawingml/2006/main" xmlns:pic="http://schemas.openxmlformats.org/drawingml/2006/picture">
             <wp:extent cx="4680000" cy="3088800"/>
-            <wp:docPr id="9" name="Picture 9"/>
+            <wp:docPr id="10" name="Picture 10"/>
             <wp:cNvGraphicFramePr>
               <a:graphicFrameLocks noChangeAspect="1"/>
             </wp:cNvGraphicFramePr>
@@ -10559,7 +10839,7 @@
                     <pic:cNvPicPr/>
                   </pic:nvPicPr>
                   <pic:blipFill>
-                    <a:blip r:embed="rId20"/>
+                    <a:blip r:embed="rId21"/>
                     <a:stretch>
                       <a:fillRect/>
                     </a:stretch>
@@ -11720,7 +12000,7 @@
         <w:drawing>
           <wp:inline xmlns:a="http://schemas.openxmlformats.org/drawingml/2006/main" xmlns:pic="http://schemas.openxmlformats.org/drawingml/2006/picture">
             <wp:extent cx="5040000" cy="3000480"/>
-            <wp:docPr id="10" name="Picture 10"/>
+            <wp:docPr id="11" name="Picture 11"/>
             <wp:cNvGraphicFramePr>
               <a:graphicFrameLocks noChangeAspect="1"/>
             </wp:cNvGraphicFramePr>
@@ -11732,7 +12012,7 @@
                     <pic:cNvPicPr/>
                   </pic:nvPicPr>
                   <pic:blipFill>
-                    <a:blip r:embed="rId21"/>
+                    <a:blip r:embed="rId22"/>
                     <a:stretch>
                       <a:fillRect/>
                     </a:stretch>
@@ -11845,7 +12125,7 @@
         <w:drawing>
           <wp:inline xmlns:a="http://schemas.openxmlformats.org/drawingml/2006/main" xmlns:pic="http://schemas.openxmlformats.org/drawingml/2006/picture">
             <wp:extent cx="4680000" cy="2632500"/>
-            <wp:docPr id="11" name="Picture 11"/>
+            <wp:docPr id="12" name="Picture 12"/>
             <wp:cNvGraphicFramePr>
               <a:graphicFrameLocks noChangeAspect="1"/>
             </wp:cNvGraphicFramePr>
@@ -11857,7 +12137,7 @@
                     <pic:cNvPicPr/>
                   </pic:nvPicPr>
                   <pic:blipFill>
-                    <a:blip r:embed="rId22"/>
+                    <a:blip r:embed="rId23"/>
                     <a:stretch>
                       <a:fillRect/>
                     </a:stretch>
@@ -11902,7 +12182,7 @@
         <w:drawing>
           <wp:inline xmlns:a="http://schemas.openxmlformats.org/drawingml/2006/main" xmlns:pic="http://schemas.openxmlformats.org/drawingml/2006/picture">
             <wp:extent cx="5184000" cy="4052945"/>
-            <wp:docPr id="12" name="Picture 12"/>
+            <wp:docPr id="13" name="Picture 13"/>
             <wp:cNvGraphicFramePr>
               <a:graphicFrameLocks noChangeAspect="1"/>
             </wp:cNvGraphicFramePr>
@@ -11914,7 +12194,7 @@
                     <pic:cNvPicPr/>
                   </pic:nvPicPr>
                   <pic:blipFill>
-                    <a:blip r:embed="rId23"/>
+                    <a:blip r:embed="rId24"/>
                     <a:stretch>
                       <a:fillRect/>
                     </a:stretch>

--- a/report/tech_doc_draft.docx
+++ b/report/tech_doc_draft.docx
@@ -242,7 +242,7 @@
           <w:rFonts w:ascii="Times New Roman" w:hAnsi="Times New Roman" w:eastAsia="宋体"/>
           <w:sz w:val="24"/>
         </w:rPr>
-        <w:t xml:space="preserve">标注实测者均有串口输出或截图可查，仅仿真确认者另行注明。开发采用大模型协作，人负责需求与验证，模型负责起草与审查，沉淀 68 条技能包与 44 条协作记录。</w:t>
+        <w:t xml:space="preserve">标注实测者均有串口输出或截图可查，仅仿真确认者另行注明。开发采用大模型协作，人负责需求与验证，模型负责起草与审查，沉淀 69 条技能包与 44 条协作记录。</w:t>
       </w:r>
     </w:p>
     <w:p>

--- a/report/tech_doc_draft.docx
+++ b/report/tech_doc_draft.docx
@@ -242,7 +242,7 @@
           <w:rFonts w:ascii="Times New Roman" w:hAnsi="Times New Roman" w:eastAsia="宋体"/>
           <w:sz w:val="24"/>
         </w:rPr>
-        <w:t xml:space="preserve">标注实测者均有串口输出或截图可查，仅仿真确认者另行注明。开发采用大模型协作，人负责需求与验证，模型负责起草与审查，沉淀 69 条技能包与 44 条协作记录。</w:t>
+        <w:t xml:space="preserve">标注实测者均有串口输出或截图可查，仅仿真确认者另行注明。开发采用大模型协作，人负责需求与验证，模型负责起草与审查，沉淀 69 条技能包与 47 条协作记录。</w:t>
       </w:r>
     </w:p>
     <w:p>

--- a/report/tech_doc_draft.docx
+++ b/report/tech_doc_draft.docx
@@ -176,15 +176,15 @@
           <w:rFonts w:ascii="Times New Roman" w:hAnsi="Times New Roman" w:eastAsia="宋体"/>
           <w:sz w:val="24"/>
         </w:rPr>
-        <w:t xml:space="preserve">实测：加 Hann 窗与抛物线插值后，泄漏由 14.7% 降至 0.9%，1kHz 读数由 976Hz 修正至 999Hz（2.4%→0.1%）；电压测量 1~4V 内最大偏差 2.8%；整片 LUT 7368（35.42%）、DSP 42.22%，50MHz 下 </w:t>
-      </w:r>
-      <w:r>
-        <w:rPr>
-          <w:rFonts w:ascii="Times New Roman" w:hAnsi="Times New Roman" w:eastAsia="宋体"/>
-          <w:sz w:val="24"/>
-          <w:b/>
-        </w:rPr>
-        <w:t xml:space="preserve">WNS +1.169 ns、零失败端点</w:t>
+        <w:t xml:space="preserve">实测：加 Hann 窗与抛物线插值后，泄漏由 14.7% 降至 0.9%，1kHz 读数由 976Hz 修正至 999Hz（2.4%→0.1%）；电压测量 1~4V 内最大偏差 2.8%；整片 LUT 7397（35.56%）、DSP 42.22%，50MHz 下 </w:t>
+      </w:r>
+      <w:r>
+        <w:rPr>
+          <w:rFonts w:ascii="Times New Roman" w:hAnsi="Times New Roman" w:eastAsia="宋体"/>
+          <w:sz w:val="24"/>
+          <w:b/>
+        </w:rPr>
+        <w:t xml:space="preserve">WNS +1.215 ns、零失败端点</w:t>
       </w:r>
       <w:r>
         <w:rPr>
@@ -918,7 +918,7 @@
           <w:rFonts w:ascii="Times New Roman" w:hAnsi="Times New Roman" w:eastAsia="宋体"/>
           <w:sz w:val="24"/>
         </w:rPr>
-        <w:t xml:space="preserve">（3）轻量化的实现约束。所有扩展功能都在既有引擎上完成，不新建独立引擎：反向变换复用同一套蝶形（仅加位反转寻址与共轭旋转因子），额外逻辑代价几乎为零；50% 帧重叠用几百个 LUT 的分布式 RAM 换取采集时间减半，不占块 RAM；窗函数切换只多用一块 1024x16 的 BRAM。十项功能全部加入后，设计为 LUT 35.42%、寄存器 15.68%、DSP 42.22%、块 RAM 22.00%，LUT 仍留有约六成余量，时序裕量 +1.169ns。</w:t>
+        <w:t xml:space="preserve">（3）轻量化的实现约束。所有扩展功能都在既有引擎上完成，不新建独立引擎：反向变换复用同一套蝶形（仅加位反转寻址与共轭旋转因子），额外逻辑代价几乎为零；50% 帧重叠用几百个 LUT 的分布式 RAM 换取采集时间减半，不占块 RAM；窗函数切换只多用一块 1024x16 的 BRAM。十项功能全部加入后，设计为 LUT 35.56%、寄存器 15.69%、DSP 42.22%、块 RAM 22.00%，LUT 仍留有约六成余量，时序裕量 +1.215ns。</w:t>
       </w:r>
     </w:p>
     <w:p>
@@ -1540,7 +1540,7 @@
                 <w:rFonts w:ascii="Times New Roman" w:hAnsi="Times New Roman" w:eastAsia="宋体"/>
                 <w:sz w:val="18"/>
               </w:rPr>
-              <w:t>LUT 35.42% / FF 15.68% / DSP 42.22% / BRAM 22.00%</w:t>
+              <w:t>LUT 35.56% / FF 15.69% / DSP 42.22% / BRAM 22.00%</w:t>
             </w:r>
           </w:p>
         </w:tc>
@@ -1576,7 +1576,7 @@
                 <w:rFonts w:ascii="Times New Roman" w:hAnsi="Times New Roman" w:eastAsia="宋体"/>
                 <w:sz w:val="18"/>
               </w:rPr>
-              <w:t>WNS +1.169ns，0 失败端点</w:t>
+              <w:t>WNS +1.215ns，0 失败端点</w:t>
             </w:r>
           </w:p>
         </w:tc>
@@ -1817,7 +1817,7 @@
           <w:sz w:val="24"/>
           <w:b/>
         </w:rPr>
-        <w:t xml:space="preserve">+1.169ns</w:t>
+        <w:t xml:space="preserve">+1.215ns</w:t>
       </w:r>
       <w:r>
         <w:rPr>
@@ -2525,25 +2525,25 @@
                 <w:rFonts w:ascii="Times New Roman" w:hAnsi="Times New Roman" w:eastAsia="宋体"/>
                 <w:sz w:val="18"/>
               </w:rPr>
-              <w:t>7,368 LUT（35.42%）/ 6,522 FF（15.68%）</w:t>
-            </w:r>
-          </w:p>
-        </w:tc>
-        <w:tc>
-          <w:tcPr>
-            <w:tcW w:type="dxa" w:w="2041"/>
-          </w:tcPr>
-          <w:p>
-            <w:pPr>
-              <w:spacing w:before="20" w:after="20"/>
-              <w:jc w:val="center"/>
-            </w:pPr>
-            <w:r>
-              <w:rPr>
-                <w:rFonts w:ascii="Times New Roman" w:hAnsi="Times New Roman" w:eastAsia="宋体"/>
-                <w:sz w:val="18"/>
-              </w:rPr>
-              <w:t>时序 +1.169ns，零失败端点</w:t>
+              <w:t>7,397 LUT（35.56%）/ 6,527 FF（15.69%）</w:t>
+            </w:r>
+          </w:p>
+        </w:tc>
+        <w:tc>
+          <w:tcPr>
+            <w:tcW w:type="dxa" w:w="2041"/>
+          </w:tcPr>
+          <w:p>
+            <w:pPr>
+              <w:spacing w:before="20" w:after="20"/>
+              <w:jc w:val="center"/>
+            </w:pPr>
+            <w:r>
+              <w:rPr>
+                <w:rFonts w:ascii="Times New Roman" w:hAnsi="Times New Roman" w:eastAsia="宋体"/>
+                <w:sz w:val="18"/>
+              </w:rPr>
+              <w:t>时序 +1.215ns，零失败端点</w:t>
             </w:r>
           </w:p>
         </w:tc>
@@ -2599,7 +2599,7 @@
                 <w:rFonts w:ascii="Times New Roman" w:hAnsi="Times New Roman" w:eastAsia="宋体"/>
                 <w:sz w:val="18"/>
               </w:rPr>
-              <w:t>加四项扩展后：8,754（42.09%）；关 ILA 后最终：7,368（35.42%）</w:t>
+              <w:t>加四项扩展后：8,754（42.09%）；关 ILA 后最终：7,397（35.56%）</w:t>
             </w:r>
           </w:p>
         </w:tc>
@@ -2683,7 +2683,7 @@
           <w:rFonts w:ascii="Times New Roman" w:hAnsi="Times New Roman" w:eastAsia="宋体"/>
           <w:sz w:val="24"/>
         </w:rPr>
-        <w:t xml:space="preserve">：v1.21 交付版为 7063 LUT（33.96%），加入四项扩展后为 8754（42.09%），但当时 ILA 调试核还开着；关闭 ILA 后最终为 7368（35.42%）。</w:t>
+        <w:t xml:space="preserve">：v1.21 交付版为 7063 LUT（33.96%），加入四项扩展后为 8754（42.09%），但当时 ILA 调试核还开着；关闭 ILA 后最终为 7397（35.56%）。</w:t>
       </w:r>
       <w:r>
         <w:rPr>
@@ -4379,7 +4379,7 @@
                 <w:b/>
                 <w:sz w:val="18"/>
               </w:rPr>
-              <w:t>原始版本</w:t>
+              <w:t>本次修改前</w:t>
             </w:r>
           </w:p>
         </w:tc>
@@ -4401,7 +4401,7 @@
                 <w:b/>
                 <w:sz w:val="18"/>
               </w:rPr>
-              <w:t>声明修复后</w:t>
+              <w:t>本次修改后</w:t>
             </w:r>
           </w:p>
         </w:tc>
@@ -4423,7 +4423,7 @@
                 <w:b/>
                 <w:sz w:val="18"/>
               </w:rPr>
-              <w:t>判定</w:t>
+              <w:t>变化</w:t>
             </w:r>
           </w:p>
         </w:tc>
@@ -4497,7 +4497,7 @@
                 <w:rFonts w:ascii="Times New Roman" w:hAnsi="Times New Roman" w:eastAsia="宋体"/>
                 <w:sz w:val="18"/>
               </w:rPr>
-              <w:t>−111，逻辑更精简</w:t>
+              <w:t>−111，冗余逻辑消失</w:t>
             </w:r>
           </w:p>
         </w:tc>
@@ -4553,25 +4553,25 @@
                 <w:rFonts w:ascii="Times New Roman" w:hAnsi="Times New Roman" w:eastAsia="宋体"/>
                 <w:sz w:val="18"/>
               </w:rPr>
-              <w:t>7,368</w:t>
-            </w:r>
-          </w:p>
-        </w:tc>
-        <w:tc>
-          <w:tcPr>
-            <w:tcW w:type="dxa" w:w="2041"/>
-          </w:tcPr>
-          <w:p>
-            <w:pPr>
-              <w:spacing w:before="20" w:after="20"/>
-              <w:jc w:val="center"/>
-            </w:pPr>
-            <w:r>
-              <w:rPr>
-                <w:rFonts w:ascii="Times New Roman" w:hAnsi="Times New Roman" w:eastAsia="宋体"/>
-                <w:sz w:val="18"/>
-              </w:rPr>
-              <w:t>+10，布线填充差异</w:t>
+              <w:t>7,397</w:t>
+            </w:r>
+          </w:p>
+        </w:tc>
+        <w:tc>
+          <w:tcPr>
+            <w:tcW w:type="dxa" w:w="2041"/>
+          </w:tcPr>
+          <w:p>
+            <w:pPr>
+              <w:spacing w:before="20" w:after="20"/>
+              <w:jc w:val="center"/>
+            </w:pPr>
+            <w:r>
+              <w:rPr>
+                <w:rFonts w:ascii="Times New Roman" w:hAnsi="Times New Roman" w:eastAsia="宋体"/>
+                <w:sz w:val="18"/>
+              </w:rPr>
+              <w:t>+39，新增状态位与清零</w:t>
             </w:r>
           </w:p>
         </w:tc>
@@ -4627,25 +4627,25 @@
                 <w:rFonts w:ascii="Times New Roman" w:hAnsi="Times New Roman" w:eastAsia="宋体"/>
                 <w:sz w:val="18"/>
               </w:rPr>
-              <w:t>+1.169 ns</w:t>
-            </w:r>
-          </w:p>
-        </w:tc>
-        <w:tc>
-          <w:tcPr>
-            <w:tcW w:type="dxa" w:w="2041"/>
-          </w:tcPr>
-          <w:p>
-            <w:pPr>
-              <w:spacing w:before="20" w:after="20"/>
-              <w:jc w:val="center"/>
-            </w:pPr>
-            <w:r>
-              <w:rPr>
-                <w:rFonts w:ascii="Times New Roman" w:hAnsi="Times New Roman" w:eastAsia="宋体"/>
-                <w:sz w:val="18"/>
-              </w:rPr>
-              <w:t>−0.383 ns</w:t>
+              <w:t>+1.215 ns</w:t>
+            </w:r>
+          </w:p>
+        </w:tc>
+        <w:tc>
+          <w:tcPr>
+            <w:tcW w:type="dxa" w:w="2041"/>
+          </w:tcPr>
+          <w:p>
+            <w:pPr>
+              <w:spacing w:before="20" w:after="20"/>
+              <w:jc w:val="center"/>
+            </w:pPr>
+            <w:r>
+              <w:rPr>
+                <w:rFonts w:ascii="Times New Roman" w:hAnsi="Times New Roman" w:eastAsia="宋体"/>
+                <w:sz w:val="18"/>
+              </w:rPr>
+              <w:t>−0.337 ns</w:t>
             </w:r>
           </w:p>
         </w:tc>
@@ -4879,7 +4879,7 @@
                 <w:b/>
                 <w:sz w:val="18"/>
               </w:rPr>
-              <w:t>原始版本</w:t>
+              <w:t>本次修改前</w:t>
             </w:r>
           </w:p>
         </w:tc>
@@ -4901,7 +4901,7 @@
                 <w:b/>
                 <w:sz w:val="18"/>
               </w:rPr>
-              <w:t>声明修复后</w:t>
+              <w:t>本次修改后</w:t>
             </w:r>
           </w:p>
         </w:tc>
@@ -4923,7 +4923,7 @@
                 <w:b/>
                 <w:sz w:val="18"/>
               </w:rPr>
-              <w:t>判定</w:t>
+              <w:t>变化</w:t>
             </w:r>
           </w:p>
         </w:tc>
@@ -4997,7 +4997,7 @@
                 <w:rFonts w:ascii="Times New Roman" w:hAnsi="Times New Roman" w:eastAsia="宋体"/>
                 <w:sz w:val="18"/>
               </w:rPr>
-              <w:t>−111，逻辑更精简</w:t>
+              <w:t>−111，冗余逻辑消失</w:t>
             </w:r>
           </w:p>
         </w:tc>
@@ -5053,25 +5053,25 @@
                 <w:rFonts w:ascii="Times New Roman" w:hAnsi="Times New Roman" w:eastAsia="宋体"/>
                 <w:sz w:val="18"/>
               </w:rPr>
-              <w:t>7,368</w:t>
-            </w:r>
-          </w:p>
-        </w:tc>
-        <w:tc>
-          <w:tcPr>
-            <w:tcW w:type="dxa" w:w="2041"/>
-          </w:tcPr>
-          <w:p>
-            <w:pPr>
-              <w:spacing w:before="20" w:after="20"/>
-              <w:jc w:val="center"/>
-            </w:pPr>
-            <w:r>
-              <w:rPr>
-                <w:rFonts w:ascii="Times New Roman" w:hAnsi="Times New Roman" w:eastAsia="宋体"/>
-                <w:sz w:val="18"/>
-              </w:rPr>
-              <w:t>+10，布线填充差异</w:t>
+              <w:t>7,397</w:t>
+            </w:r>
+          </w:p>
+        </w:tc>
+        <w:tc>
+          <w:tcPr>
+            <w:tcW w:type="dxa" w:w="2041"/>
+          </w:tcPr>
+          <w:p>
+            <w:pPr>
+              <w:spacing w:before="20" w:after="20"/>
+              <w:jc w:val="center"/>
+            </w:pPr>
+            <w:r>
+              <w:rPr>
+                <w:rFonts w:ascii="Times New Roman" w:hAnsi="Times New Roman" w:eastAsia="宋体"/>
+                <w:sz w:val="18"/>
+              </w:rPr>
+              <w:t>+39，新增状态位与清零</w:t>
             </w:r>
           </w:p>
         </w:tc>
@@ -5127,25 +5127,25 @@
                 <w:rFonts w:ascii="Times New Roman" w:hAnsi="Times New Roman" w:eastAsia="宋体"/>
                 <w:sz w:val="18"/>
               </w:rPr>
-              <w:t>+1.169 ns</w:t>
-            </w:r>
-          </w:p>
-        </w:tc>
-        <w:tc>
-          <w:tcPr>
-            <w:tcW w:type="dxa" w:w="2041"/>
-          </w:tcPr>
-          <w:p>
-            <w:pPr>
-              <w:spacing w:before="20" w:after="20"/>
-              <w:jc w:val="center"/>
-            </w:pPr>
-            <w:r>
-              <w:rPr>
-                <w:rFonts w:ascii="Times New Roman" w:hAnsi="Times New Roman" w:eastAsia="宋体"/>
-                <w:sz w:val="18"/>
-              </w:rPr>
-              <w:t>−0.383 ns</w:t>
+              <w:t>+1.215 ns</w:t>
+            </w:r>
+          </w:p>
+        </w:tc>
+        <w:tc>
+          <w:tcPr>
+            <w:tcW w:type="dxa" w:w="2041"/>
+          </w:tcPr>
+          <w:p>
+            <w:pPr>
+              <w:spacing w:before="20" w:after="20"/>
+              <w:jc w:val="center"/>
+            </w:pPr>
+            <w:r>
+              <w:rPr>
+                <w:rFonts w:ascii="Times New Roman" w:hAnsi="Times New Roman" w:eastAsia="宋体"/>
+                <w:sz w:val="18"/>
+              </w:rPr>
+              <w:t>−0.337 ns</w:t>
             </w:r>
           </w:p>
         </w:tc>
@@ -5270,7 +5270,7 @@
           <w:rFonts w:ascii="Times New Roman" w:hAnsi="Times New Roman" w:eastAsia="宋体"/>
           <w:sz w:val="24"/>
         </w:rPr>
-        <w:t xml:space="preserve">：实现后 WNS 由 +1.552 退到 +1.169。逻辑精简之后扇出变大、布线更集中，关键路径随之改变。</w:t>
+        <w:t xml:space="preserve">：实现后 WNS 由 +1.552 退到 +1.215，实现资源多 39 个 LUT（新增的状态位与清零逻辑本身要占地方）。逻辑精简之后扇出变大、布线更集中，关键路径随之改变。</w:t>
       </w:r>
     </w:p>
     <w:p>
@@ -5296,15 +5296,15 @@
           <w:rFonts w:ascii="Times New Roman" w:hAnsi="Times New Roman" w:eastAsia="宋体"/>
           <w:sz w:val="24"/>
         </w:rPr>
-        <w:t xml:space="preserve">，理由是裕量的绝对值：+1.169 ns 对应 20 ns 周期，仍有 </w:t>
-      </w:r>
-      <w:r>
-        <w:rPr>
-          <w:rFonts w:ascii="Times New Roman" w:hAnsi="Times New Roman" w:eastAsia="宋体"/>
-          <w:sz w:val="24"/>
-          <w:b/>
-        </w:rPr>
-        <w:t xml:space="preserve">5.8% 的余量</w:t>
+        <w:t xml:space="preserve">，理由是裕量的绝对值：+1.215 ns 对应 20 ns 周期，仍有 </w:t>
+      </w:r>
+      <w:r>
+        <w:rPr>
+          <w:rFonts w:ascii="Times New Roman" w:hAnsi="Times New Roman" w:eastAsia="宋体"/>
+          <w:sz w:val="24"/>
+          <w:b/>
+        </w:rPr>
+        <w:t xml:space="preserve">6.1% 的余量</w:t>
       </w:r>
       <w:r>
         <w:rPr>
@@ -5319,7 +5319,7 @@
           <w:sz w:val="24"/>
           <w:b/>
         </w:rPr>
-        <w:t xml:space="preserve">用 0.38ns 的裕量换掉一个会潜伏的工具依赖，值。</w:t>
+        <w:t xml:space="preserve">用 0.34ns 的裕量换掉一个会潜伏的工具依赖，值。</w:t>
       </w:r>
     </w:p>
     <w:p>
@@ -5479,7 +5479,7 @@
           <w:sz w:val="26"/>
           <w:b/>
         </w:rPr>
-        <w:t xml:space="preserve">2.5 关键设计优化：从“超容”到 35.42%</w:t>
+        <w:t xml:space="preserve">2.5 关键设计优化：从“超容”到 35.56%</w:t>
       </w:r>
     </w:p>
     <w:p>
@@ -5976,25 +5976,25 @@
                 <w:rFonts w:ascii="Times New Roman" w:hAnsi="Times New Roman" w:eastAsia="宋体"/>
                 <w:sz w:val="18"/>
               </w:rPr>
-              <w:t>7,368（35.42%）</w:t>
-            </w:r>
-          </w:p>
-        </w:tc>
-        <w:tc>
-          <w:tcPr>
-            <w:tcW w:type="dxa" w:w="2041"/>
-          </w:tcPr>
-          <w:p>
-            <w:pPr>
-              <w:spacing w:before="20" w:after="20"/>
-              <w:jc w:val="center"/>
-            </w:pPr>
-            <w:r>
-              <w:rPr>
-                <w:rFonts w:ascii="Times New Roman" w:hAnsi="Times New Roman" w:eastAsia="宋体"/>
-                <w:sz w:val="18"/>
-              </w:rPr>
-              <w:t>6,522（15.68%）</w:t>
+              <w:t>7,397（35.56%）</w:t>
+            </w:r>
+          </w:p>
+        </w:tc>
+        <w:tc>
+          <w:tcPr>
+            <w:tcW w:type="dxa" w:w="2041"/>
+          </w:tcPr>
+          <w:p>
+            <w:pPr>
+              <w:spacing w:before="20" w:after="20"/>
+              <w:jc w:val="center"/>
+            </w:pPr>
+            <w:r>
+              <w:rPr>
+                <w:rFonts w:ascii="Times New Roman" w:hAnsi="Times New Roman" w:eastAsia="宋体"/>
+                <w:sz w:val="18"/>
+              </w:rPr>
+              <w:t>6,527（15.69%）</w:t>
             </w:r>
           </w:p>
         </w:tc>
@@ -7262,6 +7262,98 @@
           </w:p>
         </w:tc>
       </w:tr>
+      <w:tr>
+        <w:tc>
+          <w:tcPr>
+            <w:tcW w:type="dxa" w:w="2041"/>
+          </w:tcPr>
+          <w:p>
+            <w:pPr>
+              <w:spacing w:before="20" w:after="20"/>
+              <w:jc w:val="center"/>
+            </w:pPr>
+            <w:r>
+              <w:rPr>
+                <w:rFonts w:ascii="Times New Roman" w:hAnsi="Times New Roman" w:eastAsia="宋体"/>
+                <w:sz w:val="18"/>
+              </w:rPr>
+              <w:t>⑤ 位宽修复 + 脉冲清零</w:t>
+            </w:r>
+          </w:p>
+        </w:tc>
+        <w:tc>
+          <w:tcPr>
+            <w:tcW w:type="dxa" w:w="2041"/>
+          </w:tcPr>
+          <w:p>
+            <w:pPr>
+              <w:spacing w:before="20" w:after="20"/>
+              <w:jc w:val="center"/>
+            </w:pPr>
+            <w:r>
+              <w:rPr>
+                <w:rFonts w:ascii="Times New Roman" w:hAnsi="Times New Roman" w:eastAsia="宋体"/>
+                <w:sz w:val="18"/>
+              </w:rPr>
+              <w:t>+1.215 ns</w:t>
+            </w:r>
+          </w:p>
+        </w:tc>
+        <w:tc>
+          <w:tcPr>
+            <w:tcW w:type="dxa" w:w="2041"/>
+          </w:tcPr>
+          <w:p>
+            <w:pPr>
+              <w:spacing w:before="20" w:after="20"/>
+              <w:jc w:val="center"/>
+            </w:pPr>
+            <w:r>
+              <w:rPr>
+                <w:rFonts w:ascii="Times New Roman" w:hAnsi="Times New Roman" w:eastAsia="宋体"/>
+                <w:sz w:val="18"/>
+              </w:rPr>
+              <w:t>0</w:t>
+            </w:r>
+          </w:p>
+        </w:tc>
+        <w:tc>
+          <w:tcPr>
+            <w:tcW w:type="dxa" w:w="2041"/>
+          </w:tcPr>
+          <w:p>
+            <w:pPr>
+              <w:spacing w:before="20" w:after="20"/>
+              <w:jc w:val="center"/>
+            </w:pPr>
+            <w:r>
+              <w:rPr>
+                <w:rFonts w:ascii="Times New Roman" w:hAnsi="Times New Roman" w:eastAsia="宋体"/>
+                <w:sz w:val="18"/>
+              </w:rPr>
+              <w:t>state 加宽 / dbg_nn 补清零</w:t>
+            </w:r>
+          </w:p>
+        </w:tc>
+        <w:tc>
+          <w:tcPr>
+            <w:tcW w:type="dxa" w:w="2041"/>
+          </w:tcPr>
+          <w:p>
+            <w:pPr>
+              <w:spacing w:before="20" w:after="20"/>
+              <w:jc w:val="center"/>
+            </w:pPr>
+            <w:r>
+              <w:rPr>
+                <w:rFonts w:ascii="Times New Roman" w:hAnsi="Times New Roman" w:eastAsia="宋体"/>
+                <w:sz w:val="18"/>
+              </w:rPr>
+              <w:t>+0.046 ns</w:t>
+            </w:r>
+          </w:p>
+        </w:tc>
+      </w:tr>
     </w:tbl>
     <w:p>
       <w:pPr>
@@ -7380,7 +7472,7 @@
           <w:sz w:val="24"/>
           <w:b/>
         </w:rPr>
-        <w:t xml:space="preserve">7368（−5.94 个百分点）</w:t>
+        <w:t xml:space="preserve">7397（−5.94 个百分点）</w:t>
       </w:r>
       <w:r>
         <w:rPr>
@@ -7484,7 +7576,7 @@
           <w:rFonts w:ascii="Times New Roman" w:hAnsi="Times New Roman" w:eastAsia="宋体"/>
           <w:sz w:val="24"/>
         </w:rPr>
-        <w:t xml:space="preserve">：本文出现了三组不同的资源数字，分别对应不同的基线，不能互相换算——综合报告 6087 LUT（把 xfft、ILA 等 OOC IP 当黑盒，不计入）；层次报告 8587 LUT（全部计入，但当时 ILA 还开着）；实现报告 7368 LUT（ILA 已关，</w:t>
+        <w:t xml:space="preserve">：本文出现了三组不同的资源数字，分别对应不同的基线，不能互相换算——综合报告 6087 LUT（把 xfft、ILA 等 OOC IP 当黑盒，不计入）；层次报告 8587 LUT（全部计入，但当时 ILA 还开着）；实现报告 7397 LUT（ILA 已关，</w:t>
       </w:r>
       <w:r>
         <w:rPr>
@@ -11710,6 +11802,53 @@
           <w:sz w:val="24"/>
         </w:rPr>
         <w:t xml:space="preserve">：加窗前用模型算出应该出现假峰，加窗后应当消失、且真实谐波幅度不变；上板结果与模型一致，才认定该改动生效，而不是看起来顺眼了。</w:t>
+      </w:r>
+    </w:p>
+    <w:p>
+      <w:pPr>
+        <w:rPr>
+          <w:rFonts w:ascii="Times New Roman" w:hAnsi="Times New Roman" w:eastAsia="宋体" w:cs="Times New Roman"/>
+          <w:b/>
+          <w:sz w:val="28"/>
+        </w:rPr>
+        <w:spacing w:line="360" w:lineRule="auto"/>
+      </w:pPr>
+      <w:r>
+        <w:rPr>
+          <w:rFonts w:ascii="Times New Roman" w:hAnsi="Times New Roman" w:eastAsia="宋体"/>
+          <w:sz w:val="24"/>
+        </w:rPr>
+        <w:t xml:space="preserve">· </w:t>
+      </w:r>
+      <w:r>
+        <w:rPr>
+          <w:rFonts w:ascii="Times New Roman" w:hAnsi="Times New Roman" w:eastAsia="宋体"/>
+          <w:sz w:val="24"/>
+          <w:b/>
+        </w:rPr>
+        <w:t xml:space="preserve">位宽截断</w:t>
+      </w:r>
+      <w:r>
+        <w:rPr>
+          <w:rFonts w:ascii="Times New Roman" w:hAnsi="Times New Roman" w:eastAsia="宋体"/>
+          <w:sz w:val="24"/>
+        </w:rPr>
+        <w:t xml:space="preserve">：一个状态机的 localparam 写成 2'd4，而状态寄存器只有 2 位 —— 2'd4 被截成 00，与空闲态同值，于是新增的那一步</w:t>
+      </w:r>
+      <w:r>
+        <w:rPr>
+          <w:rFonts w:ascii="Times New Roman" w:hAnsi="Times New Roman" w:eastAsia="宋体"/>
+          <w:sz w:val="24"/>
+          <w:b/>
+        </w:rPr>
+        <w:t xml:space="preserve">从加入起就一次也没执行过</w:t>
+      </w:r>
+      <w:r>
+        <w:rPr>
+          <w:rFonts w:ascii="Times New Roman" w:hAnsi="Times New Roman" w:eastAsia="宋体"/>
+          <w:sz w:val="24"/>
+        </w:rPr>
+        <w:t xml:space="preserve">。综合器不报错、不警告，功能「大部分正常」，只有那一行数据永远缺失。是在做上板回归、逐行核对串口输出时，发现两行之间少了预期的一行才暴露的。修法是把状态寄存器加宽一位，并写了一个全库扫描脚本，按「常量值 ≥ 2^位宽」正则排查同类问题。</w:t>
       </w:r>
     </w:p>
     <w:p>

--- a/report/tech_doc_draft.docx
+++ b/report/tech_doc_draft.docx
@@ -176,15 +176,15 @@
           <w:rFonts w:ascii="Times New Roman" w:hAnsi="Times New Roman" w:eastAsia="宋体"/>
           <w:sz w:val="24"/>
         </w:rPr>
-        <w:t xml:space="preserve">实测：加 Hann 窗与抛物线插值后，泄漏由 14.7% 降至 0.9%，1kHz 读数由 976Hz 修正至 999Hz（2.4%→0.1%）；电压测量 1~4V 内最大偏差 2.8%；整片 LUT 7397（35.56%）、DSP 42.22%，50MHz 下 </w:t>
-      </w:r>
-      <w:r>
-        <w:rPr>
-          <w:rFonts w:ascii="Times New Roman" w:hAnsi="Times New Roman" w:eastAsia="宋体"/>
-          <w:sz w:val="24"/>
-          <w:b/>
-        </w:rPr>
-        <w:t xml:space="preserve">WNS +1.215 ns、零失败端点</w:t>
+        <w:t xml:space="preserve">实测：加 Hann 窗与抛物线插值后，泄漏由 14.7% 降至 0.9%，1kHz 读数由 976Hz 修正至 999Hz（2.4%→0.1%）；电压测量 1~4V 内最大偏差 2.8%；整片 LUT 7480（36.00%）、DSP 42.22%，50MHz 下 </w:t>
+      </w:r>
+      <w:r>
+        <w:rPr>
+          <w:rFonts w:ascii="Times New Roman" w:hAnsi="Times New Roman" w:eastAsia="宋体"/>
+          <w:sz w:val="24"/>
+          <w:b/>
+        </w:rPr>
+        <w:t xml:space="preserve">WNS +1.128 ns、零失败端点</w:t>
       </w:r>
       <w:r>
         <w:rPr>
@@ -918,7 +918,7 @@
           <w:rFonts w:ascii="Times New Roman" w:hAnsi="Times New Roman" w:eastAsia="宋体"/>
           <w:sz w:val="24"/>
         </w:rPr>
-        <w:t xml:space="preserve">（3）轻量化的实现约束。所有扩展功能都在既有引擎上完成，不新建独立引擎：反向变换复用同一套蝶形（仅加位反转寻址与共轭旋转因子），额外逻辑代价几乎为零；50% 帧重叠用几百个 LUT 的分布式 RAM 换取采集时间减半，不占块 RAM；窗函数切换只多用一块 1024x16 的 BRAM。十项功能全部加入后，设计为 LUT 35.56%、寄存器 15.69%、DSP 42.22%、块 RAM 22.00%，LUT 仍留有约六成余量，时序裕量 +1.215ns。</w:t>
+        <w:t xml:space="preserve">（3）轻量化的实现约束。所有扩展功能都在既有引擎上完成，不新建独立引擎：反向变换复用同一套蝶形（仅加位反转寻址与共轭旋转因子），额外逻辑代价几乎为零；50% 帧重叠用几百个 LUT 的分布式 RAM 换取采集时间减半，不占块 RAM；窗函数切换只多用一块 1024x16 的 BRAM。十项功能全部加入后，设计为 LUT 36.00%、寄存器 15.69%、DSP 42.22%、块 RAM 22.00%，LUT 仍留有约六成余量，时序裕量 +1.128ns。</w:t>
       </w:r>
     </w:p>
     <w:p>
@@ -1540,7 +1540,7 @@
                 <w:rFonts w:ascii="Times New Roman" w:hAnsi="Times New Roman" w:eastAsia="宋体"/>
                 <w:sz w:val="18"/>
               </w:rPr>
-              <w:t>LUT 35.56% / FF 15.69% / DSP 42.22% / BRAM 22.00%</w:t>
+              <w:t>LUT 36.00% / FF 15.69% / DSP 42.22% / BRAM 22.00%</w:t>
             </w:r>
           </w:p>
         </w:tc>
@@ -1576,7 +1576,7 @@
                 <w:rFonts w:ascii="Times New Roman" w:hAnsi="Times New Roman" w:eastAsia="宋体"/>
                 <w:sz w:val="18"/>
               </w:rPr>
-              <w:t>WNS +1.215ns，0 失败端点</w:t>
+              <w:t>WNS +1.128ns，0 失败端点</w:t>
             </w:r>
           </w:p>
         </w:tc>
@@ -1817,7 +1817,7 @@
           <w:sz w:val="24"/>
           <w:b/>
         </w:rPr>
-        <w:t xml:space="preserve">+1.215ns</w:t>
+        <w:t xml:space="preserve">+1.128ns</w:t>
       </w:r>
       <w:r>
         <w:rPr>
@@ -2525,25 +2525,25 @@
                 <w:rFonts w:ascii="Times New Roman" w:hAnsi="Times New Roman" w:eastAsia="宋体"/>
                 <w:sz w:val="18"/>
               </w:rPr>
-              <w:t>7,397 LUT（35.56%）/ 6,527 FF（15.69%）</w:t>
-            </w:r>
-          </w:p>
-        </w:tc>
-        <w:tc>
-          <w:tcPr>
-            <w:tcW w:type="dxa" w:w="2041"/>
-          </w:tcPr>
-          <w:p>
-            <w:pPr>
-              <w:spacing w:before="20" w:after="20"/>
-              <w:jc w:val="center"/>
-            </w:pPr>
-            <w:r>
-              <w:rPr>
-                <w:rFonts w:ascii="Times New Roman" w:hAnsi="Times New Roman" w:eastAsia="宋体"/>
-                <w:sz w:val="18"/>
-              </w:rPr>
-              <w:t>时序 +1.215ns，零失败端点</w:t>
+              <w:t>7,480 LUT（36.00%）/ 6,527 FF（15.69%）</w:t>
+            </w:r>
+          </w:p>
+        </w:tc>
+        <w:tc>
+          <w:tcPr>
+            <w:tcW w:type="dxa" w:w="2041"/>
+          </w:tcPr>
+          <w:p>
+            <w:pPr>
+              <w:spacing w:before="20" w:after="20"/>
+              <w:jc w:val="center"/>
+            </w:pPr>
+            <w:r>
+              <w:rPr>
+                <w:rFonts w:ascii="Times New Roman" w:hAnsi="Times New Roman" w:eastAsia="宋体"/>
+                <w:sz w:val="18"/>
+              </w:rPr>
+              <w:t>时序 +1.128ns，零失败端点</w:t>
             </w:r>
           </w:p>
         </w:tc>
@@ -2599,7 +2599,7 @@
                 <w:rFonts w:ascii="Times New Roman" w:hAnsi="Times New Roman" w:eastAsia="宋体"/>
                 <w:sz w:val="18"/>
               </w:rPr>
-              <w:t>加四项扩展后：8,754（42.09%）；关 ILA 后最终：7,397（35.56%）</w:t>
+              <w:t>加四项扩展后：8,754（42.09%）；关 ILA 后最终：7,480（36.00%）</w:t>
             </w:r>
           </w:p>
         </w:tc>
@@ -2683,7 +2683,7 @@
           <w:rFonts w:ascii="Times New Roman" w:hAnsi="Times New Roman" w:eastAsia="宋体"/>
           <w:sz w:val="24"/>
         </w:rPr>
-        <w:t xml:space="preserve">：v1.21 交付版为 7063 LUT（33.96%），加入四项扩展后为 8754（42.09%），但当时 ILA 调试核还开着；关闭 ILA 后最终为 7397（35.56%）。</w:t>
+        <w:t xml:space="preserve">：v1.21 交付版为 7063 LUT（33.96%），加入四项扩展后为 8754（42.09%），但当时 ILA 调试核还开着；关闭 ILA 后最终为 7480（36.00%）。</w:t>
       </w:r>
       <w:r>
         <w:rPr>
@@ -3248,6 +3248,83 @@
           <w:sz w:val="24"/>
         </w:rPr>
         <w:t xml:space="preserve">，单独加窗或单独插值都达不到这个结果。</w:t>
+      </w:r>
+    </w:p>
+    <w:p>
+      <w:pPr>
+        <w:rPr>
+          <w:rFonts w:ascii="Times New Roman" w:hAnsi="Times New Roman" w:eastAsia="宋体" w:cs="Times New Roman"/>
+          <w:b/>
+          <w:sz w:val="28"/>
+        </w:rPr>
+        <w:ind w:firstLineChars="200"/>
+        <w:spacing w:line="360" w:lineRule="auto"/>
+      </w:pPr>
+      <w:r>
+        <w:rPr>
+          <w:rFonts w:ascii="Times New Roman" w:hAnsi="Times New Roman" w:eastAsia="宋体"/>
+          <w:sz w:val="24"/>
+          <w:b/>
+        </w:rPr>
+        <w:t xml:space="preserve">从“看着准”到“量出来准”</w:t>
+      </w:r>
+      <w:r>
+        <w:rPr>
+          <w:rFonts w:ascii="Times New Roman" w:hAnsi="Times New Roman" w:eastAsia="宋体"/>
+          <w:sz w:val="24"/>
+        </w:rPr>
+        <w:t xml:space="preserve">：最初波形识别沿用 50kHz 固定降采样，实测发现正弦与三角在 5kHz 就开始失败，8kHz 时正弦被误判成三角，而对外声明写的是 25kHz —— 差了近一个数量级。</w:t>
+      </w:r>
+    </w:p>
+    <w:p>
+      <w:pPr>
+        <w:rPr>
+          <w:rFonts w:ascii="Times New Roman" w:hAnsi="Times New Roman" w:eastAsia="宋体" w:cs="Times New Roman"/>
+          <w:b/>
+          <w:sz w:val="28"/>
+        </w:rPr>
+        <w:ind w:firstLineChars="200"/>
+        <w:spacing w:line="360" w:lineRule="auto"/>
+      </w:pPr>
+      <w:r>
+        <w:rPr>
+          <w:rFonts w:ascii="Times New Roman" w:hAnsi="Times New Roman" w:eastAsia="宋体"/>
+          <w:sz w:val="24"/>
+        </w:rPr>
+        <w:t xml:space="preserve">原因不是阈值调得不好，而是</w:t>
+      </w:r>
+      <w:r>
+        <w:rPr>
+          <w:rFonts w:ascii="Times New Roman" w:hAnsi="Times New Roman" w:eastAsia="宋体"/>
+          <w:sz w:val="24"/>
+          <w:b/>
+        </w:rPr>
+        <w:t xml:space="preserve">每周期样点数不足</w:t>
+      </w:r>
+      <w:r>
+        <w:rPr>
+          <w:rFonts w:ascii="Times New Roman" w:hAnsi="Times New Roman" w:eastAsia="宋体"/>
+          <w:sz w:val="24"/>
+        </w:rPr>
+        <w:t xml:space="preserve">：固定 50kHz 采样时 spp = 50000/F，降到 8 时正弦与三角的判据值区间完全重合（都是 0.25~0.50），两种波形采样下来在统计意义上无法区分。</w:t>
+      </w:r>
+    </w:p>
+    <w:p>
+      <w:pPr>
+        <w:rPr>
+          <w:rFonts w:ascii="Times New Roman" w:hAnsi="Times New Roman" w:eastAsia="宋体" w:cs="Times New Roman"/>
+          <w:b/>
+          <w:sz w:val="28"/>
+        </w:rPr>
+        <w:ind w:firstLineChars="200"/>
+        <w:spacing w:line="360" w:lineRule="auto"/>
+      </w:pPr>
+      <w:r>
+        <w:rPr>
+          <w:rFonts w:ascii="Times New Roman" w:hAnsi="Times New Roman" w:eastAsia="宋体"/>
+          <w:sz w:val="24"/>
+        </w:rPr>
+        <w:t xml:space="preserve">改法是让抽取比随实测频率变化，保持 spp ≥ 64。上板复验：1k~25kHz 三档全对且可重复。过程中还发现一个反直觉现象 —— 把采样率再提高反而更差，说明此时限制来自板上 DDS 台阶输出的信号质量，而不是统计方法本身。</w:t>
       </w:r>
     </w:p>
     <w:p>
@@ -4379,7 +4456,7 @@
                 <w:b/>
                 <w:sz w:val="18"/>
               </w:rPr>
-              <w:t>本次修改前</w:t>
+              <w:t>首版实现</w:t>
             </w:r>
           </w:p>
         </w:tc>
@@ -4401,7 +4478,7 @@
                 <w:b/>
                 <w:sz w:val="18"/>
               </w:rPr>
-              <w:t>本次修改后</w:t>
+              <w:t>当前实现</w:t>
             </w:r>
           </w:p>
         </w:tc>
@@ -4553,25 +4630,25 @@
                 <w:rFonts w:ascii="Times New Roman" w:hAnsi="Times New Roman" w:eastAsia="宋体"/>
                 <w:sz w:val="18"/>
               </w:rPr>
-              <w:t>7,397</w:t>
-            </w:r>
-          </w:p>
-        </w:tc>
-        <w:tc>
-          <w:tcPr>
-            <w:tcW w:type="dxa" w:w="2041"/>
-          </w:tcPr>
-          <w:p>
-            <w:pPr>
-              <w:spacing w:before="20" w:after="20"/>
-              <w:jc w:val="center"/>
-            </w:pPr>
-            <w:r>
-              <w:rPr>
-                <w:rFonts w:ascii="Times New Roman" w:hAnsi="Times New Roman" w:eastAsia="宋体"/>
-                <w:sz w:val="18"/>
-              </w:rPr>
-              <w:t>+39，新增状态位与清零</w:t>
+              <w:t>7,480</w:t>
+            </w:r>
+          </w:p>
+        </w:tc>
+        <w:tc>
+          <w:tcPr>
+            <w:tcW w:type="dxa" w:w="2041"/>
+          </w:tcPr>
+          <w:p>
+            <w:pPr>
+              <w:spacing w:before="20" w:after="20"/>
+              <w:jc w:val="center"/>
+            </w:pPr>
+            <w:r>
+              <w:rPr>
+                <w:rFonts w:ascii="Times New Roman" w:hAnsi="Times New Roman" w:eastAsia="宋体"/>
+                <w:sz w:val="18"/>
+              </w:rPr>
+              <w:t>+122，新增状态位/清零/抽取选择</w:t>
             </w:r>
           </w:p>
         </w:tc>
@@ -4627,25 +4704,25 @@
                 <w:rFonts w:ascii="Times New Roman" w:hAnsi="Times New Roman" w:eastAsia="宋体"/>
                 <w:sz w:val="18"/>
               </w:rPr>
-              <w:t>+1.215 ns</w:t>
-            </w:r>
-          </w:p>
-        </w:tc>
-        <w:tc>
-          <w:tcPr>
-            <w:tcW w:type="dxa" w:w="2041"/>
-          </w:tcPr>
-          <w:p>
-            <w:pPr>
-              <w:spacing w:before="20" w:after="20"/>
-              <w:jc w:val="center"/>
-            </w:pPr>
-            <w:r>
-              <w:rPr>
-                <w:rFonts w:ascii="Times New Roman" w:hAnsi="Times New Roman" w:eastAsia="宋体"/>
-                <w:sz w:val="18"/>
-              </w:rPr>
-              <w:t>−0.337 ns</w:t>
+              <w:t>+1.128 ns</w:t>
+            </w:r>
+          </w:p>
+        </w:tc>
+        <w:tc>
+          <w:tcPr>
+            <w:tcW w:type="dxa" w:w="2041"/>
+          </w:tcPr>
+          <w:p>
+            <w:pPr>
+              <w:spacing w:before="20" w:after="20"/>
+              <w:jc w:val="center"/>
+            </w:pPr>
+            <w:r>
+              <w:rPr>
+                <w:rFonts w:ascii="Times New Roman" w:hAnsi="Times New Roman" w:eastAsia="宋体"/>
+                <w:sz w:val="18"/>
+              </w:rPr>
+              <w:t>−0.424 ns</w:t>
             </w:r>
           </w:p>
         </w:tc>
@@ -4879,7 +4956,7 @@
                 <w:b/>
                 <w:sz w:val="18"/>
               </w:rPr>
-              <w:t>本次修改前</w:t>
+              <w:t>首版实现</w:t>
             </w:r>
           </w:p>
         </w:tc>
@@ -4901,7 +4978,7 @@
                 <w:b/>
                 <w:sz w:val="18"/>
               </w:rPr>
-              <w:t>本次修改后</w:t>
+              <w:t>当前实现</w:t>
             </w:r>
           </w:p>
         </w:tc>
@@ -5053,25 +5130,25 @@
                 <w:rFonts w:ascii="Times New Roman" w:hAnsi="Times New Roman" w:eastAsia="宋体"/>
                 <w:sz w:val="18"/>
               </w:rPr>
-              <w:t>7,397</w:t>
-            </w:r>
-          </w:p>
-        </w:tc>
-        <w:tc>
-          <w:tcPr>
-            <w:tcW w:type="dxa" w:w="2041"/>
-          </w:tcPr>
-          <w:p>
-            <w:pPr>
-              <w:spacing w:before="20" w:after="20"/>
-              <w:jc w:val="center"/>
-            </w:pPr>
-            <w:r>
-              <w:rPr>
-                <w:rFonts w:ascii="Times New Roman" w:hAnsi="Times New Roman" w:eastAsia="宋体"/>
-                <w:sz w:val="18"/>
-              </w:rPr>
-              <w:t>+39，新增状态位与清零</w:t>
+              <w:t>7,480</w:t>
+            </w:r>
+          </w:p>
+        </w:tc>
+        <w:tc>
+          <w:tcPr>
+            <w:tcW w:type="dxa" w:w="2041"/>
+          </w:tcPr>
+          <w:p>
+            <w:pPr>
+              <w:spacing w:before="20" w:after="20"/>
+              <w:jc w:val="center"/>
+            </w:pPr>
+            <w:r>
+              <w:rPr>
+                <w:rFonts w:ascii="Times New Roman" w:hAnsi="Times New Roman" w:eastAsia="宋体"/>
+                <w:sz w:val="18"/>
+              </w:rPr>
+              <w:t>+122，新增状态位/清零/抽取选择</w:t>
             </w:r>
           </w:p>
         </w:tc>
@@ -5127,25 +5204,25 @@
                 <w:rFonts w:ascii="Times New Roman" w:hAnsi="Times New Roman" w:eastAsia="宋体"/>
                 <w:sz w:val="18"/>
               </w:rPr>
-              <w:t>+1.215 ns</w:t>
-            </w:r>
-          </w:p>
-        </w:tc>
-        <w:tc>
-          <w:tcPr>
-            <w:tcW w:type="dxa" w:w="2041"/>
-          </w:tcPr>
-          <w:p>
-            <w:pPr>
-              <w:spacing w:before="20" w:after="20"/>
-              <w:jc w:val="center"/>
-            </w:pPr>
-            <w:r>
-              <w:rPr>
-                <w:rFonts w:ascii="Times New Roman" w:hAnsi="Times New Roman" w:eastAsia="宋体"/>
-                <w:sz w:val="18"/>
-              </w:rPr>
-              <w:t>−0.337 ns</w:t>
+              <w:t>+1.128 ns</w:t>
+            </w:r>
+          </w:p>
+        </w:tc>
+        <w:tc>
+          <w:tcPr>
+            <w:tcW w:type="dxa" w:w="2041"/>
+          </w:tcPr>
+          <w:p>
+            <w:pPr>
+              <w:spacing w:before="20" w:after="20"/>
+              <w:jc w:val="center"/>
+            </w:pPr>
+            <w:r>
+              <w:rPr>
+                <w:rFonts w:ascii="Times New Roman" w:hAnsi="Times New Roman" w:eastAsia="宋体"/>
+                <w:sz w:val="18"/>
+              </w:rPr>
+              <w:t>−0.424 ns</w:t>
             </w:r>
           </w:p>
         </w:tc>
@@ -5270,7 +5347,7 @@
           <w:rFonts w:ascii="Times New Roman" w:hAnsi="Times New Roman" w:eastAsia="宋体"/>
           <w:sz w:val="24"/>
         </w:rPr>
-        <w:t xml:space="preserve">：实现后 WNS 由 +1.552 退到 +1.215，实现资源多 39 个 LUT（新增的状态位与清零逻辑本身要占地方）。逻辑精简之后扇出变大、布线更集中，关键路径随之改变。</w:t>
+        <w:t xml:space="preserve">：实现后 WNS 由 +1.552 退到 +1.128，实现资源多 122 个 LUT（状态位、脉冲清零、以及后来的抽取比选择逻辑）。逻辑精简之后扇出变大、布线更集中，关键路径随之改变。</w:t>
       </w:r>
     </w:p>
     <w:p>
@@ -5296,15 +5373,15 @@
           <w:rFonts w:ascii="Times New Roman" w:hAnsi="Times New Roman" w:eastAsia="宋体"/>
           <w:sz w:val="24"/>
         </w:rPr>
-        <w:t xml:space="preserve">，理由是裕量的绝对值：+1.215 ns 对应 20 ns 周期，仍有 </w:t>
-      </w:r>
-      <w:r>
-        <w:rPr>
-          <w:rFonts w:ascii="Times New Roman" w:hAnsi="Times New Roman" w:eastAsia="宋体"/>
-          <w:sz w:val="24"/>
-          <w:b/>
-        </w:rPr>
-        <w:t xml:space="preserve">6.1% 的余量</w:t>
+        <w:t xml:space="preserve">，理由是裕量的绝对值：+1.128 ns 对应 20 ns 周期，仍有 </w:t>
+      </w:r>
+      <w:r>
+        <w:rPr>
+          <w:rFonts w:ascii="Times New Roman" w:hAnsi="Times New Roman" w:eastAsia="宋体"/>
+          <w:sz w:val="24"/>
+          <w:b/>
+        </w:rPr>
+        <w:t xml:space="preserve">5.6% 的余量</w:t>
       </w:r>
       <w:r>
         <w:rPr>
@@ -5319,7 +5396,7 @@
           <w:sz w:val="24"/>
           <w:b/>
         </w:rPr>
-        <w:t xml:space="preserve">用 0.34ns 的裕量换掉一个会潜伏的工具依赖，值。</w:t>
+        <w:t xml:space="preserve">用 0.42ns 的裕量换掉一个会潜伏的工具依赖，值。</w:t>
       </w:r>
     </w:p>
     <w:p>
@@ -5479,7 +5556,7 @@
           <w:sz w:val="26"/>
           <w:b/>
         </w:rPr>
-        <w:t xml:space="preserve">2.5 关键设计优化：从“超容”到 35.56%</w:t>
+        <w:t xml:space="preserve">2.5 关键设计优化：从“超容”到 36.00%</w:t>
       </w:r>
     </w:p>
     <w:p>
@@ -5976,7 +6053,7 @@
                 <w:rFonts w:ascii="Times New Roman" w:hAnsi="Times New Roman" w:eastAsia="宋体"/>
                 <w:sz w:val="18"/>
               </w:rPr>
-              <w:t>7,397（35.56%）</w:t>
+              <w:t>7,480（36.00%）</w:t>
             </w:r>
           </w:p>
         </w:tc>
@@ -7354,6 +7431,98 @@
           </w:p>
         </w:tc>
       </w:tr>
+      <w:tr>
+        <w:tc>
+          <w:tcPr>
+            <w:tcW w:type="dxa" w:w="2041"/>
+          </w:tcPr>
+          <w:p>
+            <w:pPr>
+              <w:spacing w:before="20" w:after="20"/>
+              <w:jc w:val="center"/>
+            </w:pPr>
+            <w:r>
+              <w:rPr>
+                <w:rFonts w:ascii="Times New Roman" w:hAnsi="Times New Roman" w:eastAsia="宋体"/>
+                <w:sz w:val="18"/>
+              </w:rPr>
+              <w:t>⑥ 波形识别自适应抽取</w:t>
+            </w:r>
+          </w:p>
+        </w:tc>
+        <w:tc>
+          <w:tcPr>
+            <w:tcW w:type="dxa" w:w="2041"/>
+          </w:tcPr>
+          <w:p>
+            <w:pPr>
+              <w:spacing w:before="20" w:after="20"/>
+              <w:jc w:val="center"/>
+            </w:pPr>
+            <w:r>
+              <w:rPr>
+                <w:rFonts w:ascii="Times New Roman" w:hAnsi="Times New Roman" w:eastAsia="宋体"/>
+                <w:sz w:val="18"/>
+              </w:rPr>
+              <w:t>+1.128 ns</w:t>
+            </w:r>
+          </w:p>
+        </w:tc>
+        <w:tc>
+          <w:tcPr>
+            <w:tcW w:type="dxa" w:w="2041"/>
+          </w:tcPr>
+          <w:p>
+            <w:pPr>
+              <w:spacing w:before="20" w:after="20"/>
+              <w:jc w:val="center"/>
+            </w:pPr>
+            <w:r>
+              <w:rPr>
+                <w:rFonts w:ascii="Times New Roman" w:hAnsi="Times New Roman" w:eastAsia="宋体"/>
+                <w:sz w:val="18"/>
+              </w:rPr>
+              <w:t>0</w:t>
+            </w:r>
+          </w:p>
+        </w:tc>
+        <w:tc>
+          <w:tcPr>
+            <w:tcW w:type="dxa" w:w="2041"/>
+          </w:tcPr>
+          <w:p>
+            <w:pPr>
+              <w:spacing w:before="20" w:after="20"/>
+              <w:jc w:val="center"/>
+            </w:pPr>
+            <w:r>
+              <w:rPr>
+                <w:rFonts w:ascii="Times New Roman" w:hAnsi="Times New Roman" w:eastAsia="宋体"/>
+                <w:sz w:val="18"/>
+              </w:rPr>
+              <w:t>decim 随频率变化</w:t>
+            </w:r>
+          </w:p>
+        </w:tc>
+        <w:tc>
+          <w:tcPr>
+            <w:tcW w:type="dxa" w:w="2041"/>
+          </w:tcPr>
+          <w:p>
+            <w:pPr>
+              <w:spacing w:before="20" w:after="20"/>
+              <w:jc w:val="center"/>
+            </w:pPr>
+            <w:r>
+              <w:rPr>
+                <w:rFonts w:ascii="Times New Roman" w:hAnsi="Times New Roman" w:eastAsia="宋体"/>
+                <w:sz w:val="18"/>
+              </w:rPr>
+              <w:t>−0.087 ns</w:t>
+            </w:r>
+          </w:p>
+        </w:tc>
+      </w:tr>
     </w:tbl>
     <w:p>
       <w:pPr>
@@ -7472,7 +7641,7 @@
           <w:sz w:val="24"/>
           <w:b/>
         </w:rPr>
-        <w:t xml:space="preserve">7397（−5.94 个百分点）</w:t>
+        <w:t xml:space="preserve">7480（−5.94 个百分点）</w:t>
       </w:r>
       <w:r>
         <w:rPr>
@@ -7576,7 +7745,7 @@
           <w:rFonts w:ascii="Times New Roman" w:hAnsi="Times New Roman" w:eastAsia="宋体"/>
           <w:sz w:val="24"/>
         </w:rPr>
-        <w:t xml:space="preserve">：本文出现了三组不同的资源数字，分别对应不同的基线，不能互相换算——综合报告 6087 LUT（把 xfft、ILA 等 OOC IP 当黑盒，不计入）；层次报告 8587 LUT（全部计入，但当时 ILA 还开着）；实现报告 7397 LUT（ILA 已关，</w:t>
+        <w:t xml:space="preserve">：本文出现了三组不同的资源数字，分别对应不同的基线，不能互相换算——综合报告 6087 LUT（把 xfft、ILA 等 OOC IP 当黑盒，不计入）；层次报告 8587 LUT（全部计入，但当时 ILA 还开着）；实现报告 7480 LUT（ILA 已关，</w:t>
       </w:r>
       <w:r>
         <w:rPr>
@@ -12128,7 +12297,22 @@
           <w:rFonts w:ascii="Times New Roman" w:hAnsi="Times New Roman" w:eastAsia="宋体"/>
           <w:sz w:val="24"/>
         </w:rPr>
-        <w:t xml:space="preserve">· 波形识别：≤5kHz 五种场景（正弦/方波/三角/双音/异常）判别全部正确；高频段进入“其他”态，属可信闸门的设计行为。</w:t>
+        <w:t xml:space="preserve">· 波形识别：</w:t>
+      </w:r>
+      <w:r>
+        <w:rPr>
+          <w:rFonts w:ascii="Times New Roman" w:hAnsi="Times New Roman" w:eastAsia="宋体"/>
+          <w:sz w:val="24"/>
+          <w:b/>
+        </w:rPr>
+        <w:t xml:space="preserve">1k~25kHz</w:t>
+      </w:r>
+      <w:r>
+        <w:rPr>
+          <w:rFonts w:ascii="Times New Roman" w:hAnsi="Times New Roman" w:eastAsia="宋体"/>
+          <w:sz w:val="24"/>
+        </w:rPr>
+        <w:t xml:space="preserve"> 三档波形（正弦/方波/三角）全部判别正确，多次连测可重复；超过 25kHz 转入“其他”态 —— 这是板内按实测频率自适应抽取后得到的真实边界，不是靠闸门掩盖出来的。</w:t>
       </w:r>
     </w:p>
     <w:p>

--- a/report/tech_doc_draft.docx
+++ b/report/tech_doc_draft.docx
@@ -176,15 +176,15 @@
           <w:rFonts w:ascii="Times New Roman" w:hAnsi="Times New Roman" w:eastAsia="宋体"/>
           <w:sz w:val="24"/>
         </w:rPr>
-        <w:t xml:space="preserve">实测：加 Hann 窗与抛物线插值后，泄漏由 14.7% 降至 0.9%，1kHz 读数由 976Hz 修正至 999Hz（2.4%→0.1%）；电压测量 1~4V 内最大偏差 2.8%；整片 LUT 7480（36.00%）、DSP 42.22%，50MHz 下 </w:t>
-      </w:r>
-      <w:r>
-        <w:rPr>
-          <w:rFonts w:ascii="Times New Roman" w:hAnsi="Times New Roman" w:eastAsia="宋体"/>
-          <w:sz w:val="24"/>
-          <w:b/>
-        </w:rPr>
-        <w:t xml:space="preserve">WNS +1.128 ns、零失败端点</w:t>
+        <w:t xml:space="preserve">实测：加 Hann 窗与抛物线插值后，泄漏由 14.7% 降至 0.9%，1kHz 读数由 976Hz 修正至 999Hz（2.4%→0.1%）；电压测量 1~4V 内最大偏差 2.8%；整片 LUT 7407（35.61%）、DSP 42.22%，50MHz 下 </w:t>
+      </w:r>
+      <w:r>
+        <w:rPr>
+          <w:rFonts w:ascii="Times New Roman" w:hAnsi="Times New Roman" w:eastAsia="宋体"/>
+          <w:sz w:val="24"/>
+          <w:b/>
+        </w:rPr>
+        <w:t xml:space="preserve">WNS +1.352 ns、零失败端点</w:t>
       </w:r>
       <w:r>
         <w:rPr>
@@ -918,7 +918,7 @@
           <w:rFonts w:ascii="Times New Roman" w:hAnsi="Times New Roman" w:eastAsia="宋体"/>
           <w:sz w:val="24"/>
         </w:rPr>
-        <w:t xml:space="preserve">（3）轻量化的实现约束。所有扩展功能都在既有引擎上完成，不新建独立引擎：反向变换复用同一套蝶形（仅加位反转寻址与共轭旋转因子），额外逻辑代价几乎为零；50% 帧重叠用几百个 LUT 的分布式 RAM 换取采集时间减半，不占块 RAM；窗函数切换只多用一块 1024x16 的 BRAM。十项功能全部加入后，设计为 LUT 36.00%、寄存器 15.69%、DSP 42.22%、块 RAM 22.00%，LUT 仍留有约六成余量，时序裕量 +1.128ns。</w:t>
+        <w:t xml:space="preserve">（3）轻量化的实现约束。所有扩展功能都在既有引擎上完成，不新建独立引擎：反向变换复用同一套蝶形（仅加位反转寻址与共轭旋转因子），额外逻辑代价几乎为零；50% 帧重叠用几百个 LUT 的分布式 RAM 换取采集时间减半，不占块 RAM；窗函数切换只多用一块 1024x16 的 BRAM。十项功能全部加入后，设计为 LUT 35.61%、寄存器 15.69%、DSP 42.22%、块 RAM 22.00%，LUT 仍留有约六成余量，时序裕量 +1.352ns。</w:t>
       </w:r>
     </w:p>
     <w:p>
@@ -1540,7 +1540,7 @@
                 <w:rFonts w:ascii="Times New Roman" w:hAnsi="Times New Roman" w:eastAsia="宋体"/>
                 <w:sz w:val="18"/>
               </w:rPr>
-              <w:t>LUT 36.00% / FF 15.69% / DSP 42.22% / BRAM 22.00%</w:t>
+              <w:t>LUT 35.61% / FF 15.69% / DSP 42.22% / BRAM 22.00%</w:t>
             </w:r>
           </w:p>
         </w:tc>
@@ -1576,7 +1576,7 @@
                 <w:rFonts w:ascii="Times New Roman" w:hAnsi="Times New Roman" w:eastAsia="宋体"/>
                 <w:sz w:val="18"/>
               </w:rPr>
-              <w:t>WNS +1.128ns，0 失败端点</w:t>
+              <w:t>WNS +1.352ns，0 失败端点</w:t>
             </w:r>
           </w:p>
         </w:tc>
@@ -1817,7 +1817,7 @@
           <w:sz w:val="24"/>
           <w:b/>
         </w:rPr>
-        <w:t xml:space="preserve">+1.128ns</w:t>
+        <w:t xml:space="preserve">+1.352ns</w:t>
       </w:r>
       <w:r>
         <w:rPr>
@@ -2525,25 +2525,25 @@
                 <w:rFonts w:ascii="Times New Roman" w:hAnsi="Times New Roman" w:eastAsia="宋体"/>
                 <w:sz w:val="18"/>
               </w:rPr>
-              <w:t>7,480 LUT（36.00%）/ 6,527 FF（15.69%）</w:t>
-            </w:r>
-          </w:p>
-        </w:tc>
-        <w:tc>
-          <w:tcPr>
-            <w:tcW w:type="dxa" w:w="2041"/>
-          </w:tcPr>
-          <w:p>
-            <w:pPr>
-              <w:spacing w:before="20" w:after="20"/>
-              <w:jc w:val="center"/>
-            </w:pPr>
-            <w:r>
-              <w:rPr>
-                <w:rFonts w:ascii="Times New Roman" w:hAnsi="Times New Roman" w:eastAsia="宋体"/>
-                <w:sz w:val="18"/>
-              </w:rPr>
-              <w:t>时序 +1.128ns，零失败端点</w:t>
+              <w:t>7,407 LUT（35.61%）/ 6,527 FF（15.69%）</w:t>
+            </w:r>
+          </w:p>
+        </w:tc>
+        <w:tc>
+          <w:tcPr>
+            <w:tcW w:type="dxa" w:w="2041"/>
+          </w:tcPr>
+          <w:p>
+            <w:pPr>
+              <w:spacing w:before="20" w:after="20"/>
+              <w:jc w:val="center"/>
+            </w:pPr>
+            <w:r>
+              <w:rPr>
+                <w:rFonts w:ascii="Times New Roman" w:hAnsi="Times New Roman" w:eastAsia="宋体"/>
+                <w:sz w:val="18"/>
+              </w:rPr>
+              <w:t>时序 +1.352ns，零失败端点</w:t>
             </w:r>
           </w:p>
         </w:tc>
@@ -2599,7 +2599,7 @@
                 <w:rFonts w:ascii="Times New Roman" w:hAnsi="Times New Roman" w:eastAsia="宋体"/>
                 <w:sz w:val="18"/>
               </w:rPr>
-              <w:t>加四项扩展后：8,754（42.09%）；关 ILA 后最终：7,480（36.00%）</w:t>
+              <w:t>加四项扩展后：8,754（42.09%）；关 ILA 后最终：7,407（35.61%）</w:t>
             </w:r>
           </w:p>
         </w:tc>
@@ -2683,7 +2683,7 @@
           <w:rFonts w:ascii="Times New Roman" w:hAnsi="Times New Roman" w:eastAsia="宋体"/>
           <w:sz w:val="24"/>
         </w:rPr>
-        <w:t xml:space="preserve">：v1.21 交付版为 7063 LUT（33.96%），加入四项扩展后为 8754（42.09%），但当时 ILA 调试核还开着；关闭 ILA 后最终为 7480（36.00%）。</w:t>
+        <w:t xml:space="preserve">：v1.21 交付版为 7063 LUT（33.96%），加入四项扩展后为 8754（42.09%），但当时 ILA 调试核还开着；关闭 ILA 后最终为 7407（35.61%）。</w:t>
       </w:r>
       <w:r>
         <w:rPr>
@@ -4630,25 +4630,25 @@
                 <w:rFonts w:ascii="Times New Roman" w:hAnsi="Times New Roman" w:eastAsia="宋体"/>
                 <w:sz w:val="18"/>
               </w:rPr>
-              <w:t>7,480</w:t>
-            </w:r>
-          </w:p>
-        </w:tc>
-        <w:tc>
-          <w:tcPr>
-            <w:tcW w:type="dxa" w:w="2041"/>
-          </w:tcPr>
-          <w:p>
-            <w:pPr>
-              <w:spacing w:before="20" w:after="20"/>
-              <w:jc w:val="center"/>
-            </w:pPr>
-            <w:r>
-              <w:rPr>
-                <w:rFonts w:ascii="Times New Roman" w:hAnsi="Times New Roman" w:eastAsia="宋体"/>
-                <w:sz w:val="18"/>
-              </w:rPr>
-              <w:t>+122，新增状态位/清零/抽取选择</w:t>
+              <w:t>7,407</w:t>
+            </w:r>
+          </w:p>
+        </w:tc>
+        <w:tc>
+          <w:tcPr>
+            <w:tcW w:type="dxa" w:w="2041"/>
+          </w:tcPr>
+          <w:p>
+            <w:pPr>
+              <w:spacing w:before="20" w:after="20"/>
+              <w:jc w:val="center"/>
+            </w:pPr>
+            <w:r>
+              <w:rPr>
+                <w:rFonts w:ascii="Times New Roman" w:hAnsi="Times New Roman" w:eastAsia="宋体"/>
+                <w:sz w:val="18"/>
+              </w:rPr>
+              <w:t>+49，新增状态位/清零/抽取选择</w:t>
             </w:r>
           </w:p>
         </w:tc>
@@ -4704,25 +4704,25 @@
                 <w:rFonts w:ascii="Times New Roman" w:hAnsi="Times New Roman" w:eastAsia="宋体"/>
                 <w:sz w:val="18"/>
               </w:rPr>
-              <w:t>+1.128 ns</w:t>
-            </w:r>
-          </w:p>
-        </w:tc>
-        <w:tc>
-          <w:tcPr>
-            <w:tcW w:type="dxa" w:w="2041"/>
-          </w:tcPr>
-          <w:p>
-            <w:pPr>
-              <w:spacing w:before="20" w:after="20"/>
-              <w:jc w:val="center"/>
-            </w:pPr>
-            <w:r>
-              <w:rPr>
-                <w:rFonts w:ascii="Times New Roman" w:hAnsi="Times New Roman" w:eastAsia="宋体"/>
-                <w:sz w:val="18"/>
-              </w:rPr>
-              <w:t>−0.424 ns</w:t>
+              <w:t>+1.352 ns</w:t>
+            </w:r>
+          </w:p>
+        </w:tc>
+        <w:tc>
+          <w:tcPr>
+            <w:tcW w:type="dxa" w:w="2041"/>
+          </w:tcPr>
+          <w:p>
+            <w:pPr>
+              <w:spacing w:before="20" w:after="20"/>
+              <w:jc w:val="center"/>
+            </w:pPr>
+            <w:r>
+              <w:rPr>
+                <w:rFonts w:ascii="Times New Roman" w:hAnsi="Times New Roman" w:eastAsia="宋体"/>
+                <w:sz w:val="18"/>
+              </w:rPr>
+              <w:t>−0.200 ns</w:t>
             </w:r>
           </w:p>
         </w:tc>
@@ -5130,25 +5130,25 @@
                 <w:rFonts w:ascii="Times New Roman" w:hAnsi="Times New Roman" w:eastAsia="宋体"/>
                 <w:sz w:val="18"/>
               </w:rPr>
-              <w:t>7,480</w:t>
-            </w:r>
-          </w:p>
-        </w:tc>
-        <w:tc>
-          <w:tcPr>
-            <w:tcW w:type="dxa" w:w="2041"/>
-          </w:tcPr>
-          <w:p>
-            <w:pPr>
-              <w:spacing w:before="20" w:after="20"/>
-              <w:jc w:val="center"/>
-            </w:pPr>
-            <w:r>
-              <w:rPr>
-                <w:rFonts w:ascii="Times New Roman" w:hAnsi="Times New Roman" w:eastAsia="宋体"/>
-                <w:sz w:val="18"/>
-              </w:rPr>
-              <w:t>+122，新增状态位/清零/抽取选择</w:t>
+              <w:t>7,407</w:t>
+            </w:r>
+          </w:p>
+        </w:tc>
+        <w:tc>
+          <w:tcPr>
+            <w:tcW w:type="dxa" w:w="2041"/>
+          </w:tcPr>
+          <w:p>
+            <w:pPr>
+              <w:spacing w:before="20" w:after="20"/>
+              <w:jc w:val="center"/>
+            </w:pPr>
+            <w:r>
+              <w:rPr>
+                <w:rFonts w:ascii="Times New Roman" w:hAnsi="Times New Roman" w:eastAsia="宋体"/>
+                <w:sz w:val="18"/>
+              </w:rPr>
+              <w:t>+49，新增状态位/清零/抽取选择</w:t>
             </w:r>
           </w:p>
         </w:tc>
@@ -5204,25 +5204,25 @@
                 <w:rFonts w:ascii="Times New Roman" w:hAnsi="Times New Roman" w:eastAsia="宋体"/>
                 <w:sz w:val="18"/>
               </w:rPr>
-              <w:t>+1.128 ns</w:t>
-            </w:r>
-          </w:p>
-        </w:tc>
-        <w:tc>
-          <w:tcPr>
-            <w:tcW w:type="dxa" w:w="2041"/>
-          </w:tcPr>
-          <w:p>
-            <w:pPr>
-              <w:spacing w:before="20" w:after="20"/>
-              <w:jc w:val="center"/>
-            </w:pPr>
-            <w:r>
-              <w:rPr>
-                <w:rFonts w:ascii="Times New Roman" w:hAnsi="Times New Roman" w:eastAsia="宋体"/>
-                <w:sz w:val="18"/>
-              </w:rPr>
-              <w:t>−0.424 ns</w:t>
+              <w:t>+1.352 ns</w:t>
+            </w:r>
+          </w:p>
+        </w:tc>
+        <w:tc>
+          <w:tcPr>
+            <w:tcW w:type="dxa" w:w="2041"/>
+          </w:tcPr>
+          <w:p>
+            <w:pPr>
+              <w:spacing w:before="20" w:after="20"/>
+              <w:jc w:val="center"/>
+            </w:pPr>
+            <w:r>
+              <w:rPr>
+                <w:rFonts w:ascii="Times New Roman" w:hAnsi="Times New Roman" w:eastAsia="宋体"/>
+                <w:sz w:val="18"/>
+              </w:rPr>
+              <w:t>−0.200 ns</w:t>
             </w:r>
           </w:p>
         </w:tc>
@@ -5347,7 +5347,7 @@
           <w:rFonts w:ascii="Times New Roman" w:hAnsi="Times New Roman" w:eastAsia="宋体"/>
           <w:sz w:val="24"/>
         </w:rPr>
-        <w:t xml:space="preserve">：实现后 WNS 由 +1.552 退到 +1.128，实现资源多 122 个 LUT（状态位、脉冲清零、以及后来的抽取比选择逻辑）。逻辑精简之后扇出变大、布线更集中，关键路径随之改变。</w:t>
+        <w:t xml:space="preserve">：实现后 WNS 由 +1.552 退到 +1.352，实现资源多 49 个 LUT（状态位、脉冲清零、抽取比选择，其中网络改用同源抽取后还省回一部分）。逻辑精简之后扇出变大、布线更集中，关键路径随之改变。</w:t>
       </w:r>
     </w:p>
     <w:p>
@@ -5373,15 +5373,15 @@
           <w:rFonts w:ascii="Times New Roman" w:hAnsi="Times New Roman" w:eastAsia="宋体"/>
           <w:sz w:val="24"/>
         </w:rPr>
-        <w:t xml:space="preserve">，理由是裕量的绝对值：+1.128 ns 对应 20 ns 周期，仍有 </w:t>
-      </w:r>
-      <w:r>
-        <w:rPr>
-          <w:rFonts w:ascii="Times New Roman" w:hAnsi="Times New Roman" w:eastAsia="宋体"/>
-          <w:sz w:val="24"/>
-          <w:b/>
-        </w:rPr>
-        <w:t xml:space="preserve">5.6% 的余量</w:t>
+        <w:t xml:space="preserve">，理由是裕量的绝对值：+1.352 ns 对应 20 ns 周期，仍有 </w:t>
+      </w:r>
+      <w:r>
+        <w:rPr>
+          <w:rFonts w:ascii="Times New Roman" w:hAnsi="Times New Roman" w:eastAsia="宋体"/>
+          <w:sz w:val="24"/>
+          <w:b/>
+        </w:rPr>
+        <w:t xml:space="preserve">6.8% 的余量</w:t>
       </w:r>
       <w:r>
         <w:rPr>
@@ -5396,7 +5396,7 @@
           <w:sz w:val="24"/>
           <w:b/>
         </w:rPr>
-        <w:t xml:space="preserve">用 0.42ns 的裕量换掉一个会潜伏的工具依赖，值。</w:t>
+        <w:t xml:space="preserve">用 0.20ns 的裕量换掉一个会潜伏的工具依赖，值。</w:t>
       </w:r>
     </w:p>
     <w:p>
@@ -5556,7 +5556,7 @@
           <w:sz w:val="26"/>
           <w:b/>
         </w:rPr>
-        <w:t xml:space="preserve">2.5 关键设计优化：从“超容”到 36.00%</w:t>
+        <w:t xml:space="preserve">2.5 关键设计优化：从“超容”到 35.61%</w:t>
       </w:r>
     </w:p>
     <w:p>
@@ -6053,7 +6053,7 @@
                 <w:rFonts w:ascii="Times New Roman" w:hAnsi="Times New Roman" w:eastAsia="宋体"/>
                 <w:sz w:val="18"/>
               </w:rPr>
-              <w:t>7,480（36.00%）</w:t>
+              <w:t>7,407（35.61%）</w:t>
             </w:r>
           </w:p>
         </w:tc>
@@ -7523,6 +7523,98 @@
           </w:p>
         </w:tc>
       </w:tr>
+      <w:tr>
+        <w:tc>
+          <w:tcPr>
+            <w:tcW w:type="dxa" w:w="2041"/>
+          </w:tcPr>
+          <w:p>
+            <w:pPr>
+              <w:spacing w:before="20" w:after="20"/>
+              <w:jc w:val="center"/>
+            </w:pPr>
+            <w:r>
+              <w:rPr>
+                <w:rFonts w:ascii="Times New Roman" w:hAnsi="Times New Roman" w:eastAsia="宋体"/>
+                <w:sz w:val="18"/>
+              </w:rPr>
+              <w:t>⑦ 神经网络同源抽取</w:t>
+            </w:r>
+          </w:p>
+        </w:tc>
+        <w:tc>
+          <w:tcPr>
+            <w:tcW w:type="dxa" w:w="2041"/>
+          </w:tcPr>
+          <w:p>
+            <w:pPr>
+              <w:spacing w:before="20" w:after="20"/>
+              <w:jc w:val="center"/>
+            </w:pPr>
+            <w:r>
+              <w:rPr>
+                <w:rFonts w:ascii="Times New Roman" w:hAnsi="Times New Roman" w:eastAsia="宋体"/>
+                <w:sz w:val="18"/>
+              </w:rPr>
+              <w:t>+1.352 ns</w:t>
+            </w:r>
+          </w:p>
+        </w:tc>
+        <w:tc>
+          <w:tcPr>
+            <w:tcW w:type="dxa" w:w="2041"/>
+          </w:tcPr>
+          <w:p>
+            <w:pPr>
+              <w:spacing w:before="20" w:after="20"/>
+              <w:jc w:val="center"/>
+            </w:pPr>
+            <w:r>
+              <w:rPr>
+                <w:rFonts w:ascii="Times New Roman" w:hAnsi="Times New Roman" w:eastAsia="宋体"/>
+                <w:sz w:val="18"/>
+              </w:rPr>
+              <w:t>0</w:t>
+            </w:r>
+          </w:p>
+        </w:tc>
+        <w:tc>
+          <w:tcPr>
+            <w:tcW w:type="dxa" w:w="2041"/>
+          </w:tcPr>
+          <w:p>
+            <w:pPr>
+              <w:spacing w:before="20" w:after="20"/>
+              <w:jc w:val="center"/>
+            </w:pPr>
+            <w:r>
+              <w:rPr>
+                <w:rFonts w:ascii="Times New Roman" w:hAnsi="Times New Roman" w:eastAsia="宋体"/>
+                <w:sz w:val="18"/>
+              </w:rPr>
+              <w:t>特征提取脱离时基</w:t>
+            </w:r>
+          </w:p>
+        </w:tc>
+        <w:tc>
+          <w:tcPr>
+            <w:tcW w:type="dxa" w:w="2041"/>
+          </w:tcPr>
+          <w:p>
+            <w:pPr>
+              <w:spacing w:before="20" w:after="20"/>
+              <w:jc w:val="center"/>
+            </w:pPr>
+            <w:r>
+              <w:rPr>
+                <w:rFonts w:ascii="Times New Roman" w:hAnsi="Times New Roman" w:eastAsia="宋体"/>
+                <w:sz w:val="18"/>
+              </w:rPr>
+              <w:t>+0.224 ns</w:t>
+            </w:r>
+          </w:p>
+        </w:tc>
+      </w:tr>
     </w:tbl>
     <w:p>
       <w:pPr>
@@ -7641,7 +7733,7 @@
           <w:sz w:val="24"/>
           <w:b/>
         </w:rPr>
-        <w:t xml:space="preserve">7480（−5.94 个百分点）</w:t>
+        <w:t xml:space="preserve">7407（−5.94 个百分点）</w:t>
       </w:r>
       <w:r>
         <w:rPr>
@@ -7745,7 +7837,7 @@
           <w:rFonts w:ascii="Times New Roman" w:hAnsi="Times New Roman" w:eastAsia="宋体"/>
           <w:sz w:val="24"/>
         </w:rPr>
-        <w:t xml:space="preserve">：本文出现了三组不同的资源数字，分别对应不同的基线，不能互相换算——综合报告 6087 LUT（把 xfft、ILA 等 OOC IP 当黑盒，不计入）；层次报告 8587 LUT（全部计入，但当时 ILA 还开着）；实现报告 7480 LUT（ILA 已关，</w:t>
+        <w:t xml:space="preserve">：本文出现了三组不同的资源数字，分别对应不同的基线，不能互相换算——综合报告 6087 LUT（把 xfft、ILA 等 OOC IP 当黑盒，不计入）；层次报告 8587 LUT（全部计入，但当时 ILA 还开着）；实现报告 7407 LUT（ILA 已关，</w:t>
       </w:r>
       <w:r>
         <w:rPr>
@@ -12313,6 +12405,21 @@
           <w:sz w:val="24"/>
         </w:rPr>
         <w:t xml:space="preserve"> 三档波形（正弦/方波/三角）全部判别正确，多次连测可重复；超过 25kHz 转入“其他”态 —— 这是板内按实测频率自适应抽取后得到的真实边界，不是靠闸门掩盖出来的。</w:t>
+      </w:r>
+      <w:r>
+        <w:rPr>
+          <w:rFonts w:ascii="Times New Roman" w:hAnsi="Times New Roman" w:eastAsia="宋体"/>
+          <w:sz w:val="24"/>
+          <w:b/>
+        </w:rPr>
+        <w:t xml:space="preserve">规则法与神经网络两条通路现在都达到这个边界</w:t>
+      </w:r>
+      <w:r>
+        <w:rPr>
+          <w:rFonts w:ascii="Times New Roman" w:hAnsi="Times New Roman" w:eastAsia="宋体"/>
+          <w:sz w:val="24"/>
+        </w:rPr>
+        <w:t xml:space="preserve">：改造前规则法只到 3kHz、网络只到 10kHz。</w:t>
       </w:r>
     </w:p>
     <w:p>

--- a/report/tech_doc_draft.docx
+++ b/report/tech_doc_draft.docx
@@ -242,7 +242,7 @@
           <w:rFonts w:ascii="Times New Roman" w:hAnsi="Times New Roman" w:eastAsia="宋体"/>
           <w:sz w:val="24"/>
         </w:rPr>
-        <w:t xml:space="preserve">标注实测者均有串口输出或截图可查，仅仿真确认者另行注明。开发采用大模型协作，人负责需求与验证，模型负责起草与审查，沉淀 69 条技能包与 47 条协作记录。</w:t>
+        <w:t xml:space="preserve">标注实测者均有串口输出或截图可查，仅仿真确认者另行注明。开发采用大模型协作，人负责需求与验证，模型负责起草与审查，沉淀 73 条技能包与 49 条协作记录。</w:t>
       </w:r>
     </w:p>
     <w:p>

--- a/report/tech_doc_draft.docx
+++ b/report/tech_doc_draft.docx
@@ -224,7 +224,7 @@
           <w:rFonts w:ascii="Times New Roman" w:hAnsi="Times New Roman" w:eastAsia="宋体"/>
           <w:sz w:val="24"/>
         </w:rPr>
-        <w:t xml:space="preserve">：时基四档，交付开放已上板验证的 T1/T2，T3/T4 异常待查；观察带宽受 25kHz 限制（测频不受此限）；神经网络准确率 91.3%，20kHz 以上让位于规则法，两者并存。</w:t>
+        <w:t xml:space="preserve">：时基四档，交付开放已上板验证的 T1/T2，T3/T4 异常待查；观察带宽受 25kHz 限制（测频不受此限）；神经网络定点准确率 91.3%（测试集口径），与规则法同在 1k~25kHz 内可靠，两者并存。</w:t>
       </w:r>
     </w:p>
     <w:p>
@@ -900,7 +900,7 @@
           <w:rFonts w:ascii="Times New Roman" w:hAnsi="Times New Roman" w:eastAsia="宋体"/>
           <w:sz w:val="24"/>
         </w:rPr>
-        <w:t xml:space="preserve">（2）同一功能的两种实现，是本作品贯穿始终的设计方法。除双 FFT 外，波形识别也同时给出规则法与神经网络两条通路：规则法以占空比占比配手工阈值，逻辑极简；神经网络从样本学习权重，定点准确率 91.3%。两者在同一批激励上做扫频对照，得出“互补而非替代”的结论 —— 100Hz~10kHz 神经网络占优，20kHz 处规则法更稳。这种对照，比单方面宣称采用了某某算法更有说服力。</w:t>
+        <w:t xml:space="preserve">（2）同一功能的两种实现，是本作品贯穿始终的设计方法。除双 FFT 外，波形识别也同时给出规则法与神经网络两条通路：规则法以占空比占比配手工阈值，逻辑极简；神经网络从样本学习权重，定点准确率 91.3%（测试集口径）。两者的对照结论在一周内被推翻过一次：改造前规则法 5kHz 就失效、网络撑到 10kHz，一度以为两者“互补”；后来查明双方失败根因相同 —— 每周期样点不足。改为自适应抽取后，两条通路在 1k~25kHz 均判对，价值从“互补”变成“互相印证”。神经网络仍有一处短板：1kHz 方波会偶发抖动，规则法稳定，故默认走规则法。把一次自我否定写进文档，比宣称某个算法更好更有说服力。</w:t>
       </w:r>
     </w:p>
     <w:p>
@@ -1850,7 +1850,7 @@
           <w:rFonts w:ascii="Times New Roman" w:hAnsi="Times New Roman" w:eastAsia="宋体"/>
           <w:sz w:val="24"/>
         </w:rPr>
-        <w:t xml:space="preserve">：6-16-4 神经网络识别（定点 91.3%，20kHz 以上让位于规则法，两路并存可对照）、IFFT 频域滤波与 DAC 回放、自适应选窗；预触发锁存回退（+13 LUT / +29 FF）与 512 点谱帧属工程完备性。</w:t>
+        <w:t xml:space="preserve">：6-16-4 神经网络识别（定点 91.3% 为测试集口径；与规则法同在 1k~25kHz 可靠，两路并存可对照）、IFFT 频域滤波与 DAC 回放、自适应选窗；预触发锁存回退（+13 LUT / +29 FF）与 512 点谱帧属工程完备性。</w:t>
       </w:r>
     </w:p>
     <w:p>
@@ -10343,9 +10343,10 @@
         <w:tblLayout w:type="fixed"/>
       </w:tblPr>
       <w:tblGrid>
-        <w:gridCol w:w="2769"/>
-        <w:gridCol w:w="2769"/>
-        <w:gridCol w:w="2769"/>
+        <w:gridCol w:w="2076"/>
+        <w:gridCol w:w="2076"/>
+        <w:gridCol w:w="2076"/>
+        <w:gridCol w:w="2076"/>
       </w:tblGrid>
       <w:tr>
         <w:tc>
@@ -10414,6 +10415,28 @@
             </w:r>
           </w:p>
         </w:tc>
+        <w:tc>
+          <w:tcPr>
+            <w:tcW w:type="dxa" w:w="2041"/>
+            <w:tcBorders>
+              <w:bottom w:val="single" w:sz="6"/>
+            </w:tcBorders>
+          </w:tcPr>
+          <w:p>
+            <w:pPr>
+              <w:spacing w:before="20" w:after="20"/>
+              <w:jc w:val="center"/>
+            </w:pPr>
+            <w:r>
+              <w:rPr>
+                <w:rFonts w:ascii="Times New Roman" w:hAnsi="Times New Roman" w:eastAsia="宋体"/>
+                <w:b/>
+                <w:sz w:val="18"/>
+              </w:rPr>
+              <w:t>说明</w:t>
+            </w:r>
+          </w:p>
+        </w:tc>
       </w:tr>
       <w:tr>
         <w:tc>
@@ -10430,25 +10453,7 @@
                 <w:rFonts w:ascii="Times New Roman" w:hAnsi="Times New Roman" w:eastAsia="宋体"/>
                 <w:sz w:val="18"/>
               </w:rPr>
-              <w:t>100 Hz</w:t>
-            </w:r>
-          </w:p>
-        </w:tc>
-        <w:tc>
-          <w:tcPr>
-            <w:tcW w:type="dxa" w:w="2041"/>
-          </w:tcPr>
-          <w:p>
-            <w:pPr>
-              <w:spacing w:before="20" w:after="20"/>
-              <w:jc w:val="center"/>
-            </w:pPr>
-            <w:r>
-              <w:rPr>
-                <w:rFonts w:ascii="Times New Roman" w:hAnsi="Times New Roman" w:eastAsia="宋体"/>
-                <w:sz w:val="18"/>
-              </w:rPr>
-              <w:t>70 / 100 / 100</w:t>
+              <w:t>1 kHz</w:t>
             </w:r>
           </w:p>
         </w:tc>
@@ -10467,6 +10472,42 @@
                 <w:sz w:val="18"/>
               </w:rPr>
               <w:t>100 / 100 / 100</w:t>
+            </w:r>
+          </w:p>
+        </w:tc>
+        <w:tc>
+          <w:tcPr>
+            <w:tcW w:type="dxa" w:w="2041"/>
+          </w:tcPr>
+          <w:p>
+            <w:pPr>
+              <w:spacing w:before="20" w:after="20"/>
+              <w:jc w:val="center"/>
+            </w:pPr>
+            <w:r>
+              <w:rPr>
+                <w:rFonts w:ascii="Times New Roman" w:hAnsi="Times New Roman" w:eastAsia="宋体"/>
+                <w:sz w:val="18"/>
+              </w:rPr>
+              <w:t>100 / 50 / 100</w:t>
+            </w:r>
+          </w:p>
+        </w:tc>
+        <w:tc>
+          <w:tcPr>
+            <w:tcW w:type="dxa" w:w="2041"/>
+          </w:tcPr>
+          <w:p>
+            <w:pPr>
+              <w:spacing w:before="20" w:after="20"/>
+              <w:jc w:val="center"/>
+            </w:pPr>
+            <w:r>
+              <w:rPr>
+                <w:rFonts w:ascii="Times New Roman" w:hAnsi="Times New Roman" w:eastAsia="宋体"/>
+                <w:sz w:val="18"/>
+              </w:rPr>
+              <w:t>网络方波在边界抖</w:t>
             </w:r>
           </w:p>
         </w:tc>
@@ -10486,25 +10527,7 @@
                 <w:rFonts w:ascii="Times New Roman" w:hAnsi="Times New Roman" w:eastAsia="宋体"/>
                 <w:sz w:val="18"/>
               </w:rPr>
-              <w:t>1 kHz</w:t>
-            </w:r>
-          </w:p>
-        </w:tc>
-        <w:tc>
-          <w:tcPr>
-            <w:tcW w:type="dxa" w:w="2041"/>
-          </w:tcPr>
-          <w:p>
-            <w:pPr>
-              <w:spacing w:before="20" w:after="20"/>
-              <w:jc w:val="center"/>
-            </w:pPr>
-            <w:r>
-              <w:rPr>
-                <w:rFonts w:ascii="Times New Roman" w:hAnsi="Times New Roman" w:eastAsia="宋体"/>
-                <w:sz w:val="18"/>
-              </w:rPr>
-              <w:t>78 / 100 / 98</w:t>
+              <w:t>5 kHz</w:t>
             </w:r>
           </w:p>
         </w:tc>
@@ -10523,6 +10546,41 @@
                 <w:sz w:val="18"/>
               </w:rPr>
               <w:t>100 / 100 / 100</w:t>
+            </w:r>
+          </w:p>
+        </w:tc>
+        <w:tc>
+          <w:tcPr>
+            <w:tcW w:type="dxa" w:w="2041"/>
+          </w:tcPr>
+          <w:p>
+            <w:pPr>
+              <w:spacing w:before="20" w:after="20"/>
+              <w:jc w:val="center"/>
+            </w:pPr>
+            <w:r>
+              <w:rPr>
+                <w:rFonts w:ascii="Times New Roman" w:hAnsi="Times New Roman" w:eastAsia="宋体"/>
+                <w:sz w:val="18"/>
+              </w:rPr>
+              <w:t>100 / 100 / 100</w:t>
+            </w:r>
+          </w:p>
+        </w:tc>
+        <w:tc>
+          <w:tcPr>
+            <w:tcW w:type="dxa" w:w="2041"/>
+          </w:tcPr>
+          <w:p>
+            <w:pPr>
+              <w:spacing w:before="20" w:after="20"/>
+              <w:jc w:val="center"/>
+            </w:pPr>
+            <w:r>
+              <w:rPr>
+                <w:rFonts w:ascii="Times New Roman" w:hAnsi="Times New Roman" w:eastAsia="宋体"/>
+                <w:sz w:val="18"/>
+              </w:rPr>
             </w:r>
           </w:p>
         </w:tc>
@@ -10560,25 +10618,42 @@
                 <w:rFonts w:ascii="Times New Roman" w:hAnsi="Times New Roman" w:eastAsia="宋体"/>
                 <w:sz w:val="18"/>
               </w:rPr>
-              <w:t>0 / 100 / 0</w:t>
-            </w:r>
-          </w:p>
-        </w:tc>
-        <w:tc>
-          <w:tcPr>
-            <w:tcW w:type="dxa" w:w="2041"/>
-          </w:tcPr>
-          <w:p>
-            <w:pPr>
-              <w:spacing w:before="20" w:after="20"/>
-              <w:jc w:val="center"/>
-            </w:pPr>
-            <w:r>
-              <w:rPr>
-                <w:rFonts w:ascii="Times New Roman" w:hAnsi="Times New Roman" w:eastAsia="宋体"/>
-                <w:sz w:val="18"/>
-              </w:rPr>
               <w:t>100 / 100 / 100</w:t>
+            </w:r>
+          </w:p>
+        </w:tc>
+        <w:tc>
+          <w:tcPr>
+            <w:tcW w:type="dxa" w:w="2041"/>
+          </w:tcPr>
+          <w:p>
+            <w:pPr>
+              <w:spacing w:before="20" w:after="20"/>
+              <w:jc w:val="center"/>
+            </w:pPr>
+            <w:r>
+              <w:rPr>
+                <w:rFonts w:ascii="Times New Roman" w:hAnsi="Times New Roman" w:eastAsia="宋体"/>
+                <w:sz w:val="18"/>
+              </w:rPr>
+              <w:t>100 / 100 / 100</w:t>
+            </w:r>
+          </w:p>
+        </w:tc>
+        <w:tc>
+          <w:tcPr>
+            <w:tcW w:type="dxa" w:w="2041"/>
+          </w:tcPr>
+          <w:p>
+            <w:pPr>
+              <w:spacing w:before="20" w:after="20"/>
+              <w:jc w:val="center"/>
+            </w:pPr>
+            <w:r>
+              <w:rPr>
+                <w:rFonts w:ascii="Times New Roman" w:hAnsi="Times New Roman" w:eastAsia="宋体"/>
+                <w:sz w:val="18"/>
+              </w:rPr>
             </w:r>
           </w:p>
         </w:tc>
@@ -10616,25 +10691,190 @@
                 <w:rFonts w:ascii="Times New Roman" w:hAnsi="Times New Roman" w:eastAsia="宋体"/>
                 <w:sz w:val="18"/>
               </w:rPr>
-              <w:t>0 / 100 / 100</w:t>
-            </w:r>
-          </w:p>
-        </w:tc>
-        <w:tc>
-          <w:tcPr>
-            <w:tcW w:type="dxa" w:w="2041"/>
-          </w:tcPr>
-          <w:p>
-            <w:pPr>
-              <w:spacing w:before="20" w:after="20"/>
-              <w:jc w:val="center"/>
-            </w:pPr>
-            <w:r>
-              <w:rPr>
-                <w:rFonts w:ascii="Times New Roman" w:hAnsi="Times New Roman" w:eastAsia="宋体"/>
-                <w:sz w:val="18"/>
-              </w:rPr>
-              <w:t>0 / 100 / 0</w:t>
+              <w:t>100 / 100 / 100</w:t>
+            </w:r>
+          </w:p>
+        </w:tc>
+        <w:tc>
+          <w:tcPr>
+            <w:tcW w:type="dxa" w:w="2041"/>
+          </w:tcPr>
+          <w:p>
+            <w:pPr>
+              <w:spacing w:before="20" w:after="20"/>
+              <w:jc w:val="center"/>
+            </w:pPr>
+            <w:r>
+              <w:rPr>
+                <w:rFonts w:ascii="Times New Roman" w:hAnsi="Times New Roman" w:eastAsia="宋体"/>
+                <w:sz w:val="18"/>
+              </w:rPr>
+              <w:t>100 / 100 / 100</w:t>
+            </w:r>
+          </w:p>
+        </w:tc>
+        <w:tc>
+          <w:tcPr>
+            <w:tcW w:type="dxa" w:w="2041"/>
+          </w:tcPr>
+          <w:p>
+            <w:pPr>
+              <w:spacing w:before="20" w:after="20"/>
+              <w:jc w:val="center"/>
+            </w:pPr>
+            <w:r>
+              <w:rPr>
+                <w:rFonts w:ascii="Times New Roman" w:hAnsi="Times New Roman" w:eastAsia="宋体"/>
+                <w:sz w:val="18"/>
+              </w:rPr>
+            </w:r>
+          </w:p>
+        </w:tc>
+      </w:tr>
+      <w:tr>
+        <w:tc>
+          <w:tcPr>
+            <w:tcW w:type="dxa" w:w="2041"/>
+          </w:tcPr>
+          <w:p>
+            <w:pPr>
+              <w:spacing w:before="20" w:after="20"/>
+              <w:jc w:val="center"/>
+            </w:pPr>
+            <w:r>
+              <w:rPr>
+                <w:rFonts w:ascii="Times New Roman" w:hAnsi="Times New Roman" w:eastAsia="宋体"/>
+                <w:sz w:val="18"/>
+              </w:rPr>
+              <w:t>25 kHz</w:t>
+            </w:r>
+          </w:p>
+        </w:tc>
+        <w:tc>
+          <w:tcPr>
+            <w:tcW w:type="dxa" w:w="2041"/>
+          </w:tcPr>
+          <w:p>
+            <w:pPr>
+              <w:spacing w:before="20" w:after="20"/>
+              <w:jc w:val="center"/>
+            </w:pPr>
+            <w:r>
+              <w:rPr>
+                <w:rFonts w:ascii="Times New Roman" w:hAnsi="Times New Roman" w:eastAsia="宋体"/>
+                <w:sz w:val="18"/>
+              </w:rPr>
+              <w:t>100 / 100 / 100</w:t>
+            </w:r>
+          </w:p>
+        </w:tc>
+        <w:tc>
+          <w:tcPr>
+            <w:tcW w:type="dxa" w:w="2041"/>
+          </w:tcPr>
+          <w:p>
+            <w:pPr>
+              <w:spacing w:before="20" w:after="20"/>
+              <w:jc w:val="center"/>
+            </w:pPr>
+            <w:r>
+              <w:rPr>
+                <w:rFonts w:ascii="Times New Roman" w:hAnsi="Times New Roman" w:eastAsia="宋体"/>
+                <w:sz w:val="18"/>
+              </w:rPr>
+              <w:t>100 / 75 / 100</w:t>
+            </w:r>
+          </w:p>
+        </w:tc>
+        <w:tc>
+          <w:tcPr>
+            <w:tcW w:type="dxa" w:w="2041"/>
+          </w:tcPr>
+          <w:p>
+            <w:pPr>
+              <w:spacing w:before="20" w:after="20"/>
+              <w:jc w:val="center"/>
+            </w:pPr>
+            <w:r>
+              <w:rPr>
+                <w:rFonts w:ascii="Times New Roman" w:hAnsi="Times New Roman" w:eastAsia="宋体"/>
+                <w:sz w:val="18"/>
+              </w:rPr>
+              <w:t>网络方波在边界抖</w:t>
+            </w:r>
+          </w:p>
+        </w:tc>
+      </w:tr>
+      <w:tr>
+        <w:tc>
+          <w:tcPr>
+            <w:tcW w:type="dxa" w:w="2041"/>
+          </w:tcPr>
+          <w:p>
+            <w:pPr>
+              <w:spacing w:before="20" w:after="20"/>
+              <w:jc w:val="center"/>
+            </w:pPr>
+            <w:r>
+              <w:rPr>
+                <w:rFonts w:ascii="Times New Roman" w:hAnsi="Times New Roman" w:eastAsia="宋体"/>
+                <w:sz w:val="18"/>
+              </w:rPr>
+              <w:t>&gt; 25 kHz</w:t>
+            </w:r>
+          </w:p>
+        </w:tc>
+        <w:tc>
+          <w:tcPr>
+            <w:tcW w:type="dxa" w:w="2041"/>
+          </w:tcPr>
+          <w:p>
+            <w:pPr>
+              <w:spacing w:before="20" w:after="20"/>
+              <w:jc w:val="center"/>
+            </w:pPr>
+            <w:r>
+              <w:rPr>
+                <w:rFonts w:ascii="Times New Roman" w:hAnsi="Times New Roman" w:eastAsia="宋体"/>
+                <w:sz w:val="18"/>
+              </w:rPr>
+              <w:t>报“其他”</w:t>
+            </w:r>
+          </w:p>
+        </w:tc>
+        <w:tc>
+          <w:tcPr>
+            <w:tcW w:type="dxa" w:w="2041"/>
+          </w:tcPr>
+          <w:p>
+            <w:pPr>
+              <w:spacing w:before="20" w:after="20"/>
+              <w:jc w:val="center"/>
+            </w:pPr>
+            <w:r>
+              <w:rPr>
+                <w:rFonts w:ascii="Times New Roman" w:hAnsi="Times New Roman" w:eastAsia="宋体"/>
+                <w:sz w:val="18"/>
+              </w:rPr>
+              <w:t>报“其他”</w:t>
+            </w:r>
+          </w:p>
+        </w:tc>
+        <w:tc>
+          <w:tcPr>
+            <w:tcW w:type="dxa" w:w="2041"/>
+          </w:tcPr>
+          <w:p>
+            <w:pPr>
+              <w:spacing w:before="20" w:after="20"/>
+              <w:jc w:val="center"/>
+            </w:pPr>
+            <w:r>
+              <w:rPr>
+                <w:rFonts w:ascii="Times New Roman" w:hAnsi="Times New Roman" w:eastAsia="宋体"/>
+                <w:sz w:val="18"/>
+              </w:rPr>
+              <w:t>超出形状特征可靠范围</w:t>
             </w:r>
           </w:p>
         </w:tc>
@@ -10655,7 +10895,40 @@
           <w:rFonts w:ascii="Times New Roman" w:hAnsi="Times New Roman" w:eastAsia="宋体"/>
           <w:sz w:val="24"/>
         </w:rPr>
-        <w:t xml:space="preserve">神经网络在 100Hz~10kHz 全段占优，尤其正弦类保持 100% 而规则法在 65%~92% 之间波动；但在 20kHz 处规则法更稳。原因清晰：fs=50kHz 时 20kHz 每周期只剩约 2.5 个采样点，神经网络所依赖的统计矩在此被混叠污染，而规则法基于中值的电平统计仍能跟住波形。这一对照也说明，在本系统中“神经网络并不普遍优于规则法”，选择合适的频段分工才是正确结论。</w:t>
+        <w:t xml:space="preserve">这张表推翻了此前的结论。改造前它是“规则法 10kHz 记 0 分、网络满分”，看上去是神经网络明显更强；查下去才发现两边失败的根因是同一个 —— 每周期样点太少。把抽取比改成随频率自适应之后，规则法在 1k~25kHz 全部满分，神经网络仅在 1kHz 与 25kHz 的方波上分别掉到 50% 和 75%。</w:t>
+      </w:r>
+    </w:p>
+    <w:p>
+      <w:pPr>
+        <w:rPr>
+          <w:rFonts w:ascii="Times New Roman" w:hAnsi="Times New Roman" w:eastAsia="宋体" w:cs="Times New Roman"/>
+          <w:b/>
+          <w:sz w:val="28"/>
+        </w:rPr>
+        <w:ind w:firstLineChars="200"/>
+        <w:spacing w:line="360" w:lineRule="auto"/>
+      </w:pPr>
+      <w:r>
+        <w:rPr>
+          <w:rFonts w:ascii="Times New Roman" w:hAnsi="Times New Roman" w:eastAsia="宋体"/>
+          <w:sz w:val="24"/>
+        </w:rPr>
+        <w:t xml:space="preserve">所以本系统的结论不是“神经网络更强”，也不是“规则法更强”，而是：</w:t>
+      </w:r>
+      <w:r>
+        <w:rPr>
+          <w:rFonts w:ascii="Times New Roman" w:hAnsi="Times New Roman" w:eastAsia="宋体"/>
+          <w:sz w:val="24"/>
+          <w:b/>
+        </w:rPr>
+        <w:t xml:space="preserve">两条独立的路径在同一批激励上给出一致结论时，这个结论更可信</w:t>
+      </w:r>
+      <w:r>
+        <w:rPr>
+          <w:rFonts w:ascii="Times New Roman" w:hAnsi="Times New Roman" w:eastAsia="宋体"/>
+          <w:sz w:val="24"/>
+        </w:rPr>
+        <w:t xml:space="preserve">。这也解释了为什么默认走规则法 —— 它更稳；神经网络保留为可选通路，用于交叉印证。</w:t>
       </w:r>
     </w:p>
     <w:p>

--- a/report/tech_doc_draft.docx
+++ b/report/tech_doc_draft.docx
@@ -10073,43 +10073,43 @@
                 <w:rFonts w:ascii="Times New Roman" w:hAnsi="Times New Roman" w:eastAsia="宋体"/>
                 <w:sz w:val="18"/>
               </w:rPr>
-              <w:t>100Hz~10kHz</w:t>
-            </w:r>
-          </w:p>
-        </w:tc>
-        <w:tc>
-          <w:tcPr>
-            <w:tcW w:type="dxa" w:w="2041"/>
-          </w:tcPr>
-          <w:p>
-            <w:pPr>
-              <w:spacing w:before="20" w:after="20"/>
-              <w:jc w:val="center"/>
-            </w:pPr>
-            <w:r>
-              <w:rPr>
-                <w:rFonts w:ascii="Times New Roman" w:hAnsi="Times New Roman" w:eastAsia="宋体"/>
-                <w:sz w:val="18"/>
-              </w:rPr>
-              <w:t>正弦 65%~92%（波动），10kHz 崩到 0%</w:t>
-            </w:r>
-          </w:p>
-        </w:tc>
-        <w:tc>
-          <w:tcPr>
-            <w:tcW w:type="dxa" w:w="2041"/>
-          </w:tcPr>
-          <w:p>
-            <w:pPr>
-              <w:spacing w:before="20" w:after="20"/>
-              <w:jc w:val="center"/>
-            </w:pPr>
-            <w:r>
-              <w:rPr>
-                <w:rFonts w:ascii="Times New Roman" w:hAnsi="Times New Roman" w:eastAsia="宋体"/>
-                <w:sz w:val="18"/>
-              </w:rPr>
-              <w:t>三档全部 100%</w:t>
+              <w:t>1k~25kHz 上板实测</w:t>
+            </w:r>
+          </w:p>
+        </w:tc>
+        <w:tc>
+          <w:tcPr>
+            <w:tcW w:type="dxa" w:w="2041"/>
+          </w:tcPr>
+          <w:p>
+            <w:pPr>
+              <w:spacing w:before="20" w:after="20"/>
+              <w:jc w:val="center"/>
+            </w:pPr>
+            <w:r>
+              <w:rPr>
+                <w:rFonts w:ascii="Times New Roman" w:hAnsi="Times New Roman" w:eastAsia="宋体"/>
+                <w:sz w:val="18"/>
+              </w:rPr>
+              <w:t>三档波形全部 100%</w:t>
+            </w:r>
+          </w:p>
+        </w:tc>
+        <w:tc>
+          <w:tcPr>
+            <w:tcW w:type="dxa" w:w="2041"/>
+          </w:tcPr>
+          <w:p>
+            <w:pPr>
+              <w:spacing w:before="20" w:after="20"/>
+              <w:jc w:val="center"/>
+            </w:pPr>
+            <w:r>
+              <w:rPr>
+                <w:rFonts w:ascii="Times New Roman" w:hAnsi="Times New Roman" w:eastAsia="宋体"/>
+                <w:sz w:val="18"/>
+              </w:rPr>
+              <w:t>正弦/三角 100%；方波 1kHz 50%、25kHz 75%</w:t>
             </w:r>
           </w:p>
         </w:tc>
@@ -10129,43 +10129,43 @@
                 <w:rFonts w:ascii="Times New Roman" w:hAnsi="Times New Roman" w:eastAsia="宋体"/>
                 <w:sz w:val="18"/>
               </w:rPr>
-              <w:t>20kHz</w:t>
-            </w:r>
-          </w:p>
-        </w:tc>
-        <w:tc>
-          <w:tcPr>
-            <w:tcW w:type="dxa" w:w="2041"/>
-          </w:tcPr>
-          <w:p>
-            <w:pPr>
-              <w:spacing w:before="20" w:after="20"/>
-              <w:jc w:val="center"/>
-            </w:pPr>
-            <w:r>
-              <w:rPr>
-                <w:rFonts w:ascii="Times New Roman" w:hAnsi="Times New Roman" w:eastAsia="宋体"/>
-                <w:sz w:val="18"/>
-              </w:rPr>
-              <w:t>方波 100%，仍可用</w:t>
-            </w:r>
-          </w:p>
-        </w:tc>
-        <w:tc>
-          <w:tcPr>
-            <w:tcW w:type="dxa" w:w="2041"/>
-          </w:tcPr>
-          <w:p>
-            <w:pPr>
-              <w:spacing w:before="20" w:after="20"/>
-              <w:jc w:val="center"/>
-            </w:pPr>
-            <w:r>
-              <w:rPr>
-                <w:rFonts w:ascii="Times New Roman" w:hAnsi="Times New Roman" w:eastAsia="宋体"/>
-                <w:sz w:val="18"/>
-              </w:rPr>
-              <w:t>正弦/三角失效（每周期仅 2.5 点，矩特征混叠）</w:t>
+              <w:t>&gt;25kHz</w:t>
+            </w:r>
+          </w:p>
+        </w:tc>
+        <w:tc>
+          <w:tcPr>
+            <w:tcW w:type="dxa" w:w="2041"/>
+          </w:tcPr>
+          <w:p>
+            <w:pPr>
+              <w:spacing w:before="20" w:after="20"/>
+              <w:jc w:val="center"/>
+            </w:pPr>
+            <w:r>
+              <w:rPr>
+                <w:rFonts w:ascii="Times New Roman" w:hAnsi="Times New Roman" w:eastAsia="宋体"/>
+                <w:sz w:val="18"/>
+              </w:rPr>
+              <w:t>报“其他”（形状特征不足）</w:t>
+            </w:r>
+          </w:p>
+        </w:tc>
+        <w:tc>
+          <w:tcPr>
+            <w:tcW w:type="dxa" w:w="2041"/>
+          </w:tcPr>
+          <w:p>
+            <w:pPr>
+              <w:spacing w:before="20" w:after="20"/>
+              <w:jc w:val="center"/>
+            </w:pPr>
+            <w:r>
+              <w:rPr>
+                <w:rFonts w:ascii="Times New Roman" w:hAnsi="Times New Roman" w:eastAsia="宋体"/>
+                <w:sz w:val="18"/>
+              </w:rPr>
+              <w:t>报“其他”</w:t>
             </w:r>
           </w:p>
         </w:tc>
@@ -10221,7 +10221,7 @@
                 <w:rFonts w:ascii="Times New Roman" w:hAnsi="Times New Roman" w:eastAsia="宋体"/>
                 <w:sz w:val="18"/>
               </w:rPr>
-              <w:t>91.3%（正弦 95.3 / 方波 92.7 / 三角 90.7 / 其他 86.7）</w:t>
+              <w:t>91.3%（测试集口径，非板上）</w:t>
             </w:r>
           </w:p>
         </w:tc>
@@ -10241,6 +10241,62 @@
                 <w:rFonts w:ascii="Times New Roman" w:hAnsi="Times New Roman" w:eastAsia="宋体"/>
                 <w:sz w:val="18"/>
               </w:rPr>
+              <w:t>判决可解释性</w:t>
+            </w:r>
+          </w:p>
+        </w:tc>
+        <w:tc>
+          <w:tcPr>
+            <w:tcW w:type="dxa" w:w="2041"/>
+          </w:tcPr>
+          <w:p>
+            <w:pPr>
+              <w:spacing w:before="20" w:after="20"/>
+              <w:jc w:val="center"/>
+            </w:pPr>
+            <w:r>
+              <w:rPr>
+                <w:rFonts w:ascii="Times New Roman" w:hAnsi="Times New Roman" w:eastAsia="宋体"/>
+                <w:sz w:val="18"/>
+              </w:rPr>
+              <w:t>强：阈值与占比可当场复算</w:t>
+            </w:r>
+          </w:p>
+        </w:tc>
+        <w:tc>
+          <w:tcPr>
+            <w:tcW w:type="dxa" w:w="2041"/>
+          </w:tcPr>
+          <w:p>
+            <w:pPr>
+              <w:spacing w:before="20" w:after="20"/>
+              <w:jc w:val="center"/>
+            </w:pPr>
+            <w:r>
+              <w:rPr>
+                <w:rFonts w:ascii="Times New Roman" w:hAnsi="Times New Roman" w:eastAsia="宋体"/>
+                <w:sz w:val="18"/>
+              </w:rPr>
+              <w:t>弱：权重矩阵，需查中间层</w:t>
+            </w:r>
+          </w:p>
+        </w:tc>
+      </w:tr>
+      <w:tr>
+        <w:tc>
+          <w:tcPr>
+            <w:tcW w:type="dxa" w:w="2041"/>
+          </w:tcPr>
+          <w:p>
+            <w:pPr>
+              <w:spacing w:before="20" w:after="20"/>
+              <w:jc w:val="center"/>
+            </w:pPr>
+            <w:r>
+              <w:rPr>
+                <w:rFonts w:ascii="Times New Roman" w:hAnsi="Times New Roman" w:eastAsia="宋体"/>
+                <w:sz w:val="18"/>
+              </w:rPr>
               <w:t>结论</w:t>
             </w:r>
           </w:p>
@@ -10259,25 +10315,25 @@
                 <w:rFonts w:ascii="Times New Roman" w:hAnsi="Times New Roman" w:eastAsia="宋体"/>
                 <w:sz w:val="18"/>
               </w:rPr>
-              <w:t>高频段更稳，逻辑极简</w:t>
-            </w:r>
-          </w:p>
-        </w:tc>
-        <w:tc>
-          <w:tcPr>
-            <w:tcW w:type="dxa" w:w="2041"/>
-          </w:tcPr>
-          <w:p>
-            <w:pPr>
-              <w:spacing w:before="20" w:after="20"/>
-              <w:jc w:val="center"/>
-            </w:pPr>
-            <w:r>
-              <w:rPr>
-                <w:rFonts w:ascii="Times New Roman" w:hAnsi="Times New Roman" w:eastAsia="宋体"/>
-                <w:sz w:val="18"/>
-              </w:rPr>
-              <w:t>中低频显著占优，二者互补而非替代</w:t>
+              <w:t>本平台上更稳、更省，作为默认通路</w:t>
+            </w:r>
+          </w:p>
+        </w:tc>
+        <w:tc>
+          <w:tcPr>
+            <w:tcW w:type="dxa" w:w="2041"/>
+          </w:tcPr>
+          <w:p>
+            <w:pPr>
+              <w:spacing w:before="20" w:after="20"/>
+              <w:jc w:val="center"/>
+            </w:pPr>
+            <w:r>
+              <w:rPr>
+                <w:rFonts w:ascii="Times New Roman" w:hAnsi="Times New Roman" w:eastAsia="宋体"/>
+                <w:sz w:val="18"/>
+              </w:rPr>
+              <w:t>作独立交叉印证，不单独承担判决</w:t>
             </w:r>
           </w:p>
         </w:tc>
@@ -10298,7 +10354,22 @@
           <w:rFonts w:ascii="Times New Roman" w:hAnsi="Times New Roman" w:eastAsia="宋体"/>
           <w:sz w:val="24"/>
         </w:rPr>
-        <w:t xml:space="preserve">按频率细分如下。结论是二者互补而非替代——这也说明在该任务上，“神经网络是否更好”不能一概而论，要分频段看。</w:t>
+        <w:t xml:space="preserve">按频率细分如下。</w:t>
+      </w:r>
+      <w:r>
+        <w:rPr>
+          <w:rFonts w:ascii="Times New Roman" w:hAnsi="Times New Roman" w:eastAsia="宋体"/>
+          <w:sz w:val="24"/>
+          <w:b/>
+        </w:rPr>
+        <w:t xml:space="preserve">这张表和下面那张，都是在改造采样之后重测的</w:t>
+      </w:r>
+      <w:r>
+        <w:rPr>
+          <w:rFonts w:ascii="Times New Roman" w:hAnsi="Times New Roman" w:eastAsia="宋体"/>
+          <w:sz w:val="24"/>
+        </w:rPr>
+        <w:t xml:space="preserve">；此前的版本写的是“规则法 10kHz 崩到 0、神经网络中低频占优”，那是固定 50kHz 降采样时的结果，现在已不成立。</w:t>
       </w:r>
     </w:p>
     <w:p>
@@ -10896,6 +10967,161 @@
           <w:sz w:val="24"/>
         </w:rPr>
         <w:t xml:space="preserve">这张表推翻了此前的结论。改造前它是“规则法 10kHz 记 0 分、网络满分”，看上去是神经网络明显更强；查下去才发现两边失败的根因是同一个 —— 每周期样点太少。把抽取比改成随频率自适应之后，规则法在 1k~25kHz 全部满分，神经网络仅在 1kHz 与 25kHz 的方波上分别掉到 50% 和 75%。</w:t>
+      </w:r>
+    </w:p>
+    <w:p>
+      <w:pPr>
+        <w:rPr>
+          <w:rFonts w:ascii="Times New Roman" w:hAnsi="Times New Roman" w:eastAsia="宋体" w:cs="Times New Roman"/>
+          <w:b/>
+          <w:sz w:val="28"/>
+        </w:rPr>
+        <w:ind w:firstLineChars="200"/>
+        <w:spacing w:line="360" w:lineRule="auto"/>
+      </w:pPr>
+      <w:r>
+        <w:rPr>
+          <w:rFonts w:ascii="Times New Roman" w:hAnsi="Times New Roman" w:eastAsia="宋体"/>
+          <w:sz w:val="24"/>
+          <w:b/>
+        </w:rPr>
+        <w:t xml:space="preserve">为什么在这个平台上规则法更合适？</w:t>
+      </w:r>
+      <w:r>
+        <w:rPr>
+          <w:rFonts w:ascii="Times New Roman" w:hAnsi="Times New Roman" w:eastAsia="宋体"/>
+          <w:sz w:val="24"/>
+        </w:rPr>
+        <w:t xml:space="preserve"> 不是因为它“更先进”，恰恰相反 —— 它更朴素。三条理由：</w:t>
+      </w:r>
+    </w:p>
+    <w:p>
+      <w:pPr>
+        <w:rPr>
+          <w:rFonts w:ascii="Times New Roman" w:hAnsi="Times New Roman" w:eastAsia="宋体" w:cs="Times New Roman"/>
+          <w:b/>
+          <w:sz w:val="28"/>
+        </w:rPr>
+        <w:spacing w:line="360" w:lineRule="auto"/>
+      </w:pPr>
+      <w:r>
+        <w:rPr>
+          <w:rFonts w:ascii="Times New Roman" w:hAnsi="Times New Roman" w:eastAsia="宋体"/>
+          <w:sz w:val="24"/>
+        </w:rPr>
+        <w:t xml:space="preserve">· </w:t>
+      </w:r>
+      <w:r>
+        <w:rPr>
+          <w:rFonts w:ascii="Times New Roman" w:hAnsi="Times New Roman" w:eastAsia="宋体"/>
+          <w:sz w:val="24"/>
+          <w:b/>
+        </w:rPr>
+        <w:t xml:space="preserve">判决可当场复算</w:t>
+      </w:r>
+      <w:r>
+        <w:rPr>
+          <w:rFonts w:ascii="Times New Roman" w:hAnsi="Times New Roman" w:eastAsia="宋体"/>
+          <w:sz w:val="24"/>
+        </w:rPr>
+        <w:t xml:space="preserve">。规则法的判据是一个占比（|x−mid| 超过 3/8 跨度的样点比例）。评委给出任意一段波形，用串口传上来的 1024 个点就能手算复核。神经网络做不到这一点，只能答“权重矩阵算出来是这样”。在一个要证明“读数可信”的系统里，可复算比先进更重要。</w:t>
+      </w:r>
+    </w:p>
+    <w:p>
+      <w:pPr>
+        <w:rPr>
+          <w:rFonts w:ascii="Times New Roman" w:hAnsi="Times New Roman" w:eastAsia="宋体" w:cs="Times New Roman"/>
+          <w:b/>
+          <w:sz w:val="28"/>
+        </w:rPr>
+        <w:spacing w:line="360" w:lineRule="auto"/>
+      </w:pPr>
+      <w:r>
+        <w:rPr>
+          <w:rFonts w:ascii="Times New Roman" w:hAnsi="Times New Roman" w:eastAsia="宋体"/>
+          <w:sz w:val="24"/>
+        </w:rPr>
+        <w:t xml:space="preserve">· </w:t>
+      </w:r>
+      <w:r>
+        <w:rPr>
+          <w:rFonts w:ascii="Times New Roman" w:hAnsi="Times New Roman" w:eastAsia="宋体"/>
+          <w:sz w:val="24"/>
+          <w:b/>
+        </w:rPr>
+        <w:t xml:space="preserve">样本量与平台不匹配</w:t>
+      </w:r>
+      <w:r>
+        <w:rPr>
+          <w:rFonts w:ascii="Times New Roman" w:hAnsi="Times New Roman" w:eastAsia="宋体"/>
+          <w:sz w:val="24"/>
+        </w:rPr>
+        <w:t xml:space="preserve">。6-16-4 网络的训练样本是 2000 条合成波形，而板上真实信号经 DAC 重构、ADC 量化后带着台阶与边沿，与理想波形存在域差异。实测证据：神经网络在 1kHz 方波上会偶发抖动，正是理想方波与实测方波边沿不同所致。要补齐这个差距，需采几千条板上实测波形重训，成本远超收益。</w:t>
+      </w:r>
+    </w:p>
+    <w:p>
+      <w:pPr>
+        <w:rPr>
+          <w:rFonts w:ascii="Times New Roman" w:hAnsi="Times New Roman" w:eastAsia="宋体" w:cs="Times New Roman"/>
+          <w:b/>
+          <w:sz w:val="28"/>
+        </w:rPr>
+        <w:spacing w:line="360" w:lineRule="auto"/>
+      </w:pPr>
+      <w:r>
+        <w:rPr>
+          <w:rFonts w:ascii="Times New Roman" w:hAnsi="Times New Roman" w:eastAsia="宋体"/>
+          <w:sz w:val="24"/>
+        </w:rPr>
+        <w:t xml:space="preserve">· </w:t>
+      </w:r>
+      <w:r>
+        <w:rPr>
+          <w:rFonts w:ascii="Times New Roman" w:hAnsi="Times New Roman" w:eastAsia="宋体"/>
+          <w:sz w:val="24"/>
+          <w:b/>
+        </w:rPr>
+        <w:t xml:space="preserve">资源与确定性</w:t>
+      </w:r>
+      <w:r>
+        <w:rPr>
+          <w:rFonts w:ascii="Times New Roman" w:hAnsi="Times New Roman" w:eastAsia="宋体"/>
+          <w:sz w:val="24"/>
+        </w:rPr>
+        <w:t xml:space="preserve">。规则法只有比较器与计数器；神经网络要 160 个权重与串行乘累加，且判决依赖量化位宽与移位定标，换一版综合工具就可能漂移。竞赛现场要的是“按下去就出结果”。</w:t>
+      </w:r>
+    </w:p>
+    <w:p>
+      <w:pPr>
+        <w:rPr>
+          <w:rFonts w:ascii="Times New Roman" w:hAnsi="Times New Roman" w:eastAsia="宋体" w:cs="Times New Roman"/>
+          <w:b/>
+          <w:sz w:val="28"/>
+        </w:rPr>
+        <w:ind w:firstLineChars="200"/>
+        <w:spacing w:line="360" w:lineRule="auto"/>
+      </w:pPr>
+      <w:r>
+        <w:rPr>
+          <w:rFonts w:ascii="Times New Roman" w:hAnsi="Times New Roman" w:eastAsia="宋体"/>
+          <w:sz w:val="24"/>
+        </w:rPr>
+        <w:t xml:space="preserve">值得注意的是：</w:t>
+      </w:r>
+      <w:r>
+        <w:rPr>
+          <w:rFonts w:ascii="Times New Roman" w:hAnsi="Times New Roman" w:eastAsia="宋体"/>
+          <w:sz w:val="24"/>
+          <w:b/>
+        </w:rPr>
+        <w:t xml:space="preserve">获奖作品里神经网络恰恰是被当作差异化卖点来用的</w:t>
+      </w:r>
+      <w:r>
+        <w:rPr>
+          <w:rFonts w:ascii="Times New Roman" w:hAnsi="Times New Roman" w:eastAsia="宋体"/>
+          <w:sz w:val="24"/>
+        </w:rPr>
+        <w:t xml:space="preserve">（同类国一、国二作品中均出现“AI 波形识别 / CNN 波形识别”）。所以我们没有二选一，而是两条都实现、同行运行、一键切换 —— 既不放弃这条展示线，也用实测数据说明：在本平台上，朴素的规则法才是更可靠的那一条。</w:t>
       </w:r>
     </w:p>
     <w:p>

--- a/report/tech_doc_draft.docx
+++ b/report/tech_doc_draft.docx
@@ -3083,25 +3083,25 @@
                 <w:rFonts w:ascii="Times New Roman" w:hAnsi="Times New Roman" w:eastAsia="宋体"/>
                 <w:sz w:val="18"/>
               </w:rPr>
-              <w:t>随机噪声底（谱平均）</w:t>
-            </w:r>
-          </w:p>
-        </w:tc>
-        <w:tc>
-          <w:tcPr>
-            <w:tcW w:type="dxa" w:w="2041"/>
-          </w:tcPr>
-          <w:p>
-            <w:pPr>
-              <w:spacing w:before="20" w:after="20"/>
-              <w:jc w:val="center"/>
-            </w:pPr>
-            <w:r>
-              <w:rPr>
-                <w:rFonts w:ascii="Times New Roman" w:hAnsi="Times New Roman" w:eastAsia="宋体"/>
-                <w:sz w:val="18"/>
-              </w:rPr>
-              <w:t>单帧</w:t>
+              <w:t>噪声底起伏（谱平均）</w:t>
+            </w:r>
+          </w:p>
+        </w:tc>
+        <w:tc>
+          <w:tcPr>
+            <w:tcW w:type="dxa" w:w="2041"/>
+          </w:tcPr>
+          <w:p>
+            <w:pPr>
+              <w:spacing w:before="20" w:after="20"/>
+              <w:jc w:val="center"/>
+            </w:pPr>
+            <w:r>
+              <w:rPr>
+                <w:rFonts w:ascii="Times New Roman" w:hAnsi="Times New Roman" w:eastAsia="宋体"/>
+                <w:sz w:val="18"/>
+              </w:rPr>
+              <w:t>单帧，逐帧抖动大</w:t>
             </w:r>
           </w:p>
         </w:tc>
@@ -3137,7 +3137,7 @@
                 <w:rFonts w:ascii="Times New Roman" w:hAnsi="Times New Roman" w:eastAsia="宋体"/>
                 <w:sz w:val="18"/>
               </w:rPr>
-              <w:t>降 √8 ≈ 4.5 dB</w:t>
+              <w:t>起伏降至约 1/3，**均值不变**</w:t>
             </w:r>
           </w:p>
         </w:tc>
@@ -8671,7 +8671,37 @@
           <w:rFonts w:ascii="Times New Roman" w:hAnsi="Times New Roman" w:eastAsia="宋体"/>
           <w:sz w:val="24"/>
         </w:rPr>
-        <w:t xml:space="preserve">是纯信号处理的收益项：对 512 点幅度谱做 8 帧滑动平均，底噪按 sqrt(8) 约 2.8 倍（4.5dB）下降，直接改善频谱图与瀑布图的可读性。实现上只用一个累加器数组，每帧执行 acc ← acc − acc/8 + x，占用 1 块块 RAM 与两个加法器。</w:t>
+        <w:t xml:space="preserve">对 512 点幅度谱做 8 帧滑动平均，每帧执行 acc ← acc − acc/8 + x，占用 1 块块 RAM 与两个加法器。收益要说准确：它降低的是</w:t>
+      </w:r>
+      <w:r>
+        <w:rPr>
+          <w:rFonts w:ascii="Times New Roman" w:hAnsi="Times New Roman" w:eastAsia="宋体"/>
+          <w:sz w:val="24"/>
+          <w:b/>
+        </w:rPr>
+        <w:t xml:space="preserve">估计的方差</w:t>
+      </w:r>
+      <w:r>
+        <w:rPr>
+          <w:rFonts w:ascii="Times New Roman" w:hAnsi="Times New Roman" w:eastAsia="宋体"/>
+          <w:sz w:val="24"/>
+        </w:rPr>
+        <w:t xml:space="preserve">，不是</w:t>
+      </w:r>
+      <w:r>
+        <w:rPr>
+          <w:rFonts w:ascii="Times New Roman" w:hAnsi="Times New Roman" w:eastAsia="宋体"/>
+          <w:sz w:val="24"/>
+          <w:b/>
+        </w:rPr>
+        <w:t xml:space="preserve">底噪的高度</w:t>
+      </w:r>
+      <w:r>
+        <w:rPr>
+          <w:rFonts w:ascii="Times New Roman" w:hAnsi="Times New Roman" w:eastAsia="宋体"/>
+          <w:sz w:val="24"/>
+        </w:rPr>
+        <w:t xml:space="preserve">。</w:t>
       </w:r>
     </w:p>
     <w:p>
@@ -8689,6 +8719,132 @@
           <w:rFonts w:ascii="Times New Roman" w:hAnsi="Times New Roman" w:eastAsia="宋体"/>
           <w:sz w:val="24"/>
         </w:rPr>
+        <w:t xml:space="preserve">这一点必须讲清楚，否则会被追问倒。对随机噪声做 N 帧平均，平均值本身是</w:t>
+      </w:r>
+      <w:r>
+        <w:rPr>
+          <w:rFonts w:ascii="Times New Roman" w:hAnsi="Times New Roman" w:eastAsia="宋体"/>
+          <w:sz w:val="24"/>
+          <w:b/>
+        </w:rPr>
+        <w:t xml:space="preserve">无偏估计</w:t>
+      </w:r>
+      <w:r>
+        <w:rPr>
+          <w:rFonts w:ascii="Times New Roman" w:hAnsi="Times New Roman" w:eastAsia="宋体"/>
+          <w:sz w:val="24"/>
+        </w:rPr>
+        <w:t xml:space="preserve">——平均 N 次后期望不变，变的是逐帧的起伏：幅度标准差降到约 1/√N。本系统 8 帧 EMA 的等效平均帧数约 8，实测起伏降到约 1/3。所以在频谱上看到的现象是</w:t>
+      </w:r>
+      <w:r>
+        <w:rPr>
+          <w:rFonts w:ascii="Times New Roman" w:hAnsi="Times New Roman" w:eastAsia="宋体"/>
+          <w:sz w:val="24"/>
+          <w:b/>
+        </w:rPr>
+        <w:t xml:space="preserve">底噪的毛刺变平、瀑布图的雪花减少</w:t>
+      </w:r>
+      <w:r>
+        <w:rPr>
+          <w:rFonts w:ascii="Times New Roman" w:hAnsi="Times New Roman" w:eastAsia="宋体"/>
+          <w:sz w:val="24"/>
+        </w:rPr>
+        <w:t xml:space="preserve">，而</w:t>
+      </w:r>
+      <w:r>
+        <w:rPr>
+          <w:rFonts w:ascii="Times New Roman" w:hAnsi="Times New Roman" w:eastAsia="宋体"/>
+          <w:sz w:val="24"/>
+          <w:b/>
+        </w:rPr>
+        <w:t xml:space="preserve">底噪的平均高度基本不动</w:t>
+      </w:r>
+      <w:r>
+        <w:rPr>
+          <w:rFonts w:ascii="Times New Roman" w:hAnsi="Times New Roman" w:eastAsia="宋体"/>
+          <w:sz w:val="24"/>
+        </w:rPr>
+        <w:t xml:space="preserve">。若指望它把底噪“压下去一个台阶”，那是做不到的。</w:t>
+      </w:r>
+    </w:p>
+    <w:p>
+      <w:pPr>
+        <w:rPr>
+          <w:rFonts w:ascii="Times New Roman" w:hAnsi="Times New Roman" w:eastAsia="宋体" w:cs="Times New Roman"/>
+          <w:b/>
+          <w:sz w:val="28"/>
+        </w:rPr>
+        <w:ind w:firstLineChars="200"/>
+        <w:spacing w:line="360" w:lineRule="auto"/>
+      </w:pPr>
+      <w:r>
+        <w:rPr>
+          <w:rFonts w:ascii="Times New Roman" w:hAnsi="Times New Roman" w:eastAsia="宋体"/>
+          <w:sz w:val="24"/>
+        </w:rPr>
+        <w:t xml:space="preserve">真正能让底噪下降的是两条路：</w:t>
+      </w:r>
+      <w:r>
+        <w:rPr>
+          <w:rFonts w:ascii="Times New Roman" w:hAnsi="Times New Roman" w:eastAsia="宋体"/>
+          <w:sz w:val="24"/>
+          <w:b/>
+        </w:rPr>
+        <w:t xml:space="preserve">相干平均</w:t>
+      </w:r>
+      <w:r>
+        <w:rPr>
+          <w:rFonts w:ascii="Times New Roman" w:hAnsi="Times New Roman" w:eastAsia="宋体"/>
+          <w:sz w:val="24"/>
+        </w:rPr>
+        <w:t xml:space="preserve">（要求各帧信号相位对齐，先估计并补偿相位）与</w:t>
+      </w:r>
+      <w:r>
+        <w:rPr>
+          <w:rFonts w:ascii="Times New Roman" w:hAnsi="Times New Roman" w:eastAsia="宋体"/>
+          <w:sz w:val="24"/>
+          <w:b/>
+        </w:rPr>
+        <w:t xml:space="preserve">峰值保持</w:t>
+      </w:r>
+      <w:r>
+        <w:rPr>
+          <w:rFonts w:ascii="Times New Roman" w:hAnsi="Times New Roman" w:eastAsia="宋体"/>
+          <w:sz w:val="24"/>
+        </w:rPr>
+        <w:t xml:space="preserve">（取 N 帧的最大值，噪声也随之抬高，只适合找突发信号）。本系统没做这两条，所以文档这里不宣称“底噪降低 X dB”。平均器的主要价值在</w:t>
+      </w:r>
+      <w:r>
+        <w:rPr>
+          <w:rFonts w:ascii="Times New Roman" w:hAnsi="Times New Roman" w:eastAsia="宋体"/>
+          <w:sz w:val="24"/>
+          <w:b/>
+        </w:rPr>
+        <w:t xml:space="preserve">让谱线更稳定、便于读数</w:t>
+      </w:r>
+      <w:r>
+        <w:rPr>
+          <w:rFonts w:ascii="Times New Roman" w:hAnsi="Times New Roman" w:eastAsia="宋体"/>
+          <w:sz w:val="24"/>
+        </w:rPr>
+        <w:t xml:space="preserve">，不在提高灵敏度。</w:t>
+      </w:r>
+    </w:p>
+    <w:p>
+      <w:pPr>
+        <w:rPr>
+          <w:rFonts w:ascii="Times New Roman" w:hAnsi="Times New Roman" w:eastAsia="宋体" w:cs="Times New Roman"/>
+          <w:b/>
+          <w:sz w:val="28"/>
+        </w:rPr>
+        <w:ind w:firstLineChars="200"/>
+        <w:spacing w:line="360" w:lineRule="auto"/>
+      </w:pPr>
+      <w:r>
+        <w:rPr>
+          <w:rFonts w:ascii="Times New Roman" w:hAnsi="Times New Roman" w:eastAsia="宋体"/>
+          <w:sz w:val="24"/>
+        </w:rPr>
         <w:t xml:space="preserve">这里有一个容易做错的细节：</w:t>
       </w:r>
       <w:r>
@@ -8704,7 +8860,7 @@
           <w:rFonts w:ascii="Times New Roman" w:hAnsi="Times New Roman" w:eastAsia="宋体"/>
           <w:sz w:val="24"/>
         </w:rPr>
-        <w:t xml:space="preserve">。谱帧传输的是 8 位对数码，而对数是非线性压缩——对 8 位对数码取平均得到的是“平均对数幅度”，既不对应任何物理量，底噪也不会按 sqrt(N) 下降。因此平均器接在 17 位线性幅度与压缩器之间。代价是平均器自身有 3 拍流水延迟，下游写缓存的使能与地址需同步延迟，否则数据与 bin 号会错位。</w:t>
+        <w:t xml:space="preserve">。谱帧传输的是 8 位对数码，而对数是非线性压缩——对 8 位对数码取平均得到的是“平均对数幅度”，既不对应任何物理量，连“起伏变小”这个唯一收益也拿不到（对数域平均会让弱分量被强分量主导）。因此平均器接在 17 位线性幅度与压缩器之间。代价是平均器自身有 3 拍流水延迟，下游写缓存的使能与地址需同步延迟，否则数据与 bin 号会错位。</w:t>
       </w:r>
     </w:p>
     <w:p>
@@ -9179,6 +9335,214 @@
           <w:sz w:val="24"/>
         </w:rPr>
         <w:t xml:space="preserve">实测取一帧幅度谱的时间由 35ms 降至 24ms。降幅不到理论的一半，原因是只有采集时间减半，而 FFT 的计算时间是固定的；这一结果与该结构的预期一致。</w:t>
+      </w:r>
+    </w:p>
+    <w:p>
+      <w:pPr>
+        <w:rPr>
+          <w:rFonts w:ascii="Times New Roman" w:hAnsi="Times New Roman" w:eastAsia="宋体" w:cs="Times New Roman"/>
+          <w:b/>
+          <w:sz w:val="28"/>
+        </w:rPr>
+        <w:jc w:val="left"/>
+        <w:spacing w:line="360" w:lineRule="auto" w:after="40"/>
+      </w:pPr>
+      <w:r>
+        <w:rPr>
+          <w:rFonts w:ascii="Times New Roman" w:hAnsi="Times New Roman" w:eastAsia="宋体"/>
+          <w:sz w:val="24"/>
+          <w:b/>
+        </w:rPr>
+        <w:t xml:space="preserve">2.6.3b 自适应选窗（命令 0x97）—— 说清它的能力边界</w:t>
+      </w:r>
+    </w:p>
+    <w:p>
+      <w:pPr>
+        <w:rPr>
+          <w:rFonts w:ascii="Times New Roman" w:hAnsi="Times New Roman" w:eastAsia="宋体" w:cs="Times New Roman"/>
+          <w:b/>
+          <w:sz w:val="28"/>
+        </w:rPr>
+        <w:ind w:firstLineChars="200"/>
+        <w:spacing w:line="360" w:lineRule="auto"/>
+      </w:pPr>
+      <w:r>
+        <w:rPr>
+          <w:rFonts w:ascii="Times New Roman" w:hAnsi="Times New Roman" w:eastAsia="宋体"/>
+          <w:sz w:val="24"/>
+        </w:rPr>
+        <w:t xml:space="preserve">该功能让硬件按主峰偏离整数 bin 的程度 |δ| 自己选窗：|δ| &lt; 0.148 bin 时选矩形（主瓣最窄、频率精度最高），否则选 Hann（压泄漏）。δ 本就是抛物线插值过程中算出来的量，因此不额外增加运算。</w:t>
+      </w:r>
+    </w:p>
+    <w:p>
+      <w:pPr>
+        <w:rPr>
+          <w:rFonts w:ascii="Times New Roman" w:hAnsi="Times New Roman" w:eastAsia="宋体" w:cs="Times New Roman"/>
+          <w:b/>
+          <w:sz w:val="28"/>
+        </w:rPr>
+        <w:ind w:firstLineChars="200"/>
+        <w:spacing w:line="360" w:lineRule="auto"/>
+      </w:pPr>
+      <w:r>
+        <w:rPr>
+          <w:rFonts w:ascii="Times New Roman" w:hAnsi="Times New Roman" w:eastAsia="宋体"/>
+          <w:sz w:val="24"/>
+          <w:b/>
+        </w:rPr>
+        <w:t xml:space="preserve">但它的实际表现容易让人误判为“没生效”，原因有三条，必须讲在前面：</w:t>
+      </w:r>
+    </w:p>
+    <w:p>
+      <w:pPr>
+        <w:rPr>
+          <w:rFonts w:ascii="Times New Roman" w:hAnsi="Times New Roman" w:eastAsia="宋体" w:cs="Times New Roman"/>
+          <w:b/>
+          <w:sz w:val="28"/>
+        </w:rPr>
+        <w:spacing w:line="360" w:lineRule="auto"/>
+      </w:pPr>
+      <w:r>
+        <w:rPr>
+          <w:rFonts w:ascii="Times New Roman" w:hAnsi="Times New Roman" w:eastAsia="宋体"/>
+          <w:sz w:val="24"/>
+        </w:rPr>
+        <w:t xml:space="preserve">· </w:t>
+      </w:r>
+      <w:r>
+        <w:rPr>
+          <w:rFonts w:ascii="Times New Roman" w:hAnsi="Times New Roman" w:eastAsia="宋体"/>
+          <w:sz w:val="24"/>
+          <w:b/>
+        </w:rPr>
+        <w:t xml:space="preserve">只在矩形与 Hann 之间二选一</w:t>
+      </w:r>
+      <w:r>
+        <w:rPr>
+          <w:rFonts w:ascii="Times New Roman" w:hAnsi="Times New Roman" w:eastAsia="宋体"/>
+          <w:sz w:val="24"/>
+        </w:rPr>
+        <w:t xml:space="preserve">。选窗结果是 {1'b0, win_auto_pick}，两位里高位置 0，所以取值只能是 0 或 1 —— </w:t>
+      </w:r>
+      <w:r>
+        <w:rPr>
+          <w:rFonts w:ascii="Times New Roman" w:hAnsi="Times New Roman" w:eastAsia="宋体"/>
+          <w:sz w:val="24"/>
+          <w:b/>
+        </w:rPr>
+        <w:t xml:space="preserve">永远不会选到 Blackman</w:t>
+      </w:r>
+      <w:r>
+        <w:rPr>
+          <w:rFonts w:ascii="Times New Roman" w:hAnsi="Times New Roman" w:eastAsia="宋体"/>
+          <w:sz w:val="24"/>
+        </w:rPr>
+        <w:t xml:space="preserve">。这是当初为省资源做的取舍，不是遗漏；Blackman 仍可手动切换。</w:t>
+      </w:r>
+    </w:p>
+    <w:p>
+      <w:pPr>
+        <w:rPr>
+          <w:rFonts w:ascii="Times New Roman" w:hAnsi="Times New Roman" w:eastAsia="宋体" w:cs="Times New Roman"/>
+          <w:b/>
+          <w:sz w:val="28"/>
+        </w:rPr>
+        <w:spacing w:line="360" w:lineRule="auto"/>
+      </w:pPr>
+      <w:r>
+        <w:rPr>
+          <w:rFonts w:ascii="Times New Roman" w:hAnsi="Times New Roman" w:eastAsia="宋体"/>
+          <w:sz w:val="24"/>
+        </w:rPr>
+        <w:t xml:space="preserve">· </w:t>
+      </w:r>
+      <w:r>
+        <w:rPr>
+          <w:rFonts w:ascii="Times New Roman" w:hAnsi="Times New Roman" w:eastAsia="宋体"/>
+          <w:sz w:val="24"/>
+          <w:b/>
+        </w:rPr>
+        <w:t xml:space="preserve">大多数频率下“开了等于没开”</w:t>
+      </w:r>
+      <w:r>
+        <w:rPr>
+          <w:rFonts w:ascii="Times New Roman" w:hAnsi="Times New Roman" w:eastAsia="宋体"/>
+          <w:sz w:val="24"/>
+        </w:rPr>
+        <w:t xml:space="preserve">。|δ| 在 0~0.5 bin 之间近似均匀分布，阈值 0.148 意味着约 70% 的情况判为 Hann，而 Hann 本来就是上电默认档。也就是说，随手设一个频率去试，七成概率看到的是“切了但没变”。</w:t>
+      </w:r>
+    </w:p>
+    <w:p>
+      <w:pPr>
+        <w:rPr>
+          <w:rFonts w:ascii="Times New Roman" w:hAnsi="Times New Roman" w:eastAsia="宋体" w:cs="Times New Roman"/>
+          <w:b/>
+          <w:sz w:val="28"/>
+        </w:rPr>
+        <w:spacing w:line="360" w:lineRule="auto"/>
+      </w:pPr>
+      <w:r>
+        <w:rPr>
+          <w:rFonts w:ascii="Times New Roman" w:hAnsi="Times New Roman" w:eastAsia="宋体"/>
+          <w:sz w:val="24"/>
+        </w:rPr>
+        <w:t xml:space="preserve">· </w:t>
+      </w:r>
+      <w:r>
+        <w:rPr>
+          <w:rFonts w:ascii="Times New Roman" w:hAnsi="Times New Roman" w:eastAsia="宋体"/>
+          <w:sz w:val="24"/>
+          <w:b/>
+        </w:rPr>
+        <w:t xml:space="preserve">判决依赖主峰插值成功</w:t>
+      </w:r>
+      <w:r>
+        <w:rPr>
+          <w:rFonts w:ascii="Times New Roman" w:hAnsi="Times New Roman" w:eastAsia="宋体"/>
+          <w:sz w:val="24"/>
+        </w:rPr>
+        <w:t xml:space="preserve">。更新语句写在插值有效分支里，若主峰落在 bin 0~1（频率低于约 98Hz）或三点幅度过于接近（分母 ≤ 16）导致插值被跳过，这一帧就</w:t>
+      </w:r>
+      <w:r>
+        <w:rPr>
+          <w:rFonts w:ascii="Times New Roman" w:hAnsi="Times New Roman" w:eastAsia="宋体"/>
+          <w:sz w:val="24"/>
+          <w:b/>
+        </w:rPr>
+        <w:t xml:space="preserve">不更新</w:t>
+      </w:r>
+      <w:r>
+        <w:rPr>
+          <w:rFonts w:ascii="Times New Roman" w:hAnsi="Times New Roman" w:eastAsia="宋体"/>
+          <w:sz w:val="24"/>
+        </w:rPr>
+        <w:t xml:space="preserve">自适应结果，沿用上一次的值。</w:t>
+      </w:r>
+    </w:p>
+    <w:p>
+      <w:pPr>
+        <w:rPr>
+          <w:rFonts w:ascii="Times New Roman" w:hAnsi="Times New Roman" w:eastAsia="宋体" w:cs="Times New Roman"/>
+          <w:b/>
+          <w:sz w:val="28"/>
+        </w:rPr>
+        <w:ind w:firstLineChars="200"/>
+        <w:spacing w:line="360" w:lineRule="auto"/>
+      </w:pPr>
+      <w:r>
+        <w:rPr>
+          <w:rFonts w:ascii="Times New Roman" w:hAnsi="Times New Roman" w:eastAsia="宋体"/>
+          <w:sz w:val="24"/>
+          <w:b/>
+        </w:rPr>
+        <w:t xml:space="preserve">想看到它真的切换，必须用整 bin 频率</w:t>
+      </w:r>
+      <w:r>
+        <w:rPr>
+          <w:rFonts w:ascii="Times New Roman" w:hAnsi="Times New Roman" w:eastAsia="宋体"/>
+          <w:sz w:val="24"/>
+        </w:rPr>
+        <w:t xml:space="preserve">：976Hz、1953Hz、4883Hz（即 k × 48.828Hz）。此时 |δ|≈0，判为矩形，频谱会从 Hann 下的“一根宽峰 + 裙边”变成“一根窄峰”，肉眼可辨。这也解释了为什么随意取频率时看不出变化 —— 判据没有错，是输入没有落在能触发切换的区域。</w:t>
       </w:r>
     </w:p>
     <w:p>
@@ -12421,6 +12785,566 @@
           <w:sz w:val="24"/>
         </w:rPr>
         <w:t xml:space="preserve">，而不是大致吻合。方波三峰实测 999 / 2998 / 4997 Hz 对应真值 1000 / 3000 / 5000，误差均小于 0.1%，这个结论在模型和板上同时成立。</w:t>
+      </w:r>
+    </w:p>
+    <w:p>
+      <w:pPr>
+        <w:rPr>
+          <w:rFonts w:ascii="Times New Roman" w:hAnsi="Times New Roman" w:eastAsia="宋体" w:cs="Times New Roman"/>
+          <w:b/>
+          <w:sz w:val="28"/>
+        </w:rPr>
+        <w:jc w:val="left"/>
+        <w:spacing w:line="360" w:lineRule="auto" w:after="40"/>
+      </w:pPr>
+      <w:r>
+        <w:rPr>
+          <w:rFonts w:ascii="Times New Roman" w:hAnsi="Times New Roman" w:eastAsia="宋体"/>
+          <w:sz w:val="24"/>
+          <w:b/>
+        </w:rPr>
+        <w:t xml:space="preserve">3.4.2b 自研 FFT 的频率边界（用的时候必须先知道）</w:t>
+      </w:r>
+    </w:p>
+    <w:p>
+      <w:pPr>
+        <w:rPr>
+          <w:rFonts w:ascii="Times New Roman" w:hAnsi="Times New Roman" w:eastAsia="宋体" w:cs="Times New Roman"/>
+          <w:b/>
+          <w:sz w:val="28"/>
+        </w:rPr>
+        <w:ind w:firstLineChars="200"/>
+        <w:spacing w:line="360" w:lineRule="auto"/>
+      </w:pPr>
+      <w:r>
+        <w:rPr>
+          <w:rFonts w:ascii="Times New Roman" w:hAnsi="Times New Roman" w:eastAsia="宋体"/>
+          <w:sz w:val="24"/>
+        </w:rPr>
+        <w:t xml:space="preserve">自研通路只扫描 bin 1~511，所以它的</w:t>
+      </w:r>
+      <w:r>
+        <w:rPr>
+          <w:rFonts w:ascii="Times New Roman" w:hAnsi="Times New Roman" w:eastAsia="宋体"/>
+          <w:sz w:val="24"/>
+          <w:b/>
+        </w:rPr>
+        <w:t xml:space="preserve">可用频率范围是 fs/2，与奈奎斯特一致</w:t>
+      </w:r>
+      <w:r>
+        <w:rPr>
+          <w:rFonts w:ascii="Times New Roman" w:hAnsi="Times New Roman" w:eastAsia="宋体"/>
+          <w:sz w:val="24"/>
+        </w:rPr>
+        <w:t xml:space="preserve">，但实际边界要说成具体数字：</w:t>
+      </w:r>
+    </w:p>
+    <w:tbl>
+      <w:tblPr>
+        <w:tblW w:type="auto" w:w="0"/>
+        <w:jc w:val="center"/>
+        <w:tblLook w:firstColumn="1" w:firstRow="1" w:lastColumn="0" w:lastRow="0" w:noHBand="0" w:noVBand="1" w:val="04A0"/>
+        <w:tblBorders>
+          <w:top w:val="single" w:sz="12"/>
+          <w:bottom w:val="single" w:sz="12"/>
+          <w:left w:val="none"/>
+          <w:right w:val="none"/>
+          <w:insideH w:val="none"/>
+          <w:insideV w:val="none"/>
+        </w:tblBorders>
+        <w:tblLayout w:type="fixed"/>
+      </w:tblPr>
+      <w:tblGrid>
+        <w:gridCol w:w="1384"/>
+        <w:gridCol w:w="1384"/>
+        <w:gridCol w:w="1384"/>
+        <w:gridCol w:w="1384"/>
+        <w:gridCol w:w="1384"/>
+        <w:gridCol w:w="1384"/>
+      </w:tblGrid>
+      <w:tr>
+        <w:tc>
+          <w:tcPr>
+            <w:tcW w:type="dxa" w:w="2041"/>
+            <w:tcBorders>
+              <w:bottom w:val="single" w:sz="6"/>
+            </w:tcBorders>
+          </w:tcPr>
+          <w:p>
+            <w:pPr>
+              <w:spacing w:before="20" w:after="20"/>
+              <w:jc w:val="center"/>
+            </w:pPr>
+            <w:r>
+              <w:rPr>
+                <w:rFonts w:ascii="Times New Roman" w:hAnsi="Times New Roman" w:eastAsia="宋体"/>
+                <w:b/>
+                <w:sz w:val="18"/>
+              </w:rPr>
+              <w:t>时基</w:t>
+            </w:r>
+          </w:p>
+        </w:tc>
+        <w:tc>
+          <w:tcPr>
+            <w:tcW w:type="dxa" w:w="2041"/>
+            <w:tcBorders>
+              <w:bottom w:val="single" w:sz="6"/>
+            </w:tcBorders>
+          </w:tcPr>
+          <w:p>
+            <w:pPr>
+              <w:spacing w:before="20" w:after="20"/>
+              <w:jc w:val="center"/>
+            </w:pPr>
+            <w:r>
+              <w:rPr>
+                <w:rFonts w:ascii="Times New Roman" w:hAnsi="Times New Roman" w:eastAsia="宋体"/>
+                <w:b/>
+                <w:sz w:val="18"/>
+              </w:rPr>
+              <w:t>采样率 fs</w:t>
+            </w:r>
+          </w:p>
+        </w:tc>
+        <w:tc>
+          <w:tcPr>
+            <w:tcW w:type="dxa" w:w="2041"/>
+            <w:tcBorders>
+              <w:bottom w:val="single" w:sz="6"/>
+            </w:tcBorders>
+          </w:tcPr>
+          <w:p>
+            <w:pPr>
+              <w:spacing w:before="20" w:after="20"/>
+              <w:jc w:val="center"/>
+            </w:pPr>
+            <w:r>
+              <w:rPr>
+                <w:rFonts w:ascii="Times New Roman" w:hAnsi="Times New Roman" w:eastAsia="宋体"/>
+                <w:b/>
+                <w:sz w:val="18"/>
+              </w:rPr>
+              <w:t>Δf = fs/1024</w:t>
+            </w:r>
+          </w:p>
+        </w:tc>
+        <w:tc>
+          <w:tcPr>
+            <w:tcW w:type="dxa" w:w="2041"/>
+            <w:tcBorders>
+              <w:bottom w:val="single" w:sz="6"/>
+            </w:tcBorders>
+          </w:tcPr>
+          <w:p>
+            <w:pPr>
+              <w:spacing w:before="20" w:after="20"/>
+              <w:jc w:val="center"/>
+            </w:pPr>
+            <w:r>
+              <w:rPr>
+                <w:rFonts w:ascii="Times New Roman" w:hAnsi="Times New Roman" w:eastAsia="宋体"/>
+                <w:b/>
+                <w:sz w:val="18"/>
+              </w:rPr>
+              <w:t>可用 bin</w:t>
+            </w:r>
+          </w:p>
+        </w:tc>
+        <w:tc>
+          <w:tcPr>
+            <w:tcW w:type="dxa" w:w="2041"/>
+            <w:tcBorders>
+              <w:bottom w:val="single" w:sz="6"/>
+            </w:tcBorders>
+          </w:tcPr>
+          <w:p>
+            <w:pPr>
+              <w:spacing w:before="20" w:after="20"/>
+              <w:jc w:val="center"/>
+            </w:pPr>
+            <w:r>
+              <w:rPr>
+                <w:rFonts w:ascii="Times New Roman" w:hAnsi="Times New Roman" w:eastAsia="宋体"/>
+                <w:b/>
+                <w:sz w:val="18"/>
+              </w:rPr>
+              <w:t>频率范围</w:t>
+            </w:r>
+          </w:p>
+        </w:tc>
+        <w:tc>
+          <w:tcPr>
+            <w:tcW w:type="dxa" w:w="2041"/>
+            <w:tcBorders>
+              <w:bottom w:val="single" w:sz="6"/>
+            </w:tcBorders>
+          </w:tcPr>
+          <w:p>
+            <w:pPr>
+              <w:spacing w:before="20" w:after="20"/>
+              <w:jc w:val="center"/>
+            </w:pPr>
+            <w:r>
+              <w:rPr>
+                <w:rFonts w:ascii="Times New Roman" w:hAnsi="Times New Roman" w:eastAsia="宋体"/>
+                <w:b/>
+                <w:sz w:val="18"/>
+              </w:rPr>
+              <w:t>三峰可测的基频上限</w:t>
+            </w:r>
+          </w:p>
+        </w:tc>
+      </w:tr>
+      <w:tr>
+        <w:tc>
+          <w:tcPr>
+            <w:tcW w:type="dxa" w:w="2041"/>
+          </w:tcPr>
+          <w:p>
+            <w:pPr>
+              <w:spacing w:before="20" w:after="20"/>
+              <w:jc w:val="center"/>
+            </w:pPr>
+            <w:r>
+              <w:rPr>
+                <w:rFonts w:ascii="Times New Roman" w:hAnsi="Times New Roman" w:eastAsia="宋体"/>
+                <w:sz w:val="18"/>
+              </w:rPr>
+              <w:t>T1（默认）</w:t>
+            </w:r>
+          </w:p>
+        </w:tc>
+        <w:tc>
+          <w:tcPr>
+            <w:tcW w:type="dxa" w:w="2041"/>
+          </w:tcPr>
+          <w:p>
+            <w:pPr>
+              <w:spacing w:before="20" w:after="20"/>
+              <w:jc w:val="center"/>
+            </w:pPr>
+            <w:r>
+              <w:rPr>
+                <w:rFonts w:ascii="Times New Roman" w:hAnsi="Times New Roman" w:eastAsia="宋体"/>
+                <w:sz w:val="18"/>
+              </w:rPr>
+              <w:t>50 kHz</w:t>
+            </w:r>
+          </w:p>
+        </w:tc>
+        <w:tc>
+          <w:tcPr>
+            <w:tcW w:type="dxa" w:w="2041"/>
+          </w:tcPr>
+          <w:p>
+            <w:pPr>
+              <w:spacing w:before="20" w:after="20"/>
+              <w:jc w:val="center"/>
+            </w:pPr>
+            <w:r>
+              <w:rPr>
+                <w:rFonts w:ascii="Times New Roman" w:hAnsi="Times New Roman" w:eastAsia="宋体"/>
+                <w:sz w:val="18"/>
+              </w:rPr>
+              <w:t>48.83 Hz</w:t>
+            </w:r>
+          </w:p>
+        </w:tc>
+        <w:tc>
+          <w:tcPr>
+            <w:tcW w:type="dxa" w:w="2041"/>
+          </w:tcPr>
+          <w:p>
+            <w:pPr>
+              <w:spacing w:before="20" w:after="20"/>
+              <w:jc w:val="center"/>
+            </w:pPr>
+            <w:r>
+              <w:rPr>
+                <w:rFonts w:ascii="Times New Roman" w:hAnsi="Times New Roman" w:eastAsia="宋体"/>
+                <w:sz w:val="18"/>
+              </w:rPr>
+              <w:t>1 ~ 511</w:t>
+            </w:r>
+          </w:p>
+        </w:tc>
+        <w:tc>
+          <w:tcPr>
+            <w:tcW w:type="dxa" w:w="2041"/>
+          </w:tcPr>
+          <w:p>
+            <w:pPr>
+              <w:spacing w:before="20" w:after="20"/>
+              <w:jc w:val="center"/>
+            </w:pPr>
+            <w:r>
+              <w:rPr>
+                <w:rFonts w:ascii="Times New Roman" w:hAnsi="Times New Roman" w:eastAsia="宋体"/>
+                <w:sz w:val="18"/>
+              </w:rPr>
+              <w:t>48.8 ~ 24951 Hz</w:t>
+            </w:r>
+          </w:p>
+        </w:tc>
+        <w:tc>
+          <w:tcPr>
+            <w:tcW w:type="dxa" w:w="2041"/>
+          </w:tcPr>
+          <w:p>
+            <w:pPr>
+              <w:spacing w:before="20" w:after="20"/>
+              <w:jc w:val="center"/>
+            </w:pPr>
+            <w:r>
+              <w:rPr>
+                <w:rFonts w:ascii="Times New Roman" w:hAnsi="Times New Roman" w:eastAsia="宋体"/>
+                <w:sz w:val="18"/>
+              </w:rPr>
+              <w:t>≈ 4990 Hz（5f 不出界）</w:t>
+            </w:r>
+          </w:p>
+        </w:tc>
+      </w:tr>
+      <w:tr>
+        <w:tc>
+          <w:tcPr>
+            <w:tcW w:type="dxa" w:w="2041"/>
+          </w:tcPr>
+          <w:p>
+            <w:pPr>
+              <w:spacing w:before="20" w:after="20"/>
+              <w:jc w:val="center"/>
+            </w:pPr>
+            <w:r>
+              <w:rPr>
+                <w:rFonts w:ascii="Times New Roman" w:hAnsi="Times New Roman" w:eastAsia="宋体"/>
+                <w:sz w:val="18"/>
+              </w:rPr>
+              <w:t>T2</w:t>
+            </w:r>
+          </w:p>
+        </w:tc>
+        <w:tc>
+          <w:tcPr>
+            <w:tcW w:type="dxa" w:w="2041"/>
+          </w:tcPr>
+          <w:p>
+            <w:pPr>
+              <w:spacing w:before="20" w:after="20"/>
+              <w:jc w:val="center"/>
+            </w:pPr>
+            <w:r>
+              <w:rPr>
+                <w:rFonts w:ascii="Times New Roman" w:hAnsi="Times New Roman" w:eastAsia="宋体"/>
+                <w:sz w:val="18"/>
+              </w:rPr>
+              <w:t>12.5 kHz</w:t>
+            </w:r>
+          </w:p>
+        </w:tc>
+        <w:tc>
+          <w:tcPr>
+            <w:tcW w:type="dxa" w:w="2041"/>
+          </w:tcPr>
+          <w:p>
+            <w:pPr>
+              <w:spacing w:before="20" w:after="20"/>
+              <w:jc w:val="center"/>
+            </w:pPr>
+            <w:r>
+              <w:rPr>
+                <w:rFonts w:ascii="Times New Roman" w:hAnsi="Times New Roman" w:eastAsia="宋体"/>
+                <w:sz w:val="18"/>
+              </w:rPr>
+              <w:t>12.21 Hz</w:t>
+            </w:r>
+          </w:p>
+        </w:tc>
+        <w:tc>
+          <w:tcPr>
+            <w:tcW w:type="dxa" w:w="2041"/>
+          </w:tcPr>
+          <w:p>
+            <w:pPr>
+              <w:spacing w:before="20" w:after="20"/>
+              <w:jc w:val="center"/>
+            </w:pPr>
+            <w:r>
+              <w:rPr>
+                <w:rFonts w:ascii="Times New Roman" w:hAnsi="Times New Roman" w:eastAsia="宋体"/>
+                <w:sz w:val="18"/>
+              </w:rPr>
+              <w:t>1 ~ 511</w:t>
+            </w:r>
+          </w:p>
+        </w:tc>
+        <w:tc>
+          <w:tcPr>
+            <w:tcW w:type="dxa" w:w="2041"/>
+          </w:tcPr>
+          <w:p>
+            <w:pPr>
+              <w:spacing w:before="20" w:after="20"/>
+              <w:jc w:val="center"/>
+            </w:pPr>
+            <w:r>
+              <w:rPr>
+                <w:rFonts w:ascii="Times New Roman" w:hAnsi="Times New Roman" w:eastAsia="宋体"/>
+                <w:sz w:val="18"/>
+              </w:rPr>
+              <w:t>12.2 ~ 6238 Hz</w:t>
+            </w:r>
+          </w:p>
+        </w:tc>
+        <w:tc>
+          <w:tcPr>
+            <w:tcW w:type="dxa" w:w="2041"/>
+          </w:tcPr>
+          <w:p>
+            <w:pPr>
+              <w:spacing w:before="20" w:after="20"/>
+              <w:jc w:val="center"/>
+            </w:pPr>
+            <w:r>
+              <w:rPr>
+                <w:rFonts w:ascii="Times New Roman" w:hAnsi="Times New Roman" w:eastAsia="宋体"/>
+                <w:sz w:val="18"/>
+              </w:rPr>
+              <w:t>≈ 1248 Hz</w:t>
+            </w:r>
+          </w:p>
+        </w:tc>
+      </w:tr>
+    </w:tbl>
+    <w:p>
+      <w:pPr>
+        <w:rPr>
+          <w:rFonts w:ascii="Times New Roman" w:hAnsi="Times New Roman" w:eastAsia="宋体" w:cs="Times New Roman"/>
+          <w:b/>
+          <w:sz w:val="28"/>
+        </w:rPr>
+        <w:ind w:firstLineChars="200"/>
+        <w:spacing w:line="360" w:lineRule="auto"/>
+      </w:pPr>
+      <w:r>
+        <w:rPr>
+          <w:rFonts w:ascii="Times New Roman" w:hAnsi="Times New Roman" w:eastAsia="宋体"/>
+          <w:sz w:val="24"/>
+        </w:rPr>
+        <w:t xml:space="preserve">两个限制值得单独说明，因为它们在实操中最先撞到：</w:t>
+      </w:r>
+    </w:p>
+    <w:p>
+      <w:pPr>
+        <w:rPr>
+          <w:rFonts w:ascii="Times New Roman" w:hAnsi="Times New Roman" w:eastAsia="宋体" w:cs="Times New Roman"/>
+          <w:b/>
+          <w:sz w:val="28"/>
+        </w:rPr>
+        <w:spacing w:line="360" w:lineRule="auto"/>
+      </w:pPr>
+      <w:r>
+        <w:rPr>
+          <w:rFonts w:ascii="Times New Roman" w:hAnsi="Times New Roman" w:eastAsia="宋体"/>
+          <w:sz w:val="24"/>
+        </w:rPr>
+        <w:t xml:space="preserve">· </w:t>
+      </w:r>
+      <w:r>
+        <w:rPr>
+          <w:rFonts w:ascii="Times New Roman" w:hAnsi="Times New Roman" w:eastAsia="宋体"/>
+          <w:sz w:val="24"/>
+          <w:b/>
+        </w:rPr>
+        <w:t xml:space="preserve">第三峰比第一峰更早失效</w:t>
+      </w:r>
+      <w:r>
+        <w:rPr>
+          <w:rFonts w:ascii="Times New Roman" w:hAnsi="Times New Roman" w:eastAsia="宋体"/>
+          <w:sz w:val="24"/>
+        </w:rPr>
+        <w:t xml:space="preserve">。方波的能量集中在基波与奇次谐波，三峰通常对应 f、3f、5f。5f 是最高的那个，因此</w:t>
+      </w:r>
+      <w:r>
+        <w:rPr>
+          <w:rFonts w:ascii="Times New Roman" w:hAnsi="Times New Roman" w:eastAsia="宋体"/>
+          <w:sz w:val="24"/>
+          <w:b/>
+        </w:rPr>
+        <w:t xml:space="preserve">基波超过约 5kHz（T1 下 4990Hz）时，五次谐波就越过 24951Hz 被丢掉</w:t>
+      </w:r>
+      <w:r>
+        <w:rPr>
+          <w:rFonts w:ascii="Times New Roman" w:hAnsi="Times New Roman" w:eastAsia="宋体"/>
+          <w:sz w:val="24"/>
+        </w:rPr>
+        <w:t xml:space="preserve">，第三峰位会被噪声峰占据 —— 读数开始乱跳，或者因为幅度门限（主峰/8）不满足而输出 0。这不是算法出错，是那根谱线已经不在观察窗内。</w:t>
+      </w:r>
+    </w:p>
+    <w:p>
+      <w:pPr>
+        <w:rPr>
+          <w:rFonts w:ascii="Times New Roman" w:hAnsi="Times New Roman" w:eastAsia="宋体" w:cs="Times New Roman"/>
+          <w:b/>
+          <w:sz w:val="28"/>
+        </w:rPr>
+        <w:spacing w:line="360" w:lineRule="auto"/>
+      </w:pPr>
+      <w:r>
+        <w:rPr>
+          <w:rFonts w:ascii="Times New Roman" w:hAnsi="Times New Roman" w:eastAsia="宋体"/>
+          <w:sz w:val="24"/>
+        </w:rPr>
+        <w:t xml:space="preserve">· </w:t>
+      </w:r>
+      <w:r>
+        <w:rPr>
+          <w:rFonts w:ascii="Times New Roman" w:hAnsi="Times New Roman" w:eastAsia="宋体"/>
+          <w:sz w:val="24"/>
+          <w:b/>
+        </w:rPr>
+        <w:t xml:space="preserve">峰间隔下限 293Hz（6 bin）</w:t>
+      </w:r>
+      <w:r>
+        <w:rPr>
+          <w:rFonts w:ascii="Times New Roman" w:hAnsi="Times New Roman" w:eastAsia="宋体"/>
+          <w:sz w:val="24"/>
+        </w:rPr>
+        <w:t xml:space="preserve">。三趟扫描要求第 2、3 峰与已选峰相隔至少 6 个 bin，目的是避开单根谱线泄漏造成的假峰（未加窗时 GAP=4 会漏出假峰，实测最坏相位 9.1% 泄漏）。代价是</w:t>
+      </w:r>
+      <w:r>
+        <w:rPr>
+          <w:rFonts w:ascii="Times New Roman" w:hAnsi="Times New Roman" w:eastAsia="宋体"/>
+          <w:sz w:val="24"/>
+          <w:b/>
+        </w:rPr>
+        <w:t xml:space="preserve">间隔小于 293Hz 的两个峰只会报出强的那一个</w:t>
+      </w:r>
+      <w:r>
+        <w:rPr>
+          <w:rFonts w:ascii="Times New Roman" w:hAnsi="Times New Roman" w:eastAsia="宋体"/>
+          <w:sz w:val="24"/>
+        </w:rPr>
+        <w:t xml:space="preserve"> —— 1kHz 方波的 1k/3k/5k 间隔 2kHz，远大于该门限，不受影响；但若用它去分辨两个相邻的窄带信号，就要注意这条。</w:t>
+      </w:r>
+    </w:p>
+    <w:p>
+      <w:pPr>
+        <w:rPr>
+          <w:rFonts w:ascii="Times New Roman" w:hAnsi="Times New Roman" w:eastAsia="宋体" w:cs="Times New Roman"/>
+          <w:b/>
+          <w:sz w:val="28"/>
+        </w:rPr>
+        <w:ind w:firstLineChars="200"/>
+        <w:spacing w:line="360" w:lineRule="auto"/>
+      </w:pPr>
+      <w:r>
+        <w:rPr>
+          <w:rFonts w:ascii="Times New Roman" w:hAnsi="Times New Roman" w:eastAsia="宋体"/>
+          <w:sz w:val="24"/>
+        </w:rPr>
+        <w:t xml:space="preserve">这两条都不是缺陷，是「在 1024 点 + 单通道 25MSPS 这个配置下，物理上能看到多少」的边界。把边界写清楚，比事后被问倒要好。</w:t>
       </w:r>
     </w:p>
     <w:p>

--- a/report/tech_doc_draft.docx
+++ b/report/tech_doc_draft.docx
@@ -176,15 +176,15 @@
           <w:rFonts w:ascii="Times New Roman" w:hAnsi="Times New Roman" w:eastAsia="宋体"/>
           <w:sz w:val="24"/>
         </w:rPr>
-        <w:t xml:space="preserve">实测：加 Hann 窗与抛物线插值后，泄漏由 14.7% 降至 0.9%，1kHz 读数由 976Hz 修正至 999Hz（2.4%→0.1%）；电压测量 1~4V 内最大偏差 2.8%；整片 LUT 7407（35.61%）、DSP 42.22%，50MHz 下 </w:t>
-      </w:r>
-      <w:r>
-        <w:rPr>
-          <w:rFonts w:ascii="Times New Roman" w:hAnsi="Times New Roman" w:eastAsia="宋体"/>
-          <w:sz w:val="24"/>
-          <w:b/>
-        </w:rPr>
-        <w:t xml:space="preserve">WNS +1.352 ns、零失败端点</w:t>
+        <w:t xml:space="preserve">实测：加 Hann 窗与抛物线插值后，泄漏由 14.7% 降至 0.9%，1kHz 读数由 976Hz 修正至 999Hz（2.4%→0.1%）；电压测量 1~4V 内最大偏差 2.8%；整片 LUT 7469（35.91%）、DSP 42.22%，50MHz 下 </w:t>
+      </w:r>
+      <w:r>
+        <w:rPr>
+          <w:rFonts w:ascii="Times New Roman" w:hAnsi="Times New Roman" w:eastAsia="宋体"/>
+          <w:sz w:val="24"/>
+          <w:b/>
+        </w:rPr>
+        <w:t xml:space="preserve">WNS +1.406 ns、零失败端点</w:t>
       </w:r>
       <w:r>
         <w:rPr>
@@ -918,7 +918,7 @@
           <w:rFonts w:ascii="Times New Roman" w:hAnsi="Times New Roman" w:eastAsia="宋体"/>
           <w:sz w:val="24"/>
         </w:rPr>
-        <w:t xml:space="preserve">（3）轻量化的实现约束。所有扩展功能都在既有引擎上完成，不新建独立引擎：反向变换复用同一套蝶形（仅加位反转寻址与共轭旋转因子），额外逻辑代价几乎为零；50% 帧重叠用几百个 LUT 的分布式 RAM 换取采集时间减半，不占块 RAM；窗函数切换只多用一块 1024x16 的 BRAM。十项功能全部加入后，设计为 LUT 35.61%、寄存器 15.69%、DSP 42.22%、块 RAM 22.00%，LUT 仍留有约六成余量，时序裕量 +1.352ns。</w:t>
+        <w:t xml:space="preserve">（3）轻量化的实现约束。所有扩展功能都在既有引擎上完成，不新建独立引擎：反向变换复用同一套蝶形（仅加位反转寻址与共轭旋转因子），额外逻辑代价几乎为零；50% 帧重叠用几百个 LUT 的分布式 RAM 换取采集时间减半，不占块 RAM；窗函数切换只多用一块 1024x16 的 BRAM。十项功能全部加入后，设计为 LUT 35.91%、寄存器 15.94%、DSP 42.22%、块 RAM 22.00%，LUT 仍留有约六成余量，时序裕量 +1.406ns。</w:t>
       </w:r>
     </w:p>
     <w:p>
@@ -1540,7 +1540,7 @@
                 <w:rFonts w:ascii="Times New Roman" w:hAnsi="Times New Roman" w:eastAsia="宋体"/>
                 <w:sz w:val="18"/>
               </w:rPr>
-              <w:t>LUT 35.61% / FF 15.69% / DSP 42.22% / BRAM 22.00%</w:t>
+              <w:t>LUT 35.91% / FF 15.94% / DSP 42.22% / BRAM 22.00%</w:t>
             </w:r>
           </w:p>
         </w:tc>
@@ -1576,7 +1576,7 @@
                 <w:rFonts w:ascii="Times New Roman" w:hAnsi="Times New Roman" w:eastAsia="宋体"/>
                 <w:sz w:val="18"/>
               </w:rPr>
-              <w:t>WNS +1.352ns，0 失败端点</w:t>
+              <w:t>WNS +1.406ns，0 失败端点</w:t>
             </w:r>
           </w:p>
         </w:tc>
@@ -1817,7 +1817,7 @@
           <w:sz w:val="24"/>
           <w:b/>
         </w:rPr>
-        <w:t xml:space="preserve">+1.352ns</w:t>
+        <w:t xml:space="preserve">+1.406ns</w:t>
       </w:r>
       <w:r>
         <w:rPr>
@@ -2525,25 +2525,25 @@
                 <w:rFonts w:ascii="Times New Roman" w:hAnsi="Times New Roman" w:eastAsia="宋体"/>
                 <w:sz w:val="18"/>
               </w:rPr>
-              <w:t>7,407 LUT（35.61%）/ 6,527 FF（15.69%）</w:t>
-            </w:r>
-          </w:p>
-        </w:tc>
-        <w:tc>
-          <w:tcPr>
-            <w:tcW w:type="dxa" w:w="2041"/>
-          </w:tcPr>
-          <w:p>
-            <w:pPr>
-              <w:spacing w:before="20" w:after="20"/>
-              <w:jc w:val="center"/>
-            </w:pPr>
-            <w:r>
-              <w:rPr>
-                <w:rFonts w:ascii="Times New Roman" w:hAnsi="Times New Roman" w:eastAsia="宋体"/>
-                <w:sz w:val="18"/>
-              </w:rPr>
-              <w:t>时序 +1.352ns，零失败端点</w:t>
+              <w:t>7,469 LUT（35.91%）/ 6,633 FF（15.94%）</w:t>
+            </w:r>
+          </w:p>
+        </w:tc>
+        <w:tc>
+          <w:tcPr>
+            <w:tcW w:type="dxa" w:w="2041"/>
+          </w:tcPr>
+          <w:p>
+            <w:pPr>
+              <w:spacing w:before="20" w:after="20"/>
+              <w:jc w:val="center"/>
+            </w:pPr>
+            <w:r>
+              <w:rPr>
+                <w:rFonts w:ascii="Times New Roman" w:hAnsi="Times New Roman" w:eastAsia="宋体"/>
+                <w:sz w:val="18"/>
+              </w:rPr>
+              <w:t>时序 +1.406ns，零失败端点</w:t>
             </w:r>
           </w:p>
         </w:tc>
@@ -2599,25 +2599,25 @@
                 <w:rFonts w:ascii="Times New Roman" w:hAnsi="Times New Roman" w:eastAsia="宋体"/>
                 <w:sz w:val="18"/>
               </w:rPr>
-              <w:t>加四项扩展后：8,754（42.09%）；关 ILA 后最终：7,407（35.61%）</w:t>
-            </w:r>
-          </w:p>
-        </w:tc>
-        <w:tc>
-          <w:tcPr>
-            <w:tcW w:type="dxa" w:w="2041"/>
-          </w:tcPr>
-          <w:p>
-            <w:pPr>
-              <w:spacing w:before="20" w:after="20"/>
-              <w:jc w:val="center"/>
-            </w:pPr>
-            <w:r>
-              <w:rPr>
-                <w:rFonts w:ascii="Times New Roman" w:hAnsi="Times New Roman" w:eastAsia="宋体"/>
-                <w:sz w:val="18"/>
-              </w:rPr>
-              <w:t>三者为不同基线，不可直接相减</w:t>
+              <w:t>加四项扩展后：8,754（42.09%）；关 ILA 后 7,407（35.61%）；10-21 修好谱平均的 BRAM 推断后 7,469（35.91%）</w:t>
+            </w:r>
+          </w:p>
+        </w:tc>
+        <w:tc>
+          <w:tcPr>
+            <w:tcW w:type="dxa" w:w="2041"/>
+          </w:tcPr>
+          <w:p>
+            <w:pPr>
+              <w:spacing w:before="20" w:after="20"/>
+              <w:jc w:val="center"/>
+            </w:pPr>
+            <w:r>
+              <w:rPr>
+                <w:rFonts w:ascii="Times New Roman" w:hAnsi="Times New Roman" w:eastAsia="宋体"/>
+                <w:sz w:val="18"/>
+              </w:rPr>
+              <w:t>四者为不同基线，不可直接相减</w:t>
             </w:r>
           </w:p>
         </w:tc>
@@ -2683,15 +2683,15 @@
           <w:rFonts w:ascii="Times New Roman" w:hAnsi="Times New Roman" w:eastAsia="宋体"/>
           <w:sz w:val="24"/>
         </w:rPr>
-        <w:t xml:space="preserve">：v1.21 交付版为 7063 LUT（33.96%），加入四项扩展后为 8754（42.09%），但当时 ILA 调试核还开着；关闭 ILA 后最终为 7407（35.61%）。</w:t>
-      </w:r>
-      <w:r>
-        <w:rPr>
-          <w:rFonts w:ascii="Times New Roman" w:hAnsi="Times New Roman" w:eastAsia="宋体"/>
-          <w:sz w:val="24"/>
-          <w:b/>
-        </w:rPr>
-        <w:t xml:space="preserve">三者的基线不同，不能直接相减得出「某项功能花了多少 LUT」</w:t>
+        <w:t xml:space="preserve">：v1.21 交付版为 7063 LUT（33.96%），加入四项扩展后为 8754（42.09%），但当时 ILA 调试核还开着；关闭 ILA 后为 7407（35.61%）；10-21 修好谱平均存储器的 BRAM 推断后为 7469（35.91%）。</w:t>
+      </w:r>
+      <w:r>
+        <w:rPr>
+          <w:rFonts w:ascii="Times New Roman" w:hAnsi="Times New Roman" w:eastAsia="宋体"/>
+          <w:sz w:val="24"/>
+          <w:b/>
+        </w:rPr>
+        <w:t xml:space="preserve">这几个数的基线不同，不能直接相减得出「某项功能花了多少 LUT」</w:t>
       </w:r>
       <w:r>
         <w:rPr>
@@ -6053,25 +6053,25 @@
                 <w:rFonts w:ascii="Times New Roman" w:hAnsi="Times New Roman" w:eastAsia="宋体"/>
                 <w:sz w:val="18"/>
               </w:rPr>
-              <w:t>7,407（35.61%）</w:t>
-            </w:r>
-          </w:p>
-        </w:tc>
-        <w:tc>
-          <w:tcPr>
-            <w:tcW w:type="dxa" w:w="2041"/>
-          </w:tcPr>
-          <w:p>
-            <w:pPr>
-              <w:spacing w:before="20" w:after="20"/>
-              <w:jc w:val="center"/>
-            </w:pPr>
-            <w:r>
-              <w:rPr>
-                <w:rFonts w:ascii="Times New Roman" w:hAnsi="Times New Roman" w:eastAsia="宋体"/>
-                <w:sz w:val="18"/>
-              </w:rPr>
-              <w:t>6,527（15.69%）</w:t>
+              <w:t>7,469（35.91%）</w:t>
+            </w:r>
+          </w:p>
+        </w:tc>
+        <w:tc>
+          <w:tcPr>
+            <w:tcW w:type="dxa" w:w="2041"/>
+          </w:tcPr>
+          <w:p>
+            <w:pPr>
+              <w:spacing w:before="20" w:after="20"/>
+              <w:jc w:val="center"/>
+            </w:pPr>
+            <w:r>
+              <w:rPr>
+                <w:rFonts w:ascii="Times New Roman" w:hAnsi="Times New Roman" w:eastAsia="宋体"/>
+                <w:sz w:val="18"/>
+              </w:rPr>
+              <w:t>6,633（15.94%）</w:t>
             </w:r>
           </w:p>
         </w:tc>
@@ -13381,7 +13381,7 @@
           <w:rFonts w:ascii="Times New Roman" w:hAnsi="Times New Roman" w:eastAsia="宋体"/>
           <w:sz w:val="24"/>
         </w:rPr>
-        <w:t xml:space="preserve">一套验证体系的价值，最终要看它有没有真的拦下错误。本项目有三例：</w:t>
+        <w:t xml:space="preserve">一套验证体系的价值，最终要看它有没有真的拦下错误。本项目有四例：</w:t>
       </w:r>
     </w:p>
     <w:p>
@@ -13533,6 +13533,53 @@
           <w:sz w:val="24"/>
         </w:rPr>
         <w:t xml:space="preserve">。综合器不报错、不警告，功能「大部分正常」，只有那一行数据永远缺失。是在做上板回归、逐行核对串口输出时，发现两行之间少了预期的一行才暴露的。修法是把状态寄存器加宽一位，并写了一个全库扫描脚本，按「常量值 ≥ 2^位宽」正则排查同类问题。</w:t>
+      </w:r>
+    </w:p>
+    <w:p>
+      <w:pPr>
+        <w:rPr>
+          <w:rFonts w:ascii="Times New Roman" w:hAnsi="Times New Roman" w:eastAsia="宋体" w:cs="Times New Roman"/>
+          <w:b/>
+          <w:sz w:val="28"/>
+        </w:rPr>
+        <w:spacing w:line="360" w:lineRule="auto"/>
+      </w:pPr>
+      <w:r>
+        <w:rPr>
+          <w:rFonts w:ascii="Times New Roman" w:hAnsi="Times New Roman" w:eastAsia="宋体"/>
+          <w:sz w:val="24"/>
+        </w:rPr>
+        <w:t xml:space="preserve">· </w:t>
+      </w:r>
+      <w:r>
+        <w:rPr>
+          <w:rFonts w:ascii="Times New Roman" w:hAnsi="Times New Roman" w:eastAsia="宋体"/>
+          <w:sz w:val="24"/>
+          <w:b/>
+        </w:rPr>
+        <w:t xml:space="preserve">两个功能从未生效（上板实测发现）</w:t>
+      </w:r>
+      <w:r>
+        <w:rPr>
+          <w:rFonts w:ascii="Times New Roman" w:hAnsi="Times New Roman" w:eastAsia="宋体"/>
+          <w:sz w:val="24"/>
+        </w:rPr>
+        <w:t xml:space="preserve">：0x97 自适应选窗与 0x98 谱平均在代码里、在协议表里、在上位机里都齐全，唯独 cmd_decoder 的实例化漏了.win_auto 与 .avg_en 两个端口。Verilog 把未连接的输入当作无驱动网络，Vivado 静默解析为 0 —— </w:t>
+      </w:r>
+      <w:r>
+        <w:rPr>
+          <w:rFonts w:ascii="Times New Roman" w:hAnsi="Times New Roman" w:eastAsia="宋体"/>
+          <w:sz w:val="24"/>
+          <w:b/>
+        </w:rPr>
+        <w:t xml:space="preserve">综合零警告</w:t>
+      </w:r>
+      <w:r>
+        <w:rPr>
+          <w:rFonts w:ascii="Times New Roman" w:hAnsi="Times New Roman" w:eastAsia="宋体"/>
+          <w:sz w:val="24"/>
+        </w:rPr>
+        <w:t xml:space="preserve">，这两个功能从写成那天起就是死的。发现方式是上板逐条发命令看 WIN= 行：手动切窗 0x90 三档全变，而 0x97 开关前后完全不动，对照之下才定位。修复后接通端口，又暴露出第二个问题：谱平均的 512×24 累加存储器因写在带异步复位的always 块里，被判定无法映射块 RAM，退化成 12597 个触发器（占全设计 FF 的 65%），整片 LUT 由此从 35.61% 冲到 53.08%。按 f_ram 的同一模板把读写口拆成两个无复位 always 后，存储器落到 1 块 RAMB36，资源回到 35.91%。</w:t>
       </w:r>
     </w:p>
     <w:p>

--- a/report/tech_doc_draft.docx
+++ b/report/tech_doc_draft.docx
@@ -13101,7 +13101,7 @@
                 <w:rFonts w:ascii="Times New Roman" w:hAnsi="Times New Roman" w:eastAsia="宋体"/>
                 <w:sz w:val="18"/>
               </w:rPr>
-              <w:t>≈ 4990 Hz（5f 不出界）</w:t>
+              <w:t>≈ 4975 Hz（5f 不出界）</w:t>
             </w:r>
           </w:p>
         </w:tc>
@@ -13264,22 +13264,1088 @@
           <w:rFonts w:ascii="Times New Roman" w:hAnsi="Times New Roman" w:eastAsia="宋体"/>
           <w:sz w:val="24"/>
         </w:rPr>
-        <w:t xml:space="preserve">。方波的能量集中在基波与奇次谐波，三峰通常对应 f、3f、5f。5f 是最高的那个，因此</w:t>
-      </w:r>
-      <w:r>
-        <w:rPr>
-          <w:rFonts w:ascii="Times New Roman" w:hAnsi="Times New Roman" w:eastAsia="宋体"/>
-          <w:sz w:val="24"/>
-          <w:b/>
-        </w:rPr>
-        <w:t xml:space="preserve">基波超过约 5kHz（T1 下 4990Hz）时，五次谐波就越过 24951Hz 被丢掉</w:t>
-      </w:r>
-      <w:r>
-        <w:rPr>
-          <w:rFonts w:ascii="Times New Roman" w:hAnsi="Times New Roman" w:eastAsia="宋体"/>
-          <w:sz w:val="24"/>
-        </w:rPr>
-        <w:t xml:space="preserve">，第三峰位会被噪声峰占据 —— 读数开始乱跳，或者因为幅度门限（主峰/8）不满足而输出 0。这不是算法出错，是那根谱线已经不在观察窗内。</w:t>
+        <w:t xml:space="preserve">。方波的能量集中在基波与奇次谐波，三峰通常对应 f、3f、5f，5f 是最高的那个，所以最先撞上限。</w:t>
+      </w:r>
+      <w:r>
+        <w:rPr>
+          <w:rFonts w:ascii="Times New Roman" w:hAnsi="Times New Roman" w:eastAsia="宋体"/>
+          <w:sz w:val="24"/>
+          <w:b/>
+        </w:rPr>
+        <w:t xml:space="preserve">但失效方式不是读数消失，而是折叠成一个错误的、看起来完全合理的值</w:t>
+      </w:r>
+      <w:r>
+        <w:rPr>
+          <w:rFonts w:ascii="Times New Roman" w:hAnsi="Times New Roman" w:eastAsia="宋体"/>
+          <w:sz w:val="24"/>
+        </w:rPr>
+        <w:t xml:space="preserve">。</w:t>
+      </w:r>
+    </w:p>
+    <w:p>
+      <w:pPr>
+        <w:rPr>
+          <w:rFonts w:ascii="Times New Roman" w:hAnsi="Times New Roman" w:eastAsia="宋体" w:cs="Times New Roman"/>
+          <w:b/>
+          <w:sz w:val="28"/>
+        </w:rPr>
+        <w:ind w:firstLineChars="200"/>
+        <w:spacing w:line="360" w:lineRule="auto"/>
+      </w:pPr>
+      <w:r>
+        <w:rPr>
+          <w:rFonts w:ascii="Times New Roman" w:hAnsi="Times New Roman" w:eastAsia="宋体"/>
+          <w:sz w:val="24"/>
+        </w:rPr>
+        <w:t xml:space="preserve">上板逐点实测（T1，连续 2~8 次取一致值）：</w:t>
+      </w:r>
+    </w:p>
+    <w:tbl>
+      <w:tblPr>
+        <w:tblW w:type="auto" w:w="0"/>
+        <w:jc w:val="center"/>
+        <w:tblLook w:firstColumn="1" w:firstRow="1" w:lastColumn="0" w:lastRow="0" w:noHBand="0" w:noVBand="1" w:val="04A0"/>
+        <w:tblBorders>
+          <w:top w:val="single" w:sz="12"/>
+          <w:bottom w:val="single" w:sz="12"/>
+          <w:left w:val="none"/>
+          <w:right w:val="none"/>
+          <w:insideH w:val="none"/>
+          <w:insideV w:val="none"/>
+        </w:tblBorders>
+        <w:tblLayout w:type="fixed"/>
+      </w:tblPr>
+      <w:tblGrid>
+        <w:gridCol w:w="1661"/>
+        <w:gridCol w:w="1661"/>
+        <w:gridCol w:w="1661"/>
+        <w:gridCol w:w="1661"/>
+        <w:gridCol w:w="1661"/>
+      </w:tblGrid>
+      <w:tr>
+        <w:tc>
+          <w:tcPr>
+            <w:tcW w:type="dxa" w:w="2041"/>
+            <w:tcBorders>
+              <w:bottom w:val="single" w:sz="6"/>
+            </w:tcBorders>
+          </w:tcPr>
+          <w:p>
+            <w:pPr>
+              <w:spacing w:before="20" w:after="20"/>
+              <w:jc w:val="center"/>
+            </w:pPr>
+            <w:r>
+              <w:rPr>
+                <w:rFonts w:ascii="Times New Roman" w:hAnsi="Times New Roman" w:eastAsia="宋体"/>
+                <w:b/>
+                <w:sz w:val="18"/>
+              </w:rPr>
+              <w:t>基频</w:t>
+            </w:r>
+          </w:p>
+        </w:tc>
+        <w:tc>
+          <w:tcPr>
+            <w:tcW w:type="dxa" w:w="2041"/>
+            <w:tcBorders>
+              <w:bottom w:val="single" w:sz="6"/>
+            </w:tcBorders>
+          </w:tcPr>
+          <w:p>
+            <w:pPr>
+              <w:spacing w:before="20" w:after="20"/>
+              <w:jc w:val="center"/>
+            </w:pPr>
+            <w:r>
+              <w:rPr>
+                <w:rFonts w:ascii="Times New Roman" w:hAnsi="Times New Roman" w:eastAsia="宋体"/>
+                <w:b/>
+                <w:sz w:val="18"/>
+              </w:rPr>
+              <w:t>5f 理论值</w:t>
+            </w:r>
+          </w:p>
+        </w:tc>
+        <w:tc>
+          <w:tcPr>
+            <w:tcW w:type="dxa" w:w="2041"/>
+            <w:tcBorders>
+              <w:bottom w:val="single" w:sz="6"/>
+            </w:tcBorders>
+          </w:tcPr>
+          <w:p>
+            <w:pPr>
+              <w:spacing w:before="20" w:after="20"/>
+              <w:jc w:val="center"/>
+            </w:pPr>
+            <w:r>
+              <w:rPr>
+                <w:rFonts w:ascii="Times New Roman" w:hAnsi="Times New Roman" w:eastAsia="宋体"/>
+                <w:b/>
+                <w:sz w:val="18"/>
+              </w:rPr>
+              <w:t>第三峰读数</w:t>
+            </w:r>
+          </w:p>
+        </w:tc>
+        <w:tc>
+          <w:tcPr>
+            <w:tcW w:type="dxa" w:w="2041"/>
+            <w:tcBorders>
+              <w:bottom w:val="single" w:sz="6"/>
+            </w:tcBorders>
+          </w:tcPr>
+          <w:p>
+            <w:pPr>
+              <w:spacing w:before="20" w:after="20"/>
+              <w:jc w:val="center"/>
+            </w:pPr>
+            <w:r>
+              <w:rPr>
+                <w:rFonts w:ascii="Times New Roman" w:hAnsi="Times New Roman" w:eastAsia="宋体"/>
+                <w:b/>
+                <w:sz w:val="18"/>
+              </w:rPr>
+              <w:t>读数 ÷ 5</w:t>
+            </w:r>
+          </w:p>
+        </w:tc>
+        <w:tc>
+          <w:tcPr>
+            <w:tcW w:type="dxa" w:w="2041"/>
+            <w:tcBorders>
+              <w:bottom w:val="single" w:sz="6"/>
+            </w:tcBorders>
+          </w:tcPr>
+          <w:p>
+            <w:pPr>
+              <w:spacing w:before="20" w:after="20"/>
+              <w:jc w:val="center"/>
+            </w:pPr>
+            <w:r>
+              <w:rPr>
+                <w:rFonts w:ascii="Times New Roman" w:hAnsi="Times New Roman" w:eastAsia="宋体"/>
+                <w:b/>
+                <w:sz w:val="18"/>
+              </w:rPr>
+              <w:t>真实关系</w:t>
+            </w:r>
+          </w:p>
+        </w:tc>
+      </w:tr>
+      <w:tr>
+        <w:tc>
+          <w:tcPr>
+            <w:tcW w:type="dxa" w:w="2041"/>
+          </w:tcPr>
+          <w:p>
+            <w:pPr>
+              <w:spacing w:before="20" w:after="20"/>
+              <w:jc w:val="center"/>
+            </w:pPr>
+            <w:r>
+              <w:rPr>
+                <w:rFonts w:ascii="Times New Roman" w:hAnsi="Times New Roman" w:eastAsia="宋体"/>
+                <w:sz w:val="18"/>
+              </w:rPr>
+              <w:t>4600 Hz</w:t>
+            </w:r>
+          </w:p>
+        </w:tc>
+        <w:tc>
+          <w:tcPr>
+            <w:tcW w:type="dxa" w:w="2041"/>
+          </w:tcPr>
+          <w:p>
+            <w:pPr>
+              <w:spacing w:before="20" w:after="20"/>
+              <w:jc w:val="center"/>
+            </w:pPr>
+            <w:r>
+              <w:rPr>
+                <w:rFonts w:ascii="Times New Roman" w:hAnsi="Times New Roman" w:eastAsia="宋体"/>
+                <w:sz w:val="18"/>
+              </w:rPr>
+              <w:t>23000 Hz</w:t>
+            </w:r>
+          </w:p>
+        </w:tc>
+        <w:tc>
+          <w:tcPr>
+            <w:tcW w:type="dxa" w:w="2041"/>
+          </w:tcPr>
+          <w:p>
+            <w:pPr>
+              <w:spacing w:before="20" w:after="20"/>
+              <w:jc w:val="center"/>
+            </w:pPr>
+            <w:r>
+              <w:rPr>
+                <w:rFonts w:ascii="Times New Roman" w:hAnsi="Times New Roman" w:eastAsia="宋体"/>
+                <w:sz w:val="18"/>
+              </w:rPr>
+              <w:t>22999 Hz</w:t>
+            </w:r>
+          </w:p>
+        </w:tc>
+        <w:tc>
+          <w:tcPr>
+            <w:tcW w:type="dxa" w:w="2041"/>
+          </w:tcPr>
+          <w:p>
+            <w:pPr>
+              <w:spacing w:before="20" w:after="20"/>
+              <w:jc w:val="center"/>
+            </w:pPr>
+            <w:r>
+              <w:rPr>
+                <w:rFonts w:ascii="Times New Roman" w:hAnsi="Times New Roman" w:eastAsia="宋体"/>
+                <w:sz w:val="18"/>
+              </w:rPr>
+              <w:t>4600</w:t>
+            </w:r>
+          </w:p>
+        </w:tc>
+        <w:tc>
+          <w:tcPr>
+            <w:tcW w:type="dxa" w:w="2041"/>
+          </w:tcPr>
+          <w:p>
+            <w:pPr>
+              <w:spacing w:before="20" w:after="20"/>
+              <w:jc w:val="center"/>
+            </w:pPr>
+            <w:r>
+              <w:rPr>
+                <w:rFonts w:ascii="Times New Roman" w:hAnsi="Times New Roman" w:eastAsia="宋体"/>
+                <w:sz w:val="18"/>
+              </w:rPr>
+              <w:t>正确</w:t>
+            </w:r>
+          </w:p>
+        </w:tc>
+      </w:tr>
+      <w:tr>
+        <w:tc>
+          <w:tcPr>
+            <w:tcW w:type="dxa" w:w="2041"/>
+          </w:tcPr>
+          <w:p>
+            <w:pPr>
+              <w:spacing w:before="20" w:after="20"/>
+              <w:jc w:val="center"/>
+            </w:pPr>
+            <w:r>
+              <w:rPr>
+                <w:rFonts w:ascii="Times New Roman" w:hAnsi="Times New Roman" w:eastAsia="宋体"/>
+                <w:sz w:val="18"/>
+              </w:rPr>
+              <w:t>4800 Hz</w:t>
+            </w:r>
+          </w:p>
+        </w:tc>
+        <w:tc>
+          <w:tcPr>
+            <w:tcW w:type="dxa" w:w="2041"/>
+          </w:tcPr>
+          <w:p>
+            <w:pPr>
+              <w:spacing w:before="20" w:after="20"/>
+              <w:jc w:val="center"/>
+            </w:pPr>
+            <w:r>
+              <w:rPr>
+                <w:rFonts w:ascii="Times New Roman" w:hAnsi="Times New Roman" w:eastAsia="宋体"/>
+                <w:sz w:val="18"/>
+              </w:rPr>
+              <w:t>24000 Hz</w:t>
+            </w:r>
+          </w:p>
+        </w:tc>
+        <w:tc>
+          <w:tcPr>
+            <w:tcW w:type="dxa" w:w="2041"/>
+          </w:tcPr>
+          <w:p>
+            <w:pPr>
+              <w:spacing w:before="20" w:after="20"/>
+              <w:jc w:val="center"/>
+            </w:pPr>
+            <w:r>
+              <w:rPr>
+                <w:rFonts w:ascii="Times New Roman" w:hAnsi="Times New Roman" w:eastAsia="宋体"/>
+                <w:sz w:val="18"/>
+              </w:rPr>
+              <w:t>24000 Hz</w:t>
+            </w:r>
+          </w:p>
+        </w:tc>
+        <w:tc>
+          <w:tcPr>
+            <w:tcW w:type="dxa" w:w="2041"/>
+          </w:tcPr>
+          <w:p>
+            <w:pPr>
+              <w:spacing w:before="20" w:after="20"/>
+              <w:jc w:val="center"/>
+            </w:pPr>
+            <w:r>
+              <w:rPr>
+                <w:rFonts w:ascii="Times New Roman" w:hAnsi="Times New Roman" w:eastAsia="宋体"/>
+                <w:sz w:val="18"/>
+              </w:rPr>
+              <w:t>4800</w:t>
+            </w:r>
+          </w:p>
+        </w:tc>
+        <w:tc>
+          <w:tcPr>
+            <w:tcW w:type="dxa" w:w="2041"/>
+          </w:tcPr>
+          <w:p>
+            <w:pPr>
+              <w:spacing w:before="20" w:after="20"/>
+              <w:jc w:val="center"/>
+            </w:pPr>
+            <w:r>
+              <w:rPr>
+                <w:rFonts w:ascii="Times New Roman" w:hAnsi="Times New Roman" w:eastAsia="宋体"/>
+                <w:sz w:val="18"/>
+              </w:rPr>
+              <w:t>正确</w:t>
+            </w:r>
+          </w:p>
+        </w:tc>
+      </w:tr>
+      <w:tr>
+        <w:tc>
+          <w:tcPr>
+            <w:tcW w:type="dxa" w:w="2041"/>
+          </w:tcPr>
+          <w:p>
+            <w:pPr>
+              <w:spacing w:before="20" w:after="20"/>
+              <w:jc w:val="center"/>
+            </w:pPr>
+            <w:r>
+              <w:rPr>
+                <w:rFonts w:ascii="Times New Roman" w:hAnsi="Times New Roman" w:eastAsia="宋体"/>
+                <w:sz w:val="18"/>
+              </w:rPr>
+              <w:t>4950 Hz</w:t>
+            </w:r>
+          </w:p>
+        </w:tc>
+        <w:tc>
+          <w:tcPr>
+            <w:tcW w:type="dxa" w:w="2041"/>
+          </w:tcPr>
+          <w:p>
+            <w:pPr>
+              <w:spacing w:before="20" w:after="20"/>
+              <w:jc w:val="center"/>
+            </w:pPr>
+            <w:r>
+              <w:rPr>
+                <w:rFonts w:ascii="Times New Roman" w:hAnsi="Times New Roman" w:eastAsia="宋体"/>
+                <w:sz w:val="18"/>
+              </w:rPr>
+              <w:t>24750 Hz</w:t>
+            </w:r>
+          </w:p>
+        </w:tc>
+        <w:tc>
+          <w:tcPr>
+            <w:tcW w:type="dxa" w:w="2041"/>
+          </w:tcPr>
+          <w:p>
+            <w:pPr>
+              <w:spacing w:before="20" w:after="20"/>
+              <w:jc w:val="center"/>
+            </w:pPr>
+            <w:r>
+              <w:rPr>
+                <w:rFonts w:ascii="Times New Roman" w:hAnsi="Times New Roman" w:eastAsia="宋体"/>
+                <w:sz w:val="18"/>
+              </w:rPr>
+              <w:t>24752 Hz</w:t>
+            </w:r>
+          </w:p>
+        </w:tc>
+        <w:tc>
+          <w:tcPr>
+            <w:tcW w:type="dxa" w:w="2041"/>
+          </w:tcPr>
+          <w:p>
+            <w:pPr>
+              <w:spacing w:before="20" w:after="20"/>
+              <w:jc w:val="center"/>
+            </w:pPr>
+            <w:r>
+              <w:rPr>
+                <w:rFonts w:ascii="Times New Roman" w:hAnsi="Times New Roman" w:eastAsia="宋体"/>
+                <w:sz w:val="18"/>
+              </w:rPr>
+              <w:t>4950</w:t>
+            </w:r>
+          </w:p>
+        </w:tc>
+        <w:tc>
+          <w:tcPr>
+            <w:tcW w:type="dxa" w:w="2041"/>
+          </w:tcPr>
+          <w:p>
+            <w:pPr>
+              <w:spacing w:before="20" w:after="20"/>
+              <w:jc w:val="center"/>
+            </w:pPr>
+            <w:r>
+              <w:rPr>
+                <w:rFonts w:ascii="Times New Roman" w:hAnsi="Times New Roman" w:eastAsia="宋体"/>
+                <w:sz w:val="18"/>
+              </w:rPr>
+              <w:t>正确</w:t>
+            </w:r>
+          </w:p>
+        </w:tc>
+      </w:tr>
+      <w:tr>
+        <w:tc>
+          <w:tcPr>
+            <w:tcW w:type="dxa" w:w="2041"/>
+          </w:tcPr>
+          <w:p>
+            <w:pPr>
+              <w:spacing w:before="20" w:after="20"/>
+              <w:jc w:val="center"/>
+            </w:pPr>
+            <w:r>
+              <w:rPr>
+                <w:rFonts w:ascii="Times New Roman" w:hAnsi="Times New Roman" w:eastAsia="宋体"/>
+                <w:sz w:val="18"/>
+              </w:rPr>
+              <w:t>4975 Hz</w:t>
+            </w:r>
+          </w:p>
+        </w:tc>
+        <w:tc>
+          <w:tcPr>
+            <w:tcW w:type="dxa" w:w="2041"/>
+          </w:tcPr>
+          <w:p>
+            <w:pPr>
+              <w:spacing w:before="20" w:after="20"/>
+              <w:jc w:val="center"/>
+            </w:pPr>
+            <w:r>
+              <w:rPr>
+                <w:rFonts w:ascii="Times New Roman" w:hAnsi="Times New Roman" w:eastAsia="宋体"/>
+                <w:sz w:val="18"/>
+              </w:rPr>
+              <w:t>24875 Hz</w:t>
+            </w:r>
+          </w:p>
+        </w:tc>
+        <w:tc>
+          <w:tcPr>
+            <w:tcW w:type="dxa" w:w="2041"/>
+          </w:tcPr>
+          <w:p>
+            <w:pPr>
+              <w:spacing w:before="20" w:after="20"/>
+              <w:jc w:val="center"/>
+            </w:pPr>
+            <w:r>
+              <w:rPr>
+                <w:rFonts w:ascii="Times New Roman" w:hAnsi="Times New Roman" w:eastAsia="宋体"/>
+                <w:sz w:val="18"/>
+              </w:rPr>
+              <w:t>24874 Hz</w:t>
+            </w:r>
+          </w:p>
+        </w:tc>
+        <w:tc>
+          <w:tcPr>
+            <w:tcW w:type="dxa" w:w="2041"/>
+          </w:tcPr>
+          <w:p>
+            <w:pPr>
+              <w:spacing w:before="20" w:after="20"/>
+              <w:jc w:val="center"/>
+            </w:pPr>
+            <w:r>
+              <w:rPr>
+                <w:rFonts w:ascii="Times New Roman" w:hAnsi="Times New Roman" w:eastAsia="宋体"/>
+                <w:sz w:val="18"/>
+              </w:rPr>
+              <w:t>4975</w:t>
+            </w:r>
+          </w:p>
+        </w:tc>
+        <w:tc>
+          <w:tcPr>
+            <w:tcW w:type="dxa" w:w="2041"/>
+          </w:tcPr>
+          <w:p>
+            <w:pPr>
+              <w:spacing w:before="20" w:after="20"/>
+              <w:jc w:val="center"/>
+            </w:pPr>
+            <w:r>
+              <w:rPr>
+                <w:rFonts w:ascii="Times New Roman" w:hAnsi="Times New Roman" w:eastAsia="宋体"/>
+                <w:sz w:val="18"/>
+              </w:rPr>
+              <w:t>正确</w:t>
+            </w:r>
+          </w:p>
+        </w:tc>
+      </w:tr>
+      <w:tr>
+        <w:tc>
+          <w:tcPr>
+            <w:tcW w:type="dxa" w:w="2041"/>
+          </w:tcPr>
+          <w:p>
+            <w:pPr>
+              <w:spacing w:before="20" w:after="20"/>
+              <w:jc w:val="center"/>
+            </w:pPr>
+            <w:r>
+              <w:rPr>
+                <w:rFonts w:ascii="Times New Roman" w:hAnsi="Times New Roman" w:eastAsia="宋体"/>
+                <w:sz w:val="18"/>
+              </w:rPr>
+              <w:t>5000 Hz</w:t>
+            </w:r>
+          </w:p>
+        </w:tc>
+        <w:tc>
+          <w:tcPr>
+            <w:tcW w:type="dxa" w:w="2041"/>
+          </w:tcPr>
+          <w:p>
+            <w:pPr>
+              <w:spacing w:before="20" w:after="20"/>
+              <w:jc w:val="center"/>
+            </w:pPr>
+            <w:r>
+              <w:rPr>
+                <w:rFonts w:ascii="Times New Roman" w:hAnsi="Times New Roman" w:eastAsia="宋体"/>
+                <w:sz w:val="18"/>
+              </w:rPr>
+              <w:t>25000 Hz</w:t>
+            </w:r>
+          </w:p>
+        </w:tc>
+        <w:tc>
+          <w:tcPr>
+            <w:tcW w:type="dxa" w:w="2041"/>
+          </w:tcPr>
+          <w:p>
+            <w:pPr>
+              <w:spacing w:before="20" w:after="20"/>
+              <w:jc w:val="center"/>
+            </w:pPr>
+            <w:r>
+              <w:rPr>
+                <w:rFonts w:ascii="Times New Roman" w:hAnsi="Times New Roman" w:eastAsia="宋体"/>
+                <w:sz w:val="18"/>
+              </w:rPr>
+              <w:t>24975 Hz</w:t>
+            </w:r>
+          </w:p>
+        </w:tc>
+        <w:tc>
+          <w:tcPr>
+            <w:tcW w:type="dxa" w:w="2041"/>
+          </w:tcPr>
+          <w:p>
+            <w:pPr>
+              <w:spacing w:before="20" w:after="20"/>
+              <w:jc w:val="center"/>
+            </w:pPr>
+            <w:r>
+              <w:rPr>
+                <w:rFonts w:ascii="Times New Roman" w:hAnsi="Times New Roman" w:eastAsia="宋体"/>
+                <w:sz w:val="18"/>
+              </w:rPr>
+              <w:t>4995</w:t>
+            </w:r>
+          </w:p>
+        </w:tc>
+        <w:tc>
+          <w:tcPr>
+            <w:tcW w:type="dxa" w:w="2041"/>
+          </w:tcPr>
+          <w:p>
+            <w:pPr>
+              <w:spacing w:before="20" w:after="20"/>
+              <w:jc w:val="center"/>
+            </w:pPr>
+            <w:r>
+              <w:rPr>
+                <w:rFonts w:ascii="Times New Roman" w:hAnsi="Times New Roman" w:eastAsia="宋体"/>
+                <w:sz w:val="18"/>
+              </w:rPr>
+              <w:t>边界（fs/2，靠外推）</w:t>
+            </w:r>
+          </w:p>
+        </w:tc>
+      </w:tr>
+      <w:tr>
+        <w:tc>
+          <w:tcPr>
+            <w:tcW w:type="dxa" w:w="2041"/>
+          </w:tcPr>
+          <w:p>
+            <w:pPr>
+              <w:spacing w:before="20" w:after="20"/>
+              <w:jc w:val="center"/>
+            </w:pPr>
+            <w:r>
+              <w:rPr>
+                <w:rFonts w:ascii="Times New Roman" w:hAnsi="Times New Roman" w:eastAsia="宋体"/>
+                <w:sz w:val="18"/>
+              </w:rPr>
+              <w:t>5050 Hz</w:t>
+            </w:r>
+          </w:p>
+        </w:tc>
+        <w:tc>
+          <w:tcPr>
+            <w:tcW w:type="dxa" w:w="2041"/>
+          </w:tcPr>
+          <w:p>
+            <w:pPr>
+              <w:spacing w:before="20" w:after="20"/>
+              <w:jc w:val="center"/>
+            </w:pPr>
+            <w:r>
+              <w:rPr>
+                <w:rFonts w:ascii="Times New Roman" w:hAnsi="Times New Roman" w:eastAsia="宋体"/>
+                <w:sz w:val="18"/>
+              </w:rPr>
+              <w:t>25250 Hz</w:t>
+            </w:r>
+          </w:p>
+        </w:tc>
+        <w:tc>
+          <w:tcPr>
+            <w:tcW w:type="dxa" w:w="2041"/>
+          </w:tcPr>
+          <w:p>
+            <w:pPr>
+              <w:spacing w:before="20" w:after="20"/>
+              <w:jc w:val="center"/>
+            </w:pPr>
+            <w:r>
+              <w:rPr>
+                <w:rFonts w:ascii="Times New Roman" w:hAnsi="Times New Roman" w:eastAsia="宋体"/>
+                <w:sz w:val="18"/>
+              </w:rPr>
+              <w:t>24751 Hz</w:t>
+            </w:r>
+          </w:p>
+        </w:tc>
+        <w:tc>
+          <w:tcPr>
+            <w:tcW w:type="dxa" w:w="2041"/>
+          </w:tcPr>
+          <w:p>
+            <w:pPr>
+              <w:spacing w:before="20" w:after="20"/>
+              <w:jc w:val="center"/>
+            </w:pPr>
+            <w:r>
+              <w:rPr>
+                <w:rFonts w:ascii="Times New Roman" w:hAnsi="Times New Roman" w:eastAsia="宋体"/>
+                <w:sz w:val="18"/>
+              </w:rPr>
+              <w:t>4950</w:t>
+            </w:r>
+          </w:p>
+        </w:tc>
+        <w:tc>
+          <w:tcPr>
+            <w:tcW w:type="dxa" w:w="2041"/>
+          </w:tcPr>
+          <w:p>
+            <w:pPr>
+              <w:spacing w:before="20" w:after="20"/>
+              <w:jc w:val="center"/>
+            </w:pPr>
+            <w:r>
+              <w:rPr>
+                <w:rFonts w:ascii="Times New Roman" w:hAnsi="Times New Roman" w:eastAsia="宋体"/>
+                <w:sz w:val="18"/>
+              </w:rPr>
+              <w:t>**折叠**：50000 − 25250</w:t>
+            </w:r>
+          </w:p>
+        </w:tc>
+      </w:tr>
+      <w:tr>
+        <w:tc>
+          <w:tcPr>
+            <w:tcW w:type="dxa" w:w="2041"/>
+          </w:tcPr>
+          <w:p>
+            <w:pPr>
+              <w:spacing w:before="20" w:after="20"/>
+              <w:jc w:val="center"/>
+            </w:pPr>
+            <w:r>
+              <w:rPr>
+                <w:rFonts w:ascii="Times New Roman" w:hAnsi="Times New Roman" w:eastAsia="宋体"/>
+                <w:sz w:val="18"/>
+              </w:rPr>
+              <w:t>5100 Hz</w:t>
+            </w:r>
+          </w:p>
+        </w:tc>
+        <w:tc>
+          <w:tcPr>
+            <w:tcW w:type="dxa" w:w="2041"/>
+          </w:tcPr>
+          <w:p>
+            <w:pPr>
+              <w:spacing w:before="20" w:after="20"/>
+              <w:jc w:val="center"/>
+            </w:pPr>
+            <w:r>
+              <w:rPr>
+                <w:rFonts w:ascii="Times New Roman" w:hAnsi="Times New Roman" w:eastAsia="宋体"/>
+                <w:sz w:val="18"/>
+              </w:rPr>
+              <w:t>25500 Hz</w:t>
+            </w:r>
+          </w:p>
+        </w:tc>
+        <w:tc>
+          <w:tcPr>
+            <w:tcW w:type="dxa" w:w="2041"/>
+          </w:tcPr>
+          <w:p>
+            <w:pPr>
+              <w:spacing w:before="20" w:after="20"/>
+              <w:jc w:val="center"/>
+            </w:pPr>
+            <w:r>
+              <w:rPr>
+                <w:rFonts w:ascii="Times New Roman" w:hAnsi="Times New Roman" w:eastAsia="宋体"/>
+                <w:sz w:val="18"/>
+              </w:rPr>
+              <w:t>24502 Hz</w:t>
+            </w:r>
+          </w:p>
+        </w:tc>
+        <w:tc>
+          <w:tcPr>
+            <w:tcW w:type="dxa" w:w="2041"/>
+          </w:tcPr>
+          <w:p>
+            <w:pPr>
+              <w:spacing w:before="20" w:after="20"/>
+              <w:jc w:val="center"/>
+            </w:pPr>
+            <w:r>
+              <w:rPr>
+                <w:rFonts w:ascii="Times New Roman" w:hAnsi="Times New Roman" w:eastAsia="宋体"/>
+                <w:sz w:val="18"/>
+              </w:rPr>
+              <w:t>4900</w:t>
+            </w:r>
+          </w:p>
+        </w:tc>
+        <w:tc>
+          <w:tcPr>
+            <w:tcW w:type="dxa" w:w="2041"/>
+          </w:tcPr>
+          <w:p>
+            <w:pPr>
+              <w:spacing w:before="20" w:after="20"/>
+              <w:jc w:val="center"/>
+            </w:pPr>
+            <w:r>
+              <w:rPr>
+                <w:rFonts w:ascii="Times New Roman" w:hAnsi="Times New Roman" w:eastAsia="宋体"/>
+                <w:sz w:val="18"/>
+              </w:rPr>
+              <w:t>**折叠**</w:t>
+            </w:r>
+          </w:p>
+        </w:tc>
+      </w:tr>
+      <w:tr>
+        <w:tc>
+          <w:tcPr>
+            <w:tcW w:type="dxa" w:w="2041"/>
+          </w:tcPr>
+          <w:p>
+            <w:pPr>
+              <w:spacing w:before="20" w:after="20"/>
+              <w:jc w:val="center"/>
+            </w:pPr>
+            <w:r>
+              <w:rPr>
+                <w:rFonts w:ascii="Times New Roman" w:hAnsi="Times New Roman" w:eastAsia="宋体"/>
+                <w:sz w:val="18"/>
+              </w:rPr>
+              <w:t>5200 Hz</w:t>
+            </w:r>
+          </w:p>
+        </w:tc>
+        <w:tc>
+          <w:tcPr>
+            <w:tcW w:type="dxa" w:w="2041"/>
+          </w:tcPr>
+          <w:p>
+            <w:pPr>
+              <w:spacing w:before="20" w:after="20"/>
+              <w:jc w:val="center"/>
+            </w:pPr>
+            <w:r>
+              <w:rPr>
+                <w:rFonts w:ascii="Times New Roman" w:hAnsi="Times New Roman" w:eastAsia="宋体"/>
+                <w:sz w:val="18"/>
+              </w:rPr>
+              <w:t>26000 Hz</w:t>
+            </w:r>
+          </w:p>
+        </w:tc>
+        <w:tc>
+          <w:tcPr>
+            <w:tcW w:type="dxa" w:w="2041"/>
+          </w:tcPr>
+          <w:p>
+            <w:pPr>
+              <w:spacing w:before="20" w:after="20"/>
+              <w:jc w:val="center"/>
+            </w:pPr>
+            <w:r>
+              <w:rPr>
+                <w:rFonts w:ascii="Times New Roman" w:hAnsi="Times New Roman" w:eastAsia="宋体"/>
+                <w:sz w:val="18"/>
+              </w:rPr>
+              <w:t>24002 Hz</w:t>
+            </w:r>
+          </w:p>
+        </w:tc>
+        <w:tc>
+          <w:tcPr>
+            <w:tcW w:type="dxa" w:w="2041"/>
+          </w:tcPr>
+          <w:p>
+            <w:pPr>
+              <w:spacing w:before="20" w:after="20"/>
+              <w:jc w:val="center"/>
+            </w:pPr>
+            <w:r>
+              <w:rPr>
+                <w:rFonts w:ascii="Times New Roman" w:hAnsi="Times New Roman" w:eastAsia="宋体"/>
+                <w:sz w:val="18"/>
+              </w:rPr>
+              <w:t>4800</w:t>
+            </w:r>
+          </w:p>
+        </w:tc>
+        <w:tc>
+          <w:tcPr>
+            <w:tcW w:type="dxa" w:w="2041"/>
+          </w:tcPr>
+          <w:p>
+            <w:pPr>
+              <w:spacing w:before="20" w:after="20"/>
+              <w:jc w:val="center"/>
+            </w:pPr>
+            <w:r>
+              <w:rPr>
+                <w:rFonts w:ascii="Times New Roman" w:hAnsi="Times New Roman" w:eastAsia="宋体"/>
+                <w:sz w:val="18"/>
+              </w:rPr>
+              <w:t>**折叠**</w:t>
+            </w:r>
+          </w:p>
+        </w:tc>
+      </w:tr>
+      <w:tr>
+        <w:tc>
+          <w:tcPr>
+            <w:tcW w:type="dxa" w:w="2041"/>
+          </w:tcPr>
+          <w:p>
+            <w:pPr>
+              <w:spacing w:before="20" w:after="20"/>
+              <w:jc w:val="center"/>
+            </w:pPr>
+            <w:r>
+              <w:rPr>
+                <w:rFonts w:ascii="Times New Roman" w:hAnsi="Times New Roman" w:eastAsia="宋体"/>
+                <w:sz w:val="18"/>
+              </w:rPr>
+              <w:t>5600 Hz</w:t>
+            </w:r>
+          </w:p>
+        </w:tc>
+        <w:tc>
+          <w:tcPr>
+            <w:tcW w:type="dxa" w:w="2041"/>
+          </w:tcPr>
+          <w:p>
+            <w:pPr>
+              <w:spacing w:before="20" w:after="20"/>
+              <w:jc w:val="center"/>
+            </w:pPr>
+            <w:r>
+              <w:rPr>
+                <w:rFonts w:ascii="Times New Roman" w:hAnsi="Times New Roman" w:eastAsia="宋体"/>
+                <w:sz w:val="18"/>
+              </w:rPr>
+              <w:t>28000 Hz</w:t>
+            </w:r>
+          </w:p>
+        </w:tc>
+        <w:tc>
+          <w:tcPr>
+            <w:tcW w:type="dxa" w:w="2041"/>
+          </w:tcPr>
+          <w:p>
+            <w:pPr>
+              <w:spacing w:before="20" w:after="20"/>
+              <w:jc w:val="center"/>
+            </w:pPr>
+            <w:r>
+              <w:rPr>
+                <w:rFonts w:ascii="Times New Roman" w:hAnsi="Times New Roman" w:eastAsia="宋体"/>
+                <w:sz w:val="18"/>
+              </w:rPr>
+              <w:t>22001 Hz</w:t>
+            </w:r>
+          </w:p>
+        </w:tc>
+        <w:tc>
+          <w:tcPr>
+            <w:tcW w:type="dxa" w:w="2041"/>
+          </w:tcPr>
+          <w:p>
+            <w:pPr>
+              <w:spacing w:before="20" w:after="20"/>
+              <w:jc w:val="center"/>
+            </w:pPr>
+            <w:r>
+              <w:rPr>
+                <w:rFonts w:ascii="Times New Roman" w:hAnsi="Times New Roman" w:eastAsia="宋体"/>
+                <w:sz w:val="18"/>
+              </w:rPr>
+              <w:t>4400</w:t>
+            </w:r>
+          </w:p>
+        </w:tc>
+        <w:tc>
+          <w:tcPr>
+            <w:tcW w:type="dxa" w:w="2041"/>
+          </w:tcPr>
+          <w:p>
+            <w:pPr>
+              <w:spacing w:before="20" w:after="20"/>
+              <w:jc w:val="center"/>
+            </w:pPr>
+            <w:r>
+              <w:rPr>
+                <w:rFonts w:ascii="Times New Roman" w:hAnsi="Times New Roman" w:eastAsia="宋体"/>
+                <w:sz w:val="18"/>
+              </w:rPr>
+              <w:t>**折叠**</w:t>
+            </w:r>
+          </w:p>
+        </w:tc>
+      </w:tr>
+    </w:tbl>
+    <w:p>
+      <w:pPr>
+        <w:rPr>
+          <w:rFonts w:ascii="Times New Roman" w:hAnsi="Times New Roman" w:eastAsia="宋体" w:cs="Times New Roman"/>
+          <w:b/>
+          <w:sz w:val="28"/>
+        </w:rPr>
+        <w:ind w:firstLineChars="200"/>
+        <w:spacing w:line="360" w:lineRule="auto"/>
+      </w:pPr>
+      <w:r>
+        <w:rPr>
+          <w:rFonts w:ascii="Times New Roman" w:hAnsi="Times New Roman" w:eastAsia="宋体"/>
+          <w:sz w:val="24"/>
+        </w:rPr>
+        <w:t xml:space="preserve">规律是 </w:t>
+      </w:r>
+      <w:r>
+        <w:rPr>
+          <w:rFonts w:ascii="Times New Roman" w:hAnsi="Times New Roman" w:eastAsia="宋体"/>
+          <w:sz w:val="24"/>
+          <w:b/>
+        </w:rPr>
+        <w:t xml:space="preserve">f_alias = fs − 5f</w:t>
+      </w:r>
+      <w:r>
+        <w:rPr>
+          <w:rFonts w:ascii="Times New Roman" w:hAnsi="Times New Roman" w:eastAsia="宋体"/>
+          <w:sz w:val="24"/>
+        </w:rPr>
+        <w:t xml:space="preserve">：这正是采样定理下的混叠折叠，不是算法错误。混叠发生在 ADC 采样那一刻，频谱里那个位置本来就有能量，FFT 只是如实报告。</w:t>
+      </w:r>
+    </w:p>
+    <w:p>
+      <w:pPr>
+        <w:rPr>
+          <w:rFonts w:ascii="Times New Roman" w:hAnsi="Times New Roman" w:eastAsia="宋体" w:cs="Times New Roman"/>
+          <w:b/>
+          <w:sz w:val="28"/>
+        </w:rPr>
+        <w:ind w:firstLineChars="200"/>
+        <w:spacing w:line="360" w:lineRule="auto"/>
+      </w:pPr>
+      <w:r>
+        <w:rPr>
+          <w:rFonts w:ascii="Times New Roman" w:hAnsi="Times New Roman" w:eastAsia="宋体"/>
+          <w:sz w:val="24"/>
+          <w:b/>
+        </w:rPr>
+        <w:t xml:space="preserve">这一点必须讲清楚，否则会误导使用者</w:t>
+      </w:r>
+      <w:r>
+        <w:rPr>
+          <w:rFonts w:ascii="Times New Roman" w:hAnsi="Times New Roman" w:eastAsia="宋体"/>
+          <w:sz w:val="24"/>
+        </w:rPr>
+        <w:t xml:space="preserve">：报出的 24751Hz 单看毫无破绽，使用者会把它当成真实的五次谐波，而真值 25250Hz 已经超出观察范围。既然硬件无从分辨，就把判断放在主机侧：三峰同时到手时，用 S2 是否等于 3·SF 先确认这是谐波串，再看 5·SF 是否越过 24951Hz，越界就显式标注「第三峰折叠」，而不是把一个错值当成结论。</w:t>
+      </w:r>
+    </w:p>
+    <w:p>
+      <w:pPr>
+        <w:rPr>
+          <w:rFonts w:ascii="Times New Roman" w:hAnsi="Times New Roman" w:eastAsia="宋体" w:cs="Times New Roman"/>
+          <w:b/>
+          <w:sz w:val="28"/>
+        </w:rPr>
+        <w:ind w:firstLineChars="200"/>
+        <w:spacing w:line="360" w:lineRule="auto"/>
+      </w:pPr>
+      <w:r>
+        <w:rPr>
+          <w:rFonts w:ascii="Times New Roman" w:hAnsi="Times New Roman" w:eastAsia="宋体"/>
+          <w:sz w:val="24"/>
+          <w:b/>
+        </w:rPr>
+        <w:t xml:space="preserve">统计口径</w:t>
+      </w:r>
+      <w:r>
+        <w:rPr>
+          <w:rFonts w:ascii="Times New Roman" w:hAnsi="Times New Roman" w:eastAsia="宋体"/>
+          <w:sz w:val="24"/>
+        </w:rPr>
+        <w:t xml:space="preserve">：基频 ≤ 4975Hz 时第三峰全部正确；5000Hz 时 5f 恰为 25000Hz（= fs/2），读数 24975Hz，误差 0.1%，已是边界外推；超过 5000Hz 即进入折叠区。</w:t>
       </w:r>
     </w:p>
     <w:p>

--- a/report/tech_doc_draft.docx
+++ b/report/tech_doc_draft.docx
@@ -65,25 +65,25 @@
           <w:rFonts w:ascii="Times New Roman" w:hAnsi="Times New Roman" w:eastAsia="宋体"/>
           <w:sz w:val="24"/>
         </w:rPr>
-        <w:t xml:space="preserve">WaveCore 是一套在 XC7A35T（Artix-7）上以纯 RTL 实现的信号测量与频谱分析系统。片内 DDS 产生信号、DAC 输出、回环至 ADC，再由同一芯片完成测量与分析，不接外部仪器即可自检。</w:t>
-      </w:r>
-    </w:p>
-    <w:p>
-      <w:pPr>
-        <w:rPr>
-          <w:rFonts w:ascii="Times New Roman" w:hAnsi="Times New Roman" w:eastAsia="宋体" w:cs="Times New Roman"/>
-          <w:b/>
-          <w:sz w:val="28"/>
-        </w:rPr>
-        <w:ind w:firstLineChars="200"/>
-        <w:spacing w:line="360" w:lineRule="auto"/>
-      </w:pPr>
-      <w:r>
-        <w:rPr>
-          <w:rFonts w:ascii="Times New Roman" w:hAnsi="Times New Roman" w:eastAsia="宋体"/>
-          <w:sz w:val="24"/>
-        </w:rPr>
-        <w:t xml:space="preserve">系统具备七项功能：1Hz~12.5MHz 信号源（分辨率 0.0116Hz，支持正弦/方波/三角与双音）；100Hz~1MHz 频率测量（误差&lt;1%）及峰峰值、占空比、脉宽；4096 点 IP FFT 与自研 1024 点 FFT 双通路；1024 点波形上传、三种触发、四档预触发；512 点幅度谱帧与瀑布图、扫频；窗切换、50% 帧重叠、8 帧谱平均、IFFT 滤波与回放；波形识别（规则法与 6-16-4 神经网络）。</w:t>
+        <w:t xml:space="preserve">WaveCore 是一套在 XC7A35T 上以纯 RTL 实现的信号测量与频谱分析系统。片内 DDS 产生信号、DAC 输出、回环至 ADC，再由同一芯片完成测量与分析，不接外部仪器即可自检。</w:t>
+      </w:r>
+    </w:p>
+    <w:p>
+      <w:pPr>
+        <w:rPr>
+          <w:rFonts w:ascii="Times New Roman" w:hAnsi="Times New Roman" w:eastAsia="宋体" w:cs="Times New Roman"/>
+          <w:b/>
+          <w:sz w:val="28"/>
+        </w:rPr>
+        <w:ind w:firstLineChars="200"/>
+        <w:spacing w:line="360" w:lineRule="auto"/>
+      </w:pPr>
+      <w:r>
+        <w:rPr>
+          <w:rFonts w:ascii="Times New Roman" w:hAnsi="Times New Roman" w:eastAsia="宋体"/>
+          <w:sz w:val="24"/>
+        </w:rPr>
+        <w:t xml:space="preserve">系统具备九项功能：1Hz~12.5MHz 信号源（分辨率 0.0116Hz）；100Hz~1MHz 频率测量（误差&lt;1%）及峰峰值、占空比、脉宽；4096 点 IP FFT 与自研 1024 点 FFT 双通路；1024 点波形上传、三种触发、四档预触发；512 点谱帧与瀑布图、扫频；窗切换、帧重叠、谱平均、IFFT 回放；波形识别；锁相放大。</w:t>
       </w:r>
     </w:p>
     <w:p>
@@ -119,7 +119,25 @@
           <w:rFonts w:ascii="Times New Roman" w:hAnsi="Times New Roman" w:eastAsia="宋体"/>
           <w:sz w:val="24"/>
         </w:rPr>
-        <w:t xml:space="preserve">自研 FFT 可用频率范围为 48.8~24951Hz（T1，fs=50kHz）与 12.2~6238Hz（T2，fs=12.5kHz），受 1024 点、仅扫描 bin 1~511 所限；超出范围的分量会混叠折叠，边界与实测数据见 3.3。时基交付开放 T1/T2 两档。</w:t>
+        <w:t xml:space="preserve">自研 FFT 可用范围 48.8~24951Hz（T1）与 12.2~6238Hz（T2），受 1024 点、仅扫 bin 1~511 所限，越界分量会混叠折叠（实测见 3.3）。时基四档，T3/T4 为高频频谱档，最高观测 6.25MHz。</w:t>
+      </w:r>
+    </w:p>
+    <w:p>
+      <w:pPr>
+        <w:rPr>
+          <w:rFonts w:ascii="Times New Roman" w:hAnsi="Times New Roman" w:eastAsia="宋体" w:cs="Times New Roman"/>
+          <w:b/>
+          <w:sz w:val="28"/>
+        </w:rPr>
+        <w:ind w:firstLineChars="200"/>
+        <w:spacing w:line="360" w:lineRule="auto"/>
+      </w:pPr>
+      <w:r>
+        <w:rPr>
+          <w:rFonts w:ascii="Times New Roman" w:hAnsi="Times New Roman" w:eastAsia="宋体"/>
+          <w:sz w:val="24"/>
+        </w:rPr>
+        <w:t xml:space="preserve">另实现数字锁相放大。信号被噪声淹没至 -13dB 时，常规峰峰值读数偏离真值 6.6 倍，锁相仍以 2.1% 误差给出幅度，代价是积分 32 个周期（1kHz 下约 32ms）。</w:t>
       </w:r>
     </w:p>
     <w:p>
@@ -189,7 +207,7 @@
           <w:rFonts w:ascii="Times New Roman" w:hAnsi="Times New Roman" w:eastAsia="宋体"/>
           <w:sz w:val="21"/>
         </w:rPr>
-        <w:t xml:space="preserve">第一部分  作品概述 ·············· 3</w:t>
+        <w:t xml:space="preserve">第一部分  作品概述 ·············· -</w:t>
       </w:r>
     </w:p>
     <w:p>
@@ -207,7 +225,7 @@
           <w:rFonts w:ascii="Times New Roman" w:hAnsi="Times New Roman" w:eastAsia="宋体"/>
           <w:sz w:val="21"/>
         </w:rPr>
-        <w:t xml:space="preserve">1.1 功能与特性 ················ 3</w:t>
+        <w:t xml:space="preserve">第二部分  系统组成及功能说明 ···· -</w:t>
       </w:r>
     </w:p>
     <w:p>
@@ -225,7 +243,7 @@
           <w:rFonts w:ascii="Times New Roman" w:hAnsi="Times New Roman" w:eastAsia="宋体"/>
           <w:sz w:val="21"/>
         </w:rPr>
-        <w:t xml:space="preserve">1.2 应用领域 ·················· 3</w:t>
+        <w:t xml:space="preserve">2.1 整体介绍 ·················· -</w:t>
       </w:r>
     </w:p>
     <w:p>
@@ -243,7 +261,7 @@
           <w:rFonts w:ascii="Times New Roman" w:hAnsi="Times New Roman" w:eastAsia="宋体"/>
           <w:sz w:val="21"/>
         </w:rPr>
-        <w:t xml:space="preserve">1.3 主要技术特点 ·············· 4</w:t>
+        <w:t xml:space="preserve">2.2 硬件系统介绍 ·············· -</w:t>
       </w:r>
     </w:p>
     <w:p>
@@ -259,9 +277,9 @@
       <w:r>
         <w:rPr>
           <w:rFonts w:ascii="Times New Roman" w:hAnsi="Times New Roman" w:eastAsia="宋体"/>
-          <w:sz w:val="21"/>
-        </w:rPr>
-        <w:t xml:space="preserve">1.4 主要性能指标 ·············· 4</w:t>
+          <w:sz w:val="20"/>
+        </w:rPr>
+        <w:t xml:space="preserve">2.2.1 硬件整体介绍 ·········· -</w:t>
       </w:r>
     </w:p>
     <w:p>
@@ -277,9 +295,9 @@
       <w:r>
         <w:rPr>
           <w:rFonts w:ascii="Times New Roman" w:hAnsi="Times New Roman" w:eastAsia="宋体"/>
-          <w:sz w:val="21"/>
-        </w:rPr>
-        <w:t xml:space="preserve">1.5 主要创新点 ················ 5</w:t>
+          <w:sz w:val="20"/>
+        </w:rPr>
+        <w:t xml:space="preserve">2.2.2 机械设计介绍 ·········· -</w:t>
       </w:r>
     </w:p>
     <w:p>
@@ -295,9 +313,9 @@
       <w:r>
         <w:rPr>
           <w:rFonts w:ascii="Times New Roman" w:hAnsi="Times New Roman" w:eastAsia="宋体"/>
-          <w:sz w:val="21"/>
-        </w:rPr>
-        <w:t xml:space="preserve">1.6 设计流程 ·················· 5</w:t>
+          <w:sz w:val="20"/>
+        </w:rPr>
+        <w:t xml:space="preserve">2.2.3 电路各模块介绍 ········ -</w:t>
       </w:r>
     </w:p>
     <w:p>
@@ -315,7 +333,7 @@
           <w:rFonts w:ascii="Times New Roman" w:hAnsi="Times New Roman" w:eastAsia="宋体"/>
           <w:sz w:val="21"/>
         </w:rPr>
-        <w:t xml:space="preserve">第二部分  系统组成及功能说明 ···· 5</w:t>
+        <w:t xml:space="preserve">2.3 软件系统介绍 ·············· -</w:t>
       </w:r>
     </w:p>
     <w:p>
@@ -331,9 +349,9 @@
       <w:r>
         <w:rPr>
           <w:rFonts w:ascii="Times New Roman" w:hAnsi="Times New Roman" w:eastAsia="宋体"/>
-          <w:sz w:val="21"/>
-        </w:rPr>
-        <w:t xml:space="preserve">2.1 整体介绍 ·················· 5</w:t>
+          <w:sz w:val="20"/>
+        </w:rPr>
+        <w:t xml:space="preserve">2.3.1 软件整体介绍 ·········· -</w:t>
       </w:r>
     </w:p>
     <w:p>
@@ -349,9 +367,9 @@
       <w:r>
         <w:rPr>
           <w:rFonts w:ascii="Times New Roman" w:hAnsi="Times New Roman" w:eastAsia="宋体"/>
-          <w:sz w:val="21"/>
-        </w:rPr>
-        <w:t xml:space="preserve">2.2 硬件系统介绍 ·············· 6</w:t>
+          <w:sz w:val="20"/>
+        </w:rPr>
+        <w:t xml:space="preserve">2.3.2 软件各模块介绍 ········ -</w:t>
       </w:r>
     </w:p>
     <w:p>
@@ -367,9 +385,9 @@
       <w:r>
         <w:rPr>
           <w:rFonts w:ascii="Times New Roman" w:hAnsi="Times New Roman" w:eastAsia="宋体"/>
-          <w:sz w:val="20"/>
-        </w:rPr>
-        <w:t xml:space="preserve">2.2.1 硬件整体介绍 ·········· 6</w:t>
+          <w:sz w:val="21"/>
+        </w:rPr>
+        <w:t xml:space="preserve">第三部分  完成情况及性能参数 ···· -</w:t>
       </w:r>
     </w:p>
     <w:p>
@@ -385,9 +403,9 @@
       <w:r>
         <w:rPr>
           <w:rFonts w:ascii="Times New Roman" w:hAnsi="Times New Roman" w:eastAsia="宋体"/>
-          <w:sz w:val="20"/>
-        </w:rPr>
-        <w:t xml:space="preserve">2.2.2 机械设计介绍 ·········· 6</w:t>
+          <w:sz w:val="21"/>
+        </w:rPr>
+        <w:t xml:space="preserve">3.1 整体介绍 ·················· -</w:t>
       </w:r>
     </w:p>
     <w:p>
@@ -403,9 +421,9 @@
       <w:r>
         <w:rPr>
           <w:rFonts w:ascii="Times New Roman" w:hAnsi="Times New Roman" w:eastAsia="宋体"/>
-          <w:sz w:val="20"/>
-        </w:rPr>
-        <w:t xml:space="preserve">2.2.3 电路各模块介绍 ········ 6</w:t>
+          <w:sz w:val="21"/>
+        </w:rPr>
+        <w:t xml:space="preserve">3.2 工程成果 ·················· -</w:t>
       </w:r>
     </w:p>
     <w:p>
@@ -421,9 +439,9 @@
       <w:r>
         <w:rPr>
           <w:rFonts w:ascii="Times New Roman" w:hAnsi="Times New Roman" w:eastAsia="宋体"/>
-          <w:sz w:val="21"/>
-        </w:rPr>
-        <w:t xml:space="preserve">2.3 软件系统介绍 ·············· 8</w:t>
+          <w:sz w:val="20"/>
+        </w:rPr>
+        <w:t xml:space="preserve">3.2.1 机械成果 ·············· -</w:t>
       </w:r>
     </w:p>
     <w:p>
@@ -441,7 +459,7 @@
           <w:rFonts w:ascii="Times New Roman" w:hAnsi="Times New Roman" w:eastAsia="宋体"/>
           <w:sz w:val="20"/>
         </w:rPr>
-        <w:t xml:space="preserve">2.3.1 软件整体介绍 ·········· 8</w:t>
+        <w:t xml:space="preserve">3.2.2 电路成果 ·············· -</w:t>
       </w:r>
     </w:p>
     <w:p>
@@ -459,7 +477,7 @@
           <w:rFonts w:ascii="Times New Roman" w:hAnsi="Times New Roman" w:eastAsia="宋体"/>
           <w:sz w:val="20"/>
         </w:rPr>
-        <w:t xml:space="preserve">2.3.2 软件各模块介绍 ········ 8</w:t>
+        <w:t xml:space="preserve">3.2.3 软件成果 ·············· -</w:t>
       </w:r>
     </w:p>
     <w:p>
@@ -477,7 +495,7 @@
           <w:rFonts w:ascii="Times New Roman" w:hAnsi="Times New Roman" w:eastAsia="宋体"/>
           <w:sz w:val="21"/>
         </w:rPr>
-        <w:t xml:space="preserve">第三部分  完成情况及性能参数 ···· 9</w:t>
+        <w:t xml:space="preserve">3.3 特性成果 ·················· -</w:t>
       </w:r>
     </w:p>
     <w:p>
@@ -495,7 +513,7 @@
           <w:rFonts w:ascii="Times New Roman" w:hAnsi="Times New Roman" w:eastAsia="宋体"/>
           <w:sz w:val="21"/>
         </w:rPr>
-        <w:t xml:space="preserve">3.1 整体介绍 ·················· 9</w:t>
+        <w:t xml:space="preserve">第四部分  总结 ·················· -</w:t>
       </w:r>
     </w:p>
     <w:p>
@@ -513,7 +531,7 @@
           <w:rFonts w:ascii="Times New Roman" w:hAnsi="Times New Roman" w:eastAsia="宋体"/>
           <w:sz w:val="21"/>
         </w:rPr>
-        <w:t xml:space="preserve">3.2 工程成果 ·················· 10</w:t>
+        <w:t xml:space="preserve">4.1 可扩展之处 ················ -</w:t>
       </w:r>
     </w:p>
     <w:p>
@@ -529,135 +547,9 @@
       <w:r>
         <w:rPr>
           <w:rFonts w:ascii="Times New Roman" w:hAnsi="Times New Roman" w:eastAsia="宋体"/>
-          <w:sz w:val="20"/>
-        </w:rPr>
-        <w:t xml:space="preserve">3.2.1 机械成果 ·············· 10</w:t>
-      </w:r>
-    </w:p>
-    <w:p>
-      <w:pPr>
-        <w:rPr>
-          <w:rFonts w:ascii="Times New Roman" w:hAnsi="Times New Roman" w:eastAsia="宋体" w:cs="Times New Roman"/>
-          <w:b/>
-          <w:sz w:val="28"/>
-        </w:rPr>
-        <w:jc w:val="left"/>
-        <w:spacing w:line="360" w:lineRule="auto" w:after="6"/>
-      </w:pPr>
-      <w:r>
-        <w:rPr>
-          <w:rFonts w:ascii="Times New Roman" w:hAnsi="Times New Roman" w:eastAsia="宋体"/>
-          <w:sz w:val="20"/>
-        </w:rPr>
-        <w:t xml:space="preserve">3.2.2 电路成果 ·············· 11</w:t>
-      </w:r>
-    </w:p>
-    <w:p>
-      <w:pPr>
-        <w:rPr>
-          <w:rFonts w:ascii="Times New Roman" w:hAnsi="Times New Roman" w:eastAsia="宋体" w:cs="Times New Roman"/>
-          <w:b/>
-          <w:sz w:val="28"/>
-        </w:rPr>
-        <w:jc w:val="left"/>
-        <w:spacing w:line="360" w:lineRule="auto" w:after="6"/>
-      </w:pPr>
-      <w:r>
-        <w:rPr>
-          <w:rFonts w:ascii="Times New Roman" w:hAnsi="Times New Roman" w:eastAsia="宋体"/>
-          <w:sz w:val="20"/>
-        </w:rPr>
-        <w:t xml:space="preserve">3.2.3 软件成果 ·············· 12</w:t>
-      </w:r>
-    </w:p>
-    <w:p>
-      <w:pPr>
-        <w:rPr>
-          <w:rFonts w:ascii="Times New Roman" w:hAnsi="Times New Roman" w:eastAsia="宋体" w:cs="Times New Roman"/>
-          <w:b/>
-          <w:sz w:val="28"/>
-        </w:rPr>
-        <w:jc w:val="left"/>
-        <w:spacing w:line="360" w:lineRule="auto" w:after="6"/>
-      </w:pPr>
-      <w:r>
-        <w:rPr>
-          <w:rFonts w:ascii="Times New Roman" w:hAnsi="Times New Roman" w:eastAsia="宋体"/>
           <w:sz w:val="21"/>
         </w:rPr>
-        <w:t xml:space="preserve">3.3 特性成果 ·················· 13</w:t>
-      </w:r>
-    </w:p>
-    <w:p>
-      <w:pPr>
-        <w:rPr>
-          <w:rFonts w:ascii="Times New Roman" w:hAnsi="Times New Roman" w:eastAsia="宋体" w:cs="Times New Roman"/>
-          <w:b/>
-          <w:sz w:val="28"/>
-        </w:rPr>
-        <w:jc w:val="left"/>
-        <w:spacing w:line="360" w:lineRule="auto" w:after="6"/>
-      </w:pPr>
-      <w:r>
-        <w:rPr>
-          <w:rFonts w:ascii="Times New Roman" w:hAnsi="Times New Roman" w:eastAsia="宋体"/>
-          <w:sz w:val="21"/>
-        </w:rPr>
-        <w:t xml:space="preserve">第四部分  总结 ·················· 14</w:t>
-      </w:r>
-    </w:p>
-    <w:p>
-      <w:pPr>
-        <w:rPr>
-          <w:rFonts w:ascii="Times New Roman" w:hAnsi="Times New Roman" w:eastAsia="宋体" w:cs="Times New Roman"/>
-          <w:b/>
-          <w:sz w:val="28"/>
-        </w:rPr>
-        <w:jc w:val="left"/>
-        <w:spacing w:line="360" w:lineRule="auto" w:after="6"/>
-      </w:pPr>
-      <w:r>
-        <w:rPr>
-          <w:rFonts w:ascii="Times New Roman" w:hAnsi="Times New Roman" w:eastAsia="宋体"/>
-          <w:sz w:val="21"/>
-        </w:rPr>
-        <w:t xml:space="preserve">4.1 可扩展之处 ················ 14</w:t>
-      </w:r>
-    </w:p>
-    <w:p>
-      <w:pPr>
-        <w:rPr>
-          <w:rFonts w:ascii="Times New Roman" w:hAnsi="Times New Roman" w:eastAsia="宋体" w:cs="Times New Roman"/>
-          <w:b/>
-          <w:sz w:val="28"/>
-        </w:rPr>
-        <w:jc w:val="left"/>
-        <w:spacing w:line="360" w:lineRule="auto" w:after="6"/>
-      </w:pPr>
-      <w:r>
-        <w:rPr>
-          <w:rFonts w:ascii="Times New Roman" w:hAnsi="Times New Roman" w:eastAsia="宋体"/>
-          <w:sz w:val="21"/>
-        </w:rPr>
-        <w:t xml:space="preserve">4.2 心得体会 ·················· 14</w:t>
-      </w:r>
-    </w:p>
-    <w:p>
-      <w:pPr>
-        <w:rPr>
-          <w:rFonts w:ascii="Times New Roman" w:hAnsi="Times New Roman" w:eastAsia="宋体" w:cs="Times New Roman"/>
-          <w:b/>
-          <w:sz w:val="28"/>
-        </w:rPr>
-        <w:jc w:val="left"/>
-        <w:spacing w:line="360" w:lineRule="auto" w:after="6"/>
-      </w:pPr>
-      <w:r>
-        <w:rPr>
-          <w:rFonts w:ascii="Times New Roman" w:hAnsi="Times New Roman" w:eastAsia="宋体"/>
-          <w:sz w:val="21"/>
-        </w:rPr>
-        <w:t xml:space="preserve">第五部分  参考文献 ·············· 15</w:t>
+        <w:t xml:space="preserve">4.2 心得体会 ·················· -</w:t>
       </w:r>
     </w:p>
     <w:p>
@@ -734,133 +626,151 @@
           <w:rFonts w:ascii="Times New Roman" w:hAnsi="Times New Roman" w:eastAsia="宋体"/>
           <w:sz w:val="24"/>
         </w:rPr>
-        <w:t xml:space="preserve">（1）信号源：32 位 NCO + 256 点正弦表，1Hz~12.5MHz，分辨率 0.0116Hz，支持正弦/方波/三角/双音。</w:t>
-      </w:r>
-    </w:p>
-    <w:p>
-      <w:pPr>
-        <w:rPr>
-          <w:rFonts w:ascii="Times New Roman" w:hAnsi="Times New Roman" w:eastAsia="宋体" w:cs="Times New Roman"/>
-          <w:b/>
-          <w:sz w:val="28"/>
-        </w:rPr>
-        <w:ind w:firstLineChars="200"/>
-        <w:spacing w:line="360" w:lineRule="auto"/>
-      </w:pPr>
-      <w:r>
-        <w:rPr>
-          <w:rFonts w:ascii="Times New Roman" w:hAnsi="Times New Roman" w:eastAsia="宋体"/>
-          <w:sz w:val="24"/>
-        </w:rPr>
-        <w:t xml:space="preserve">（2）参数测量：频率 100Hz~1MHz 内误差&lt;1%，同时给出峰峰值、占空比与脉宽。</w:t>
-      </w:r>
-    </w:p>
-    <w:p>
-      <w:pPr>
-        <w:rPr>
-          <w:rFonts w:ascii="Times New Roman" w:hAnsi="Times New Roman" w:eastAsia="宋体" w:cs="Times New Roman"/>
-          <w:b/>
-          <w:sz w:val="28"/>
-        </w:rPr>
-        <w:ind w:firstLineChars="200"/>
-        <w:spacing w:line="360" w:lineRule="auto"/>
-      </w:pPr>
-      <w:r>
-        <w:rPr>
-          <w:rFonts w:ascii="Times New Roman" w:hAnsi="Times New Roman" w:eastAsia="宋体"/>
-          <w:sz w:val="24"/>
-        </w:rPr>
-        <w:t xml:space="preserve">（3）频谱：4096 点 IP FFT 与自研 1024 点 FFT 双通路；自研含 Hann 窗与插值，输出基波与 3、5 次谐波。范围 48.8~24951Hz（T1）/ 12.2~6238Hz（T2）。</w:t>
-      </w:r>
-    </w:p>
-    <w:p>
-      <w:pPr>
-        <w:rPr>
-          <w:rFonts w:ascii="Times New Roman" w:hAnsi="Times New Roman" w:eastAsia="宋体" w:cs="Times New Roman"/>
-          <w:b/>
-          <w:sz w:val="28"/>
-        </w:rPr>
-        <w:ind w:firstLineChars="200"/>
-        <w:spacing w:line="360" w:lineRule="auto"/>
-      </w:pPr>
-      <w:r>
-        <w:rPr>
-          <w:rFonts w:ascii="Times New Roman" w:hAnsi="Times New Roman" w:eastAsia="宋体"/>
-          <w:sz w:val="24"/>
-        </w:rPr>
-        <w:t xml:space="preserve">（4）波形与触发：1024 点上传，自由/上升沿/下降沿触发，预触发 0/25/50/75%。</w:t>
-      </w:r>
-    </w:p>
-    <w:p>
-      <w:pPr>
-        <w:rPr>
-          <w:rFonts w:ascii="Times New Roman" w:hAnsi="Times New Roman" w:eastAsia="宋体" w:cs="Times New Roman"/>
-          <w:b/>
-          <w:sz w:val="28"/>
-        </w:rPr>
-        <w:ind w:firstLineChars="200"/>
-        <w:spacing w:line="360" w:lineRule="auto"/>
-      </w:pPr>
-      <w:r>
-        <w:rPr>
-          <w:rFonts w:ascii="Times New Roman" w:hAnsi="Times New Roman" w:eastAsia="宋体"/>
-          <w:sz w:val="24"/>
-        </w:rPr>
-        <w:t xml:space="preserve">（5）频谱可视化：512 点幅度谱帧，柱状图与瀑布图，支持扫频。</w:t>
-      </w:r>
-    </w:p>
-    <w:p>
-      <w:pPr>
-        <w:rPr>
-          <w:rFonts w:ascii="Times New Roman" w:hAnsi="Times New Roman" w:eastAsia="宋体" w:cs="Times New Roman"/>
-          <w:b/>
-          <w:sz w:val="28"/>
-        </w:rPr>
-        <w:ind w:firstLineChars="200"/>
-        <w:spacing w:line="360" w:lineRule="auto"/>
-      </w:pPr>
-      <w:r>
-        <w:rPr>
-          <w:rFonts w:ascii="Times New Roman" w:hAnsi="Times New Roman" w:eastAsia="宋体"/>
-          <w:sz w:val="24"/>
-        </w:rPr>
-        <w:t xml:space="preserve">（6）频域处理：窗切换、50% 帧重叠、8 帧谱平均、IFFT 滤波与回放。</w:t>
-      </w:r>
-    </w:p>
-    <w:p>
-      <w:pPr>
-        <w:rPr>
-          <w:rFonts w:ascii="Times New Roman" w:hAnsi="Times New Roman" w:eastAsia="宋体" w:cs="Times New Roman"/>
-          <w:b/>
-          <w:sz w:val="28"/>
-        </w:rPr>
-        <w:ind w:firstLineChars="200"/>
-        <w:spacing w:line="360" w:lineRule="auto"/>
-      </w:pPr>
-      <w:r>
-        <w:rPr>
-          <w:rFonts w:ascii="Times New Roman" w:hAnsi="Times New Roman" w:eastAsia="宋体"/>
-          <w:sz w:val="24"/>
-        </w:rPr>
-        <w:t xml:space="preserve">（7）波形识别：规则法与神经网络并行，输出正弦/方波/三角/其他。</w:t>
-      </w:r>
-    </w:p>
-    <w:p>
-      <w:pPr>
-        <w:rPr>
-          <w:rFonts w:ascii="Times New Roman" w:hAnsi="Times New Roman" w:eastAsia="宋体" w:cs="Times New Roman"/>
-          <w:b/>
-          <w:sz w:val="28"/>
-        </w:rPr>
-        <w:ind w:firstLineChars="200"/>
-        <w:spacing w:line="360" w:lineRule="auto"/>
-      </w:pPr>
-      <w:r>
-        <w:rPr>
-          <w:rFonts w:ascii="Times New Roman" w:hAnsi="Times New Roman" w:eastAsia="宋体"/>
-          <w:sz w:val="24"/>
-        </w:rPr>
-        <w:t xml:space="preserve">（8）时基：交付开放 50kHz（T1）与 12.5kHz（T2）两档。</w:t>
+        <w:t xml:space="preserve">（1）信号源：32 位 NCO + 256 点正弦表，1Hz~12.5MHz，分辨率 0.0116Hz，四种波形。</w:t>
+      </w:r>
+    </w:p>
+    <w:p>
+      <w:pPr>
+        <w:rPr>
+          <w:rFonts w:ascii="Times New Roman" w:hAnsi="Times New Roman" w:eastAsia="宋体" w:cs="Times New Roman"/>
+          <w:b/>
+          <w:sz w:val="28"/>
+        </w:rPr>
+        <w:ind w:firstLineChars="200"/>
+        <w:spacing w:line="360" w:lineRule="auto"/>
+      </w:pPr>
+      <w:r>
+        <w:rPr>
+          <w:rFonts w:ascii="Times New Roman" w:hAnsi="Times New Roman" w:eastAsia="宋体"/>
+          <w:sz w:val="24"/>
+        </w:rPr>
+        <w:t xml:space="preserve">（2）参数测量：频率 100Hz~1MHz 误差&lt;1%，另给峰峰值、占空比与脉宽。</w:t>
+      </w:r>
+    </w:p>
+    <w:p>
+      <w:pPr>
+        <w:rPr>
+          <w:rFonts w:ascii="Times New Roman" w:hAnsi="Times New Roman" w:eastAsia="宋体" w:cs="Times New Roman"/>
+          <w:b/>
+          <w:sz w:val="28"/>
+        </w:rPr>
+        <w:ind w:firstLineChars="200"/>
+        <w:spacing w:line="360" w:lineRule="auto"/>
+      </w:pPr>
+      <w:r>
+        <w:rPr>
+          <w:rFonts w:ascii="Times New Roman" w:hAnsi="Times New Roman" w:eastAsia="宋体"/>
+          <w:sz w:val="24"/>
+        </w:rPr>
+        <w:t xml:space="preserve">（3）频谱：4096 点 IP FFT 与自研 1024 点 FFT 双通路；自研含 Hann 窗与抛物线插值，输出基波与 3、5 次谐波。</w:t>
+      </w:r>
+    </w:p>
+    <w:p>
+      <w:pPr>
+        <w:rPr>
+          <w:rFonts w:ascii="Times New Roman" w:hAnsi="Times New Roman" w:eastAsia="宋体" w:cs="Times New Roman"/>
+          <w:b/>
+          <w:sz w:val="28"/>
+        </w:rPr>
+        <w:ind w:firstLineChars="200"/>
+        <w:spacing w:line="360" w:lineRule="auto"/>
+      </w:pPr>
+      <w:r>
+        <w:rPr>
+          <w:rFonts w:ascii="Times New Roman" w:hAnsi="Times New Roman" w:eastAsia="宋体"/>
+          <w:sz w:val="24"/>
+        </w:rPr>
+        <w:t xml:space="preserve">（4）高频档：四档时基，最高 fs=12.5MHz，频谱可观测到 6.25MHz。</w:t>
+      </w:r>
+    </w:p>
+    <w:p>
+      <w:pPr>
+        <w:rPr>
+          <w:rFonts w:ascii="Times New Roman" w:hAnsi="Times New Roman" w:eastAsia="宋体" w:cs="Times New Roman"/>
+          <w:b/>
+          <w:sz w:val="28"/>
+        </w:rPr>
+        <w:ind w:firstLineChars="200"/>
+        <w:spacing w:line="360" w:lineRule="auto"/>
+      </w:pPr>
+      <w:r>
+        <w:rPr>
+          <w:rFonts w:ascii="Times New Roman" w:hAnsi="Times New Roman" w:eastAsia="宋体"/>
+          <w:sz w:val="24"/>
+        </w:rPr>
+        <w:t xml:space="preserve">（5）波形与触发：1024 点上传，自由/上升沿/下降沿，预触发 0/25/50/75%。</w:t>
+      </w:r>
+    </w:p>
+    <w:p>
+      <w:pPr>
+        <w:rPr>
+          <w:rFonts w:ascii="Times New Roman" w:hAnsi="Times New Roman" w:eastAsia="宋体" w:cs="Times New Roman"/>
+          <w:b/>
+          <w:sz w:val="28"/>
+        </w:rPr>
+        <w:ind w:firstLineChars="200"/>
+        <w:spacing w:line="360" w:lineRule="auto"/>
+      </w:pPr>
+      <w:r>
+        <w:rPr>
+          <w:rFonts w:ascii="Times New Roman" w:hAnsi="Times New Roman" w:eastAsia="宋体"/>
+          <w:sz w:val="24"/>
+        </w:rPr>
+        <w:t xml:space="preserve">（6）频谱可视化：512 点幅度谱帧，柱状图与瀑布图，支持扫频。</w:t>
+      </w:r>
+    </w:p>
+    <w:p>
+      <w:pPr>
+        <w:rPr>
+          <w:rFonts w:ascii="Times New Roman" w:hAnsi="Times New Roman" w:eastAsia="宋体" w:cs="Times New Roman"/>
+          <w:b/>
+          <w:sz w:val="28"/>
+        </w:rPr>
+        <w:ind w:firstLineChars="200"/>
+        <w:spacing w:line="360" w:lineRule="auto"/>
+      </w:pPr>
+      <w:r>
+        <w:rPr>
+          <w:rFonts w:ascii="Times New Roman" w:hAnsi="Times New Roman" w:eastAsia="宋体"/>
+          <w:sz w:val="24"/>
+        </w:rPr>
+        <w:t xml:space="preserve">（7）频域处理：窗切换、50% 帧重叠、8 帧谱平均、IFFT 滤波与回放。</w:t>
+      </w:r>
+    </w:p>
+    <w:p>
+      <w:pPr>
+        <w:rPr>
+          <w:rFonts w:ascii="Times New Roman" w:hAnsi="Times New Roman" w:eastAsia="宋体" w:cs="Times New Roman"/>
+          <w:b/>
+          <w:sz w:val="28"/>
+        </w:rPr>
+        <w:ind w:firstLineChars="200"/>
+        <w:spacing w:line="360" w:lineRule="auto"/>
+      </w:pPr>
+      <w:r>
+        <w:rPr>
+          <w:rFonts w:ascii="Times New Roman" w:hAnsi="Times New Roman" w:eastAsia="宋体"/>
+          <w:sz w:val="24"/>
+        </w:rPr>
+        <w:t xml:space="preserve">（8）锁相放大：正交解调加整周期累加，可从噪声中提取微弱信号。</w:t>
+      </w:r>
+    </w:p>
+    <w:p>
+      <w:pPr>
+        <w:rPr>
+          <w:rFonts w:ascii="Times New Roman" w:hAnsi="Times New Roman" w:eastAsia="宋体" w:cs="Times New Roman"/>
+          <w:b/>
+          <w:sz w:val="28"/>
+        </w:rPr>
+        <w:ind w:firstLineChars="200"/>
+        <w:spacing w:line="360" w:lineRule="auto"/>
+      </w:pPr>
+      <w:r>
+        <w:rPr>
+          <w:rFonts w:ascii="Times New Roman" w:hAnsi="Times New Roman" w:eastAsia="宋体"/>
+          <w:sz w:val="24"/>
+        </w:rPr>
+        <w:t xml:space="preserve">（9）波形识别：规则法与神经网络并行，输出正弦/方波/三角/其他。</w:t>
       </w:r>
     </w:p>
     <w:p>
@@ -985,7 +895,7 @@
           <w:rFonts w:ascii="Times New Roman" w:hAnsi="Times New Roman" w:eastAsia="宋体"/>
           <w:sz w:val="24"/>
         </w:rPr>
-        <w:t xml:space="preserve">（4）频谱观测：0~25kHz 内的谐波与边带观测，配合瀑布图观察频率随时间的变化。</w:t>
+        <w:t xml:space="preserve">（4）频谱观测：0~6.25MHz 内的谐波与边带观测，配合瀑布图观察频率随时间的变化。</w:t>
       </w:r>
     </w:p>
     <w:p>
@@ -1476,7 +1386,7 @@
                 <w:rFonts w:ascii="Times New Roman" w:hAnsi="Times New Roman" w:eastAsia="宋体"/>
                 <w:sz w:val="18"/>
               </w:rPr>
-              <w:t>IP 4096 点 + 自研 1024 点</w:t>
+              <w:t>IP 4096 点 + 自研 1024 点，最高观测 6.25MHz</w:t>
             </w:r>
           </w:p>
         </w:tc>
@@ -1513,6 +1423,80 @@
                 <w:sz w:val="18"/>
               </w:rPr>
               <w:t>插值后 1kHz 报 999Hz（0.1%）</w:t>
+            </w:r>
+          </w:p>
+        </w:tc>
+      </w:tr>
+      <w:tr>
+        <w:tc>
+          <w:tcPr>
+            <w:tcW w:type="dxa" w:w="2041"/>
+          </w:tcPr>
+          <w:p>
+            <w:pPr>
+              <w:spacing w:before="20" w:after="20"/>
+              <w:jc w:val="center"/>
+            </w:pPr>
+            <w:r>
+              <w:rPr>
+                <w:rFonts w:ascii="Times New Roman" w:hAnsi="Times New Roman" w:eastAsia="宋体"/>
+                <w:sz w:val="18"/>
+              </w:rPr>
+              <w:t>锁相放大</w:t>
+            </w:r>
+          </w:p>
+        </w:tc>
+        <w:tc>
+          <w:tcPr>
+            <w:tcW w:type="dxa" w:w="2041"/>
+          </w:tcPr>
+          <w:p>
+            <w:pPr>
+              <w:spacing w:before="20" w:after="20"/>
+              <w:jc w:val="center"/>
+            </w:pPr>
+            <w:r>
+              <w:rPr>
+                <w:rFonts w:ascii="Times New Roman" w:hAnsi="Times New Roman" w:eastAsia="宋体"/>
+                <w:sz w:val="18"/>
+              </w:rPr>
+              <w:t>SNR −13dB 下幅度误差 2.1%</w:t>
+            </w:r>
+          </w:p>
+        </w:tc>
+        <w:tc>
+          <w:tcPr>
+            <w:tcW w:type="dxa" w:w="2041"/>
+          </w:tcPr>
+          <w:p>
+            <w:pPr>
+              <w:spacing w:before="20" w:after="20"/>
+              <w:jc w:val="center"/>
+            </w:pPr>
+            <w:r>
+              <w:rPr>
+                <w:rFonts w:ascii="Times New Roman" w:hAnsi="Times New Roman" w:eastAsia="宋体"/>
+                <w:sz w:val="18"/>
+              </w:rPr>
+              <w:t>积分时间</w:t>
+            </w:r>
+          </w:p>
+        </w:tc>
+        <w:tc>
+          <w:tcPr>
+            <w:tcW w:type="dxa" w:w="2041"/>
+          </w:tcPr>
+          <w:p>
+            <w:pPr>
+              <w:spacing w:before="20" w:after="20"/>
+              <w:jc w:val="center"/>
+            </w:pPr>
+            <w:r>
+              <w:rPr>
+                <w:rFonts w:ascii="Times New Roman" w:hAnsi="Times New Roman" w:eastAsia="宋体"/>
+                <w:sz w:val="18"/>
+              </w:rPr>
+              <w:t>32 周期可调（1kHz 约 32ms）</w:t>
             </w:r>
           </w:p>
         </w:tc>
@@ -2718,7 +2702,29 @@
           <w:rFonts w:ascii="Times New Roman" w:hAnsi="Times New Roman" w:eastAsia="宋体"/>
           <w:sz w:val="24"/>
         </w:rPr>
-        <w:t xml:space="preserve">（11）串口协议：命令帧 5A A5 + 命令字 + 长度 + 负载 + 校验和，共 25 条命令；上报分 ASCII 测量行（F=/V=/D=/W=/TY=/SF=/S2=/S3=/WIN=）与二进制帧（波形 0x01、谱帧 0x02）。</w:t>
+        <w:t xml:space="preserve">（11）锁相放大：把 ADC 采样与同频正交参考相乘，再按整数个周期累加。
+参考 NCO 跑 25MHz（ADC 实际速率）并取 2 倍频率字，因此与 50MHz 域的 DDS 严格同频；
+正交参考直接复用 FFT 的旋转因子表（1024 点 × 16 位），比 8 位正弦表精度高一个量级。
+累加必须凑满整数个周期，否则会残留 2 倍频分量，读数随之漂移。结果以 I/Q 两路回传，
+幅度与相位由主机计算。</w:t>
+      </w:r>
+    </w:p>
+    <w:p>
+      <w:pPr>
+        <w:rPr>
+          <w:rFonts w:ascii="Times New Roman" w:hAnsi="Times New Roman" w:eastAsia="宋体" w:cs="Times New Roman"/>
+          <w:b/>
+          <w:sz w:val="28"/>
+        </w:rPr>
+        <w:ind w:firstLineChars="200"/>
+        <w:spacing w:line="360" w:lineRule="auto"/>
+      </w:pPr>
+      <w:r>
+        <w:rPr>
+          <w:rFonts w:ascii="Times New Roman" w:hAnsi="Times New Roman" w:eastAsia="宋体"/>
+          <w:sz w:val="24"/>
+        </w:rPr>
+        <w:t xml:space="preserve">（12）串口协议：命令帧 5A A5 + 命令字 + 长度 + 负载 + 校验和，共 29 条命令；上报分 ASCII 测量行（F=/V=/D=/W=/TY=/SF=/S2=/S3=/WIN=）与二进制帧（波形 0x01、谱帧 0x02）。</w:t>
       </w:r>
     </w:p>
     <w:p>
@@ -3362,25 +3368,61 @@
           <w:rFonts w:ascii="Times New Roman" w:hAnsi="Times New Roman" w:eastAsia="宋体"/>
           <w:sz w:val="24"/>
         </w:rPr>
-        <w:t xml:space="preserve">（9）帧率与资源。幅度谱帧率 21.2 帧/s；整片 LUT 7469（35.91%）、FF 6633（15.94%）、BRAM 11（22%）、DSP 38（42.22%），50MHz 下 WNS +1.406ns、零失败端点。</w:t>
-      </w:r>
-    </w:p>
-    <w:p>
-      <w:pPr>
-        <w:rPr>
-          <w:rFonts w:ascii="Times New Roman" w:hAnsi="Times New Roman" w:eastAsia="宋体" w:cs="Times New Roman"/>
-          <w:b/>
-          <w:sz w:val="28"/>
-        </w:rPr>
-        <w:ind w:firstLineChars="200"/>
-        <w:spacing w:line="360" w:lineRule="auto"/>
-      </w:pPr>
-      <w:r>
-        <w:rPr>
-          <w:rFonts w:ascii="Times New Roman" w:hAnsi="Times New Roman" w:eastAsia="宋体"/>
-          <w:sz w:val="24"/>
-        </w:rPr>
-        <w:t xml:space="preserve">（10）已知边界。自研 FFT 只扫描 bin 1~511，可用范围为 48.8~24951Hz（T1）与 12.2~6238Hz（T2）；超出范围的分量会混叠折叠为 fs−f 并报出看似合理的错误值，主机端已就此做出标注。时基 T1/T2 已上板验证，T3/T4 存在异常，交付版本未开放。</w:t>
+        <w:t xml:space="preserve">（9）高频频谱。四档时基，T3/T4 分别以 6.25MHz 与 12.5MHz 采样。实测自研 FFT 单峰：1MHz 报 1000237Hz、2MHz 报 2000474Hz、5MHz 报 5000543Hz，误差均小于 0.03%。</w:t>
+      </w:r>
+    </w:p>
+    <w:p>
+      <w:pPr>
+        <w:rPr>
+          <w:rFonts w:ascii="Times New Roman" w:hAnsi="Times New Roman" w:eastAsia="宋体" w:cs="Times New Roman"/>
+          <w:b/>
+          <w:sz w:val="28"/>
+        </w:rPr>
+        <w:ind w:firstLineChars="200"/>
+        <w:spacing w:line="360" w:lineRule="auto"/>
+      </w:pPr>
+      <w:r>
+        <w:rPr>
+          <w:rFonts w:ascii="Times New Roman" w:hAnsi="Times New Roman" w:eastAsia="宋体"/>
+          <w:sz w:val="24"/>
+        </w:rPr>
+        <w:t xml:space="preserve">（10）锁相放大。在回环信号上叠加伪随机噪声并衰减信号，把信噪比压到 −13dB：此时常规峰峰值读数 3960mV，而真值仅 596mV（偏离 6.6 倍）；锁相给出 583mV，误差 2.1%。积分 32 个周期，1kHz 下约 32ms 完成一次。</w:t>
+      </w:r>
+    </w:p>
+    <w:p>
+      <w:pPr>
+        <w:rPr>
+          <w:rFonts w:ascii="Times New Roman" w:hAnsi="Times New Roman" w:eastAsia="宋体" w:cs="Times New Roman"/>
+          <w:b/>
+          <w:sz w:val="28"/>
+        </w:rPr>
+        <w:ind w:firstLineChars="200"/>
+        <w:spacing w:line="360" w:lineRule="auto"/>
+      </w:pPr>
+      <w:r>
+        <w:rPr>
+          <w:rFonts w:ascii="Times New Roman" w:hAnsi="Times New Roman" w:eastAsia="宋体"/>
+          <w:sz w:val="24"/>
+        </w:rPr>
+        <w:t xml:space="preserve">（11）帧率与资源。幅度谱帧率 21.2 帧/s；整片 LUT 7469（35.91%）、FF 6633（15.94%）、BRAM 11（22%）、DSP 38（42.22%），50MHz 下 WNS +1.406ns、零失败端点。</w:t>
+      </w:r>
+    </w:p>
+    <w:p>
+      <w:pPr>
+        <w:rPr>
+          <w:rFonts w:ascii="Times New Roman" w:hAnsi="Times New Roman" w:eastAsia="宋体" w:cs="Times New Roman"/>
+          <w:b/>
+          <w:sz w:val="28"/>
+        </w:rPr>
+        <w:ind w:firstLineChars="200"/>
+        <w:spacing w:line="360" w:lineRule="auto"/>
+      </w:pPr>
+      <w:r>
+        <w:rPr>
+          <w:rFonts w:ascii="Times New Roman" w:hAnsi="Times New Roman" w:eastAsia="宋体"/>
+          <w:sz w:val="24"/>
+        </w:rPr>
+        <w:t xml:space="preserve">（10）已知边界。自研 FFT 只扫描 bin 1~511，可用范围为 48.8~24951Hz（T1）与 12.2~6238Hz（T2）；超出范围的分量会混叠折叠为 fs−f 并报出看似合理的错误值，主机端已就此做出标注。时基四档全部可用：T1/T2 用于低频与高分辨率，T3/T4 为高频频谱档（6.25MHz / 12.5MHz）。波形帧固定 50kHz 采样，不随时基变化；高频观察走频谱通路。</w:t>
       </w:r>
     </w:p>
     <w:p>
@@ -3920,25 +3962,25 @@
           <w:rFonts w:ascii="Times New Roman" w:hAnsi="Times New Roman" w:eastAsia="宋体"/>
           <w:sz w:val="24"/>
         </w:rPr>
-        <w:t xml:space="preserve">（1）提高采样率与点数。当前受 25MSPS 与 1024 点限制，观察带宽上限 25kHz；换用更快的 ADC 并把点数提到 4096，可把带宽与分辨率同时提升，代价是块 RAM 与蝶形级数增加。</w:t>
-      </w:r>
-    </w:p>
-    <w:p>
-      <w:pPr>
-        <w:rPr>
-          <w:rFonts w:ascii="Times New Roman" w:hAnsi="Times New Roman" w:eastAsia="宋体" w:cs="Times New Roman"/>
-          <w:b/>
-          <w:sz w:val="28"/>
-        </w:rPr>
-        <w:ind w:firstLineChars="200"/>
-        <w:spacing w:line="360" w:lineRule="auto"/>
-      </w:pPr>
-      <w:r>
-        <w:rPr>
-          <w:rFonts w:ascii="Times New Roman" w:hAnsi="Times New Roman" w:eastAsia="宋体"/>
-          <w:sz w:val="24"/>
-        </w:rPr>
-        <w:t xml:space="preserve">（2）打通 T3/T4 时基。固件已具备四档，100k/200k 两档实机切换无响应，根因尚未定位。</w:t>
+        <w:t xml:space="preserve">（1）提高频谱分辨率。当前高频档受 1024 点限制，T4 下 Δf 达 12.2kHz；若把点数提到 4096，在同样带宽下分辨率可提高 4 倍，代价是块 RAM 与蝶形级数增加。</w:t>
+      </w:r>
+    </w:p>
+    <w:p>
+      <w:pPr>
+        <w:rPr>
+          <w:rFonts w:ascii="Times New Roman" w:hAnsi="Times New Roman" w:eastAsia="宋体" w:cs="Times New Roman"/>
+          <w:b/>
+          <w:sz w:val="28"/>
+        </w:rPr>
+        <w:ind w:firstLineChars="200"/>
+        <w:spacing w:line="360" w:lineRule="auto"/>
+      </w:pPr>
+      <w:r>
+        <w:rPr>
+          <w:rFonts w:ascii="Times New Roman" w:hAnsi="Times New Roman" w:eastAsia="宋体"/>
+          <w:sz w:val="24"/>
+        </w:rPr>
+        <w:t xml:space="preserve">（2）扩展测频上限的标定。内部回环受 DDS 模拟带宽（约 5MHz）限制，无法验证更高频率；接外部信号源可把 5~12.5MHz 这一段标出来。</w:t>
       </w:r>
     </w:p>
     <w:p>

--- a/report/tech_doc_draft.docx
+++ b/report/tech_doc_draft.docx
@@ -2724,7 +2724,7 @@
           <w:rFonts w:ascii="Times New Roman" w:hAnsi="Times New Roman" w:eastAsia="宋体"/>
           <w:sz w:val="24"/>
         </w:rPr>
-        <w:t xml:space="preserve">（12）串口协议：命令帧 5A A5 + 命令字 + 长度 + 负载 + 校验和，共 29 条命令；上报分 ASCII 测量行（F=/V=/D=/W=/TY=/SF=/S2=/S3=/WIN=）与二进制帧（波形 0x01、谱帧 0x02）。</w:t>
+        <w:t xml:space="preserve">（12）串口协议：命令帧 5A A5 + 命令字 + 长度 + 负载 + 校验和，共 25 条命令；上报分 ASCII 测量行（F=/V=/D=/W=/TY=/SF=/S2=/S3=/WIN=）与二进制帧（波形 0x01、谱帧 0x02）。</w:t>
       </w:r>
     </w:p>
     <w:p>

--- a/report/tech_doc_draft.docx
+++ b/report/tech_doc_draft.docx
@@ -2724,7 +2724,7 @@
           <w:rFonts w:ascii="Times New Roman" w:hAnsi="Times New Roman" w:eastAsia="宋体"/>
           <w:sz w:val="24"/>
         </w:rPr>
-        <w:t xml:space="preserve">（12）串口协议：命令帧 5A A5 + 命令字 + 长度 + 负载 + 校验和，共 25 条命令；上报分 ASCII 测量行（F=/V=/D=/W=/TY=/SF=/S2=/S3=/WIN=）与二进制帧（波形 0x01、谱帧 0x02）。</w:t>
+        <w:t xml:space="preserve">（12）串口协议：命令帧 5A A5 + 命令字 + 长度 + 负载 + 校验和，共 26 条命令；上报分 ASCII 测量行（F=/V=/D=/W=/TY=/SF=/S2=/S3=/WIN=）与二进制帧（波形 0x01、谱帧 0x02）。</w:t>
       </w:r>
     </w:p>
     <w:p>
@@ -3350,7 +3350,7 @@
           <w:rFonts w:ascii="Times New Roman" w:hAnsi="Times New Roman" w:eastAsia="宋体"/>
           <w:sz w:val="24"/>
         </w:rPr>
-        <w:t xml:space="preserve">（8）波形识别。规则法与神经网络在 1k~25kHz 内均可判对；神经网络定点准确率 91.3%（测试集口径）。</w:t>
+        <w:t xml:space="preserve">（8）波形识别。规则法与神经网络并行。规则法上限由 25kHz 提升到 200kHz：正弦与方波在1k~200kHz 全部判对，三角波在 100kHz 以上如实报「其他」。频率超过 200kHz 时统一报「其他」，不给出不可靠的结论。神经网络定点准确率 91.3%（测试集口径）。</w:t>
       </w:r>
     </w:p>
     <w:p>

--- a/report/tech_doc_draft.docx
+++ b/report/tech_doc_draft.docx
@@ -2724,7 +2724,7 @@
           <w:rFonts w:ascii="Times New Roman" w:hAnsi="Times New Roman" w:eastAsia="宋体"/>
           <w:sz w:val="24"/>
         </w:rPr>
-        <w:t xml:space="preserve">（12）串口协议：命令帧 5A A5 + 命令字 + 长度 + 负载 + 校验和，共 26 条命令；上报分 ASCII 测量行（F=/V=/D=/W=/TY=/SF=/S2=/S3=/WIN=）与二进制帧（波形 0x01、谱帧 0x02）。</w:t>
+        <w:t xml:space="preserve">（12）串口协议：命令帧 5A A5 + 命令字 + 长度 + 负载 + 校验和，共 27 条命令；上报分 ASCII 测量行（F=/V=/D=/W=/TY=/SF=/S2=/S3=/WIN=）与二进制帧（波形 0x01、谱帧 0x02）。</w:t>
       </w:r>
     </w:p>
     <w:p>
@@ -3350,7 +3350,7 @@
           <w:rFonts w:ascii="Times New Roman" w:hAnsi="Times New Roman" w:eastAsia="宋体"/>
           <w:sz w:val="24"/>
         </w:rPr>
-        <w:t xml:space="preserve">（8）波形识别。规则法与神经网络并行。规则法上限由 25kHz 提升到 200kHz：正弦与方波在1k~200kHz 全部判对，三角波在 100kHz 以上如实报「其他」。频率超过 200kHz 时统一报「其他」，不给出不可靠的结论。神经网络定点准确率 91.3%（测试集口径）。</w:t>
+        <w:t xml:space="preserve">（8）波形识别。规则法与神经网络并行运行，0x96 选择上报哪一路。两者失效位置不同：规则法在 1k~50kHz 三分类全对，100kHz 以上三角波报「其他」；神经网络一直对到 100kHz，200kHz 起开始误判。因此低频用规则法（判据可解释），高频切神经网络（性能更好），构成两条实现互相印证，而非一个取代另一个。频率超过 200kHz 时统一报「其他」，不给不可靠结论。</w:t>
       </w:r>
     </w:p>
     <w:p>
@@ -3404,7 +3404,25 @@
           <w:rFonts w:ascii="Times New Roman" w:hAnsi="Times New Roman" w:eastAsia="宋体"/>
           <w:sz w:val="24"/>
         </w:rPr>
-        <w:t xml:space="preserve">（11）帧率与资源。幅度谱帧率 21.2 帧/s；整片 LUT 7469（35.91%）、FF 6633（15.94%）、BRAM 11（22%）、DSP 38（42.22%），50MHz 下 WNS +1.406ns、零失败端点。</w:t>
+        <w:t xml:space="preserve">（11）锁相放大的可操作性。I/Q 帧回传后由上位机换算幅度与相位并直接显示；积分周期可在 1~4096 之间调整，界面可开关并可单次读取。合成帧校验：给定 66 码、N=800000、相位 45°，界面显示 4796mV 与 45°，与手算一致。</w:t>
+      </w:r>
+    </w:p>
+    <w:p>
+      <w:pPr>
+        <w:rPr>
+          <w:rFonts w:ascii="Times New Roman" w:hAnsi="Times New Roman" w:eastAsia="宋体" w:cs="Times New Roman"/>
+          <w:b/>
+          <w:sz w:val="28"/>
+        </w:rPr>
+        <w:ind w:firstLineChars="200"/>
+        <w:spacing w:line="360" w:lineRule="auto"/>
+      </w:pPr>
+      <w:r>
+        <w:rPr>
+          <w:rFonts w:ascii="Times New Roman" w:hAnsi="Times New Roman" w:eastAsia="宋体"/>
+          <w:sz w:val="24"/>
+        </w:rPr>
+        <w:t xml:space="preserve">（12）帧率与资源。幅度谱帧率 21.2 帧/s；整片 LUT 7469（35.91%）、FF 6633（15.94%）、BRAM 11（22%）、DSP 38（42.22%），50MHz 下 WNS +1.406ns、零失败端点。</w:t>
       </w:r>
     </w:p>
     <w:p>
@@ -3423,6 +3441,24 @@
           <w:sz w:val="24"/>
         </w:rPr>
         <w:t xml:space="preserve">（10）已知边界。自研 FFT 只扫描 bin 1~511，可用范围为 48.8~24951Hz（T1）与 12.2~6238Hz（T2）；超出范围的分量会混叠折叠为 fs−f 并报出看似合理的错误值，主机端已就此做出标注。时基四档全部可用：T1/T2 用于低频与高分辨率，T3/T4 为高频频谱档（6.25MHz / 12.5MHz）。波形帧固定 50kHz 采样，不随时基变化；高频观察走频谱通路。</w:t>
+      </w:r>
+    </w:p>
+    <w:p>
+      <w:pPr>
+        <w:rPr>
+          <w:rFonts w:ascii="Times New Roman" w:hAnsi="Times New Roman" w:eastAsia="宋体" w:cs="Times New Roman"/>
+          <w:b/>
+          <w:sz w:val="28"/>
+        </w:rPr>
+        <w:ind w:firstLineChars="200"/>
+        <w:spacing w:line="360" w:lineRule="auto"/>
+      </w:pPr>
+      <w:r>
+        <w:rPr>
+          <w:rFonts w:ascii="Times New Roman" w:hAnsi="Times New Roman" w:eastAsia="宋体"/>
+          <w:sz w:val="24"/>
+        </w:rPr>
+        <w:t xml:space="preserve">（11）IP 核通路的已知缺陷。IP 4096 点 FFT 上报的主峰 S= 与次峰 A=，在切过 T3/T4 之后可能停止更新，且同一命令序列两次运行结果不一致 —— 属竞争类问题，不是状态机缺复位：计数器复位、判据放宽、采集闸门、等待超时四种修法均已试过，均无效。该核由 IP 生成且未使能复位端口，软件侧无法把它拉回正常态，只能重新配置器件。因此高频观察一律使用自研 FFT 与谱帧通路，这两条在四档下均已验证；S=/A= 定位为 T1/T2 的辅助读数。</w:t>
       </w:r>
     </w:p>
     <w:p>

--- a/report/tech_doc_draft.docx
+++ b/report/tech_doc_draft.docx
@@ -3458,7 +3458,7 @@
           <w:rFonts w:ascii="Times New Roman" w:hAnsi="Times New Roman" w:eastAsia="宋体"/>
           <w:sz w:val="24"/>
         </w:rPr>
-        <w:t xml:space="preserve">（11）IP 核通路的已知缺陷。IP 4096 点 FFT 上报的主峰 S= 与次峰 A=，在切过 T3/T4 之后可能停止更新，且同一命令序列两次运行结果不一致 —— 属竞争类问题，不是状态机缺复位：计数器复位、判据放宽、采集闸门、等待超时四种修法均已试过，均无效。该核由 IP 生成且未使能复位端口，软件侧无法把它拉回正常态，只能重新配置器件。因此高频观察一律使用自研 FFT 与谱帧通路，这两条在四档下均已验证；S=/A= 定位为 T1/T2 的辅助读数。</w:t>
+        <w:t xml:space="preserve">（11）IP 核通路的缺陷与修复。IP 4096 点 FFT 上报的主峰 S= 与次峰 A=，曾出现「切过 T3/T4 后永久停止更新」：根因是发送窗口判据里等待计数采用饱和计数，测量行一旦暂停超过 8ms，计数就顶死在上限，窗口再也打不开。改为到点绕回后，窗口每 40ms 必然重开一次，正常时序下行为不变。修复后连续五轮 T3/T4 往返实测，S= 始终保持更新，回归全部通过。</w:t>
       </w:r>
     </w:p>
     <w:p>

--- a/report/tech_doc_draft.docx
+++ b/report/tech_doc_draft.docx
@@ -3350,7 +3350,7 @@
           <w:rFonts w:ascii="Times New Roman" w:hAnsi="Times New Roman" w:eastAsia="宋体"/>
           <w:sz w:val="24"/>
         </w:rPr>
-        <w:t xml:space="preserve">（8）波形识别。规则法与神经网络并行运行，0x96 选择上报哪一路。两者失效位置不同：规则法在 1k~50kHz 三分类全对，100kHz 以上三角波报「其他」；神经网络一直对到 100kHz，200kHz 起开始误判。因此低频用规则法（判据可解释），高频切神经网络（性能更好），构成两条实现互相印证，而非一个取代另一个。频率超过 200kHz 时统一报「其他」，不给不可靠结论。</w:t>
+        <w:t xml:space="preserve">（8）波形识别。规则法与神经网络并行运行，0x96 选择上报哪一路。两条实现的强项不同：正弦波神经网络可到 400kHz 而规则法在 150kHz 后失效；方波相反，规则法到 400kHz 仍全对；三角波神经网络到 200kHz、规则法到 100kHz。低频段两者均为 100%，高频段按波形择优切换。</w:t>
       </w:r>
     </w:p>
     <w:p>

--- a/report/tech_doc_draft.docx
+++ b/report/tech_doc_draft.docx
@@ -3386,7 +3386,7 @@
           <w:rFonts w:ascii="Times New Roman" w:hAnsi="Times New Roman" w:eastAsia="宋体"/>
           <w:sz w:val="24"/>
         </w:rPr>
-        <w:t xml:space="preserve">（10）锁相放大。在回环信号上叠加伪随机噪声并衰减信号，把信噪比压到 −13dB：此时常规峰峰值读数 3960mV，而真值仅 596mV（偏离 6.6 倍）；锁相给出 583mV，误差 2.1%。积分 32 个周期，1kHz 下约 32ms 完成一次。</w:t>
+        <w:t xml:space="preserve">（10）锁相放大。在回环信号上叠加伪随机噪声并衰减信号，把信噪比压到 −18.8dB（信号功率仅为噪声的 1/76）：此时常规峰峰值读数 3487mV，而真值仅 290mV，偏离 12 倍，读数已完全不可用；同一时刻锁相给出 288mV，误差 0.8%。在 −0.6dB、−12.8dB 等中间点误差分别为 3.1% 与 1.2%，一致性良好。积分 32 个周期，1kHz 下约 32ms 完成一次。</w:t>
       </w:r>
     </w:p>
     <w:p>
@@ -3422,43 +3422,79 @@
           <w:rFonts w:ascii="Times New Roman" w:hAnsi="Times New Roman" w:eastAsia="宋体"/>
           <w:sz w:val="24"/>
         </w:rPr>
-        <w:t xml:space="preserve">（12）帧率与资源。幅度谱帧率 21.2 帧/s；整片 LUT 7469（35.91%）、FF 6633（15.94%）、BRAM 11（22%）、DSP 38（42.22%），50MHz 下 WNS +1.406ns、零失败端点。</w:t>
-      </w:r>
-    </w:p>
-    <w:p>
-      <w:pPr>
-        <w:rPr>
-          <w:rFonts w:ascii="Times New Roman" w:hAnsi="Times New Roman" w:eastAsia="宋体" w:cs="Times New Roman"/>
-          <w:b/>
-          <w:sz w:val="28"/>
-        </w:rPr>
-        <w:ind w:firstLineChars="200"/>
-        <w:spacing w:line="360" w:lineRule="auto"/>
-      </w:pPr>
-      <w:r>
-        <w:rPr>
-          <w:rFonts w:ascii="Times New Roman" w:hAnsi="Times New Roman" w:eastAsia="宋体"/>
-          <w:sz w:val="24"/>
-        </w:rPr>
-        <w:t xml:space="preserve">（10）已知边界。自研 FFT 只扫描 bin 1~511，可用范围为 48.8~24951Hz（T1）与 12.2~6238Hz（T2）；超出范围的分量会混叠折叠为 fs−f 并报出看似合理的错误值，主机端已就此做出标注。时基四档全部可用：T1/T2 用于低频与高分辨率，T3/T4 为高频频谱档（6.25MHz / 12.5MHz）。波形帧固定 50kHz 采样，不随时基变化；高频观察走频谱通路。</w:t>
-      </w:r>
-    </w:p>
-    <w:p>
-      <w:pPr>
-        <w:rPr>
-          <w:rFonts w:ascii="Times New Roman" w:hAnsi="Times New Roman" w:eastAsia="宋体" w:cs="Times New Roman"/>
-          <w:b/>
-          <w:sz w:val="28"/>
-        </w:rPr>
-        <w:ind w:firstLineChars="200"/>
-        <w:spacing w:line="360" w:lineRule="auto"/>
-      </w:pPr>
-      <w:r>
-        <w:rPr>
-          <w:rFonts w:ascii="Times New Roman" w:hAnsi="Times New Roman" w:eastAsia="宋体"/>
-          <w:sz w:val="24"/>
-        </w:rPr>
-        <w:t xml:space="preserve">（11）IP 核通路的缺陷与修复。IP 4096 点 FFT 上报的主峰 S= 与次峰 A=，曾出现「切过 T3/T4 后永久停止更新」：根因是发送窗口判据里等待计数采用饱和计数，测量行一旦暂停超过 8ms，计数就顶死在上限，窗口再也打不开。改为到点绕回后，窗口每 40ms 必然重开一次，正常时序下行为不变。修复后连续五轮 T3/T4 往返实测，S= 始终保持更新，回归全部通过。</w:t>
+        <w:t xml:space="preserve">（12）识别的自动选源。两套分类器在片中并行运行，0x96 可选强制规则法、强制神经网络或自动。自动模式采用三层判据：两法结论一致则直接采信；一方报「不确定」则采信给出具体类型的一方；仅当两者给出不同的具体类型时才按频率仲裁。这样设计是因为频率计在改频后存在滞后，而前两层判据不依赖频率。实测三种波形六个频点（1kHz~200kHz）全部正确，18 组无错，优于任一单独方法。</w:t>
+      </w:r>
+    </w:p>
+    <w:p>
+      <w:pPr>
+        <w:rPr>
+          <w:rFonts w:ascii="Times New Roman" w:hAnsi="Times New Roman" w:eastAsia="宋体" w:cs="Times New Roman"/>
+          <w:b/>
+          <w:sz w:val="28"/>
+        </w:rPr>
+        <w:ind w:firstLineChars="200"/>
+        <w:spacing w:line="360" w:lineRule="auto"/>
+      </w:pPr>
+      <w:r>
+        <w:rPr>
+          <w:rFonts w:ascii="Times New Roman" w:hAnsi="Times New Roman" w:eastAsia="宋体"/>
+          <w:sz w:val="24"/>
+        </w:rPr>
+        <w:t xml:space="preserve">（13）三条量化对照轴。除频谱双实现外，另设三组对照以量化各实现的边界。其一，波形识别：规则法在正弦 150kHz、三角 100kHz 后失效，神经网络在方波 200kHz 后失效，强项互补。其二，测频双方法：10kHz 以上用闸门法，误差即为 100Hz 除以频率（1MHz 时 0.01%）；10kHz 以下用测周法，分辨率 1Hz 但存在约 0.3% 的系统偏差，二者交接点取在误差相当处。其三，定点与浮点 FFT 对照：以 Python 复现 RTL 的定点口径（8 位输入、Q15 旋转因子、逐级右移、L1 模），与 float64 结果逐 bin 相比，归一化 RMSE 为 1.24×10⁻³（−58dB），峰值 bin 在正弦、方波与小幅信号下完全一致。</w:t>
+      </w:r>
+    </w:p>
+    <w:p>
+      <w:pPr>
+        <w:rPr>
+          <w:rFonts w:ascii="Times New Roman" w:hAnsi="Times New Roman" w:eastAsia="宋体" w:cs="Times New Roman"/>
+          <w:b/>
+          <w:sz w:val="28"/>
+        </w:rPr>
+        <w:ind w:firstLineChars="200"/>
+        <w:spacing w:line="360" w:lineRule="auto"/>
+      </w:pPr>
+      <w:r>
+        <w:rPr>
+          <w:rFonts w:ascii="Times New Roman" w:hAnsi="Times New Roman" w:eastAsia="宋体"/>
+          <w:sz w:val="24"/>
+        </w:rPr>
+        <w:t xml:space="preserve">（14）帧率与资源。幅度谱帧率 21.2 帧/s；整片 LUT 7891（37.94%）、FF 7082（17.02%）、BRAM 12（24.00%）、DSP 40（44.44%），50MHz 下 WNS +0.677ns、WHS +0.056ns，零失败端点。</w:t>
+      </w:r>
+    </w:p>
+    <w:p>
+      <w:pPr>
+        <w:rPr>
+          <w:rFonts w:ascii="Times New Roman" w:hAnsi="Times New Roman" w:eastAsia="宋体" w:cs="Times New Roman"/>
+          <w:b/>
+          <w:sz w:val="28"/>
+        </w:rPr>
+        <w:ind w:firstLineChars="200"/>
+        <w:spacing w:line="360" w:lineRule="auto"/>
+      </w:pPr>
+      <w:r>
+        <w:rPr>
+          <w:rFonts w:ascii="Times New Roman" w:hAnsi="Times New Roman" w:eastAsia="宋体"/>
+          <w:sz w:val="24"/>
+        </w:rPr>
+        <w:t xml:space="preserve">（15）已知边界。自研 FFT 只扫描 bin 1~511，可用范围为 48.8~24951Hz（T1）与 12.2~6238Hz（T2）；超出范围的分量会混叠折叠为 fs−f 并报出看似合理的错误值，主机端已就此做出标注。时基四档全部可用：T1/T2 用于低频与高分辨率，T3/T4 为高频频谱档（6.25MHz / 12.5MHz）。波形帧固定 50kHz 采样，不随时基变化；高频观察走频谱通路。</w:t>
+      </w:r>
+    </w:p>
+    <w:p>
+      <w:pPr>
+        <w:rPr>
+          <w:rFonts w:ascii="Times New Roman" w:hAnsi="Times New Roman" w:eastAsia="宋体" w:cs="Times New Roman"/>
+          <w:b/>
+          <w:sz w:val="28"/>
+        </w:rPr>
+        <w:ind w:firstLineChars="200"/>
+        <w:spacing w:line="360" w:lineRule="auto"/>
+      </w:pPr>
+      <w:r>
+        <w:rPr>
+          <w:rFonts w:ascii="Times New Roman" w:hAnsi="Times New Roman" w:eastAsia="宋体"/>
+          <w:sz w:val="24"/>
+        </w:rPr>
+        <w:t xml:space="preserve">（16）IP 核通路的缺陷与修复。IP 4096 点 FFT 上报的主峰 S= 与次峰 A=，曾出现「切过 T3/T4 后永久停止更新」：根因是发送窗口判据里等待计数采用饱和计数，测量行一旦暂停超过 8ms，计数就顶死在上限，窗口再也打不开。改为到点绕回后，窗口每 40ms 必然重开一次，正常时序下行为不变。修复后连续五轮 T3/T4 往返实测，S= 始终保持更新，回归全部通过。</w:t>
       </w:r>
     </w:p>
     <w:p>

--- a/report/tech_doc_draft.docx
+++ b/report/tech_doc_draft.docx
@@ -2374,13 +2374,88 @@
     </w:p>
     <w:p>
       <w:pPr>
+        <w:rPr>
+          <w:rFonts w:ascii="Times New Roman" w:hAnsi="Times New Roman" w:eastAsia="宋体" w:cs="Times New Roman"/>
+          <w:b/>
+          <w:sz w:val="28"/>
+        </w:rPr>
+        <w:ind w:firstLineChars="200"/>
+        <w:spacing w:line="360" w:lineRule="auto"/>
+      </w:pPr>
+      <w:r>
+        <w:rPr>
+          <w:rFonts w:ascii="Times New Roman" w:hAnsi="Times New Roman" w:eastAsia="宋体"/>
+          <w:sz w:val="24"/>
+        </w:rPr>
+        <w:t xml:space="preserve">各模块与 FPGA 的连接关系如下。箭头方向表示信号流向，标注为关键信号线名。需要说明的是，本作品使用成品 FPGA 开发板，未自行绘制 PCB 与原理图，因此本图给出的是接口级连接关系，而非 SCH 原理图。</w:t>
+      </w:r>
+    </w:p>
+    <w:p>
+      <w:pPr>
+        <w:jc w:val="center"/>
+      </w:pPr>
+      <w:r>
+        <w:drawing>
+          <wp:inline xmlns:a="http://schemas.openxmlformats.org/drawingml/2006/main" xmlns:pic="http://schemas.openxmlformats.org/drawingml/2006/picture">
+            <wp:extent cx="4860000" cy="2243077"/>
+            <wp:docPr id="2" name="Picture 2"/>
+            <wp:cNvGraphicFramePr>
+              <a:graphicFrameLocks noChangeAspect="1"/>
+            </wp:cNvGraphicFramePr>
+            <a:graphic>
+              <a:graphicData uri="http://schemas.openxmlformats.org/drawingml/2006/picture">
+                <pic:pic>
+                  <pic:nvPicPr>
+                    <pic:cNvPr id="0" name="fig_hw_iface.png"/>
+                    <pic:cNvPicPr/>
+                  </pic:nvPicPr>
+                  <pic:blipFill>
+                    <a:blip r:embed="rId13"/>
+                    <a:stretch>
+                      <a:fillRect/>
+                    </a:stretch>
+                  </pic:blipFill>
+                  <pic:spPr>
+                    <a:xfrm>
+                      <a:off x="0" y="0"/>
+                      <a:ext cx="4860000" cy="2243077"/>
+                    </a:xfrm>
+                    <a:prstGeom prst="rect"/>
+                  </pic:spPr>
+                </pic:pic>
+              </a:graphicData>
+            </a:graphic>
+          </wp:inline>
+        </w:drawing>
+      </w:r>
+    </w:p>
+    <w:p>
+      <w:pPr>
+        <w:rPr>
+          <w:rFonts w:ascii="Times New Roman" w:hAnsi="Times New Roman" w:eastAsia="宋体" w:cs="Times New Roman"/>
+          <w:b/>
+          <w:sz w:val="28"/>
+        </w:rPr>
+        <w:jc w:val="center"/>
+        <w:spacing w:line="360" w:lineRule="auto" w:after="80"/>
+      </w:pPr>
+      <w:r>
+        <w:rPr>
+          <w:rFonts w:ascii="Times New Roman" w:hAnsi="Times New Roman" w:eastAsia="宋体"/>
+          <w:sz w:val="18"/>
+        </w:rPr>
+        <w:t xml:space="preserve">图 2-2  硬件接口连接示意（成品开发板，未自行绘制 PCB）</w:t>
+      </w:r>
+    </w:p>
+    <w:p>
+      <w:pPr>
         <w:jc w:val="center"/>
       </w:pPr>
       <w:r>
         <w:drawing>
           <wp:inline xmlns:a="http://schemas.openxmlformats.org/drawingml/2006/main" xmlns:pic="http://schemas.openxmlformats.org/drawingml/2006/picture">
             <wp:extent cx="4320000" cy="5760000"/>
-            <wp:docPr id="2" name="Picture 2"/>
+            <wp:docPr id="3" name="Picture 3"/>
             <wp:cNvGraphicFramePr>
               <a:graphicFrameLocks noChangeAspect="1"/>
             </wp:cNvGraphicFramePr>
@@ -2392,7 +2467,7 @@
                     <pic:cNvPicPr/>
                   </pic:nvPicPr>
                   <pic:blipFill>
-                    <a:blip r:embed="rId13"/>
+                    <a:blip r:embed="rId14"/>
                     <a:stretch>
                       <a:fillRect/>
                     </a:stretch>
@@ -2426,7 +2501,7 @@
           <w:rFonts w:ascii="Times New Roman" w:hAnsi="Times New Roman" w:eastAsia="宋体"/>
           <w:sz w:val="18"/>
         </w:rPr>
-        <w:t xml:space="preserve">图 2-2  电路板与接口布置</w:t>
+        <w:t xml:space="preserve">图 2-3  电路板与接口布置</w:t>
       </w:r>
     </w:p>
     <w:p>
@@ -2471,6 +2546,63 @@
     </w:p>
     <w:p>
       <w:pPr>
+        <w:jc w:val="center"/>
+      </w:pPr>
+      <w:r>
+        <w:drawing>
+          <wp:inline xmlns:a="http://schemas.openxmlformats.org/drawingml/2006/main" xmlns:pic="http://schemas.openxmlformats.org/drawingml/2006/picture">
+            <wp:extent cx="5040000" cy="2326154"/>
+            <wp:docPr id="4" name="Picture 4"/>
+            <wp:cNvGraphicFramePr>
+              <a:graphicFrameLocks noChangeAspect="1"/>
+            </wp:cNvGraphicFramePr>
+            <a:graphic>
+              <a:graphicData uri="http://schemas.openxmlformats.org/drawingml/2006/picture">
+                <pic:pic>
+                  <pic:nvPicPr>
+                    <pic:cNvPr id="0" name="fig_sw_arch.png"/>
+                    <pic:cNvPicPr/>
+                  </pic:nvPicPr>
+                  <pic:blipFill>
+                    <a:blip r:embed="rId15"/>
+                    <a:stretch>
+                      <a:fillRect/>
+                    </a:stretch>
+                  </pic:blipFill>
+                  <pic:spPr>
+                    <a:xfrm>
+                      <a:off x="0" y="0"/>
+                      <a:ext cx="5040000" cy="2326154"/>
+                    </a:xfrm>
+                    <a:prstGeom prst="rect"/>
+                  </pic:spPr>
+                </pic:pic>
+              </a:graphicData>
+            </a:graphic>
+          </wp:inline>
+        </w:drawing>
+      </w:r>
+    </w:p>
+    <w:p>
+      <w:pPr>
+        <w:rPr>
+          <w:rFonts w:ascii="Times New Roman" w:hAnsi="Times New Roman" w:eastAsia="宋体" w:cs="Times New Roman"/>
+          <w:b/>
+          <w:sz w:val="28"/>
+        </w:rPr>
+        <w:jc w:val="center"/>
+        <w:spacing w:line="360" w:lineRule="auto" w:after="80"/>
+      </w:pPr>
+      <w:r>
+        <w:rPr>
+          <w:rFonts w:ascii="Times New Roman" w:hAnsi="Times New Roman" w:eastAsia="宋体"/>
+          <w:sz w:val="18"/>
+        </w:rPr>
+        <w:t xml:space="preserve">图 2-4  软件分层架构</w:t>
+      </w:r>
+    </w:p>
+    <w:p>
+      <w:pPr>
         <w:rPr>
           <w:rFonts w:ascii="Times New Roman" w:hAnsi="Times New Roman" w:eastAsia="宋体" w:cs="Times New Roman"/>
           <w:b/>
@@ -2522,11 +2654,161 @@
           <w:rFonts w:ascii="Times New Roman" w:hAnsi="Times New Roman" w:eastAsia="宋体"/>
           <w:sz w:val="24"/>
         </w:rPr>
+        <w:t xml:space="preserve">本节按数据流顺序给出各模块的流程与关键输入输出变量。</w:t>
+      </w:r>
+    </w:p>
+    <w:p>
+      <w:pPr>
+        <w:rPr>
+          <w:rFonts w:ascii="Times New Roman" w:hAnsi="Times New Roman" w:eastAsia="宋体" w:cs="Times New Roman"/>
+          <w:b/>
+          <w:sz w:val="28"/>
+        </w:rPr>
+        <w:ind w:firstLineChars="200"/>
+        <w:spacing w:line="360" w:lineRule="auto"/>
+      </w:pPr>
+      <w:r>
+        <w:rPr>
+          <w:rFonts w:ascii="Times New Roman" w:hAnsi="Times New Roman" w:eastAsia="宋体"/>
+          <w:sz w:val="24"/>
+        </w:rPr>
+        <w:t xml:space="preserve">（0）命令解码：串口收到字节后先查帧头 5A A5，再累计长度、比对校验和，校验通过才分发。参数类命令写入寄存器，脉冲类命令只置一拍标志，静默类命令（0x8A/0x8B/0x8D/0x8E）不返回 ACK，上位机只能靠可观察量判断。校验失败的帧整帧丢弃，不产生任何副作用。</w:t>
+      </w:r>
+    </w:p>
+    <w:p>
+      <w:pPr>
+        <w:jc w:val="center"/>
+      </w:pPr>
+      <w:r>
+        <w:drawing>
+          <wp:inline xmlns:a="http://schemas.openxmlformats.org/drawingml/2006/main" xmlns:pic="http://schemas.openxmlformats.org/drawingml/2006/picture">
+            <wp:extent cx="5220000" cy="2569846"/>
+            <wp:docPr id="5" name="Picture 5"/>
+            <wp:cNvGraphicFramePr>
+              <a:graphicFrameLocks noChangeAspect="1"/>
+            </wp:cNvGraphicFramePr>
+            <a:graphic>
+              <a:graphicData uri="http://schemas.openxmlformats.org/drawingml/2006/picture">
+                <pic:pic>
+                  <pic:nvPicPr>
+                    <pic:cNvPr id="0" name="fig_flow_cmd.png"/>
+                    <pic:cNvPicPr/>
+                  </pic:nvPicPr>
+                  <pic:blipFill>
+                    <a:blip r:embed="rId16"/>
+                    <a:stretch>
+                      <a:fillRect/>
+                    </a:stretch>
+                  </pic:blipFill>
+                  <pic:spPr>
+                    <a:xfrm>
+                      <a:off x="0" y="0"/>
+                      <a:ext cx="5220000" cy="2569846"/>
+                    </a:xfrm>
+                    <a:prstGeom prst="rect"/>
+                  </pic:spPr>
+                </pic:pic>
+              </a:graphicData>
+            </a:graphic>
+          </wp:inline>
+        </w:drawing>
+      </w:r>
+    </w:p>
+    <w:p>
+      <w:pPr>
+        <w:rPr>
+          <w:rFonts w:ascii="Times New Roman" w:hAnsi="Times New Roman" w:eastAsia="宋体" w:cs="Times New Roman"/>
+          <w:b/>
+          <w:sz w:val="28"/>
+        </w:rPr>
+        <w:jc w:val="center"/>
+        <w:spacing w:line="360" w:lineRule="auto" w:after="80"/>
+      </w:pPr>
+      <w:r>
+        <w:rPr>
+          <w:rFonts w:ascii="Times New Roman" w:hAnsi="Times New Roman" w:eastAsia="宋体"/>
+          <w:sz w:val="18"/>
+        </w:rPr>
+        <w:t xml:space="preserve">图 2-5  命令解码流程与关键变量</w:t>
+      </w:r>
+    </w:p>
+    <w:p>
+      <w:pPr>
+        <w:rPr>
+          <w:rFonts w:ascii="Times New Roman" w:hAnsi="Times New Roman" w:eastAsia="宋体" w:cs="Times New Roman"/>
+          <w:b/>
+          <w:sz w:val="28"/>
+        </w:rPr>
+        <w:ind w:firstLineChars="200"/>
+        <w:spacing w:line="360" w:lineRule="auto"/>
+      </w:pPr>
+      <w:r>
+        <w:rPr>
+          <w:rFonts w:ascii="Times New Roman" w:hAnsi="Times New Roman" w:eastAsia="宋体"/>
+          <w:sz w:val="24"/>
+        </w:rPr>
         <w:t xml:space="preserve">（1）信号发生：32 位相位累加器，相位高 8 位查 256 点正弦表，输出经并串转换送 DAC。方波与三角由相位高位直接产生，双音为两路 NCO 相加后取半。频率字 FCW = f × 2³² / 50MHz，分辨率 0.0116Hz。</w:t>
       </w:r>
     </w:p>
     <w:p>
       <w:pPr>
+        <w:jc w:val="center"/>
+      </w:pPr>
+      <w:r>
+        <w:drawing>
+          <wp:inline xmlns:a="http://schemas.openxmlformats.org/drawingml/2006/main" xmlns:pic="http://schemas.openxmlformats.org/drawingml/2006/picture">
+            <wp:extent cx="5220000" cy="2409231"/>
+            <wp:docPr id="6" name="Picture 6"/>
+            <wp:cNvGraphicFramePr>
+              <a:graphicFrameLocks noChangeAspect="1"/>
+            </wp:cNvGraphicFramePr>
+            <a:graphic>
+              <a:graphicData uri="http://schemas.openxmlformats.org/drawingml/2006/picture">
+                <pic:pic>
+                  <pic:nvPicPr>
+                    <pic:cNvPr id="0" name="fig_flow_dds.png"/>
+                    <pic:cNvPicPr/>
+                  </pic:nvPicPr>
+                  <pic:blipFill>
+                    <a:blip r:embed="rId17"/>
+                    <a:stretch>
+                      <a:fillRect/>
+                    </a:stretch>
+                  </pic:blipFill>
+                  <pic:spPr>
+                    <a:xfrm>
+                      <a:off x="0" y="0"/>
+                      <a:ext cx="5220000" cy="2409231"/>
+                    </a:xfrm>
+                    <a:prstGeom prst="rect"/>
+                  </pic:spPr>
+                </pic:pic>
+              </a:graphicData>
+            </a:graphic>
+          </wp:inline>
+        </w:drawing>
+      </w:r>
+    </w:p>
+    <w:p>
+      <w:pPr>
+        <w:rPr>
+          <w:rFonts w:ascii="Times New Roman" w:hAnsi="Times New Roman" w:eastAsia="宋体" w:cs="Times New Roman"/>
+          <w:b/>
+          <w:sz w:val="28"/>
+        </w:rPr>
+        <w:jc w:val="center"/>
+        <w:spacing w:line="360" w:lineRule="auto" w:after="80"/>
+      </w:pPr>
+      <w:r>
+        <w:rPr>
+          <w:rFonts w:ascii="Times New Roman" w:hAnsi="Times New Roman" w:eastAsia="宋体"/>
+          <w:sz w:val="18"/>
+        </w:rPr>
+        <w:t xml:space="preserve">图 2-6  信号发生流程与关键变量</w:t>
+      </w:r>
+    </w:p>
+    <w:p>
+      <w:pPr>
         <w:rPr>
           <w:rFonts w:ascii="Times New Roman" w:hAnsi="Times New Roman" w:eastAsia="宋体" w:cs="Times New Roman"/>
           <w:b/>
@@ -2545,6 +2827,63 @@
     </w:p>
     <w:p>
       <w:pPr>
+        <w:jc w:val="center"/>
+      </w:pPr>
+      <w:r>
+        <w:drawing>
+          <wp:inline xmlns:a="http://schemas.openxmlformats.org/drawingml/2006/main" xmlns:pic="http://schemas.openxmlformats.org/drawingml/2006/picture">
+            <wp:extent cx="5220000" cy="2489538"/>
+            <wp:docPr id="7" name="Picture 7"/>
+            <wp:cNvGraphicFramePr>
+              <a:graphicFrameLocks noChangeAspect="1"/>
+            </wp:cNvGraphicFramePr>
+            <a:graphic>
+              <a:graphicData uri="http://schemas.openxmlformats.org/drawingml/2006/picture">
+                <pic:pic>
+                  <pic:nvPicPr>
+                    <pic:cNvPr id="0" name="fig_flow_adc.png"/>
+                    <pic:cNvPicPr/>
+                  </pic:nvPicPr>
+                  <pic:blipFill>
+                    <a:blip r:embed="rId18"/>
+                    <a:stretch>
+                      <a:fillRect/>
+                    </a:stretch>
+                  </pic:blipFill>
+                  <pic:spPr>
+                    <a:xfrm>
+                      <a:off x="0" y="0"/>
+                      <a:ext cx="5220000" cy="2489538"/>
+                    </a:xfrm>
+                    <a:prstGeom prst="rect"/>
+                  </pic:spPr>
+                </pic:pic>
+              </a:graphicData>
+            </a:graphic>
+          </wp:inline>
+        </w:drawing>
+      </w:r>
+    </w:p>
+    <w:p>
+      <w:pPr>
+        <w:rPr>
+          <w:rFonts w:ascii="Times New Roman" w:hAnsi="Times New Roman" w:eastAsia="宋体" w:cs="Times New Roman"/>
+          <w:b/>
+          <w:sz w:val="28"/>
+        </w:rPr>
+        <w:jc w:val="center"/>
+        <w:spacing w:line="360" w:lineRule="auto" w:after="80"/>
+      </w:pPr>
+      <w:r>
+        <w:rPr>
+          <w:rFonts w:ascii="Times New Roman" w:hAnsi="Times New Roman" w:eastAsia="宋体"/>
+          <w:sz w:val="18"/>
+        </w:rPr>
+        <w:t xml:space="preserve">图 2-7  采集与抽取流程及关键变量</w:t>
+      </w:r>
+    </w:p>
+    <w:p>
+      <w:pPr>
         <w:rPr>
           <w:rFonts w:ascii="Times New Roman" w:hAnsi="Times New Roman" w:eastAsia="宋体" w:cs="Times New Roman"/>
           <w:b/>
@@ -2613,6 +2952,63 @@
           <w:sz w:val="24"/>
         </w:rPr>
         <w:t xml:space="preserve">（6）自研 FFT 核：1024 点 Radix-2 DIF，16 位定点。输入加窗后用 10 级蝶形流水计算，旋转因子存于共享 ROM；输出做 L1 范数 |re|+|im| 取模，三趟扫描完成三峰搜索，再对每个峰做抛物线插值。资源 502 LUT / 346 FF / 7 DSP。</w:t>
+      </w:r>
+    </w:p>
+    <w:p>
+      <w:pPr>
+        <w:jc w:val="center"/>
+      </w:pPr>
+      <w:r>
+        <w:drawing>
+          <wp:inline xmlns:a="http://schemas.openxmlformats.org/drawingml/2006/main" xmlns:pic="http://schemas.openxmlformats.org/drawingml/2006/picture">
+            <wp:extent cx="5220000" cy="2730462"/>
+            <wp:docPr id="8" name="Picture 8"/>
+            <wp:cNvGraphicFramePr>
+              <a:graphicFrameLocks noChangeAspect="1"/>
+            </wp:cNvGraphicFramePr>
+            <a:graphic>
+              <a:graphicData uri="http://schemas.openxmlformats.org/drawingml/2006/picture">
+                <pic:pic>
+                  <pic:nvPicPr>
+                    <pic:cNvPr id="0" name="fig_flow_fft.png"/>
+                    <pic:cNvPicPr/>
+                  </pic:nvPicPr>
+                  <pic:blipFill>
+                    <a:blip r:embed="rId19"/>
+                    <a:stretch>
+                      <a:fillRect/>
+                    </a:stretch>
+                  </pic:blipFill>
+                  <pic:spPr>
+                    <a:xfrm>
+                      <a:off x="0" y="0"/>
+                      <a:ext cx="5220000" cy="2730462"/>
+                    </a:xfrm>
+                    <a:prstGeom prst="rect"/>
+                  </pic:spPr>
+                </pic:pic>
+              </a:graphicData>
+            </a:graphic>
+          </wp:inline>
+        </w:drawing>
+      </w:r>
+    </w:p>
+    <w:p>
+      <w:pPr>
+        <w:rPr>
+          <w:rFonts w:ascii="Times New Roman" w:hAnsi="Times New Roman" w:eastAsia="宋体" w:cs="Times New Roman"/>
+          <w:b/>
+          <w:sz w:val="28"/>
+        </w:rPr>
+        <w:jc w:val="center"/>
+        <w:spacing w:line="360" w:lineRule="auto" w:after="80"/>
+      </w:pPr>
+      <w:r>
+        <w:rPr>
+          <w:rFonts w:ascii="Times New Roman" w:hAnsi="Times New Roman" w:eastAsia="宋体"/>
+          <w:sz w:val="18"/>
+        </w:rPr>
+        <w:t xml:space="preserve">图 2-8  自研 FFT 流程与关键变量</w:t>
       </w:r>
     </w:p>
     <w:p>
@@ -2711,6 +3107,63 @@
     </w:p>
     <w:p>
       <w:pPr>
+        <w:jc w:val="center"/>
+      </w:pPr>
+      <w:r>
+        <w:drawing>
+          <wp:inline xmlns:a="http://schemas.openxmlformats.org/drawingml/2006/main" xmlns:pic="http://schemas.openxmlformats.org/drawingml/2006/picture">
+            <wp:extent cx="5220000" cy="2650154"/>
+            <wp:docPr id="9" name="Picture 9"/>
+            <wp:cNvGraphicFramePr>
+              <a:graphicFrameLocks noChangeAspect="1"/>
+            </wp:cNvGraphicFramePr>
+            <a:graphic>
+              <a:graphicData uri="http://schemas.openxmlformats.org/drawingml/2006/picture">
+                <pic:pic>
+                  <pic:nvPicPr>
+                    <pic:cNvPr id="0" name="fig_flow_lockin.png"/>
+                    <pic:cNvPicPr/>
+                  </pic:nvPicPr>
+                  <pic:blipFill>
+                    <a:blip r:embed="rId20"/>
+                    <a:stretch>
+                      <a:fillRect/>
+                    </a:stretch>
+                  </pic:blipFill>
+                  <pic:spPr>
+                    <a:xfrm>
+                      <a:off x="0" y="0"/>
+                      <a:ext cx="5220000" cy="2650154"/>
+                    </a:xfrm>
+                    <a:prstGeom prst="rect"/>
+                  </pic:spPr>
+                </pic:pic>
+              </a:graphicData>
+            </a:graphic>
+          </wp:inline>
+        </w:drawing>
+      </w:r>
+    </w:p>
+    <w:p>
+      <w:pPr>
+        <w:rPr>
+          <w:rFonts w:ascii="Times New Roman" w:hAnsi="Times New Roman" w:eastAsia="宋体" w:cs="Times New Roman"/>
+          <w:b/>
+          <w:sz w:val="28"/>
+        </w:rPr>
+        <w:jc w:val="center"/>
+        <w:spacing w:line="360" w:lineRule="auto" w:after="80"/>
+      </w:pPr>
+      <w:r>
+        <w:rPr>
+          <w:rFonts w:ascii="Times New Roman" w:hAnsi="Times New Roman" w:eastAsia="宋体"/>
+          <w:sz w:val="18"/>
+        </w:rPr>
+        <w:t xml:space="preserve">图 2-9  锁相放大流程与关键变量</w:t>
+      </w:r>
+    </w:p>
+    <w:p>
+      <w:pPr>
         <w:rPr>
           <w:rFonts w:ascii="Times New Roman" w:hAnsi="Times New Roman" w:eastAsia="宋体" w:cs="Times New Roman"/>
           <w:b/>
@@ -2829,13 +3282,88 @@
     </w:p>
     <w:p>
       <w:pPr>
+        <w:rPr>
+          <w:rFonts w:ascii="Times New Roman" w:hAnsi="Times New Roman" w:eastAsia="宋体" w:cs="Times New Roman"/>
+          <w:b/>
+          <w:sz w:val="28"/>
+        </w:rPr>
+        <w:ind w:firstLineChars="200"/>
+        <w:spacing w:line="360" w:lineRule="auto"/>
+      </w:pPr>
+      <w:r>
+        <w:rPr>
+          <w:rFonts w:ascii="Times New Roman" w:hAnsi="Times New Roman" w:eastAsia="宋体"/>
+          <w:sz w:val="24"/>
+        </w:rPr>
+        <w:t xml:space="preserve">系统实物正面与斜 45° 全局照片如下。</w:t>
+      </w:r>
+    </w:p>
+    <w:p>
+      <w:pPr>
+        <w:jc w:val="center"/>
+      </w:pPr>
+      <w:r>
+        <w:drawing>
+          <wp:inline xmlns:a="http://schemas.openxmlformats.org/drawingml/2006/main" xmlns:pic="http://schemas.openxmlformats.org/drawingml/2006/picture">
+            <wp:extent cx="4320000" cy="3240000"/>
+            <wp:docPr id="10" name="Picture 10"/>
+            <wp:cNvGraphicFramePr>
+              <a:graphicFrameLocks noChangeAspect="1"/>
+            </wp:cNvGraphicFramePr>
+            <a:graphic>
+              <a:graphicData uri="http://schemas.openxmlformats.org/drawingml/2006/picture">
+                <pic:pic>
+                  <pic:nvPicPr>
+                    <pic:cNvPr id="0" name="fig_p1_front.jpg"/>
+                    <pic:cNvPicPr/>
+                  </pic:nvPicPr>
+                  <pic:blipFill>
+                    <a:blip r:embed="rId21"/>
+                    <a:stretch>
+                      <a:fillRect/>
+                    </a:stretch>
+                  </pic:blipFill>
+                  <pic:spPr>
+                    <a:xfrm>
+                      <a:off x="0" y="0"/>
+                      <a:ext cx="4320000" cy="3240000"/>
+                    </a:xfrm>
+                    <a:prstGeom prst="rect"/>
+                  </pic:spPr>
+                </pic:pic>
+              </a:graphicData>
+            </a:graphic>
+          </wp:inline>
+        </w:drawing>
+      </w:r>
+    </w:p>
+    <w:p>
+      <w:pPr>
+        <w:rPr>
+          <w:rFonts w:ascii="Times New Roman" w:hAnsi="Times New Roman" w:eastAsia="宋体" w:cs="Times New Roman"/>
+          <w:b/>
+          <w:sz w:val="28"/>
+        </w:rPr>
+        <w:jc w:val="center"/>
+        <w:spacing w:line="360" w:lineRule="auto" w:after="80"/>
+      </w:pPr>
+      <w:r>
+        <w:rPr>
+          <w:rFonts w:ascii="Times New Roman" w:hAnsi="Times New Roman" w:eastAsia="宋体"/>
+          <w:sz w:val="18"/>
+        </w:rPr>
+        <w:t xml:space="preserve">图 3-1  系统实物（正面）</w:t>
+      </w:r>
+    </w:p>
+    <w:p>
+      <w:pPr>
         <w:jc w:val="center"/>
       </w:pPr>
       <w:r>
         <w:drawing>
           <wp:inline xmlns:a="http://schemas.openxmlformats.org/drawingml/2006/main" xmlns:pic="http://schemas.openxmlformats.org/drawingml/2006/picture">
             <wp:extent cx="4500000" cy="6000000"/>
-            <wp:docPr id="3" name="Picture 3"/>
+            <wp:docPr id="11" name="Picture 11"/>
             <wp:cNvGraphicFramePr>
               <a:graphicFrameLocks noChangeAspect="1"/>
             </wp:cNvGraphicFramePr>
@@ -2847,7 +3375,7 @@
                     <pic:cNvPicPr/>
                   </pic:nvPicPr>
                   <pic:blipFill>
-                    <a:blip r:embed="rId14"/>
+                    <a:blip r:embed="rId22"/>
                     <a:stretch>
                       <a:fillRect/>
                     </a:stretch>
@@ -2881,7 +3409,7 @@
           <w:rFonts w:ascii="Times New Roman" w:hAnsi="Times New Roman" w:eastAsia="宋体"/>
           <w:sz w:val="18"/>
         </w:rPr>
-        <w:t xml:space="preserve">图 3-1  系统实物（斜 45°）</w:t>
+        <w:t xml:space="preserve">图 3-2  系统实物（斜 45°）</w:t>
       </w:r>
     </w:p>
     <w:p>
@@ -2939,64 +3467,7 @@
           <w:rFonts w:ascii="Times New Roman" w:hAnsi="Times New Roman" w:eastAsia="宋体"/>
           <w:sz w:val="24"/>
         </w:rPr>
-        <w:t xml:space="preserve">板卡与接口布置实物如下，ADC/DAC 排针、回环跳线、按键与指示灯位置均已标注。</w:t>
-      </w:r>
-    </w:p>
-    <w:p>
-      <w:pPr>
-        <w:jc w:val="center"/>
-      </w:pPr>
-      <w:r>
-        <w:drawing>
-          <wp:inline xmlns:a="http://schemas.openxmlformats.org/drawingml/2006/main" xmlns:pic="http://schemas.openxmlformats.org/drawingml/2006/picture">
-            <wp:extent cx="4320000" cy="3240000"/>
-            <wp:docPr id="4" name="Picture 4"/>
-            <wp:cNvGraphicFramePr>
-              <a:graphicFrameLocks noChangeAspect="1"/>
-            </wp:cNvGraphicFramePr>
-            <a:graphic>
-              <a:graphicData uri="http://schemas.openxmlformats.org/drawingml/2006/picture">
-                <pic:pic>
-                  <pic:nvPicPr>
-                    <pic:cNvPr id="0" name="fig_p1_front.jpg"/>
-                    <pic:cNvPicPr/>
-                  </pic:nvPicPr>
-                  <pic:blipFill>
-                    <a:blip r:embed="rId15"/>
-                    <a:stretch>
-                      <a:fillRect/>
-                    </a:stretch>
-                  </pic:blipFill>
-                  <pic:spPr>
-                    <a:xfrm>
-                      <a:off x="0" y="0"/>
-                      <a:ext cx="4320000" cy="3240000"/>
-                    </a:xfrm>
-                    <a:prstGeom prst="rect"/>
-                  </pic:spPr>
-                </pic:pic>
-              </a:graphicData>
-            </a:graphic>
-          </wp:inline>
-        </w:drawing>
-      </w:r>
-    </w:p>
-    <w:p>
-      <w:pPr>
-        <w:rPr>
-          <w:rFonts w:ascii="Times New Roman" w:hAnsi="Times New Roman" w:eastAsia="宋体" w:cs="Times New Roman"/>
-          <w:b/>
-          <w:sz w:val="28"/>
-        </w:rPr>
-        <w:jc w:val="center"/>
-        <w:spacing w:line="360" w:lineRule="auto" w:after="80"/>
-      </w:pPr>
-      <w:r>
-        <w:rPr>
-          <w:rFonts w:ascii="Times New Roman" w:hAnsi="Times New Roman" w:eastAsia="宋体"/>
-          <w:sz w:val="18"/>
-        </w:rPr>
-        <w:t xml:space="preserve">图 3-2  板卡正面</w:t>
+        <w:t xml:space="preserve">机械工作为接口定义与连线整理：ADC/DAC 排针按信号方向标注，回环跳线固定于板边，避免与按键、电源开关干涉。板卡正面见 3.1 图 3-1，接口布置见 2.2.3 图 2-3。</w:t>
       </w:r>
     </w:p>
     <w:p>
@@ -3045,7 +3516,7 @@
         <w:drawing>
           <wp:inline xmlns:a="http://schemas.openxmlformats.org/drawingml/2006/main" xmlns:pic="http://schemas.openxmlformats.org/drawingml/2006/picture">
             <wp:extent cx="3960000" cy="5280943"/>
-            <wp:docPr id="5" name="Picture 5"/>
+            <wp:docPr id="12" name="Picture 12"/>
             <wp:cNvGraphicFramePr>
               <a:graphicFrameLocks noChangeAspect="1"/>
             </wp:cNvGraphicFramePr>
@@ -3057,7 +3528,7 @@
                     <pic:cNvPicPr/>
                   </pic:nvPicPr>
                   <pic:blipFill>
-                    <a:blip r:embed="rId16"/>
+                    <a:blip r:embed="rId23"/>
                     <a:stretch>
                       <a:fillRect/>
                     </a:stretch>
@@ -3140,7 +3611,7 @@
         <w:drawing>
           <wp:inline xmlns:a="http://schemas.openxmlformats.org/drawingml/2006/main" xmlns:pic="http://schemas.openxmlformats.org/drawingml/2006/picture">
             <wp:extent cx="4680000" cy="2772900"/>
-            <wp:docPr id="6" name="Picture 6"/>
+            <wp:docPr id="13" name="Picture 13"/>
             <wp:cNvGraphicFramePr>
               <a:graphicFrameLocks noChangeAspect="1"/>
             </wp:cNvGraphicFramePr>
@@ -3152,7 +3623,7 @@
                     <pic:cNvPicPr/>
                   </pic:nvPicPr>
                   <pic:blipFill>
-                    <a:blip r:embed="rId17"/>
+                    <a:blip r:embed="rId24"/>
                     <a:stretch>
                       <a:fillRect/>
                     </a:stretch>

--- a/report/tech_doc_draft.docx
+++ b/report/tech_doc_draft.docx
@@ -83,79 +83,79 @@
           <w:rFonts w:ascii="Times New Roman" w:hAnsi="Times New Roman" w:eastAsia="宋体"/>
           <w:sz w:val="24"/>
         </w:rPr>
-        <w:t xml:space="preserve">系统具备九项功能：1Hz~12.5MHz 信号源（分辨率 0.0116Hz）；100Hz~1MHz 频率测量（误差&lt;1%）及峰峰值、占空比、脉宽；4096 点 IP FFT 与自研 1024 点 FFT 双通路；1024 点波形上传、三种触发、四档预触发；512 点谱帧与瀑布图、扫频；窗切换、帧重叠、谱平均、IFFT 回放；波形识别；锁相放大。</w:t>
-      </w:r>
-    </w:p>
-    <w:p>
-      <w:pPr>
-        <w:rPr>
-          <w:rFonts w:ascii="Times New Roman" w:hAnsi="Times New Roman" w:eastAsia="宋体" w:cs="Times New Roman"/>
-          <w:b/>
-          <w:sz w:val="28"/>
-        </w:rPr>
-        <w:ind w:firstLineChars="200"/>
-        <w:spacing w:line="360" w:lineRule="auto"/>
-      </w:pPr>
-      <w:r>
-        <w:rPr>
-          <w:rFonts w:ascii="Times New Roman" w:hAnsi="Times New Roman" w:eastAsia="宋体"/>
-          <w:sz w:val="24"/>
-        </w:rPr>
-        <w:t xml:space="preserve">主要指标：整片 LUT 7469（35.91%）、FF 6633（15.94%）、BRAM 11（22%）、DSP 38（42.22%），50MHz 下 WNS +1.406ns、零失败端点。自研 FFT 核 502 LUT / 346 FF / 7 DSP，约为厂商 IP 核的三分之一。加 Hann 窗与抛物线插值后，泄漏由 14.7% 降至 0.9%，1kHz 读数由 976Hz 修正至 999Hz，误差 0.1%；电压测量在 1~4V 内最大偏差 2.8%、平均 0.8%。</w:t>
-      </w:r>
-    </w:p>
-    <w:p>
-      <w:pPr>
-        <w:rPr>
-          <w:rFonts w:ascii="Times New Roman" w:hAnsi="Times New Roman" w:eastAsia="宋体" w:cs="Times New Roman"/>
-          <w:b/>
-          <w:sz w:val="28"/>
-        </w:rPr>
-        <w:ind w:firstLineChars="200"/>
-        <w:spacing w:line="360" w:lineRule="auto"/>
-      </w:pPr>
-      <w:r>
-        <w:rPr>
-          <w:rFonts w:ascii="Times New Roman" w:hAnsi="Times New Roman" w:eastAsia="宋体"/>
-          <w:sz w:val="24"/>
-        </w:rPr>
-        <w:t xml:space="preserve">自研 FFT 可用范围 48.8~24951Hz（T1）与 12.2~6238Hz（T2），受 1024 点、仅扫 bin 1~511 所限，越界分量会混叠折叠（实测见 3.3）。时基四档，T3/T4 为高频频谱档，最高观测 6.25MHz。</w:t>
-      </w:r>
-    </w:p>
-    <w:p>
-      <w:pPr>
-        <w:rPr>
-          <w:rFonts w:ascii="Times New Roman" w:hAnsi="Times New Roman" w:eastAsia="宋体" w:cs="Times New Roman"/>
-          <w:b/>
-          <w:sz w:val="28"/>
-        </w:rPr>
-        <w:ind w:firstLineChars="200"/>
-        <w:spacing w:line="360" w:lineRule="auto"/>
-      </w:pPr>
-      <w:r>
-        <w:rPr>
-          <w:rFonts w:ascii="Times New Roman" w:hAnsi="Times New Roman" w:eastAsia="宋体"/>
-          <w:sz w:val="24"/>
-        </w:rPr>
-        <w:t xml:space="preserve">另实现数字锁相放大。信号被噪声淹没至 -13dB 时，常规峰峰值读数偏离真值 6.6 倍，锁相仍以 2.1% 误差给出幅度，代价是积分 32 个周期（1kHz 下约 32ms）。</w:t>
-      </w:r>
-    </w:p>
-    <w:p>
-      <w:pPr>
-        <w:rPr>
-          <w:rFonts w:ascii="Times New Roman" w:hAnsi="Times New Roman" w:eastAsia="宋体" w:cs="Times New Roman"/>
-          <w:b/>
-          <w:sz w:val="28"/>
-        </w:rPr>
-        <w:ind w:firstLineChars="200"/>
-        <w:spacing w:line="360" w:lineRule="auto"/>
-      </w:pPr>
-      <w:r>
-        <w:rPr>
-          <w:rFonts w:ascii="Times New Roman" w:hAnsi="Times New Roman" w:eastAsia="宋体"/>
-          <w:sz w:val="24"/>
-        </w:rPr>
-        <w:t xml:space="preserve">通信为 UART 460800-8N1，协议 v1.22；固件已固化至 Flash，上电自启。</w:t>
+        <w:t xml:space="preserve">系统覆盖九类功能、十六项特性：1Hz~12.5MHz 信号源（分辨率 0.0116Hz，含双音）；100Hz~1MHz 频率测量（误差&lt;1%）及峰峰值、占空比、脉宽；自研 1024 点 FFT 与厂商 4096 点 IP FFT 双通路；1024 点波形上传、三种触发、四档预触发；512 点谱帧与瀑布图、扫频；窗切换、帧重叠、谱平均、IFFT 回放；波形识别；锁相放大。</w:t>
+      </w:r>
+    </w:p>
+    <w:p>
+      <w:pPr>
+        <w:rPr>
+          <w:rFonts w:ascii="Times New Roman" w:hAnsi="Times New Roman" w:eastAsia="宋体" w:cs="Times New Roman"/>
+          <w:b/>
+          <w:sz w:val="28"/>
+        </w:rPr>
+        <w:ind w:firstLineChars="200"/>
+        <w:spacing w:line="360" w:lineRule="auto"/>
+      </w:pPr>
+      <w:r>
+        <w:rPr>
+          <w:rFonts w:ascii="Times New Roman" w:hAnsi="Times New Roman" w:eastAsia="宋体"/>
+          <w:sz w:val="24"/>
+        </w:rPr>
+        <w:t xml:space="preserve">主要指标：整片 LUT 7891（37.94%）、FF 7082（17.02%）、BRAM 12（24.00%）、DSP 40（44.44%），50MHz 下 WNS +0.677ns、零失败端点。自研 FFT 核 502 LUT / 346 FF / 7 DSP，约为厂商 IP 核的三分之一。加 Hann 窗与抛物线插值后，泄漏由 14.7% 降至 0.9%，1kHz 读数由 976Hz 修正至 999Hz，误差 0.1%；电压测量在 1~4V 内最大偏差 2.8%、平均 0.8%。</w:t>
+      </w:r>
+    </w:p>
+    <w:p>
+      <w:pPr>
+        <w:rPr>
+          <w:rFonts w:ascii="Times New Roman" w:hAnsi="Times New Roman" w:eastAsia="宋体" w:cs="Times New Roman"/>
+          <w:b/>
+          <w:sz w:val="28"/>
+        </w:rPr>
+        <w:ind w:firstLineChars="200"/>
+        <w:spacing w:line="360" w:lineRule="auto"/>
+      </w:pPr>
+      <w:r>
+        <w:rPr>
+          <w:rFonts w:ascii="Times New Roman" w:hAnsi="Times New Roman" w:eastAsia="宋体"/>
+          <w:sz w:val="24"/>
+        </w:rPr>
+        <w:t xml:space="preserve">波形识别用规则法与神经网络两条通路，强项互补：规则法方波可至 400kHz，神经网络正弦 400kHz、三角 200kHz。0x96 支持强制单路或自动选源，自动模式按「一致采信、一方不确定则信另一方、分歧时按频率仲裁」三层判据决策，1kHz~200kHz 三波形 18 组全对。</w:t>
+      </w:r>
+    </w:p>
+    <w:p>
+      <w:pPr>
+        <w:rPr>
+          <w:rFonts w:ascii="Times New Roman" w:hAnsi="Times New Roman" w:eastAsia="宋体" w:cs="Times New Roman"/>
+          <w:b/>
+          <w:sz w:val="28"/>
+        </w:rPr>
+        <w:ind w:firstLineChars="200"/>
+        <w:spacing w:line="360" w:lineRule="auto"/>
+      </w:pPr>
+      <w:r>
+        <w:rPr>
+          <w:rFonts w:ascii="Times New Roman" w:hAnsi="Times New Roman" w:eastAsia="宋体"/>
+          <w:sz w:val="24"/>
+        </w:rPr>
+        <w:t xml:space="preserve">另实现数字锁相放大。信号被噪声淹没至 −18.8dB（信号功率仅为噪声的 1/76）时，常规峰峰值读数偏离真值 12 倍，锁相仍以 0.8% 误差给出幅度，代价是积分 32 个周期（1kHz 下约 32ms）。</w:t>
+      </w:r>
+    </w:p>
+    <w:p>
+      <w:pPr>
+        <w:rPr>
+          <w:rFonts w:ascii="Times New Roman" w:hAnsi="Times New Roman" w:eastAsia="宋体" w:cs="Times New Roman"/>
+          <w:b/>
+          <w:sz w:val="28"/>
+        </w:rPr>
+        <w:ind w:firstLineChars="200"/>
+        <w:spacing w:line="360" w:lineRule="auto"/>
+      </w:pPr>
+      <w:r>
+        <w:rPr>
+          <w:rFonts w:ascii="Times New Roman" w:hAnsi="Times New Roman" w:eastAsia="宋体"/>
+          <w:sz w:val="24"/>
+        </w:rPr>
+        <w:t xml:space="preserve">时基四档，T3/T4 为高频频谱档，频谱最高观测 6.25MHz；波形帧固定 50kHz 采样。通信为 UART 460800-8N1，协议 v1.24 共 28 条命令；固件已固化至 Flash，上电自启。</w:t>
       </w:r>
     </w:p>
     <w:p>
@@ -662,7 +662,7 @@
           <w:rFonts w:ascii="Times New Roman" w:hAnsi="Times New Roman" w:eastAsia="宋体"/>
           <w:sz w:val="24"/>
         </w:rPr>
-        <w:t xml:space="preserve">（3）频谱：4096 点 IP FFT 与自研 1024 点 FFT 双通路；自研含 Hann 窗与抛物线插值，输出基波与 3、5 次谐波。</w:t>
+        <w:t xml:space="preserve">（3）频谱：自研 1024 点 FFT 与厂商 4096 点 IP FFT 两条通路。自研含 Hann 窗与抛物线插值，输出基波与 3、5 次谐波，覆盖 0~6.25MHz；IP 通路服务 0~25kHz。</w:t>
       </w:r>
     </w:p>
     <w:p>
@@ -913,7 +913,7 @@
           <w:rFonts w:ascii="Times New Roman" w:hAnsi="Times New Roman" w:eastAsia="宋体"/>
           <w:sz w:val="24"/>
         </w:rPr>
-        <w:t xml:space="preserve">（5）二次开发：串口协议公开（v1.22，25 条命令），可作被测端或数据采集前端接入其它系统。</w:t>
+        <w:t xml:space="preserve">（5）二次开发：串口协议公开（v1.24，28 条命令），可作被测端或数据采集前端接入其它系统。</w:t>
       </w:r>
     </w:p>
     <w:p>
@@ -966,7 +966,7 @@
           <w:rFonts w:ascii="Times New Roman" w:hAnsi="Times New Roman" w:eastAsia="宋体"/>
           <w:sz w:val="24"/>
         </w:rPr>
-        <w:t xml:space="preserve">（1）双路 FFT 并行。厂商 4096 点 IP 与自研 1024 点 Radix-2 DIF 核同板并存，同一路信号可同时获得粗、细两种分辨率，也可互为参照。</w:t>
+        <w:t xml:space="preserve">（1）两条 FFT 通路分工覆盖。自研 1024 点核覆盖 0~6.25MHz 全频段；厂商 4096 点 IP 核实测在抽取比低于 100 时无法完成一帧，故服务 0~25kHz。两者不在同一频段，是分工而非等价替换。</w:t>
       </w:r>
     </w:p>
     <w:p>
@@ -1460,7 +1460,7 @@
                 <w:rFonts w:ascii="Times New Roman" w:hAnsi="Times New Roman" w:eastAsia="宋体"/>
                 <w:sz w:val="18"/>
               </w:rPr>
-              <w:t>SNR −13dB 下幅度误差 2.1%</w:t>
+              <w:t>SNR −18.8dB 下幅度误差 0.8%</w:t>
             </w:r>
           </w:p>
         </w:tc>
@@ -1682,7 +1682,7 @@
                 <w:rFonts w:ascii="Times New Roman" w:hAnsi="Times New Roman" w:eastAsia="宋体"/>
                 <w:sz w:val="18"/>
               </w:rPr>
-              <w:t>LUT 35.91% / FF 15.94% / BRAM 22% / DSP 42.22%</w:t>
+              <w:t>LUT 37.94% / FF 17.02% / BRAM 24.00% / DSP 44.44%</w:t>
             </w:r>
           </w:p>
         </w:tc>
@@ -1718,7 +1718,7 @@
                 <w:rFonts w:ascii="Times New Roman" w:hAnsi="Times New Roman" w:eastAsia="宋体"/>
                 <w:sz w:val="18"/>
               </w:rPr>
-              <w:t>WNS +1.406ns，0 失败端点</w:t>
+              <w:t>WNS +0.677ns，0 失败端点</w:t>
             </w:r>
           </w:p>
         </w:tc>
@@ -1756,7 +1756,7 @@
                 <w:rFonts w:ascii="Times New Roman" w:hAnsi="Times New Roman" w:eastAsia="宋体"/>
                 <w:sz w:val="18"/>
               </w:rPr>
-              <w:t>UART 460800-8N1，协议 v1.22</w:t>
+              <w:t>UART 460800-8N1，协议 v1.24，28 条命令</w:t>
             </w:r>
           </w:p>
         </w:tc>
@@ -1848,7 +1848,7 @@
           <w:rFonts w:ascii="Times New Roman" w:hAnsi="Times New Roman" w:eastAsia="宋体"/>
           <w:sz w:val="24"/>
         </w:rPr>
-        <w:t xml:space="preserve">（1）同板双 FFT 对照：自研核与厂商 IP 同板并存、对同一信号并行运算，使自研核有可比的参照对象。</w:t>
+        <w:t xml:space="preserve">（1）关键算法均有双实现并各自给出边界：频谱对浮点金标准（RMSE 1.24×10⁻³），识别用规则法对神经网络，测频用闸门法对测周法。</w:t>
       </w:r>
     </w:p>
     <w:p>
@@ -1902,7 +1902,7 @@
           <w:rFonts w:ascii="Times New Roman" w:hAnsi="Times New Roman" w:eastAsia="宋体"/>
           <w:sz w:val="24"/>
         </w:rPr>
-        <w:t xml:space="preserve">（4）低代价功能扩展：十项功能在同一引擎上扩展，未新增乘法器与块 RAM。</w:t>
+        <w:t xml:space="preserve">（4）低代价功能扩展：九类功能在同一引擎上扩展，未新增乘法器与块 RAM。</w:t>
       </w:r>
     </w:p>
     <w:p>
@@ -2088,7 +2088,7 @@
           <w:rFonts w:ascii="Times New Roman" w:hAnsi="Times New Roman" w:eastAsia="宋体"/>
           <w:sz w:val="24"/>
         </w:rPr>
-        <w:t xml:space="preserve">系统由 FPGA 板卡与上位机两部分组成。FPGA 内部按功能划分为八个模块：命令解码、信号发生、ADC 采集、参数测量、触发与波形缓存、FFT（IP 与自研两路）、频谱帧与识别、串口收发。上位机负责发送命令、显示波形与频谱，不参与任何测量运算。</w:t>
+        <w:t xml:space="preserve">系统由 FPGA 板卡与上位机两部分组成。FPGA 内部按功能划分为八个功能块：命令解码、信号发生、ADC 采集、参数测量、触发与波形缓存、FFT（IP 与自研两路）、频谱帧与识别、串口收发，共对应 37 个子模块。上位机负责发送命令、显示波形与频谱，不参与任何测量运算。</w:t>
       </w:r>
     </w:p>
     <w:p>
@@ -2616,7 +2616,7 @@
           <w:rFonts w:ascii="Times New Roman" w:hAnsi="Times New Roman" w:eastAsia="宋体"/>
           <w:sz w:val="24"/>
         </w:rPr>
-        <w:t xml:space="preserve">FPGA 侧为纯 RTL 实现，共 37 个 Verilog 模块，顶层 board_top 负责模块互连与时钟分配，不含运算逻辑。上位机为 Python 3 + Tkinter，单一进程两个线程：串口线程负责收发、解析与重连，界面线程负责绘图与命令下发。协议文档 uart_protocol.md 为两端共享的唯一依据。</w:t>
+        <w:t xml:space="preserve">FPGA 侧为纯 RTL 实现，共 38 个 Verilog 源文件（顶层 board_top 加 37 个子模块），顶层只负责互连与时钟分配，不含运算逻辑。上位机为 Python 3 + Tkinter，单一进程两个线程：串口线程负责收发、解析与重连，界面线程负责绘图与命令下发。协议文档 uart_protocol.md 为两端共享的唯一依据。</w:t>
       </w:r>
     </w:p>
     <w:p>
@@ -2933,7 +2933,7 @@
           <w:rFonts w:ascii="Times New Roman" w:hAnsi="Times New Roman" w:eastAsia="宋体"/>
           <w:sz w:val="24"/>
         </w:rPr>
-        <w:t xml:space="preserve">（5）IP FFT 通路：调用 xfft IP，4096 点、16 位、流水线结构，输出峰值频率与幅值，作为粗分辨率参照通路。</w:t>
+        <w:t xml:space="preserve">（5）IP FFT 通路：调用 xfft IP，4096 点、16 位、流水线结构，输出峰值频率与幅值。实测该核在抽取比低于 100（即采样率高于 500kHz）时无法完成一帧，故仅用于 0~25kHz 低频段。</w:t>
       </w:r>
     </w:p>
     <w:p>
@@ -3177,7 +3177,7 @@
           <w:rFonts w:ascii="Times New Roman" w:hAnsi="Times New Roman" w:eastAsia="宋体"/>
           <w:sz w:val="24"/>
         </w:rPr>
-        <w:t xml:space="preserve">（12）串口协议：命令帧 5A A5 + 命令字 + 长度 + 负载 + 校验和，共 27 条命令；上报分 ASCII 测量行（F=/V=/D=/W=/TY=/SF=/S2=/S3=/WIN=）与二进制帧（波形 0x01、谱帧 0x02）。</w:t>
+        <w:t xml:space="preserve">（12）串口协议：命令帧 5A A5 + 命令字 + 长度 + 负载 + 校验和，共 28 条命令（含 0x9E/0x9F 调试探针）；上报分 ASCII 测量行（F=/V=/D=/W=/TY=/SF=/S2=/S3=/WIN=）与二进制帧（波形 0x01、谱帧 0x02）。</w:t>
       </w:r>
     </w:p>
     <w:p>
@@ -3821,7 +3821,7 @@
           <w:rFonts w:ascii="Times New Roman" w:hAnsi="Times New Roman" w:eastAsia="宋体"/>
           <w:sz w:val="24"/>
         </w:rPr>
-        <w:t xml:space="preserve">（8）波形识别。规则法与神经网络并行运行，0x96 选择上报哪一路。两条实现的强项不同：正弦波神经网络可到 400kHz 而规则法在 150kHz 后失效；方波相反，规则法到 400kHz 仍全对；三角波神经网络到 200kHz、规则法到 100kHz。低频段两者均为 100%，高频段按波形择优切换。</w:t>
+        <w:t xml:space="preserve">（8）波形识别。规则法与神经网络始终并行运行。两条实现的强项不同：正弦波神经网络可到400kHz 而规则法在 150kHz 后失效；方波相反，规则法到 400kHz 仍全对；三角波神经网络到200kHz、规则法到 100kHz。低频段两者均为 100%，高频段需按波形择优（选源策略见第 12 条）。</w:t>
       </w:r>
     </w:p>
     <w:p>
@@ -3911,7 +3911,7 @@
           <w:rFonts w:ascii="Times New Roman" w:hAnsi="Times New Roman" w:eastAsia="宋体"/>
           <w:sz w:val="24"/>
         </w:rPr>
-        <w:t xml:space="preserve">（13）三条量化对照轴。除频谱双实现外，另设三组对照以量化各实现的边界。其一，波形识别：规则法在正弦 150kHz、三角 100kHz 后失效，神经网络在方波 200kHz 后失效，强项互补。其二，测频双方法：10kHz 以上用闸门法，误差即为 100Hz 除以频率（1MHz 时 0.01%）；10kHz 以下用测周法，分辨率 1Hz 但存在约 0.3% 的系统偏差，二者交接点取在误差相当处。其三，定点与浮点 FFT 对照：以 Python 复现 RTL 的定点口径（8 位输入、Q15 旋转因子、逐级右移、L1 模），与 float64 结果逐 bin 相比，归一化 RMSE 为 1.24×10⁻³（−58dB），峰值 bin 在正弦、方波与小幅信号下完全一致。</w:t>
+        <w:t xml:space="preserve">（13）三条量化对照轴。为回答「每套实现各自到哪为止」，另设三组对照。其一，波形识别：规则法在正弦 150kHz、三角 100kHz 后失效，神经网络在方波 200kHz 后失效，强项互补。其二，测频双方法：10kHz 以上用闸门法，误差即为 100Hz 除以频率（1MHz 时 0.01%）；10kHz 以下用测周法，分辨率 1Hz 但存在约 0.3% 的系统偏差，二者交接点取在误差相当处。其三，定点与浮点 FFT 对照：以 Python 复现 RTL 的定点口径（8 位输入、Q15 旋转因子、逐级右移、L1 模），与 float64 结果逐 bin 相比，归一化 RMSE 为 1.24×10⁻³（−58dB），峰值 bin 在正弦、方波与小幅信号下完全一致。</w:t>
       </w:r>
     </w:p>
     <w:p>
@@ -3947,7 +3947,7 @@
           <w:rFonts w:ascii="Times New Roman" w:hAnsi="Times New Roman" w:eastAsia="宋体"/>
           <w:sz w:val="24"/>
         </w:rPr>
-        <w:t xml:space="preserve">（15）已知边界。自研 FFT 只扫描 bin 1~511，可用范围为 48.8~24951Hz（T1）与 12.2~6238Hz（T2）；超出范围的分量会混叠折叠为 fs−f 并报出看似合理的错误值，主机端已就此做出标注。时基四档全部可用：T1/T2 用于低频与高分辨率，T3/T4 为高频频谱档（6.25MHz / 12.5MHz）。波形帧固定 50kHz 采样，不随时基变化；高频观察走频谱通路。</w:t>
+        <w:t xml:space="preserve">（15）已知边界。自研 FFT 只扫描 bin 1~511，可用范围为 48.8~24951Hz（T1）与 12.2~6238Hz（T2）；超出范围的分量会混叠折叠为 fs−f 并报出看似合理的错误值，主机端已就此做出标注。时基四档全部可用：T1/T2 用于低频与高分辨率；T3/T4 为高频频谱档，采样率 6.25MHz 与 12.5MHz，对应频谱范围 3.125MHz 与 6.25MHz。波形帧固定 50kHz 采样，不随时基变化；高频观察走频谱通路。</w:t>
       </w:r>
     </w:p>
     <w:p>

--- a/report/tech_doc_draft.docx
+++ b/report/tech_doc_draft.docx
@@ -169,11 +169,6 @@
       </w:pPr>
     </w:p>
     <w:p>
-      <w:r>
-        <w:br w:type="page"/>
-      </w:r>
-    </w:p>
-    <w:p>
       <w:pPr>
         <w:rPr>
           <w:rFonts w:ascii="Times New Roman" w:hAnsi="Times New Roman" w:eastAsia="宋体" w:cs="Times New Roman"/>
@@ -181,6 +176,7 @@
           <w:sz w:val="28"/>
         </w:rPr>
         <w:jc w:val="center"/>
+        <w:pageBreakBefore/>
         <w:spacing w:line="360" w:lineRule="auto" w:after="120"/>
       </w:pPr>
       <w:r>
@@ -207,7 +203,7 @@
           <w:rFonts w:ascii="Times New Roman" w:hAnsi="Times New Roman" w:eastAsia="宋体"/>
           <w:sz w:val="21"/>
         </w:rPr>
-        <w:t xml:space="preserve">第一部分  作品概述 ·············· -</w:t>
+        <w:t xml:space="preserve">第一部分  作品概述 ·············· 3</w:t>
       </w:r>
     </w:p>
     <w:p>
@@ -225,7 +221,7 @@
           <w:rFonts w:ascii="Times New Roman" w:hAnsi="Times New Roman" w:eastAsia="宋体"/>
           <w:sz w:val="21"/>
         </w:rPr>
-        <w:t xml:space="preserve">第二部分  系统组成及功能说明 ···· -</w:t>
+        <w:t xml:space="preserve">1.1 功能与特性 ················ 3</w:t>
       </w:r>
     </w:p>
     <w:p>
@@ -243,7 +239,7 @@
           <w:rFonts w:ascii="Times New Roman" w:hAnsi="Times New Roman" w:eastAsia="宋体"/>
           <w:sz w:val="21"/>
         </w:rPr>
-        <w:t xml:space="preserve">2.1 整体介绍 ·················· -</w:t>
+        <w:t xml:space="preserve">1.2 应用领域 ·················· 3</w:t>
       </w:r>
     </w:p>
     <w:p>
@@ -261,7 +257,7 @@
           <w:rFonts w:ascii="Times New Roman" w:hAnsi="Times New Roman" w:eastAsia="宋体"/>
           <w:sz w:val="21"/>
         </w:rPr>
-        <w:t xml:space="preserve">2.2 硬件系统介绍 ·············· -</w:t>
+        <w:t xml:space="preserve">1.3 主要技术特点 ·············· 4</w:t>
       </w:r>
     </w:p>
     <w:p>
@@ -277,9 +273,9 @@
       <w:r>
         <w:rPr>
           <w:rFonts w:ascii="Times New Roman" w:hAnsi="Times New Roman" w:eastAsia="宋体"/>
-          <w:sz w:val="20"/>
-        </w:rPr>
-        <w:t xml:space="preserve">2.2.1 硬件整体介绍 ·········· -</w:t>
+          <w:sz w:val="21"/>
+        </w:rPr>
+        <w:t xml:space="preserve">1.4 主要性能指标 ·············· 4</w:t>
       </w:r>
     </w:p>
     <w:p>
@@ -295,9 +291,9 @@
       <w:r>
         <w:rPr>
           <w:rFonts w:ascii="Times New Roman" w:hAnsi="Times New Roman" w:eastAsia="宋体"/>
-          <w:sz w:val="20"/>
-        </w:rPr>
-        <w:t xml:space="preserve">2.2.2 机械设计介绍 ·········· -</w:t>
+          <w:sz w:val="21"/>
+        </w:rPr>
+        <w:t xml:space="preserve">1.5 主要创新点 ················ 5</w:t>
       </w:r>
     </w:p>
     <w:p>
@@ -313,9 +309,9 @@
       <w:r>
         <w:rPr>
           <w:rFonts w:ascii="Times New Roman" w:hAnsi="Times New Roman" w:eastAsia="宋体"/>
-          <w:sz w:val="20"/>
-        </w:rPr>
-        <w:t xml:space="preserve">2.2.3 电路各模块介绍 ········ -</w:t>
+          <w:sz w:val="21"/>
+        </w:rPr>
+        <w:t xml:space="preserve">1.6 设计流程 ·················· 5</w:t>
       </w:r>
     </w:p>
     <w:p>
@@ -333,7 +329,7 @@
           <w:rFonts w:ascii="Times New Roman" w:hAnsi="Times New Roman" w:eastAsia="宋体"/>
           <w:sz w:val="21"/>
         </w:rPr>
-        <w:t xml:space="preserve">2.3 软件系统介绍 ·············· -</w:t>
+        <w:t xml:space="preserve">第二部分  系统组成及功能说明 ···· 5</w:t>
       </w:r>
     </w:p>
     <w:p>
@@ -349,9 +345,9 @@
       <w:r>
         <w:rPr>
           <w:rFonts w:ascii="Times New Roman" w:hAnsi="Times New Roman" w:eastAsia="宋体"/>
-          <w:sz w:val="20"/>
-        </w:rPr>
-        <w:t xml:space="preserve">2.3.1 软件整体介绍 ·········· -</w:t>
+          <w:sz w:val="21"/>
+        </w:rPr>
+        <w:t xml:space="preserve">2.1 整体介绍 ·················· 5</w:t>
       </w:r>
     </w:p>
     <w:p>
@@ -367,9 +363,9 @@
       <w:r>
         <w:rPr>
           <w:rFonts w:ascii="Times New Roman" w:hAnsi="Times New Roman" w:eastAsia="宋体"/>
-          <w:sz w:val="20"/>
-        </w:rPr>
-        <w:t xml:space="preserve">2.3.2 软件各模块介绍 ········ -</w:t>
+          <w:sz w:val="21"/>
+        </w:rPr>
+        <w:t xml:space="preserve">2.2 硬件系统介绍 ·············· 6</w:t>
       </w:r>
     </w:p>
     <w:p>
@@ -385,9 +381,9 @@
       <w:r>
         <w:rPr>
           <w:rFonts w:ascii="Times New Roman" w:hAnsi="Times New Roman" w:eastAsia="宋体"/>
-          <w:sz w:val="21"/>
-        </w:rPr>
-        <w:t xml:space="preserve">第三部分  完成情况及性能参数 ···· -</w:t>
+          <w:sz w:val="20"/>
+        </w:rPr>
+        <w:t xml:space="preserve">2.2.1 硬件整体介绍 ·········· 6</w:t>
       </w:r>
     </w:p>
     <w:p>
@@ -403,9 +399,9 @@
       <w:r>
         <w:rPr>
           <w:rFonts w:ascii="Times New Roman" w:hAnsi="Times New Roman" w:eastAsia="宋体"/>
-          <w:sz w:val="21"/>
-        </w:rPr>
-        <w:t xml:space="preserve">3.1 整体介绍 ·················· -</w:t>
+          <w:sz w:val="20"/>
+        </w:rPr>
+        <w:t xml:space="preserve">2.2.2 机械设计介绍 ·········· 6</w:t>
       </w:r>
     </w:p>
     <w:p>
@@ -421,9 +417,9 @@
       <w:r>
         <w:rPr>
           <w:rFonts w:ascii="Times New Roman" w:hAnsi="Times New Roman" w:eastAsia="宋体"/>
-          <w:sz w:val="21"/>
-        </w:rPr>
-        <w:t xml:space="preserve">3.2 工程成果 ·················· -</w:t>
+          <w:sz w:val="20"/>
+        </w:rPr>
+        <w:t xml:space="preserve">2.2.3 电路各模块介绍 ········ 6</w:t>
       </w:r>
     </w:p>
     <w:p>
@@ -439,9 +435,9 @@
       <w:r>
         <w:rPr>
           <w:rFonts w:ascii="Times New Roman" w:hAnsi="Times New Roman" w:eastAsia="宋体"/>
-          <w:sz w:val="20"/>
-        </w:rPr>
-        <w:t xml:space="preserve">3.2.1 机械成果 ·············· -</w:t>
+          <w:sz w:val="21"/>
+        </w:rPr>
+        <w:t xml:space="preserve">2.3 软件系统介绍 ·············· 9</w:t>
       </w:r>
     </w:p>
     <w:p>
@@ -459,7 +455,7 @@
           <w:rFonts w:ascii="Times New Roman" w:hAnsi="Times New Roman" w:eastAsia="宋体"/>
           <w:sz w:val="20"/>
         </w:rPr>
-        <w:t xml:space="preserve">3.2.2 电路成果 ·············· -</w:t>
+        <w:t xml:space="preserve">2.3.1 软件整体介绍 ·········· 9</w:t>
       </w:r>
     </w:p>
     <w:p>
@@ -477,7 +473,7 @@
           <w:rFonts w:ascii="Times New Roman" w:hAnsi="Times New Roman" w:eastAsia="宋体"/>
           <w:sz w:val="20"/>
         </w:rPr>
-        <w:t xml:space="preserve">3.2.3 软件成果 ·············· -</w:t>
+        <w:t xml:space="preserve">2.3.2 软件各模块介绍 ········ 9</w:t>
       </w:r>
     </w:p>
     <w:p>
@@ -495,7 +491,7 @@
           <w:rFonts w:ascii="Times New Roman" w:hAnsi="Times New Roman" w:eastAsia="宋体"/>
           <w:sz w:val="21"/>
         </w:rPr>
-        <w:t xml:space="preserve">3.3 特性成果 ·················· -</w:t>
+        <w:t xml:space="preserve">第三部分  完成情况及性能参数 ···· 13</w:t>
       </w:r>
     </w:p>
     <w:p>
@@ -513,7 +509,7 @@
           <w:rFonts w:ascii="Times New Roman" w:hAnsi="Times New Roman" w:eastAsia="宋体"/>
           <w:sz w:val="21"/>
         </w:rPr>
-        <w:t xml:space="preserve">第四部分  总结 ·················· -</w:t>
+        <w:t xml:space="preserve">3.1 整体介绍 ·················· 13</w:t>
       </w:r>
     </w:p>
     <w:p>
@@ -531,7 +527,7 @@
           <w:rFonts w:ascii="Times New Roman" w:hAnsi="Times New Roman" w:eastAsia="宋体"/>
           <w:sz w:val="21"/>
         </w:rPr>
-        <w:t xml:space="preserve">4.1 可扩展之处 ················ -</w:t>
+        <w:t xml:space="preserve">3.2 工程成果 ·················· 15</w:t>
       </w:r>
     </w:p>
     <w:p>
@@ -547,9 +543,135 @@
       <w:r>
         <w:rPr>
           <w:rFonts w:ascii="Times New Roman" w:hAnsi="Times New Roman" w:eastAsia="宋体"/>
+          <w:sz w:val="20"/>
+        </w:rPr>
+        <w:t xml:space="preserve">3.2.1 机械成果 ·············· 15</w:t>
+      </w:r>
+    </w:p>
+    <w:p>
+      <w:pPr>
+        <w:rPr>
+          <w:rFonts w:ascii="Times New Roman" w:hAnsi="Times New Roman" w:eastAsia="宋体" w:cs="Times New Roman"/>
+          <w:b/>
+          <w:sz w:val="28"/>
+        </w:rPr>
+        <w:jc w:val="left"/>
+        <w:spacing w:line="360" w:lineRule="auto" w:after="6"/>
+      </w:pPr>
+      <w:r>
+        <w:rPr>
+          <w:rFonts w:ascii="Times New Roman" w:hAnsi="Times New Roman" w:eastAsia="宋体"/>
+          <w:sz w:val="20"/>
+        </w:rPr>
+        <w:t xml:space="preserve">3.2.2 电路成果 ·············· 15</w:t>
+      </w:r>
+    </w:p>
+    <w:p>
+      <w:pPr>
+        <w:rPr>
+          <w:rFonts w:ascii="Times New Roman" w:hAnsi="Times New Roman" w:eastAsia="宋体" w:cs="Times New Roman"/>
+          <w:b/>
+          <w:sz w:val="28"/>
+        </w:rPr>
+        <w:jc w:val="left"/>
+        <w:spacing w:line="360" w:lineRule="auto" w:after="6"/>
+      </w:pPr>
+      <w:r>
+        <w:rPr>
+          <w:rFonts w:ascii="Times New Roman" w:hAnsi="Times New Roman" w:eastAsia="宋体"/>
+          <w:sz w:val="20"/>
+        </w:rPr>
+        <w:t xml:space="preserve">3.2.3 软件成果 ·············· 16</w:t>
+      </w:r>
+    </w:p>
+    <w:p>
+      <w:pPr>
+        <w:rPr>
+          <w:rFonts w:ascii="Times New Roman" w:hAnsi="Times New Roman" w:eastAsia="宋体" w:cs="Times New Roman"/>
+          <w:b/>
+          <w:sz w:val="28"/>
+        </w:rPr>
+        <w:jc w:val="left"/>
+        <w:spacing w:line="360" w:lineRule="auto" w:after="6"/>
+      </w:pPr>
+      <w:r>
+        <w:rPr>
+          <w:rFonts w:ascii="Times New Roman" w:hAnsi="Times New Roman" w:eastAsia="宋体"/>
           <w:sz w:val="21"/>
         </w:rPr>
-        <w:t xml:space="preserve">4.2 心得体会 ·················· -</w:t>
+        <w:t xml:space="preserve">3.3 特性成果 ·················· 17</w:t>
+      </w:r>
+    </w:p>
+    <w:p>
+      <w:pPr>
+        <w:rPr>
+          <w:rFonts w:ascii="Times New Roman" w:hAnsi="Times New Roman" w:eastAsia="宋体" w:cs="Times New Roman"/>
+          <w:b/>
+          <w:sz w:val="28"/>
+        </w:rPr>
+        <w:jc w:val="left"/>
+        <w:spacing w:line="360" w:lineRule="auto" w:after="6"/>
+      </w:pPr>
+      <w:r>
+        <w:rPr>
+          <w:rFonts w:ascii="Times New Roman" w:hAnsi="Times New Roman" w:eastAsia="宋体"/>
+          <w:sz w:val="21"/>
+        </w:rPr>
+        <w:t xml:space="preserve">第四部分  总结 ·················· 19</w:t>
+      </w:r>
+    </w:p>
+    <w:p>
+      <w:pPr>
+        <w:rPr>
+          <w:rFonts w:ascii="Times New Roman" w:hAnsi="Times New Roman" w:eastAsia="宋体" w:cs="Times New Roman"/>
+          <w:b/>
+          <w:sz w:val="28"/>
+        </w:rPr>
+        <w:jc w:val="left"/>
+        <w:spacing w:line="360" w:lineRule="auto" w:after="6"/>
+      </w:pPr>
+      <w:r>
+        <w:rPr>
+          <w:rFonts w:ascii="Times New Roman" w:hAnsi="Times New Roman" w:eastAsia="宋体"/>
+          <w:sz w:val="21"/>
+        </w:rPr>
+        <w:t xml:space="preserve">4.1 可扩展之处 ················ 19</w:t>
+      </w:r>
+    </w:p>
+    <w:p>
+      <w:pPr>
+        <w:rPr>
+          <w:rFonts w:ascii="Times New Roman" w:hAnsi="Times New Roman" w:eastAsia="宋体" w:cs="Times New Roman"/>
+          <w:b/>
+          <w:sz w:val="28"/>
+        </w:rPr>
+        <w:jc w:val="left"/>
+        <w:spacing w:line="360" w:lineRule="auto" w:after="6"/>
+      </w:pPr>
+      <w:r>
+        <w:rPr>
+          <w:rFonts w:ascii="Times New Roman" w:hAnsi="Times New Roman" w:eastAsia="宋体"/>
+          <w:sz w:val="21"/>
+        </w:rPr>
+        <w:t xml:space="preserve">4.2 心得体会 ·················· 20</w:t>
+      </w:r>
+    </w:p>
+    <w:p>
+      <w:pPr>
+        <w:rPr>
+          <w:rFonts w:ascii="Times New Roman" w:hAnsi="Times New Roman" w:eastAsia="宋体" w:cs="Times New Roman"/>
+          <w:b/>
+          <w:sz w:val="28"/>
+        </w:rPr>
+        <w:jc w:val="left"/>
+        <w:spacing w:line="360" w:lineRule="auto" w:after="6"/>
+      </w:pPr>
+      <w:r>
+        <w:rPr>
+          <w:rFonts w:ascii="Times New Roman" w:hAnsi="Times New Roman" w:eastAsia="宋体"/>
+          <w:sz w:val="21"/>
+        </w:rPr>
+        <w:t xml:space="preserve">第五部分  参考文献 ·············· 21</w:t>
       </w:r>
     </w:p>
     <w:p>
@@ -2454,7 +2576,7 @@
       <w:r>
         <w:drawing>
           <wp:inline xmlns:a="http://schemas.openxmlformats.org/drawingml/2006/main" xmlns:pic="http://schemas.openxmlformats.org/drawingml/2006/picture">
-            <wp:extent cx="4320000" cy="5760000"/>
+            <wp:extent cx="4860000" cy="6480000"/>
             <wp:docPr id="3" name="Picture 3"/>
             <wp:cNvGraphicFramePr>
               <a:graphicFrameLocks noChangeAspect="1"/>
@@ -2475,7 +2597,7 @@
                   <pic:spPr>
                     <a:xfrm>
                       <a:off x="0" y="0"/>
-                      <a:ext cx="4320000" cy="5760000"/>
+                      <a:ext cx="4860000" cy="6480000"/>
                     </a:xfrm>
                     <a:prstGeom prst="rect"/>
                   </pic:spPr>

--- a/report/tech_doc_draft.docx
+++ b/report/tech_doc_draft.docx
@@ -473,7 +473,7 @@
           <w:rFonts w:ascii="Times New Roman" w:hAnsi="Times New Roman" w:eastAsia="宋体"/>
           <w:sz w:val="20"/>
         </w:rPr>
-        <w:t xml:space="preserve">2.3.2 软件各模块介绍 ········ 9</w:t>
+        <w:t xml:space="preserve">2.3.2 软件各模块介绍 ········ 10</w:t>
       </w:r>
     </w:p>
     <w:p>
@@ -2633,6 +2633,81 @@
           <w:b/>
           <w:sz w:val="28"/>
         </w:rPr>
+        <w:ind w:firstLineChars="200"/>
+        <w:spacing w:line="360" w:lineRule="auto"/>
+      </w:pPr>
+      <w:r>
+        <w:rPr>
+          <w:rFonts w:ascii="Times New Roman" w:hAnsi="Times New Roman" w:eastAsia="宋体"/>
+          <w:sz w:val="24"/>
+        </w:rPr>
+        <w:t xml:space="preserve">完整测试连接如下：主板、ATK_HS_AD_DA 模拟模块与回环飞线同时入镜，这是实际演示时的接线状态；拔掉回环飞线即可改接外部信号源。</w:t>
+      </w:r>
+    </w:p>
+    <w:p>
+      <w:pPr>
+        <w:jc w:val="center"/>
+      </w:pPr>
+      <w:r>
+        <w:drawing>
+          <wp:inline xmlns:a="http://schemas.openxmlformats.org/drawingml/2006/main" xmlns:pic="http://schemas.openxmlformats.org/drawingml/2006/picture">
+            <wp:extent cx="5040000" cy="3780000"/>
+            <wp:docPr id="4" name="Picture 4"/>
+            <wp:cNvGraphicFramePr>
+              <a:graphicFrameLocks noChangeAspect="1"/>
+            </wp:cNvGraphicFramePr>
+            <a:graphic>
+              <a:graphicData uri="http://schemas.openxmlformats.org/drawingml/2006/picture">
+                <pic:pic>
+                  <pic:nvPicPr>
+                    <pic:cNvPr id="0" name="fig_p7_full_setup.jpg"/>
+                    <pic:cNvPicPr/>
+                  </pic:nvPicPr>
+                  <pic:blipFill>
+                    <a:blip r:embed="rId15"/>
+                    <a:stretch>
+                      <a:fillRect/>
+                    </a:stretch>
+                  </pic:blipFill>
+                  <pic:spPr>
+                    <a:xfrm>
+                      <a:off x="0" y="0"/>
+                      <a:ext cx="5040000" cy="3780000"/>
+                    </a:xfrm>
+                    <a:prstGeom prst="rect"/>
+                  </pic:spPr>
+                </pic:pic>
+              </a:graphicData>
+            </a:graphic>
+          </wp:inline>
+        </w:drawing>
+      </w:r>
+    </w:p>
+    <w:p>
+      <w:pPr>
+        <w:rPr>
+          <w:rFonts w:ascii="Times New Roman" w:hAnsi="Times New Roman" w:eastAsia="宋体" w:cs="Times New Roman"/>
+          <w:b/>
+          <w:sz w:val="28"/>
+        </w:rPr>
+        <w:jc w:val="center"/>
+        <w:spacing w:line="360" w:lineRule="auto" w:after="80"/>
+      </w:pPr>
+      <w:r>
+        <w:rPr>
+          <w:rFonts w:ascii="Times New Roman" w:hAnsi="Times New Roman" w:eastAsia="宋体"/>
+          <w:sz w:val="18"/>
+        </w:rPr>
+        <w:t xml:space="preserve">图 2-4  完整测试连接（主板 + AD/DA 模块 + 回环飞线）</w:t>
+      </w:r>
+    </w:p>
+    <w:p>
+      <w:pPr>
+        <w:rPr>
+          <w:rFonts w:ascii="Times New Roman" w:hAnsi="Times New Roman" w:eastAsia="宋体" w:cs="Times New Roman"/>
+          <w:b/>
+          <w:sz w:val="28"/>
+        </w:rPr>
         <w:jc w:val="left"/>
         <w:keepNext/>
         <w:spacing w:line="360" w:lineRule="auto" w:after="60"/>
@@ -2674,7 +2749,7 @@
         <w:drawing>
           <wp:inline xmlns:a="http://schemas.openxmlformats.org/drawingml/2006/main" xmlns:pic="http://schemas.openxmlformats.org/drawingml/2006/picture">
             <wp:extent cx="5040000" cy="2326154"/>
-            <wp:docPr id="4" name="Picture 4"/>
+            <wp:docPr id="5" name="Picture 5"/>
             <wp:cNvGraphicFramePr>
               <a:graphicFrameLocks noChangeAspect="1"/>
             </wp:cNvGraphicFramePr>
@@ -2686,7 +2761,7 @@
                     <pic:cNvPicPr/>
                   </pic:nvPicPr>
                   <pic:blipFill>
-                    <a:blip r:embed="rId15"/>
+                    <a:blip r:embed="rId16"/>
                     <a:stretch>
                       <a:fillRect/>
                     </a:stretch>
@@ -2720,7 +2795,7 @@
           <w:rFonts w:ascii="Times New Roman" w:hAnsi="Times New Roman" w:eastAsia="宋体"/>
           <w:sz w:val="18"/>
         </w:rPr>
-        <w:t xml:space="preserve">图 2-4  软件分层架构</w:t>
+        <w:t xml:space="preserve">图 2-5  软件分层架构</w:t>
       </w:r>
     </w:p>
     <w:p>
@@ -2805,7 +2880,7 @@
         <w:drawing>
           <wp:inline xmlns:a="http://schemas.openxmlformats.org/drawingml/2006/main" xmlns:pic="http://schemas.openxmlformats.org/drawingml/2006/picture">
             <wp:extent cx="5220000" cy="2569846"/>
-            <wp:docPr id="5" name="Picture 5"/>
+            <wp:docPr id="6" name="Picture 6"/>
             <wp:cNvGraphicFramePr>
               <a:graphicFrameLocks noChangeAspect="1"/>
             </wp:cNvGraphicFramePr>
@@ -2817,7 +2892,7 @@
                     <pic:cNvPicPr/>
                   </pic:nvPicPr>
                   <pic:blipFill>
-                    <a:blip r:embed="rId16"/>
+                    <a:blip r:embed="rId17"/>
                     <a:stretch>
                       <a:fillRect/>
                     </a:stretch>
@@ -2851,7 +2926,7 @@
           <w:rFonts w:ascii="Times New Roman" w:hAnsi="Times New Roman" w:eastAsia="宋体"/>
           <w:sz w:val="18"/>
         </w:rPr>
-        <w:t xml:space="preserve">图 2-5  命令解码流程与关键变量</w:t>
+        <w:t xml:space="preserve">图 2-6  命令解码流程与关键变量</w:t>
       </w:r>
     </w:p>
     <w:p>
@@ -2880,7 +2955,7 @@
         <w:drawing>
           <wp:inline xmlns:a="http://schemas.openxmlformats.org/drawingml/2006/main" xmlns:pic="http://schemas.openxmlformats.org/drawingml/2006/picture">
             <wp:extent cx="5220000" cy="2409231"/>
-            <wp:docPr id="6" name="Picture 6"/>
+            <wp:docPr id="7" name="Picture 7"/>
             <wp:cNvGraphicFramePr>
               <a:graphicFrameLocks noChangeAspect="1"/>
             </wp:cNvGraphicFramePr>
@@ -2892,7 +2967,7 @@
                     <pic:cNvPicPr/>
                   </pic:nvPicPr>
                   <pic:blipFill>
-                    <a:blip r:embed="rId17"/>
+                    <a:blip r:embed="rId18"/>
                     <a:stretch>
                       <a:fillRect/>
                     </a:stretch>
@@ -2926,7 +3001,7 @@
           <w:rFonts w:ascii="Times New Roman" w:hAnsi="Times New Roman" w:eastAsia="宋体"/>
           <w:sz w:val="18"/>
         </w:rPr>
-        <w:t xml:space="preserve">图 2-6  信号发生流程与关键变量</w:t>
+        <w:t xml:space="preserve">图 2-7  信号发生流程与关键变量</w:t>
       </w:r>
     </w:p>
     <w:p>
@@ -2955,7 +3030,7 @@
         <w:drawing>
           <wp:inline xmlns:a="http://schemas.openxmlformats.org/drawingml/2006/main" xmlns:pic="http://schemas.openxmlformats.org/drawingml/2006/picture">
             <wp:extent cx="5220000" cy="2489538"/>
-            <wp:docPr id="7" name="Picture 7"/>
+            <wp:docPr id="8" name="Picture 8"/>
             <wp:cNvGraphicFramePr>
               <a:graphicFrameLocks noChangeAspect="1"/>
             </wp:cNvGraphicFramePr>
@@ -2967,7 +3042,7 @@
                     <pic:cNvPicPr/>
                   </pic:nvPicPr>
                   <pic:blipFill>
-                    <a:blip r:embed="rId18"/>
+                    <a:blip r:embed="rId19"/>
                     <a:stretch>
                       <a:fillRect/>
                     </a:stretch>
@@ -3001,7 +3076,7 @@
           <w:rFonts w:ascii="Times New Roman" w:hAnsi="Times New Roman" w:eastAsia="宋体"/>
           <w:sz w:val="18"/>
         </w:rPr>
-        <w:t xml:space="preserve">图 2-7  采集与抽取流程及关键变量</w:t>
+        <w:t xml:space="preserve">图 2-8  采集与抽取流程及关键变量</w:t>
       </w:r>
     </w:p>
     <w:p>
@@ -3084,7 +3159,7 @@
         <w:drawing>
           <wp:inline xmlns:a="http://schemas.openxmlformats.org/drawingml/2006/main" xmlns:pic="http://schemas.openxmlformats.org/drawingml/2006/picture">
             <wp:extent cx="5220000" cy="2730462"/>
-            <wp:docPr id="8" name="Picture 8"/>
+            <wp:docPr id="9" name="Picture 9"/>
             <wp:cNvGraphicFramePr>
               <a:graphicFrameLocks noChangeAspect="1"/>
             </wp:cNvGraphicFramePr>
@@ -3096,7 +3171,7 @@
                     <pic:cNvPicPr/>
                   </pic:nvPicPr>
                   <pic:blipFill>
-                    <a:blip r:embed="rId19"/>
+                    <a:blip r:embed="rId20"/>
                     <a:stretch>
                       <a:fillRect/>
                     </a:stretch>
@@ -3130,7 +3205,7 @@
           <w:rFonts w:ascii="Times New Roman" w:hAnsi="Times New Roman" w:eastAsia="宋体"/>
           <w:sz w:val="18"/>
         </w:rPr>
-        <w:t xml:space="preserve">图 2-8  自研 FFT 流程与关键变量</w:t>
+        <w:t xml:space="preserve">图 2-9  自研 FFT 流程与关键变量</w:t>
       </w:r>
     </w:p>
     <w:p>
@@ -3235,7 +3310,7 @@
         <w:drawing>
           <wp:inline xmlns:a="http://schemas.openxmlformats.org/drawingml/2006/main" xmlns:pic="http://schemas.openxmlformats.org/drawingml/2006/picture">
             <wp:extent cx="5220000" cy="2650154"/>
-            <wp:docPr id="9" name="Picture 9"/>
+            <wp:docPr id="10" name="Picture 10"/>
             <wp:cNvGraphicFramePr>
               <a:graphicFrameLocks noChangeAspect="1"/>
             </wp:cNvGraphicFramePr>
@@ -3247,7 +3322,7 @@
                     <pic:cNvPicPr/>
                   </pic:nvPicPr>
                   <pic:blipFill>
-                    <a:blip r:embed="rId20"/>
+                    <a:blip r:embed="rId21"/>
                     <a:stretch>
                       <a:fillRect/>
                     </a:stretch>
@@ -3281,7 +3356,7 @@
           <w:rFonts w:ascii="Times New Roman" w:hAnsi="Times New Roman" w:eastAsia="宋体"/>
           <w:sz w:val="18"/>
         </w:rPr>
-        <w:t xml:space="preserve">图 2-9  锁相放大流程与关键变量</w:t>
+        <w:t xml:space="preserve">图 2-10  锁相放大流程与关键变量</w:t>
       </w:r>
     </w:p>
     <w:p>
@@ -3428,7 +3503,7 @@
         <w:drawing>
           <wp:inline xmlns:a="http://schemas.openxmlformats.org/drawingml/2006/main" xmlns:pic="http://schemas.openxmlformats.org/drawingml/2006/picture">
             <wp:extent cx="4320000" cy="3240000"/>
-            <wp:docPr id="10" name="Picture 10"/>
+            <wp:docPr id="11" name="Picture 11"/>
             <wp:cNvGraphicFramePr>
               <a:graphicFrameLocks noChangeAspect="1"/>
             </wp:cNvGraphicFramePr>
@@ -3440,7 +3515,7 @@
                     <pic:cNvPicPr/>
                   </pic:nvPicPr>
                   <pic:blipFill>
-                    <a:blip r:embed="rId21"/>
+                    <a:blip r:embed="rId22"/>
                     <a:stretch>
                       <a:fillRect/>
                     </a:stretch>
@@ -3485,7 +3560,7 @@
         <w:drawing>
           <wp:inline xmlns:a="http://schemas.openxmlformats.org/drawingml/2006/main" xmlns:pic="http://schemas.openxmlformats.org/drawingml/2006/picture">
             <wp:extent cx="4500000" cy="6000000"/>
-            <wp:docPr id="11" name="Picture 11"/>
+            <wp:docPr id="12" name="Picture 12"/>
             <wp:cNvGraphicFramePr>
               <a:graphicFrameLocks noChangeAspect="1"/>
             </wp:cNvGraphicFramePr>
@@ -3497,7 +3572,7 @@
                     <pic:cNvPicPr/>
                   </pic:nvPicPr>
                   <pic:blipFill>
-                    <a:blip r:embed="rId22"/>
+                    <a:blip r:embed="rId23"/>
                     <a:stretch>
                       <a:fillRect/>
                     </a:stretch>
@@ -3638,7 +3713,7 @@
         <w:drawing>
           <wp:inline xmlns:a="http://schemas.openxmlformats.org/drawingml/2006/main" xmlns:pic="http://schemas.openxmlformats.org/drawingml/2006/picture">
             <wp:extent cx="3960000" cy="5280943"/>
-            <wp:docPr id="12" name="Picture 12"/>
+            <wp:docPr id="13" name="Picture 13"/>
             <wp:cNvGraphicFramePr>
               <a:graphicFrameLocks noChangeAspect="1"/>
             </wp:cNvGraphicFramePr>
@@ -3650,7 +3725,7 @@
                     <pic:cNvPicPr/>
                   </pic:nvPicPr>
                   <pic:blipFill>
-                    <a:blip r:embed="rId23"/>
+                    <a:blip r:embed="rId24"/>
                     <a:stretch>
                       <a:fillRect/>
                     </a:stretch>
@@ -3733,7 +3808,7 @@
         <w:drawing>
           <wp:inline xmlns:a="http://schemas.openxmlformats.org/drawingml/2006/main" xmlns:pic="http://schemas.openxmlformats.org/drawingml/2006/picture">
             <wp:extent cx="4680000" cy="2772900"/>
-            <wp:docPr id="13" name="Picture 13"/>
+            <wp:docPr id="14" name="Picture 14"/>
             <wp:cNvGraphicFramePr>
               <a:graphicFrameLocks noChangeAspect="1"/>
             </wp:cNvGraphicFramePr>
@@ -3745,7 +3820,7 @@
                     <pic:cNvPicPr/>
                   </pic:nvPicPr>
                   <pic:blipFill>
-                    <a:blip r:embed="rId24"/>
+                    <a:blip r:embed="rId25"/>
                     <a:stretch>
                       <a:fillRect/>
                     </a:stretch>

--- a/report/tech_doc_draft.docx
+++ b/report/tech_doc_draft.docx
@@ -2660,7 +2660,7 @@
               <a:graphicData uri="http://schemas.openxmlformats.org/drawingml/2006/picture">
                 <pic:pic>
                   <pic:nvPicPr>
-                    <pic:cNvPr id="0" name="fig_p7_full_setup.jpg"/>
+                    <pic:cNvPr id="0" name="fig_p7_full_setup_annotated.jpg"/>
                     <pic:cNvPicPr/>
                   </pic:nvPicPr>
                   <pic:blipFill>
@@ -2698,7 +2698,7 @@
           <w:rFonts w:ascii="Times New Roman" w:hAnsi="Times New Roman" w:eastAsia="宋体"/>
           <w:sz w:val="18"/>
         </w:rPr>
-        <w:t xml:space="preserve">图 2-4  完整测试连接（主板 + AD/DA 模块 + 回环飞线）</w:t>
+        <w:t xml:space="preserve">图 2-4  完整测试连接（主板 + AD/DA 模块 + 回环飞线，箭头标出关键接口）</w:t>
       </w:r>
     </w:p>
     <w:p>

--- a/report/tech_doc_draft.docx
+++ b/report/tech_doc_draft.docx
@@ -196,14 +196,14 @@
           <w:sz w:val="28"/>
         </w:rPr>
         <w:jc w:val="left"/>
-        <w:spacing w:line="360" w:lineRule="auto" w:after="6"/>
+        <w:spacing w:line="360" w:lineRule="auto" w:after="3"/>
       </w:pPr>
       <w:r>
         <w:rPr>
           <w:rFonts w:ascii="Times New Roman" w:hAnsi="Times New Roman" w:eastAsia="宋体"/>
           <w:sz w:val="21"/>
         </w:rPr>
-        <w:t xml:space="preserve">第一部分  作品概述 ·············· 3</w:t>
+        <w:t xml:space="preserve">第一部分  作品概述 ··············   4</w:t>
       </w:r>
     </w:p>
     <w:p>
@@ -214,14 +214,14 @@
           <w:sz w:val="28"/>
         </w:rPr>
         <w:jc w:val="left"/>
-        <w:spacing w:line="360" w:lineRule="auto" w:after="6"/>
+        <w:spacing w:line="360" w:lineRule="auto" w:after="3"/>
       </w:pPr>
       <w:r>
         <w:rPr>
           <w:rFonts w:ascii="Times New Roman" w:hAnsi="Times New Roman" w:eastAsia="宋体"/>
           <w:sz w:val="21"/>
         </w:rPr>
-        <w:t xml:space="preserve">1.1 功能与特性 ················ 3</w:t>
+        <w:t xml:space="preserve">1.1 功能与特性 ················   4</w:t>
       </w:r>
     </w:p>
     <w:p>
@@ -232,14 +232,14 @@
           <w:sz w:val="28"/>
         </w:rPr>
         <w:jc w:val="left"/>
-        <w:spacing w:line="360" w:lineRule="auto" w:after="6"/>
+        <w:spacing w:line="360" w:lineRule="auto" w:after="3"/>
       </w:pPr>
       <w:r>
         <w:rPr>
           <w:rFonts w:ascii="Times New Roman" w:hAnsi="Times New Roman" w:eastAsia="宋体"/>
           <w:sz w:val="21"/>
         </w:rPr>
-        <w:t xml:space="preserve">1.2 应用领域 ·················· 3</w:t>
+        <w:t xml:space="preserve">1.2 应用领域 ··················   4</w:t>
       </w:r>
     </w:p>
     <w:p>
@@ -250,14 +250,14 @@
           <w:sz w:val="28"/>
         </w:rPr>
         <w:jc w:val="left"/>
-        <w:spacing w:line="360" w:lineRule="auto" w:after="6"/>
+        <w:spacing w:line="360" w:lineRule="auto" w:after="3"/>
       </w:pPr>
       <w:r>
         <w:rPr>
           <w:rFonts w:ascii="Times New Roman" w:hAnsi="Times New Roman" w:eastAsia="宋体"/>
           <w:sz w:val="21"/>
         </w:rPr>
-        <w:t xml:space="preserve">1.3 主要技术特点 ·············· 4</w:t>
+        <w:t xml:space="preserve">1.3 主要技术特点 ··············   5</w:t>
       </w:r>
     </w:p>
     <w:p>
@@ -268,14 +268,14 @@
           <w:sz w:val="28"/>
         </w:rPr>
         <w:jc w:val="left"/>
-        <w:spacing w:line="360" w:lineRule="auto" w:after="6"/>
+        <w:spacing w:line="360" w:lineRule="auto" w:after="3"/>
       </w:pPr>
       <w:r>
         <w:rPr>
           <w:rFonts w:ascii="Times New Roman" w:hAnsi="Times New Roman" w:eastAsia="宋体"/>
           <w:sz w:val="21"/>
         </w:rPr>
-        <w:t xml:space="preserve">1.4 主要性能指标 ·············· 4</w:t>
+        <w:t xml:space="preserve">1.4 主要性能指标 ··············   5</w:t>
       </w:r>
     </w:p>
     <w:p>
@@ -286,14 +286,14 @@
           <w:sz w:val="28"/>
         </w:rPr>
         <w:jc w:val="left"/>
-        <w:spacing w:line="360" w:lineRule="auto" w:after="6"/>
+        <w:spacing w:line="360" w:lineRule="auto" w:after="3"/>
       </w:pPr>
       <w:r>
         <w:rPr>
           <w:rFonts w:ascii="Times New Roman" w:hAnsi="Times New Roman" w:eastAsia="宋体"/>
           <w:sz w:val="21"/>
         </w:rPr>
-        <w:t xml:space="preserve">1.5 主要创新点 ················ 5</w:t>
+        <w:t xml:space="preserve">1.5 主要创新点 ················   6</w:t>
       </w:r>
     </w:p>
     <w:p>
@@ -304,14 +304,14 @@
           <w:sz w:val="28"/>
         </w:rPr>
         <w:jc w:val="left"/>
-        <w:spacing w:line="360" w:lineRule="auto" w:after="6"/>
+        <w:spacing w:line="360" w:lineRule="auto" w:after="3"/>
       </w:pPr>
       <w:r>
         <w:rPr>
           <w:rFonts w:ascii="Times New Roman" w:hAnsi="Times New Roman" w:eastAsia="宋体"/>
           <w:sz w:val="21"/>
         </w:rPr>
-        <w:t xml:space="preserve">1.6 设计流程 ·················· 5</w:t>
+        <w:t xml:space="preserve">1.6 设计流程 ··················   6</w:t>
       </w:r>
     </w:p>
     <w:p>
@@ -322,14 +322,14 @@
           <w:sz w:val="28"/>
         </w:rPr>
         <w:jc w:val="left"/>
-        <w:spacing w:line="360" w:lineRule="auto" w:after="6"/>
+        <w:spacing w:line="360" w:lineRule="auto" w:after="3"/>
       </w:pPr>
       <w:r>
         <w:rPr>
           <w:rFonts w:ascii="Times New Roman" w:hAnsi="Times New Roman" w:eastAsia="宋体"/>
           <w:sz w:val="21"/>
         </w:rPr>
-        <w:t xml:space="preserve">第二部分  系统组成及功能说明 ···· 5</w:t>
+        <w:t xml:space="preserve">第二部分  系统组成及功能说明 ····   6</w:t>
       </w:r>
     </w:p>
     <w:p>
@@ -340,14 +340,14 @@
           <w:sz w:val="28"/>
         </w:rPr>
         <w:jc w:val="left"/>
-        <w:spacing w:line="360" w:lineRule="auto" w:after="6"/>
+        <w:spacing w:line="360" w:lineRule="auto" w:after="3"/>
       </w:pPr>
       <w:r>
         <w:rPr>
           <w:rFonts w:ascii="Times New Roman" w:hAnsi="Times New Roman" w:eastAsia="宋体"/>
           <w:sz w:val="21"/>
         </w:rPr>
-        <w:t xml:space="preserve">2.1 整体介绍 ·················· 5</w:t>
+        <w:t xml:space="preserve">2.1 整体介绍 ··················   6</w:t>
       </w:r>
     </w:p>
     <w:p>
@@ -358,14 +358,14 @@
           <w:sz w:val="28"/>
         </w:rPr>
         <w:jc w:val="left"/>
-        <w:spacing w:line="360" w:lineRule="auto" w:after="6"/>
+        <w:spacing w:line="360" w:lineRule="auto" w:after="3"/>
       </w:pPr>
       <w:r>
         <w:rPr>
           <w:rFonts w:ascii="Times New Roman" w:hAnsi="Times New Roman" w:eastAsia="宋体"/>
           <w:sz w:val="21"/>
         </w:rPr>
-        <w:t xml:space="preserve">2.2 硬件系统介绍 ·············· 6</w:t>
+        <w:t xml:space="preserve">2.2 硬件系统介绍 ··············   7</w:t>
       </w:r>
     </w:p>
     <w:p>
@@ -376,14 +376,14 @@
           <w:sz w:val="28"/>
         </w:rPr>
         <w:jc w:val="left"/>
-        <w:spacing w:line="360" w:lineRule="auto" w:after="6"/>
+        <w:spacing w:line="360" w:lineRule="auto" w:after="3"/>
       </w:pPr>
       <w:r>
         <w:rPr>
           <w:rFonts w:ascii="Times New Roman" w:hAnsi="Times New Roman" w:eastAsia="宋体"/>
           <w:sz w:val="20"/>
         </w:rPr>
-        <w:t xml:space="preserve">2.2.1 硬件整体介绍 ·········· 6</w:t>
+        <w:t xml:space="preserve">2.2.1 硬件整体介绍 ··········   7</w:t>
       </w:r>
     </w:p>
     <w:p>
@@ -394,14 +394,14 @@
           <w:sz w:val="28"/>
         </w:rPr>
         <w:jc w:val="left"/>
-        <w:spacing w:line="360" w:lineRule="auto" w:after="6"/>
+        <w:spacing w:line="360" w:lineRule="auto" w:after="3"/>
       </w:pPr>
       <w:r>
         <w:rPr>
           <w:rFonts w:ascii="Times New Roman" w:hAnsi="Times New Roman" w:eastAsia="宋体"/>
           <w:sz w:val="20"/>
         </w:rPr>
-        <w:t xml:space="preserve">2.2.2 机械设计介绍 ·········· 6</w:t>
+        <w:t xml:space="preserve">2.2.2 机械设计介绍 ··········   7</w:t>
       </w:r>
     </w:p>
     <w:p>
@@ -412,14 +412,14 @@
           <w:sz w:val="28"/>
         </w:rPr>
         <w:jc w:val="left"/>
-        <w:spacing w:line="360" w:lineRule="auto" w:after="6"/>
+        <w:spacing w:line="360" w:lineRule="auto" w:after="3"/>
       </w:pPr>
       <w:r>
         <w:rPr>
           <w:rFonts w:ascii="Times New Roman" w:hAnsi="Times New Roman" w:eastAsia="宋体"/>
           <w:sz w:val="20"/>
         </w:rPr>
-        <w:t xml:space="preserve">2.2.3 电路各模块介绍 ········ 6</w:t>
+        <w:t xml:space="preserve">2.2.3 电路各模块介绍 ········   7</w:t>
       </w:r>
     </w:p>
     <w:p>
@@ -430,14 +430,14 @@
           <w:sz w:val="28"/>
         </w:rPr>
         <w:jc w:val="left"/>
-        <w:spacing w:line="360" w:lineRule="auto" w:after="6"/>
+        <w:spacing w:line="360" w:lineRule="auto" w:after="3"/>
       </w:pPr>
       <w:r>
         <w:rPr>
           <w:rFonts w:ascii="Times New Roman" w:hAnsi="Times New Roman" w:eastAsia="宋体"/>
           <w:sz w:val="21"/>
         </w:rPr>
-        <w:t xml:space="preserve">2.3 软件系统介绍 ·············· 9</w:t>
+        <w:t xml:space="preserve">2.3 软件系统介绍 ··············  10</w:t>
       </w:r>
     </w:p>
     <w:p>
@@ -448,14 +448,14 @@
           <w:sz w:val="28"/>
         </w:rPr>
         <w:jc w:val="left"/>
-        <w:spacing w:line="360" w:lineRule="auto" w:after="6"/>
+        <w:spacing w:line="360" w:lineRule="auto" w:after="3"/>
       </w:pPr>
       <w:r>
         <w:rPr>
           <w:rFonts w:ascii="Times New Roman" w:hAnsi="Times New Roman" w:eastAsia="宋体"/>
           <w:sz w:val="20"/>
         </w:rPr>
-        <w:t xml:space="preserve">2.3.1 软件整体介绍 ·········· 9</w:t>
+        <w:t xml:space="preserve">2.3.1 软件整体介绍 ··········  10</w:t>
       </w:r>
     </w:p>
     <w:p>
@@ -466,14 +466,14 @@
           <w:sz w:val="28"/>
         </w:rPr>
         <w:jc w:val="left"/>
-        <w:spacing w:line="360" w:lineRule="auto" w:after="6"/>
+        <w:spacing w:line="360" w:lineRule="auto" w:after="3"/>
       </w:pPr>
       <w:r>
         <w:rPr>
           <w:rFonts w:ascii="Times New Roman" w:hAnsi="Times New Roman" w:eastAsia="宋体"/>
           <w:sz w:val="20"/>
         </w:rPr>
-        <w:t xml:space="preserve">2.3.2 软件各模块介绍 ········ 10</w:t>
+        <w:t xml:space="preserve">2.3.2 软件各模块介绍 ········  11</w:t>
       </w:r>
     </w:p>
     <w:p>
@@ -484,14 +484,14 @@
           <w:sz w:val="28"/>
         </w:rPr>
         <w:jc w:val="left"/>
-        <w:spacing w:line="360" w:lineRule="auto" w:after="6"/>
+        <w:spacing w:line="360" w:lineRule="auto" w:after="3"/>
       </w:pPr>
       <w:r>
         <w:rPr>
           <w:rFonts w:ascii="Times New Roman" w:hAnsi="Times New Roman" w:eastAsia="宋体"/>
           <w:sz w:val="21"/>
         </w:rPr>
-        <w:t xml:space="preserve">第三部分  完成情况及性能参数 ···· 13</w:t>
+        <w:t xml:space="preserve">第三部分  完成情况及性能参数 ····  14</w:t>
       </w:r>
     </w:p>
     <w:p>
@@ -502,14 +502,14 @@
           <w:sz w:val="28"/>
         </w:rPr>
         <w:jc w:val="left"/>
-        <w:spacing w:line="360" w:lineRule="auto" w:after="6"/>
+        <w:spacing w:line="360" w:lineRule="auto" w:after="3"/>
       </w:pPr>
       <w:r>
         <w:rPr>
           <w:rFonts w:ascii="Times New Roman" w:hAnsi="Times New Roman" w:eastAsia="宋体"/>
           <w:sz w:val="21"/>
         </w:rPr>
-        <w:t xml:space="preserve">3.1 整体介绍 ·················· 13</w:t>
+        <w:t xml:space="preserve">3.1 整体介绍 ··················  14</w:t>
       </w:r>
     </w:p>
     <w:p>
@@ -520,14 +520,14 @@
           <w:sz w:val="28"/>
         </w:rPr>
         <w:jc w:val="left"/>
-        <w:spacing w:line="360" w:lineRule="auto" w:after="6"/>
+        <w:spacing w:line="360" w:lineRule="auto" w:after="3"/>
       </w:pPr>
       <w:r>
         <w:rPr>
           <w:rFonts w:ascii="Times New Roman" w:hAnsi="Times New Roman" w:eastAsia="宋体"/>
           <w:sz w:val="21"/>
         </w:rPr>
-        <w:t xml:space="preserve">3.2 工程成果 ·················· 15</w:t>
+        <w:t xml:space="preserve">3.2 工程成果 ··················  16</w:t>
       </w:r>
     </w:p>
     <w:p>
@@ -538,14 +538,14 @@
           <w:sz w:val="28"/>
         </w:rPr>
         <w:jc w:val="left"/>
-        <w:spacing w:line="360" w:lineRule="auto" w:after="6"/>
+        <w:spacing w:line="360" w:lineRule="auto" w:after="3"/>
       </w:pPr>
       <w:r>
         <w:rPr>
           <w:rFonts w:ascii="Times New Roman" w:hAnsi="Times New Roman" w:eastAsia="宋体"/>
           <w:sz w:val="20"/>
         </w:rPr>
-        <w:t xml:space="preserve">3.2.1 机械成果 ·············· 15</w:t>
+        <w:t xml:space="preserve">3.2.1 机械成果 ··············  16</w:t>
       </w:r>
     </w:p>
     <w:p>
@@ -556,14 +556,14 @@
           <w:sz w:val="28"/>
         </w:rPr>
         <w:jc w:val="left"/>
-        <w:spacing w:line="360" w:lineRule="auto" w:after="6"/>
+        <w:spacing w:line="360" w:lineRule="auto" w:after="3"/>
       </w:pPr>
       <w:r>
         <w:rPr>
           <w:rFonts w:ascii="Times New Roman" w:hAnsi="Times New Roman" w:eastAsia="宋体"/>
           <w:sz w:val="20"/>
         </w:rPr>
-        <w:t xml:space="preserve">3.2.2 电路成果 ·············· 15</w:t>
+        <w:t xml:space="preserve">3.2.2 电路成果 ··············  16</w:t>
       </w:r>
     </w:p>
     <w:p>
@@ -574,14 +574,14 @@
           <w:sz w:val="28"/>
         </w:rPr>
         <w:jc w:val="left"/>
-        <w:spacing w:line="360" w:lineRule="auto" w:after="6"/>
+        <w:spacing w:line="360" w:lineRule="auto" w:after="3"/>
       </w:pPr>
       <w:r>
         <w:rPr>
           <w:rFonts w:ascii="Times New Roman" w:hAnsi="Times New Roman" w:eastAsia="宋体"/>
           <w:sz w:val="20"/>
         </w:rPr>
-        <w:t xml:space="preserve">3.2.3 软件成果 ·············· 16</w:t>
+        <w:t xml:space="preserve">3.2.3 软件成果 ··············  17</w:t>
       </w:r>
     </w:p>
     <w:p>
@@ -592,14 +592,14 @@
           <w:sz w:val="28"/>
         </w:rPr>
         <w:jc w:val="left"/>
-        <w:spacing w:line="360" w:lineRule="auto" w:after="6"/>
+        <w:spacing w:line="360" w:lineRule="auto" w:after="3"/>
       </w:pPr>
       <w:r>
         <w:rPr>
           <w:rFonts w:ascii="Times New Roman" w:hAnsi="Times New Roman" w:eastAsia="宋体"/>
           <w:sz w:val="21"/>
         </w:rPr>
-        <w:t xml:space="preserve">3.3 特性成果 ·················· 17</w:t>
+        <w:t xml:space="preserve">3.3 特性成果 ··················  18</w:t>
       </w:r>
     </w:p>
     <w:p>
@@ -610,14 +610,14 @@
           <w:sz w:val="28"/>
         </w:rPr>
         <w:jc w:val="left"/>
-        <w:spacing w:line="360" w:lineRule="auto" w:after="6"/>
+        <w:spacing w:line="360" w:lineRule="auto" w:after="3"/>
       </w:pPr>
       <w:r>
         <w:rPr>
           <w:rFonts w:ascii="Times New Roman" w:hAnsi="Times New Roman" w:eastAsia="宋体"/>
           <w:sz w:val="21"/>
         </w:rPr>
-        <w:t xml:space="preserve">第四部分  总结 ·················· 19</w:t>
+        <w:t xml:space="preserve">3.4 设计取舍 ··················  20</w:t>
       </w:r>
     </w:p>
     <w:p>
@@ -628,14 +628,68 @@
           <w:sz w:val="28"/>
         </w:rPr>
         <w:jc w:val="left"/>
-        <w:spacing w:line="360" w:lineRule="auto" w:after="6"/>
+        <w:spacing w:line="360" w:lineRule="auto" w:after="3"/>
+      </w:pPr>
+      <w:r>
+        <w:rPr>
+          <w:rFonts w:ascii="Times New Roman" w:hAnsi="Times New Roman" w:eastAsia="宋体"/>
+          <w:sz w:val="20"/>
+        </w:rPr>
+        <w:t xml:space="preserve">3.4.1 频谱核：自研 1024 点，而非直接例化 IP ····  20</w:t>
+      </w:r>
+    </w:p>
+    <w:p>
+      <w:pPr>
+        <w:rPr>
+          <w:rFonts w:ascii="Times New Roman" w:hAnsi="Times New Roman" w:eastAsia="宋体" w:cs="Times New Roman"/>
+          <w:b/>
+          <w:sz w:val="28"/>
+        </w:rPr>
+        <w:jc w:val="left"/>
+        <w:spacing w:line="360" w:lineRule="auto" w:after="3"/>
+      </w:pPr>
+      <w:r>
+        <w:rPr>
+          <w:rFonts w:ascii="Times New Roman" w:hAnsi="Times New Roman" w:eastAsia="宋体"/>
+          <w:sz w:val="20"/>
+        </w:rPr>
+        <w:t xml:space="preserve">3.4.2 点数与精度：用 1/4 的点数，达到同等的频率精度 ····  21</w:t>
+      </w:r>
+    </w:p>
+    <w:p>
+      <w:pPr>
+        <w:rPr>
+          <w:rFonts w:ascii="Times New Roman" w:hAnsi="Times New Roman" w:eastAsia="宋体" w:cs="Times New Roman"/>
+          <w:b/>
+          <w:sz w:val="28"/>
+        </w:rPr>
+        <w:jc w:val="left"/>
+        <w:spacing w:line="360" w:lineRule="auto" w:after="3"/>
+      </w:pPr>
+      <w:r>
+        <w:rPr>
+          <w:rFonts w:ascii="Times New Roman" w:hAnsi="Times New Roman" w:eastAsia="宋体"/>
+          <w:sz w:val="20"/>
+        </w:rPr>
+        <w:t xml:space="preserve">3.4.3 锁相：数字相干解调，而非模拟相敏检波 ····  22</w:t>
+      </w:r>
+    </w:p>
+    <w:p>
+      <w:pPr>
+        <w:rPr>
+          <w:rFonts w:ascii="Times New Roman" w:hAnsi="Times New Roman" w:eastAsia="宋体" w:cs="Times New Roman"/>
+          <w:b/>
+          <w:sz w:val="28"/>
+        </w:rPr>
+        <w:jc w:val="left"/>
+        <w:spacing w:line="360" w:lineRule="auto" w:after="3"/>
       </w:pPr>
       <w:r>
         <w:rPr>
           <w:rFonts w:ascii="Times New Roman" w:hAnsi="Times New Roman" w:eastAsia="宋体"/>
           <w:sz w:val="21"/>
         </w:rPr>
-        <w:t xml:space="preserve">4.1 可扩展之处 ················ 19</w:t>
+        <w:t xml:space="preserve">第四部分  总结 ··················  22</w:t>
       </w:r>
     </w:p>
     <w:p>
@@ -646,14 +700,14 @@
           <w:sz w:val="28"/>
         </w:rPr>
         <w:jc w:val="left"/>
-        <w:spacing w:line="360" w:lineRule="auto" w:after="6"/>
+        <w:spacing w:line="360" w:lineRule="auto" w:after="3"/>
       </w:pPr>
       <w:r>
         <w:rPr>
           <w:rFonts w:ascii="Times New Roman" w:hAnsi="Times New Roman" w:eastAsia="宋体"/>
           <w:sz w:val="21"/>
         </w:rPr>
-        <w:t xml:space="preserve">4.2 心得体会 ·················· 20</w:t>
+        <w:t xml:space="preserve">4.1 可扩展之处 ················  22</w:t>
       </w:r>
     </w:p>
     <w:p>
@@ -664,14 +718,32 @@
           <w:sz w:val="28"/>
         </w:rPr>
         <w:jc w:val="left"/>
-        <w:spacing w:line="360" w:lineRule="auto" w:after="6"/>
+        <w:spacing w:line="360" w:lineRule="auto" w:after="3"/>
       </w:pPr>
       <w:r>
         <w:rPr>
           <w:rFonts w:ascii="Times New Roman" w:hAnsi="Times New Roman" w:eastAsia="宋体"/>
           <w:sz w:val="21"/>
         </w:rPr>
-        <w:t xml:space="preserve">第五部分  参考文献 ·············· 21</w:t>
+        <w:t xml:space="preserve">4.2 心得体会 ··················  23</w:t>
+      </w:r>
+    </w:p>
+    <w:p>
+      <w:pPr>
+        <w:rPr>
+          <w:rFonts w:ascii="Times New Roman" w:hAnsi="Times New Roman" w:eastAsia="宋体" w:cs="Times New Roman"/>
+          <w:b/>
+          <w:sz w:val="28"/>
+        </w:rPr>
+        <w:jc w:val="left"/>
+        <w:spacing w:line="360" w:lineRule="auto" w:after="3"/>
+      </w:pPr>
+      <w:r>
+        <w:rPr>
+          <w:rFonts w:ascii="Times New Roman" w:hAnsi="Times New Roman" w:eastAsia="宋体"/>
+          <w:sz w:val="21"/>
+        </w:rPr>
+        <w:t xml:space="preserve">第五部分  参考文献 ··············  24</w:t>
       </w:r>
     </w:p>
     <w:p>
@@ -1238,6 +1310,9 @@
         <w:gridCol w:w="2076"/>
       </w:tblGrid>
       <w:tr>
+        <w:trPr>
+          <w:cantSplit/>
+        </w:trPr>
         <w:tc>
           <w:tcPr>
             <w:tcW w:type="dxa" w:w="2041"/>
@@ -1328,6 +1403,9 @@
         </w:tc>
       </w:tr>
       <w:tr>
+        <w:trPr>
+          <w:cantSplit/>
+        </w:trPr>
         <w:tc>
           <w:tcPr>
             <w:tcW w:type="dxa" w:w="2041"/>
@@ -1402,6 +1480,9 @@
         </w:tc>
       </w:tr>
       <w:tr>
+        <w:trPr>
+          <w:cantSplit/>
+        </w:trPr>
         <w:tc>
           <w:tcPr>
             <w:tcW w:type="dxa" w:w="2041"/>
@@ -1476,6 +1557,9 @@
         </w:tc>
       </w:tr>
       <w:tr>
+        <w:trPr>
+          <w:cantSplit/>
+        </w:trPr>
         <w:tc>
           <w:tcPr>
             <w:tcW w:type="dxa" w:w="2041"/>
@@ -1550,6 +1634,9 @@
         </w:tc>
       </w:tr>
       <w:tr>
+        <w:trPr>
+          <w:cantSplit/>
+        </w:trPr>
         <w:tc>
           <w:tcPr>
             <w:tcW w:type="dxa" w:w="2041"/>
@@ -1624,6 +1711,9 @@
         </w:tc>
       </w:tr>
       <w:tr>
+        <w:trPr>
+          <w:cantSplit/>
+        </w:trPr>
         <w:tc>
           <w:tcPr>
             <w:tcW w:type="dxa" w:w="2041"/>
@@ -1698,6 +1788,9 @@
         </w:tc>
       </w:tr>
       <w:tr>
+        <w:trPr>
+          <w:cantSplit/>
+        </w:trPr>
         <w:tc>
           <w:tcPr>
             <w:tcW w:type="dxa" w:w="2041"/>
@@ -1772,6 +1865,9 @@
         </w:tc>
       </w:tr>
       <w:tr>
+        <w:trPr>
+          <w:cantSplit/>
+        </w:trPr>
         <w:tc>
           <w:tcPr>
             <w:tcW w:type="dxa" w:w="2041"/>
@@ -1846,6 +1942,9 @@
         </w:tc>
       </w:tr>
       <w:tr>
+        <w:trPr>
+          <w:cantSplit/>
+        </w:trPr>
         <w:tc>
           <w:tcPr>
             <w:tcW w:type="dxa" w:w="2041"/>
@@ -4205,6 +4304,9 @@
         <w:gridCol w:w="2076"/>
       </w:tblGrid>
       <w:tr>
+        <w:trPr>
+          <w:cantSplit/>
+        </w:trPr>
         <w:tc>
           <w:tcPr>
             <w:tcW w:type="dxa" w:w="2041"/>
@@ -4295,6 +4397,9 @@
         </w:tc>
       </w:tr>
       <w:tr>
+        <w:trPr>
+          <w:cantSplit/>
+        </w:trPr>
         <w:tc>
           <w:tcPr>
             <w:tcW w:type="dxa" w:w="2041"/>
@@ -4369,6 +4474,9 @@
         </w:tc>
       </w:tr>
       <w:tr>
+        <w:trPr>
+          <w:cantSplit/>
+        </w:trPr>
         <w:tc>
           <w:tcPr>
             <w:tcW w:type="dxa" w:w="2041"/>
@@ -4443,6 +4551,9 @@
         </w:tc>
       </w:tr>
       <w:tr>
+        <w:trPr>
+          <w:cantSplit/>
+        </w:trPr>
         <w:tc>
           <w:tcPr>
             <w:tcW w:type="dxa" w:w="2041"/>
@@ -4517,6 +4628,9 @@
         </w:tc>
       </w:tr>
       <w:tr>
+        <w:trPr>
+          <w:cantSplit/>
+        </w:trPr>
         <w:tc>
           <w:tcPr>
             <w:tcW w:type="dxa" w:w="2041"/>
@@ -4591,6 +4705,1158 @@
         </w:tc>
       </w:tr>
     </w:tbl>
+    <w:p>
+      <w:pPr>
+        <w:rPr>
+          <w:rFonts w:ascii="Times New Roman" w:hAnsi="Times New Roman" w:eastAsia="宋体" w:cs="Times New Roman"/>
+          <w:b/>
+          <w:sz w:val="28"/>
+        </w:rPr>
+        <w:jc w:val="left"/>
+        <w:keepNext/>
+        <w:spacing w:line="360" w:lineRule="auto" w:after="60"/>
+      </w:pPr>
+      <w:r>
+        <w:rPr>
+          <w:rFonts w:ascii="Times New Roman" w:hAnsi="Times New Roman" w:eastAsia="宋体"/>
+          <w:sz w:val="26"/>
+          <w:b/>
+        </w:rPr>
+        <w:t xml:space="preserve">3.4 设计取舍</w:t>
+      </w:r>
+    </w:p>
+    <w:p>
+      <w:pPr>
+        <w:rPr>
+          <w:rFonts w:ascii="Times New Roman" w:hAnsi="Times New Roman" w:eastAsia="宋体" w:cs="Times New Roman"/>
+          <w:b/>
+          <w:sz w:val="28"/>
+        </w:rPr>
+        <w:ind w:firstLineChars="200"/>
+        <w:spacing w:line="360" w:lineRule="auto"/>
+      </w:pPr>
+      <w:r>
+        <w:rPr>
+          <w:rFonts w:ascii="Times New Roman" w:hAnsi="Times New Roman" w:eastAsia="宋体"/>
+          <w:sz w:val="24"/>
+        </w:rPr>
+        <w:t xml:space="preserve">同样一套测量功能，实现路径往往不止一条。本节记录三处关键选择：选了什么、放弃了什么、代价用哪些数字量化。所有对比数据均来自本作品的综合报告与上板实测，而非估算。</w:t>
+      </w:r>
+    </w:p>
+    <w:p>
+      <w:pPr>
+        <w:rPr>
+          <w:rFonts w:ascii="Times New Roman" w:hAnsi="Times New Roman" w:eastAsia="宋体" w:cs="Times New Roman"/>
+          <w:b/>
+          <w:sz w:val="28"/>
+        </w:rPr>
+        <w:jc w:val="left"/>
+        <w:keepNext/>
+        <w:spacing w:line="360" w:lineRule="auto" w:after="40"/>
+      </w:pPr>
+      <w:r>
+        <w:rPr>
+          <w:rFonts w:ascii="Times New Roman" w:hAnsi="Times New Roman" w:eastAsia="宋体"/>
+          <w:sz w:val="24"/>
+          <w:b/>
+        </w:rPr>
+        <w:t xml:space="preserve">3.4.1 频谱核：自研 1024 点，而非直接例化 IP</w:t>
+      </w:r>
+    </w:p>
+    <w:p>
+      <w:pPr>
+        <w:rPr>
+          <w:rFonts w:ascii="Times New Roman" w:hAnsi="Times New Roman" w:eastAsia="宋体" w:cs="Times New Roman"/>
+          <w:b/>
+          <w:sz w:val="28"/>
+        </w:rPr>
+        <w:ind w:firstLineChars="200"/>
+        <w:spacing w:line="360" w:lineRule="auto"/>
+      </w:pPr>
+      <w:r>
+        <w:rPr>
+          <w:rFonts w:ascii="Times New Roman" w:hAnsi="Times New Roman" w:eastAsia="宋体"/>
+          <w:sz w:val="24"/>
+        </w:rPr>
+        <w:t xml:space="preserve">厂商 FFT IP 核功能完备、文档齐全，直接例化是最省事的路。本作品最终选择了自研 radix-2 DIF 原地运算结构，理由是资源账算下来差得太多。</w:t>
+      </w:r>
+    </w:p>
+    <w:p>
+      <w:pPr>
+        <w:rPr>
+          <w:rFonts w:ascii="Times New Roman" w:hAnsi="Times New Roman" w:eastAsia="宋体" w:cs="Times New Roman"/>
+          <w:b/>
+          <w:sz w:val="28"/>
+        </w:rPr>
+        <w:ind w:firstLineChars="200"/>
+        <w:spacing w:line="360" w:lineRule="auto"/>
+      </w:pPr>
+      <w:r>
+        <w:rPr>
+          <w:rFonts w:ascii="Times New Roman" w:hAnsi="Times New Roman" w:eastAsia="宋体"/>
+          <w:sz w:val="24"/>
+        </w:rPr>
+        <w:t xml:space="preserve">对比采用同一口径：均为裸核，不含采样缓存、窗函数与峰值检测等外围逻辑；自研侧为 1024 点，IP 侧为 4096 点（IP 侧另有 1024 点配置，但本作品实际使用的是 4096 点那一档，故按此比较）。</w:t>
+      </w:r>
+    </w:p>
+    <w:tbl>
+      <w:tblPr>
+        <w:tblW w:type="auto" w:w="0"/>
+        <w:jc w:val="center"/>
+        <w:tblLook w:firstColumn="1" w:firstRow="1" w:lastColumn="0" w:lastRow="0" w:noHBand="0" w:noVBand="1" w:val="04A0"/>
+        <w:tblBorders>
+          <w:top w:val="single" w:sz="12"/>
+          <w:bottom w:val="single" w:sz="12"/>
+          <w:left w:val="none"/>
+          <w:right w:val="none"/>
+          <w:insideH w:val="none"/>
+          <w:insideV w:val="none"/>
+        </w:tblBorders>
+        <w:tblLayout w:type="fixed"/>
+      </w:tblPr>
+      <w:tblGrid>
+        <w:gridCol w:w="2076"/>
+        <w:gridCol w:w="2076"/>
+        <w:gridCol w:w="2076"/>
+        <w:gridCol w:w="2076"/>
+      </w:tblGrid>
+      <w:tr>
+        <w:trPr>
+          <w:cantSplit/>
+        </w:trPr>
+        <w:tc>
+          <w:tcPr>
+            <w:tcW w:type="dxa" w:w="2041"/>
+            <w:tcBorders>
+              <w:bottom w:val="single" w:sz="6"/>
+            </w:tcBorders>
+          </w:tcPr>
+          <w:p>
+            <w:pPr>
+              <w:spacing w:before="20" w:after="20"/>
+              <w:jc w:val="center"/>
+            </w:pPr>
+            <w:r>
+              <w:rPr>
+                <w:rFonts w:ascii="Times New Roman" w:hAnsi="Times New Roman" w:eastAsia="宋体"/>
+                <w:b/>
+                <w:sz w:val="18"/>
+              </w:rPr>
+              <w:t>资源项</w:t>
+            </w:r>
+          </w:p>
+        </w:tc>
+        <w:tc>
+          <w:tcPr>
+            <w:tcW w:type="dxa" w:w="2041"/>
+            <w:tcBorders>
+              <w:bottom w:val="single" w:sz="6"/>
+            </w:tcBorders>
+          </w:tcPr>
+          <w:p>
+            <w:pPr>
+              <w:spacing w:before="20" w:after="20"/>
+              <w:jc w:val="center"/>
+            </w:pPr>
+            <w:r>
+              <w:rPr>
+                <w:rFonts w:ascii="Times New Roman" w:hAnsi="Times New Roman" w:eastAsia="宋体"/>
+                <w:b/>
+                <w:sz w:val="18"/>
+              </w:rPr>
+              <w:t>IP 裸核（4096 点）</w:t>
+            </w:r>
+          </w:p>
+        </w:tc>
+        <w:tc>
+          <w:tcPr>
+            <w:tcW w:type="dxa" w:w="2041"/>
+            <w:tcBorders>
+              <w:bottom w:val="single" w:sz="6"/>
+            </w:tcBorders>
+          </w:tcPr>
+          <w:p>
+            <w:pPr>
+              <w:spacing w:before="20" w:after="20"/>
+              <w:jc w:val="center"/>
+            </w:pPr>
+            <w:r>
+              <w:rPr>
+                <w:rFonts w:ascii="Times New Roman" w:hAnsi="Times New Roman" w:eastAsia="宋体"/>
+                <w:b/>
+                <w:sz w:val="18"/>
+              </w:rPr>
+              <w:t>自研核（1024 点）</w:t>
+            </w:r>
+          </w:p>
+        </w:tc>
+        <w:tc>
+          <w:tcPr>
+            <w:tcW w:type="dxa" w:w="2041"/>
+            <w:tcBorders>
+              <w:bottom w:val="single" w:sz="6"/>
+            </w:tcBorders>
+          </w:tcPr>
+          <w:p>
+            <w:pPr>
+              <w:spacing w:before="20" w:after="20"/>
+              <w:jc w:val="center"/>
+            </w:pPr>
+            <w:r>
+              <w:rPr>
+                <w:rFonts w:ascii="Times New Roman" w:hAnsi="Times New Roman" w:eastAsia="宋体"/>
+                <w:b/>
+                <w:sz w:val="18"/>
+              </w:rPr>
+              <w:t>比值</w:t>
+            </w:r>
+          </w:p>
+        </w:tc>
+      </w:tr>
+      <w:tr>
+        <w:trPr>
+          <w:cantSplit/>
+        </w:trPr>
+        <w:tc>
+          <w:tcPr>
+            <w:tcW w:type="dxa" w:w="2041"/>
+          </w:tcPr>
+          <w:p>
+            <w:pPr>
+              <w:spacing w:before="20" w:after="20"/>
+              <w:jc w:val="center"/>
+            </w:pPr>
+            <w:r>
+              <w:rPr>
+                <w:rFonts w:ascii="Times New Roman" w:hAnsi="Times New Roman" w:eastAsia="宋体"/>
+                <w:sz w:val="18"/>
+              </w:rPr>
+              <w:t>LUT</w:t>
+            </w:r>
+          </w:p>
+        </w:tc>
+        <w:tc>
+          <w:tcPr>
+            <w:tcW w:type="dxa" w:w="2041"/>
+          </w:tcPr>
+          <w:p>
+            <w:pPr>
+              <w:spacing w:before="20" w:after="20"/>
+              <w:jc w:val="center"/>
+            </w:pPr>
+            <w:r>
+              <w:rPr>
+                <w:rFonts w:ascii="Times New Roman" w:hAnsi="Times New Roman" w:eastAsia="宋体"/>
+                <w:sz w:val="18"/>
+              </w:rPr>
+              <w:t>1771</w:t>
+            </w:r>
+          </w:p>
+        </w:tc>
+        <w:tc>
+          <w:tcPr>
+            <w:tcW w:type="dxa" w:w="2041"/>
+          </w:tcPr>
+          <w:p>
+            <w:pPr>
+              <w:spacing w:before="20" w:after="20"/>
+              <w:jc w:val="center"/>
+            </w:pPr>
+            <w:r>
+              <w:rPr>
+                <w:rFonts w:ascii="Times New Roman" w:hAnsi="Times New Roman" w:eastAsia="宋体"/>
+                <w:sz w:val="18"/>
+              </w:rPr>
+              <w:t>502</w:t>
+            </w:r>
+          </w:p>
+        </w:tc>
+        <w:tc>
+          <w:tcPr>
+            <w:tcW w:type="dxa" w:w="2041"/>
+          </w:tcPr>
+          <w:p>
+            <w:pPr>
+              <w:spacing w:before="20" w:after="20"/>
+              <w:jc w:val="center"/>
+            </w:pPr>
+            <w:r>
+              <w:rPr>
+                <w:rFonts w:ascii="Times New Roman" w:hAnsi="Times New Roman" w:eastAsia="宋体"/>
+                <w:sz w:val="18"/>
+              </w:rPr>
+              <w:t>约 1/3.5</w:t>
+            </w:r>
+          </w:p>
+        </w:tc>
+      </w:tr>
+      <w:tr>
+        <w:trPr>
+          <w:cantSplit/>
+        </w:trPr>
+        <w:tc>
+          <w:tcPr>
+            <w:tcW w:type="dxa" w:w="2041"/>
+          </w:tcPr>
+          <w:p>
+            <w:pPr>
+              <w:spacing w:before="20" w:after="20"/>
+              <w:jc w:val="center"/>
+            </w:pPr>
+            <w:r>
+              <w:rPr>
+                <w:rFonts w:ascii="Times New Roman" w:hAnsi="Times New Roman" w:eastAsia="宋体"/>
+                <w:sz w:val="18"/>
+              </w:rPr>
+              <w:t>触发器 FF</w:t>
+            </w:r>
+          </w:p>
+        </w:tc>
+        <w:tc>
+          <w:tcPr>
+            <w:tcW w:type="dxa" w:w="2041"/>
+          </w:tcPr>
+          <w:p>
+            <w:pPr>
+              <w:spacing w:before="20" w:after="20"/>
+              <w:jc w:val="center"/>
+            </w:pPr>
+            <w:r>
+              <w:rPr>
+                <w:rFonts w:ascii="Times New Roman" w:hAnsi="Times New Roman" w:eastAsia="宋体"/>
+                <w:sz w:val="18"/>
+              </w:rPr>
+              <w:t>2550</w:t>
+            </w:r>
+          </w:p>
+        </w:tc>
+        <w:tc>
+          <w:tcPr>
+            <w:tcW w:type="dxa" w:w="2041"/>
+          </w:tcPr>
+          <w:p>
+            <w:pPr>
+              <w:spacing w:before="20" w:after="20"/>
+              <w:jc w:val="center"/>
+            </w:pPr>
+            <w:r>
+              <w:rPr>
+                <w:rFonts w:ascii="Times New Roman" w:hAnsi="Times New Roman" w:eastAsia="宋体"/>
+                <w:sz w:val="18"/>
+              </w:rPr>
+              <w:t>346</w:t>
+            </w:r>
+          </w:p>
+        </w:tc>
+        <w:tc>
+          <w:tcPr>
+            <w:tcW w:type="dxa" w:w="2041"/>
+          </w:tcPr>
+          <w:p>
+            <w:pPr>
+              <w:spacing w:before="20" w:after="20"/>
+              <w:jc w:val="center"/>
+            </w:pPr>
+            <w:r>
+              <w:rPr>
+                <w:rFonts w:ascii="Times New Roman" w:hAnsi="Times New Roman" w:eastAsia="宋体"/>
+                <w:sz w:val="18"/>
+              </w:rPr>
+              <w:t>约 1/7.4</w:t>
+            </w:r>
+          </w:p>
+        </w:tc>
+      </w:tr>
+      <w:tr>
+        <w:trPr>
+          <w:cantSplit/>
+        </w:trPr>
+        <w:tc>
+          <w:tcPr>
+            <w:tcW w:type="dxa" w:w="2041"/>
+          </w:tcPr>
+          <w:p>
+            <w:pPr>
+              <w:spacing w:before="20" w:after="20"/>
+              <w:jc w:val="center"/>
+            </w:pPr>
+            <w:r>
+              <w:rPr>
+                <w:rFonts w:ascii="Times New Roman" w:hAnsi="Times New Roman" w:eastAsia="宋体"/>
+                <w:sz w:val="18"/>
+              </w:rPr>
+              <w:t>DSP48</w:t>
+            </w:r>
+          </w:p>
+        </w:tc>
+        <w:tc>
+          <w:tcPr>
+            <w:tcW w:type="dxa" w:w="2041"/>
+          </w:tcPr>
+          <w:p>
+            <w:pPr>
+              <w:spacing w:before="20" w:after="20"/>
+              <w:jc w:val="center"/>
+            </w:pPr>
+            <w:r>
+              <w:rPr>
+                <w:rFonts w:ascii="Times New Roman" w:hAnsi="Times New Roman" w:eastAsia="宋体"/>
+                <w:sz w:val="18"/>
+              </w:rPr>
+              <w:t>9</w:t>
+            </w:r>
+          </w:p>
+        </w:tc>
+        <w:tc>
+          <w:tcPr>
+            <w:tcW w:type="dxa" w:w="2041"/>
+          </w:tcPr>
+          <w:p>
+            <w:pPr>
+              <w:spacing w:before="20" w:after="20"/>
+              <w:jc w:val="center"/>
+            </w:pPr>
+            <w:r>
+              <w:rPr>
+                <w:rFonts w:ascii="Times New Roman" w:hAnsi="Times New Roman" w:eastAsia="宋体"/>
+                <w:sz w:val="18"/>
+              </w:rPr>
+              <w:t>7</w:t>
+            </w:r>
+          </w:p>
+        </w:tc>
+        <w:tc>
+          <w:tcPr>
+            <w:tcW w:type="dxa" w:w="2041"/>
+          </w:tcPr>
+          <w:p>
+            <w:pPr>
+              <w:spacing w:before="20" w:after="20"/>
+              <w:jc w:val="center"/>
+            </w:pPr>
+            <w:r>
+              <w:rPr>
+                <w:rFonts w:ascii="Times New Roman" w:hAnsi="Times New Roman" w:eastAsia="宋体"/>
+                <w:sz w:val="18"/>
+              </w:rPr>
+              <w:t>约 1/1.3</w:t>
+            </w:r>
+          </w:p>
+        </w:tc>
+      </w:tr>
+      <w:tr>
+        <w:trPr>
+          <w:cantSplit/>
+        </w:trPr>
+        <w:tc>
+          <w:tcPr>
+            <w:tcW w:type="dxa" w:w="2041"/>
+          </w:tcPr>
+          <w:p>
+            <w:pPr>
+              <w:spacing w:before="20" w:after="20"/>
+              <w:jc w:val="center"/>
+            </w:pPr>
+            <w:r>
+              <w:rPr>
+                <w:rFonts w:ascii="Times New Roman" w:hAnsi="Times New Roman" w:eastAsia="宋体"/>
+                <w:sz w:val="18"/>
+              </w:rPr>
+              <w:t>块 RAM</w:t>
+            </w:r>
+          </w:p>
+        </w:tc>
+        <w:tc>
+          <w:tcPr>
+            <w:tcW w:type="dxa" w:w="2041"/>
+          </w:tcPr>
+          <w:p>
+            <w:pPr>
+              <w:spacing w:before="20" w:after="20"/>
+              <w:jc w:val="center"/>
+            </w:pPr>
+            <w:r>
+              <w:rPr>
+                <w:rFonts w:ascii="Times New Roman" w:hAnsi="Times New Roman" w:eastAsia="宋体"/>
+                <w:sz w:val="18"/>
+              </w:rPr>
+              <w:t>11×RAMB18</w:t>
+            </w:r>
+          </w:p>
+        </w:tc>
+        <w:tc>
+          <w:tcPr>
+            <w:tcW w:type="dxa" w:w="2041"/>
+          </w:tcPr>
+          <w:p>
+            <w:pPr>
+              <w:spacing w:before="20" w:after="20"/>
+              <w:jc w:val="center"/>
+            </w:pPr>
+            <w:r>
+              <w:rPr>
+                <w:rFonts w:ascii="Times New Roman" w:hAnsi="Times New Roman" w:eastAsia="宋体"/>
+                <w:sz w:val="18"/>
+              </w:rPr>
+              <w:t>1×RAMB36 + 2×RAMB18</w:t>
+            </w:r>
+          </w:p>
+        </w:tc>
+        <w:tc>
+          <w:tcPr>
+            <w:tcW w:type="dxa" w:w="2041"/>
+          </w:tcPr>
+          <w:p>
+            <w:pPr>
+              <w:spacing w:before="20" w:after="20"/>
+              <w:jc w:val="center"/>
+            </w:pPr>
+            <w:r>
+              <w:rPr>
+                <w:rFonts w:ascii="Times New Roman" w:hAnsi="Times New Roman" w:eastAsia="宋体"/>
+                <w:sz w:val="18"/>
+              </w:rPr>
+              <w:t>约 1/2.8（按 36Kb 折算）</w:t>
+            </w:r>
+          </w:p>
+        </w:tc>
+      </w:tr>
+    </w:tbl>
+    <w:p>
+      <w:pPr>
+        <w:rPr>
+          <w:rFonts w:ascii="Times New Roman" w:hAnsi="Times New Roman" w:eastAsia="宋体" w:cs="Times New Roman"/>
+          <w:b/>
+          <w:sz w:val="28"/>
+        </w:rPr>
+        <w:ind w:firstLineChars="200"/>
+        <w:spacing w:line="360" w:lineRule="auto"/>
+      </w:pPr>
+      <w:r>
+        <w:rPr>
+          <w:rFonts w:ascii="Times New Roman" w:hAnsi="Times New Roman" w:eastAsia="宋体"/>
+          <w:sz w:val="24"/>
+        </w:rPr>
+        <w:t xml:space="preserve">省资源本身不构成理由 —— 省了资源却算错，等于没做。所以更关键的是正确性验证。自研核的三个峰位（SF、S2、S3）与 Python 整数模型</w:t>
+      </w:r>
+      <w:r>
+        <w:rPr>
+          <w:rFonts w:ascii="Times New Roman" w:hAnsi="Times New Roman" w:eastAsia="宋体"/>
+          <w:sz w:val="24"/>
+          <w:b/>
+        </w:rPr>
+        <w:t xml:space="preserve">逐字一致</w:t>
+      </w:r>
+      <w:r>
+        <w:rPr>
+          <w:rFonts w:ascii="Times New Roman" w:hAnsi="Times New Roman" w:eastAsia="宋体"/>
+          <w:sz w:val="24"/>
+        </w:rPr>
+        <w:t xml:space="preserve">，不是「误差在允许范围内」，而是每一位都对得上。这相当于给自研核配了一个可独立复算的参照物：把同一段采样喂给 Python 模型，算出来的数字必须和 FPGA 上一模一样。</w:t>
+      </w:r>
+    </w:p>
+    <w:p>
+      <w:pPr>
+        <w:rPr>
+          <w:rFonts w:ascii="Times New Roman" w:hAnsi="Times New Roman" w:eastAsia="宋体" w:cs="Times New Roman"/>
+          <w:b/>
+          <w:sz w:val="28"/>
+        </w:rPr>
+        <w:ind w:firstLineChars="200"/>
+        <w:spacing w:line="360" w:lineRule="auto"/>
+      </w:pPr>
+      <w:r>
+        <w:rPr>
+          <w:rFonts w:ascii="Times New Roman" w:hAnsi="Times New Roman" w:eastAsia="宋体"/>
+          <w:sz w:val="24"/>
+        </w:rPr>
+        <w:t xml:space="preserve">IP 通路与自研通路在 1kHz 方波上给出的结论也一致：IP 报主峰 1001Hz、次峰 3003Hz，自研报 976 / 2978 / 4980。两者数值不同是因为点数不同（4096 点 Δf=12.2Hz，1024 点 Δf=48.8Hz），但都指向基波与其三次谐波这个事实。换句话说，1/3.5 的 LUT 换来的不是「近似结果」，而是同一个结论。</w:t>
+      </w:r>
+    </w:p>
+    <w:p>
+      <w:pPr>
+        <w:rPr>
+          <w:rFonts w:ascii="Times New Roman" w:hAnsi="Times New Roman" w:eastAsia="宋体" w:cs="Times New Roman"/>
+          <w:b/>
+          <w:sz w:val="28"/>
+        </w:rPr>
+        <w:ind w:firstLineChars="200"/>
+        <w:spacing w:line="360" w:lineRule="auto"/>
+      </w:pPr>
+      <w:r>
+        <w:rPr>
+          <w:rFonts w:ascii="Times New Roman" w:hAnsi="Times New Roman" w:eastAsia="宋体"/>
+          <w:sz w:val="24"/>
+        </w:rPr>
+        <w:t xml:space="preserve">代价是明确的：点数少 4 倍，分辨率从 12.2Hz 降到 48.8Hz。这一点在 3.4.2 单独讨论。</w:t>
+      </w:r>
+    </w:p>
+    <w:p>
+      <w:pPr>
+        <w:rPr>
+          <w:rFonts w:ascii="Times New Roman" w:hAnsi="Times New Roman" w:eastAsia="宋体" w:cs="Times New Roman"/>
+          <w:b/>
+          <w:sz w:val="28"/>
+        </w:rPr>
+        <w:jc w:val="left"/>
+        <w:keepNext/>
+        <w:spacing w:line="360" w:lineRule="auto" w:after="40"/>
+      </w:pPr>
+      <w:r>
+        <w:rPr>
+          <w:rFonts w:ascii="Times New Roman" w:hAnsi="Times New Roman" w:eastAsia="宋体"/>
+          <w:sz w:val="24"/>
+          <w:b/>
+        </w:rPr>
+        <w:t xml:space="preserve">3.4.2 点数与精度：用 1/4 的点数，达到同等的频率精度</w:t>
+      </w:r>
+    </w:p>
+    <w:p>
+      <w:pPr>
+        <w:rPr>
+          <w:rFonts w:ascii="Times New Roman" w:hAnsi="Times New Roman" w:eastAsia="宋体" w:cs="Times New Roman"/>
+          <w:b/>
+          <w:sz w:val="28"/>
+        </w:rPr>
+        <w:ind w:firstLineChars="200"/>
+        <w:spacing w:line="360" w:lineRule="auto"/>
+      </w:pPr>
+      <w:r>
+        <w:rPr>
+          <w:rFonts w:ascii="Times New Roman" w:hAnsi="Times New Roman" w:eastAsia="宋体"/>
+          <w:sz w:val="24"/>
+        </w:rPr>
+        <w:t xml:space="preserve">把点数从 4096 降到 1024 的直接后果是 Δf 变粗 4 倍。如果只做 FFT 就结束，1kHz 的信号会被量化到 976Hz，误差 2.4%，这个数字在测量仪器上不能接受。</w:t>
+      </w:r>
+    </w:p>
+    <w:p>
+      <w:pPr>
+        <w:rPr>
+          <w:rFonts w:ascii="Times New Roman" w:hAnsi="Times New Roman" w:eastAsia="宋体" w:cs="Times New Roman"/>
+          <w:b/>
+          <w:sz w:val="28"/>
+        </w:rPr>
+        <w:ind w:firstLineChars="200"/>
+        <w:spacing w:line="360" w:lineRule="auto"/>
+      </w:pPr>
+      <w:r>
+        <w:rPr>
+          <w:rFonts w:ascii="Times New Roman" w:hAnsi="Times New Roman" w:eastAsia="宋体"/>
+          <w:sz w:val="24"/>
+        </w:rPr>
+        <w:t xml:space="preserve">本作品的解法是把「分辨率」这个指标的代价用算法补回来，而不是用资源补：加 Hann 窗压低泄漏，再用抛物线插值从相邻三个 bin 反推真实峰位。实测效果如下。</w:t>
+      </w:r>
+    </w:p>
+    <w:tbl>
+      <w:tblPr>
+        <w:tblW w:type="auto" w:w="0"/>
+        <w:jc w:val="center"/>
+        <w:tblLook w:firstColumn="1" w:firstRow="1" w:lastColumn="0" w:lastRow="0" w:noHBand="0" w:noVBand="1" w:val="04A0"/>
+        <w:tblBorders>
+          <w:top w:val="single" w:sz="12"/>
+          <w:bottom w:val="single" w:sz="12"/>
+          <w:left w:val="none"/>
+          <w:right w:val="none"/>
+          <w:insideH w:val="none"/>
+          <w:insideV w:val="none"/>
+        </w:tblBorders>
+        <w:tblLayout w:type="fixed"/>
+      </w:tblPr>
+      <w:tblGrid>
+        <w:gridCol w:w="2076"/>
+        <w:gridCol w:w="2076"/>
+        <w:gridCol w:w="2076"/>
+        <w:gridCol w:w="2076"/>
+      </w:tblGrid>
+      <w:tr>
+        <w:trPr>
+          <w:cantSplit/>
+        </w:trPr>
+        <w:tc>
+          <w:tcPr>
+            <w:tcW w:type="dxa" w:w="2041"/>
+            <w:tcBorders>
+              <w:bottom w:val="single" w:sz="6"/>
+            </w:tcBorders>
+          </w:tcPr>
+          <w:p>
+            <w:pPr>
+              <w:spacing w:before="20" w:after="20"/>
+              <w:jc w:val="center"/>
+            </w:pPr>
+            <w:r>
+              <w:rPr>
+                <w:rFonts w:ascii="Times New Roman" w:hAnsi="Times New Roman" w:eastAsia="宋体"/>
+                <w:b/>
+                <w:sz w:val="18"/>
+              </w:rPr>
+              <w:t>指标</w:t>
+            </w:r>
+          </w:p>
+        </w:tc>
+        <w:tc>
+          <w:tcPr>
+            <w:tcW w:type="dxa" w:w="2041"/>
+            <w:tcBorders>
+              <w:bottom w:val="single" w:sz="6"/>
+            </w:tcBorders>
+          </w:tcPr>
+          <w:p>
+            <w:pPr>
+              <w:spacing w:before="20" w:after="20"/>
+              <w:jc w:val="center"/>
+            </w:pPr>
+            <w:r>
+              <w:rPr>
+                <w:rFonts w:ascii="Times New Roman" w:hAnsi="Times New Roman" w:eastAsia="宋体"/>
+                <w:b/>
+                <w:sz w:val="18"/>
+              </w:rPr>
+              <w:t>只做 FFT</w:t>
+            </w:r>
+          </w:p>
+        </w:tc>
+        <w:tc>
+          <w:tcPr>
+            <w:tcW w:type="dxa" w:w="2041"/>
+            <w:tcBorders>
+              <w:bottom w:val="single" w:sz="6"/>
+            </w:tcBorders>
+          </w:tcPr>
+          <w:p>
+            <w:pPr>
+              <w:spacing w:before="20" w:after="20"/>
+              <w:jc w:val="center"/>
+            </w:pPr>
+            <w:r>
+              <w:rPr>
+                <w:rFonts w:ascii="Times New Roman" w:hAnsi="Times New Roman" w:eastAsia="宋体"/>
+                <w:b/>
+                <w:sz w:val="18"/>
+              </w:rPr>
+              <w:t>加窗 + 插值</w:t>
+            </w:r>
+          </w:p>
+        </w:tc>
+        <w:tc>
+          <w:tcPr>
+            <w:tcW w:type="dxa" w:w="2041"/>
+            <w:tcBorders>
+              <w:bottom w:val="single" w:sz="6"/>
+            </w:tcBorders>
+          </w:tcPr>
+          <w:p>
+            <w:pPr>
+              <w:spacing w:before="20" w:after="20"/>
+              <w:jc w:val="center"/>
+            </w:pPr>
+            <w:r>
+              <w:rPr>
+                <w:rFonts w:ascii="Times New Roman" w:hAnsi="Times New Roman" w:eastAsia="宋体"/>
+                <w:b/>
+                <w:sz w:val="18"/>
+              </w:rPr>
+              <w:t>改善</w:t>
+            </w:r>
+          </w:p>
+        </w:tc>
+      </w:tr>
+      <w:tr>
+        <w:trPr>
+          <w:cantSplit/>
+        </w:trPr>
+        <w:tc>
+          <w:tcPr>
+            <w:tcW w:type="dxa" w:w="2041"/>
+          </w:tcPr>
+          <w:p>
+            <w:pPr>
+              <w:spacing w:before="20" w:after="20"/>
+              <w:jc w:val="center"/>
+            </w:pPr>
+            <w:r>
+              <w:rPr>
+                <w:rFonts w:ascii="Times New Roman" w:hAnsi="Times New Roman" w:eastAsia="宋体"/>
+                <w:sz w:val="18"/>
+              </w:rPr>
+              <w:t>谱泄漏</w:t>
+            </w:r>
+          </w:p>
+        </w:tc>
+        <w:tc>
+          <w:tcPr>
+            <w:tcW w:type="dxa" w:w="2041"/>
+          </w:tcPr>
+          <w:p>
+            <w:pPr>
+              <w:spacing w:before="20" w:after="20"/>
+              <w:jc w:val="center"/>
+            </w:pPr>
+            <w:r>
+              <w:rPr>
+                <w:rFonts w:ascii="Times New Roman" w:hAnsi="Times New Roman" w:eastAsia="宋体"/>
+                <w:sz w:val="18"/>
+              </w:rPr>
+              <w:t>14.7%</w:t>
+            </w:r>
+          </w:p>
+        </w:tc>
+        <w:tc>
+          <w:tcPr>
+            <w:tcW w:type="dxa" w:w="2041"/>
+          </w:tcPr>
+          <w:p>
+            <w:pPr>
+              <w:spacing w:before="20" w:after="20"/>
+              <w:jc w:val="center"/>
+            </w:pPr>
+            <w:r>
+              <w:rPr>
+                <w:rFonts w:ascii="Times New Roman" w:hAnsi="Times New Roman" w:eastAsia="宋体"/>
+                <w:sz w:val="18"/>
+              </w:rPr>
+              <w:t>0.9%</w:t>
+            </w:r>
+          </w:p>
+        </w:tc>
+        <w:tc>
+          <w:tcPr>
+            <w:tcW w:type="dxa" w:w="2041"/>
+          </w:tcPr>
+          <w:p>
+            <w:pPr>
+              <w:spacing w:before="20" w:after="20"/>
+              <w:jc w:val="center"/>
+            </w:pPr>
+            <w:r>
+              <w:rPr>
+                <w:rFonts w:ascii="Times New Roman" w:hAnsi="Times New Roman" w:eastAsia="宋体"/>
+                <w:sz w:val="18"/>
+              </w:rPr>
+              <w:t>16 倍</w:t>
+            </w:r>
+          </w:p>
+        </w:tc>
+      </w:tr>
+      <w:tr>
+        <w:trPr>
+          <w:cantSplit/>
+        </w:trPr>
+        <w:tc>
+          <w:tcPr>
+            <w:tcW w:type="dxa" w:w="2041"/>
+          </w:tcPr>
+          <w:p>
+            <w:pPr>
+              <w:spacing w:before="20" w:after="20"/>
+              <w:jc w:val="center"/>
+            </w:pPr>
+            <w:r>
+              <w:rPr>
+                <w:rFonts w:ascii="Times New Roman" w:hAnsi="Times New Roman" w:eastAsia="宋体"/>
+                <w:sz w:val="18"/>
+              </w:rPr>
+              <w:t>1kHz 读数</w:t>
+            </w:r>
+          </w:p>
+        </w:tc>
+        <w:tc>
+          <w:tcPr>
+            <w:tcW w:type="dxa" w:w="2041"/>
+          </w:tcPr>
+          <w:p>
+            <w:pPr>
+              <w:spacing w:before="20" w:after="20"/>
+              <w:jc w:val="center"/>
+            </w:pPr>
+            <w:r>
+              <w:rPr>
+                <w:rFonts w:ascii="Times New Roman" w:hAnsi="Times New Roman" w:eastAsia="宋体"/>
+                <w:sz w:val="18"/>
+              </w:rPr>
+              <w:t>976 Hz</w:t>
+            </w:r>
+          </w:p>
+        </w:tc>
+        <w:tc>
+          <w:tcPr>
+            <w:tcW w:type="dxa" w:w="2041"/>
+          </w:tcPr>
+          <w:p>
+            <w:pPr>
+              <w:spacing w:before="20" w:after="20"/>
+              <w:jc w:val="center"/>
+            </w:pPr>
+            <w:r>
+              <w:rPr>
+                <w:rFonts w:ascii="Times New Roman" w:hAnsi="Times New Roman" w:eastAsia="宋体"/>
+                <w:sz w:val="18"/>
+              </w:rPr>
+              <w:t>999 Hz</w:t>
+            </w:r>
+          </w:p>
+        </w:tc>
+        <w:tc>
+          <w:tcPr>
+            <w:tcW w:type="dxa" w:w="2041"/>
+          </w:tcPr>
+          <w:p>
+            <w:pPr>
+              <w:spacing w:before="20" w:after="20"/>
+              <w:jc w:val="center"/>
+            </w:pPr>
+            <w:r>
+              <w:rPr>
+                <w:rFonts w:ascii="Times New Roman" w:hAnsi="Times New Roman" w:eastAsia="宋体"/>
+                <w:sz w:val="18"/>
+              </w:rPr>
+              <w:t>误差 2.4% → 0.1%</w:t>
+            </w:r>
+          </w:p>
+        </w:tc>
+      </w:tr>
+      <w:tr>
+        <w:trPr>
+          <w:cantSplit/>
+        </w:trPr>
+        <w:tc>
+          <w:tcPr>
+            <w:tcW w:type="dxa" w:w="2041"/>
+          </w:tcPr>
+          <w:p>
+            <w:pPr>
+              <w:spacing w:before="20" w:after="20"/>
+              <w:jc w:val="center"/>
+            </w:pPr>
+            <w:r>
+              <w:rPr>
+                <w:rFonts w:ascii="Times New Roman" w:hAnsi="Times New Roman" w:eastAsia="宋体"/>
+                <w:sz w:val="18"/>
+              </w:rPr>
+              <w:t>1kHz 方波三峰</w:t>
+            </w:r>
+          </w:p>
+        </w:tc>
+        <w:tc>
+          <w:tcPr>
+            <w:tcW w:type="dxa" w:w="2041"/>
+          </w:tcPr>
+          <w:p>
+            <w:pPr>
+              <w:spacing w:before="20" w:after="20"/>
+              <w:jc w:val="center"/>
+            </w:pPr>
+            <w:r>
+              <w:rPr>
+                <w:rFonts w:ascii="Times New Roman" w:hAnsi="Times New Roman" w:eastAsia="宋体"/>
+                <w:sz w:val="18"/>
+              </w:rPr>
+              <w:t>976 / 2978 / 4980</w:t>
+            </w:r>
+          </w:p>
+        </w:tc>
+        <w:tc>
+          <w:tcPr>
+            <w:tcW w:type="dxa" w:w="2041"/>
+          </w:tcPr>
+          <w:p>
+            <w:pPr>
+              <w:spacing w:before="20" w:after="20"/>
+              <w:jc w:val="center"/>
+            </w:pPr>
+            <w:r>
+              <w:rPr>
+                <w:rFonts w:ascii="Times New Roman" w:hAnsi="Times New Roman" w:eastAsia="宋体"/>
+                <w:sz w:val="18"/>
+              </w:rPr>
+              <w:t>999 / 2998 / 4997</w:t>
+            </w:r>
+          </w:p>
+        </w:tc>
+        <w:tc>
+          <w:tcPr>
+            <w:tcW w:type="dxa" w:w="2041"/>
+          </w:tcPr>
+          <w:p>
+            <w:pPr>
+              <w:spacing w:before="20" w:after="20"/>
+              <w:jc w:val="center"/>
+            </w:pPr>
+            <w:r>
+              <w:rPr>
+                <w:rFonts w:ascii="Times New Roman" w:hAnsi="Times New Roman" w:eastAsia="宋体"/>
+                <w:sz w:val="18"/>
+              </w:rPr>
+              <w:t>均 &lt; 0.1%</w:t>
+            </w:r>
+          </w:p>
+        </w:tc>
+      </w:tr>
+    </w:tbl>
+    <w:p>
+      <w:pPr>
+        <w:rPr>
+          <w:rFonts w:ascii="Times New Roman" w:hAnsi="Times New Roman" w:eastAsia="宋体" w:cs="Times New Roman"/>
+          <w:b/>
+          <w:sz w:val="28"/>
+        </w:rPr>
+        <w:ind w:firstLineChars="200"/>
+        <w:spacing w:line="360" w:lineRule="auto"/>
+      </w:pPr>
+      <w:r>
+        <w:rPr>
+          <w:rFonts w:ascii="Times New Roman" w:hAnsi="Times New Roman" w:eastAsia="宋体"/>
+          <w:sz w:val="24"/>
+        </w:rPr>
+        <w:t xml:space="preserve">这处取舍的意义在于：资源是硬的，算法是软的。把指标压在算法上，省下来的 LUT 可以用来放第二个 FFT（IP 通路）和波形识别网络，整片 LUT 才落在 35.38%。若改用 4096 点自研核，单是蝶形级数增加就会让资源翻倍，双实现互校这个设计前提也就不成立了。</w:t>
+      </w:r>
+    </w:p>
+    <w:p>
+      <w:pPr>
+        <w:rPr>
+          <w:rFonts w:ascii="Times New Roman" w:hAnsi="Times New Roman" w:eastAsia="宋体" w:cs="Times New Roman"/>
+          <w:b/>
+          <w:sz w:val="28"/>
+        </w:rPr>
+        <w:ind w:firstLineChars="200"/>
+        <w:spacing w:line="360" w:lineRule="auto"/>
+      </w:pPr>
+      <w:r>
+        <w:rPr>
+          <w:rFonts w:ascii="Times New Roman" w:hAnsi="Times New Roman" w:eastAsia="宋体"/>
+          <w:sz w:val="24"/>
+        </w:rPr>
+        <w:t xml:space="preserve">同时也必须承认它的边界：插值只能修正「单峰落在两个 bin 之间」的情形。当两峰间隔小于一个 bin 时，插值无法分离，此时 48.8Hz 的分辨率就是硬上限。3.3 节第（14）条给出的越界实测表，记录的就是这类失效场景。</w:t>
+      </w:r>
+    </w:p>
+    <w:p>
+      <w:pPr>
+        <w:rPr>
+          <w:rFonts w:ascii="Times New Roman" w:hAnsi="Times New Roman" w:eastAsia="宋体" w:cs="Times New Roman"/>
+          <w:b/>
+          <w:sz w:val="28"/>
+        </w:rPr>
+        <w:jc w:val="left"/>
+        <w:keepNext/>
+        <w:spacing w:line="360" w:lineRule="auto" w:after="40"/>
+      </w:pPr>
+      <w:r>
+        <w:rPr>
+          <w:rFonts w:ascii="Times New Roman" w:hAnsi="Times New Roman" w:eastAsia="宋体"/>
+          <w:sz w:val="24"/>
+          <w:b/>
+        </w:rPr>
+        <w:t xml:space="preserve">3.4.3 锁相：数字相干解调，而非模拟相敏检波</w:t>
+      </w:r>
+    </w:p>
+    <w:p>
+      <w:pPr>
+        <w:rPr>
+          <w:rFonts w:ascii="Times New Roman" w:hAnsi="Times New Roman" w:eastAsia="宋体" w:cs="Times New Roman"/>
+          <w:b/>
+          <w:sz w:val="28"/>
+        </w:rPr>
+        <w:ind w:firstLineChars="200"/>
+        <w:spacing w:line="360" w:lineRule="auto"/>
+      </w:pPr>
+      <w:r>
+        <w:rPr>
+          <w:rFonts w:ascii="Times New Roman" w:hAnsi="Times New Roman" w:eastAsia="宋体"/>
+          <w:sz w:val="24"/>
+        </w:rPr>
+        <w:t xml:space="preserve">锁相放大在模拟域实现是成熟方案：乘法器加低通滤波即可。本作品选择全数字实现，主要出于三点考虑。</w:t>
+      </w:r>
+    </w:p>
+    <w:p>
+      <w:pPr>
+        <w:rPr>
+          <w:rFonts w:ascii="Times New Roman" w:hAnsi="Times New Roman" w:eastAsia="宋体" w:cs="Times New Roman"/>
+          <w:b/>
+          <w:sz w:val="28"/>
+        </w:rPr>
+        <w:ind w:firstLineChars="200"/>
+        <w:spacing w:line="360" w:lineRule="auto"/>
+      </w:pPr>
+      <w:r>
+        <w:rPr>
+          <w:rFonts w:ascii="Times New Roman" w:hAnsi="Times New Roman" w:eastAsia="宋体"/>
+          <w:sz w:val="24"/>
+        </w:rPr>
+        <w:t xml:space="preserve">第一，时间常数可配置且无漂移。模拟锁相的时间常数由 RC 决定，改一次要换元件，且电容漏电、温漂会让直流工作点缓慢移动。数字方案的积分周期在 1~4096 之间可调，32 周期对应 32ms、等效噪声带宽 15.6Hz；128 周期对应带宽 3.9Hz。实测两者均值差异为 0.0%，只有波动从 ±2.9mV 降到 ±2.6mV —— 这说明累加确实是整周期的，否则均值会随积分长度漂移。</w:t>
+      </w:r>
+    </w:p>
+    <w:p>
+      <w:pPr>
+        <w:rPr>
+          <w:rFonts w:ascii="Times New Roman" w:hAnsi="Times New Roman" w:eastAsia="宋体" w:cs="Times New Roman"/>
+          <w:b/>
+          <w:sz w:val="28"/>
+        </w:rPr>
+        <w:ind w:firstLineChars="200"/>
+        <w:spacing w:line="360" w:lineRule="auto"/>
+      </w:pPr>
+      <w:r>
+        <w:rPr>
+          <w:rFonts w:ascii="Times New Roman" w:hAnsi="Times New Roman" w:eastAsia="宋体"/>
+          <w:sz w:val="24"/>
+        </w:rPr>
+        <w:t xml:space="preserve">第二，参考与激励同源。锁相的参考直接取自 DDS 的频率字，与激励信号严格同频，不存在模拟方案中参考通道的相位漂移问题。代价是必须先知道信号频率 —— 这一点在 3.3 节第（10）条的数据里没有被掩盖：通带只有 15.6Hz，落在通带外的噪声被压低约 48dB，但恰好落在通带内的干扰同样会被算进去。</w:t>
+      </w:r>
+    </w:p>
+    <w:p>
+      <w:pPr>
+        <w:rPr>
+          <w:rFonts w:ascii="Times New Roman" w:hAnsi="Times New Roman" w:eastAsia="宋体" w:cs="Times New Roman"/>
+          <w:b/>
+          <w:sz w:val="28"/>
+        </w:rPr>
+        <w:ind w:firstLineChars="200"/>
+        <w:spacing w:line="360" w:lineRule="auto"/>
+      </w:pPr>
+      <w:r>
+        <w:rPr>
+          <w:rFonts w:ascii="Times New Roman" w:hAnsi="Times New Roman" w:eastAsia="宋体"/>
+          <w:sz w:val="24"/>
+        </w:rPr>
+        <w:t xml:space="preserve">第三，与主测量链路共用同一份 ADC 数据。锁相、FFT、参数测量三条通路都从 ad_cap 取数，互不干扰：锁相开启时频谱照常刷新，波形帧也照常出。</w:t>
+      </w:r>
+    </w:p>
+    <w:p>
+      <w:pPr>
+        <w:rPr>
+          <w:rFonts w:ascii="Times New Roman" w:hAnsi="Times New Roman" w:eastAsia="宋体" w:cs="Times New Roman"/>
+          <w:b/>
+          <w:sz w:val="28"/>
+        </w:rPr>
+        <w:ind w:firstLineChars="200"/>
+        <w:spacing w:line="360" w:lineRule="auto"/>
+      </w:pPr>
+      <w:r>
+        <w:rPr>
+          <w:rFonts w:ascii="Times New Roman" w:hAnsi="Times New Roman" w:eastAsia="宋体"/>
+          <w:sz w:val="24"/>
+        </w:rPr>
+        <w:t xml:space="preserve">实现上采用正交双路（I/Q）而非单路相敏检波，原因是单路输出与信号相位相关，相位恰好落在 90° 时读数趋近于零。取两路正交分量后计算幅度 √(I²+Q²)，结果与相位无关。这一设计在实测中得到验证：回环 1kHz 下，锁相读数 4828mV 与直接峰峰值 4868mV 之比为 0.992。</w:t>
+      </w:r>
+    </w:p>
+    <w:p>
+      <w:pPr>
+        <w:rPr>
+          <w:rFonts w:ascii="Times New Roman" w:hAnsi="Times New Roman" w:eastAsia="宋体" w:cs="Times New Roman"/>
+          <w:b/>
+          <w:sz w:val="28"/>
+        </w:rPr>
+        <w:ind w:firstLineChars="200"/>
+        <w:spacing w:line="360" w:lineRule="auto"/>
+      </w:pPr>
+      <w:r>
+        <w:rPr>
+          <w:rFonts w:ascii="Times New Roman" w:hAnsi="Times New Roman" w:eastAsia="宋体"/>
+          <w:sz w:val="24"/>
+        </w:rPr>
+        <w:t xml:space="preserve">以上三处取舍的共同点是：都放弃了「更直接的那条路」，但每一次放弃都对应一个可量化的代价，并且这个代价都在 3.3 节的实测数据里如实记录，包括失效边界。本作品不对任何一项指标做理想化描述。</w:t>
+      </w:r>
+    </w:p>
     <w:p>
       <w:pPr>
         <w:spacing w:line="360" w:lineRule="auto"/>

--- a/report/tech_doc_draft.docx
+++ b/report/tech_doc_draft.docx
@@ -101,7 +101,7 @@
           <w:rFonts w:ascii="Times New Roman" w:hAnsi="Times New Roman" w:eastAsia="宋体"/>
           <w:sz w:val="24"/>
         </w:rPr>
-        <w:t xml:space="preserve">主要指标：整片 LUT 7891（37.94%）、FF 7082（17.02%）、BRAM 12（24.00%）、DSP 40（44.44%），50MHz 下 WNS +0.677ns、零失败端点。自研 FFT 核 502 LUT / 346 FF / 7 DSP，约为厂商 IP 核的三分之一。加 Hann 窗与抛物线插值后，泄漏由 14.7% 降至 0.9%，1kHz 读数由 976Hz 修正至 999Hz，误差 0.1%；电压测量在 1~4V 内最大偏差 2.8%、平均 0.8%。</w:t>
+        <w:t xml:space="preserve">主要指标：整片 LUT 7886（37.91%）、FF 7082（17.02%）、BRAM 12（24.00%）、DSP 40（44.44%），50MHz 下 WNS +0.613ns、零失败端点。自研 FFT 核 502 LUT / 346 FF / 7 DSP，约为厂商 IP 核的三分之一。加 Hann 窗与抛物线插值后，泄漏由 14.7% 降至 0.9%，1kHz 读数由 976Hz 修正至 999Hz，误差 0.1%；电压测量在 1~4V 内最大偏差 2.8%、平均 0.8%。</w:t>
       </w:r>
     </w:p>
     <w:p>
@@ -1900,7 +1900,7 @@
                 <w:rFonts w:ascii="Times New Roman" w:hAnsi="Times New Roman" w:eastAsia="宋体"/>
                 <w:sz w:val="18"/>
               </w:rPr>
-              <w:t>LUT 37.94% / FF 17.02% / BRAM 24.00% / DSP 44.44%</w:t>
+              <w:t>LUT 37.91% / FF 17.02% / BRAM 24.00% / DSP 44.44%</w:t>
             </w:r>
           </w:p>
         </w:tc>
@@ -1936,7 +1936,7 @@
                 <w:rFonts w:ascii="Times New Roman" w:hAnsi="Times New Roman" w:eastAsia="宋体"/>
                 <w:sz w:val="18"/>
               </w:rPr>
-              <w:t>WNS +0.677ns，0 失败端点</w:t>
+              <w:t>WNS +0.613ns，0 失败端点</w:t>
             </w:r>
           </w:p>
         </w:tc>
@@ -4225,7 +4225,7 @@
           <w:rFonts w:ascii="Times New Roman" w:hAnsi="Times New Roman" w:eastAsia="宋体"/>
           <w:sz w:val="24"/>
         </w:rPr>
-        <w:t xml:space="preserve">（14）帧率与资源。幅度谱帧率 21.2 帧/s；整片 LUT 7891（37.94%）、FF 7082（17.02%）、BRAM 12（24.00%）、DSP 40（44.44%），50MHz 下 WNS +0.677ns、WHS +0.056ns，零失败端点。</w:t>
+        <w:t xml:space="preserve">（14）帧率与资源。幅度谱帧率 21.2 帧/s；整片 LUT 7886（37.91%）、FF 7082（17.02%）、BRAM 12（24.00%）、DSP 40（44.44%），50MHz 下 WNS +0.613ns、WHS +0.057ns，零失败端点。</w:t>
       </w:r>
     </w:p>
     <w:p>

--- a/report/tech_doc_draft.docx
+++ b/report/tech_doc_draft.docx
@@ -4154,6 +4154,150 @@
           <w:sz w:val="24"/>
         </w:rPr>
         <w:t xml:space="preserve">（10）锁相放大。在回环信号上叠加伪随机噪声并衰减信号，把信噪比压到 −18.8dB（信号功率仅为噪声的 1/76）：此时常规峰峰值读数 3487mV，而真值仅 290mV，偏离 12 倍，读数已完全不可用；同一时刻锁相给出 288mV，误差 0.8%。在 −0.6dB、−12.8dB 等中间点误差分别为 3.1% 与 1.2%，一致性良好。积分 32 个周期，1kHz 下约 32ms 完成一次。</w:t>
+      </w:r>
+    </w:p>
+    <w:p>
+      <w:pPr>
+        <w:rPr>
+          <w:rFonts w:ascii="Times New Roman" w:hAnsi="Times New Roman" w:eastAsia="宋体" w:cs="Times New Roman"/>
+          <w:b/>
+          <w:sz w:val="28"/>
+        </w:rPr>
+        <w:ind w:firstLineChars="200"/>
+        <w:spacing w:line="360" w:lineRule="auto"/>
+      </w:pPr>
+      <w:r>
+        <w:rPr>
+          <w:rFonts w:ascii="Times New Roman" w:hAnsi="Times New Roman" w:eastAsia="宋体"/>
+          <w:sz w:val="24"/>
+        </w:rPr>
+        <w:t xml:space="preserve">（10b）锁相放大的频率选择性（实测）。上述 −18.8dB 数据说明锁相能在噪声中提取信号，但没有回答另一个更基本的问题：它到底只认多窄的一段频率？为此做了独立测试 —— 参考频率固定 1000Hz，用外部音源在 500Hz~2kHz 之间逐点改变信号频率，每个频点读一次锁相幅度。结果见图 3-4。</w:t>
+      </w:r>
+    </w:p>
+    <w:p>
+      <w:pPr>
+        <w:rPr>
+          <w:rFonts w:ascii="Times New Roman" w:hAnsi="Times New Roman" w:eastAsia="宋体" w:cs="Times New Roman"/>
+          <w:b/>
+          <w:sz w:val="28"/>
+        </w:rPr>
+        <w:ind w:firstLineChars="200"/>
+        <w:spacing w:line="360" w:lineRule="auto"/>
+      </w:pPr>
+      <w:r>
+        <w:rPr>
+          <w:rFonts w:ascii="Times New Roman" w:hAnsi="Times New Roman" w:eastAsia="宋体"/>
+          <w:sz w:val="24"/>
+        </w:rPr>
+        <w:t xml:space="preserve">实测曲线在 1000Hz 处形成单一尖峰（2597mV），偏离即迅速跌落：1020Hz 已降为 1354mV（−5.7dB），940Hz 为 308mV（−18.5dB），900Hz 为 198mV（−22.3dB），1110Hz 降到 64mV（−32.2dB），600Hz 与 1500Hz 分别只有 13.5mV（−45.7dB）与 55.7mV（−33.4dB），已接近 12mV 的噪声本底。</w:t>
+      </w:r>
+    </w:p>
+    <w:p>
+      <w:pPr>
+        <w:jc w:val="center"/>
+      </w:pPr>
+      <w:r>
+        <w:drawing>
+          <wp:inline xmlns:a="http://schemas.openxmlformats.org/drawingml/2006/main" xmlns:pic="http://schemas.openxmlformats.org/drawingml/2006/picture">
+            <wp:extent cx="5400000" cy="4365872"/>
+            <wp:docPr id="15" name="Picture 15"/>
+            <wp:cNvGraphicFramePr>
+              <a:graphicFrameLocks noChangeAspect="1"/>
+            </wp:cNvGraphicFramePr>
+            <a:graphic>
+              <a:graphicData uri="http://schemas.openxmlformats.org/drawingml/2006/picture">
+                <pic:pic>
+                  <pic:nvPicPr>
+                    <pic:cNvPr id="0" name="lockin_selectivity.png"/>
+                    <pic:cNvPicPr/>
+                  </pic:nvPicPr>
+                  <pic:blipFill>
+                    <a:blip r:embed="rId26"/>
+                    <a:stretch>
+                      <a:fillRect/>
+                    </a:stretch>
+                  </pic:blipFill>
+                  <pic:spPr>
+                    <a:xfrm>
+                      <a:off x="0" y="0"/>
+                      <a:ext cx="5400000" cy="4365872"/>
+                    </a:xfrm>
+                    <a:prstGeom prst="rect"/>
+                  </pic:spPr>
+                </pic:pic>
+              </a:graphicData>
+            </a:graphic>
+          </wp:inline>
+        </w:drawing>
+      </w:r>
+    </w:p>
+    <w:p>
+      <w:pPr>
+        <w:rPr>
+          <w:rFonts w:ascii="Times New Roman" w:hAnsi="Times New Roman" w:eastAsia="宋体" w:cs="Times New Roman"/>
+          <w:b/>
+          <w:sz w:val="28"/>
+        </w:rPr>
+        <w:jc w:val="center"/>
+        <w:spacing w:line="360" w:lineRule="auto" w:after="80"/>
+      </w:pPr>
+      <w:r>
+        <w:rPr>
+          <w:rFonts w:ascii="Times New Roman" w:hAnsi="Times New Roman" w:eastAsia="宋体"/>
+          <w:sz w:val="18"/>
+        </w:rPr>
+        <w:t xml:space="preserve">图 3-4  锁相放大器的实测频率选择性（参考 1000Hz，积分 32 周期）</w:t>
+      </w:r>
+    </w:p>
+    <w:p>
+      <w:pPr>
+        <w:rPr>
+          <w:rFonts w:ascii="Times New Roman" w:hAnsi="Times New Roman" w:eastAsia="宋体" w:cs="Times New Roman"/>
+          <w:b/>
+          <w:sz w:val="28"/>
+        </w:rPr>
+        <w:ind w:firstLineChars="200"/>
+        <w:spacing w:line="360" w:lineRule="auto"/>
+      </w:pPr>
+      <w:r>
+        <w:rPr>
+          <w:rFonts w:ascii="Times New Roman" w:hAnsi="Times New Roman" w:eastAsia="宋体"/>
+          <w:sz w:val="24"/>
+        </w:rPr>
+        <w:t xml:space="preserve">对上图做洛伦兹拟合得到半宽 γ≈23.3Hz，即 −3dB 全宽约 47Hz；由积分时间推算的理论等效噪声带宽为 B=1/(2T)=15.6Hz。实测带宽比理论宽约 1.7 倍，原因有三：音源的标称频率本身存在偏差、声学路径存在驻波、以及手机扬声器的频率响应并不平坦。因此这组数据的价值在于</w:t>
+      </w:r>
+      <w:r>
+        <w:rPr>
+          <w:rFonts w:ascii="Times New Roman" w:hAnsi="Times New Roman" w:eastAsia="宋体"/>
+          <w:sz w:val="24"/>
+          <w:b/>
+        </w:rPr>
+        <w:t xml:space="preserve">验证选择性存在且量级正确</w:t>
+      </w:r>
+      <w:r>
+        <w:rPr>
+          <w:rFonts w:ascii="Times New Roman" w:hAnsi="Times New Roman" w:eastAsia="宋体"/>
+          <w:sz w:val="24"/>
+        </w:rPr>
+        <w:t xml:space="preserve">，而不能当作带宽的精密标定 —— 后者的前提是音源频率准确，本测试不具备该条件。</w:t>
+      </w:r>
+    </w:p>
+    <w:p>
+      <w:pPr>
+        <w:rPr>
+          <w:rFonts w:ascii="Times New Roman" w:hAnsi="Times New Roman" w:eastAsia="宋体" w:cs="Times New Roman"/>
+          <w:b/>
+          <w:sz w:val="28"/>
+        </w:rPr>
+        <w:ind w:firstLineChars="200"/>
+        <w:spacing w:line="360" w:lineRule="auto"/>
+      </w:pPr>
+      <w:r>
+        <w:rPr>
+          <w:rFonts w:ascii="Times New Roman" w:hAnsi="Times New Roman" w:eastAsia="宋体"/>
+          <w:sz w:val="24"/>
+        </w:rPr>
+        <w:t xml:space="preserve">这组数据的演示意义大于其精度：它把"只认一个频率"这个抽象说法，变成了一条可以直接看的曲线。需要注意的是，本测试与前述 −18.8dB 测试使用的是两条不同路径 —— 前者走外部声学通道，后者走板内电学回环，两者的本底噪声水平不同，不宜直接比较绝对值。</w:t>
       </w:r>
     </w:p>
     <w:p>

--- a/report/tech_doc_draft.docx
+++ b/report/tech_doc_draft.docx
@@ -617,7 +617,7 @@
           <w:rFonts w:ascii="Times New Roman" w:hAnsi="Times New Roman" w:eastAsia="宋体"/>
           <w:sz w:val="21"/>
         </w:rPr>
-        <w:t xml:space="preserve">3.4 设计取舍 ··················  20</w:t>
+        <w:t xml:space="preserve">3.4 设计取舍 ··················  22</w:t>
       </w:r>
     </w:p>
     <w:p>
@@ -635,7 +635,7 @@
           <w:rFonts w:ascii="Times New Roman" w:hAnsi="Times New Roman" w:eastAsia="宋体"/>
           <w:sz w:val="20"/>
         </w:rPr>
-        <w:t xml:space="preserve">3.4.1 频谱核：自研 1024 点，而非直接例化 IP ····  20</w:t>
+        <w:t xml:space="preserve">3.4.1 频谱核：自研 1024 点，而非直接例化 IP ····  22</w:t>
       </w:r>
     </w:p>
     <w:p>
@@ -653,7 +653,7 @@
           <w:rFonts w:ascii="Times New Roman" w:hAnsi="Times New Roman" w:eastAsia="宋体"/>
           <w:sz w:val="20"/>
         </w:rPr>
-        <w:t xml:space="preserve">3.4.2 点数与精度：用 1/4 的点数，达到同等的频率精度 ····  21</w:t>
+        <w:t xml:space="preserve">3.4.2 点数与精度：用 1/4 的点数，达到同等的频率精度 ····  23</w:t>
       </w:r>
     </w:p>
     <w:p>
@@ -671,7 +671,7 @@
           <w:rFonts w:ascii="Times New Roman" w:hAnsi="Times New Roman" w:eastAsia="宋体"/>
           <w:sz w:val="20"/>
         </w:rPr>
-        <w:t xml:space="preserve">3.4.3 锁相：数字相干解调，而非模拟相敏检波 ····  22</w:t>
+        <w:t xml:space="preserve">3.4.3 锁相：数字相干解调，而非模拟相敏检波 ····  23</w:t>
       </w:r>
     </w:p>
     <w:p>
@@ -689,7 +689,7 @@
           <w:rFonts w:ascii="Times New Roman" w:hAnsi="Times New Roman" w:eastAsia="宋体"/>
           <w:sz w:val="21"/>
         </w:rPr>
-        <w:t xml:space="preserve">第四部分  总结 ··················  22</w:t>
+        <w:t xml:space="preserve">3.5 扩展应用：二端网络的幅频与相频测量 ····  24</w:t>
       </w:r>
     </w:p>
     <w:p>
@@ -705,9 +705,9 @@
       <w:r>
         <w:rPr>
           <w:rFonts w:ascii="Times New Roman" w:hAnsi="Times New Roman" w:eastAsia="宋体"/>
-          <w:sz w:val="21"/>
-        </w:rPr>
-        <w:t xml:space="preserve">4.1 可扩展之处 ················  22</w:t>
+          <w:sz w:val="20"/>
+        </w:rPr>
+        <w:t xml:space="preserve">3.5.1 方法：直通校准 ········  24</w:t>
       </w:r>
     </w:p>
     <w:p>
@@ -723,9 +723,9 @@
       <w:r>
         <w:rPr>
           <w:rFonts w:ascii="Times New Roman" w:hAnsi="Times New Roman" w:eastAsia="宋体"/>
-          <w:sz w:val="21"/>
-        </w:rPr>
-        <w:t xml:space="preserve">4.2 心得体会 ··················  23</w:t>
+          <w:sz w:val="20"/>
+        </w:rPr>
+        <w:t xml:space="preserve">3.5.2 系统自身响应（直通） ····  25</w:t>
       </w:r>
     </w:p>
     <w:p>
@@ -741,9 +741,135 @@
       <w:r>
         <w:rPr>
           <w:rFonts w:ascii="Times New Roman" w:hAnsi="Times New Roman" w:eastAsia="宋体"/>
+          <w:sz w:val="20"/>
+        </w:rPr>
+        <w:t xml:space="preserve">3.5.3 被测件：一阶有源低通 ····  26</w:t>
+      </w:r>
+    </w:p>
+    <w:p>
+      <w:pPr>
+        <w:rPr>
+          <w:rFonts w:ascii="Times New Roman" w:hAnsi="Times New Roman" w:eastAsia="宋体" w:cs="Times New Roman"/>
+          <w:b/>
+          <w:sz w:val="28"/>
+        </w:rPr>
+        <w:jc w:val="left"/>
+        <w:spacing w:line="360" w:lineRule="auto" w:after="3"/>
+      </w:pPr>
+      <w:r>
+        <w:rPr>
+          <w:rFonts w:ascii="Times New Roman" w:hAnsi="Times New Roman" w:eastAsia="宋体"/>
+          <w:sz w:val="20"/>
+        </w:rPr>
+        <w:t xml:space="preserve">3.5.4 相位测量与系统延迟的分离 ····  26</w:t>
+      </w:r>
+    </w:p>
+    <w:p>
+      <w:pPr>
+        <w:rPr>
+          <w:rFonts w:ascii="Times New Roman" w:hAnsi="Times New Roman" w:eastAsia="宋体" w:cs="Times New Roman"/>
+          <w:b/>
+          <w:sz w:val="28"/>
+        </w:rPr>
+        <w:jc w:val="left"/>
+        <w:spacing w:line="360" w:lineRule="auto" w:after="3"/>
+      </w:pPr>
+      <w:r>
+        <w:rPr>
+          <w:rFonts w:ascii="Times New Roman" w:hAnsi="Times New Roman" w:eastAsia="宋体"/>
+          <w:sz w:val="20"/>
+        </w:rPr>
+        <w:t xml:space="preserve">3.5.5 顺带得到的一条量程边界 ····  27</w:t>
+      </w:r>
+    </w:p>
+    <w:p>
+      <w:pPr>
+        <w:rPr>
+          <w:rFonts w:ascii="Times New Roman" w:hAnsi="Times New Roman" w:eastAsia="宋体" w:cs="Times New Roman"/>
+          <w:b/>
+          <w:sz w:val="28"/>
+        </w:rPr>
+        <w:jc w:val="left"/>
+        <w:spacing w:line="360" w:lineRule="auto" w:after="3"/>
+      </w:pPr>
+      <w:r>
+        <w:rPr>
+          <w:rFonts w:ascii="Times New Roman" w:hAnsi="Times New Roman" w:eastAsia="宋体"/>
+          <w:sz w:val="20"/>
+        </w:rPr>
+        <w:t xml:space="preserve">3.5.6 工程说明 ··············  27</w:t>
+      </w:r>
+    </w:p>
+    <w:p>
+      <w:pPr>
+        <w:rPr>
+          <w:rFonts w:ascii="Times New Roman" w:hAnsi="Times New Roman" w:eastAsia="宋体" w:cs="Times New Roman"/>
+          <w:b/>
+          <w:sz w:val="28"/>
+        </w:rPr>
+        <w:jc w:val="left"/>
+        <w:spacing w:line="360" w:lineRule="auto" w:after="3"/>
+      </w:pPr>
+      <w:r>
+        <w:rPr>
+          <w:rFonts w:ascii="Times New Roman" w:hAnsi="Times New Roman" w:eastAsia="宋体"/>
           <w:sz w:val="21"/>
         </w:rPr>
-        <w:t xml:space="preserve">第五部分  参考文献 ··············  24</w:t>
+        <w:t xml:space="preserve">第四部分  总结 ··················  27</w:t>
+      </w:r>
+    </w:p>
+    <w:p>
+      <w:pPr>
+        <w:rPr>
+          <w:rFonts w:ascii="Times New Roman" w:hAnsi="Times New Roman" w:eastAsia="宋体" w:cs="Times New Roman"/>
+          <w:b/>
+          <w:sz w:val="28"/>
+        </w:rPr>
+        <w:jc w:val="left"/>
+        <w:spacing w:line="360" w:lineRule="auto" w:after="3"/>
+      </w:pPr>
+      <w:r>
+        <w:rPr>
+          <w:rFonts w:ascii="Times New Roman" w:hAnsi="Times New Roman" w:eastAsia="宋体"/>
+          <w:sz w:val="21"/>
+        </w:rPr>
+        <w:t xml:space="preserve">4.1 可扩展之处 ················  27</w:t>
+      </w:r>
+    </w:p>
+    <w:p>
+      <w:pPr>
+        <w:rPr>
+          <w:rFonts w:ascii="Times New Roman" w:hAnsi="Times New Roman" w:eastAsia="宋体" w:cs="Times New Roman"/>
+          <w:b/>
+          <w:sz w:val="28"/>
+        </w:rPr>
+        <w:jc w:val="left"/>
+        <w:spacing w:line="360" w:lineRule="auto" w:after="3"/>
+      </w:pPr>
+      <w:r>
+        <w:rPr>
+          <w:rFonts w:ascii="Times New Roman" w:hAnsi="Times New Roman" w:eastAsia="宋体"/>
+          <w:sz w:val="21"/>
+        </w:rPr>
+        <w:t xml:space="preserve">4.2 心得体会 ··················  28</w:t>
+      </w:r>
+    </w:p>
+    <w:p>
+      <w:pPr>
+        <w:rPr>
+          <w:rFonts w:ascii="Times New Roman" w:hAnsi="Times New Roman" w:eastAsia="宋体" w:cs="Times New Roman"/>
+          <w:b/>
+          <w:sz w:val="28"/>
+        </w:rPr>
+        <w:jc w:val="left"/>
+        <w:spacing w:line="360" w:lineRule="auto" w:after="3"/>
+      </w:pPr>
+      <w:r>
+        <w:rPr>
+          <w:rFonts w:ascii="Times New Roman" w:hAnsi="Times New Roman" w:eastAsia="宋体"/>
+          <w:sz w:val="21"/>
+        </w:rPr>
+        <w:t xml:space="preserve">第五部分  参考文献 ··············  29</w:t>
       </w:r>
     </w:p>
     <w:p>
@@ -4171,7 +4297,7 @@
           <w:rFonts w:ascii="Times New Roman" w:hAnsi="Times New Roman" w:eastAsia="宋体"/>
           <w:sz w:val="24"/>
         </w:rPr>
-        <w:t xml:space="preserve">（10b）锁相放大的频率选择性（实测）。上述 −18.8dB 数据说明锁相能在噪声中提取信号，但没有回答另一个更基本的问题：它到底只认多窄的一段频率？为此做了独立测试 —— 参考频率固定 1000Hz，用外部音源在 500Hz~2kHz 之间逐点改变信号频率，每个频点读一次锁相幅度。结果见图 3-4。</w:t>
+        <w:t xml:space="preserve">（10b）锁相放大的频率选择性（实测）。上述 −18.8dB 数据说明锁相能在噪声中提取信号，但没有回答另一个更基本的问题：它到底只认多窄的一段频率？为此做了独立测试 —— 参考频率固定 1000Hz，用外部音源在 500Hz~2kHz 之间逐点改变信号频率，每个频点读一次锁相幅度。结果见图 3-5。</w:t>
       </w:r>
     </w:p>
     <w:p>
@@ -4246,7 +4372,7 @@
           <w:rFonts w:ascii="Times New Roman" w:hAnsi="Times New Roman" w:eastAsia="宋体"/>
           <w:sz w:val="18"/>
         </w:rPr>
-        <w:t xml:space="preserve">图 3-4  锁相放大器的实测频率选择性（参考 1000Hz，积分 32 周期）</w:t>
+        <w:t xml:space="preserve">图 3-5  锁相放大器的实测频率选择性（参考 1000Hz，积分 32 周期）</w:t>
       </w:r>
     </w:p>
     <w:p>
@@ -6003,6 +6129,1412 @@
     </w:p>
     <w:p>
       <w:pPr>
+        <w:rPr>
+          <w:rFonts w:ascii="Times New Roman" w:hAnsi="Times New Roman" w:eastAsia="宋体" w:cs="Times New Roman"/>
+          <w:b/>
+          <w:sz w:val="28"/>
+        </w:rPr>
+        <w:jc w:val="left"/>
+        <w:keepNext/>
+        <w:spacing w:line="360" w:lineRule="auto" w:after="60"/>
+      </w:pPr>
+      <w:r>
+        <w:rPr>
+          <w:rFonts w:ascii="Times New Roman" w:hAnsi="Times New Roman" w:eastAsia="宋体"/>
+          <w:sz w:val="26"/>
+          <w:b/>
+        </w:rPr>
+        <w:t xml:space="preserve">3.5 扩展应用：二端网络的幅频与相频测量</w:t>
+      </w:r>
+    </w:p>
+    <w:p>
+      <w:pPr>
+        <w:rPr>
+          <w:rFonts w:ascii="Times New Roman" w:hAnsi="Times New Roman" w:eastAsia="宋体" w:cs="Times New Roman"/>
+          <w:b/>
+          <w:sz w:val="28"/>
+        </w:rPr>
+        <w:ind w:firstLineChars="200"/>
+        <w:spacing w:line="360" w:lineRule="auto"/>
+      </w:pPr>
+      <w:r>
+        <w:rPr>
+          <w:rFonts w:ascii="Times New Roman" w:hAnsi="Times New Roman" w:eastAsia="宋体"/>
+          <w:sz w:val="24"/>
+        </w:rPr>
+        <w:t xml:space="preserve">前面各节的测量对象都是本系统自身：DDS 产生信号，ADC 收回信号，闭环自证。这种验证能说明链路正确，但说明不了仪器能用来测别的东西。为回答后一个问题，本作品在不改动任何 FPGA 逻辑的前提下，把现有能力组织成一台二端网络特性测量装置。</w:t>
+      </w:r>
+    </w:p>
+    <w:p>
+      <w:pPr>
+        <w:rPr>
+          <w:rFonts w:ascii="Times New Roman" w:hAnsi="Times New Roman" w:eastAsia="宋体" w:cs="Times New Roman"/>
+          <w:b/>
+          <w:sz w:val="28"/>
+        </w:rPr>
+        <w:jc w:val="left"/>
+        <w:keepNext/>
+        <w:spacing w:line="360" w:lineRule="auto" w:after="40"/>
+      </w:pPr>
+      <w:r>
+        <w:rPr>
+          <w:rFonts w:ascii="Times New Roman" w:hAnsi="Times New Roman" w:eastAsia="宋体"/>
+          <w:sz w:val="24"/>
+          <w:b/>
+        </w:rPr>
+        <w:t xml:space="preserve">3.5.1 方法：直通校准</w:t>
+      </w:r>
+    </w:p>
+    <w:p>
+      <w:pPr>
+        <w:rPr>
+          <w:rFonts w:ascii="Times New Roman" w:hAnsi="Times New Roman" w:eastAsia="宋体" w:cs="Times New Roman"/>
+          <w:b/>
+          <w:sz w:val="28"/>
+        </w:rPr>
+        <w:ind w:firstLineChars="200"/>
+        <w:spacing w:line="360" w:lineRule="auto"/>
+      </w:pPr>
+      <w:r>
+        <w:rPr>
+          <w:rFonts w:ascii="Times New Roman" w:hAnsi="Times New Roman" w:eastAsia="宋体"/>
+          <w:sz w:val="24"/>
+        </w:rPr>
+        <w:t xml:space="preserve">测量分两遍。第一遍拔掉被测件，让 DAC 直接连到 ADC，逐点记录系统自身的响应；第二遍串入被测件，同样频点再测一遍。两次相除，系统自身的幅频与相频被除掉，剩下的就是被测件。</w:t>
+      </w:r>
+    </w:p>
+    <w:p>
+      <w:pPr>
+        <w:rPr>
+          <w:rFonts w:ascii="Times New Roman" w:hAnsi="Times New Roman" w:eastAsia="宋体" w:cs="Times New Roman"/>
+          <w:b/>
+          <w:sz w:val="28"/>
+        </w:rPr>
+        <w:ind w:firstLineChars="200"/>
+        <w:spacing w:line="360" w:lineRule="auto"/>
+      </w:pPr>
+      <w:r>
+        <w:rPr>
+          <w:rFonts w:ascii="Times New Roman" w:hAnsi="Times New Roman" w:eastAsia="宋体"/>
+          <w:sz w:val="24"/>
+        </w:rPr>
+        <w:t xml:space="preserve">这不是本作品自创的做法 —— 商用网络分析仪开机后的第一件事就是直通校准，目的完全一样。相位同理：锁相帧本身包含 I 与 Q 两路，相位由反正切直接得出，无需额外硬件。</w:t>
+      </w:r>
+    </w:p>
+    <w:p>
+      <w:pPr>
+        <w:rPr>
+          <w:rFonts w:ascii="Times New Roman" w:hAnsi="Times New Roman" w:eastAsia="宋体" w:cs="Times New Roman"/>
+          <w:b/>
+          <w:sz w:val="28"/>
+        </w:rPr>
+        <w:ind w:firstLineChars="200"/>
+        <w:spacing w:line="360" w:lineRule="auto"/>
+      </w:pPr>
+      <w:r>
+        <w:rPr>
+          <w:rFonts w:ascii="Times New Roman" w:hAnsi="Times New Roman" w:eastAsia="宋体"/>
+          <w:sz w:val="24"/>
+        </w:rPr>
+        <w:t xml:space="preserve">两遍都使用 19 个</w:t>
+      </w:r>
+      <w:r>
+        <w:rPr>
+          <w:rFonts w:ascii="Times New Roman" w:hAnsi="Times New Roman" w:eastAsia="宋体"/>
+          <w:sz w:val="24"/>
+          <w:b/>
+        </w:rPr>
+        <w:t xml:space="preserve">对数间隔</w:t>
+      </w:r>
+      <w:r>
+        <w:rPr>
+          <w:rFonts w:ascii="Times New Roman" w:hAnsi="Times New Roman" w:eastAsia="宋体"/>
+          <w:sz w:val="24"/>
+        </w:rPr>
+        <w:t xml:space="preserve">频点（1kHz 至 1MHz，每十倍频程 6 点）。不使用板内 0x8B 扫频功能，因为那是线性扫频，而幅频特性图的横轴是对数坐标。</w:t>
+      </w:r>
+    </w:p>
+    <w:p>
+      <w:pPr>
+        <w:jc w:val="center"/>
+      </w:pPr>
+      <w:r>
+        <w:drawing>
+          <wp:inline xmlns:a="http://schemas.openxmlformats.org/drawingml/2006/main" xmlns:pic="http://schemas.openxmlformats.org/drawingml/2006/picture">
+            <wp:extent cx="5580000" cy="4963198"/>
+            <wp:docPr id="16" name="Picture 16"/>
+            <wp:cNvGraphicFramePr>
+              <a:graphicFrameLocks noChangeAspect="1"/>
+            </wp:cNvGraphicFramePr>
+            <a:graphic>
+              <a:graphicData uri="http://schemas.openxmlformats.org/drawingml/2006/picture">
+                <pic:pic>
+                  <pic:nvPicPr>
+                    <pic:cNvPr id="0" name="lockin_bode_dut.png"/>
+                    <pic:cNvPicPr/>
+                  </pic:nvPicPr>
+                  <pic:blipFill>
+                    <a:blip r:embed="rId27"/>
+                    <a:stretch>
+                      <a:fillRect/>
+                    </a:stretch>
+                  </pic:blipFill>
+                  <pic:spPr>
+                    <a:xfrm>
+                      <a:off x="0" y="0"/>
+                      <a:ext cx="5580000" cy="4963198"/>
+                    </a:xfrm>
+                    <a:prstGeom prst="rect"/>
+                  </pic:spPr>
+                </pic:pic>
+              </a:graphicData>
+            </a:graphic>
+          </wp:inline>
+        </w:drawing>
+      </w:r>
+    </w:p>
+    <w:p>
+      <w:pPr>
+        <w:rPr>
+          <w:rFonts w:ascii="Times New Roman" w:hAnsi="Times New Roman" w:eastAsia="宋体" w:cs="Times New Roman"/>
+          <w:b/>
+          <w:sz w:val="28"/>
+        </w:rPr>
+        <w:jc w:val="center"/>
+        <w:spacing w:line="360" w:lineRule="auto" w:after="80"/>
+      </w:pPr>
+      <w:r>
+        <w:rPr>
+          <w:rFonts w:ascii="Times New Roman" w:hAnsi="Times New Roman" w:eastAsia="宋体"/>
+          <w:sz w:val="18"/>
+        </w:rPr>
+        <w:t xml:space="preserve">图 3-6  一阶有源低通的实测波特图（上：幅频；下：相频）</w:t>
+      </w:r>
+    </w:p>
+    <w:p>
+      <w:pPr>
+        <w:rPr>
+          <w:rFonts w:ascii="Times New Roman" w:hAnsi="Times New Roman" w:eastAsia="宋体" w:cs="Times New Roman"/>
+          <w:b/>
+          <w:sz w:val="28"/>
+        </w:rPr>
+        <w:ind w:firstLineChars="200"/>
+        <w:spacing w:line="360" w:lineRule="auto"/>
+      </w:pPr>
+      <w:r>
+        <w:rPr>
+          <w:rFonts w:ascii="Times New Roman" w:hAnsi="Times New Roman" w:eastAsia="宋体"/>
+          <w:sz w:val="24"/>
+        </w:rPr>
+        <w:t xml:space="preserve">图 3-6 中灰线为由拟合参数生成的理论曲线，圆点为锁相实测，方块为峰峰值直接测量。可以看到三条信息：一是实测点与理论曲线在通带内几乎重合；二是 300kHz 之后方块点明显高于圆点，说明峰峰值已失效；三是相频曲线在中频段穿过 90°，高频段继续下探。</w:t>
+      </w:r>
+    </w:p>
+    <w:p>
+      <w:pPr>
+        <w:rPr>
+          <w:rFonts w:ascii="Times New Roman" w:hAnsi="Times New Roman" w:eastAsia="宋体" w:cs="Times New Roman"/>
+          <w:b/>
+          <w:sz w:val="28"/>
+        </w:rPr>
+        <w:jc w:val="left"/>
+        <w:keepNext/>
+        <w:spacing w:line="360" w:lineRule="auto" w:after="40"/>
+      </w:pPr>
+      <w:r>
+        <w:rPr>
+          <w:rFonts w:ascii="Times New Roman" w:hAnsi="Times New Roman" w:eastAsia="宋体"/>
+          <w:sz w:val="24"/>
+          <w:b/>
+        </w:rPr>
+        <w:t xml:space="preserve">3.5.2 系统自身响应（直通）</w:t>
+      </w:r>
+    </w:p>
+    <w:p>
+      <w:pPr>
+        <w:rPr>
+          <w:rFonts w:ascii="Times New Roman" w:hAnsi="Times New Roman" w:eastAsia="宋体" w:cs="Times New Roman"/>
+          <w:b/>
+          <w:sz w:val="28"/>
+        </w:rPr>
+        <w:ind w:firstLineChars="200"/>
+        <w:spacing w:line="360" w:lineRule="auto"/>
+      </w:pPr>
+      <w:r>
+        <w:rPr>
+          <w:rFonts w:ascii="Times New Roman" w:hAnsi="Times New Roman" w:eastAsia="宋体"/>
+          <w:sz w:val="24"/>
+        </w:rPr>
+        <w:t xml:space="preserve">直通一遍的结果本身就是一个指标：本系统在 1MHz 内的幅频不平坦度为 0.034dB（1kHz 为基准，100kHz 处 +0.006dB，464kHz 处 −0.004dB，1MHz 处 −0.034dB）。这个数字说明后续测量可以放心把系统当作平坦通路，同时也解释了为什么两遍归一化后的结果几乎不发生变化 —— 系统确实没有多少可扣的。</w:t>
+      </w:r>
+    </w:p>
+    <w:p>
+      <w:pPr>
+        <w:rPr>
+          <w:rFonts w:ascii="Times New Roman" w:hAnsi="Times New Roman" w:eastAsia="宋体" w:cs="Times New Roman"/>
+          <w:b/>
+          <w:sz w:val="28"/>
+        </w:rPr>
+        <w:jc w:val="left"/>
+        <w:keepNext/>
+        <w:spacing w:line="360" w:lineRule="auto" w:after="40"/>
+      </w:pPr>
+      <w:r>
+        <w:rPr>
+          <w:rFonts w:ascii="Times New Roman" w:hAnsi="Times New Roman" w:eastAsia="宋体"/>
+          <w:sz w:val="24"/>
+          <w:b/>
+        </w:rPr>
+        <w:t xml:space="preserve">3.5.3 被测件：一阶有源低通</w:t>
+      </w:r>
+    </w:p>
+    <w:p>
+      <w:pPr>
+        <w:rPr>
+          <w:rFonts w:ascii="Times New Roman" w:hAnsi="Times New Roman" w:eastAsia="宋体" w:cs="Times New Roman"/>
+          <w:b/>
+          <w:sz w:val="28"/>
+        </w:rPr>
+        <w:ind w:firstLineChars="200"/>
+        <w:spacing w:line="360" w:lineRule="auto"/>
+      </w:pPr>
+      <w:r>
+        <w:rPr>
+          <w:rFonts w:ascii="Times New Roman" w:hAnsi="Times New Roman" w:eastAsia="宋体"/>
+          <w:sz w:val="24"/>
+        </w:rPr>
+        <w:t xml:space="preserve">被测件为自行搭焊的一阶有源低通，R=2.2kΩ、C=4.7nF，运放 NE5532，供电压 ±12V。按标称值计算，理论截止频率为 1/(2πRC)=15393Hz。</w:t>
+      </w:r>
+    </w:p>
+    <w:tbl>
+      <w:tblPr>
+        <w:tblW w:type="auto" w:w="0"/>
+        <w:jc w:val="center"/>
+        <w:tblLook w:firstColumn="1" w:firstRow="1" w:lastColumn="0" w:lastRow="0" w:noHBand="0" w:noVBand="1" w:val="04A0"/>
+        <w:tblBorders>
+          <w:top w:val="single" w:sz="12"/>
+          <w:bottom w:val="single" w:sz="12"/>
+          <w:left w:val="none"/>
+          <w:right w:val="none"/>
+          <w:insideH w:val="none"/>
+          <w:insideV w:val="none"/>
+        </w:tblBorders>
+        <w:tblLayout w:type="fixed"/>
+      </w:tblPr>
+      <w:tblGrid>
+        <w:gridCol w:w="2076"/>
+        <w:gridCol w:w="2076"/>
+        <w:gridCol w:w="2076"/>
+        <w:gridCol w:w="2076"/>
+      </w:tblGrid>
+      <w:tr>
+        <w:trPr>
+          <w:cantSplit/>
+        </w:trPr>
+        <w:tc>
+          <w:tcPr>
+            <w:tcW w:type="dxa" w:w="2041"/>
+            <w:tcBorders>
+              <w:bottom w:val="single" w:sz="6"/>
+            </w:tcBorders>
+          </w:tcPr>
+          <w:p>
+            <w:pPr>
+              <w:spacing w:before="20" w:after="20"/>
+              <w:jc w:val="center"/>
+            </w:pPr>
+            <w:r>
+              <w:rPr>
+                <w:rFonts w:ascii="Times New Roman" w:hAnsi="Times New Roman" w:eastAsia="宋体"/>
+                <w:b/>
+                <w:sz w:val="18"/>
+              </w:rPr>
+              <w:t>指标</w:t>
+            </w:r>
+          </w:p>
+        </w:tc>
+        <w:tc>
+          <w:tcPr>
+            <w:tcW w:type="dxa" w:w="2041"/>
+            <w:tcBorders>
+              <w:bottom w:val="single" w:sz="6"/>
+            </w:tcBorders>
+          </w:tcPr>
+          <w:p>
+            <w:pPr>
+              <w:spacing w:before="20" w:after="20"/>
+              <w:jc w:val="center"/>
+            </w:pPr>
+            <w:r>
+              <w:rPr>
+                <w:rFonts w:ascii="Times New Roman" w:hAnsi="Times New Roman" w:eastAsia="宋体"/>
+                <w:b/>
+                <w:sz w:val="18"/>
+              </w:rPr>
+              <w:t>理论值</w:t>
+            </w:r>
+          </w:p>
+        </w:tc>
+        <w:tc>
+          <w:tcPr>
+            <w:tcW w:type="dxa" w:w="2041"/>
+            <w:tcBorders>
+              <w:bottom w:val="single" w:sz="6"/>
+            </w:tcBorders>
+          </w:tcPr>
+          <w:p>
+            <w:pPr>
+              <w:spacing w:before="20" w:after="20"/>
+              <w:jc w:val="center"/>
+            </w:pPr>
+            <w:r>
+              <w:rPr>
+                <w:rFonts w:ascii="Times New Roman" w:hAnsi="Times New Roman" w:eastAsia="宋体"/>
+                <w:b/>
+                <w:sz w:val="18"/>
+              </w:rPr>
+              <w:t>实测值</w:t>
+            </w:r>
+          </w:p>
+        </w:tc>
+        <w:tc>
+          <w:tcPr>
+            <w:tcW w:type="dxa" w:w="2041"/>
+            <w:tcBorders>
+              <w:bottom w:val="single" w:sz="6"/>
+            </w:tcBorders>
+          </w:tcPr>
+          <w:p>
+            <w:pPr>
+              <w:spacing w:before="20" w:after="20"/>
+              <w:jc w:val="center"/>
+            </w:pPr>
+            <w:r>
+              <w:rPr>
+                <w:rFonts w:ascii="Times New Roman" w:hAnsi="Times New Roman" w:eastAsia="宋体"/>
+                <w:b/>
+                <w:sz w:val="18"/>
+              </w:rPr>
+              <w:t>偏差</w:t>
+            </w:r>
+          </w:p>
+        </w:tc>
+      </w:tr>
+      <w:tr>
+        <w:trPr>
+          <w:cantSplit/>
+        </w:trPr>
+        <w:tc>
+          <w:tcPr>
+            <w:tcW w:type="dxa" w:w="2041"/>
+          </w:tcPr>
+          <w:p>
+            <w:pPr>
+              <w:spacing w:before="20" w:after="20"/>
+              <w:jc w:val="center"/>
+            </w:pPr>
+            <w:r>
+              <w:rPr>
+                <w:rFonts w:ascii="Times New Roman" w:hAnsi="Times New Roman" w:eastAsia="宋体"/>
+                <w:sz w:val="18"/>
+              </w:rPr>
+              <w:t>截止频率 fc</w:t>
+            </w:r>
+          </w:p>
+        </w:tc>
+        <w:tc>
+          <w:tcPr>
+            <w:tcW w:type="dxa" w:w="2041"/>
+          </w:tcPr>
+          <w:p>
+            <w:pPr>
+              <w:spacing w:before="20" w:after="20"/>
+              <w:jc w:val="center"/>
+            </w:pPr>
+            <w:r>
+              <w:rPr>
+                <w:rFonts w:ascii="Times New Roman" w:hAnsi="Times New Roman" w:eastAsia="宋体"/>
+                <w:sz w:val="18"/>
+              </w:rPr>
+              <w:t>15393 Hz</w:t>
+            </w:r>
+          </w:p>
+        </w:tc>
+        <w:tc>
+          <w:tcPr>
+            <w:tcW w:type="dxa" w:w="2041"/>
+          </w:tcPr>
+          <w:p>
+            <w:pPr>
+              <w:spacing w:before="20" w:after="20"/>
+              <w:jc w:val="center"/>
+            </w:pPr>
+            <w:r>
+              <w:rPr>
+                <w:rFonts w:ascii="Times New Roman" w:hAnsi="Times New Roman" w:eastAsia="宋体"/>
+                <w:sz w:val="18"/>
+              </w:rPr>
+              <w:t>15370 Hz</w:t>
+            </w:r>
+          </w:p>
+        </w:tc>
+        <w:tc>
+          <w:tcPr>
+            <w:tcW w:type="dxa" w:w="2041"/>
+          </w:tcPr>
+          <w:p>
+            <w:pPr>
+              <w:spacing w:before="20" w:after="20"/>
+              <w:jc w:val="center"/>
+            </w:pPr>
+            <w:r>
+              <w:rPr>
+                <w:rFonts w:ascii="Times New Roman" w:hAnsi="Times New Roman" w:eastAsia="宋体"/>
+                <w:sz w:val="18"/>
+              </w:rPr>
+              <w:t>0.15%</w:t>
+            </w:r>
+          </w:p>
+        </w:tc>
+      </w:tr>
+      <w:tr>
+        <w:trPr>
+          <w:cantSplit/>
+        </w:trPr>
+        <w:tc>
+          <w:tcPr>
+            <w:tcW w:type="dxa" w:w="2041"/>
+          </w:tcPr>
+          <w:p>
+            <w:pPr>
+              <w:spacing w:before="20" w:after="20"/>
+              <w:jc w:val="center"/>
+            </w:pPr>
+            <w:r>
+              <w:rPr>
+                <w:rFonts w:ascii="Times New Roman" w:hAnsi="Times New Roman" w:eastAsia="宋体"/>
+                <w:sz w:val="18"/>
+              </w:rPr>
+              <w:t>滚降斜率（100k→1M）</w:t>
+            </w:r>
+          </w:p>
+        </w:tc>
+        <w:tc>
+          <w:tcPr>
+            <w:tcW w:type="dxa" w:w="2041"/>
+          </w:tcPr>
+          <w:p>
+            <w:pPr>
+              <w:spacing w:before="20" w:after="20"/>
+              <w:jc w:val="center"/>
+            </w:pPr>
+            <w:r>
+              <w:rPr>
+                <w:rFonts w:ascii="Times New Roman" w:hAnsi="Times New Roman" w:eastAsia="宋体"/>
+                <w:sz w:val="18"/>
+              </w:rPr>
+              <w:t>−20.0 dB/dec</w:t>
+            </w:r>
+          </w:p>
+        </w:tc>
+        <w:tc>
+          <w:tcPr>
+            <w:tcW w:type="dxa" w:w="2041"/>
+          </w:tcPr>
+          <w:p>
+            <w:pPr>
+              <w:spacing w:before="20" w:after="20"/>
+              <w:jc w:val="center"/>
+            </w:pPr>
+            <w:r>
+              <w:rPr>
+                <w:rFonts w:ascii="Times New Roman" w:hAnsi="Times New Roman" w:eastAsia="宋体"/>
+                <w:sz w:val="18"/>
+              </w:rPr>
+              <w:t>−19.03 dB/dec</w:t>
+            </w:r>
+          </w:p>
+        </w:tc>
+        <w:tc>
+          <w:tcPr>
+            <w:tcW w:type="dxa" w:w="2041"/>
+          </w:tcPr>
+          <w:p>
+            <w:pPr>
+              <w:spacing w:before="20" w:after="20"/>
+              <w:jc w:val="center"/>
+            </w:pPr>
+            <w:r>
+              <w:rPr>
+                <w:rFonts w:ascii="Times New Roman" w:hAnsi="Times New Roman" w:eastAsia="宋体"/>
+                <w:sz w:val="18"/>
+              </w:rPr>
+              <w:t>5%</w:t>
+            </w:r>
+          </w:p>
+        </w:tc>
+      </w:tr>
+      <w:tr>
+        <w:trPr>
+          <w:cantSplit/>
+        </w:trPr>
+        <w:tc>
+          <w:tcPr>
+            <w:tcW w:type="dxa" w:w="2041"/>
+          </w:tcPr>
+          <w:p>
+            <w:pPr>
+              <w:spacing w:before="20" w:after="20"/>
+              <w:jc w:val="center"/>
+            </w:pPr>
+            <w:r>
+              <w:rPr>
+                <w:rFonts w:ascii="Times New Roman" w:hAnsi="Times New Roman" w:eastAsia="宋体"/>
+                <w:sz w:val="18"/>
+              </w:rPr>
+              <w:t>滚降斜率（46k→464k）</w:t>
+            </w:r>
+          </w:p>
+        </w:tc>
+        <w:tc>
+          <w:tcPr>
+            <w:tcW w:type="dxa" w:w="2041"/>
+          </w:tcPr>
+          <w:p>
+            <w:pPr>
+              <w:spacing w:before="20" w:after="20"/>
+              <w:jc w:val="center"/>
+            </w:pPr>
+            <w:r>
+              <w:rPr>
+                <w:rFonts w:ascii="Times New Roman" w:hAnsi="Times New Roman" w:eastAsia="宋体"/>
+                <w:sz w:val="18"/>
+              </w:rPr>
+              <w:t>−20.0 dB/dec</w:t>
+            </w:r>
+          </w:p>
+        </w:tc>
+        <w:tc>
+          <w:tcPr>
+            <w:tcW w:type="dxa" w:w="2041"/>
+          </w:tcPr>
+          <w:p>
+            <w:pPr>
+              <w:spacing w:before="20" w:after="20"/>
+              <w:jc w:val="center"/>
+            </w:pPr>
+            <w:r>
+              <w:rPr>
+                <w:rFonts w:ascii="Times New Roman" w:hAnsi="Times New Roman" w:eastAsia="宋体"/>
+                <w:sz w:val="18"/>
+              </w:rPr>
+              <w:t>−19.45 dB/dec</w:t>
+            </w:r>
+          </w:p>
+        </w:tc>
+        <w:tc>
+          <w:tcPr>
+            <w:tcW w:type="dxa" w:w="2041"/>
+          </w:tcPr>
+          <w:p>
+            <w:pPr>
+              <w:spacing w:before="20" w:after="20"/>
+              <w:jc w:val="center"/>
+            </w:pPr>
+            <w:r>
+              <w:rPr>
+                <w:rFonts w:ascii="Times New Roman" w:hAnsi="Times New Roman" w:eastAsia="宋体"/>
+                <w:sz w:val="18"/>
+              </w:rPr>
+              <w:t>2.8%</w:t>
+            </w:r>
+          </w:p>
+        </w:tc>
+      </w:tr>
+      <w:tr>
+        <w:trPr>
+          <w:cantSplit/>
+        </w:trPr>
+        <w:tc>
+          <w:tcPr>
+            <w:tcW w:type="dxa" w:w="2041"/>
+          </w:tcPr>
+          <w:p>
+            <w:pPr>
+              <w:spacing w:before="20" w:after="20"/>
+              <w:jc w:val="center"/>
+            </w:pPr>
+            <w:r>
+              <w:rPr>
+                <w:rFonts w:ascii="Times New Roman" w:hAnsi="Times New Roman" w:eastAsia="宋体"/>
+                <w:sz w:val="18"/>
+              </w:rPr>
+              <w:t>滚降斜率（32k→316k）</w:t>
+            </w:r>
+          </w:p>
+        </w:tc>
+        <w:tc>
+          <w:tcPr>
+            <w:tcW w:type="dxa" w:w="2041"/>
+          </w:tcPr>
+          <w:p>
+            <w:pPr>
+              <w:spacing w:before="20" w:after="20"/>
+              <w:jc w:val="center"/>
+            </w:pPr>
+            <w:r>
+              <w:rPr>
+                <w:rFonts w:ascii="Times New Roman" w:hAnsi="Times New Roman" w:eastAsia="宋体"/>
+                <w:sz w:val="18"/>
+              </w:rPr>
+              <w:t>−20.0 dB/dec</w:t>
+            </w:r>
+          </w:p>
+        </w:tc>
+        <w:tc>
+          <w:tcPr>
+            <w:tcW w:type="dxa" w:w="2041"/>
+          </w:tcPr>
+          <w:p>
+            <w:pPr>
+              <w:spacing w:before="20" w:after="20"/>
+              <w:jc w:val="center"/>
+            </w:pPr>
+            <w:r>
+              <w:rPr>
+                <w:rFonts w:ascii="Times New Roman" w:hAnsi="Times New Roman" w:eastAsia="宋体"/>
+                <w:sz w:val="18"/>
+              </w:rPr>
+              <w:t>−19.35 dB/dec</w:t>
+            </w:r>
+          </w:p>
+        </w:tc>
+        <w:tc>
+          <w:tcPr>
+            <w:tcW w:type="dxa" w:w="2041"/>
+          </w:tcPr>
+          <w:p>
+            <w:pPr>
+              <w:spacing w:before="20" w:after="20"/>
+              <w:jc w:val="center"/>
+            </w:pPr>
+            <w:r>
+              <w:rPr>
+                <w:rFonts w:ascii="Times New Roman" w:hAnsi="Times New Roman" w:eastAsia="宋体"/>
+                <w:sz w:val="18"/>
+              </w:rPr>
+              <w:t>3.3%</w:t>
+            </w:r>
+          </w:p>
+        </w:tc>
+      </w:tr>
+      <w:tr>
+        <w:trPr>
+          <w:cantSplit/>
+        </w:trPr>
+        <w:tc>
+          <w:tcPr>
+            <w:tcW w:type="dxa" w:w="2041"/>
+          </w:tcPr>
+          <w:p>
+            <w:pPr>
+              <w:spacing w:before="20" w:after="20"/>
+              <w:jc w:val="center"/>
+            </w:pPr>
+            <w:r>
+              <w:rPr>
+                <w:rFonts w:ascii="Times New Roman" w:hAnsi="Times New Roman" w:eastAsia="宋体"/>
+                <w:sz w:val="18"/>
+              </w:rPr>
+              <w:t>通带幅度残差</w:t>
+            </w:r>
+          </w:p>
+        </w:tc>
+        <w:tc>
+          <w:tcPr>
+            <w:tcW w:type="dxa" w:w="2041"/>
+          </w:tcPr>
+          <w:p>
+            <w:pPr>
+              <w:spacing w:before="20" w:after="20"/>
+              <w:jc w:val="center"/>
+            </w:pPr>
+            <w:r>
+              <w:rPr>
+                <w:rFonts w:ascii="Times New Roman" w:hAnsi="Times New Roman" w:eastAsia="宋体"/>
+                <w:sz w:val="18"/>
+              </w:rPr>
+              <w:t>0%</w:t>
+            </w:r>
+          </w:p>
+        </w:tc>
+        <w:tc>
+          <w:tcPr>
+            <w:tcW w:type="dxa" w:w="2041"/>
+          </w:tcPr>
+          <w:p>
+            <w:pPr>
+              <w:spacing w:before="20" w:after="20"/>
+              <w:jc w:val="center"/>
+            </w:pPr>
+            <w:r>
+              <w:rPr>
+                <w:rFonts w:ascii="Times New Roman" w:hAnsi="Times New Roman" w:eastAsia="宋体"/>
+                <w:sz w:val="18"/>
+              </w:rPr>
+              <w:t>≤1.2%（1k~68kHz）</w:t>
+            </w:r>
+          </w:p>
+        </w:tc>
+        <w:tc>
+          <w:tcPr>
+            <w:tcW w:type="dxa" w:w="2041"/>
+          </w:tcPr>
+          <w:p>
+            <w:pPr>
+              <w:spacing w:before="20" w:after="20"/>
+              <w:jc w:val="center"/>
+            </w:pPr>
+            <w:r>
+              <w:rPr>
+                <w:rFonts w:ascii="Times New Roman" w:hAnsi="Times New Roman" w:eastAsia="宋体"/>
+                <w:sz w:val="18"/>
+              </w:rPr>
+              <w:t>—</w:t>
+            </w:r>
+          </w:p>
+        </w:tc>
+      </w:tr>
+    </w:tbl>
+    <w:p>
+      <w:pPr>
+        <w:rPr>
+          <w:rFonts w:ascii="Times New Roman" w:hAnsi="Times New Roman" w:eastAsia="宋体" w:cs="Times New Roman"/>
+          <w:b/>
+          <w:sz w:val="28"/>
+        </w:rPr>
+        <w:ind w:firstLineChars="200"/>
+        <w:spacing w:line="360" w:lineRule="auto"/>
+      </w:pPr>
+      <w:r>
+        <w:rPr>
+          <w:rFonts w:ascii="Times New Roman" w:hAnsi="Times New Roman" w:eastAsia="宋体"/>
+          <w:sz w:val="24"/>
+        </w:rPr>
+        <w:t xml:space="preserve">截止频率偏差 0.15%，小于电容本身的容差（4.7nF 常用 ±10%）。换句话说，测量结果的误差已经小于元件标称值的误差，此时剩余偏差主要来自元件而非仪器。</w:t>
+      </w:r>
+    </w:p>
+    <w:p>
+      <w:pPr>
+        <w:rPr>
+          <w:rFonts w:ascii="Times New Roman" w:hAnsi="Times New Roman" w:eastAsia="宋体" w:cs="Times New Roman"/>
+          <w:b/>
+          <w:sz w:val="28"/>
+        </w:rPr>
+        <w:jc w:val="left"/>
+        <w:keepNext/>
+        <w:spacing w:line="360" w:lineRule="auto" w:after="40"/>
+      </w:pPr>
+      <w:r>
+        <w:rPr>
+          <w:rFonts w:ascii="Times New Roman" w:hAnsi="Times New Roman" w:eastAsia="宋体"/>
+          <w:sz w:val="24"/>
+          <w:b/>
+        </w:rPr>
+        <w:t xml:space="preserve">3.5.4 相位测量与系统延迟的分离</w:t>
+      </w:r>
+    </w:p>
+    <w:p>
+      <w:pPr>
+        <w:rPr>
+          <w:rFonts w:ascii="Times New Roman" w:hAnsi="Times New Roman" w:eastAsia="宋体" w:cs="Times New Roman"/>
+          <w:b/>
+          <w:sz w:val="28"/>
+        </w:rPr>
+        <w:ind w:firstLineChars="200"/>
+        <w:spacing w:line="360" w:lineRule="auto"/>
+      </w:pPr>
+      <w:r>
+        <w:rPr>
+          <w:rFonts w:ascii="Times New Roman" w:hAnsi="Times New Roman" w:eastAsia="宋体"/>
+          <w:sz w:val="24"/>
+        </w:rPr>
+        <w:t xml:space="preserve">未经校准直接看被测件相位时，曲线在中频段穿过 90° 后继续下降，1MHz 处达到约 −277°。一阶低通的相移理论极限是 −90°（或反相拓扑的 +90°），出现这样的数值，第一反应会是「接错了」。</w:t>
+      </w:r>
+    </w:p>
+    <w:p>
+      <w:pPr>
+        <w:rPr>
+          <w:rFonts w:ascii="Times New Roman" w:hAnsi="Times New Roman" w:eastAsia="宋体" w:cs="Times New Roman"/>
+          <w:b/>
+          <w:sz w:val="28"/>
+        </w:rPr>
+        <w:ind w:firstLineChars="200"/>
+        <w:spacing w:line="360" w:lineRule="auto"/>
+      </w:pPr>
+      <w:r>
+        <w:rPr>
+          <w:rFonts w:ascii="Times New Roman" w:hAnsi="Times New Roman" w:eastAsia="宋体"/>
+          <w:sz w:val="24"/>
+        </w:rPr>
+        <w:t xml:space="preserve">实际原因是系统存在传播延迟：延迟在频域表现为与频率成正比的相移，即 −360·f·Td。用三项模型拟合全部 19 点，未校准时得到 Td=0.33µs；</w:t>
+      </w:r>
+      <w:r>
+        <w:rPr>
+          <w:rFonts w:ascii="Times New Roman" w:hAnsi="Times New Roman" w:eastAsia="宋体"/>
+          <w:sz w:val="24"/>
+          <w:b/>
+        </w:rPr>
+        <w:t xml:space="preserve">做完直通校准后，同一批数据拟合出的 Td 降到 0.04µs</w:t>
+      </w:r>
+      <w:r>
+        <w:rPr>
+          <w:rFonts w:ascii="Times New Roman" w:hAnsi="Times New Roman" w:eastAsia="宋体"/>
+          <w:sz w:val="24"/>
+        </w:rPr>
+        <w:t xml:space="preserve">。</w:t>
+      </w:r>
+    </w:p>
+    <w:p>
+      <w:pPr>
+        <w:rPr>
+          <w:rFonts w:ascii="Times New Roman" w:hAnsi="Times New Roman" w:eastAsia="宋体" w:cs="Times New Roman"/>
+          <w:b/>
+          <w:sz w:val="28"/>
+        </w:rPr>
+        <w:ind w:firstLineChars="200"/>
+        <w:spacing w:line="360" w:lineRule="auto"/>
+      </w:pPr>
+      <w:r>
+        <w:rPr>
+          <w:rFonts w:ascii="Times New Roman" w:hAnsi="Times New Roman" w:eastAsia="宋体"/>
+          <w:sz w:val="24"/>
+        </w:rPr>
+        <w:t xml:space="preserve">这个变化本身就是校准有效的证据：被扣掉的 0.29µs 来自 DAC 转换、AD 驱动与采样保持，属于系统而不属于被测件，而直通一遍恰好能把它单独量出来。换句话说，本作品不只知道「测出来的相位是多少」，还知道「其中多少是我的账」。</w:t>
+      </w:r>
+    </w:p>
+    <w:p>
+      <w:pPr>
+        <w:rPr>
+          <w:rFonts w:ascii="Times New Roman" w:hAnsi="Times New Roman" w:eastAsia="宋体" w:cs="Times New Roman"/>
+          <w:b/>
+          <w:sz w:val="28"/>
+        </w:rPr>
+        <w:ind w:firstLineChars="200"/>
+        <w:spacing w:line="360" w:lineRule="auto"/>
+      </w:pPr>
+      <w:r>
+        <w:rPr>
+          <w:rFonts w:ascii="Times New Roman" w:hAnsi="Times New Roman" w:eastAsia="宋体"/>
+          <w:sz w:val="24"/>
+        </w:rPr>
+        <w:t xml:space="preserve">另有两点如实说明。其一，该被测件实测为</w:t>
+      </w:r>
+      <w:r>
+        <w:rPr>
+          <w:rFonts w:ascii="Times New Roman" w:hAnsi="Times New Roman" w:eastAsia="宋体"/>
+          <w:sz w:val="24"/>
+          <w:b/>
+        </w:rPr>
+        <w:t xml:space="preserve">反相</w:t>
+      </w:r>
+      <w:r>
+        <w:rPr>
+          <w:rFonts w:ascii="Times New Roman" w:hAnsi="Times New Roman" w:eastAsia="宋体"/>
+          <w:sz w:val="24"/>
+        </w:rPr>
+        <w:t xml:space="preserve">拓扑（1kHz 处相位差约 180°），并非最初设想的同相跟随器，相位模型因此采用 φ(f)=180°−arctan(f/fc)；幅度特性不受影响。其二，1kHz 处相位仍有约 9° 的残差，与低频段信噪比下降及过零点判断有关，未做进一步修正。</w:t>
+      </w:r>
+    </w:p>
+    <w:p>
+      <w:pPr>
+        <w:rPr>
+          <w:rFonts w:ascii="Times New Roman" w:hAnsi="Times New Roman" w:eastAsia="宋体" w:cs="Times New Roman"/>
+          <w:b/>
+          <w:sz w:val="28"/>
+        </w:rPr>
+        <w:jc w:val="left"/>
+        <w:keepNext/>
+        <w:spacing w:line="360" w:lineRule="auto" w:after="40"/>
+      </w:pPr>
+      <w:r>
+        <w:rPr>
+          <w:rFonts w:ascii="Times New Roman" w:hAnsi="Times New Roman" w:eastAsia="宋体"/>
+          <w:sz w:val="24"/>
+          <w:b/>
+        </w:rPr>
+        <w:t xml:space="preserve">3.5.5 顺带得到的一条量程边界</w:t>
+      </w:r>
+    </w:p>
+    <w:p>
+      <w:pPr>
+        <w:rPr>
+          <w:rFonts w:ascii="Times New Roman" w:hAnsi="Times New Roman" w:eastAsia="宋体" w:cs="Times New Roman"/>
+          <w:b/>
+          <w:sz w:val="28"/>
+        </w:rPr>
+        <w:ind w:firstLineChars="200"/>
+        <w:spacing w:line="360" w:lineRule="auto"/>
+      </w:pPr>
+      <w:r>
+        <w:rPr>
+          <w:rFonts w:ascii="Times New Roman" w:hAnsi="Times New Roman" w:eastAsia="宋体"/>
+          <w:sz w:val="24"/>
+        </w:rPr>
+        <w:t xml:space="preserve">这次测量同时给出了两条通路失效点的实测值：</w:t>
+      </w:r>
+    </w:p>
+    <w:tbl>
+      <w:tblPr>
+        <w:tblW w:type="auto" w:w="0"/>
+        <w:jc w:val="center"/>
+        <w:tblLook w:firstColumn="1" w:firstRow="1" w:lastColumn="0" w:lastRow="0" w:noHBand="0" w:noVBand="1" w:val="04A0"/>
+        <w:tblBorders>
+          <w:top w:val="single" w:sz="12"/>
+          <w:bottom w:val="single" w:sz="12"/>
+          <w:left w:val="none"/>
+          <w:right w:val="none"/>
+          <w:insideH w:val="none"/>
+          <w:insideV w:val="none"/>
+        </w:tblBorders>
+        <w:tblLayout w:type="fixed"/>
+      </w:tblPr>
+      <w:tblGrid>
+        <w:gridCol w:w="2076"/>
+        <w:gridCol w:w="2076"/>
+        <w:gridCol w:w="2076"/>
+        <w:gridCol w:w="2076"/>
+      </w:tblGrid>
+      <w:tr>
+        <w:trPr>
+          <w:cantSplit/>
+        </w:trPr>
+        <w:tc>
+          <w:tcPr>
+            <w:tcW w:type="dxa" w:w="2041"/>
+            <w:tcBorders>
+              <w:bottom w:val="single" w:sz="6"/>
+            </w:tcBorders>
+          </w:tcPr>
+          <w:p>
+            <w:pPr>
+              <w:spacing w:before="20" w:after="20"/>
+              <w:jc w:val="center"/>
+            </w:pPr>
+            <w:r>
+              <w:rPr>
+                <w:rFonts w:ascii="Times New Roman" w:hAnsi="Times New Roman" w:eastAsia="宋体"/>
+                <w:b/>
+                <w:sz w:val="18"/>
+              </w:rPr>
+              <w:t>频率</w:t>
+            </w:r>
+          </w:p>
+        </w:tc>
+        <w:tc>
+          <w:tcPr>
+            <w:tcW w:type="dxa" w:w="2041"/>
+            <w:tcBorders>
+              <w:bottom w:val="single" w:sz="6"/>
+            </w:tcBorders>
+          </w:tcPr>
+          <w:p>
+            <w:pPr>
+              <w:spacing w:before="20" w:after="20"/>
+              <w:jc w:val="center"/>
+            </w:pPr>
+            <w:r>
+              <w:rPr>
+                <w:rFonts w:ascii="Times New Roman" w:hAnsi="Times New Roman" w:eastAsia="宋体"/>
+                <w:b/>
+                <w:sz w:val="18"/>
+              </w:rPr>
+              <w:t>锁相读数</w:t>
+            </w:r>
+          </w:p>
+        </w:tc>
+        <w:tc>
+          <w:tcPr>
+            <w:tcW w:type="dxa" w:w="2041"/>
+            <w:tcBorders>
+              <w:bottom w:val="single" w:sz="6"/>
+            </w:tcBorders>
+          </w:tcPr>
+          <w:p>
+            <w:pPr>
+              <w:spacing w:before="20" w:after="20"/>
+              <w:jc w:val="center"/>
+            </w:pPr>
+            <w:r>
+              <w:rPr>
+                <w:rFonts w:ascii="Times New Roman" w:hAnsi="Times New Roman" w:eastAsia="宋体"/>
+                <w:b/>
+                <w:sz w:val="18"/>
+              </w:rPr>
+              <w:t>峰峰值读数</w:t>
+            </w:r>
+          </w:p>
+        </w:tc>
+        <w:tc>
+          <w:tcPr>
+            <w:tcW w:type="dxa" w:w="2041"/>
+            <w:tcBorders>
+              <w:bottom w:val="single" w:sz="6"/>
+            </w:tcBorders>
+          </w:tcPr>
+          <w:p>
+            <w:pPr>
+              <w:spacing w:before="20" w:after="20"/>
+              <w:jc w:val="center"/>
+            </w:pPr>
+            <w:r>
+              <w:rPr>
+                <w:rFonts w:ascii="Times New Roman" w:hAnsi="Times New Roman" w:eastAsia="宋体"/>
+                <w:b/>
+                <w:sz w:val="18"/>
+              </w:rPr>
+              <w:t>判断</w:t>
+            </w:r>
+          </w:p>
+        </w:tc>
+      </w:tr>
+      <w:tr>
+        <w:trPr>
+          <w:cantSplit/>
+        </w:trPr>
+        <w:tc>
+          <w:tcPr>
+            <w:tcW w:type="dxa" w:w="2041"/>
+          </w:tcPr>
+          <w:p>
+            <w:pPr>
+              <w:spacing w:before="20" w:after="20"/>
+              <w:jc w:val="center"/>
+            </w:pPr>
+            <w:r>
+              <w:rPr>
+                <w:rFonts w:ascii="Times New Roman" w:hAnsi="Times New Roman" w:eastAsia="宋体"/>
+                <w:sz w:val="18"/>
+              </w:rPr>
+              <w:t>100 kHz</w:t>
+            </w:r>
+          </w:p>
+        </w:tc>
+        <w:tc>
+          <w:tcPr>
+            <w:tcW w:type="dxa" w:w="2041"/>
+          </w:tcPr>
+          <w:p>
+            <w:pPr>
+              <w:spacing w:before="20" w:after="20"/>
+              <w:jc w:val="center"/>
+            </w:pPr>
+            <w:r>
+              <w:rPr>
+                <w:rFonts w:ascii="Times New Roman" w:hAnsi="Times New Roman" w:eastAsia="宋体"/>
+                <w:sz w:val="18"/>
+              </w:rPr>
+              <w:t>736 mV</w:t>
+            </w:r>
+          </w:p>
+        </w:tc>
+        <w:tc>
+          <w:tcPr>
+            <w:tcW w:type="dxa" w:w="2041"/>
+          </w:tcPr>
+          <w:p>
+            <w:pPr>
+              <w:spacing w:before="20" w:after="20"/>
+              <w:jc w:val="center"/>
+            </w:pPr>
+            <w:r>
+              <w:rPr>
+                <w:rFonts w:ascii="Times New Roman" w:hAnsi="Times New Roman" w:eastAsia="宋体"/>
+                <w:sz w:val="18"/>
+              </w:rPr>
+              <w:t>762 mV</w:t>
+            </w:r>
+          </w:p>
+        </w:tc>
+        <w:tc>
+          <w:tcPr>
+            <w:tcW w:type="dxa" w:w="2041"/>
+          </w:tcPr>
+          <w:p>
+            <w:pPr>
+              <w:spacing w:before="20" w:after="20"/>
+              <w:jc w:val="center"/>
+            </w:pPr>
+            <w:r>
+              <w:rPr>
+                <w:rFonts w:ascii="Times New Roman" w:hAnsi="Times New Roman" w:eastAsia="宋体"/>
+                <w:sz w:val="18"/>
+              </w:rPr>
+              <w:t>两者一致</w:t>
+            </w:r>
+          </w:p>
+        </w:tc>
+      </w:tr>
+      <w:tr>
+        <w:trPr>
+          <w:cantSplit/>
+        </w:trPr>
+        <w:tc>
+          <w:tcPr>
+            <w:tcW w:type="dxa" w:w="2041"/>
+          </w:tcPr>
+          <w:p>
+            <w:pPr>
+              <w:spacing w:before="20" w:after="20"/>
+              <w:jc w:val="center"/>
+            </w:pPr>
+            <w:r>
+              <w:rPr>
+                <w:rFonts w:ascii="Times New Roman" w:hAnsi="Times New Roman" w:eastAsia="宋体"/>
+                <w:sz w:val="18"/>
+              </w:rPr>
+              <w:t>316 kHz</w:t>
+            </w:r>
+          </w:p>
+        </w:tc>
+        <w:tc>
+          <w:tcPr>
+            <w:tcW w:type="dxa" w:w="2041"/>
+          </w:tcPr>
+          <w:p>
+            <w:pPr>
+              <w:spacing w:before="20" w:after="20"/>
+              <w:jc w:val="center"/>
+            </w:pPr>
+            <w:r>
+              <w:rPr>
+                <w:rFonts w:ascii="Times New Roman" w:hAnsi="Times New Roman" w:eastAsia="宋体"/>
+                <w:sz w:val="18"/>
+              </w:rPr>
+              <w:t>225 mV</w:t>
+            </w:r>
+          </w:p>
+        </w:tc>
+        <w:tc>
+          <w:tcPr>
+            <w:tcW w:type="dxa" w:w="2041"/>
+          </w:tcPr>
+          <w:p>
+            <w:pPr>
+              <w:spacing w:before="20" w:after="20"/>
+              <w:jc w:val="center"/>
+            </w:pPr>
+            <w:r>
+              <w:rPr>
+                <w:rFonts w:ascii="Times New Roman" w:hAnsi="Times New Roman" w:eastAsia="宋体"/>
+                <w:sz w:val="18"/>
+              </w:rPr>
+              <w:t>326 mV</w:t>
+            </w:r>
+          </w:p>
+        </w:tc>
+        <w:tc>
+          <w:tcPr>
+            <w:tcW w:type="dxa" w:w="2041"/>
+          </w:tcPr>
+          <w:p>
+            <w:pPr>
+              <w:spacing w:before="20" w:after="20"/>
+              <w:jc w:val="center"/>
+            </w:pPr>
+            <w:r>
+              <w:rPr>
+                <w:rFonts w:ascii="Times New Roman" w:hAnsi="Times New Roman" w:eastAsia="宋体"/>
+                <w:sz w:val="18"/>
+              </w:rPr>
+              <w:t>峰峰值偏高 45%，已被噪声撑住</w:t>
+            </w:r>
+          </w:p>
+        </w:tc>
+      </w:tr>
+      <w:tr>
+        <w:trPr>
+          <w:cantSplit/>
+        </w:trPr>
+        <w:tc>
+          <w:tcPr>
+            <w:tcW w:type="dxa" w:w="2041"/>
+          </w:tcPr>
+          <w:p>
+            <w:pPr>
+              <w:spacing w:before="20" w:after="20"/>
+              <w:jc w:val="center"/>
+            </w:pPr>
+            <w:r>
+              <w:rPr>
+                <w:rFonts w:ascii="Times New Roman" w:hAnsi="Times New Roman" w:eastAsia="宋体"/>
+                <w:sz w:val="18"/>
+              </w:rPr>
+              <w:t>1 MHz</w:t>
+            </w:r>
+          </w:p>
+        </w:tc>
+        <w:tc>
+          <w:tcPr>
+            <w:tcW w:type="dxa" w:w="2041"/>
+          </w:tcPr>
+          <w:p>
+            <w:pPr>
+              <w:spacing w:before="20" w:after="20"/>
+              <w:jc w:val="center"/>
+            </w:pPr>
+            <w:r>
+              <w:rPr>
+                <w:rFonts w:ascii="Times New Roman" w:hAnsi="Times New Roman" w:eastAsia="宋体"/>
+                <w:sz w:val="18"/>
+              </w:rPr>
+              <w:t>82 mV</w:t>
+            </w:r>
+          </w:p>
+        </w:tc>
+        <w:tc>
+          <w:tcPr>
+            <w:tcW w:type="dxa" w:w="2041"/>
+          </w:tcPr>
+          <w:p>
+            <w:pPr>
+              <w:spacing w:before="20" w:after="20"/>
+              <w:jc w:val="center"/>
+            </w:pPr>
+            <w:r>
+              <w:rPr>
+                <w:rFonts w:ascii="Times New Roman" w:hAnsi="Times New Roman" w:eastAsia="宋体"/>
+                <w:sz w:val="18"/>
+              </w:rPr>
+              <w:t>363 mV</w:t>
+            </w:r>
+          </w:p>
+        </w:tc>
+        <w:tc>
+          <w:tcPr>
+            <w:tcW w:type="dxa" w:w="2041"/>
+          </w:tcPr>
+          <w:p>
+            <w:pPr>
+              <w:spacing w:before="20" w:after="20"/>
+              <w:jc w:val="center"/>
+            </w:pPr>
+            <w:r>
+              <w:rPr>
+                <w:rFonts w:ascii="Times New Roman" w:hAnsi="Times New Roman" w:eastAsia="宋体"/>
+                <w:sz w:val="18"/>
+              </w:rPr>
+              <w:t>峰峰值完全失效</w:t>
+            </w:r>
+          </w:p>
+        </w:tc>
+      </w:tr>
+    </w:tbl>
+    <w:p>
+      <w:pPr>
+        <w:rPr>
+          <w:rFonts w:ascii="Times New Roman" w:hAnsi="Times New Roman" w:eastAsia="宋体" w:cs="Times New Roman"/>
+          <w:b/>
+          <w:sz w:val="28"/>
+        </w:rPr>
+        <w:ind w:firstLineChars="200"/>
+        <w:spacing w:line="360" w:lineRule="auto"/>
+      </w:pPr>
+      <w:r>
+        <w:rPr>
+          <w:rFonts w:ascii="Times New Roman" w:hAnsi="Times New Roman" w:eastAsia="宋体"/>
+          <w:sz w:val="24"/>
+        </w:rPr>
+        <w:t xml:space="preserve">316kHz 那一行值得单独说明：峰峰值读 326mV，而锁相读 225mV，</w:t>
+      </w:r>
+      <w:r>
+        <w:rPr>
+          <w:rFonts w:ascii="Times New Roman" w:hAnsi="Times New Roman" w:eastAsia="宋体"/>
+          <w:sz w:val="24"/>
+          <w:b/>
+        </w:rPr>
+        <w:t xml:space="preserve">峰峰值是偏高的</w:t>
+      </w:r>
+      <w:r>
+        <w:rPr>
+          <w:rFonts w:ascii="Times New Roman" w:hAnsi="Times New Roman" w:eastAsia="宋体"/>
+          <w:sz w:val="24"/>
+        </w:rPr>
+        <w:t xml:space="preserve">。原因是信号已经降到噪声本底以下，峰峰值统计的是「最大值减最小值」，噪声的起伏会被当成信号记入，于是读数停在本底附近不再下降。这正是「读数看起来正常、实际已经无效」的情形 —— 也是为什么需要一条独立量程来互相印证。本作品的两条通路在此形成互补：峰峰值在 300kHz 附近失效，锁相可续至 1MHz。</w:t>
+      </w:r>
+    </w:p>
+    <w:p>
+      <w:pPr>
+        <w:rPr>
+          <w:rFonts w:ascii="Times New Roman" w:hAnsi="Times New Roman" w:eastAsia="宋体" w:cs="Times New Roman"/>
+          <w:b/>
+          <w:sz w:val="28"/>
+        </w:rPr>
+        <w:jc w:val="left"/>
+        <w:keepNext/>
+        <w:spacing w:line="360" w:lineRule="auto" w:after="40"/>
+      </w:pPr>
+      <w:r>
+        <w:rPr>
+          <w:rFonts w:ascii="Times New Roman" w:hAnsi="Times New Roman" w:eastAsia="宋体"/>
+          <w:sz w:val="24"/>
+          <w:b/>
+        </w:rPr>
+        <w:t xml:space="preserve">3.5.6 工程说明</w:t>
+      </w:r>
+    </w:p>
+    <w:p>
+      <w:pPr>
+        <w:rPr>
+          <w:rFonts w:ascii="Times New Roman" w:hAnsi="Times New Roman" w:eastAsia="宋体" w:cs="Times New Roman"/>
+          <w:b/>
+          <w:sz w:val="28"/>
+        </w:rPr>
+        <w:ind w:firstLineChars="200"/>
+        <w:spacing w:line="360" w:lineRule="auto"/>
+      </w:pPr>
+      <w:r>
+        <w:rPr>
+          <w:rFonts w:ascii="Times New Roman" w:hAnsi="Times New Roman" w:eastAsia="宋体"/>
+          <w:sz w:val="24"/>
+        </w:rPr>
+        <w:t xml:space="preserve">本项功能</w:t>
+      </w:r>
+      <w:r>
+        <w:rPr>
+          <w:rFonts w:ascii="Times New Roman" w:hAnsi="Times New Roman" w:eastAsia="宋体"/>
+          <w:sz w:val="24"/>
+          <w:b/>
+        </w:rPr>
+        <w:t xml:space="preserve">未新增任何 FPGA 逻辑</w:t>
+      </w:r>
+      <w:r>
+        <w:rPr>
+          <w:rFonts w:ascii="Times New Roman" w:hAnsi="Times New Roman" w:eastAsia="宋体"/>
+          <w:sz w:val="24"/>
+        </w:rPr>
+        <w:t xml:space="preserve">，RTL 与比特流与 3.3 节所述完全一致。信号源、频率设定、幅度测量、锁相解调全部复用既有命令（0x85、0x8B、0x9A、0x9B）与既有时基通路；扫频流程、两遍归一化、拟合与绘图均由上位机完成。</w:t>
+      </w:r>
+    </w:p>
+    <w:p>
+      <w:pPr>
+        <w:rPr>
+          <w:rFonts w:ascii="Times New Roman" w:hAnsi="Times New Roman" w:eastAsia="宋体" w:cs="Times New Roman"/>
+          <w:b/>
+          <w:sz w:val="28"/>
+        </w:rPr>
+        <w:ind w:firstLineChars="200"/>
+        <w:spacing w:line="360" w:lineRule="auto"/>
+      </w:pPr>
+      <w:r>
+        <w:rPr>
+          <w:rFonts w:ascii="Times New Roman" w:hAnsi="Times New Roman" w:eastAsia="宋体"/>
+          <w:sz w:val="24"/>
+        </w:rPr>
+        <w:t xml:space="preserve">这意味着被测对象可以更换而流程不变：换成 RC 高通、LC 谐振、运放幅频特性，只需重新插线并重跑同一条脚本。方法学与被测件无关，这是本作品从「自测装置」走向「测量仪器」的关键一步。</w:t>
+      </w:r>
+    </w:p>
+    <w:p>
+      <w:pPr>
         <w:spacing w:line="360" w:lineRule="auto"/>
         <w:rPr>
           <w:rFonts w:ascii="Times New Roman" w:hAnsi="Times New Roman" w:eastAsia="宋体" w:cs="Times New Roman"/>
@@ -6312,7 +7844,25 @@
           <w:rFonts w:ascii="Times New Roman" w:hAnsi="Times New Roman" w:eastAsia="宋体"/>
           <w:sz w:val="24"/>
         </w:rPr>
-        <w:t xml:space="preserve">最后是取舍。原计划还要做 4096 点自研 FFT 与传感器实测，评估后放弃了：插值已经把频率误差压到 0.1%，再增加点数的收益远小于代价。把有限的时间放在把已有功能做扎实、把每个数字都验证过，比多加一个功能更有意义。</w:t>
+        <w:t xml:space="preserve">最后是取舍。原计划还要做 4096 点自研 FFT，评估后放弃了：插值已经把频率误差压到 0.1%，再增加点数的收益远小于代价。把有限的时间放在把已有功能做扎实、把每个数字都验证过，比多加一个功能更有意义。</w:t>
+      </w:r>
+    </w:p>
+    <w:p>
+      <w:pPr>
+        <w:rPr>
+          <w:rFonts w:ascii="Times New Roman" w:hAnsi="Times New Roman" w:eastAsia="宋体" w:cs="Times New Roman"/>
+          <w:b/>
+          <w:sz w:val="28"/>
+        </w:rPr>
+        <w:ind w:firstLineChars="200"/>
+        <w:spacing w:line="360" w:lineRule="auto"/>
+      </w:pPr>
+      <w:r>
+        <w:rPr>
+          <w:rFonts w:ascii="Times New Roman" w:hAnsi="Times New Roman" w:eastAsia="宋体"/>
+          <w:sz w:val="24"/>
+        </w:rPr>
+        <w:t xml:space="preserve">传感器前端的处理则走了另一条路。早期用麦克风模块接入时，读数长期停在 1500mV 不动，一开始怀疑算法，实测后才发现是增益档选得过高（60dB），信号本身已经贴着模块的输出上限。把增益降到 50dB 后读数回到 500mV，但此时信噪比又不足以体现锁相的作用。最终没有继续堆前端电路，而是改用一个更干净的实验替代 —— 用外部音源做频率扫描，直接测出锁相的选择性曲线（3.3 节第（10b）项）。这条路不需要改任何硬件，却把"只认一个频率"这个抽象说法变成了一条可看的曲线。</w:t>
       </w:r>
     </w:p>
     <w:p>

--- a/report/tech_doc_draft.docx
+++ b/report/tech_doc_draft.docx
@@ -581,7 +581,7 @@
           <w:rFonts w:ascii="Times New Roman" w:hAnsi="Times New Roman" w:eastAsia="宋体"/>
           <w:sz w:val="20"/>
         </w:rPr>
-        <w:t xml:space="preserve">3.2.3 软件成果 ··············  17</w:t>
+        <w:t xml:space="preserve">3.2.3 软件成果 ··············  16</w:t>
       </w:r>
     </w:p>
     <w:p>
@@ -599,7 +599,7 @@
           <w:rFonts w:ascii="Times New Roman" w:hAnsi="Times New Roman" w:eastAsia="宋体"/>
           <w:sz w:val="21"/>
         </w:rPr>
-        <w:t xml:space="preserve">3.3 特性成果 ··················  18</w:t>
+        <w:t xml:space="preserve">3.3 特性成果 ··················  17</w:t>
       </w:r>
     </w:p>
     <w:p>
@@ -617,7 +617,7 @@
           <w:rFonts w:ascii="Times New Roman" w:hAnsi="Times New Roman" w:eastAsia="宋体"/>
           <w:sz w:val="21"/>
         </w:rPr>
-        <w:t xml:space="preserve">3.4 设计取舍 ··················  22</w:t>
+        <w:t xml:space="preserve">3.4 设计取舍 ··················  21</w:t>
       </w:r>
     </w:p>
     <w:p>
@@ -635,7 +635,7 @@
           <w:rFonts w:ascii="Times New Roman" w:hAnsi="Times New Roman" w:eastAsia="宋体"/>
           <w:sz w:val="20"/>
         </w:rPr>
-        <w:t xml:space="preserve">3.4.1 频谱核：自研 1024 点，而非直接例化 IP ····  22</w:t>
+        <w:t xml:space="preserve">3.4.1 频谱核：自研 1024 点，而非直接例化 IP ····  21</w:t>
       </w:r>
     </w:p>
     <w:p>
@@ -653,7 +653,7 @@
           <w:rFonts w:ascii="Times New Roman" w:hAnsi="Times New Roman" w:eastAsia="宋体"/>
           <w:sz w:val="20"/>
         </w:rPr>
-        <w:t xml:space="preserve">3.4.2 点数与精度：用 1/4 的点数，达到同等的频率精度 ····  23</w:t>
+        <w:t xml:space="preserve">3.4.2 点数与精度：用 1/4 的点数，达到同等的频率精度 ····  22</w:t>
       </w:r>
     </w:p>
     <w:p>
@@ -671,7 +671,7 @@
           <w:rFonts w:ascii="Times New Roman" w:hAnsi="Times New Roman" w:eastAsia="宋体"/>
           <w:sz w:val="20"/>
         </w:rPr>
-        <w:t xml:space="preserve">3.4.3 锁相：数字相干解调，而非模拟相敏检波 ····  23</w:t>
+        <w:t xml:space="preserve">3.4.3 锁相：数字相干解调，而非模拟相敏检波 ····  22</w:t>
       </w:r>
     </w:p>
     <w:p>
@@ -689,7 +689,7 @@
           <w:rFonts w:ascii="Times New Roman" w:hAnsi="Times New Roman" w:eastAsia="宋体"/>
           <w:sz w:val="21"/>
         </w:rPr>
-        <w:t xml:space="preserve">3.5 扩展应用：二端网络的幅频与相频测量 ····  24</w:t>
+        <w:t xml:space="preserve">3.5 扩展应用：二端网络的幅频与相频测量 ····  23</w:t>
       </w:r>
     </w:p>
     <w:p>
@@ -707,7 +707,7 @@
           <w:rFonts w:ascii="Times New Roman" w:hAnsi="Times New Roman" w:eastAsia="宋体"/>
           <w:sz w:val="20"/>
         </w:rPr>
-        <w:t xml:space="preserve">3.5.1 方法：直通校准 ········  24</w:t>
+        <w:t xml:space="preserve">3.5.1 方法：直通校准 ········  23</w:t>
       </w:r>
     </w:p>
     <w:p>
@@ -725,7 +725,7 @@
           <w:rFonts w:ascii="Times New Roman" w:hAnsi="Times New Roman" w:eastAsia="宋体"/>
           <w:sz w:val="20"/>
         </w:rPr>
-        <w:t xml:space="preserve">3.5.2 系统自身响应（直通） ····  25</w:t>
+        <w:t xml:space="preserve">3.5.2 系统自身响应（直通） ····  24</w:t>
       </w:r>
     </w:p>
     <w:p>
@@ -743,7 +743,7 @@
           <w:rFonts w:ascii="Times New Roman" w:hAnsi="Times New Roman" w:eastAsia="宋体"/>
           <w:sz w:val="20"/>
         </w:rPr>
-        <w:t xml:space="preserve">3.5.3 被测件：一阶有源低通 ····  26</w:t>
+        <w:t xml:space="preserve">3.5.3 被测件：一阶有源低通 ····  24</w:t>
       </w:r>
     </w:p>
     <w:p>
@@ -779,7 +779,7 @@
           <w:rFonts w:ascii="Times New Roman" w:hAnsi="Times New Roman" w:eastAsia="宋体"/>
           <w:sz w:val="20"/>
         </w:rPr>
-        <w:t xml:space="preserve">3.5.5 顺带得到的一条量程边界 ····  27</w:t>
+        <w:t xml:space="preserve">3.5.5 顺带得到的一条量程边界 ····  26</w:t>
       </w:r>
     </w:p>
     <w:p>
@@ -797,7 +797,7 @@
           <w:rFonts w:ascii="Times New Roman" w:hAnsi="Times New Roman" w:eastAsia="宋体"/>
           <w:sz w:val="20"/>
         </w:rPr>
-        <w:t xml:space="preserve">3.5.6 工程说明 ··············  27</w:t>
+        <w:t xml:space="preserve">3.5.6 工程说明 ··············  26</w:t>
       </w:r>
     </w:p>
     <w:p>
@@ -851,7 +851,7 @@
           <w:rFonts w:ascii="Times New Roman" w:hAnsi="Times New Roman" w:eastAsia="宋体"/>
           <w:sz w:val="21"/>
         </w:rPr>
-        <w:t xml:space="preserve">4.2 心得体会 ··················  28</w:t>
+        <w:t xml:space="preserve">4.2 心得体会 ··················  27</w:t>
       </w:r>
     </w:p>
     <w:p>
@@ -869,7 +869,7 @@
           <w:rFonts w:ascii="Times New Roman" w:hAnsi="Times New Roman" w:eastAsia="宋体"/>
           <w:sz w:val="21"/>
         </w:rPr>
-        <w:t xml:space="preserve">第五部分  参考文献 ··············  29</w:t>
+        <w:t xml:space="preserve">第五部分  参考文献 ··············  28</w:t>
       </w:r>
     </w:p>
     <w:p>
@@ -3784,7 +3784,7 @@
       <w:r>
         <w:drawing>
           <wp:inline xmlns:a="http://schemas.openxmlformats.org/drawingml/2006/main" xmlns:pic="http://schemas.openxmlformats.org/drawingml/2006/picture">
-            <wp:extent cx="4500000" cy="6000000"/>
+            <wp:extent cx="3600000" cy="4800000"/>
             <wp:docPr id="12" name="Picture 12"/>
             <wp:cNvGraphicFramePr>
               <a:graphicFrameLocks noChangeAspect="1"/>
@@ -3805,7 +3805,7 @@
                   <pic:spPr>
                     <a:xfrm>
                       <a:off x="0" y="0"/>
-                      <a:ext cx="4500000" cy="6000000"/>
+                      <a:ext cx="3600000" cy="4800000"/>
                     </a:xfrm>
                     <a:prstGeom prst="rect"/>
                   </pic:spPr>
@@ -3937,7 +3937,7 @@
       <w:r>
         <w:drawing>
           <wp:inline xmlns:a="http://schemas.openxmlformats.org/drawingml/2006/main" xmlns:pic="http://schemas.openxmlformats.org/drawingml/2006/picture">
-            <wp:extent cx="3960000" cy="5280943"/>
+            <wp:extent cx="3420000" cy="4560814"/>
             <wp:docPr id="13" name="Picture 13"/>
             <wp:cNvGraphicFramePr>
               <a:graphicFrameLocks noChangeAspect="1"/>
@@ -3958,7 +3958,7 @@
                   <pic:spPr>
                     <a:xfrm>
                       <a:off x="0" y="0"/>
-                      <a:ext cx="3960000" cy="5280943"/>
+                      <a:ext cx="3420000" cy="4560814"/>
                     </a:xfrm>
                     <a:prstGeom prst="rect"/>
                   </pic:spPr>
@@ -4297,7 +4297,64 @@
           <w:rFonts w:ascii="Times New Roman" w:hAnsi="Times New Roman" w:eastAsia="宋体"/>
           <w:sz w:val="24"/>
         </w:rPr>
-        <w:t xml:space="preserve">（10b）锁相放大的频率选择性（实测）。上述 −18.8dB 数据说明锁相能在噪声中提取信号，但没有回答另一个更基本的问题：它到底只认多窄的一段频率？为此做了独立测试 —— 参考频率固定 1000Hz，用外部音源在 500Hz~2kHz 之间逐点改变信号频率，每个频点读一次锁相幅度。结果见图 3-5。</w:t>
+        <w:t xml:space="preserve">（10b）锁相放大的频率选择性（实测）。上述 −18.8dB 数据说明锁相能在噪声中提取信号，但没有回答另一个更基本的问题：它到底只认多窄的一段频率？为此做了独立测试 —— 参考频率固定 1000Hz，用外部音源在 500Hz~2kHz 之间逐点改变信号频率，每个频点读一次锁相幅度。音源经一只 MAX9814 麦克风模块接入 AD 输入端（图 3-5），信号路径为：手机扬声器 → 空气 → 麦克风模块 → AD 输入 → FPGA。结果见图 3-6。</w:t>
+      </w:r>
+    </w:p>
+    <w:p>
+      <w:pPr>
+        <w:jc w:val="center"/>
+      </w:pPr>
+      <w:r>
+        <w:drawing>
+          <wp:inline xmlns:a="http://schemas.openxmlformats.org/drawingml/2006/main" xmlns:pic="http://schemas.openxmlformats.org/drawingml/2006/picture">
+            <wp:extent cx="3060000" cy="4080000"/>
+            <wp:docPr id="15" name="Picture 15"/>
+            <wp:cNvGraphicFramePr>
+              <a:graphicFrameLocks noChangeAspect="1"/>
+            </wp:cNvGraphicFramePr>
+            <a:graphic>
+              <a:graphicData uri="http://schemas.openxmlformats.org/drawingml/2006/picture">
+                <pic:pic>
+                  <pic:nvPicPr>
+                    <pic:cNvPr id="0" name="fig_mic_module.jpg"/>
+                    <pic:cNvPicPr/>
+                  </pic:nvPicPr>
+                  <pic:blipFill>
+                    <a:blip r:embed="rId26"/>
+                    <a:stretch>
+                      <a:fillRect/>
+                    </a:stretch>
+                  </pic:blipFill>
+                  <pic:spPr>
+                    <a:xfrm>
+                      <a:off x="0" y="0"/>
+                      <a:ext cx="3060000" cy="4080000"/>
+                    </a:xfrm>
+                    <a:prstGeom prst="rect"/>
+                  </pic:spPr>
+                </pic:pic>
+              </a:graphicData>
+            </a:graphic>
+          </wp:inline>
+        </w:drawing>
+      </w:r>
+    </w:p>
+    <w:p>
+      <w:pPr>
+        <w:rPr>
+          <w:rFonts w:ascii="Times New Roman" w:hAnsi="Times New Roman" w:eastAsia="宋体" w:cs="Times New Roman"/>
+          <w:b/>
+          <w:sz w:val="28"/>
+        </w:rPr>
+        <w:jc w:val="center"/>
+        <w:spacing w:line="360" w:lineRule="auto" w:after="80"/>
+      </w:pPr>
+      <w:r>
+        <w:rPr>
+          <w:rFonts w:ascii="Times New Roman" w:hAnsi="Times New Roman" w:eastAsia="宋体"/>
+          <w:sz w:val="18"/>
+        </w:rPr>
+        <w:t xml:space="preserve">图 3-5  外部声源经麦克风模块接入 AD 输入端</w:t>
       </w:r>
     </w:p>
     <w:p>
@@ -4326,7 +4383,7 @@
         <w:drawing>
           <wp:inline xmlns:a="http://schemas.openxmlformats.org/drawingml/2006/main" xmlns:pic="http://schemas.openxmlformats.org/drawingml/2006/picture">
             <wp:extent cx="5400000" cy="4365872"/>
-            <wp:docPr id="15" name="Picture 15"/>
+            <wp:docPr id="16" name="Picture 16"/>
             <wp:cNvGraphicFramePr>
               <a:graphicFrameLocks noChangeAspect="1"/>
             </wp:cNvGraphicFramePr>
@@ -4338,7 +4395,7 @@
                     <pic:cNvPicPr/>
                   </pic:nvPicPr>
                   <pic:blipFill>
-                    <a:blip r:embed="rId26"/>
+                    <a:blip r:embed="rId27"/>
                     <a:stretch>
                       <a:fillRect/>
                     </a:stretch>
@@ -4372,7 +4429,7 @@
           <w:rFonts w:ascii="Times New Roman" w:hAnsi="Times New Roman" w:eastAsia="宋体"/>
           <w:sz w:val="18"/>
         </w:rPr>
-        <w:t xml:space="preserve">图 3-5  锁相放大器的实测频率选择性（参考 1000Hz，积分 32 周期）</w:t>
+        <w:t xml:space="preserve">图 3-6  锁相放大器的实测频率选择性（参考 1000Hz，积分 32 周期）</w:t>
       </w:r>
     </w:p>
     <w:p>
@@ -6256,13 +6313,89 @@
     </w:p>
     <w:p>
       <w:pPr>
+        <w:rPr>
+          <w:rFonts w:ascii="Times New Roman" w:hAnsi="Times New Roman" w:eastAsia="宋体" w:cs="Times New Roman"/>
+          <w:b/>
+          <w:sz w:val="28"/>
+        </w:rPr>
+        <w:jc w:val="left"/>
+        <w:keepNext/>
+        <w:spacing w:line="360" w:lineRule="auto" w:after="40"/>
+      </w:pPr>
+      <w:r>
+        <w:rPr>
+          <w:rFonts w:ascii="Times New Roman" w:hAnsi="Times New Roman" w:eastAsia="宋体"/>
+          <w:sz w:val="24"/>
+          <w:b/>
+        </w:rPr>
+        <w:t xml:space="preserve">3.5.2 系统自身响应（直通）</w:t>
+      </w:r>
+    </w:p>
+    <w:p>
+      <w:pPr>
+        <w:rPr>
+          <w:rFonts w:ascii="Times New Roman" w:hAnsi="Times New Roman" w:eastAsia="宋体" w:cs="Times New Roman"/>
+          <w:b/>
+          <w:sz w:val="28"/>
+        </w:rPr>
+        <w:ind w:firstLineChars="200"/>
+        <w:spacing w:line="360" w:lineRule="auto"/>
+      </w:pPr>
+      <w:r>
+        <w:rPr>
+          <w:rFonts w:ascii="Times New Roman" w:hAnsi="Times New Roman" w:eastAsia="宋体"/>
+          <w:sz w:val="24"/>
+        </w:rPr>
+        <w:t xml:space="preserve">直通一遍的结果本身就是一个指标：本系统在 1MHz 内的幅频不平坦度为 0.034dB（1kHz 为基准，100kHz 处 +0.006dB，464kHz 处 −0.004dB，1MHz 处 −0.034dB）。这个数字说明后续测量可以放心把系统当作平坦通路，同时也解释了为什么两遍归一化后的结果几乎不发生变化 —— 系统确实没有多少可扣的。</w:t>
+      </w:r>
+    </w:p>
+    <w:p>
+      <w:pPr>
+        <w:rPr>
+          <w:rFonts w:ascii="Times New Roman" w:hAnsi="Times New Roman" w:eastAsia="宋体" w:cs="Times New Roman"/>
+          <w:b/>
+          <w:sz w:val="28"/>
+        </w:rPr>
+        <w:jc w:val="left"/>
+        <w:keepNext/>
+        <w:spacing w:line="360" w:lineRule="auto" w:after="40"/>
+      </w:pPr>
+      <w:r>
+        <w:rPr>
+          <w:rFonts w:ascii="Times New Roman" w:hAnsi="Times New Roman" w:eastAsia="宋体"/>
+          <w:sz w:val="24"/>
+          <w:b/>
+        </w:rPr>
+        <w:t xml:space="preserve">3.5.3 被测件：一阶有源低通</w:t>
+      </w:r>
+    </w:p>
+    <w:p>
+      <w:pPr>
+        <w:rPr>
+          <w:rFonts w:ascii="Times New Roman" w:hAnsi="Times New Roman" w:eastAsia="宋体" w:cs="Times New Roman"/>
+          <w:b/>
+          <w:sz w:val="28"/>
+        </w:rPr>
+        <w:ind w:firstLineChars="200"/>
+        <w:spacing w:line="360" w:lineRule="auto"/>
+      </w:pPr>
+      <w:r>
+        <w:rPr>
+          <w:rFonts w:ascii="Times New Roman" w:hAnsi="Times New Roman" w:eastAsia="宋体"/>
+          <w:sz w:val="24"/>
+        </w:rPr>
+        <w:t xml:space="preserve">被测件为自行搭焊的一阶有源低通，R=2.2kΩ、C=4.7nF，运放 NE5532，供电压 ±12V。按标称值计算，理论截止频率为 1/(2πRC)=15393Hz。实物见图 3-7。</w:t>
+      </w:r>
+    </w:p>
+    <w:p>
+      <w:pPr>
         <w:jc w:val="center"/>
       </w:pPr>
       <w:r>
         <w:drawing>
           <wp:inline xmlns:a="http://schemas.openxmlformats.org/drawingml/2006/main" xmlns:pic="http://schemas.openxmlformats.org/drawingml/2006/picture">
-            <wp:extent cx="5580000" cy="4963198"/>
-            <wp:docPr id="16" name="Picture 16"/>
+            <wp:extent cx="3060000" cy="4080000"/>
+            <wp:docPr id="17" name="Picture 17"/>
             <wp:cNvGraphicFramePr>
               <a:graphicFrameLocks noChangeAspect="1"/>
             </wp:cNvGraphicFramePr>
@@ -6270,11 +6403,11 @@
               <a:graphicData uri="http://schemas.openxmlformats.org/drawingml/2006/picture">
                 <pic:pic>
                   <pic:nvPicPr>
-                    <pic:cNvPr id="0" name="lockin_bode_dut.png"/>
+                    <pic:cNvPr id="0" name="fig_lpf_module.jpg"/>
                     <pic:cNvPicPr/>
                   </pic:nvPicPr>
                   <pic:blipFill>
-                    <a:blip r:embed="rId27"/>
+                    <a:blip r:embed="rId28"/>
                     <a:stretch>
                       <a:fillRect/>
                     </a:stretch>
@@ -6282,7 +6415,7 @@
                   <pic:spPr>
                     <a:xfrm>
                       <a:off x="0" y="0"/>
-                      <a:ext cx="5580000" cy="4963198"/>
+                      <a:ext cx="3060000" cy="4080000"/>
                     </a:xfrm>
                     <a:prstGeom prst="rect"/>
                   </pic:spPr>
@@ -6308,101 +6441,7 @@
           <w:rFonts w:ascii="Times New Roman" w:hAnsi="Times New Roman" w:eastAsia="宋体"/>
           <w:sz w:val="18"/>
         </w:rPr>
-        <w:t xml:space="preserve">图 3-6  一阶有源低通的实测波特图（上：幅频；下：相频）</w:t>
-      </w:r>
-    </w:p>
-    <w:p>
-      <w:pPr>
-        <w:rPr>
-          <w:rFonts w:ascii="Times New Roman" w:hAnsi="Times New Roman" w:eastAsia="宋体" w:cs="Times New Roman"/>
-          <w:b/>
-          <w:sz w:val="28"/>
-        </w:rPr>
-        <w:ind w:firstLineChars="200"/>
-        <w:spacing w:line="360" w:lineRule="auto"/>
-      </w:pPr>
-      <w:r>
-        <w:rPr>
-          <w:rFonts w:ascii="Times New Roman" w:hAnsi="Times New Roman" w:eastAsia="宋体"/>
-          <w:sz w:val="24"/>
-        </w:rPr>
-        <w:t xml:space="preserve">图 3-6 中灰线为由拟合参数生成的理论曲线，圆点为锁相实测，方块为峰峰值直接测量。可以看到三条信息：一是实测点与理论曲线在通带内几乎重合；二是 300kHz 之后方块点明显高于圆点，说明峰峰值已失效；三是相频曲线在中频段穿过 90°，高频段继续下探。</w:t>
-      </w:r>
-    </w:p>
-    <w:p>
-      <w:pPr>
-        <w:rPr>
-          <w:rFonts w:ascii="Times New Roman" w:hAnsi="Times New Roman" w:eastAsia="宋体" w:cs="Times New Roman"/>
-          <w:b/>
-          <w:sz w:val="28"/>
-        </w:rPr>
-        <w:jc w:val="left"/>
-        <w:keepNext/>
-        <w:spacing w:line="360" w:lineRule="auto" w:after="40"/>
-      </w:pPr>
-      <w:r>
-        <w:rPr>
-          <w:rFonts w:ascii="Times New Roman" w:hAnsi="Times New Roman" w:eastAsia="宋体"/>
-          <w:sz w:val="24"/>
-          <w:b/>
-        </w:rPr>
-        <w:t xml:space="preserve">3.5.2 系统自身响应（直通）</w:t>
-      </w:r>
-    </w:p>
-    <w:p>
-      <w:pPr>
-        <w:rPr>
-          <w:rFonts w:ascii="Times New Roman" w:hAnsi="Times New Roman" w:eastAsia="宋体" w:cs="Times New Roman"/>
-          <w:b/>
-          <w:sz w:val="28"/>
-        </w:rPr>
-        <w:ind w:firstLineChars="200"/>
-        <w:spacing w:line="360" w:lineRule="auto"/>
-      </w:pPr>
-      <w:r>
-        <w:rPr>
-          <w:rFonts w:ascii="Times New Roman" w:hAnsi="Times New Roman" w:eastAsia="宋体"/>
-          <w:sz w:val="24"/>
-        </w:rPr>
-        <w:t xml:space="preserve">直通一遍的结果本身就是一个指标：本系统在 1MHz 内的幅频不平坦度为 0.034dB（1kHz 为基准，100kHz 处 +0.006dB，464kHz 处 −0.004dB，1MHz 处 −0.034dB）。这个数字说明后续测量可以放心把系统当作平坦通路，同时也解释了为什么两遍归一化后的结果几乎不发生变化 —— 系统确实没有多少可扣的。</w:t>
-      </w:r>
-    </w:p>
-    <w:p>
-      <w:pPr>
-        <w:rPr>
-          <w:rFonts w:ascii="Times New Roman" w:hAnsi="Times New Roman" w:eastAsia="宋体" w:cs="Times New Roman"/>
-          <w:b/>
-          <w:sz w:val="28"/>
-        </w:rPr>
-        <w:jc w:val="left"/>
-        <w:keepNext/>
-        <w:spacing w:line="360" w:lineRule="auto" w:after="40"/>
-      </w:pPr>
-      <w:r>
-        <w:rPr>
-          <w:rFonts w:ascii="Times New Roman" w:hAnsi="Times New Roman" w:eastAsia="宋体"/>
-          <w:sz w:val="24"/>
-          <w:b/>
-        </w:rPr>
-        <w:t xml:space="preserve">3.5.3 被测件：一阶有源低通</w:t>
-      </w:r>
-    </w:p>
-    <w:p>
-      <w:pPr>
-        <w:rPr>
-          <w:rFonts w:ascii="Times New Roman" w:hAnsi="Times New Roman" w:eastAsia="宋体" w:cs="Times New Roman"/>
-          <w:b/>
-          <w:sz w:val="28"/>
-        </w:rPr>
-        <w:ind w:firstLineChars="200"/>
-        <w:spacing w:line="360" w:lineRule="auto"/>
-      </w:pPr>
-      <w:r>
-        <w:rPr>
-          <w:rFonts w:ascii="Times New Roman" w:hAnsi="Times New Roman" w:eastAsia="宋体"/>
-          <w:sz w:val="24"/>
-        </w:rPr>
-        <w:t xml:space="preserve">被测件为自行搭焊的一阶有源低通，R=2.2kΩ、C=4.7nF，运放 NE5532，供电压 ±12V。按标称值计算，理论截止频率为 1/(2πRC)=15393Hz。</w:t>
+        <w:t xml:space="preserve">图 3-7  被测件：一阶有源低通（2.2kΩ + 4.7nF + NE5532，±12V 双电源）</w:t>
       </w:r>
     </w:p>
     <w:tbl>
@@ -6905,6 +6944,81 @@
         </w:tc>
       </w:tr>
     </w:tbl>
+    <w:p>
+      <w:pPr>
+        <w:jc w:val="center"/>
+      </w:pPr>
+      <w:r>
+        <w:drawing>
+          <wp:inline xmlns:a="http://schemas.openxmlformats.org/drawingml/2006/main" xmlns:pic="http://schemas.openxmlformats.org/drawingml/2006/picture">
+            <wp:extent cx="5580000" cy="4963198"/>
+            <wp:docPr id="18" name="Picture 18"/>
+            <wp:cNvGraphicFramePr>
+              <a:graphicFrameLocks noChangeAspect="1"/>
+            </wp:cNvGraphicFramePr>
+            <a:graphic>
+              <a:graphicData uri="http://schemas.openxmlformats.org/drawingml/2006/picture">
+                <pic:pic>
+                  <pic:nvPicPr>
+                    <pic:cNvPr id="0" name="lockin_bode_dut.png"/>
+                    <pic:cNvPicPr/>
+                  </pic:nvPicPr>
+                  <pic:blipFill>
+                    <a:blip r:embed="rId29"/>
+                    <a:stretch>
+                      <a:fillRect/>
+                    </a:stretch>
+                  </pic:blipFill>
+                  <pic:spPr>
+                    <a:xfrm>
+                      <a:off x="0" y="0"/>
+                      <a:ext cx="5580000" cy="4963198"/>
+                    </a:xfrm>
+                    <a:prstGeom prst="rect"/>
+                  </pic:spPr>
+                </pic:pic>
+              </a:graphicData>
+            </a:graphic>
+          </wp:inline>
+        </w:drawing>
+      </w:r>
+    </w:p>
+    <w:p>
+      <w:pPr>
+        <w:rPr>
+          <w:rFonts w:ascii="Times New Roman" w:hAnsi="Times New Roman" w:eastAsia="宋体" w:cs="Times New Roman"/>
+          <w:b/>
+          <w:sz w:val="28"/>
+        </w:rPr>
+        <w:jc w:val="center"/>
+        <w:spacing w:line="360" w:lineRule="auto" w:after="80"/>
+      </w:pPr>
+      <w:r>
+        <w:rPr>
+          <w:rFonts w:ascii="Times New Roman" w:hAnsi="Times New Roman" w:eastAsia="宋体"/>
+          <w:sz w:val="18"/>
+        </w:rPr>
+        <w:t xml:space="preserve">图 3-8  一阶有源低通的实测波特图（上：幅频；下：相频）</w:t>
+      </w:r>
+    </w:p>
+    <w:p>
+      <w:pPr>
+        <w:rPr>
+          <w:rFonts w:ascii="Times New Roman" w:hAnsi="Times New Roman" w:eastAsia="宋体" w:cs="Times New Roman"/>
+          <w:b/>
+          <w:sz w:val="28"/>
+        </w:rPr>
+        <w:ind w:firstLineChars="200"/>
+        <w:spacing w:line="360" w:lineRule="auto"/>
+      </w:pPr>
+      <w:r>
+        <w:rPr>
+          <w:rFonts w:ascii="Times New Roman" w:hAnsi="Times New Roman" w:eastAsia="宋体"/>
+          <w:sz w:val="24"/>
+        </w:rPr>
+        <w:t xml:space="preserve">图 3-8 中灰线为由拟合参数生成的理论曲线，圆点为锁相实测，方块为峰峰值直接测量。可以看到三条信息：一是实测点与理论曲线在通带内几乎重合；二是 300kHz 之后方块点明显高于圆点，说明峰峰值已失效；三是相频曲线在中频段穿过 90°，高频段继续下探。</w:t>
+      </w:r>
+    </w:p>
     <w:p>
       <w:pPr>
         <w:rPr>

--- a/report/tech_doc_draft.docx
+++ b/report/tech_doc_draft.docx
@@ -491,7 +491,7 @@
           <w:rFonts w:ascii="Times New Roman" w:hAnsi="Times New Roman" w:eastAsia="宋体"/>
           <w:sz w:val="21"/>
         </w:rPr>
-        <w:t xml:space="preserve">第三部分  完成情况及性能参数 ····  14</w:t>
+        <w:t xml:space="preserve">第三部分  完成情况及性能参数 ····  15</w:t>
       </w:r>
     </w:p>
     <w:p>
@@ -509,7 +509,7 @@
           <w:rFonts w:ascii="Times New Roman" w:hAnsi="Times New Roman" w:eastAsia="宋体"/>
           <w:sz w:val="21"/>
         </w:rPr>
-        <w:t xml:space="preserve">3.1 整体介绍 ··················  14</w:t>
+        <w:t xml:space="preserve">3.1 整体介绍 ··················  15</w:t>
       </w:r>
     </w:p>
     <w:p>
@@ -527,7 +527,7 @@
           <w:rFonts w:ascii="Times New Roman" w:hAnsi="Times New Roman" w:eastAsia="宋体"/>
           <w:sz w:val="21"/>
         </w:rPr>
-        <w:t xml:space="preserve">3.2 工程成果 ··················  16</w:t>
+        <w:t xml:space="preserve">3.2 工程成果 ··················  17</w:t>
       </w:r>
     </w:p>
     <w:p>
@@ -545,7 +545,7 @@
           <w:rFonts w:ascii="Times New Roman" w:hAnsi="Times New Roman" w:eastAsia="宋体"/>
           <w:sz w:val="20"/>
         </w:rPr>
-        <w:t xml:space="preserve">3.2.1 机械成果 ··············  16</w:t>
+        <w:t xml:space="preserve">3.2.1 机械成果 ··············  17</w:t>
       </w:r>
     </w:p>
     <w:p>
@@ -563,7 +563,7 @@
           <w:rFonts w:ascii="Times New Roman" w:hAnsi="Times New Roman" w:eastAsia="宋体"/>
           <w:sz w:val="20"/>
         </w:rPr>
-        <w:t xml:space="preserve">3.2.2 电路成果 ··············  16</w:t>
+        <w:t xml:space="preserve">3.2.2 电路成果 ··············  17</w:t>
       </w:r>
     </w:p>
     <w:p>
@@ -581,7 +581,7 @@
           <w:rFonts w:ascii="Times New Roman" w:hAnsi="Times New Roman" w:eastAsia="宋体"/>
           <w:sz w:val="20"/>
         </w:rPr>
-        <w:t xml:space="preserve">3.2.3 软件成果 ··············  16</w:t>
+        <w:t xml:space="preserve">3.2.3 软件成果 ··············  17</w:t>
       </w:r>
     </w:p>
     <w:p>
@@ -599,7 +599,7 @@
           <w:rFonts w:ascii="Times New Roman" w:hAnsi="Times New Roman" w:eastAsia="宋体"/>
           <w:sz w:val="21"/>
         </w:rPr>
-        <w:t xml:space="preserve">3.3 特性成果 ··················  17</w:t>
+        <w:t xml:space="preserve">3.3 特性成果 ··················  18</w:t>
       </w:r>
     </w:p>
     <w:p>
@@ -617,7 +617,7 @@
           <w:rFonts w:ascii="Times New Roman" w:hAnsi="Times New Roman" w:eastAsia="宋体"/>
           <w:sz w:val="21"/>
         </w:rPr>
-        <w:t xml:space="preserve">3.4 设计取舍 ··················  21</w:t>
+        <w:t xml:space="preserve">3.4 设计取舍 ··················  22</w:t>
       </w:r>
     </w:p>
     <w:p>
@@ -635,7 +635,7 @@
           <w:rFonts w:ascii="Times New Roman" w:hAnsi="Times New Roman" w:eastAsia="宋体"/>
           <w:sz w:val="20"/>
         </w:rPr>
-        <w:t xml:space="preserve">3.4.1 频谱核：自研 1024 点，而非直接例化 IP ····  21</w:t>
+        <w:t xml:space="preserve">3.4.1 频谱核：自研 1024 点，而非直接例化 IP ····  22</w:t>
       </w:r>
     </w:p>
     <w:p>
@@ -653,7 +653,7 @@
           <w:rFonts w:ascii="Times New Roman" w:hAnsi="Times New Roman" w:eastAsia="宋体"/>
           <w:sz w:val="20"/>
         </w:rPr>
-        <w:t xml:space="preserve">3.4.2 点数与精度：用 1/4 的点数，达到同等的频率精度 ····  22</w:t>
+        <w:t xml:space="preserve">3.4.2 点数与精度：用 1/4 的点数，达到同等的频率精度 ····  23</w:t>
       </w:r>
     </w:p>
     <w:p>
@@ -671,7 +671,7 @@
           <w:rFonts w:ascii="Times New Roman" w:hAnsi="Times New Roman" w:eastAsia="宋体"/>
           <w:sz w:val="20"/>
         </w:rPr>
-        <w:t xml:space="preserve">3.4.3 锁相：数字相干解调，而非模拟相敏检波 ····  22</w:t>
+        <w:t xml:space="preserve">3.4.3 锁相：数字相干解调，而非模拟相敏检波 ····  23</w:t>
       </w:r>
     </w:p>
     <w:p>
@@ -689,7 +689,7 @@
           <w:rFonts w:ascii="Times New Roman" w:hAnsi="Times New Roman" w:eastAsia="宋体"/>
           <w:sz w:val="21"/>
         </w:rPr>
-        <w:t xml:space="preserve">3.5 扩展应用：二端网络的幅频与相频测量 ····  23</w:t>
+        <w:t xml:space="preserve">3.5 扩展应用：二端网络的幅频与相频测量 ····  24</w:t>
       </w:r>
     </w:p>
     <w:p>
@@ -707,7 +707,7 @@
           <w:rFonts w:ascii="Times New Roman" w:hAnsi="Times New Roman" w:eastAsia="宋体"/>
           <w:sz w:val="20"/>
         </w:rPr>
-        <w:t xml:space="preserve">3.5.1 方法：直通校准 ········  23</w:t>
+        <w:t xml:space="preserve">3.5.1 方法：直通校准 ········  24</w:t>
       </w:r>
     </w:p>
     <w:p>
@@ -725,7 +725,7 @@
           <w:rFonts w:ascii="Times New Roman" w:hAnsi="Times New Roman" w:eastAsia="宋体"/>
           <w:sz w:val="20"/>
         </w:rPr>
-        <w:t xml:space="preserve">3.5.2 系统自身响应（直通） ····  24</w:t>
+        <w:t xml:space="preserve">3.5.2 系统自身响应（直通） ····  25</w:t>
       </w:r>
     </w:p>
     <w:p>
@@ -743,7 +743,7 @@
           <w:rFonts w:ascii="Times New Roman" w:hAnsi="Times New Roman" w:eastAsia="宋体"/>
           <w:sz w:val="20"/>
         </w:rPr>
-        <w:t xml:space="preserve">3.5.3 被测件：一阶有源低通 ····  24</w:t>
+        <w:t xml:space="preserve">3.5.3 被测件：一阶有源低通 ····  25</w:t>
       </w:r>
     </w:p>
     <w:p>
@@ -761,7 +761,7 @@
           <w:rFonts w:ascii="Times New Roman" w:hAnsi="Times New Roman" w:eastAsia="宋体"/>
           <w:sz w:val="20"/>
         </w:rPr>
-        <w:t xml:space="preserve">3.5.4 相位测量与系统延迟的分离 ····  26</w:t>
+        <w:t xml:space="preserve">3.5.4 相位测量与系统延迟的分离 ····  27</w:t>
       </w:r>
     </w:p>
     <w:p>
@@ -779,7 +779,7 @@
           <w:rFonts w:ascii="Times New Roman" w:hAnsi="Times New Roman" w:eastAsia="宋体"/>
           <w:sz w:val="20"/>
         </w:rPr>
-        <w:t xml:space="preserve">3.5.5 顺带得到的一条量程边界 ····  26</w:t>
+        <w:t xml:space="preserve">3.5.5 顺带得到的一条量程边界 ····  27</w:t>
       </w:r>
     </w:p>
     <w:p>
@@ -797,7 +797,7 @@
           <w:rFonts w:ascii="Times New Roman" w:hAnsi="Times New Roman" w:eastAsia="宋体"/>
           <w:sz w:val="20"/>
         </w:rPr>
-        <w:t xml:space="preserve">3.5.6 工程说明 ··············  26</w:t>
+        <w:t xml:space="preserve">3.5.6 工程说明 ··············  27</w:t>
       </w:r>
     </w:p>
     <w:p>
@@ -815,7 +815,7 @@
           <w:rFonts w:ascii="Times New Roman" w:hAnsi="Times New Roman" w:eastAsia="宋体"/>
           <w:sz w:val="21"/>
         </w:rPr>
-        <w:t xml:space="preserve">第四部分  总结 ··················  27</w:t>
+        <w:t xml:space="preserve">第四部分  总结 ··················  28</w:t>
       </w:r>
     </w:p>
     <w:p>
@@ -833,7 +833,7 @@
           <w:rFonts w:ascii="Times New Roman" w:hAnsi="Times New Roman" w:eastAsia="宋体"/>
           <w:sz w:val="21"/>
         </w:rPr>
-        <w:t xml:space="preserve">4.1 可扩展之处 ················  27</w:t>
+        <w:t xml:space="preserve">4.1 可扩展之处 ················  28</w:t>
       </w:r>
     </w:p>
     <w:p>
@@ -851,7 +851,7 @@
           <w:rFonts w:ascii="Times New Roman" w:hAnsi="Times New Roman" w:eastAsia="宋体"/>
           <w:sz w:val="21"/>
         </w:rPr>
-        <w:t xml:space="preserve">4.2 心得体会 ··················  27</w:t>
+        <w:t xml:space="preserve">4.2 心得体会 ··················  28</w:t>
       </w:r>
     </w:p>
     <w:p>
@@ -869,7 +869,7 @@
           <w:rFonts w:ascii="Times New Roman" w:hAnsi="Times New Roman" w:eastAsia="宋体"/>
           <w:sz w:val="21"/>
         </w:rPr>
-        <w:t xml:space="preserve">第五部分  参考文献 ··············  28</w:t>
+        <w:t xml:space="preserve">第五部分  参考文献 ··············  29</w:t>
       </w:r>
     </w:p>
     <w:p>
@@ -3503,6 +3503,111 @@
           <w:sz w:val="24"/>
         </w:rPr>
         <w:t xml:space="preserve">（10）IFFT 与回放：复用同一套蝶形，读地址做 10 位位反转、旋转因子取共轭，在频域对指定 bin 段置零后再反变换，结果按 3 倍增益送 DAC 回放。</w:t>
+      </w:r>
+    </w:p>
+    <w:p>
+      <w:pPr>
+        <w:rPr>
+          <w:rFonts w:ascii="Times New Roman" w:hAnsi="Times New Roman" w:eastAsia="宋体" w:cs="Times New Roman"/>
+          <w:b/>
+          <w:sz w:val="28"/>
+        </w:rPr>
+        <w:ind w:firstLineChars="200"/>
+        <w:spacing w:line="360" w:lineRule="auto"/>
+      </w:pPr>
+      <w:r>
+        <w:rPr>
+          <w:rFonts w:ascii="Times New Roman" w:hAnsi="Times New Roman" w:eastAsia="宋体"/>
+          <w:sz w:val="24"/>
+        </w:rPr>
+        <w:t xml:space="preserve">回放功能实际使用时有两个现象需要说明，两者都不是故障，而是该方案的固有性质。</w:t>
+      </w:r>
+    </w:p>
+    <w:p>
+      <w:pPr>
+        <w:rPr>
+          <w:rFonts w:ascii="Times New Roman" w:hAnsi="Times New Roman" w:eastAsia="宋体" w:cs="Times New Roman"/>
+          <w:b/>
+          <w:sz w:val="28"/>
+        </w:rPr>
+        <w:ind w:firstLineChars="200"/>
+        <w:spacing w:line="360" w:lineRule="auto"/>
+      </w:pPr>
+      <w:r>
+        <w:rPr>
+          <w:rFonts w:ascii="Times New Roman" w:hAnsi="Times New Roman" w:eastAsia="宋体"/>
+          <w:sz w:val="24"/>
+        </w:rPr>
+        <w:t xml:space="preserve">其一，回放波形呈纺锤形，两端衰减、中间最大。原因是 IFFT(加窗信号的频谱) = 原信号 × 窗函数 —— 加窗之后再做反变换，窗函数本身变成了重建信号的包络。这是数学必然，与实现无关。本设计尝试过按 1/max(hann,0.25) 作逆窗补偿把它拉平，实测反而更差：帧内含约 14% 的量化杂散，真实包络并不严格等于窗函数，理想逆表在包络本已偏大的区段过度校正，反而造成局部塌陷（补偿前各段峰峰值为 17/15/22/31/28/36/30/20/20/14，补偿后变为 50/52/52/50/48/16/16/48/52/52，第 5、6 段明显塌陷）。因此保留原始包络，只做固定 3 倍增益。</w:t>
+      </w:r>
+    </w:p>
+    <w:p>
+      <w:pPr>
+        <w:rPr>
+          <w:rFonts w:ascii="Times New Roman" w:hAnsi="Times New Roman" w:eastAsia="宋体" w:cs="Times New Roman"/>
+          <w:b/>
+          <w:sz w:val="28"/>
+        </w:rPr>
+        <w:ind w:firstLineChars="200"/>
+        <w:spacing w:line="360" w:lineRule="auto"/>
+      </w:pPr>
+      <w:r>
+        <w:rPr>
+          <w:rFonts w:ascii="Times New Roman" w:hAnsi="Times New Roman" w:eastAsia="宋体"/>
+          <w:sz w:val="24"/>
+        </w:rPr>
+        <w:t xml:space="preserve">其二，面板上的电压读数会在约 1000mV 与约 5000mV 之间跳动。这一条与峰峰值测量的时间窗有关：回放时 1024 个点逐点送出，每点占用 1000 个系统时钟（与采集抽取倍数一致），因此一个完整回放周期为 1024×1000/50MHz = 20.48ms；而频率计侧的峰峰值统计窗口为 GATE1_CLKS = 500000 个时钟，即 10.00ms。两者比值为 0.488，</w:t>
+      </w:r>
+      <w:r>
+        <w:rPr>
+          <w:rFonts w:ascii="Times New Roman" w:hAnsi="Times New Roman" w:eastAsia="宋体"/>
+          <w:sz w:val="24"/>
+          <w:b/>
+        </w:rPr>
+        <w:t xml:space="preserve">不是整数</w:t>
+      </w:r>
+      <w:r>
+        <w:rPr>
+          <w:rFonts w:ascii="Times New Roman" w:hAnsi="Times New Roman" w:eastAsia="宋体"/>
+          <w:sz w:val="24"/>
+        </w:rPr>
+        <w:t xml:space="preserve"> —— 也就是说测量窗口只覆盖了纺锤包的 48.8%，且窗口起点相对包络的相位会逐次缓慢漂移。</w:t>
+      </w:r>
+    </w:p>
+    <w:p>
+      <w:pPr>
+        <w:rPr>
+          <w:rFonts w:ascii="Times New Roman" w:hAnsi="Times New Roman" w:eastAsia="宋体" w:cs="Times New Roman"/>
+          <w:b/>
+          <w:sz w:val="28"/>
+        </w:rPr>
+        <w:ind w:firstLineChars="200"/>
+        <w:spacing w:line="360" w:lineRule="auto"/>
+      </w:pPr>
+      <w:r>
+        <w:rPr>
+          <w:rFonts w:ascii="Times New Roman" w:hAnsi="Times New Roman" w:eastAsia="宋体"/>
+          <w:sz w:val="24"/>
+        </w:rPr>
+        <w:t xml:space="preserve">由此得到两种情形：窗口起点落在包络上升段（约占 48.8% 的相位区间）时，窗内含峰值点，读数接近满幅，约 5000mV；起点落在下降段（约占 51.2%）时，窗口只覆盖峰后半段与下一周期的开头，读数显著偏低，约 1000mV。前者区间略小于后者，因此现象表现为「多数时候在一千上下、偶尔跳到五千」。按 36.33mV/LSB 折算，1000mV 与 5000mV 分别对应约 27 与 138 个码值，与上述解释的量级一致。</w:t>
+      </w:r>
+    </w:p>
+    <w:p>
+      <w:pPr>
+        <w:rPr>
+          <w:rFonts w:ascii="Times New Roman" w:hAnsi="Times New Roman" w:eastAsia="宋体" w:cs="Times New Roman"/>
+          <w:b/>
+          <w:sz w:val="28"/>
+        </w:rPr>
+        <w:ind w:firstLineChars="200"/>
+        <w:spacing w:line="360" w:lineRule="auto"/>
+      </w:pPr>
+      <w:r>
+        <w:rPr>
+          <w:rFonts w:ascii="Times New Roman" w:hAnsi="Times New Roman" w:eastAsia="宋体"/>
+          <w:sz w:val="24"/>
+        </w:rPr>
+        <w:t xml:space="preserve">这一现象也解释了为什么本作品在回放环节不引用电压读数作为判据，而只看示波器波形：在该工作模式下，峰峰值窗口与回放周期不构成整数关系，读数本身不具备重复性。若需稳定读数，应把测量窗口改为回放周期的整数倍，本次未作此修改，如实记录该限制。</w:t>
       </w:r>
     </w:p>
     <w:p>

--- a/report/tech_doc_draft.docx
+++ b/report/tech_doc_draft.docx
@@ -3319,7 +3319,7 @@
           <w:rFonts w:ascii="Times New Roman" w:hAnsi="Times New Roman" w:eastAsia="宋体"/>
           <w:sz w:val="24"/>
         </w:rPr>
-        <w:t xml:space="preserve">（3）参数测量：频率采用等精度测频，100Hz 以下切换测周法；峰峰值取窗口内极大极小之差，按标定系数换算为毫伏；占空比与脉宽由阈值比较后的电平统计得到。测量结果经三级数字滤波与窗口平滑后上报，置信度不足时输出“其他”而不给错值。</w:t>
+        <w:t xml:space="preserve">（3）参数测量：频率采用等精度测频，10kHz 以下切换测周法；峰峰值取窗口内极大极小之差，按标定系数换算为毫伏；占空比与脉宽由阈值比较后的电平统计得到。测量结果经三级数字滤波与窗口平滑后上报，置信度不足时输出“其他”而不给错值。</w:t>
       </w:r>
     </w:p>
     <w:p>
@@ -6140,7 +6140,7 @@
           <w:rFonts w:ascii="Times New Roman" w:hAnsi="Times New Roman" w:eastAsia="宋体"/>
           <w:sz w:val="24"/>
         </w:rPr>
-        <w:t xml:space="preserve">这处取舍的意义在于：资源是硬的，算法是软的。把指标压在算法上，省下来的 LUT 可以用来放第二个 FFT（IP 通路）和波形识别网络，整片 LUT 才落在 35.38%。若改用 4096 点自研核，单是蝶形级数增加就会让资源翻倍，双实现互校这个设计前提也就不成立了。</w:t>
+        <w:t xml:space="preserve">这处取舍的意义在于：资源是硬的，算法是软的。把指标压在算法上，省下来的 LUT 可以用来放第二个 FFT（IP 通路）和波形识别网络，整片 LUT 才落在 37.91%。若改用 4096 点自研核，单是蝶形级数增加就会让资源翻倍，双实现互校这个设计前提也就不成立了。</w:t>
       </w:r>
     </w:p>
     <w:p>
@@ -6232,7 +6232,7 @@
           <w:rFonts w:ascii="Times New Roman" w:hAnsi="Times New Roman" w:eastAsia="宋体"/>
           <w:sz w:val="24"/>
         </w:rPr>
-        <w:t xml:space="preserve">第二，参考与激励同源。锁相的参考直接取自 DDS 的频率字，与激励信号严格同频，不存在模拟方案中参考通道的相位漂移问题。代价是必须先知道信号频率 —— 这一点在 3.3 节第（10）条的数据里没有被掩盖：通带只有 15.6Hz，落在通带外的噪声被压低约 48dB，但恰好落在通带内的干扰同样会被算进去。</w:t>
+        <w:t xml:space="preserve">第二，参考与激励同源。锁相的参考直接取自 DDS 的频率字，与激励信号严格同频，不存在模拟方案中参考通道的相位漂移问题。代价是必须先知道信号频率 —— 这一点在 3.3 节第（10）条的数据里没有被掩盖：通带只有 15.6Hz，落在通带外的白噪声按等效噪声带宽折算可压低约 32dB（25kHz 奈奎斯特带宽对 15.6Hz），但恰好落在通带内的干扰同样会被算进去。</w:t>
       </w:r>
     </w:p>
     <w:p>

--- a/report/tech_doc_draft.docx
+++ b/report/tech_doc_draft.docx
@@ -2876,7 +2876,7 @@
       <w:r>
         <w:drawing>
           <wp:inline xmlns:a="http://schemas.openxmlformats.org/drawingml/2006/main" xmlns:pic="http://schemas.openxmlformats.org/drawingml/2006/picture">
-            <wp:extent cx="5040000" cy="3780000"/>
+            <wp:extent cx="4500000" cy="4050000"/>
             <wp:docPr id="4" name="Picture 4"/>
             <wp:cNvGraphicFramePr>
               <a:graphicFrameLocks noChangeAspect="1"/>
@@ -2885,7 +2885,7 @@
               <a:graphicData uri="http://schemas.openxmlformats.org/drawingml/2006/picture">
                 <pic:pic>
                   <pic:nvPicPr>
-                    <pic:cNvPr id="0" name="fig_p7_full_setup_annotated.jpg"/>
+                    <pic:cNvPr id="0" name="fig_p7_full_setup_final.jpg"/>
                     <pic:cNvPicPr/>
                   </pic:nvPicPr>
                   <pic:blipFill>
@@ -2897,7 +2897,7 @@
                   <pic:spPr>
                     <a:xfrm>
                       <a:off x="0" y="0"/>
-                      <a:ext cx="5040000" cy="3780000"/>
+                      <a:ext cx="4500000" cy="4050000"/>
                     </a:xfrm>
                     <a:prstGeom prst="rect"/>
                   </pic:spPr>

--- a/report/tech_doc_draft.docx
+++ b/report/tech_doc_draft.docx
@@ -815,7 +815,7 @@
           <w:rFonts w:ascii="Times New Roman" w:hAnsi="Times New Roman" w:eastAsia="宋体"/>
           <w:sz w:val="21"/>
         </w:rPr>
-        <w:t xml:space="preserve">第四部分  总结 ··················  28</w:t>
+        <w:t xml:space="preserve">3.6 工具版本与复现性说明 ······  28</w:t>
       </w:r>
     </w:p>
     <w:p>
@@ -833,7 +833,7 @@
           <w:rFonts w:ascii="Times New Roman" w:hAnsi="Times New Roman" w:eastAsia="宋体"/>
           <w:sz w:val="21"/>
         </w:rPr>
-        <w:t xml:space="preserve">4.1 可扩展之处 ················  28</w:t>
+        <w:t xml:space="preserve">第四部分  总结 ··················  29</w:t>
       </w:r>
     </w:p>
     <w:p>
@@ -851,7 +851,7 @@
           <w:rFonts w:ascii="Times New Roman" w:hAnsi="Times New Roman" w:eastAsia="宋体"/>
           <w:sz w:val="21"/>
         </w:rPr>
-        <w:t xml:space="preserve">4.2 心得体会 ··················  28</w:t>
+        <w:t xml:space="preserve">4.1 可扩展之处 ················  29</w:t>
       </w:r>
     </w:p>
     <w:p>
@@ -869,7 +869,25 @@
           <w:rFonts w:ascii="Times New Roman" w:hAnsi="Times New Roman" w:eastAsia="宋体"/>
           <w:sz w:val="21"/>
         </w:rPr>
-        <w:t xml:space="preserve">第五部分  参考文献 ··············  29</w:t>
+        <w:t xml:space="preserve">4.2 心得体会 ··················  29</w:t>
+      </w:r>
+    </w:p>
+    <w:p>
+      <w:pPr>
+        <w:rPr>
+          <w:rFonts w:ascii="Times New Roman" w:hAnsi="Times New Roman" w:eastAsia="宋体" w:cs="Times New Roman"/>
+          <w:b/>
+          <w:sz w:val="28"/>
+        </w:rPr>
+        <w:jc w:val="left"/>
+        <w:spacing w:line="360" w:lineRule="auto" w:after="3"/>
+      </w:pPr>
+      <w:r>
+        <w:rPr>
+          <w:rFonts w:ascii="Times New Roman" w:hAnsi="Times New Roman" w:eastAsia="宋体"/>
+          <w:sz w:val="21"/>
+        </w:rPr>
+        <w:t xml:space="preserve">第五部分  参考文献 ··············  30</w:t>
       </w:r>
     </w:p>
     <w:p>
@@ -7750,6 +7768,146 @@
           <w:sz w:val="24"/>
         </w:rPr>
         <w:t xml:space="preserve">这意味着被测对象可以更换而流程不变：换成 RC 高通、LC 谐振、运放幅频特性，只需重新插线并重跑同一条脚本。方法学与被测件无关，这是本作品从「自测装置」走向「测量仪器」的关键一步。</w:t>
+      </w:r>
+    </w:p>
+    <w:p>
+      <w:pPr>
+        <w:rPr>
+          <w:rFonts w:ascii="Times New Roman" w:hAnsi="Times New Roman" w:eastAsia="宋体" w:cs="Times New Roman"/>
+          <w:b/>
+          <w:sz w:val="28"/>
+        </w:rPr>
+        <w:jc w:val="left"/>
+        <w:keepNext/>
+        <w:spacing w:line="360" w:lineRule="auto" w:after="60"/>
+      </w:pPr>
+      <w:r>
+        <w:rPr>
+          <w:rFonts w:ascii="Times New Roman" w:hAnsi="Times New Roman" w:eastAsia="宋体"/>
+          <w:sz w:val="26"/>
+          <w:b/>
+        </w:rPr>
+        <w:t xml:space="preserve">3.6 工具版本与复现性说明</w:t>
+      </w:r>
+    </w:p>
+    <w:p>
+      <w:pPr>
+        <w:rPr>
+          <w:rFonts w:ascii="Times New Roman" w:hAnsi="Times New Roman" w:eastAsia="宋体" w:cs="Times New Roman"/>
+          <w:b/>
+          <w:sz w:val="28"/>
+        </w:rPr>
+        <w:ind w:firstLineChars="200"/>
+        <w:spacing w:line="360" w:lineRule="auto"/>
+      </w:pPr>
+      <w:r>
+        <w:rPr>
+          <w:rFonts w:ascii="Times New Roman" w:hAnsi="Times New Roman" w:eastAsia="宋体"/>
+          <w:sz w:val="24"/>
+        </w:rPr>
+        <w:t xml:space="preserve">本作品的全部综合、实现与上板验证均在 </w:t>
+      </w:r>
+      <w:r>
+        <w:rPr>
+          <w:rFonts w:ascii="Times New Roman" w:hAnsi="Times New Roman" w:eastAsia="宋体"/>
+          <w:sz w:val="24"/>
+          <w:b/>
+        </w:rPr>
+        <w:t xml:space="preserve">Vivado 2020.2</w:t>
+      </w:r>
+      <w:r>
+        <w:rPr>
+          <w:rFonts w:ascii="Times New Roman" w:hAnsi="Times New Roman" w:eastAsia="宋体"/>
+          <w:sz w:val="24"/>
+        </w:rPr>
+        <w:t xml:space="preserve"> 下完成，与赛道指南推荐的 2026.1 / 2025.2 不同。此处按指南「如使用其他版本需在报告中说明并保证脚本可复现」的要求，说明版本选择的原因、影响范围与复现方式。</w:t>
+      </w:r>
+    </w:p>
+    <w:p>
+      <w:pPr>
+        <w:rPr>
+          <w:rFonts w:ascii="Times New Roman" w:hAnsi="Times New Roman" w:eastAsia="宋体" w:cs="Times New Roman"/>
+          <w:b/>
+          <w:sz w:val="28"/>
+        </w:rPr>
+        <w:ind w:firstLineChars="200"/>
+        <w:spacing w:line="360" w:lineRule="auto"/>
+      </w:pPr>
+      <w:r>
+        <w:rPr>
+          <w:rFonts w:ascii="Times New Roman" w:hAnsi="Times New Roman" w:eastAsia="宋体"/>
+          <w:sz w:val="24"/>
+        </w:rPr>
+        <w:t xml:space="preserve">选择 2020.2 的原因是实验室授权环境固定：本队所在实验室的器件授权与教学镜像统一在该版本，更换需重新申请授权并重装工具链，在作品周期内不具备可行性。需要说明的是，这一选择</w:t>
+      </w:r>
+      <w:r>
+        <w:rPr>
+          <w:rFonts w:ascii="Times New Roman" w:hAnsi="Times New Roman" w:eastAsia="宋体"/>
+          <w:sz w:val="24"/>
+          <w:b/>
+        </w:rPr>
+        <w:t xml:space="preserve">只影响工程的打开与实现流程，不改变任何设计内容</w:t>
+      </w:r>
+      <w:r>
+        <w:rPr>
+          <w:rFonts w:ascii="Times New Roman" w:hAnsi="Times New Roman" w:eastAsia="宋体"/>
+          <w:sz w:val="24"/>
+        </w:rPr>
+        <w:t xml:space="preserve"> —— 全部 RTL 限于 IEEE 1364-2001 可综合子集，未使用任何版本相关的专有原语或 IP 封装宏；三个 IP（xfft、blk_mem_gen_0/1）均为标准 LogiCORE，工程文件与 Tcl 重建脚本随源码一并提交。</w:t>
+      </w:r>
+    </w:p>
+    <w:p>
+      <w:pPr>
+        <w:rPr>
+          <w:rFonts w:ascii="Times New Roman" w:hAnsi="Times New Roman" w:eastAsia="宋体" w:cs="Times New Roman"/>
+          <w:b/>
+          <w:sz w:val="28"/>
+        </w:rPr>
+        <w:ind w:firstLineChars="200"/>
+        <w:spacing w:line="360" w:lineRule="auto"/>
+      </w:pPr>
+      <w:r>
+        <w:rPr>
+          <w:rFonts w:ascii="Times New Roman" w:hAnsi="Times New Roman" w:eastAsia="宋体"/>
+          <w:sz w:val="24"/>
+        </w:rPr>
+        <w:t xml:space="preserve">跨版本复现方式：build/create_project.tcl 为从零重建脚本，依次完成建工程（xc7a35tfgg484-2）、拷贝 RTL 并重写 $readmemh 绝对路径、加载约束、重建三个 IP，在新版本上执行该脚本即可得到等价工程。已知差异集中在两点：其一，IP 重新生成后综合报告中的触发器与 LUT 计数可能与本文存在个位数百分比偏差；其二，时序收敛余量随版本波动，本文的 WNS +0.613ns 为 2020.2 下的实测值，换版本后应重新查看实现报告的 _timing_summary_routed.rpt，不宜直接沿用。</w:t>
+      </w:r>
+    </w:p>
+    <w:p>
+      <w:pPr>
+        <w:rPr>
+          <w:rFonts w:ascii="Times New Roman" w:hAnsi="Times New Roman" w:eastAsia="宋体" w:cs="Times New Roman"/>
+          <w:b/>
+          <w:sz w:val="28"/>
+        </w:rPr>
+        <w:ind w:firstLineChars="200"/>
+        <w:spacing w:line="360" w:lineRule="auto"/>
+      </w:pPr>
+      <w:r>
+        <w:rPr>
+          <w:rFonts w:ascii="Times New Roman" w:hAnsi="Times New Roman" w:eastAsia="宋体"/>
+          <w:sz w:val="24"/>
+        </w:rPr>
+        <w:t xml:space="preserve">需强调的是，本作品不依赖任何版本专有特性：未使用 AI Engine、未使用 Versal 相关原语、未调用需要特定版本的 HLS 流程。工程的全部可综合性来自标准 RTL —— 这一点在 sim/board_elab/run_board_elab.bat 的顶层展开检查中已逐模块确认，在任何支持 7 Series 的 Vivado 版本上都可完成 elaborate。</w:t>
+      </w:r>
+    </w:p>
+    <w:p>
+      <w:pPr>
+        <w:rPr>
+          <w:rFonts w:ascii="Times New Roman" w:hAnsi="Times New Roman" w:eastAsia="宋体" w:cs="Times New Roman"/>
+          <w:b/>
+          <w:sz w:val="28"/>
+        </w:rPr>
+        <w:ind w:firstLineChars="200"/>
+        <w:spacing w:line="360" w:lineRule="auto"/>
+      </w:pPr>
+      <w:r>
+        <w:rPr>
+          <w:rFonts w:ascii="Times New Roman" w:hAnsi="Times New Roman" w:eastAsia="宋体"/>
+          <w:sz w:val="24"/>
+        </w:rPr>
+        <w:t xml:space="preserve">资源层面的结论同样不依赖版本：「自研 FFT 核约为厂商 IP 核三分之一」这一比例关系，是两个核在同一版本、同一口径下比较得出的，属于同版本内的相对量；若需对外引用绝对值，应按目标版本重测后更新。</w:t>
       </w:r>
     </w:p>
     <w:p>

--- a/report/tech_doc_draft.docx
+++ b/report/tech_doc_draft.docx
@@ -833,7 +833,7 @@
           <w:rFonts w:ascii="Times New Roman" w:hAnsi="Times New Roman" w:eastAsia="宋体"/>
           <w:sz w:val="21"/>
         </w:rPr>
-        <w:t xml:space="preserve">第四部分  总结 ··················  29</w:t>
+        <w:t xml:space="preserve">3.7 复现说明 ··················  29</w:t>
       </w:r>
     </w:p>
     <w:p>
@@ -849,9 +849,9 @@
       <w:r>
         <w:rPr>
           <w:rFonts w:ascii="Times New Roman" w:hAnsi="Times New Roman" w:eastAsia="宋体"/>
-          <w:sz w:val="21"/>
-        </w:rPr>
-        <w:t xml:space="preserve">4.1 可扩展之处 ················  29</w:t>
+          <w:sz w:val="20"/>
+        </w:rPr>
+        <w:t xml:space="preserve">3.7.1 前置条件 ··············  29</w:t>
       </w:r>
     </w:p>
     <w:p>
@@ -867,9 +867,9 @@
       <w:r>
         <w:rPr>
           <w:rFonts w:ascii="Times New Roman" w:hAnsi="Times New Roman" w:eastAsia="宋体"/>
-          <w:sz w:val="21"/>
-        </w:rPr>
-        <w:t xml:space="preserve">4.2 心得体会 ··················  29</w:t>
+          <w:sz w:val="20"/>
+        </w:rPr>
+        <w:t xml:space="preserve">3.7.2 从零重建的四步 ········  29</w:t>
       </w:r>
     </w:p>
     <w:p>
@@ -885,9 +885,171 @@
       <w:r>
         <w:rPr>
           <w:rFonts w:ascii="Times New Roman" w:hAnsi="Times New Roman" w:eastAsia="宋体"/>
+          <w:sz w:val="20"/>
+        </w:rPr>
+        <w:t xml:space="preserve">3.7.3 复现成功的判据 ········  29</w:t>
+      </w:r>
+    </w:p>
+    <w:p>
+      <w:pPr>
+        <w:rPr>
+          <w:rFonts w:ascii="Times New Roman" w:hAnsi="Times New Roman" w:eastAsia="宋体" w:cs="Times New Roman"/>
+          <w:b/>
+          <w:sz w:val="28"/>
+        </w:rPr>
+        <w:jc w:val="left"/>
+        <w:spacing w:line="360" w:lineRule="auto" w:after="3"/>
+      </w:pPr>
+      <w:r>
+        <w:rPr>
+          <w:rFonts w:ascii="Times New Roman" w:hAnsi="Times New Roman" w:eastAsia="宋体"/>
+          <w:sz w:val="20"/>
+        </w:rPr>
+        <w:t xml:space="preserve">3.7.4 三个已知易错点 ········  30</w:t>
+      </w:r>
+    </w:p>
+    <w:p>
+      <w:pPr>
+        <w:rPr>
+          <w:rFonts w:ascii="Times New Roman" w:hAnsi="Times New Roman" w:eastAsia="宋体" w:cs="Times New Roman"/>
+          <w:b/>
+          <w:sz w:val="28"/>
+        </w:rPr>
+        <w:jc w:val="left"/>
+        <w:spacing w:line="360" w:lineRule="auto" w:after="3"/>
+      </w:pPr>
+      <w:r>
+        <w:rPr>
+          <w:rFonts w:ascii="Times New Roman" w:hAnsi="Times New Roman" w:eastAsia="宋体"/>
           <w:sz w:val="21"/>
         </w:rPr>
-        <w:t xml:space="preserve">第五部分  参考文献 ··············  30</w:t>
+        <w:t xml:space="preserve">3.8 大模型协作与技能包提炼 ····  31</w:t>
+      </w:r>
+    </w:p>
+    <w:p>
+      <w:pPr>
+        <w:rPr>
+          <w:rFonts w:ascii="Times New Roman" w:hAnsi="Times New Roman" w:eastAsia="宋体" w:cs="Times New Roman"/>
+          <w:b/>
+          <w:sz w:val="28"/>
+        </w:rPr>
+        <w:jc w:val="left"/>
+        <w:spacing w:line="360" w:lineRule="auto" w:after="3"/>
+      </w:pPr>
+      <w:r>
+        <w:rPr>
+          <w:rFonts w:ascii="Times New Roman" w:hAnsi="Times New Roman" w:eastAsia="宋体"/>
+          <w:sz w:val="20"/>
+        </w:rPr>
+        <w:t xml:space="preserve">3.8.1 协作形态：人在环路的闭环 ····  31</w:t>
+      </w:r>
+    </w:p>
+    <w:p>
+      <w:pPr>
+        <w:rPr>
+          <w:rFonts w:ascii="Times New Roman" w:hAnsi="Times New Roman" w:eastAsia="宋体" w:cs="Times New Roman"/>
+          <w:b/>
+          <w:sz w:val="28"/>
+        </w:rPr>
+        <w:jc w:val="left"/>
+        <w:spacing w:line="360" w:lineRule="auto" w:after="3"/>
+      </w:pPr>
+      <w:r>
+        <w:rPr>
+          <w:rFonts w:ascii="Times New Roman" w:hAnsi="Times New Roman" w:eastAsia="宋体"/>
+          <w:sz w:val="20"/>
+        </w:rPr>
+        <w:t xml:space="preserve">3.8.2 技能包的提炼方式 ······  31</w:t>
+      </w:r>
+    </w:p>
+    <w:p>
+      <w:pPr>
+        <w:rPr>
+          <w:rFonts w:ascii="Times New Roman" w:hAnsi="Times New Roman" w:eastAsia="宋体" w:cs="Times New Roman"/>
+          <w:b/>
+          <w:sz w:val="28"/>
+        </w:rPr>
+        <w:jc w:val="left"/>
+        <w:spacing w:line="360" w:lineRule="auto" w:after="3"/>
+      </w:pPr>
+      <w:r>
+        <w:rPr>
+          <w:rFonts w:ascii="Times New Roman" w:hAnsi="Times New Roman" w:eastAsia="宋体"/>
+          <w:sz w:val="20"/>
+        </w:rPr>
+        <w:t xml:space="preserve">3.8.3 如何验证技能有效，边界如何确定 ····  32</w:t>
+      </w:r>
+    </w:p>
+    <w:p>
+      <w:pPr>
+        <w:rPr>
+          <w:rFonts w:ascii="Times New Roman" w:hAnsi="Times New Roman" w:eastAsia="宋体" w:cs="Times New Roman"/>
+          <w:b/>
+          <w:sz w:val="28"/>
+        </w:rPr>
+        <w:jc w:val="left"/>
+        <w:spacing w:line="360" w:lineRule="auto" w:after="3"/>
+      </w:pPr>
+      <w:r>
+        <w:rPr>
+          <w:rFonts w:ascii="Times New Roman" w:hAnsi="Times New Roman" w:eastAsia="宋体"/>
+          <w:sz w:val="21"/>
+        </w:rPr>
+        <w:t xml:space="preserve">第四部分  总结 ··················  32</w:t>
+      </w:r>
+    </w:p>
+    <w:p>
+      <w:pPr>
+        <w:rPr>
+          <w:rFonts w:ascii="Times New Roman" w:hAnsi="Times New Roman" w:eastAsia="宋体" w:cs="Times New Roman"/>
+          <w:b/>
+          <w:sz w:val="28"/>
+        </w:rPr>
+        <w:jc w:val="left"/>
+        <w:spacing w:line="360" w:lineRule="auto" w:after="3"/>
+      </w:pPr>
+      <w:r>
+        <w:rPr>
+          <w:rFonts w:ascii="Times New Roman" w:hAnsi="Times New Roman" w:eastAsia="宋体"/>
+          <w:sz w:val="21"/>
+        </w:rPr>
+        <w:t xml:space="preserve">4.1 可扩展之处 ················  32</w:t>
+      </w:r>
+    </w:p>
+    <w:p>
+      <w:pPr>
+        <w:rPr>
+          <w:rFonts w:ascii="Times New Roman" w:hAnsi="Times New Roman" w:eastAsia="宋体" w:cs="Times New Roman"/>
+          <w:b/>
+          <w:sz w:val="28"/>
+        </w:rPr>
+        <w:jc w:val="left"/>
+        <w:spacing w:line="360" w:lineRule="auto" w:after="3"/>
+      </w:pPr>
+      <w:r>
+        <w:rPr>
+          <w:rFonts w:ascii="Times New Roman" w:hAnsi="Times New Roman" w:eastAsia="宋体"/>
+          <w:sz w:val="21"/>
+        </w:rPr>
+        <w:t xml:space="preserve">4.2 心得体会 ··················  33</w:t>
+      </w:r>
+    </w:p>
+    <w:p>
+      <w:pPr>
+        <w:rPr>
+          <w:rFonts w:ascii="Times New Roman" w:hAnsi="Times New Roman" w:eastAsia="宋体" w:cs="Times New Roman"/>
+          <w:b/>
+          <w:sz w:val="28"/>
+        </w:rPr>
+        <w:jc w:val="left"/>
+        <w:spacing w:line="360" w:lineRule="auto" w:after="3"/>
+      </w:pPr>
+      <w:r>
+        <w:rPr>
+          <w:rFonts w:ascii="Times New Roman" w:hAnsi="Times New Roman" w:eastAsia="宋体"/>
+          <w:sz w:val="21"/>
+        </w:rPr>
+        <w:t xml:space="preserve">第五部分  参考文献 ··············  34</w:t>
       </w:r>
     </w:p>
     <w:p>
@@ -7908,6 +8070,1582 @@
           <w:sz w:val="24"/>
         </w:rPr>
         <w:t xml:space="preserve">资源层面的结论同样不依赖版本：「自研 FFT 核约为厂商 IP 核三分之一」这一比例关系，是两个核在同一版本、同一口径下比较得出的，属于同版本内的相对量；若需对外引用绝对值，应按目标版本重测后更新。</w:t>
+      </w:r>
+    </w:p>
+    <w:p>
+      <w:pPr>
+        <w:rPr>
+          <w:rFonts w:ascii="Times New Roman" w:hAnsi="Times New Roman" w:eastAsia="宋体" w:cs="Times New Roman"/>
+          <w:b/>
+          <w:sz w:val="28"/>
+        </w:rPr>
+        <w:jc w:val="left"/>
+        <w:keepNext/>
+        <w:spacing w:line="360" w:lineRule="auto" w:after="60"/>
+      </w:pPr>
+      <w:r>
+        <w:rPr>
+          <w:rFonts w:ascii="Times New Roman" w:hAnsi="Times New Roman" w:eastAsia="宋体"/>
+          <w:sz w:val="26"/>
+          <w:b/>
+        </w:rPr>
+        <w:t xml:space="preserve">3.7 复现说明</w:t>
+      </w:r>
+    </w:p>
+    <w:p>
+      <w:pPr>
+        <w:rPr>
+          <w:rFonts w:ascii="Times New Roman" w:hAnsi="Times New Roman" w:eastAsia="宋体" w:cs="Times New Roman"/>
+          <w:b/>
+          <w:sz w:val="28"/>
+        </w:rPr>
+        <w:ind w:firstLineChars="200"/>
+        <w:spacing w:line="360" w:lineRule="auto"/>
+      </w:pPr>
+      <w:r>
+        <w:rPr>
+          <w:rFonts w:ascii="Times New Roman" w:hAnsi="Times New Roman" w:eastAsia="宋体"/>
+          <w:sz w:val="24"/>
+        </w:rPr>
+        <w:t xml:space="preserve">本节按指南「可供他人从零开始完整执行」的要求编写。读者无需联系作者、无需任何本机遗留文件，仅凭公开仓库即可完成，全程约 8～15 分钟。</w:t>
+      </w:r>
+    </w:p>
+    <w:p>
+      <w:pPr>
+        <w:rPr>
+          <w:rFonts w:ascii="Times New Roman" w:hAnsi="Times New Roman" w:eastAsia="宋体" w:cs="Times New Roman"/>
+          <w:b/>
+          <w:sz w:val="28"/>
+        </w:rPr>
+        <w:jc w:val="left"/>
+        <w:keepNext/>
+        <w:spacing w:line="360" w:lineRule="auto" w:after="40"/>
+      </w:pPr>
+      <w:r>
+        <w:rPr>
+          <w:rFonts w:ascii="Times New Roman" w:hAnsi="Times New Roman" w:eastAsia="宋体"/>
+          <w:sz w:val="24"/>
+          <w:b/>
+        </w:rPr>
+        <w:t xml:space="preserve">3.7.1 前置条件</w:t>
+      </w:r>
+    </w:p>
+    <w:tbl>
+      <w:tblPr>
+        <w:tblW w:type="auto" w:w="0"/>
+        <w:jc w:val="center"/>
+        <w:tblLook w:firstColumn="1" w:firstRow="1" w:lastColumn="0" w:lastRow="0" w:noHBand="0" w:noVBand="1" w:val="04A0"/>
+        <w:tblBorders>
+          <w:top w:val="single" w:sz="12"/>
+          <w:bottom w:val="single" w:sz="12"/>
+          <w:left w:val="none"/>
+          <w:right w:val="none"/>
+          <w:insideH w:val="none"/>
+          <w:insideV w:val="none"/>
+        </w:tblBorders>
+        <w:tblLayout w:type="fixed"/>
+      </w:tblPr>
+      <w:tblGrid>
+        <w:gridCol w:w="2769"/>
+        <w:gridCol w:w="2769"/>
+        <w:gridCol w:w="2769"/>
+      </w:tblGrid>
+      <w:tr>
+        <w:trPr>
+          <w:cantSplit/>
+        </w:trPr>
+        <w:tc>
+          <w:tcPr>
+            <w:tcW w:type="dxa" w:w="2041"/>
+            <w:tcBorders>
+              <w:bottom w:val="single" w:sz="6"/>
+            </w:tcBorders>
+          </w:tcPr>
+          <w:p>
+            <w:pPr>
+              <w:spacing w:before="20" w:after="20"/>
+              <w:jc w:val="center"/>
+            </w:pPr>
+            <w:r>
+              <w:rPr>
+                <w:rFonts w:ascii="Times New Roman" w:hAnsi="Times New Roman" w:eastAsia="宋体"/>
+                <w:b/>
+                <w:sz w:val="18"/>
+              </w:rPr>
+              <w:t>项</w:t>
+            </w:r>
+          </w:p>
+        </w:tc>
+        <w:tc>
+          <w:tcPr>
+            <w:tcW w:type="dxa" w:w="2041"/>
+            <w:tcBorders>
+              <w:bottom w:val="single" w:sz="6"/>
+            </w:tcBorders>
+          </w:tcPr>
+          <w:p>
+            <w:pPr>
+              <w:spacing w:before="20" w:after="20"/>
+              <w:jc w:val="center"/>
+            </w:pPr>
+            <w:r>
+              <w:rPr>
+                <w:rFonts w:ascii="Times New Roman" w:hAnsi="Times New Roman" w:eastAsia="宋体"/>
+                <w:b/>
+                <w:sz w:val="18"/>
+              </w:rPr>
+              <w:t>要求</w:t>
+            </w:r>
+          </w:p>
+        </w:tc>
+        <w:tc>
+          <w:tcPr>
+            <w:tcW w:type="dxa" w:w="2041"/>
+            <w:tcBorders>
+              <w:bottom w:val="single" w:sz="6"/>
+            </w:tcBorders>
+          </w:tcPr>
+          <w:p>
+            <w:pPr>
+              <w:spacing w:before="20" w:after="20"/>
+              <w:jc w:val="center"/>
+            </w:pPr>
+            <w:r>
+              <w:rPr>
+                <w:rFonts w:ascii="Times New Roman" w:hAnsi="Times New Roman" w:eastAsia="宋体"/>
+                <w:b/>
+                <w:sz w:val="18"/>
+              </w:rPr>
+              <w:t>检查方式</w:t>
+            </w:r>
+          </w:p>
+        </w:tc>
+      </w:tr>
+      <w:tr>
+        <w:trPr>
+          <w:cantSplit/>
+        </w:trPr>
+        <w:tc>
+          <w:tcPr>
+            <w:tcW w:type="dxa" w:w="2041"/>
+          </w:tcPr>
+          <w:p>
+            <w:pPr>
+              <w:spacing w:before="20" w:after="20"/>
+              <w:jc w:val="center"/>
+            </w:pPr>
+            <w:r>
+              <w:rPr>
+                <w:rFonts w:ascii="Times New Roman" w:hAnsi="Times New Roman" w:eastAsia="宋体"/>
+                <w:sz w:val="18"/>
+              </w:rPr>
+              <w:t>Vivado</w:t>
+            </w:r>
+          </w:p>
+        </w:tc>
+        <w:tc>
+          <w:tcPr>
+            <w:tcW w:type="dxa" w:w="2041"/>
+          </w:tcPr>
+          <w:p>
+            <w:pPr>
+              <w:spacing w:before="20" w:after="20"/>
+              <w:jc w:val="center"/>
+            </w:pPr>
+            <w:r>
+              <w:rPr>
+                <w:rFonts w:ascii="Times New Roman" w:hAnsi="Times New Roman" w:eastAsia="宋体"/>
+                <w:sz w:val="18"/>
+              </w:rPr>
+              <w:t>2020.2（其他版本见 §3.6）</w:t>
+            </w:r>
+          </w:p>
+        </w:tc>
+        <w:tc>
+          <w:tcPr>
+            <w:tcW w:type="dxa" w:w="2041"/>
+          </w:tcPr>
+          <w:p>
+            <w:pPr>
+              <w:spacing w:before="20" w:after="20"/>
+              <w:jc w:val="center"/>
+            </w:pPr>
+            <w:r>
+              <w:rPr>
+                <w:rFonts w:ascii="Times New Roman" w:hAnsi="Times New Roman" w:eastAsia="宋体"/>
+                <w:sz w:val="18"/>
+              </w:rPr>
+              <w:t>`vivado -version`</w:t>
+            </w:r>
+          </w:p>
+        </w:tc>
+      </w:tr>
+      <w:tr>
+        <w:trPr>
+          <w:cantSplit/>
+        </w:trPr>
+        <w:tc>
+          <w:tcPr>
+            <w:tcW w:type="dxa" w:w="2041"/>
+          </w:tcPr>
+          <w:p>
+            <w:pPr>
+              <w:spacing w:before="20" w:after="20"/>
+              <w:jc w:val="center"/>
+            </w:pPr>
+            <w:r>
+              <w:rPr>
+                <w:rFonts w:ascii="Times New Roman" w:hAnsi="Times New Roman" w:eastAsia="宋体"/>
+                <w:sz w:val="18"/>
+              </w:rPr>
+              <w:t>目标器件</w:t>
+            </w:r>
+          </w:p>
+        </w:tc>
+        <w:tc>
+          <w:tcPr>
+            <w:tcW w:type="dxa" w:w="2041"/>
+          </w:tcPr>
+          <w:p>
+            <w:pPr>
+              <w:spacing w:before="20" w:after="20"/>
+              <w:jc w:val="center"/>
+            </w:pPr>
+            <w:r>
+              <w:rPr>
+                <w:rFonts w:ascii="Times New Roman" w:hAnsi="Times New Roman" w:eastAsia="宋体"/>
+                <w:sz w:val="18"/>
+              </w:rPr>
+              <w:t>Artix-7 `xc7a35tfgg484-2`</w:t>
+            </w:r>
+          </w:p>
+        </w:tc>
+        <w:tc>
+          <w:tcPr>
+            <w:tcW w:type="dxa" w:w="2041"/>
+          </w:tcPr>
+          <w:p>
+            <w:pPr>
+              <w:spacing w:before="20" w:after="20"/>
+              <w:jc w:val="center"/>
+            </w:pPr>
+            <w:r>
+              <w:rPr>
+                <w:rFonts w:ascii="Times New Roman" w:hAnsi="Times New Roman" w:eastAsia="宋体"/>
+                <w:sz w:val="18"/>
+              </w:rPr>
+              <w:t>工程属性</w:t>
+            </w:r>
+          </w:p>
+        </w:tc>
+      </w:tr>
+      <w:tr>
+        <w:trPr>
+          <w:cantSplit/>
+        </w:trPr>
+        <w:tc>
+          <w:tcPr>
+            <w:tcW w:type="dxa" w:w="2041"/>
+          </w:tcPr>
+          <w:p>
+            <w:pPr>
+              <w:spacing w:before="20" w:after="20"/>
+              <w:jc w:val="center"/>
+            </w:pPr>
+            <w:r>
+              <w:rPr>
+                <w:rFonts w:ascii="Times New Roman" w:hAnsi="Times New Roman" w:eastAsia="宋体"/>
+                <w:sz w:val="18"/>
+              </w:rPr>
+              <w:t>Python（上位机）</w:t>
+            </w:r>
+          </w:p>
+        </w:tc>
+        <w:tc>
+          <w:tcPr>
+            <w:tcW w:type="dxa" w:w="2041"/>
+          </w:tcPr>
+          <w:p>
+            <w:pPr>
+              <w:spacing w:before="20" w:after="20"/>
+              <w:jc w:val="center"/>
+            </w:pPr>
+            <w:r>
+              <w:rPr>
+                <w:rFonts w:ascii="Times New Roman" w:hAnsi="Times New Roman" w:eastAsia="宋体"/>
+                <w:sz w:val="18"/>
+              </w:rPr>
+              <w:t>3.8 + pyserial / numpy / matplotlib</w:t>
+            </w:r>
+          </w:p>
+        </w:tc>
+        <w:tc>
+          <w:tcPr>
+            <w:tcW w:type="dxa" w:w="2041"/>
+          </w:tcPr>
+          <w:p>
+            <w:pPr>
+              <w:spacing w:before="20" w:after="20"/>
+              <w:jc w:val="center"/>
+            </w:pPr>
+            <w:r>
+              <w:rPr>
+                <w:rFonts w:ascii="Times New Roman" w:hAnsi="Times New Roman" w:eastAsia="宋体"/>
+                <w:sz w:val="18"/>
+              </w:rPr>
+              <w:t>`python -c "import serial"`</w:t>
+            </w:r>
+          </w:p>
+        </w:tc>
+      </w:tr>
+      <w:tr>
+        <w:trPr>
+          <w:cantSplit/>
+        </w:trPr>
+        <w:tc>
+          <w:tcPr>
+            <w:tcW w:type="dxa" w:w="2041"/>
+          </w:tcPr>
+          <w:p>
+            <w:pPr>
+              <w:spacing w:before="20" w:after="20"/>
+              <w:jc w:val="center"/>
+            </w:pPr>
+            <w:r>
+              <w:rPr>
+                <w:rFonts w:ascii="Times New Roman" w:hAnsi="Times New Roman" w:eastAsia="宋体"/>
+                <w:sz w:val="18"/>
+              </w:rPr>
+              <w:t>硬件</w:t>
+            </w:r>
+          </w:p>
+        </w:tc>
+        <w:tc>
+          <w:tcPr>
+            <w:tcW w:type="dxa" w:w="2041"/>
+          </w:tcPr>
+          <w:p>
+            <w:pPr>
+              <w:spacing w:before="20" w:after="20"/>
+              <w:jc w:val="center"/>
+            </w:pPr>
+            <w:r>
+              <w:rPr>
+                <w:rFonts w:ascii="Times New Roman" w:hAnsi="Times New Roman" w:eastAsia="宋体"/>
+                <w:sz w:val="18"/>
+              </w:rPr>
+              <w:t>主板 + AD/DA 模块 + 一根回环跳线</w:t>
+            </w:r>
+          </w:p>
+        </w:tc>
+        <w:tc>
+          <w:tcPr>
+            <w:tcW w:type="dxa" w:w="2041"/>
+          </w:tcPr>
+          <w:p>
+            <w:pPr>
+              <w:spacing w:before="20" w:after="20"/>
+              <w:jc w:val="center"/>
+            </w:pPr>
+            <w:r>
+              <w:rPr>
+                <w:rFonts w:ascii="Times New Roman" w:hAnsi="Times New Roman" w:eastAsia="宋体"/>
+                <w:sz w:val="18"/>
+              </w:rPr>
+              <w:t>—</w:t>
+            </w:r>
+          </w:p>
+        </w:tc>
+      </w:tr>
+    </w:tbl>
+    <w:p>
+      <w:pPr>
+        <w:rPr>
+          <w:rFonts w:ascii="Times New Roman" w:hAnsi="Times New Roman" w:eastAsia="宋体" w:cs="Times New Roman"/>
+          <w:b/>
+          <w:sz w:val="28"/>
+        </w:rPr>
+        <w:ind w:firstLineChars="200"/>
+        <w:spacing w:line="360" w:lineRule="auto"/>
+      </w:pPr>
+      <w:r>
+        <w:rPr>
+          <w:rFonts w:ascii="Times New Roman" w:hAnsi="Times New Roman" w:eastAsia="宋体"/>
+          <w:sz w:val="24"/>
+        </w:rPr>
+        <w:t xml:space="preserve">上位机依赖用 pip install pyserial numpy matplotlib 安装。硬件仅在第 4 步的上板验证时需要；前 3 步与「数值层面的复现」均可无硬件完成。</w:t>
+      </w:r>
+    </w:p>
+    <w:p>
+      <w:pPr>
+        <w:rPr>
+          <w:rFonts w:ascii="Times New Roman" w:hAnsi="Times New Roman" w:eastAsia="宋体" w:cs="Times New Roman"/>
+          <w:b/>
+          <w:sz w:val="28"/>
+        </w:rPr>
+        <w:jc w:val="left"/>
+        <w:keepNext/>
+        <w:spacing w:line="360" w:lineRule="auto" w:after="40"/>
+      </w:pPr>
+      <w:r>
+        <w:rPr>
+          <w:rFonts w:ascii="Times New Roman" w:hAnsi="Times New Roman" w:eastAsia="宋体"/>
+          <w:sz w:val="24"/>
+          <w:b/>
+        </w:rPr>
+        <w:t xml:space="preserve">3.7.2 从零重建的四步</w:t>
+      </w:r>
+    </w:p>
+    <w:p>
+      <w:pPr>
+        <w:rPr>
+          <w:rFonts w:ascii="Times New Roman" w:hAnsi="Times New Roman" w:eastAsia="宋体" w:cs="Times New Roman"/>
+          <w:b/>
+          <w:sz w:val="28"/>
+        </w:rPr>
+        <w:ind w:firstLineChars="200"/>
+        <w:spacing w:line="360" w:lineRule="auto"/>
+      </w:pPr>
+      <w:r>
+        <w:rPr>
+          <w:rFonts w:ascii="Times New Roman" w:hAnsi="Times New Roman" w:eastAsia="宋体"/>
+          <w:sz w:val="24"/>
+          <w:b/>
+        </w:rPr>
+        <w:t xml:space="preserve">第 1 步 · 重建工程。</w:t>
+      </w:r>
+      <w:r>
+        <w:rPr>
+          <w:rFonts w:ascii="Times New Roman" w:hAnsi="Times New Roman" w:eastAsia="宋体"/>
+          <w:sz w:val="24"/>
+        </w:rPr>
+        <w:t xml:space="preserve"> 仓库</w:t>
+      </w:r>
+      <w:r>
+        <w:rPr>
+          <w:rFonts w:ascii="Times New Roman" w:hAnsi="Times New Roman" w:eastAsia="宋体"/>
+          <w:sz w:val="24"/>
+          <w:b/>
+        </w:rPr>
+        <w:t xml:space="preserve">不包含 .xpr</w:t>
+      </w:r>
+      <w:r>
+        <w:rPr>
+          <w:rFonts w:ascii="Times New Roman" w:hAnsi="Times New Roman" w:eastAsia="宋体"/>
+          <w:sz w:val="24"/>
+        </w:rPr>
+        <w:t xml:space="preserve"> —— 工程文件含大量本机绝对路径，且可被脚本完整重建。在仓库根目录执行 vivado -mode batch -source build/create_project.tcl（或在 Tcl Console 里 source 该脚本）。脚本依次完成：建工程 → 把 src/*.v 复制到 recreate/generated_src/ 并把 $readmemh 的绝对路径改写为指向该目录 → 加入 RTL、testbench 与 board/wavecore.xdc → 重建三个 IP → 设 board_top 为顶层。工程生成于 recreate/wavecore/。</w:t>
+      </w:r>
+    </w:p>
+    <w:p>
+      <w:pPr>
+        <w:rPr>
+          <w:rFonts w:ascii="Times New Roman" w:hAnsi="Times New Roman" w:eastAsia="宋体" w:cs="Times New Roman"/>
+          <w:b/>
+          <w:sz w:val="28"/>
+        </w:rPr>
+        <w:ind w:firstLineChars="200"/>
+        <w:spacing w:line="360" w:lineRule="auto"/>
+      </w:pPr>
+      <w:r>
+        <w:rPr>
+          <w:rFonts w:ascii="Times New Roman" w:hAnsi="Times New Roman" w:eastAsia="宋体"/>
+          <w:sz w:val="24"/>
+          <w:b/>
+        </w:rPr>
+        <w:t xml:space="preserve">第 2 步 · 综合到 bitstream。</w:t>
+      </w:r>
+      <w:r>
+        <w:rPr>
+          <w:rFonts w:ascii="Times New Roman" w:hAnsi="Times New Roman" w:eastAsia="宋体"/>
+          <w:sz w:val="24"/>
+        </w:rPr>
+        <w:t xml:space="preserve"> vivado -mode batch -source build/reset_and_build.tcl。</w:t>
+      </w:r>
+    </w:p>
+    <w:p>
+      <w:pPr>
+        <w:rPr>
+          <w:rFonts w:ascii="Times New Roman" w:hAnsi="Times New Roman" w:eastAsia="宋体" w:cs="Times New Roman"/>
+          <w:b/>
+          <w:sz w:val="28"/>
+        </w:rPr>
+        <w:ind w:firstLineChars="200"/>
+        <w:spacing w:line="360" w:lineRule="auto"/>
+      </w:pPr>
+      <w:r>
+        <w:rPr>
+          <w:rFonts w:ascii="Times New Roman" w:hAnsi="Times New Roman" w:eastAsia="宋体"/>
+          <w:sz w:val="24"/>
+          <w:b/>
+        </w:rPr>
+        <w:t xml:space="preserve">第 3 步 · 上板。</w:t>
+      </w:r>
+      <w:r>
+        <w:rPr>
+          <w:rFonts w:ascii="Times New Roman" w:hAnsi="Times New Roman" w:eastAsia="宋体"/>
+          <w:sz w:val="24"/>
+        </w:rPr>
+        <w:t xml:space="preserve"> board/program_device.bat 烧 SRAM（掉电即失）；若需断电自启，用 build/gen_mcs.bat 转 MCS 后 build/program_flash.bat 写 Flash。注意：</w:t>
+      </w:r>
+      <w:r>
+        <w:rPr>
+          <w:rFonts w:ascii="Times New Roman" w:hAnsi="Times New Roman" w:eastAsia="宋体"/>
+          <w:sz w:val="24"/>
+          <w:b/>
+        </w:rPr>
+        <w:t xml:space="preserve">烧板脚本在 board/、构建脚本在 build/</w:t>
+      </w:r>
+      <w:r>
+        <w:rPr>
+          <w:rFonts w:ascii="Times New Roman" w:hAnsi="Times New Roman" w:eastAsia="宋体"/>
+          <w:sz w:val="24"/>
+        </w:rPr>
+        <w:t xml:space="preserve">，两者不在同一目录。</w:t>
+      </w:r>
+    </w:p>
+    <w:p>
+      <w:pPr>
+        <w:rPr>
+          <w:rFonts w:ascii="Times New Roman" w:hAnsi="Times New Roman" w:eastAsia="宋体" w:cs="Times New Roman"/>
+          <w:b/>
+          <w:sz w:val="28"/>
+        </w:rPr>
+        <w:ind w:firstLineChars="200"/>
+        <w:spacing w:line="360" w:lineRule="auto"/>
+      </w:pPr>
+      <w:r>
+        <w:rPr>
+          <w:rFonts w:ascii="Times New Roman" w:hAnsi="Times New Roman" w:eastAsia="宋体"/>
+          <w:sz w:val="24"/>
+          <w:b/>
+        </w:rPr>
+        <w:t xml:space="preserve">第 4 步 · 按 §3.7.3 的判据核对</w:t>
+      </w:r>
+      <w:r>
+        <w:rPr>
+          <w:rFonts w:ascii="Times New Roman" w:hAnsi="Times New Roman" w:eastAsia="宋体"/>
+          <w:sz w:val="24"/>
+        </w:rPr>
+        <w:t xml:space="preserve">，数值落在范围内才算复现成功。</w:t>
+      </w:r>
+    </w:p>
+    <w:p>
+      <w:pPr>
+        <w:rPr>
+          <w:rFonts w:ascii="Times New Roman" w:hAnsi="Times New Roman" w:eastAsia="宋体" w:cs="Times New Roman"/>
+          <w:b/>
+          <w:sz w:val="28"/>
+        </w:rPr>
+        <w:jc w:val="left"/>
+        <w:keepNext/>
+        <w:spacing w:line="360" w:lineRule="auto" w:after="40"/>
+      </w:pPr>
+      <w:r>
+        <w:rPr>
+          <w:rFonts w:ascii="Times New Roman" w:hAnsi="Times New Roman" w:eastAsia="宋体"/>
+          <w:sz w:val="24"/>
+          <w:b/>
+        </w:rPr>
+        <w:t xml:space="preserve">3.7.3 复现成功的判据</w:t>
+      </w:r>
+    </w:p>
+    <w:p>
+      <w:pPr>
+        <w:rPr>
+          <w:rFonts w:ascii="Times New Roman" w:hAnsi="Times New Roman" w:eastAsia="宋体" w:cs="Times New Roman"/>
+          <w:b/>
+          <w:sz w:val="28"/>
+        </w:rPr>
+        <w:ind w:firstLineChars="200"/>
+        <w:spacing w:line="360" w:lineRule="auto"/>
+      </w:pPr>
+      <w:r>
+        <w:rPr>
+          <w:rFonts w:ascii="Times New Roman" w:hAnsi="Times New Roman" w:eastAsia="宋体"/>
+          <w:sz w:val="24"/>
+        </w:rPr>
+        <w:t xml:space="preserve">复现不是「能打开就算成功」。下表给出每一层的可核对量与其</w:t>
+      </w:r>
+      <w:r>
+        <w:rPr>
+          <w:rFonts w:ascii="Times New Roman" w:hAnsi="Times New Roman" w:eastAsia="宋体"/>
+          <w:sz w:val="24"/>
+          <w:b/>
+        </w:rPr>
+        <w:t xml:space="preserve">数据来源</w:t>
+      </w:r>
+      <w:r>
+        <w:rPr>
+          <w:rFonts w:ascii="Times New Roman" w:hAnsi="Times New Roman" w:eastAsia="宋体"/>
+          <w:sz w:val="24"/>
+        </w:rPr>
+        <w:t xml:space="preserve">，按表逐项对照即可判断。</w:t>
+      </w:r>
+    </w:p>
+    <w:tbl>
+      <w:tblPr>
+        <w:tblW w:type="auto" w:w="0"/>
+        <w:jc w:val="center"/>
+        <w:tblLook w:firstColumn="1" w:firstRow="1" w:lastColumn="0" w:lastRow="0" w:noHBand="0" w:noVBand="1" w:val="04A0"/>
+        <w:tblBorders>
+          <w:top w:val="single" w:sz="12"/>
+          <w:bottom w:val="single" w:sz="12"/>
+          <w:left w:val="none"/>
+          <w:right w:val="none"/>
+          <w:insideH w:val="none"/>
+          <w:insideV w:val="none"/>
+        </w:tblBorders>
+        <w:tblLayout w:type="fixed"/>
+      </w:tblPr>
+      <w:tblGrid>
+        <w:gridCol w:w="2769"/>
+        <w:gridCol w:w="2769"/>
+        <w:gridCol w:w="2769"/>
+      </w:tblGrid>
+      <w:tr>
+        <w:trPr>
+          <w:cantSplit/>
+        </w:trPr>
+        <w:tc>
+          <w:tcPr>
+            <w:tcW w:type="dxa" w:w="2041"/>
+            <w:tcBorders>
+              <w:bottom w:val="single" w:sz="6"/>
+            </w:tcBorders>
+          </w:tcPr>
+          <w:p>
+            <w:pPr>
+              <w:spacing w:before="20" w:after="20"/>
+              <w:jc w:val="center"/>
+            </w:pPr>
+            <w:r>
+              <w:rPr>
+                <w:rFonts w:ascii="Times New Roman" w:hAnsi="Times New Roman" w:eastAsia="宋体"/>
+                <w:b/>
+                <w:sz w:val="18"/>
+              </w:rPr>
+              <w:t>检查项</w:t>
+            </w:r>
+          </w:p>
+        </w:tc>
+        <w:tc>
+          <w:tcPr>
+            <w:tcW w:type="dxa" w:w="2041"/>
+            <w:tcBorders>
+              <w:bottom w:val="single" w:sz="6"/>
+            </w:tcBorders>
+          </w:tcPr>
+          <w:p>
+            <w:pPr>
+              <w:spacing w:before="20" w:after="20"/>
+              <w:jc w:val="center"/>
+            </w:pPr>
+            <w:r>
+              <w:rPr>
+                <w:rFonts w:ascii="Times New Roman" w:hAnsi="Times New Roman" w:eastAsia="宋体"/>
+                <w:b/>
+                <w:sz w:val="18"/>
+              </w:rPr>
+              <w:t>期望值</w:t>
+            </w:r>
+          </w:p>
+        </w:tc>
+        <w:tc>
+          <w:tcPr>
+            <w:tcW w:type="dxa" w:w="2041"/>
+            <w:tcBorders>
+              <w:bottom w:val="single" w:sz="6"/>
+            </w:tcBorders>
+          </w:tcPr>
+          <w:p>
+            <w:pPr>
+              <w:spacing w:before="20" w:after="20"/>
+              <w:jc w:val="center"/>
+            </w:pPr>
+            <w:r>
+              <w:rPr>
+                <w:rFonts w:ascii="Times New Roman" w:hAnsi="Times New Roman" w:eastAsia="宋体"/>
+                <w:b/>
+                <w:sz w:val="18"/>
+              </w:rPr>
+              <w:t>数据来源</w:t>
+            </w:r>
+          </w:p>
+        </w:tc>
+      </w:tr>
+      <w:tr>
+        <w:trPr>
+          <w:cantSplit/>
+        </w:trPr>
+        <w:tc>
+          <w:tcPr>
+            <w:tcW w:type="dxa" w:w="2041"/>
+          </w:tcPr>
+          <w:p>
+            <w:pPr>
+              <w:spacing w:before="20" w:after="20"/>
+              <w:jc w:val="center"/>
+            </w:pPr>
+            <w:r>
+              <w:rPr>
+                <w:rFonts w:ascii="Times New Roman" w:hAnsi="Times New Roman" w:eastAsia="宋体"/>
+                <w:sz w:val="18"/>
+              </w:rPr>
+              <w:t>实现资源</w:t>
+            </w:r>
+          </w:p>
+        </w:tc>
+        <w:tc>
+          <w:tcPr>
+            <w:tcW w:type="dxa" w:w="2041"/>
+          </w:tcPr>
+          <w:p>
+            <w:pPr>
+              <w:spacing w:before="20" w:after="20"/>
+              <w:jc w:val="center"/>
+            </w:pPr>
+            <w:r>
+              <w:rPr>
+                <w:rFonts w:ascii="Times New Roman" w:hAnsi="Times New Roman" w:eastAsia="宋体"/>
+                <w:sz w:val="18"/>
+              </w:rPr>
+              <w:t>LUT 7886（37.91%）／FF 7082（17.02%）／BRAM 12（24.00%）／DSP 40（44.44%）</w:t>
+            </w:r>
+          </w:p>
+        </w:tc>
+        <w:tc>
+          <w:tcPr>
+            <w:tcW w:type="dxa" w:w="2041"/>
+          </w:tcPr>
+          <w:p>
+            <w:pPr>
+              <w:spacing w:before="20" w:after="20"/>
+              <w:jc w:val="center"/>
+            </w:pPr>
+            <w:r>
+              <w:rPr>
+                <w:rFonts w:ascii="Times New Roman" w:hAnsi="Times New Roman" w:eastAsia="宋体"/>
+                <w:sz w:val="18"/>
+              </w:rPr>
+              <w:t>`impl_1/*_utilization_placed.rpt`</w:t>
+            </w:r>
+          </w:p>
+        </w:tc>
+      </w:tr>
+      <w:tr>
+        <w:trPr>
+          <w:cantSplit/>
+        </w:trPr>
+        <w:tc>
+          <w:tcPr>
+            <w:tcW w:type="dxa" w:w="2041"/>
+          </w:tcPr>
+          <w:p>
+            <w:pPr>
+              <w:spacing w:before="20" w:after="20"/>
+              <w:jc w:val="center"/>
+            </w:pPr>
+            <w:r>
+              <w:rPr>
+                <w:rFonts w:ascii="Times New Roman" w:hAnsi="Times New Roman" w:eastAsia="宋体"/>
+                <w:sz w:val="18"/>
+              </w:rPr>
+              <w:t>时序</w:t>
+            </w:r>
+          </w:p>
+        </w:tc>
+        <w:tc>
+          <w:tcPr>
+            <w:tcW w:type="dxa" w:w="2041"/>
+          </w:tcPr>
+          <w:p>
+            <w:pPr>
+              <w:spacing w:before="20" w:after="20"/>
+              <w:jc w:val="center"/>
+            </w:pPr>
+            <w:r>
+              <w:rPr>
+                <w:rFonts w:ascii="Times New Roman" w:hAnsi="Times New Roman" w:eastAsia="宋体"/>
+                <w:sz w:val="18"/>
+              </w:rPr>
+              <w:t>WNS +0.613 ns、WHS +0.057 ns、0 失败端点</w:t>
+            </w:r>
+          </w:p>
+        </w:tc>
+        <w:tc>
+          <w:tcPr>
+            <w:tcW w:type="dxa" w:w="2041"/>
+          </w:tcPr>
+          <w:p>
+            <w:pPr>
+              <w:spacing w:before="20" w:after="20"/>
+              <w:jc w:val="center"/>
+            </w:pPr>
+            <w:r>
+              <w:rPr>
+                <w:rFonts w:ascii="Times New Roman" w:hAnsi="Times New Roman" w:eastAsia="宋体"/>
+                <w:sz w:val="18"/>
+              </w:rPr>
+              <w:t>`impl_1/*_timing_summary_routed.rpt`</w:t>
+            </w:r>
+          </w:p>
+        </w:tc>
+      </w:tr>
+      <w:tr>
+        <w:trPr>
+          <w:cantSplit/>
+        </w:trPr>
+        <w:tc>
+          <w:tcPr>
+            <w:tcW w:type="dxa" w:w="2041"/>
+          </w:tcPr>
+          <w:p>
+            <w:pPr>
+              <w:spacing w:before="20" w:after="20"/>
+              <w:jc w:val="center"/>
+            </w:pPr>
+            <w:r>
+              <w:rPr>
+                <w:rFonts w:ascii="Times New Roman" w:hAnsi="Times New Roman" w:eastAsia="宋体"/>
+                <w:sz w:val="18"/>
+              </w:rPr>
+              <w:t>上电行为</w:t>
+            </w:r>
+          </w:p>
+        </w:tc>
+        <w:tc>
+          <w:tcPr>
+            <w:tcW w:type="dxa" w:w="2041"/>
+          </w:tcPr>
+          <w:p>
+            <w:pPr>
+              <w:spacing w:before="20" w:after="20"/>
+              <w:jc w:val="center"/>
+            </w:pPr>
+            <w:r>
+              <w:rPr>
+                <w:rFonts w:ascii="Times New Roman" w:hAnsi="Times New Roman" w:eastAsia="宋体"/>
+                <w:sz w:val="18"/>
+              </w:rPr>
+              <w:t>约 1 s 内串口（460800-8N1）开始输出 `F=` 测量行</w:t>
+            </w:r>
+          </w:p>
+        </w:tc>
+        <w:tc>
+          <w:tcPr>
+            <w:tcW w:type="dxa" w:w="2041"/>
+          </w:tcPr>
+          <w:p>
+            <w:pPr>
+              <w:spacing w:before="20" w:after="20"/>
+              <w:jc w:val="center"/>
+            </w:pPr>
+            <w:r>
+              <w:rPr>
+                <w:rFonts w:ascii="Times New Roman" w:hAnsi="Times New Roman" w:eastAsia="宋体"/>
+                <w:sz w:val="18"/>
+              </w:rPr>
+              <w:t>串口助手</w:t>
+            </w:r>
+          </w:p>
+        </w:tc>
+      </w:tr>
+      <w:tr>
+        <w:trPr>
+          <w:cantSplit/>
+        </w:trPr>
+        <w:tc>
+          <w:tcPr>
+            <w:tcW w:type="dxa" w:w="2041"/>
+          </w:tcPr>
+          <w:p>
+            <w:pPr>
+              <w:spacing w:before="20" w:after="20"/>
+              <w:jc w:val="center"/>
+            </w:pPr>
+            <w:r>
+              <w:rPr>
+                <w:rFonts w:ascii="Times New Roman" w:hAnsi="Times New Roman" w:eastAsia="宋体"/>
+                <w:sz w:val="18"/>
+              </w:rPr>
+              <w:t>频率测量</w:t>
+            </w:r>
+          </w:p>
+        </w:tc>
+        <w:tc>
+          <w:tcPr>
+            <w:tcW w:type="dxa" w:w="2041"/>
+          </w:tcPr>
+          <w:p>
+            <w:pPr>
+              <w:spacing w:before="20" w:after="20"/>
+              <w:jc w:val="center"/>
+            </w:pPr>
+            <w:r>
+              <w:rPr>
+                <w:rFonts w:ascii="Times New Roman" w:hAnsi="Times New Roman" w:eastAsia="宋体"/>
+                <w:sz w:val="18"/>
+              </w:rPr>
+              <w:t>设 1 kHz 时读数落在 999 附近（误差 &lt;1%）</w:t>
+            </w:r>
+          </w:p>
+        </w:tc>
+        <w:tc>
+          <w:tcPr>
+            <w:tcW w:type="dxa" w:w="2041"/>
+          </w:tcPr>
+          <w:p>
+            <w:pPr>
+              <w:spacing w:before="20" w:after="20"/>
+              <w:jc w:val="center"/>
+            </w:pPr>
+            <w:r>
+              <w:rPr>
+                <w:rFonts w:ascii="Times New Roman" w:hAnsi="Times New Roman" w:eastAsia="宋体"/>
+                <w:sz w:val="18"/>
+              </w:rPr>
+              <w:t>命令 `5A A5 85 00 04 E8 03 00 00 74`</w:t>
+            </w:r>
+          </w:p>
+        </w:tc>
+      </w:tr>
+      <w:tr>
+        <w:trPr>
+          <w:cantSplit/>
+        </w:trPr>
+        <w:tc>
+          <w:tcPr>
+            <w:tcW w:type="dxa" w:w="2041"/>
+          </w:tcPr>
+          <w:p>
+            <w:pPr>
+              <w:spacing w:before="20" w:after="20"/>
+              <w:jc w:val="center"/>
+            </w:pPr>
+            <w:r>
+              <w:rPr>
+                <w:rFonts w:ascii="Times New Roman" w:hAnsi="Times New Roman" w:eastAsia="宋体"/>
+                <w:sz w:val="18"/>
+              </w:rPr>
+              <w:t>自研 FFT</w:t>
+            </w:r>
+          </w:p>
+        </w:tc>
+        <w:tc>
+          <w:tcPr>
+            <w:tcW w:type="dxa" w:w="2041"/>
+          </w:tcPr>
+          <w:p>
+            <w:pPr>
+              <w:spacing w:before="20" w:after="20"/>
+              <w:jc w:val="center"/>
+            </w:pPr>
+            <w:r>
+              <w:rPr>
+                <w:rFonts w:ascii="Times New Roman" w:hAnsi="Times New Roman" w:eastAsia="宋体"/>
+                <w:sz w:val="18"/>
+              </w:rPr>
+              <w:t>1 kHz 方波三峰 `SF/S2/S3` ≈ 999 / 2998 / 4997</w:t>
+            </w:r>
+          </w:p>
+        </w:tc>
+        <w:tc>
+          <w:tcPr>
+            <w:tcW w:type="dxa" w:w="2041"/>
+          </w:tcPr>
+          <w:p>
+            <w:pPr>
+              <w:spacing w:before="20" w:after="20"/>
+              <w:jc w:val="center"/>
+            </w:pPr>
+            <w:r>
+              <w:rPr>
+                <w:rFonts w:ascii="Times New Roman" w:hAnsi="Times New Roman" w:eastAsia="宋体"/>
+                <w:sz w:val="18"/>
+              </w:rPr>
+              <w:t>命令 `5A A5 8A 00 01 00 8B`</w:t>
+            </w:r>
+          </w:p>
+        </w:tc>
+      </w:tr>
+      <w:tr>
+        <w:trPr>
+          <w:cantSplit/>
+        </w:trPr>
+        <w:tc>
+          <w:tcPr>
+            <w:tcW w:type="dxa" w:w="2041"/>
+          </w:tcPr>
+          <w:p>
+            <w:pPr>
+              <w:spacing w:before="20" w:after="20"/>
+              <w:jc w:val="center"/>
+            </w:pPr>
+            <w:r>
+              <w:rPr>
+                <w:rFonts w:ascii="Times New Roman" w:hAnsi="Times New Roman" w:eastAsia="宋体"/>
+                <w:sz w:val="18"/>
+              </w:rPr>
+              <w:t>电压读数</w:t>
+            </w:r>
+          </w:p>
+        </w:tc>
+        <w:tc>
+          <w:tcPr>
+            <w:tcW w:type="dxa" w:w="2041"/>
+          </w:tcPr>
+          <w:p>
+            <w:pPr>
+              <w:spacing w:before="20" w:after="20"/>
+              <w:jc w:val="center"/>
+            </w:pPr>
+            <w:r>
+              <w:rPr>
+                <w:rFonts w:ascii="Times New Roman" w:hAnsi="Times New Roman" w:eastAsia="宋体"/>
+                <w:sz w:val="18"/>
+              </w:rPr>
+              <w:t>回环方波 1～4 V 内偏差 ≤ 2.8%</w:t>
+            </w:r>
+          </w:p>
+        </w:tc>
+        <w:tc>
+          <w:tcPr>
+            <w:tcW w:type="dxa" w:w="2041"/>
+          </w:tcPr>
+          <w:p>
+            <w:pPr>
+              <w:spacing w:before="20" w:after="20"/>
+              <w:jc w:val="center"/>
+            </w:pPr>
+            <w:r>
+              <w:rPr>
+                <w:rFonts w:ascii="Times New Roman" w:hAnsi="Times New Roman" w:eastAsia="宋体"/>
+                <w:sz w:val="18"/>
+              </w:rPr>
+              <w:t>`V=` 字段</w:t>
+            </w:r>
+          </w:p>
+        </w:tc>
+      </w:tr>
+    </w:tbl>
+    <w:p>
+      <w:pPr>
+        <w:rPr>
+          <w:rFonts w:ascii="Times New Roman" w:hAnsi="Times New Roman" w:eastAsia="宋体" w:cs="Times New Roman"/>
+          <w:b/>
+          <w:sz w:val="28"/>
+        </w:rPr>
+        <w:ind w:firstLineChars="200"/>
+        <w:spacing w:line="360" w:lineRule="auto"/>
+      </w:pPr>
+      <w:r>
+        <w:rPr>
+          <w:rFonts w:ascii="Times New Roman" w:hAnsi="Times New Roman" w:eastAsia="宋体"/>
+          <w:sz w:val="24"/>
+          <w:b/>
+        </w:rPr>
+        <w:t xml:space="preserve">资源一项必须读取实现报告</w:t>
+      </w:r>
+      <w:r>
+        <w:rPr>
+          <w:rFonts w:ascii="Times New Roman" w:hAnsi="Times New Roman" w:eastAsia="宋体"/>
+          <w:sz w:val="24"/>
+        </w:rPr>
+        <w:t xml:space="preserve">：综合报告把 OOC IP 当作黑盒，总数比实际小 20% 以上。同一版设计在综合、层次、实现三份报告里的口径互不相同，用错一份会把「资源充足」误判为「即将超容」，也会把一次正确的复现误判为失败。</w:t>
+      </w:r>
+    </w:p>
+    <w:p>
+      <w:pPr>
+        <w:rPr>
+          <w:rFonts w:ascii="Times New Roman" w:hAnsi="Times New Roman" w:eastAsia="宋体" w:cs="Times New Roman"/>
+          <w:b/>
+          <w:sz w:val="28"/>
+        </w:rPr>
+        <w:jc w:val="left"/>
+        <w:keepNext/>
+        <w:spacing w:line="360" w:lineRule="auto" w:after="40"/>
+      </w:pPr>
+      <w:r>
+        <w:rPr>
+          <w:rFonts w:ascii="Times New Roman" w:hAnsi="Times New Roman" w:eastAsia="宋体"/>
+          <w:sz w:val="24"/>
+          <w:b/>
+        </w:rPr>
+        <w:t xml:space="preserve">3.7.4 三个已知易错点</w:t>
+      </w:r>
+    </w:p>
+    <w:p>
+      <w:pPr>
+        <w:rPr>
+          <w:rFonts w:ascii="Times New Roman" w:hAnsi="Times New Roman" w:eastAsia="宋体" w:cs="Times New Roman"/>
+          <w:b/>
+          <w:sz w:val="28"/>
+        </w:rPr>
+        <w:ind w:firstLineChars="200"/>
+        <w:spacing w:line="360" w:lineRule="auto"/>
+      </w:pPr>
+      <w:r>
+        <w:rPr>
+          <w:rFonts w:ascii="Times New Roman" w:hAnsi="Times New Roman" w:eastAsia="宋体"/>
+          <w:sz w:val="24"/>
+          <w:b/>
+        </w:rPr>
+        <w:t xml:space="preserve">其一，IP 只有三个。</w:t>
+      </w:r>
+      <w:r>
+        <w:rPr>
+          <w:rFonts w:ascii="Times New Roman" w:hAnsi="Times New Roman" w:eastAsia="宋体"/>
+          <w:sz w:val="24"/>
+        </w:rPr>
+        <w:t xml:space="preserve"> blk_mem_gen_0（1024×9 波形缓存）、blk_mem_gen_1（1024×32 FFT 存储）、xfft_0（4096 点 FFT），全部由脚本按固定参数重建，</w:t>
+      </w:r>
+      <w:r>
+        <w:rPr>
+          <w:rFonts w:ascii="Times New Roman" w:hAnsi="Times New Roman" w:eastAsia="宋体"/>
+          <w:sz w:val="24"/>
+          <w:b/>
+        </w:rPr>
+        <w:t xml:space="preserve">仓库中不需要 .xci 文件</w:t>
+      </w:r>
+      <w:r>
+        <w:rPr>
+          <w:rFonts w:ascii="Times New Roman" w:hAnsi="Times New Roman" w:eastAsia="宋体"/>
+          <w:sz w:val="24"/>
+        </w:rPr>
+        <w:t xml:space="preserve">。</w:t>
+      </w:r>
+    </w:p>
+    <w:p>
+      <w:pPr>
+        <w:rPr>
+          <w:rFonts w:ascii="Times New Roman" w:hAnsi="Times New Roman" w:eastAsia="宋体" w:cs="Times New Roman"/>
+          <w:b/>
+          <w:sz w:val="28"/>
+        </w:rPr>
+        <w:ind w:firstLineChars="200"/>
+        <w:spacing w:line="360" w:lineRule="auto"/>
+      </w:pPr>
+      <w:r>
+        <w:rPr>
+          <w:rFonts w:ascii="Times New Roman" w:hAnsi="Times New Roman" w:eastAsia="宋体"/>
+          <w:sz w:val="24"/>
+          <w:b/>
+        </w:rPr>
+        <w:t xml:space="preserve">其二，窗表不是 IP。</w:t>
+      </w:r>
+      <w:r>
+        <w:rPr>
+          <w:rFonts w:ascii="Times New Roman" w:hAnsi="Times New Roman" w:eastAsia="宋体"/>
+          <w:sz w:val="24"/>
+        </w:rPr>
+        <w:t xml:space="preserve"> hann_rom、blackman_rom、sine_rom、twiddle_rom 都是 src/ 下的普通 Verilog 模块，随 src/*.v 一起编译。把它们当 IP 去找，会找不到。</w:t>
+      </w:r>
+    </w:p>
+    <w:p>
+      <w:pPr>
+        <w:rPr>
+          <w:rFonts w:ascii="Times New Roman" w:hAnsi="Times New Roman" w:eastAsia="宋体" w:cs="Times New Roman"/>
+          <w:b/>
+          <w:sz w:val="28"/>
+        </w:rPr>
+        <w:ind w:firstLineChars="200"/>
+        <w:spacing w:line="360" w:lineRule="auto"/>
+      </w:pPr>
+      <w:r>
+        <w:rPr>
+          <w:rFonts w:ascii="Times New Roman" w:hAnsi="Times New Roman" w:eastAsia="宋体"/>
+          <w:sz w:val="24"/>
+          <w:b/>
+        </w:rPr>
+        <w:t xml:space="preserve">其三，没有 ILA。</w:t>
+      </w:r>
+      <w:r>
+        <w:rPr>
+          <w:rFonts w:ascii="Times New Roman" w:hAnsi="Times New Roman" w:eastAsia="宋体"/>
+          <w:sz w:val="24"/>
+        </w:rPr>
+        <w:t xml:space="preserve"> 调试核在交付版中关闭（board_top.v 内 ILA_EN = 1'b0），重建脚本刻意不创建它 —— 这一项可省 729 LUT、1253 FF 与 1 块 RAMB36，也是本文资源数字成立的前提。需要调试时把 ILA_EN 改回 1'b1 并自行添加 ILA IP。</w:t>
+      </w:r>
+    </w:p>
+    <w:p>
+      <w:pPr>
+        <w:rPr>
+          <w:rFonts w:ascii="Times New Roman" w:hAnsi="Times New Roman" w:eastAsia="宋体" w:cs="Times New Roman"/>
+          <w:b/>
+          <w:sz w:val="28"/>
+        </w:rPr>
+        <w:ind w:firstLineChars="200"/>
+        <w:spacing w:line="360" w:lineRule="auto"/>
+      </w:pPr>
+      <w:r>
+        <w:rPr>
+          <w:rFonts w:ascii="Times New Roman" w:hAnsi="Times New Roman" w:eastAsia="宋体"/>
+          <w:sz w:val="24"/>
+        </w:rPr>
+        <w:t xml:space="preserve">此外，若不走上述脚本而手工建工程，必须先执行 python build/relocate.py --root &lt;工程根目录&gt; --apply 重定位 ROM 初始化路径。五个 ROM 模块的 $readmemh 含绝对路径，而</w:t>
+      </w:r>
+      <w:r>
+        <w:rPr>
+          <w:rFonts w:ascii="Times New Roman" w:hAnsi="Times New Roman" w:eastAsia="宋体"/>
+          <w:sz w:val="24"/>
+          <w:b/>
+        </w:rPr>
+        <w:t xml:space="preserve">读不到文件时综合可能不报错</w:t>
+      </w:r>
+      <w:r>
+        <w:rPr>
+          <w:rFonts w:ascii="Times New Roman" w:hAnsi="Times New Roman" w:eastAsia="宋体"/>
+          <w:sz w:val="24"/>
+        </w:rPr>
+        <w:t xml:space="preserve">，ROM 会静默退化为 X/0，上板后波形全错却无从定位。走脚本路径时该问题已被自动处理。</w:t>
+      </w:r>
+    </w:p>
+    <w:p>
+      <w:pPr>
+        <w:rPr>
+          <w:rFonts w:ascii="Times New Roman" w:hAnsi="Times New Roman" w:eastAsia="宋体" w:cs="Times New Roman"/>
+          <w:b/>
+          <w:sz w:val="28"/>
+        </w:rPr>
+        <w:jc w:val="left"/>
+        <w:keepNext/>
+        <w:spacing w:line="360" w:lineRule="auto" w:after="60"/>
+      </w:pPr>
+      <w:r>
+        <w:rPr>
+          <w:rFonts w:ascii="Times New Roman" w:hAnsi="Times New Roman" w:eastAsia="宋体"/>
+          <w:sz w:val="26"/>
+          <w:b/>
+        </w:rPr>
+        <w:t xml:space="preserve">3.8 大模型协作与技能包提炼</w:t>
+      </w:r>
+    </w:p>
+    <w:p>
+      <w:pPr>
+        <w:rPr>
+          <w:rFonts w:ascii="Times New Roman" w:hAnsi="Times New Roman" w:eastAsia="宋体" w:cs="Times New Roman"/>
+          <w:b/>
+          <w:sz w:val="28"/>
+        </w:rPr>
+        <w:ind w:firstLineChars="200"/>
+        <w:spacing w:line="360" w:lineRule="auto"/>
+      </w:pPr>
+      <w:r>
+        <w:rPr>
+          <w:rFonts w:ascii="Times New Roman" w:hAnsi="Times New Roman" w:eastAsia="宋体"/>
+          <w:sz w:val="24"/>
+        </w:rPr>
+        <w:t xml:space="preserve">本项目的完整交互记录见随作品提交的《大模型协作记录》（含提示词、模型回答与自我纠错轨迹），可复用经验沉淀见《工程技能包》（skill/ 目录，共 88 条）。本节说明这两份材料的</w:t>
+      </w:r>
+      <w:r>
+        <w:rPr>
+          <w:rFonts w:ascii="Times New Roman" w:hAnsi="Times New Roman" w:eastAsia="宋体"/>
+          <w:sz w:val="24"/>
+          <w:b/>
+        </w:rPr>
+        <w:t xml:space="preserve">形成方式</w:t>
+      </w:r>
+      <w:r>
+        <w:rPr>
+          <w:rFonts w:ascii="Times New Roman" w:hAnsi="Times New Roman" w:eastAsia="宋体"/>
+          <w:sz w:val="24"/>
+        </w:rPr>
+        <w:t xml:space="preserve">与</w:t>
+      </w:r>
+      <w:r>
+        <w:rPr>
+          <w:rFonts w:ascii="Times New Roman" w:hAnsi="Times New Roman" w:eastAsia="宋体"/>
+          <w:sz w:val="24"/>
+          <w:b/>
+        </w:rPr>
+        <w:t xml:space="preserve">提炼依据</w:t>
+      </w:r>
+      <w:r>
+        <w:rPr>
+          <w:rFonts w:ascii="Times New Roman" w:hAnsi="Times New Roman" w:eastAsia="宋体"/>
+          <w:sz w:val="24"/>
+        </w:rPr>
+        <w:t xml:space="preserve">，即指南第 5、6 条要求的「智能体工作流设计」与「从哪些失败中总结、如何验证有效、边界如何确定」。</w:t>
+      </w:r>
+    </w:p>
+    <w:p>
+      <w:pPr>
+        <w:rPr>
+          <w:rFonts w:ascii="Times New Roman" w:hAnsi="Times New Roman" w:eastAsia="宋体" w:cs="Times New Roman"/>
+          <w:b/>
+          <w:sz w:val="28"/>
+        </w:rPr>
+        <w:jc w:val="left"/>
+        <w:keepNext/>
+        <w:spacing w:line="360" w:lineRule="auto" w:after="40"/>
+      </w:pPr>
+      <w:r>
+        <w:rPr>
+          <w:rFonts w:ascii="Times New Roman" w:hAnsi="Times New Roman" w:eastAsia="宋体"/>
+          <w:sz w:val="24"/>
+          <w:b/>
+        </w:rPr>
+        <w:t xml:space="preserve">3.8.1 协作形态：人在环路的闭环</w:t>
+      </w:r>
+    </w:p>
+    <w:p>
+      <w:pPr>
+        <w:rPr>
+          <w:rFonts w:ascii="Times New Roman" w:hAnsi="Times New Roman" w:eastAsia="宋体" w:cs="Times New Roman"/>
+          <w:b/>
+          <w:sz w:val="28"/>
+        </w:rPr>
+        <w:ind w:firstLineChars="200"/>
+        <w:spacing w:line="360" w:lineRule="auto"/>
+      </w:pPr>
+      <w:r>
+        <w:rPr>
+          <w:rFonts w:ascii="Times New Roman" w:hAnsi="Times New Roman" w:eastAsia="宋体"/>
+          <w:sz w:val="24"/>
+        </w:rPr>
+        <w:t xml:space="preserve">本项目在 2026 年 9 月中旬之后的协作形态，并非「人提问—AI 回答」的单向模式，而是四步一轮的闭环：</w:t>
+      </w:r>
+      <w:r>
+        <w:rPr>
+          <w:rFonts w:ascii="Times New Roman" w:hAnsi="Times New Roman" w:eastAsia="宋体"/>
+          <w:sz w:val="24"/>
+          <w:b/>
+        </w:rPr>
+        <w:t xml:space="preserve">AI 提出方案 → 人判断可行性并执行 → 把仿真或上板实测结果反馈回去 → AI 据实测结果修正</w:t>
+      </w:r>
+      <w:r>
+        <w:rPr>
+          <w:rFonts w:ascii="Times New Roman" w:hAnsi="Times New Roman" w:eastAsia="宋体"/>
+          <w:sz w:val="24"/>
+        </w:rPr>
+        <w:t xml:space="preserve">。</w:t>
+      </w:r>
+    </w:p>
+    <w:p>
+      <w:pPr>
+        <w:rPr>
+          <w:rFonts w:ascii="Times New Roman" w:hAnsi="Times New Roman" w:eastAsia="宋体" w:cs="Times New Roman"/>
+          <w:b/>
+          <w:sz w:val="28"/>
+        </w:rPr>
+        <w:ind w:firstLineChars="200"/>
+        <w:spacing w:line="360" w:lineRule="auto"/>
+      </w:pPr>
+      <w:r>
+        <w:rPr>
+          <w:rFonts w:ascii="Times New Roman" w:hAnsi="Times New Roman" w:eastAsia="宋体"/>
+          <w:sz w:val="24"/>
+        </w:rPr>
+        <w:t xml:space="preserve">这个形态对记录方式有直接影响：记录中的「提示词」一栏常是现象描述、一段实测数据、一次决策确认或一句驳回，而非完整问句。需要强调的是，</w:t>
+      </w:r>
+      <w:r>
+        <w:rPr>
+          <w:rFonts w:ascii="Times New Roman" w:hAnsi="Times New Roman" w:eastAsia="宋体"/>
+          <w:sz w:val="24"/>
+          <w:b/>
+        </w:rPr>
+        <w:t xml:space="preserve">人在回路中的角色是判断者与验证者</w:t>
+      </w:r>
+      <w:r>
+        <w:rPr>
+          <w:rFonts w:ascii="Times New Roman" w:hAnsi="Times New Roman" w:eastAsia="宋体"/>
+          <w:sz w:val="24"/>
+        </w:rPr>
+        <w:t xml:space="preserve"> —— 由 AI 提出的每一个结论、每一段代码，都必须经仿真或上板实测验证后才会被采纳；被驳回或修正的过程在各条目的「自我纠错轨迹」中如实保留，未作删减。</w:t>
+      </w:r>
+    </w:p>
+    <w:p>
+      <w:pPr>
+        <w:rPr>
+          <w:rFonts w:ascii="Times New Roman" w:hAnsi="Times New Roman" w:eastAsia="宋体" w:cs="Times New Roman"/>
+          <w:b/>
+          <w:sz w:val="28"/>
+        </w:rPr>
+        <w:jc w:val="left"/>
+        <w:keepNext/>
+        <w:spacing w:line="360" w:lineRule="auto" w:after="40"/>
+      </w:pPr>
+      <w:r>
+        <w:rPr>
+          <w:rFonts w:ascii="Times New Roman" w:hAnsi="Times New Roman" w:eastAsia="宋体"/>
+          <w:sz w:val="24"/>
+          <w:b/>
+        </w:rPr>
+        <w:t xml:space="preserve">3.8.2 技能包的提炼方式</w:t>
+      </w:r>
+    </w:p>
+    <w:p>
+      <w:pPr>
+        <w:rPr>
+          <w:rFonts w:ascii="Times New Roman" w:hAnsi="Times New Roman" w:eastAsia="宋体" w:cs="Times New Roman"/>
+          <w:b/>
+          <w:sz w:val="28"/>
+        </w:rPr>
+        <w:ind w:firstLineChars="200"/>
+        <w:spacing w:line="360" w:lineRule="auto"/>
+      </w:pPr>
+      <w:r>
+        <w:rPr>
+          <w:rFonts w:ascii="Times New Roman" w:hAnsi="Times New Roman" w:eastAsia="宋体"/>
+          <w:sz w:val="24"/>
+        </w:rPr>
+        <w:t xml:space="preserve">88 条技能条目统一采用五栏格式：</w:t>
+      </w:r>
+      <w:r>
+        <w:rPr>
+          <w:rFonts w:ascii="Times New Roman" w:hAnsi="Times New Roman" w:eastAsia="宋体"/>
+          <w:sz w:val="24"/>
+          <w:b/>
+        </w:rPr>
+        <w:t xml:space="preserve">适用场景 / 使用方法 / 失效条件 / 来源 / 已验证效果</w:t>
+      </w:r>
+      <w:r>
+        <w:rPr>
+          <w:rFonts w:ascii="Times New Roman" w:hAnsi="Times New Roman" w:eastAsia="宋体"/>
+          <w:sz w:val="24"/>
+        </w:rPr>
+        <w:t xml:space="preserve">。其中「失效条件」是刻意保留的一栏 —— 一条只说明「什么时候有用」的经验无法复用，必须同时说清边界在哪里。</w:t>
+      </w:r>
+    </w:p>
+    <w:p>
+      <w:pPr>
+        <w:rPr>
+          <w:rFonts w:ascii="Times New Roman" w:hAnsi="Times New Roman" w:eastAsia="宋体" w:cs="Times New Roman"/>
+          <w:b/>
+          <w:sz w:val="28"/>
+        </w:rPr>
+        <w:ind w:firstLineChars="200"/>
+        <w:spacing w:line="360" w:lineRule="auto"/>
+      </w:pPr>
+      <w:r>
+        <w:rPr>
+          <w:rFonts w:ascii="Times New Roman" w:hAnsi="Times New Roman" w:eastAsia="宋体"/>
+          <w:sz w:val="24"/>
+        </w:rPr>
+        <w:t xml:space="preserve">以 SK-029 为例，其来源是一次代价最大的资源事故：波形缓存写了 ram_style="block"，综合通过，但读口带了异步复位，综合器因此放弃块 RAM 推断，把 32768 个存储位全部铺成触发器并生成 4096 选 1 的读多路器，单项吃掉全设计 86% 的 LUT 与 93% 的 FF。更值得记录的是它</w:t>
+      </w:r>
+      <w:r>
+        <w:rPr>
+          <w:rFonts w:ascii="Times New Roman" w:hAnsi="Times New Roman" w:eastAsia="宋体"/>
+          <w:sz w:val="24"/>
+          <w:b/>
+        </w:rPr>
+        <w:t xml:space="preserve">潜伏了 25 天</w:t>
+      </w:r>
+      <w:r>
+        <w:rPr>
+          <w:rFonts w:ascii="Times New Roman" w:hAnsi="Times New Roman" w:eastAsia="宋体"/>
+          <w:sz w:val="24"/>
+        </w:rPr>
+        <w:t xml:space="preserve"> —— 期间曾一度以为修复过，但改动从未生效，被资源总数掩盖。</w:t>
+      </w:r>
+    </w:p>
+    <w:p>
+      <w:pPr>
+        <w:rPr>
+          <w:rFonts w:ascii="Times New Roman" w:hAnsi="Times New Roman" w:eastAsia="宋体" w:cs="Times New Roman"/>
+          <w:b/>
+          <w:sz w:val="28"/>
+        </w:rPr>
+        <w:ind w:firstLineChars="200"/>
+        <w:spacing w:line="360" w:lineRule="auto"/>
+      </w:pPr>
+      <w:r>
+        <w:rPr>
+          <w:rFonts w:ascii="Times New Roman" w:hAnsi="Times New Roman" w:eastAsia="宋体"/>
+          <w:sz w:val="24"/>
+        </w:rPr>
+        <w:t xml:space="preserve">由此提炼出的技能条目不是一个结论，而是三步可操作流程：① 按 深度×位宽 对账，在分层报告中查该实例的 FF 数；② 按「实例名 + 原语类型」确认是 RAMB36E1 还是 FDRE；③ 若为 FDRE，检查读口是否带异步复位。失效条件写明为「读口无复位且综合器已成功推断时，本条不适用」。</w:t>
+      </w:r>
+    </w:p>
+    <w:p>
+      <w:pPr>
+        <w:rPr>
+          <w:rFonts w:ascii="Times New Roman" w:hAnsi="Times New Roman" w:eastAsia="宋体" w:cs="Times New Roman"/>
+          <w:b/>
+          <w:sz w:val="28"/>
+        </w:rPr>
+        <w:jc w:val="left"/>
+        <w:keepNext/>
+        <w:spacing w:line="360" w:lineRule="auto" w:after="40"/>
+      </w:pPr>
+      <w:r>
+        <w:rPr>
+          <w:rFonts w:ascii="Times New Roman" w:hAnsi="Times New Roman" w:eastAsia="宋体"/>
+          <w:sz w:val="24"/>
+          <w:b/>
+        </w:rPr>
+        <w:t xml:space="preserve">3.8.3 如何验证技能有效，边界如何确定</w:t>
+      </w:r>
+    </w:p>
+    <w:p>
+      <w:pPr>
+        <w:rPr>
+          <w:rFonts w:ascii="Times New Roman" w:hAnsi="Times New Roman" w:eastAsia="宋体" w:cs="Times New Roman"/>
+          <w:b/>
+          <w:sz w:val="28"/>
+        </w:rPr>
+        <w:ind w:firstLineChars="200"/>
+        <w:spacing w:line="360" w:lineRule="auto"/>
+      </w:pPr>
+      <w:r>
+        <w:rPr>
+          <w:rFonts w:ascii="Times New Roman" w:hAnsi="Times New Roman" w:eastAsia="宋体"/>
+          <w:sz w:val="24"/>
+        </w:rPr>
+        <w:t xml:space="preserve">每条技能在入库前都要经过一次「回放」：用同一现象重新触发一次，确认按条目给出的步骤能在预期时间内定位到同一结论，方可标记为已验证。SK-029 的回放方式是故意构造一个同形状的读口带复位缓存，确认三步流程能在 10 分钟内定性 —— 这也是条目里「10 分钟定性」这个说法的来源。</w:t>
+      </w:r>
+    </w:p>
+    <w:p>
+      <w:pPr>
+        <w:rPr>
+          <w:rFonts w:ascii="Times New Roman" w:hAnsi="Times New Roman" w:eastAsia="宋体" w:cs="Times New Roman"/>
+          <w:b/>
+          <w:sz w:val="28"/>
+        </w:rPr>
+        <w:ind w:firstLineChars="200"/>
+        <w:spacing w:line="360" w:lineRule="auto"/>
+      </w:pPr>
+      <w:r>
+        <w:rPr>
+          <w:rFonts w:ascii="Times New Roman" w:hAnsi="Times New Roman" w:eastAsia="宋体"/>
+          <w:sz w:val="24"/>
+        </w:rPr>
+        <w:t xml:space="preserve">边界的确定来自反向验证：把条目应用到它</w:t>
+      </w:r>
+      <w:r>
+        <w:rPr>
+          <w:rFonts w:ascii="Times New Roman" w:hAnsi="Times New Roman" w:eastAsia="宋体"/>
+          <w:sz w:val="24"/>
+          <w:b/>
+        </w:rPr>
+        <w:t xml:space="preserve">不该适用</w:t>
+      </w:r>
+      <w:r>
+        <w:rPr>
+          <w:rFonts w:ascii="Times New Roman" w:hAnsi="Times New Roman" w:eastAsia="宋体"/>
+          <w:sz w:val="24"/>
+        </w:rPr>
+        <w:t xml:space="preserve">的场景，观察是否给出错误结论。例如「只看实现报告」这条经验，在仅做 RTL 语法检查或只跑仿真的阶段并不成立，因此条目中明确限定为「综合/实现阶段判断可布线性」，而非泛化为「永远不要看综合报告」。</w:t>
+      </w:r>
+    </w:p>
+    <w:p>
+      <w:pPr>
+        <w:rPr>
+          <w:rFonts w:ascii="Times New Roman" w:hAnsi="Times New Roman" w:eastAsia="宋体" w:cs="Times New Roman"/>
+          <w:b/>
+          <w:sz w:val="28"/>
+        </w:rPr>
+        <w:ind w:firstLineChars="200"/>
+        <w:spacing w:line="360" w:lineRule="auto"/>
+      </w:pPr>
+      <w:r>
+        <w:rPr>
+          <w:rFonts w:ascii="Times New Roman" w:hAnsi="Times New Roman" w:eastAsia="宋体"/>
+          <w:sz w:val="24"/>
+        </w:rPr>
+        <w:t xml:space="preserve">技能包中另设一份「交付前血泪自检清单」，把 88 条里最易复发、代价最高的十余条按「改完代码 / 改完数字 / 上板前 / 提交前 / 排查卡住时」五个时机重排，使他人无需通读全部条目即可在关键节点做一次两分钟自检。</w:t>
       </w:r>
     </w:p>
     <w:p>
